--- a/manuscript/MAIN_Manuscript_1 (AutoRecovered).docx
+++ b/manuscript/MAIN_Manuscript_1 (AutoRecovered).docx
@@ -1933,6 +1933,11 @@
         <w:rPr>
           <w:rFonts w:ascii="Times New Roman" w:hAnsi="Times New Roman" w:cs="Times New Roman"/>
         </w:rPr>
+      </w:r>
+      <w:r>
+        <w:rPr>
+          <w:rFonts w:ascii="Times New Roman" w:hAnsi="Times New Roman" w:cs="Times New Roman"/>
+        </w:rPr>
         <w:fldChar w:fldCharType="separate"/>
       </w:r>
       <w:r>
@@ -2204,6 +2209,11 @@
         <w:rPr>
           <w:rFonts w:ascii="Times New Roman" w:hAnsi="Times New Roman" w:cs="Times New Roman"/>
         </w:rPr>
+      </w:r>
+      <w:r>
+        <w:rPr>
+          <w:rFonts w:ascii="Times New Roman" w:hAnsi="Times New Roman" w:cs="Times New Roman"/>
+        </w:rPr>
         <w:fldChar w:fldCharType="separate"/>
       </w:r>
       <w:r>
@@ -5166,13 +5176,7 @@
         <w:rPr>
           <w:rFonts w:ascii="Times New Roman" w:hAnsi="Times New Roman" w:cs="Times New Roman"/>
         </w:rPr>
-        <w:t xml:space="preserve">coefficient of determination </w:t>
-      </w:r>
-      <w:r>
-        <w:rPr>
-          <w:rFonts w:ascii="Times New Roman" w:hAnsi="Times New Roman" w:cs="Times New Roman"/>
-        </w:rPr>
-        <w:t>(</w:t>
+        <w:t>coefficient of determination (</w:t>
       </w:r>
       <w:r>
         <w:rPr>
@@ -5500,31 +5504,7 @@
           <w:rPr>
             <w:rFonts w:ascii="Cambria Math" w:hAnsi="Cambria Math" w:cs="Times New Roman"/>
           </w:rPr>
-          <m:t>R² = 1 - [ Σᵢ (E</m:t>
-        </m:r>
-        <m:r>
-          <w:rPr>
-            <w:rFonts w:ascii="Cambria Math" w:hAnsi="Cambria Math" w:cs="Times New Roman"/>
-          </w:rPr>
-          <m:t>ᵢ</m:t>
-        </m:r>
-        <m:r>
-          <w:rPr>
-            <w:rFonts w:ascii="Cambria Math" w:hAnsi="Cambria Math" w:cs="Times New Roman"/>
-          </w:rPr>
-          <m:t xml:space="preserve"> - Êᵢ)² ] / [ Σᵢ (E</m:t>
-        </m:r>
-        <m:r>
-          <w:rPr>
-            <w:rFonts w:ascii="Cambria Math" w:hAnsi="Cambria Math" w:cs="Times New Roman"/>
-          </w:rPr>
-          <m:t>ᵢ</m:t>
-        </m:r>
-        <m:r>
-          <w:rPr>
-            <w:rFonts w:ascii="Cambria Math" w:hAnsi="Cambria Math" w:cs="Times New Roman"/>
-          </w:rPr>
-          <m:t xml:space="preserve"> - Ē)² ]</m:t>
+          <m:t>R² = 1 - [ Σᵢ (Eᵢ - Êᵢ)² ] / [ Σᵢ (Eᵢ - Ē)² ]</m:t>
         </m:r>
       </m:oMath>
       <w:r>
@@ -5578,19 +5558,7 @@
           <w:rPr>
             <w:rFonts w:ascii="Cambria Math" w:hAnsi="Cambria Math" w:cs="Times New Roman"/>
           </w:rPr>
-          <m:t>RMSE = √[ (1/n) · Σᵢ (E</m:t>
-        </m:r>
-        <m:r>
-          <w:rPr>
-            <w:rFonts w:ascii="Cambria Math" w:hAnsi="Cambria Math" w:cs="Times New Roman"/>
-          </w:rPr>
-          <m:t>ᵢ</m:t>
-        </m:r>
-        <m:r>
-          <w:rPr>
-            <w:rFonts w:ascii="Cambria Math" w:hAnsi="Cambria Math" w:cs="Times New Roman"/>
-          </w:rPr>
-          <m:t xml:space="preserve"> - Êᵢ)² ]</m:t>
+          <m:t>RMSE = √[ (1/n) · Σᵢ (Eᵢ - Êᵢ)² ]</m:t>
         </m:r>
       </m:oMath>
       <w:r>
@@ -5639,13 +5607,7 @@
         <w:rPr>
           <w:rFonts w:ascii="Times New Roman" w:hAnsi="Times New Roman" w:cs="Times New Roman"/>
         </w:rPr>
-        <w:t xml:space="preserve">– Equation </w:t>
-      </w:r>
-      <w:r>
-        <w:rPr>
-          <w:rFonts w:ascii="Times New Roman" w:hAnsi="Times New Roman" w:cs="Times New Roman"/>
-        </w:rPr>
-        <w:t>2</w:t>
+        <w:t>– Equation 2</w:t>
       </w:r>
     </w:p>
     <w:p>
@@ -5662,19 +5624,7 @@
           <w:rPr>
             <w:rFonts w:ascii="Cambria Math" w:hAnsi="Cambria Math" w:cs="Times New Roman"/>
           </w:rPr>
-          <m:t>MAE = (1/n) · Σᵢ |E</m:t>
-        </m:r>
-        <m:r>
-          <w:rPr>
-            <w:rFonts w:ascii="Cambria Math" w:hAnsi="Cambria Math" w:cs="Times New Roman"/>
-          </w:rPr>
-          <m:t>ᵢ</m:t>
-        </m:r>
-        <m:r>
-          <w:rPr>
-            <w:rFonts w:ascii="Cambria Math" w:hAnsi="Cambria Math" w:cs="Times New Roman"/>
-          </w:rPr>
-          <m:t xml:space="preserve"> - Êᵢ|</m:t>
+          <m:t>MAE = (1/n) · Σᵢ |Eᵢ - Êᵢ|</m:t>
         </m:r>
       </m:oMath>
       <w:r>
@@ -5723,13 +5673,7 @@
         <w:rPr>
           <w:rFonts w:ascii="Times New Roman" w:hAnsi="Times New Roman" w:cs="Times New Roman"/>
         </w:rPr>
-        <w:t xml:space="preserve">– Equation </w:t>
-      </w:r>
-      <w:r>
-        <w:rPr>
-          <w:rFonts w:ascii="Times New Roman" w:hAnsi="Times New Roman" w:cs="Times New Roman"/>
-        </w:rPr>
-        <w:t>3</w:t>
+        <w:t>– Equation 3</w:t>
       </w:r>
     </w:p>
     <w:p>
@@ -7635,6 +7579,11 @@
         <w:rPr>
           <w:rFonts w:ascii="Times New Roman" w:hAnsi="Times New Roman" w:cs="Times New Roman"/>
         </w:rPr>
+      </w:r>
+      <w:r>
+        <w:rPr>
+          <w:rFonts w:ascii="Times New Roman" w:hAnsi="Times New Roman" w:cs="Times New Roman"/>
+        </w:rPr>
         <w:fldChar w:fldCharType="separate"/>
       </w:r>
       <w:r>
@@ -8367,13 +8316,31 @@
         <w:rPr>
           <w:rFonts w:ascii="Times New Roman" w:hAnsi="Times New Roman" w:cs="Times New Roman"/>
         </w:rPr>
-        <w:t xml:space="preserve">to </w:t>
-      </w:r>
-      <w:r>
-        <w:rPr>
-          <w:rFonts w:ascii="Times New Roman" w:hAnsi="Times New Roman" w:cs="Times New Roman"/>
-        </w:rPr>
-        <w:t>assess</w:t>
+        <w:t>t</w:t>
+      </w:r>
+      <w:r>
+        <w:rPr>
+          <w:rFonts w:ascii="Times New Roman" w:hAnsi="Times New Roman" w:cs="Times New Roman"/>
+        </w:rPr>
+        <w:t xml:space="preserve">o move from accurate prediction to </w:t>
+      </w:r>
+      <w:r>
+        <w:rPr>
+          <w:rFonts w:ascii="Times New Roman" w:hAnsi="Times New Roman" w:cs="Times New Roman"/>
+        </w:rPr>
+        <w:t xml:space="preserve">real-time </w:t>
+      </w:r>
+      <w:r>
+        <w:rPr>
+          <w:rFonts w:ascii="Times New Roman" w:hAnsi="Times New Roman" w:cs="Times New Roman"/>
+        </w:rPr>
+        <w:t xml:space="preserve">actionable chemistry </w:t>
+      </w:r>
+      <w:r>
+        <w:rPr>
+          <w:rFonts w:ascii="Times New Roman" w:hAnsi="Times New Roman" w:cs="Times New Roman"/>
+        </w:rPr>
+        <w:t>by</w:t>
       </w:r>
       <w:r>
         <w:rPr>
@@ -8385,13 +8352,19 @@
         <w:rPr>
           <w:rFonts w:ascii="Times New Roman" w:hAnsi="Times New Roman" w:cs="Times New Roman"/>
         </w:rPr>
-        <w:t xml:space="preserve">the impact of each feature on the </w:t>
-      </w:r>
-      <w:r>
-        <w:rPr>
-          <w:rFonts w:ascii="Times New Roman" w:hAnsi="Times New Roman" w:cs="Times New Roman"/>
-        </w:rPr>
-        <w:t xml:space="preserve">model's </w:t>
+        <w:t>assessing</w:t>
+      </w:r>
+      <w:r>
+        <w:rPr>
+          <w:rFonts w:ascii="Times New Roman" w:hAnsi="Times New Roman" w:cs="Times New Roman"/>
+        </w:rPr>
+        <w:t xml:space="preserve"> </w:t>
+      </w:r>
+      <w:r>
+        <w:rPr>
+          <w:rFonts w:ascii="Times New Roman" w:hAnsi="Times New Roman" w:cs="Times New Roman"/>
+        </w:rPr>
+        <w:t xml:space="preserve">the impact of each feature on the model's </w:t>
       </w:r>
       <w:proofErr w:type="spellStart"/>
       <w:r>
@@ -8441,64 +8414,31 @@
         <w:rPr>
           <w:rFonts w:ascii="Times New Roman" w:hAnsi="Times New Roman" w:cs="Times New Roman"/>
         </w:rPr>
-        <w:t xml:space="preserve">. For each test record, Shapley contributions </w:t>
-      </w:r>
-      <w:r>
-        <w:rPr>
-          <w:rFonts w:ascii="Times New Roman" w:hAnsi="Times New Roman" w:cs="Times New Roman"/>
-        </w:rPr>
-        <w:t>(</w:t>
-      </w:r>
-      <w:proofErr w:type="spellStart"/>
-      <w:r>
-        <w:rPr>
-          <w:rFonts w:ascii="Times New Roman" w:hAnsi="Times New Roman" w:cs="Times New Roman"/>
-        </w:rPr>
-        <w:t>φ</w:t>
-      </w:r>
-      <w:r>
-        <w:rPr>
-          <w:rFonts w:ascii="Times New Roman" w:hAnsi="Times New Roman" w:cs="Times New Roman"/>
-          <w:vertAlign w:val="subscript"/>
-        </w:rPr>
-        <w:t>j</w:t>
-      </w:r>
-      <w:proofErr w:type="spellEnd"/>
-      <w:r>
-        <w:rPr>
-          <w:rFonts w:ascii="Times New Roman" w:hAnsi="Times New Roman" w:cs="Times New Roman"/>
-        </w:rPr>
-        <w:t xml:space="preserve">) </w:t>
-      </w:r>
-      <w:r>
-        <w:rPr>
-          <w:rFonts w:ascii="Times New Roman" w:hAnsi="Times New Roman" w:cs="Times New Roman"/>
-        </w:rPr>
-        <w:t xml:space="preserve">decompose the prediction relative to the </w:t>
-      </w:r>
-      <w:r>
-        <w:rPr>
-          <w:rFonts w:ascii="Times New Roman" w:hAnsi="Times New Roman" w:cs="Times New Roman"/>
-        </w:rPr>
-        <w:t>dataset’s target</w:t>
-      </w:r>
-      <w:r>
-        <w:rPr>
-          <w:rFonts w:ascii="Times New Roman" w:hAnsi="Times New Roman" w:cs="Times New Roman"/>
-        </w:rPr>
-        <w:t xml:space="preserve"> mean: a positive contribution from SPACER_TO_PB_RATIO, for example, </w:t>
-      </w:r>
-      <w:r>
-        <w:rPr>
-          <w:rFonts w:ascii="Times New Roman" w:hAnsi="Times New Roman" w:cs="Times New Roman"/>
-        </w:rPr>
-        <w:t xml:space="preserve">indicates that a precursor stoichiometry that </w:t>
-      </w:r>
-      <w:r>
-        <w:rPr>
-          <w:rFonts w:ascii="Times New Roman" w:hAnsi="Times New Roman" w:cs="Times New Roman"/>
-        </w:rPr>
-        <w:t>pushes the predicted E</w:t>
+        <w:t xml:space="preserve">. </w:t>
+      </w:r>
+      <w:r>
+        <w:rPr>
+          <w:rFonts w:ascii="Times New Roman" w:hAnsi="Times New Roman" w:cs="Times New Roman"/>
+        </w:rPr>
+        <w:t xml:space="preserve">For each test record, </w:t>
+      </w:r>
+      <w:r>
+        <w:rPr>
+          <w:rFonts w:ascii="Times New Roman" w:hAnsi="Times New Roman" w:cs="Times New Roman"/>
+        </w:rPr>
+        <w:t xml:space="preserve">the </w:t>
+      </w:r>
+      <w:r>
+        <w:rPr>
+          <w:rFonts w:ascii="Times New Roman" w:hAnsi="Times New Roman" w:cs="Times New Roman"/>
+        </w:rPr>
+        <w:t>SVR prediction is decomposed</w:t>
+      </w:r>
+      <w:r>
+        <w:rPr>
+          <w:rFonts w:ascii="Times New Roman" w:hAnsi="Times New Roman" w:cs="Times New Roman"/>
+        </w:rPr>
+        <w:t xml:space="preserve"> into the average baseline from background samples(φ</w:t>
       </w:r>
       <w:r>
         <w:rPr>
@@ -8507,80 +8447,44 @@
           <w:iCs/>
           <w:vertAlign w:val="subscript"/>
         </w:rPr>
-        <w:t>ph</w:t>
-      </w:r>
-      <w:r>
-        <w:rPr>
-          <w:rFonts w:ascii="Times New Roman" w:hAnsi="Times New Roman" w:cs="Times New Roman"/>
-        </w:rPr>
-        <w:t xml:space="preserve"> above the database average, </w:t>
-      </w:r>
-      <w:r>
-        <w:rPr>
-          <w:rFonts w:ascii="Times New Roman" w:hAnsi="Times New Roman" w:cs="Times New Roman"/>
-        </w:rPr>
-        <w:t>interpretable as stronger confinement for that entry</w:t>
-      </w:r>
-      <w:r>
-        <w:rPr>
-          <w:rFonts w:ascii="Times New Roman" w:hAnsi="Times New Roman" w:cs="Times New Roman"/>
-        </w:rPr>
-        <w:t xml:space="preserve">. Tree-model SHAP on </w:t>
+        <w:t>₀</w:t>
+      </w:r>
+      <w:r>
+        <w:rPr>
+          <w:rFonts w:ascii="Times New Roman" w:hAnsi="Times New Roman" w:cs="Times New Roman"/>
+        </w:rPr>
+        <w:t xml:space="preserve">), which is </w:t>
+      </w:r>
+      <w:r>
+        <w:rPr>
+          <w:rFonts w:ascii="Times New Roman" w:hAnsi="Times New Roman" w:cs="Times New Roman"/>
+        </w:rPr>
+        <w:t>2.33 eV</w:t>
+      </w:r>
+      <w:r>
+        <w:rPr>
+          <w:rFonts w:ascii="Times New Roman" w:hAnsi="Times New Roman" w:cs="Times New Roman"/>
+        </w:rPr>
+        <w:t xml:space="preserve"> </w:t>
+      </w:r>
+      <w:r>
+        <w:rPr>
+          <w:rFonts w:ascii="Times New Roman" w:hAnsi="Times New Roman" w:cs="Times New Roman"/>
+        </w:rPr>
+        <w:t>from 50 randomly drawn training</w:t>
+      </w:r>
+      <w:r>
+        <w:rPr>
+          <w:rFonts w:ascii="Times New Roman" w:hAnsi="Times New Roman" w:cs="Times New Roman"/>
+        </w:rPr>
+        <w:t xml:space="preserve"> samples, and the Shapley contributions (</w:t>
       </w:r>
       <w:proofErr w:type="spellStart"/>
       <w:r>
         <w:rPr>
           <w:rFonts w:ascii="Times New Roman" w:hAnsi="Times New Roman" w:cs="Times New Roman"/>
         </w:rPr>
-        <w:t>CatBoost</w:t>
-      </w:r>
-      <w:proofErr w:type="spellEnd"/>
-      <w:r>
-        <w:rPr>
-          <w:rFonts w:ascii="Times New Roman" w:hAnsi="Times New Roman" w:cs="Times New Roman"/>
-        </w:rPr>
-        <w:t xml:space="preserve"> shows the same qualitative ordering</w:t>
-      </w:r>
-      <w:r>
-        <w:rPr>
-          <w:rFonts w:ascii="Times New Roman" w:hAnsi="Times New Roman" w:cs="Times New Roman"/>
-        </w:rPr>
-        <w:t xml:space="preserve">, with halide and stoichiometric terms first, and secondary-spacer descriptors </w:t>
-      </w:r>
-      <w:r>
-        <w:rPr>
-          <w:rFonts w:ascii="Times New Roman" w:hAnsi="Times New Roman" w:cs="Times New Roman"/>
-        </w:rPr>
-        <w:t xml:space="preserve">active mainly on mixed-ligand rows </w:t>
-      </w:r>
-      <w:r>
-        <w:rPr>
-          <w:rFonts w:ascii="Times New Roman" w:hAnsi="Times New Roman" w:cs="Times New Roman"/>
-          <w:highlight w:val="yellow"/>
-        </w:rPr>
-        <w:t xml:space="preserve">(Figure </w:t>
-      </w:r>
-      <w:proofErr w:type="spellStart"/>
-      <w:r>
-        <w:rPr>
-          <w:rFonts w:ascii="Times New Roman" w:hAnsi="Times New Roman" w:cs="Times New Roman"/>
-          <w:highlight w:val="yellow"/>
-        </w:rPr>
-        <w:t>Sx</w:t>
-      </w:r>
-      <w:proofErr w:type="spellEnd"/>
-      <w:r>
-        <w:rPr>
-          <w:rFonts w:ascii="Times New Roman" w:hAnsi="Times New Roman" w:cs="Times New Roman"/>
-          <w:highlight w:val="yellow"/>
-        </w:rPr>
-        <w:t>)</w:t>
-      </w:r>
-      <w:r>
-        <w:rPr>
-          <w:rFonts w:ascii="Times New Roman" w:hAnsi="Times New Roman" w:cs="Times New Roman"/>
-        </w:rPr>
-        <w:t>. A parity plot of measured versus predicted E</w:t>
+        <w:t>φ</w:t>
       </w:r>
       <w:r>
         <w:rPr>
@@ -8589,192 +8493,248 @@
           <w:iCs/>
           <w:vertAlign w:val="subscript"/>
         </w:rPr>
-        <w:t>ph</w:t>
-      </w:r>
-      <w:r>
-        <w:rPr>
-          <w:rFonts w:ascii="Times New Roman" w:hAnsi="Times New Roman" w:cs="Times New Roman"/>
-        </w:rPr>
-        <w:t xml:space="preserve"> for the 57 test points </w:t>
-      </w:r>
-      <w:r>
-        <w:rPr>
-          <w:rFonts w:ascii="Times New Roman" w:hAnsi="Times New Roman" w:cs="Times New Roman"/>
-        </w:rPr>
-        <w:lastRenderedPageBreak/>
-        <w:t>(Figure 6), with symbols distinguishing mixed-spacer entries, is the natural companion figure for judging systematic bias at the spectral extremes.</w:t>
-      </w:r>
-    </w:p>
-    <w:p>
-      <w:pPr>
-        <w:pStyle w:val="FirstParagraph"/>
-        <w:spacing w:line="480" w:lineRule="auto"/>
-        <w:jc w:val="both"/>
-        <w:rPr>
-          <w:rFonts w:ascii="Times New Roman" w:hAnsi="Times New Roman" w:cs="Times New Roman"/>
-        </w:rPr>
-      </w:pPr>
-      <w:r>
-        <w:rPr>
-          <w:rFonts w:ascii="Times New Roman" w:hAnsi="Times New Roman" w:cs="Times New Roman"/>
-        </w:rPr>
-        <w:t>To move from accurate prediction to actionable chemistry, we computed SHAP (</w:t>
+        <w:t>j</w:t>
+      </w:r>
+      <w:proofErr w:type="spellEnd"/>
+      <w:r>
+        <w:rPr>
+          <w:rFonts w:ascii="Times New Roman" w:hAnsi="Times New Roman" w:cs="Times New Roman"/>
+        </w:rPr>
+        <w:t xml:space="preserve">) </w:t>
+      </w:r>
+      <w:r>
+        <w:rPr>
+          <w:rFonts w:ascii="Times New Roman" w:hAnsi="Times New Roman" w:cs="Times New Roman"/>
+        </w:rPr>
+        <w:t xml:space="preserve">of descriptor </w:t>
+      </w:r>
+      <w:r>
+        <w:rPr>
+          <w:rFonts w:ascii="Times New Roman" w:hAnsi="Times New Roman" w:cs="Times New Roman"/>
+        </w:rPr>
+        <w:t>j</w:t>
+      </w:r>
+      <w:r>
+        <w:rPr>
+          <w:rFonts w:ascii="Times New Roman" w:hAnsi="Times New Roman" w:cs="Times New Roman"/>
+        </w:rPr>
+        <w:t>,</w:t>
+      </w:r>
+      <w:r>
+        <w:rPr>
+          <w:rFonts w:ascii="Times New Roman" w:hAnsi="Times New Roman" w:cs="Times New Roman"/>
+        </w:rPr>
+        <w:t xml:space="preserve"> as shown in Equation 4.</w:t>
+      </w:r>
+      <w:r>
+        <w:rPr>
+          <w:rFonts w:ascii="Times New Roman" w:hAnsi="Times New Roman" w:cs="Times New Roman"/>
+        </w:rPr>
+        <w:t xml:space="preserve"> </w:t>
+      </w:r>
+      <w:r>
+        <w:rPr>
+          <w:rFonts w:ascii="Times New Roman" w:hAnsi="Times New Roman" w:cs="Times New Roman"/>
+        </w:rPr>
+        <w:t>A p</w:t>
+      </w:r>
+      <w:r>
+        <w:rPr>
+          <w:rFonts w:ascii="Times New Roman" w:hAnsi="Times New Roman" w:cs="Times New Roman"/>
+        </w:rPr>
+        <w:t xml:space="preserve">ositive </w:t>
       </w:r>
       <w:proofErr w:type="spellStart"/>
       <w:r>
         <w:rPr>
           <w:rFonts w:ascii="Times New Roman" w:hAnsi="Times New Roman" w:cs="Times New Roman"/>
         </w:rPr>
-        <w:t>SHapley</w:t>
-      </w:r>
-      <w:proofErr w:type="spellEnd"/>
-      <w:r>
-        <w:rPr>
-          <w:rFonts w:ascii="Times New Roman" w:hAnsi="Times New Roman" w:cs="Times New Roman"/>
-        </w:rPr>
-        <w:t xml:space="preserve"> Additive </w:t>
-      </w:r>
-      <w:proofErr w:type="spellStart"/>
-      <w:r>
-        <w:rPr>
-          <w:rFonts w:ascii="Times New Roman" w:hAnsi="Times New Roman" w:cs="Times New Roman"/>
-        </w:rPr>
-        <w:t>exPlanations</w:t>
-      </w:r>
-      <w:proofErr w:type="spellEnd"/>
-      <w:r>
-        <w:rPr>
-          <w:rFonts w:ascii="Times New Roman" w:hAnsi="Times New Roman" w:cs="Times New Roman"/>
-        </w:rPr>
-        <w:t xml:space="preserve">) values.[12] For each record with feature vector </w:t>
-      </w:r>
-      <w:r>
-        <w:rPr>
-          <w:rFonts w:ascii="Times New Roman" w:hAnsi="Times New Roman" w:cs="Times New Roman"/>
-          <w:b/>
-          <w:bCs/>
-        </w:rPr>
-        <w:t>x</w:t>
-      </w:r>
-      <w:r>
-        <w:rPr>
-          <w:rFonts w:ascii="Times New Roman" w:hAnsi="Times New Roman" w:cs="Times New Roman"/>
-        </w:rPr>
-        <w:t>, the SVR prediction is decomposed as</w:t>
-      </w:r>
-      <w:r>
-        <w:rPr>
-          <w:rFonts w:ascii="Times New Roman" w:hAnsi="Times New Roman" w:cs="Times New Roman"/>
-        </w:rPr>
-        <w:t xml:space="preserve"> </w:t>
-      </w:r>
-      <w:r>
-        <w:rPr>
-          <w:rFonts w:ascii="Times New Roman" w:hAnsi="Times New Roman" w:cs="Times New Roman"/>
-        </w:rPr>
-        <w:t xml:space="preserve">where </w:t>
+        <w:t>φ</w:t>
       </w:r>
       <w:r>
         <w:rPr>
           <w:rFonts w:ascii="Times New Roman" w:hAnsi="Times New Roman" w:cs="Times New Roman"/>
           <w:i/>
           <w:iCs/>
-        </w:rPr>
-        <w:t>φ</w:t>
-      </w:r>
-      <w:r>
-        <w:rPr>
-          <w:rFonts w:ascii="Times New Roman" w:hAnsi="Times New Roman" w:cs="Times New Roman"/>
-        </w:rPr>
-        <w:t xml:space="preserve">0 is the baseline expectation over a reference background distribution (here, </w:t>
-      </w:r>
-      <w:r>
-        <w:rPr>
-          <w:rFonts w:ascii="Times New Roman" w:hAnsi="Times New Roman" w:cs="Times New Roman"/>
-          <w:b/>
-          <w:bCs/>
-        </w:rPr>
-        <w:t>φ</w:t>
-      </w:r>
-      <w:r>
-        <w:rPr>
-          <w:rFonts w:ascii="Times New Roman" w:hAnsi="Times New Roman" w:cs="Times New Roman"/>
-        </w:rPr>
-        <w:t xml:space="preserve">0 = </w:t>
-      </w:r>
-      <w:r>
-        <w:rPr>
-          <w:rFonts w:ascii="Times New Roman" w:hAnsi="Times New Roman" w:cs="Times New Roman"/>
-          <w:b/>
-          <w:bCs/>
-        </w:rPr>
-        <w:t>2.33 eV</w:t>
-      </w:r>
-      <w:r>
-        <w:rPr>
-          <w:rFonts w:ascii="Times New Roman" w:hAnsi="Times New Roman" w:cs="Times New Roman"/>
-        </w:rPr>
-        <w:t xml:space="preserve">, from 50 randomly drawn training inks) and </w:t>
-      </w:r>
-      <w:proofErr w:type="spellStart"/>
+          <w:vertAlign w:val="subscript"/>
+        </w:rPr>
+        <w:t>j</w:t>
+      </w:r>
+      <w:proofErr w:type="spellEnd"/>
+      <w:r>
+        <w:rPr>
+          <w:rFonts w:ascii="Times New Roman" w:hAnsi="Times New Roman" w:cs="Times New Roman"/>
+        </w:rPr>
+        <w:t xml:space="preserve"> pushes the prediction to </w:t>
+      </w:r>
+      <w:r>
+        <w:rPr>
+          <w:rFonts w:ascii="Times New Roman" w:hAnsi="Times New Roman" w:cs="Times New Roman"/>
+        </w:rPr>
+        <w:t>higher</w:t>
+      </w:r>
+      <w:r>
+        <w:rPr>
+          <w:rFonts w:ascii="Times New Roman" w:hAnsi="Times New Roman" w:cs="Times New Roman"/>
+        </w:rPr>
+        <w:t xml:space="preserve"> </w:t>
+      </w:r>
+      <w:r>
+        <w:rPr>
+          <w:rFonts w:ascii="Times New Roman" w:hAnsi="Times New Roman" w:cs="Times New Roman"/>
+        </w:rPr>
+        <w:t>E</w:t>
+      </w:r>
       <w:r>
         <w:rPr>
           <w:rFonts w:ascii="Times New Roman" w:hAnsi="Times New Roman" w:cs="Times New Roman"/>
           <w:i/>
           <w:iCs/>
-        </w:rPr>
-        <w:t>φj</w:t>
+          <w:vertAlign w:val="subscript"/>
+        </w:rPr>
+        <w:t>ph</w:t>
+      </w:r>
+      <w:r>
+        <w:rPr>
+          <w:rFonts w:ascii="Times New Roman" w:hAnsi="Times New Roman" w:cs="Times New Roman"/>
+        </w:rPr>
+        <w:t xml:space="preserve"> (</w:t>
+      </w:r>
+      <w:proofErr w:type="spellStart"/>
+      <w:r>
+        <w:rPr>
+          <w:rFonts w:ascii="Times New Roman" w:hAnsi="Times New Roman" w:cs="Times New Roman"/>
+        </w:rPr>
+        <w:t>hypsochromic</w:t>
       </w:r>
       <w:proofErr w:type="spellEnd"/>
       <w:r>
         <w:rPr>
           <w:rFonts w:ascii="Times New Roman" w:hAnsi="Times New Roman" w:cs="Times New Roman"/>
         </w:rPr>
-        <w:t xml:space="preserve"> is the Shapley contribution of descriptor </w:t>
+        <w:t xml:space="preserve"> shift</w:t>
+      </w:r>
+      <w:r>
+        <w:rPr>
+          <w:rFonts w:ascii="Times New Roman" w:hAnsi="Times New Roman" w:cs="Times New Roman"/>
+        </w:rPr>
+        <w:t>)</w:t>
+      </w:r>
+      <w:r>
+        <w:rPr>
+          <w:rFonts w:ascii="Times New Roman" w:hAnsi="Times New Roman" w:cs="Times New Roman"/>
+        </w:rPr>
+        <w:t>,</w:t>
+      </w:r>
+      <w:r>
+        <w:rPr>
+          <w:rFonts w:ascii="Times New Roman" w:hAnsi="Times New Roman" w:cs="Times New Roman"/>
+        </w:rPr>
+        <w:t xml:space="preserve"> </w:t>
+      </w:r>
+      <w:r>
+        <w:rPr>
+          <w:rFonts w:ascii="Times New Roman" w:hAnsi="Times New Roman" w:cs="Times New Roman"/>
+        </w:rPr>
+        <w:t xml:space="preserve">and a </w:t>
+      </w:r>
+      <w:r>
+        <w:rPr>
+          <w:rFonts w:ascii="Times New Roman" w:hAnsi="Times New Roman" w:cs="Times New Roman"/>
+        </w:rPr>
+        <w:t xml:space="preserve">negative </w:t>
+      </w:r>
+      <w:proofErr w:type="spellStart"/>
+      <w:r>
+        <w:rPr>
+          <w:rFonts w:ascii="Times New Roman" w:hAnsi="Times New Roman" w:cs="Times New Roman"/>
+        </w:rPr>
+        <w:t>φ</w:t>
       </w:r>
       <w:r>
         <w:rPr>
           <w:rFonts w:ascii="Times New Roman" w:hAnsi="Times New Roman" w:cs="Times New Roman"/>
           <w:i/>
           <w:iCs/>
+          <w:vertAlign w:val="subscript"/>
         </w:rPr>
         <w:t>j</w:t>
       </w:r>
-      <w:r>
-        <w:rPr>
-          <w:rFonts w:ascii="Times New Roman" w:hAnsi="Times New Roman" w:cs="Times New Roman"/>
-        </w:rPr>
-        <w:t xml:space="preserve">. Positive </w:t>
-      </w:r>
-      <w:proofErr w:type="spellStart"/>
+      <w:proofErr w:type="spellEnd"/>
+      <w:r>
+        <w:rPr>
+          <w:rFonts w:ascii="Times New Roman" w:hAnsi="Times New Roman" w:cs="Times New Roman"/>
+        </w:rPr>
+        <w:t xml:space="preserve"> pushes it to </w:t>
+      </w:r>
+      <w:r>
+        <w:rPr>
+          <w:rFonts w:ascii="Times New Roman" w:hAnsi="Times New Roman" w:cs="Times New Roman"/>
+        </w:rPr>
+        <w:t>lower</w:t>
+      </w:r>
+      <w:r>
+        <w:rPr>
+          <w:rFonts w:ascii="Times New Roman" w:hAnsi="Times New Roman" w:cs="Times New Roman"/>
+        </w:rPr>
+        <w:t xml:space="preserve"> </w:t>
+      </w:r>
+      <w:r>
+        <w:rPr>
+          <w:rFonts w:ascii="Times New Roman" w:hAnsi="Times New Roman" w:cs="Times New Roman"/>
+        </w:rPr>
+        <w:t>E</w:t>
+      </w:r>
       <w:r>
         <w:rPr>
           <w:rFonts w:ascii="Times New Roman" w:hAnsi="Times New Roman" w:cs="Times New Roman"/>
           <w:i/>
           <w:iCs/>
-        </w:rPr>
-        <w:t>φj</w:t>
-      </w:r>
-      <w:proofErr w:type="spellEnd"/>
-      <w:r>
-        <w:rPr>
-          <w:rFonts w:ascii="Times New Roman" w:hAnsi="Times New Roman" w:cs="Times New Roman"/>
-        </w:rPr>
-        <w:t xml:space="preserve"> pushes the prediction to </w:t>
-      </w:r>
-      <w:r>
-        <w:rPr>
-          <w:rFonts w:ascii="Times New Roman" w:hAnsi="Times New Roman" w:cs="Times New Roman"/>
-          <w:b/>
-          <w:bCs/>
-        </w:rPr>
-        <w:t>higher</w:t>
-      </w:r>
-      <w:r>
-        <w:rPr>
-          <w:rFonts w:ascii="Times New Roman" w:hAnsi="Times New Roman" w:cs="Times New Roman"/>
-        </w:rPr>
-        <w:t xml:space="preserve"> </w:t>
+          <w:vertAlign w:val="subscript"/>
+        </w:rPr>
+        <w:t>ph</w:t>
+      </w:r>
+      <w:r>
+        <w:rPr>
+          <w:rFonts w:ascii="Times New Roman" w:hAnsi="Times New Roman" w:cs="Times New Roman"/>
+        </w:rPr>
+        <w:t xml:space="preserve"> (</w:t>
+      </w:r>
+      <w:r>
+        <w:rPr>
+          <w:rFonts w:ascii="Times New Roman" w:hAnsi="Times New Roman" w:cs="Times New Roman"/>
+        </w:rPr>
+        <w:t>bathochromic shift</w:t>
+      </w:r>
+      <w:r>
+        <w:rPr>
+          <w:rFonts w:ascii="Times New Roman" w:hAnsi="Times New Roman" w:cs="Times New Roman"/>
+        </w:rPr>
+        <w:t xml:space="preserve">). </w:t>
+      </w:r>
+      <w:r>
+        <w:rPr>
+          <w:rFonts w:ascii="Times New Roman" w:hAnsi="Times New Roman" w:cs="Times New Roman"/>
+        </w:rPr>
+        <w:t>Since</w:t>
+      </w:r>
+      <w:r>
+        <w:rPr>
+          <w:rFonts w:ascii="Times New Roman" w:hAnsi="Times New Roman" w:cs="Times New Roman"/>
+        </w:rPr>
+        <w:t xml:space="preserve"> SVR is not a tree model, we used </w:t>
+      </w:r>
+      <w:r>
+        <w:rPr>
+          <w:rFonts w:ascii="Times New Roman" w:hAnsi="Times New Roman" w:cs="Times New Roman"/>
+        </w:rPr>
+        <w:t>Kernel SHAP</w:t>
+      </w:r>
+      <w:r>
+        <w:rPr>
+          <w:rFonts w:ascii="Times New Roman" w:hAnsi="Times New Roman" w:cs="Times New Roman"/>
+        </w:rPr>
+        <w:t xml:space="preserve"> with the fitted </w:t>
       </w:r>
       <w:r>
         <w:rPr>
@@ -8782,37 +8742,137 @@
           <w:i/>
           <w:iCs/>
         </w:rPr>
-        <w:t>E</w:t>
-      </w:r>
-      <w:r>
-        <w:rPr>
-          <w:rFonts w:ascii="Times New Roman" w:hAnsi="Times New Roman" w:cs="Times New Roman"/>
-        </w:rPr>
-        <w:t xml:space="preserve">ph (bluer emission); negative </w:t>
+        <w:t>f</w:t>
+      </w:r>
+      <w:r>
+        <w:rPr>
+          <w:rFonts w:ascii="Times New Roman" w:hAnsi="Times New Roman" w:cs="Times New Roman"/>
+        </w:rPr>
+        <w:t>(</w:t>
+      </w:r>
+      <w:r>
+        <w:rPr>
+          <w:rFonts w:ascii="Times New Roman" w:hAnsi="Times New Roman" w:cs="Times New Roman"/>
+        </w:rPr>
+        <w:t>x</w:t>
+      </w:r>
+      <w:r>
+        <w:rPr>
+          <w:rFonts w:ascii="Times New Roman" w:hAnsi="Times New Roman" w:cs="Times New Roman"/>
+        </w:rPr>
+        <w:t xml:space="preserve">), </w:t>
       </w:r>
       <w:proofErr w:type="spellStart"/>
+      <w:r>
+        <w:rPr>
+          <w:rFonts w:ascii="Times New Roman" w:hAnsi="Times New Roman" w:cs="Times New Roman"/>
+        </w:rPr>
+        <w:t>standardised</w:t>
+      </w:r>
+      <w:proofErr w:type="spellEnd"/>
+      <w:r>
+        <w:rPr>
+          <w:rFonts w:ascii="Times New Roman" w:hAnsi="Times New Roman" w:cs="Times New Roman"/>
+        </w:rPr>
+        <w:t xml:space="preserve"> features, </w:t>
+      </w:r>
+      <w:r>
+        <w:rPr>
+          <w:rFonts w:ascii="Times New Roman" w:hAnsi="Times New Roman" w:cs="Times New Roman"/>
+        </w:rPr>
+        <w:t xml:space="preserve">and 50 background samples. Then </w:t>
+      </w:r>
+      <w:proofErr w:type="spellStart"/>
+      <w:r>
+        <w:rPr>
+          <w:rFonts w:ascii="Times New Roman" w:hAnsi="Times New Roman" w:cs="Times New Roman"/>
+        </w:rPr>
+        <w:t>summarised</w:t>
+      </w:r>
+      <w:proofErr w:type="spellEnd"/>
+      <w:r>
+        <w:rPr>
+          <w:rFonts w:ascii="Times New Roman" w:hAnsi="Times New Roman" w:cs="Times New Roman"/>
+        </w:rPr>
+        <w:t xml:space="preserve"> the rankings across</w:t>
+      </w:r>
+      <w:r>
+        <w:rPr>
+          <w:rFonts w:ascii="Times New Roman" w:hAnsi="Times New Roman" w:cs="Times New Roman"/>
+        </w:rPr>
+        <w:t xml:space="preserve"> all </w:t>
+      </w:r>
+      <w:r>
+        <w:rPr>
+          <w:rFonts w:ascii="Times New Roman" w:hAnsi="Times New Roman" w:cs="Times New Roman"/>
+        </w:rPr>
+        <w:t>283</w:t>
+      </w:r>
+      <w:r>
+        <w:rPr>
+          <w:rFonts w:ascii="Times New Roman" w:hAnsi="Times New Roman" w:cs="Times New Roman"/>
+        </w:rPr>
+        <w:t xml:space="preserve"> </w:t>
+      </w:r>
+      <w:r>
+        <w:rPr>
+          <w:rFonts w:ascii="Times New Roman" w:hAnsi="Times New Roman" w:cs="Times New Roman"/>
+        </w:rPr>
+        <w:lastRenderedPageBreak/>
+        <w:t>samples</w:t>
+      </w:r>
+      <w:r>
+        <w:rPr>
+          <w:rFonts w:ascii="Times New Roman" w:hAnsi="Times New Roman" w:cs="Times New Roman"/>
+        </w:rPr>
+        <w:t xml:space="preserve"> as the mean absolute contribution </w:t>
+      </w:r>
+      <w:r>
+        <w:rPr>
+          <w:rFonts w:ascii="Cambria Math" w:hAnsi="Cambria Math" w:cs="Cambria Math"/>
+        </w:rPr>
+        <w:t>⟨</w:t>
+      </w:r>
+      <w:r>
+        <w:rPr>
+          <w:rFonts w:ascii="Times New Roman" w:hAnsi="Times New Roman" w:cs="Times New Roman"/>
+        </w:rPr>
+        <w:t>|</w:t>
+      </w:r>
+      <w:proofErr w:type="spellStart"/>
+      <w:r>
+        <w:rPr>
+          <w:rFonts w:ascii="Times New Roman" w:hAnsi="Times New Roman" w:cs="Times New Roman"/>
+        </w:rPr>
+        <w:t>φ</w:t>
+      </w:r>
       <w:r>
         <w:rPr>
           <w:rFonts w:ascii="Times New Roman" w:hAnsi="Times New Roman" w:cs="Times New Roman"/>
           <w:i/>
           <w:iCs/>
-        </w:rPr>
-        <w:t>φj</w:t>
+          <w:vertAlign w:val="subscript"/>
+        </w:rPr>
+        <w:t>j</w:t>
       </w:r>
       <w:proofErr w:type="spellEnd"/>
       <w:r>
         <w:rPr>
           <w:rFonts w:ascii="Times New Roman" w:hAnsi="Times New Roman" w:cs="Times New Roman"/>
         </w:rPr>
-        <w:t xml:space="preserve"> pushes it to </w:t>
-      </w:r>
-      <w:r>
-        <w:rPr>
-          <w:rFonts w:ascii="Times New Roman" w:hAnsi="Times New Roman" w:cs="Times New Roman"/>
-          <w:b/>
-          <w:bCs/>
-        </w:rPr>
-        <w:t>lower</w:t>
+        <w:t>|</w:t>
+      </w:r>
+      <w:r>
+        <w:rPr>
+          <w:rFonts w:ascii="Cambria Math" w:hAnsi="Cambria Math" w:cs="Cambria Math"/>
+        </w:rPr>
+        <w:t>⟩</w:t>
+      </w:r>
+      <w:r>
+        <w:rPr>
+          <w:rFonts w:ascii="Times New Roman" w:hAnsi="Times New Roman" w:cs="Times New Roman"/>
+        </w:rPr>
+        <w:t>.</w:t>
       </w:r>
       <w:r>
         <w:rPr>
@@ -8823,112 +8883,28 @@
       <w:r>
         <w:rPr>
           <w:rFonts w:ascii="Times New Roman" w:hAnsi="Times New Roman" w:cs="Times New Roman"/>
-          <w:i/>
-          <w:iCs/>
-        </w:rPr>
-        <w:t>E</w:t>
-      </w:r>
-      <w:r>
-        <w:rPr>
-          <w:rFonts w:ascii="Times New Roman" w:hAnsi="Times New Roman" w:cs="Times New Roman"/>
-        </w:rPr>
-        <w:t xml:space="preserve">ph (redder). Because SVR is not a tree model, we used </w:t>
-      </w:r>
-      <w:r>
-        <w:rPr>
-          <w:rFonts w:ascii="Times New Roman" w:hAnsi="Times New Roman" w:cs="Times New Roman"/>
-          <w:b/>
-          <w:bCs/>
-        </w:rPr>
-        <w:t>Kernel SHAP</w:t>
-      </w:r>
-      <w:r>
-        <w:rPr>
-          <w:rFonts w:ascii="Times New Roman" w:hAnsi="Times New Roman" w:cs="Times New Roman"/>
-        </w:rPr>
-        <w:t xml:space="preserve"> with the fitted </w:t>
-      </w:r>
-      <w:r>
-        <w:rPr>
-          <w:rFonts w:ascii="Times New Roman" w:hAnsi="Times New Roman" w:cs="Times New Roman"/>
-          <w:i/>
-          <w:iCs/>
-        </w:rPr>
-        <w:t>f</w:t>
-      </w:r>
-      <w:r>
-        <w:rPr>
-          <w:rFonts w:ascii="Times New Roman" w:hAnsi="Times New Roman" w:cs="Times New Roman"/>
-        </w:rPr>
-        <w:t>(</w:t>
-      </w:r>
-      <w:r>
-        <w:rPr>
-          <w:rFonts w:ascii="Times New Roman" w:hAnsi="Times New Roman" w:cs="Times New Roman"/>
-          <w:b/>
-          <w:bCs/>
-        </w:rPr>
-        <w:t>x</w:t>
-      </w:r>
-      <w:r>
-        <w:rPr>
-          <w:rFonts w:ascii="Times New Roman" w:hAnsi="Times New Roman" w:cs="Times New Roman"/>
-        </w:rPr>
-        <w:t xml:space="preserve">), standardized features, 50 background samples, and 250 coalition samples per record; rankings are summarized over all </w:t>
-      </w:r>
-      <w:r>
-        <w:rPr>
-          <w:rFonts w:ascii="Times New Roman" w:hAnsi="Times New Roman" w:cs="Times New Roman"/>
-          <w:b/>
-          <w:bCs/>
-        </w:rPr>
-        <w:t>283</w:t>
-      </w:r>
-      <w:r>
-        <w:rPr>
-          <w:rFonts w:ascii="Times New Roman" w:hAnsi="Times New Roman" w:cs="Times New Roman"/>
-        </w:rPr>
-        <w:t xml:space="preserve"> inks as the mean absolute contribution </w:t>
-      </w:r>
-      <w:r>
-        <w:rPr>
-          <w:rFonts w:ascii="Cambria Math" w:hAnsi="Cambria Math" w:cs="Cambria Math"/>
-        </w:rPr>
-        <w:t>⟨</w:t>
-      </w:r>
-      <w:r>
-        <w:rPr>
-          <w:rFonts w:ascii="Times New Roman" w:hAnsi="Times New Roman" w:cs="Times New Roman"/>
-        </w:rPr>
-        <w:t>|</w:t>
+        </w:rPr>
+        <w:t>We have prepared Table 2, linking these</w:t>
+      </w:r>
+      <w:r>
+        <w:rPr>
+          <w:rFonts w:ascii="Times New Roman" w:hAnsi="Times New Roman" w:cs="Times New Roman"/>
+        </w:rPr>
+        <w:t xml:space="preserve"> numerical rankings to quasi-2D </w:t>
       </w:r>
       <w:proofErr w:type="spellStart"/>
       <w:r>
         <w:rPr>
           <w:rFonts w:ascii="Times New Roman" w:hAnsi="Times New Roman" w:cs="Times New Roman"/>
-          <w:i/>
-          <w:iCs/>
-        </w:rPr>
-        <w:t>φj</w:t>
+        </w:rPr>
+        <w:t>photophysics</w:t>
       </w:r>
       <w:proofErr w:type="spellEnd"/>
       <w:r>
         <w:rPr>
           <w:rFonts w:ascii="Times New Roman" w:hAnsi="Times New Roman" w:cs="Times New Roman"/>
         </w:rPr>
-        <w:t>|</w:t>
-      </w:r>
-      <w:r>
-        <w:rPr>
-          <w:rFonts w:ascii="Cambria Math" w:hAnsi="Cambria Math" w:cs="Cambria Math"/>
-        </w:rPr>
-        <w:t>⟩</w:t>
-      </w:r>
-      <w:r>
-        <w:rPr>
-          <w:rFonts w:ascii="Times New Roman" w:hAnsi="Times New Roman" w:cs="Times New Roman"/>
-        </w:rPr>
-        <w:t>.</w:t>
+        <w:t xml:space="preserve">. </w:t>
       </w:r>
     </w:p>
     <w:p>
@@ -8940,2260 +8916,57 @@
           <w:rFonts w:ascii="Times New Roman" w:hAnsi="Times New Roman" w:cs="Times New Roman"/>
         </w:rPr>
       </w:pPr>
-      <w:r>
-        <w:rPr>
-          <w:rFonts w:ascii="Times New Roman" w:hAnsi="Times New Roman" w:cs="Times New Roman"/>
-          <w:b/>
-          <w:bCs/>
-        </w:rPr>
-        <w:t>Table 2</w:t>
-      </w:r>
-      <w:r>
-        <w:rPr>
-          <w:rFonts w:ascii="Times New Roman" w:hAnsi="Times New Roman" w:cs="Times New Roman"/>
-        </w:rPr>
-        <w:t xml:space="preserve"> links these numerical rankings to quasi-2D </w:t>
-      </w:r>
-      <w:proofErr w:type="spellStart"/>
-      <w:r>
-        <w:rPr>
-          <w:rFonts w:ascii="Times New Roman" w:hAnsi="Times New Roman" w:cs="Times New Roman"/>
-        </w:rPr>
-        <w:t>photophysics</w:t>
-      </w:r>
-      <w:proofErr w:type="spellEnd"/>
-      <w:r>
-        <w:rPr>
-          <w:rFonts w:ascii="Times New Roman" w:hAnsi="Times New Roman" w:cs="Times New Roman"/>
-        </w:rPr>
-        <w:t xml:space="preserve">. The “trend when feature increases” column reports the Pearson correlation between the raw feature value and </w:t>
-      </w:r>
-      <w:proofErr w:type="spellStart"/>
-      <w:r>
-        <w:rPr>
-          <w:rFonts w:ascii="Times New Roman" w:hAnsi="Times New Roman" w:cs="Times New Roman"/>
-          <w:i/>
-          <w:iCs/>
-        </w:rPr>
-        <w:t>φj</w:t>
-      </w:r>
-      <w:proofErr w:type="spellEnd"/>
-      <w:r>
-        <w:rPr>
-          <w:rFonts w:ascii="Times New Roman" w:hAnsi="Times New Roman" w:cs="Times New Roman"/>
-        </w:rPr>
-        <w:t xml:space="preserve"> across the corpus (positive </w:t>
-      </w:r>
-      <w:r>
-        <w:rPr>
-          <w:rFonts w:ascii="Cambria Math" w:hAnsi="Cambria Math" w:cs="Cambria Math"/>
-        </w:rPr>
-        <w:t>⇒</w:t>
-      </w:r>
-      <w:r>
-        <w:rPr>
-          <w:rFonts w:ascii="Times New Roman" w:hAnsi="Times New Roman" w:cs="Times New Roman"/>
-        </w:rPr>
-        <w:t xml:space="preserve"> higher input </w:t>
-      </w:r>
-      <w:r>
-        <w:rPr>
-          <w:rFonts w:ascii="Cambria Math" w:hAnsi="Cambria Math" w:cs="Cambria Math"/>
-        </w:rPr>
-        <w:t>⇒</w:t>
-      </w:r>
-      <w:r>
-        <w:rPr>
-          <w:rFonts w:ascii="Times New Roman" w:hAnsi="Times New Roman" w:cs="Times New Roman"/>
-        </w:rPr>
-        <w:t xml:space="preserve"> bluer prediction on average). This is observational, not causal—but the alignment with confinement and halide chemistry is strong.</w:t>
-      </w:r>
-    </w:p>
-    <w:p>
-      <w:pPr>
-        <w:pStyle w:val="BodyText"/>
-        <w:spacing w:line="480" w:lineRule="auto"/>
-        <w:jc w:val="both"/>
-        <w:rPr>
-          <w:rFonts w:ascii="Times New Roman" w:hAnsi="Times New Roman" w:cs="Times New Roman"/>
-        </w:rPr>
-      </w:pPr>
-      <w:r>
-        <w:rPr>
-          <w:rFonts w:ascii="Times New Roman" w:hAnsi="Times New Roman" w:cs="Times New Roman"/>
-          <w:b/>
-          <w:bCs/>
-        </w:rPr>
-        <w:t>Table 2.</w:t>
-      </w:r>
-      <w:r>
-        <w:rPr>
-          <w:rFonts w:ascii="Times New Roman" w:hAnsi="Times New Roman" w:cs="Times New Roman"/>
-        </w:rPr>
-        <w:t xml:space="preserve"> SHAP summary for tuned SVR–RBF (thirteen </w:t>
-      </w:r>
-      <w:proofErr w:type="spellStart"/>
-      <w:r>
-        <w:rPr>
-          <w:rFonts w:ascii="Times New Roman" w:hAnsi="Times New Roman" w:cs="Times New Roman"/>
-        </w:rPr>
-        <w:t>SelectFromModel</w:t>
-      </w:r>
-      <w:proofErr w:type="spellEnd"/>
-      <w:r>
-        <w:rPr>
-          <w:rFonts w:ascii="Times New Roman" w:hAnsi="Times New Roman" w:cs="Times New Roman"/>
-        </w:rPr>
-        <w:t xml:space="preserve"> features, </w:t>
-      </w:r>
-      <w:proofErr w:type="spellStart"/>
-      <w:r>
-        <w:rPr>
-          <w:rFonts w:ascii="Times New Roman" w:hAnsi="Times New Roman" w:cs="Times New Roman"/>
-        </w:rPr>
-        <w:t>AddHs</w:t>
-      </w:r>
-      <w:proofErr w:type="spellEnd"/>
-      <w:r>
-        <w:rPr>
-          <w:rFonts w:ascii="Times New Roman" w:hAnsi="Times New Roman" w:cs="Times New Roman"/>
-        </w:rPr>
-        <w:t xml:space="preserve">). </w:t>
-      </w:r>
-      <w:r>
-        <w:rPr>
-          <w:rFonts w:ascii="Cambria Math" w:hAnsi="Cambria Math" w:cs="Cambria Math"/>
-        </w:rPr>
-        <w:t>⟨</w:t>
-      </w:r>
-      <w:r>
-        <w:rPr>
-          <w:rFonts w:ascii="Times New Roman" w:hAnsi="Times New Roman" w:cs="Times New Roman"/>
-        </w:rPr>
-        <w:t>|</w:t>
-      </w:r>
-      <w:r>
-        <w:rPr>
-          <w:rFonts w:ascii="Times New Roman" w:hAnsi="Times New Roman" w:cs="Times New Roman"/>
-          <w:i/>
-          <w:iCs/>
-        </w:rPr>
-        <w:t>φ</w:t>
-      </w:r>
-      <w:r>
-        <w:rPr>
-          <w:rFonts w:ascii="Times New Roman" w:hAnsi="Times New Roman" w:cs="Times New Roman"/>
-        </w:rPr>
-        <w:t>|</w:t>
-      </w:r>
-      <w:r>
-        <w:rPr>
-          <w:rFonts w:ascii="Cambria Math" w:hAnsi="Cambria Math" w:cs="Cambria Math"/>
-        </w:rPr>
-        <w:t>⟩</w:t>
-      </w:r>
-      <w:r>
-        <w:rPr>
-          <w:rFonts w:ascii="Times New Roman" w:hAnsi="Times New Roman" w:cs="Times New Roman"/>
-        </w:rPr>
-        <w:t xml:space="preserve"> = mean absolute Shapley contribution (eV); share = percentage of Σ</w:t>
-      </w:r>
-      <w:r>
-        <w:rPr>
-          <w:rFonts w:ascii="Cambria Math" w:hAnsi="Cambria Math" w:cs="Cambria Math"/>
-        </w:rPr>
-        <w:t>⟨</w:t>
-      </w:r>
-      <w:r>
-        <w:rPr>
-          <w:rFonts w:ascii="Times New Roman" w:hAnsi="Times New Roman" w:cs="Times New Roman"/>
-        </w:rPr>
-        <w:t>|</w:t>
-      </w:r>
-      <w:proofErr w:type="spellStart"/>
-      <w:r>
-        <w:rPr>
-          <w:rFonts w:ascii="Times New Roman" w:hAnsi="Times New Roman" w:cs="Times New Roman"/>
-          <w:i/>
-          <w:iCs/>
-        </w:rPr>
-        <w:t>φj</w:t>
-      </w:r>
-      <w:proofErr w:type="spellEnd"/>
-      <w:r>
-        <w:rPr>
-          <w:rFonts w:ascii="Times New Roman" w:hAnsi="Times New Roman" w:cs="Times New Roman"/>
-        </w:rPr>
-        <w:t>|</w:t>
-      </w:r>
-      <w:r>
-        <w:rPr>
-          <w:rFonts w:ascii="Cambria Math" w:hAnsi="Cambria Math" w:cs="Cambria Math"/>
-        </w:rPr>
-        <w:t>⟩</w:t>
-      </w:r>
-      <w:r>
-        <w:rPr>
-          <w:rFonts w:ascii="Times New Roman" w:hAnsi="Times New Roman" w:cs="Times New Roman"/>
-        </w:rPr>
-        <w:t>.</w:t>
-      </w:r>
-    </w:p>
-    <w:tbl>
-      <w:tblPr>
-        <w:tblStyle w:val="Table"/>
-        <w:tblW w:w="0" w:type="auto"/>
-        <w:tblBorders>
-          <w:top w:val="single" w:sz="4" w:space="0" w:color="auto"/>
-          <w:left w:val="single" w:sz="4" w:space="0" w:color="auto"/>
-          <w:bottom w:val="single" w:sz="4" w:space="0" w:color="auto"/>
-          <w:right w:val="single" w:sz="4" w:space="0" w:color="auto"/>
-          <w:insideH w:val="single" w:sz="4" w:space="0" w:color="auto"/>
-          <w:insideV w:val="single" w:sz="4" w:space="0" w:color="auto"/>
-        </w:tblBorders>
-        <w:tblLayout w:type="fixed"/>
-        <w:tblLook w:val="0020" w:firstRow="1" w:lastRow="0" w:firstColumn="0" w:lastColumn="0" w:noHBand="0" w:noVBand="0"/>
-      </w:tblPr>
-      <w:tblGrid>
-        <w:gridCol w:w="817"/>
-        <w:gridCol w:w="3977"/>
-        <w:gridCol w:w="762"/>
-        <w:gridCol w:w="770"/>
-        <w:gridCol w:w="934"/>
-        <w:gridCol w:w="2316"/>
-      </w:tblGrid>
-      <w:tr>
-        <w:trPr>
-          <w:cnfStyle w:val="100000000000" w:firstRow="1" w:lastRow="0" w:firstColumn="0" w:lastColumn="0" w:oddVBand="0" w:evenVBand="0" w:oddHBand="0" w:evenHBand="0" w:firstRowFirstColumn="0" w:firstRowLastColumn="0" w:lastRowFirstColumn="0" w:lastRowLastColumn="0"/>
-          <w:tblHeader/>
-        </w:trPr>
-        <w:tc>
-          <w:tcPr>
-            <w:tcW w:w="817" w:type="dxa"/>
-            <w:tcBorders>
-              <w:bottom w:val="none" w:sz="0" w:space="0" w:color="auto"/>
-            </w:tcBorders>
-          </w:tcPr>
-          <w:p>
-            <w:pPr>
-              <w:pStyle w:val="Compact"/>
-              <w:rPr>
-                <w:rFonts w:ascii="Times New Roman" w:hAnsi="Times New Roman" w:cs="Times New Roman"/>
-              </w:rPr>
-            </w:pPr>
-            <w:r>
-              <w:rPr>
-                <w:rFonts w:ascii="Times New Roman" w:hAnsi="Times New Roman" w:cs="Times New Roman"/>
-              </w:rPr>
-              <w:t>Rank</w:t>
-            </w:r>
-          </w:p>
-        </w:tc>
-        <w:tc>
-          <w:tcPr>
-            <w:tcW w:w="3977" w:type="dxa"/>
-            <w:tcBorders>
-              <w:bottom w:val="none" w:sz="0" w:space="0" w:color="auto"/>
-            </w:tcBorders>
-          </w:tcPr>
-          <w:p>
-            <w:pPr>
-              <w:pStyle w:val="Compact"/>
-              <w:rPr>
-                <w:rFonts w:ascii="Times New Roman" w:hAnsi="Times New Roman" w:cs="Times New Roman"/>
-              </w:rPr>
-            </w:pPr>
-            <w:r>
-              <w:rPr>
-                <w:rFonts w:ascii="Times New Roman" w:hAnsi="Times New Roman" w:cs="Times New Roman"/>
-              </w:rPr>
-              <w:t>Descriptor</w:t>
-            </w:r>
-          </w:p>
-        </w:tc>
-        <w:tc>
-          <w:tcPr>
-            <w:tcW w:w="762" w:type="dxa"/>
-            <w:tcBorders>
-              <w:bottom w:val="none" w:sz="0" w:space="0" w:color="auto"/>
-            </w:tcBorders>
-          </w:tcPr>
-          <w:p>
-            <w:pPr>
-              <w:pStyle w:val="Compact"/>
-              <w:rPr>
-                <w:rFonts w:ascii="Times New Roman" w:hAnsi="Times New Roman" w:cs="Times New Roman"/>
-              </w:rPr>
-            </w:pPr>
-            <w:r>
-              <w:rPr>
-                <w:rFonts w:ascii="Cambria Math" w:hAnsi="Cambria Math" w:cs="Cambria Math"/>
-              </w:rPr>
-              <w:t>⟨</w:t>
-            </w:r>
-            <w:r>
-              <w:rPr>
-                <w:rFonts w:ascii="Times New Roman" w:hAnsi="Times New Roman" w:cs="Times New Roman"/>
-              </w:rPr>
-              <w:t>|</w:t>
-            </w:r>
-            <w:r>
-              <w:rPr>
-                <w:rFonts w:ascii="Times New Roman" w:hAnsi="Times New Roman" w:cs="Times New Roman"/>
-                <w:i/>
-                <w:iCs/>
-              </w:rPr>
-              <w:t>φ</w:t>
-            </w:r>
-            <w:r>
-              <w:rPr>
-                <w:rFonts w:ascii="Times New Roman" w:hAnsi="Times New Roman" w:cs="Times New Roman"/>
-              </w:rPr>
-              <w:t>|</w:t>
-            </w:r>
-            <w:r>
-              <w:rPr>
-                <w:rFonts w:ascii="Cambria Math" w:hAnsi="Cambria Math" w:cs="Cambria Math"/>
-              </w:rPr>
-              <w:t>⟩</w:t>
-            </w:r>
-            <w:r>
-              <w:rPr>
-                <w:rFonts w:ascii="Times New Roman" w:hAnsi="Times New Roman" w:cs="Times New Roman"/>
-              </w:rPr>
-              <w:t xml:space="preserve"> (eV)</w:t>
-            </w:r>
-          </w:p>
-        </w:tc>
-        <w:tc>
-          <w:tcPr>
-            <w:tcW w:w="770" w:type="dxa"/>
-            <w:tcBorders>
-              <w:bottom w:val="none" w:sz="0" w:space="0" w:color="auto"/>
-            </w:tcBorders>
-          </w:tcPr>
-          <w:p>
-            <w:pPr>
-              <w:pStyle w:val="Compact"/>
-              <w:rPr>
-                <w:rFonts w:ascii="Times New Roman" w:hAnsi="Times New Roman" w:cs="Times New Roman"/>
-              </w:rPr>
-            </w:pPr>
-            <w:r>
-              <w:rPr>
-                <w:rFonts w:ascii="Times New Roman" w:hAnsi="Times New Roman" w:cs="Times New Roman"/>
-              </w:rPr>
-              <w:t>Share (%)</w:t>
-            </w:r>
-          </w:p>
-        </w:tc>
-        <w:tc>
-          <w:tcPr>
-            <w:tcW w:w="934" w:type="dxa"/>
-            <w:tcBorders>
-              <w:bottom w:val="none" w:sz="0" w:space="0" w:color="auto"/>
-            </w:tcBorders>
-          </w:tcPr>
-          <w:p>
-            <w:pPr>
-              <w:pStyle w:val="Compact"/>
-              <w:rPr>
-                <w:rFonts w:ascii="Times New Roman" w:hAnsi="Times New Roman" w:cs="Times New Roman"/>
-              </w:rPr>
-            </w:pPr>
-            <w:r>
-              <w:rPr>
-                <w:rFonts w:ascii="Times New Roman" w:hAnsi="Times New Roman" w:cs="Times New Roman"/>
-              </w:rPr>
-              <w:t>Trend when feature ↑</w:t>
-            </w:r>
-          </w:p>
-        </w:tc>
-        <w:tc>
-          <w:tcPr>
-            <w:tcW w:w="2316" w:type="dxa"/>
-            <w:tcBorders>
-              <w:bottom w:val="none" w:sz="0" w:space="0" w:color="auto"/>
-            </w:tcBorders>
-          </w:tcPr>
-          <w:p>
-            <w:pPr>
-              <w:pStyle w:val="Compact"/>
-              <w:rPr>
-                <w:rFonts w:ascii="Times New Roman" w:hAnsi="Times New Roman" w:cs="Times New Roman"/>
-              </w:rPr>
-            </w:pPr>
-            <w:r>
-              <w:rPr>
-                <w:rFonts w:ascii="Times New Roman" w:hAnsi="Times New Roman" w:cs="Times New Roman"/>
-              </w:rPr>
-              <w:t>Chemical / physical mechanism</w:t>
-            </w:r>
-          </w:p>
-        </w:tc>
-      </w:tr>
-      <w:tr>
-        <w:tc>
-          <w:tcPr>
-            <w:tcW w:w="817" w:type="dxa"/>
-          </w:tcPr>
-          <w:p>
-            <w:pPr>
-              <w:pStyle w:val="Compact"/>
-              <w:rPr>
-                <w:rFonts w:ascii="Times New Roman" w:hAnsi="Times New Roman" w:cs="Times New Roman"/>
-              </w:rPr>
-            </w:pPr>
-            <w:r>
-              <w:rPr>
-                <w:rFonts w:ascii="Times New Roman" w:hAnsi="Times New Roman" w:cs="Times New Roman"/>
-              </w:rPr>
-              <w:t>1</w:t>
-            </w:r>
-          </w:p>
-        </w:tc>
-        <w:tc>
-          <w:tcPr>
-            <w:tcW w:w="3977" w:type="dxa"/>
-          </w:tcPr>
-          <w:p>
-            <w:pPr>
-              <w:pStyle w:val="Compact"/>
-              <w:rPr>
-                <w:rFonts w:ascii="Times New Roman" w:hAnsi="Times New Roman" w:cs="Times New Roman"/>
-              </w:rPr>
-            </w:pPr>
-            <w:r>
-              <w:rPr>
-                <w:rStyle w:val="VerbatimChar"/>
-                <w:rFonts w:ascii="Times New Roman" w:hAnsi="Times New Roman" w:cs="Times New Roman"/>
-                <w:sz w:val="24"/>
-              </w:rPr>
-              <w:t>PbBr2</w:t>
-            </w:r>
-          </w:p>
-        </w:tc>
-        <w:tc>
-          <w:tcPr>
-            <w:tcW w:w="762" w:type="dxa"/>
-          </w:tcPr>
-          <w:p>
-            <w:pPr>
-              <w:pStyle w:val="Compact"/>
-              <w:rPr>
-                <w:rFonts w:ascii="Times New Roman" w:hAnsi="Times New Roman" w:cs="Times New Roman"/>
-              </w:rPr>
-            </w:pPr>
-            <w:r>
-              <w:rPr>
-                <w:rFonts w:ascii="Times New Roman" w:hAnsi="Times New Roman" w:cs="Times New Roman"/>
-              </w:rPr>
-              <w:t>0.074</w:t>
-            </w:r>
-          </w:p>
-        </w:tc>
-        <w:tc>
-          <w:tcPr>
-            <w:tcW w:w="770" w:type="dxa"/>
-          </w:tcPr>
-          <w:p>
-            <w:pPr>
-              <w:pStyle w:val="Compact"/>
-              <w:rPr>
-                <w:rFonts w:ascii="Times New Roman" w:hAnsi="Times New Roman" w:cs="Times New Roman"/>
-              </w:rPr>
-            </w:pPr>
-            <w:r>
-              <w:rPr>
-                <w:rFonts w:ascii="Times New Roman" w:hAnsi="Times New Roman" w:cs="Times New Roman"/>
-              </w:rPr>
-              <w:t>21.4</w:t>
-            </w:r>
-          </w:p>
-        </w:tc>
-        <w:tc>
-          <w:tcPr>
-            <w:tcW w:w="934" w:type="dxa"/>
-          </w:tcPr>
-          <w:p>
-            <w:pPr>
-              <w:pStyle w:val="Compact"/>
-              <w:rPr>
-                <w:rFonts w:ascii="Times New Roman" w:hAnsi="Times New Roman" w:cs="Times New Roman"/>
-              </w:rPr>
-            </w:pPr>
-            <w:r>
-              <w:rPr>
-                <w:rFonts w:ascii="Times New Roman" w:hAnsi="Times New Roman" w:cs="Times New Roman"/>
-              </w:rPr>
-              <w:t>Bluer (</w:t>
-            </w:r>
-            <w:r>
-              <w:rPr>
-                <w:rFonts w:ascii="Times New Roman" w:hAnsi="Times New Roman" w:cs="Times New Roman"/>
-                <w:i/>
-                <w:iCs/>
-              </w:rPr>
-              <w:t>r</w:t>
-            </w:r>
-            <w:r>
-              <w:rPr>
-                <w:rFonts w:ascii="Times New Roman" w:hAnsi="Times New Roman" w:cs="Times New Roman"/>
-              </w:rPr>
-              <w:t xml:space="preserve"> ≈ +0.95)</w:t>
-            </w:r>
-          </w:p>
-        </w:tc>
-        <w:tc>
-          <w:tcPr>
-            <w:tcW w:w="2316" w:type="dxa"/>
-          </w:tcPr>
-          <w:p>
-            <w:pPr>
-              <w:pStyle w:val="Compact"/>
-              <w:rPr>
-                <w:rFonts w:ascii="Times New Roman" w:hAnsi="Times New Roman" w:cs="Times New Roman"/>
-              </w:rPr>
-            </w:pPr>
-            <w:r>
-              <w:rPr>
-                <w:rFonts w:ascii="Times New Roman" w:hAnsi="Times New Roman" w:cs="Times New Roman"/>
-              </w:rPr>
-              <w:t xml:space="preserve">Inorganic Br raises the lead-halide bandgap and </w:t>
-            </w:r>
-            <w:proofErr w:type="spellStart"/>
-            <w:r>
-              <w:rPr>
-                <w:rFonts w:ascii="Times New Roman" w:hAnsi="Times New Roman" w:cs="Times New Roman"/>
-              </w:rPr>
-              <w:t>favours</w:t>
-            </w:r>
-            <w:proofErr w:type="spellEnd"/>
-            <w:r>
-              <w:rPr>
-                <w:rFonts w:ascii="Times New Roman" w:hAnsi="Times New Roman" w:cs="Times New Roman"/>
-              </w:rPr>
-              <w:t xml:space="preserve"> wider-gap, more confined wells; dominant lever on </w:t>
-            </w:r>
-            <w:r>
-              <w:rPr>
-                <w:rFonts w:ascii="Times New Roman" w:hAnsi="Times New Roman" w:cs="Times New Roman"/>
-              </w:rPr>
-              <w:lastRenderedPageBreak/>
-              <w:t xml:space="preserve">average emission </w:t>
-            </w:r>
-            <w:proofErr w:type="spellStart"/>
-            <w:r>
-              <w:rPr>
-                <w:rFonts w:ascii="Times New Roman" w:hAnsi="Times New Roman" w:cs="Times New Roman"/>
-              </w:rPr>
-              <w:t>colour</w:t>
-            </w:r>
-            <w:proofErr w:type="spellEnd"/>
-            <w:r>
-              <w:rPr>
-                <w:rFonts w:ascii="Times New Roman" w:hAnsi="Times New Roman" w:cs="Times New Roman"/>
-              </w:rPr>
-              <w:t>.</w:t>
-            </w:r>
-          </w:p>
-        </w:tc>
-      </w:tr>
-      <w:tr>
-        <w:tc>
-          <w:tcPr>
-            <w:tcW w:w="817" w:type="dxa"/>
-          </w:tcPr>
-          <w:p>
-            <w:pPr>
-              <w:pStyle w:val="Compact"/>
-              <w:rPr>
-                <w:rFonts w:ascii="Times New Roman" w:hAnsi="Times New Roman" w:cs="Times New Roman"/>
-              </w:rPr>
-            </w:pPr>
-            <w:r>
-              <w:rPr>
-                <w:rFonts w:ascii="Times New Roman" w:hAnsi="Times New Roman" w:cs="Times New Roman"/>
-              </w:rPr>
-              <w:lastRenderedPageBreak/>
-              <w:t>2</w:t>
-            </w:r>
-          </w:p>
-        </w:tc>
-        <w:tc>
-          <w:tcPr>
-            <w:tcW w:w="3977" w:type="dxa"/>
-          </w:tcPr>
-          <w:p>
-            <w:pPr>
-              <w:pStyle w:val="Compact"/>
-              <w:rPr>
-                <w:rFonts w:ascii="Times New Roman" w:hAnsi="Times New Roman" w:cs="Times New Roman"/>
-              </w:rPr>
-            </w:pPr>
-            <w:r>
-              <w:rPr>
-                <w:rStyle w:val="VerbatimChar"/>
-                <w:rFonts w:ascii="Times New Roman" w:hAnsi="Times New Roman" w:cs="Times New Roman"/>
-                <w:sz w:val="24"/>
-              </w:rPr>
-              <w:t>BR_PRIMARY_ORGANIC_HALIDE</w:t>
-            </w:r>
-          </w:p>
-        </w:tc>
-        <w:tc>
-          <w:tcPr>
-            <w:tcW w:w="762" w:type="dxa"/>
-          </w:tcPr>
-          <w:p>
-            <w:pPr>
-              <w:pStyle w:val="Compact"/>
-              <w:rPr>
-                <w:rFonts w:ascii="Times New Roman" w:hAnsi="Times New Roman" w:cs="Times New Roman"/>
-              </w:rPr>
-            </w:pPr>
-            <w:r>
-              <w:rPr>
-                <w:rFonts w:ascii="Times New Roman" w:hAnsi="Times New Roman" w:cs="Times New Roman"/>
-              </w:rPr>
-              <w:t>0.059</w:t>
-            </w:r>
-          </w:p>
-        </w:tc>
-        <w:tc>
-          <w:tcPr>
-            <w:tcW w:w="770" w:type="dxa"/>
-          </w:tcPr>
-          <w:p>
-            <w:pPr>
-              <w:pStyle w:val="Compact"/>
-              <w:rPr>
-                <w:rFonts w:ascii="Times New Roman" w:hAnsi="Times New Roman" w:cs="Times New Roman"/>
-              </w:rPr>
-            </w:pPr>
-            <w:r>
-              <w:rPr>
-                <w:rFonts w:ascii="Times New Roman" w:hAnsi="Times New Roman" w:cs="Times New Roman"/>
-              </w:rPr>
-              <w:t>17.1</w:t>
-            </w:r>
-          </w:p>
-        </w:tc>
-        <w:tc>
-          <w:tcPr>
-            <w:tcW w:w="934" w:type="dxa"/>
-          </w:tcPr>
-          <w:p>
-            <w:pPr>
-              <w:pStyle w:val="Compact"/>
-              <w:rPr>
-                <w:rFonts w:ascii="Times New Roman" w:hAnsi="Times New Roman" w:cs="Times New Roman"/>
-              </w:rPr>
-            </w:pPr>
-            <w:r>
-              <w:rPr>
-                <w:rFonts w:ascii="Times New Roman" w:hAnsi="Times New Roman" w:cs="Times New Roman"/>
-              </w:rPr>
-              <w:t>Bluer (</w:t>
-            </w:r>
-            <w:r>
-              <w:rPr>
-                <w:rFonts w:ascii="Times New Roman" w:hAnsi="Times New Roman" w:cs="Times New Roman"/>
-                <w:i/>
-                <w:iCs/>
-              </w:rPr>
-              <w:t>r</w:t>
-            </w:r>
-            <w:r>
-              <w:rPr>
-                <w:rFonts w:ascii="Times New Roman" w:hAnsi="Times New Roman" w:cs="Times New Roman"/>
-              </w:rPr>
-              <w:t xml:space="preserve"> ≈ +0.96)</w:t>
-            </w:r>
-          </w:p>
-        </w:tc>
-        <w:tc>
-          <w:tcPr>
-            <w:tcW w:w="2316" w:type="dxa"/>
-          </w:tcPr>
-          <w:p>
-            <w:pPr>
-              <w:pStyle w:val="Compact"/>
-              <w:rPr>
-                <w:rFonts w:ascii="Times New Roman" w:hAnsi="Times New Roman" w:cs="Times New Roman"/>
-              </w:rPr>
-            </w:pPr>
-            <w:r>
-              <w:rPr>
-                <w:rFonts w:ascii="Times New Roman" w:hAnsi="Times New Roman" w:cs="Times New Roman"/>
-              </w:rPr>
-              <w:t>Bromide on the primary ammonium spacer increases halide incorporation on the organic site and blue-shifts the emitting manifold relative to iodide-only inks.</w:t>
-            </w:r>
-          </w:p>
-        </w:tc>
-      </w:tr>
-      <w:tr>
-        <w:tc>
-          <w:tcPr>
-            <w:tcW w:w="817" w:type="dxa"/>
-          </w:tcPr>
-          <w:p>
-            <w:pPr>
-              <w:pStyle w:val="Compact"/>
-              <w:rPr>
-                <w:rFonts w:ascii="Times New Roman" w:hAnsi="Times New Roman" w:cs="Times New Roman"/>
-              </w:rPr>
-            </w:pPr>
-            <w:r>
-              <w:rPr>
-                <w:rFonts w:ascii="Times New Roman" w:hAnsi="Times New Roman" w:cs="Times New Roman"/>
-              </w:rPr>
-              <w:t>3</w:t>
-            </w:r>
-          </w:p>
-        </w:tc>
-        <w:tc>
-          <w:tcPr>
-            <w:tcW w:w="3977" w:type="dxa"/>
-          </w:tcPr>
-          <w:p>
-            <w:pPr>
-              <w:pStyle w:val="Compact"/>
-              <w:rPr>
-                <w:rFonts w:ascii="Times New Roman" w:hAnsi="Times New Roman" w:cs="Times New Roman"/>
-              </w:rPr>
-            </w:pPr>
-            <w:proofErr w:type="spellStart"/>
-            <w:r>
-              <w:rPr>
-                <w:rStyle w:val="VerbatimChar"/>
-                <w:rFonts w:ascii="Times New Roman" w:hAnsi="Times New Roman" w:cs="Times New Roman"/>
-                <w:sz w:val="24"/>
-              </w:rPr>
-              <w:t>FAI_TO_Pb</w:t>
-            </w:r>
-            <w:proofErr w:type="spellEnd"/>
-          </w:p>
-        </w:tc>
-        <w:tc>
-          <w:tcPr>
-            <w:tcW w:w="762" w:type="dxa"/>
-          </w:tcPr>
-          <w:p>
-            <w:pPr>
-              <w:pStyle w:val="Compact"/>
-              <w:rPr>
-                <w:rFonts w:ascii="Times New Roman" w:hAnsi="Times New Roman" w:cs="Times New Roman"/>
-              </w:rPr>
-            </w:pPr>
-            <w:r>
-              <w:rPr>
-                <w:rFonts w:ascii="Times New Roman" w:hAnsi="Times New Roman" w:cs="Times New Roman"/>
-              </w:rPr>
-              <w:t>0.031</w:t>
-            </w:r>
-          </w:p>
-        </w:tc>
-        <w:tc>
-          <w:tcPr>
-            <w:tcW w:w="770" w:type="dxa"/>
-          </w:tcPr>
-          <w:p>
-            <w:pPr>
-              <w:pStyle w:val="Compact"/>
-              <w:rPr>
-                <w:rFonts w:ascii="Times New Roman" w:hAnsi="Times New Roman" w:cs="Times New Roman"/>
-              </w:rPr>
-            </w:pPr>
-            <w:r>
-              <w:rPr>
-                <w:rFonts w:ascii="Times New Roman" w:hAnsi="Times New Roman" w:cs="Times New Roman"/>
-              </w:rPr>
-              <w:t>8.9</w:t>
-            </w:r>
-          </w:p>
-        </w:tc>
-        <w:tc>
-          <w:tcPr>
-            <w:tcW w:w="934" w:type="dxa"/>
-          </w:tcPr>
-          <w:p>
-            <w:pPr>
-              <w:pStyle w:val="Compact"/>
-              <w:rPr>
-                <w:rFonts w:ascii="Times New Roman" w:hAnsi="Times New Roman" w:cs="Times New Roman"/>
-              </w:rPr>
-            </w:pPr>
-            <w:r>
-              <w:rPr>
-                <w:rFonts w:ascii="Times New Roman" w:hAnsi="Times New Roman" w:cs="Times New Roman"/>
-              </w:rPr>
-              <w:t>Redder (</w:t>
-            </w:r>
-            <w:r>
-              <w:rPr>
-                <w:rFonts w:ascii="Times New Roman" w:hAnsi="Times New Roman" w:cs="Times New Roman"/>
-                <w:i/>
-                <w:iCs/>
-              </w:rPr>
-              <w:t>r</w:t>
-            </w:r>
-            <w:r>
-              <w:rPr>
-                <w:rFonts w:ascii="Times New Roman" w:hAnsi="Times New Roman" w:cs="Times New Roman"/>
-              </w:rPr>
-              <w:t xml:space="preserve"> ≈ −0.98)</w:t>
-            </w:r>
-          </w:p>
-        </w:tc>
-        <w:tc>
-          <w:tcPr>
-            <w:tcW w:w="2316" w:type="dxa"/>
-          </w:tcPr>
-          <w:p>
-            <w:pPr>
-              <w:pStyle w:val="Compact"/>
-              <w:rPr>
-                <w:rFonts w:ascii="Times New Roman" w:hAnsi="Times New Roman" w:cs="Times New Roman"/>
-              </w:rPr>
-            </w:pPr>
-            <w:proofErr w:type="spellStart"/>
-            <w:r>
-              <w:rPr>
-                <w:rFonts w:ascii="Times New Roman" w:hAnsi="Times New Roman" w:cs="Times New Roman"/>
-              </w:rPr>
-              <w:t>Formamidinium</w:t>
-            </w:r>
-            <w:proofErr w:type="spellEnd"/>
-            <w:r>
-              <w:rPr>
-                <w:rFonts w:ascii="Times New Roman" w:hAnsi="Times New Roman" w:cs="Times New Roman"/>
-              </w:rPr>
-              <w:t xml:space="preserve"> iodide fraction enriches iodide character and lowers the effective gap—consistent with red-shifted quasi-2D PL/EL when iodide dominates.</w:t>
-            </w:r>
-          </w:p>
-        </w:tc>
-      </w:tr>
-      <w:tr>
-        <w:tc>
-          <w:tcPr>
-            <w:tcW w:w="817" w:type="dxa"/>
-          </w:tcPr>
-          <w:p>
-            <w:pPr>
-              <w:pStyle w:val="Compact"/>
-              <w:rPr>
-                <w:rFonts w:ascii="Times New Roman" w:hAnsi="Times New Roman" w:cs="Times New Roman"/>
-              </w:rPr>
-            </w:pPr>
-            <w:r>
-              <w:rPr>
-                <w:rFonts w:ascii="Times New Roman" w:hAnsi="Times New Roman" w:cs="Times New Roman"/>
-              </w:rPr>
-              <w:t>4</w:t>
-            </w:r>
-          </w:p>
-        </w:tc>
-        <w:tc>
-          <w:tcPr>
-            <w:tcW w:w="3977" w:type="dxa"/>
-          </w:tcPr>
-          <w:p>
-            <w:pPr>
-              <w:pStyle w:val="Compact"/>
-              <w:rPr>
-                <w:rFonts w:ascii="Times New Roman" w:hAnsi="Times New Roman" w:cs="Times New Roman"/>
-              </w:rPr>
-            </w:pPr>
-            <w:proofErr w:type="spellStart"/>
-            <w:r>
-              <w:rPr>
-                <w:rStyle w:val="VerbatimChar"/>
-                <w:rFonts w:ascii="Times New Roman" w:hAnsi="Times New Roman" w:cs="Times New Roman"/>
-                <w:sz w:val="24"/>
-              </w:rPr>
-              <w:t>FABr_TO_Pb</w:t>
-            </w:r>
-            <w:proofErr w:type="spellEnd"/>
-          </w:p>
-        </w:tc>
-        <w:tc>
-          <w:tcPr>
-            <w:tcW w:w="762" w:type="dxa"/>
-          </w:tcPr>
-          <w:p>
-            <w:pPr>
-              <w:pStyle w:val="Compact"/>
-              <w:rPr>
-                <w:rFonts w:ascii="Times New Roman" w:hAnsi="Times New Roman" w:cs="Times New Roman"/>
-              </w:rPr>
-            </w:pPr>
-            <w:r>
-              <w:rPr>
-                <w:rFonts w:ascii="Times New Roman" w:hAnsi="Times New Roman" w:cs="Times New Roman"/>
-              </w:rPr>
-              <w:t>0.028</w:t>
-            </w:r>
-          </w:p>
-        </w:tc>
-        <w:tc>
-          <w:tcPr>
-            <w:tcW w:w="770" w:type="dxa"/>
-          </w:tcPr>
-          <w:p>
-            <w:pPr>
-              <w:pStyle w:val="Compact"/>
-              <w:rPr>
-                <w:rFonts w:ascii="Times New Roman" w:hAnsi="Times New Roman" w:cs="Times New Roman"/>
-              </w:rPr>
-            </w:pPr>
-            <w:r>
-              <w:rPr>
-                <w:rFonts w:ascii="Times New Roman" w:hAnsi="Times New Roman" w:cs="Times New Roman"/>
-              </w:rPr>
-              <w:t>8.0</w:t>
-            </w:r>
-          </w:p>
-        </w:tc>
-        <w:tc>
-          <w:tcPr>
-            <w:tcW w:w="934" w:type="dxa"/>
-          </w:tcPr>
-          <w:p>
-            <w:pPr>
-              <w:pStyle w:val="Compact"/>
-              <w:rPr>
-                <w:rFonts w:ascii="Times New Roman" w:hAnsi="Times New Roman" w:cs="Times New Roman"/>
-              </w:rPr>
-            </w:pPr>
-            <w:r>
-              <w:rPr>
-                <w:rFonts w:ascii="Times New Roman" w:hAnsi="Times New Roman" w:cs="Times New Roman"/>
-              </w:rPr>
-              <w:t>Redder (</w:t>
-            </w:r>
-            <w:r>
-              <w:rPr>
-                <w:rFonts w:ascii="Times New Roman" w:hAnsi="Times New Roman" w:cs="Times New Roman"/>
-                <w:i/>
-                <w:iCs/>
-              </w:rPr>
-              <w:t>r</w:t>
-            </w:r>
-            <w:r>
-              <w:rPr>
-                <w:rFonts w:ascii="Times New Roman" w:hAnsi="Times New Roman" w:cs="Times New Roman"/>
-              </w:rPr>
-              <w:t xml:space="preserve"> ≈ −0.91)</w:t>
-            </w:r>
-          </w:p>
-        </w:tc>
-        <w:tc>
-          <w:tcPr>
-            <w:tcW w:w="2316" w:type="dxa"/>
-          </w:tcPr>
-          <w:p>
-            <w:pPr>
-              <w:pStyle w:val="Compact"/>
-              <w:rPr>
-                <w:rFonts w:ascii="Times New Roman" w:hAnsi="Times New Roman" w:cs="Times New Roman"/>
-              </w:rPr>
-            </w:pPr>
-            <w:r>
-              <w:rPr>
-                <w:rFonts w:ascii="Times New Roman" w:hAnsi="Times New Roman" w:cs="Times New Roman"/>
-              </w:rPr>
-              <w:t xml:space="preserve">FA bromide pathway competes with high-gap chloride/bromide routes; higher </w:t>
-            </w:r>
-            <w:proofErr w:type="spellStart"/>
-            <w:proofErr w:type="gramStart"/>
-            <w:r>
-              <w:rPr>
-                <w:rFonts w:ascii="Times New Roman" w:hAnsi="Times New Roman" w:cs="Times New Roman"/>
-              </w:rPr>
-              <w:t>FA:Pb</w:t>
-            </w:r>
-            <w:proofErr w:type="spellEnd"/>
-            <w:proofErr w:type="gramEnd"/>
-            <w:r>
-              <w:rPr>
-                <w:rFonts w:ascii="Times New Roman" w:hAnsi="Times New Roman" w:cs="Times New Roman"/>
-              </w:rPr>
-              <w:t xml:space="preserve"> (Br) correlates with lower predicted </w:t>
-            </w:r>
-            <w:r>
-              <w:rPr>
-                <w:rFonts w:ascii="Times New Roman" w:hAnsi="Times New Roman" w:cs="Times New Roman"/>
-                <w:i/>
-                <w:iCs/>
-              </w:rPr>
-              <w:t>E</w:t>
-            </w:r>
-            <w:r>
-              <w:rPr>
-                <w:rFonts w:ascii="Times New Roman" w:hAnsi="Times New Roman" w:cs="Times New Roman"/>
-              </w:rPr>
-              <w:t>ph in this corpus.</w:t>
-            </w:r>
-          </w:p>
-        </w:tc>
-      </w:tr>
-      <w:tr>
-        <w:tc>
-          <w:tcPr>
-            <w:tcW w:w="817" w:type="dxa"/>
-          </w:tcPr>
-          <w:p>
-            <w:pPr>
-              <w:pStyle w:val="Compact"/>
-              <w:rPr>
-                <w:rFonts w:ascii="Times New Roman" w:hAnsi="Times New Roman" w:cs="Times New Roman"/>
-              </w:rPr>
-            </w:pPr>
-            <w:r>
-              <w:rPr>
-                <w:rFonts w:ascii="Times New Roman" w:hAnsi="Times New Roman" w:cs="Times New Roman"/>
-              </w:rPr>
-              <w:t>5</w:t>
-            </w:r>
-          </w:p>
-        </w:tc>
-        <w:tc>
-          <w:tcPr>
-            <w:tcW w:w="3977" w:type="dxa"/>
-          </w:tcPr>
-          <w:p>
-            <w:pPr>
-              <w:pStyle w:val="Compact"/>
-              <w:rPr>
-                <w:rFonts w:ascii="Times New Roman" w:hAnsi="Times New Roman" w:cs="Times New Roman"/>
-              </w:rPr>
-            </w:pPr>
-            <w:proofErr w:type="spellStart"/>
-            <w:r>
-              <w:rPr>
-                <w:rStyle w:val="VerbatimChar"/>
-                <w:rFonts w:ascii="Times New Roman" w:hAnsi="Times New Roman" w:cs="Times New Roman"/>
-                <w:sz w:val="24"/>
-              </w:rPr>
-              <w:t>CsI_TO_Pb</w:t>
-            </w:r>
-            <w:proofErr w:type="spellEnd"/>
-          </w:p>
-        </w:tc>
-        <w:tc>
-          <w:tcPr>
-            <w:tcW w:w="762" w:type="dxa"/>
-          </w:tcPr>
-          <w:p>
-            <w:pPr>
-              <w:pStyle w:val="Compact"/>
-              <w:rPr>
-                <w:rFonts w:ascii="Times New Roman" w:hAnsi="Times New Roman" w:cs="Times New Roman"/>
-              </w:rPr>
-            </w:pPr>
-            <w:r>
-              <w:rPr>
-                <w:rFonts w:ascii="Times New Roman" w:hAnsi="Times New Roman" w:cs="Times New Roman"/>
-              </w:rPr>
-              <w:t>0.027</w:t>
-            </w:r>
-          </w:p>
-        </w:tc>
-        <w:tc>
-          <w:tcPr>
-            <w:tcW w:w="770" w:type="dxa"/>
-          </w:tcPr>
-          <w:p>
-            <w:pPr>
-              <w:pStyle w:val="Compact"/>
-              <w:rPr>
-                <w:rFonts w:ascii="Times New Roman" w:hAnsi="Times New Roman" w:cs="Times New Roman"/>
-              </w:rPr>
-            </w:pPr>
-            <w:r>
-              <w:rPr>
-                <w:rFonts w:ascii="Times New Roman" w:hAnsi="Times New Roman" w:cs="Times New Roman"/>
-              </w:rPr>
-              <w:t>7.8</w:t>
-            </w:r>
-          </w:p>
-        </w:tc>
-        <w:tc>
-          <w:tcPr>
-            <w:tcW w:w="934" w:type="dxa"/>
-          </w:tcPr>
-          <w:p>
-            <w:pPr>
-              <w:pStyle w:val="Compact"/>
-              <w:rPr>
-                <w:rFonts w:ascii="Times New Roman" w:hAnsi="Times New Roman" w:cs="Times New Roman"/>
-              </w:rPr>
-            </w:pPr>
-            <w:r>
-              <w:rPr>
-                <w:rFonts w:ascii="Times New Roman" w:hAnsi="Times New Roman" w:cs="Times New Roman"/>
-              </w:rPr>
-              <w:t>Redder (</w:t>
-            </w:r>
-            <w:r>
-              <w:rPr>
-                <w:rFonts w:ascii="Times New Roman" w:hAnsi="Times New Roman" w:cs="Times New Roman"/>
-                <w:i/>
-                <w:iCs/>
-              </w:rPr>
-              <w:t>r</w:t>
-            </w:r>
-            <w:r>
-              <w:rPr>
-                <w:rFonts w:ascii="Times New Roman" w:hAnsi="Times New Roman" w:cs="Times New Roman"/>
-              </w:rPr>
-              <w:t xml:space="preserve"> ≈ −0.87)</w:t>
-            </w:r>
-          </w:p>
-        </w:tc>
-        <w:tc>
-          <w:tcPr>
-            <w:tcW w:w="2316" w:type="dxa"/>
-          </w:tcPr>
-          <w:p>
-            <w:pPr>
-              <w:pStyle w:val="Compact"/>
-              <w:rPr>
-                <w:rFonts w:ascii="Times New Roman" w:hAnsi="Times New Roman" w:cs="Times New Roman"/>
-              </w:rPr>
-            </w:pPr>
-            <w:r>
-              <w:rPr>
-                <w:rFonts w:ascii="Times New Roman" w:hAnsi="Times New Roman" w:cs="Times New Roman"/>
-              </w:rPr>
-              <w:t>Cesium iodide supply biases films toward iodide-rich, lower-gap character relative to all-bromide precursor sets.</w:t>
-            </w:r>
-          </w:p>
-        </w:tc>
-      </w:tr>
-      <w:tr>
-        <w:tc>
-          <w:tcPr>
-            <w:tcW w:w="817" w:type="dxa"/>
-          </w:tcPr>
-          <w:p>
-            <w:pPr>
-              <w:pStyle w:val="Compact"/>
-              <w:rPr>
-                <w:rFonts w:ascii="Times New Roman" w:hAnsi="Times New Roman" w:cs="Times New Roman"/>
-              </w:rPr>
-            </w:pPr>
-            <w:r>
-              <w:rPr>
-                <w:rFonts w:ascii="Times New Roman" w:hAnsi="Times New Roman" w:cs="Times New Roman"/>
-              </w:rPr>
-              <w:t>6</w:t>
-            </w:r>
-          </w:p>
-        </w:tc>
-        <w:tc>
-          <w:tcPr>
-            <w:tcW w:w="3977" w:type="dxa"/>
-          </w:tcPr>
-          <w:p>
-            <w:pPr>
-              <w:pStyle w:val="Compact"/>
-              <w:rPr>
-                <w:rFonts w:ascii="Times New Roman" w:hAnsi="Times New Roman" w:cs="Times New Roman"/>
-              </w:rPr>
-            </w:pPr>
-            <w:r>
-              <w:rPr>
-                <w:rStyle w:val="VerbatimChar"/>
-                <w:rFonts w:ascii="Times New Roman" w:hAnsi="Times New Roman" w:cs="Times New Roman"/>
-                <w:sz w:val="24"/>
-              </w:rPr>
-              <w:t>PbCl2</w:t>
-            </w:r>
-          </w:p>
-        </w:tc>
-        <w:tc>
-          <w:tcPr>
-            <w:tcW w:w="762" w:type="dxa"/>
-          </w:tcPr>
-          <w:p>
-            <w:pPr>
-              <w:pStyle w:val="Compact"/>
-              <w:rPr>
-                <w:rFonts w:ascii="Times New Roman" w:hAnsi="Times New Roman" w:cs="Times New Roman"/>
-              </w:rPr>
-            </w:pPr>
-            <w:r>
-              <w:rPr>
-                <w:rFonts w:ascii="Times New Roman" w:hAnsi="Times New Roman" w:cs="Times New Roman"/>
-              </w:rPr>
-              <w:t>0.027</w:t>
-            </w:r>
-          </w:p>
-        </w:tc>
-        <w:tc>
-          <w:tcPr>
-            <w:tcW w:w="770" w:type="dxa"/>
-          </w:tcPr>
-          <w:p>
-            <w:pPr>
-              <w:pStyle w:val="Compact"/>
-              <w:rPr>
-                <w:rFonts w:ascii="Times New Roman" w:hAnsi="Times New Roman" w:cs="Times New Roman"/>
-              </w:rPr>
-            </w:pPr>
-            <w:r>
-              <w:rPr>
-                <w:rFonts w:ascii="Times New Roman" w:hAnsi="Times New Roman" w:cs="Times New Roman"/>
-              </w:rPr>
-              <w:t>7.7</w:t>
-            </w:r>
-          </w:p>
-        </w:tc>
-        <w:tc>
-          <w:tcPr>
-            <w:tcW w:w="934" w:type="dxa"/>
-          </w:tcPr>
-          <w:p>
-            <w:pPr>
-              <w:pStyle w:val="Compact"/>
-              <w:rPr>
-                <w:rFonts w:ascii="Times New Roman" w:hAnsi="Times New Roman" w:cs="Times New Roman"/>
-              </w:rPr>
-            </w:pPr>
-            <w:r>
-              <w:rPr>
-                <w:rFonts w:ascii="Times New Roman" w:hAnsi="Times New Roman" w:cs="Times New Roman"/>
-              </w:rPr>
-              <w:t>Bluer (</w:t>
-            </w:r>
-            <w:r>
-              <w:rPr>
-                <w:rFonts w:ascii="Times New Roman" w:hAnsi="Times New Roman" w:cs="Times New Roman"/>
-                <w:i/>
-                <w:iCs/>
-              </w:rPr>
-              <w:t>r</w:t>
-            </w:r>
-            <w:r>
-              <w:rPr>
-                <w:rFonts w:ascii="Times New Roman" w:hAnsi="Times New Roman" w:cs="Times New Roman"/>
-              </w:rPr>
-              <w:t xml:space="preserve"> ≈ +0.97)</w:t>
-            </w:r>
-          </w:p>
-        </w:tc>
-        <w:tc>
-          <w:tcPr>
-            <w:tcW w:w="2316" w:type="dxa"/>
-          </w:tcPr>
-          <w:p>
-            <w:pPr>
-              <w:pStyle w:val="Compact"/>
-              <w:rPr>
-                <w:rFonts w:ascii="Times New Roman" w:hAnsi="Times New Roman" w:cs="Times New Roman"/>
-              </w:rPr>
-            </w:pPr>
-            <w:r>
-              <w:rPr>
-                <w:rFonts w:ascii="Times New Roman" w:hAnsi="Times New Roman" w:cs="Times New Roman"/>
-              </w:rPr>
-              <w:t xml:space="preserve">Chloride in the inorganic precursor raises chemical potential for wide-gap domains and correlates with higher reported </w:t>
-            </w:r>
-            <w:r>
-              <w:rPr>
-                <w:rFonts w:ascii="Times New Roman" w:hAnsi="Times New Roman" w:cs="Times New Roman"/>
-                <w:i/>
-                <w:iCs/>
-              </w:rPr>
-              <w:t>E</w:t>
-            </w:r>
-            <w:r>
-              <w:rPr>
-                <w:rFonts w:ascii="Times New Roman" w:hAnsi="Times New Roman" w:cs="Times New Roman"/>
-              </w:rPr>
-              <w:t>ph.</w:t>
-            </w:r>
-          </w:p>
-        </w:tc>
-      </w:tr>
-      <w:tr>
-        <w:tc>
-          <w:tcPr>
-            <w:tcW w:w="817" w:type="dxa"/>
-          </w:tcPr>
-          <w:p>
-            <w:pPr>
-              <w:pStyle w:val="Compact"/>
-              <w:rPr>
-                <w:rFonts w:ascii="Times New Roman" w:hAnsi="Times New Roman" w:cs="Times New Roman"/>
-              </w:rPr>
-            </w:pPr>
-            <w:r>
-              <w:rPr>
-                <w:rFonts w:ascii="Times New Roman" w:hAnsi="Times New Roman" w:cs="Times New Roman"/>
-              </w:rPr>
-              <w:lastRenderedPageBreak/>
-              <w:t>7</w:t>
-            </w:r>
-          </w:p>
-        </w:tc>
-        <w:tc>
-          <w:tcPr>
-            <w:tcW w:w="3977" w:type="dxa"/>
-          </w:tcPr>
-          <w:p>
-            <w:pPr>
-              <w:pStyle w:val="Compact"/>
-              <w:rPr>
-                <w:rFonts w:ascii="Times New Roman" w:hAnsi="Times New Roman" w:cs="Times New Roman"/>
-              </w:rPr>
-            </w:pPr>
-            <w:r>
-              <w:rPr>
-                <w:rStyle w:val="VerbatimChar"/>
-                <w:rFonts w:ascii="Times New Roman" w:hAnsi="Times New Roman" w:cs="Times New Roman"/>
-                <w:sz w:val="24"/>
-              </w:rPr>
-              <w:t>Pri_VSA_EState4</w:t>
-            </w:r>
-          </w:p>
-        </w:tc>
-        <w:tc>
-          <w:tcPr>
-            <w:tcW w:w="762" w:type="dxa"/>
-          </w:tcPr>
-          <w:p>
-            <w:pPr>
-              <w:pStyle w:val="Compact"/>
-              <w:rPr>
-                <w:rFonts w:ascii="Times New Roman" w:hAnsi="Times New Roman" w:cs="Times New Roman"/>
-              </w:rPr>
-            </w:pPr>
-            <w:r>
-              <w:rPr>
-                <w:rFonts w:ascii="Times New Roman" w:hAnsi="Times New Roman" w:cs="Times New Roman"/>
-              </w:rPr>
-              <w:t>0.024</w:t>
-            </w:r>
-          </w:p>
-        </w:tc>
-        <w:tc>
-          <w:tcPr>
-            <w:tcW w:w="770" w:type="dxa"/>
-          </w:tcPr>
-          <w:p>
-            <w:pPr>
-              <w:pStyle w:val="Compact"/>
-              <w:rPr>
-                <w:rFonts w:ascii="Times New Roman" w:hAnsi="Times New Roman" w:cs="Times New Roman"/>
-              </w:rPr>
-            </w:pPr>
-            <w:r>
-              <w:rPr>
-                <w:rFonts w:ascii="Times New Roman" w:hAnsi="Times New Roman" w:cs="Times New Roman"/>
-              </w:rPr>
-              <w:t>6.8</w:t>
-            </w:r>
-          </w:p>
-        </w:tc>
-        <w:tc>
-          <w:tcPr>
-            <w:tcW w:w="934" w:type="dxa"/>
-          </w:tcPr>
-          <w:p>
-            <w:pPr>
-              <w:pStyle w:val="Compact"/>
-              <w:rPr>
-                <w:rFonts w:ascii="Times New Roman" w:hAnsi="Times New Roman" w:cs="Times New Roman"/>
-              </w:rPr>
-            </w:pPr>
-            <w:r>
-              <w:rPr>
-                <w:rFonts w:ascii="Times New Roman" w:hAnsi="Times New Roman" w:cs="Times New Roman"/>
-              </w:rPr>
-              <w:t>Redder (</w:t>
-            </w:r>
-            <w:r>
-              <w:rPr>
-                <w:rFonts w:ascii="Times New Roman" w:hAnsi="Times New Roman" w:cs="Times New Roman"/>
-                <w:i/>
-                <w:iCs/>
-              </w:rPr>
-              <w:t>r</w:t>
-            </w:r>
-            <w:r>
-              <w:rPr>
-                <w:rFonts w:ascii="Times New Roman" w:hAnsi="Times New Roman" w:cs="Times New Roman"/>
-              </w:rPr>
-              <w:t xml:space="preserve"> ≈ −0.79)</w:t>
-            </w:r>
-          </w:p>
-        </w:tc>
-        <w:tc>
-          <w:tcPr>
-            <w:tcW w:w="2316" w:type="dxa"/>
-          </w:tcPr>
-          <w:p>
-            <w:pPr>
-              <w:pStyle w:val="Compact"/>
-              <w:rPr>
-                <w:rFonts w:ascii="Times New Roman" w:hAnsi="Times New Roman" w:cs="Times New Roman"/>
-              </w:rPr>
-            </w:pPr>
-            <w:r>
-              <w:rPr>
-                <w:rFonts w:ascii="Times New Roman" w:hAnsi="Times New Roman" w:cs="Times New Roman"/>
-              </w:rPr>
-              <w:t xml:space="preserve">Primary-spacer VSA by </w:t>
-            </w:r>
-            <w:proofErr w:type="spellStart"/>
-            <w:r>
-              <w:rPr>
-                <w:rFonts w:ascii="Times New Roman" w:hAnsi="Times New Roman" w:cs="Times New Roman"/>
-              </w:rPr>
-              <w:t>electrotopological</w:t>
-            </w:r>
-            <w:proofErr w:type="spellEnd"/>
-            <w:r>
-              <w:rPr>
-                <w:rFonts w:ascii="Times New Roman" w:hAnsi="Times New Roman" w:cs="Times New Roman"/>
-              </w:rPr>
-              <w:t xml:space="preserve"> state—proxy for heteroatom-rich headgroups that alter hydrogen bonding and interlayer spacing at the interface.</w:t>
-            </w:r>
-          </w:p>
-        </w:tc>
-      </w:tr>
-      <w:tr>
-        <w:tc>
-          <w:tcPr>
-            <w:tcW w:w="817" w:type="dxa"/>
-          </w:tcPr>
-          <w:p>
-            <w:pPr>
-              <w:pStyle w:val="Compact"/>
-              <w:rPr>
-                <w:rFonts w:ascii="Times New Roman" w:hAnsi="Times New Roman" w:cs="Times New Roman"/>
-              </w:rPr>
-            </w:pPr>
-            <w:r>
-              <w:rPr>
-                <w:rFonts w:ascii="Times New Roman" w:hAnsi="Times New Roman" w:cs="Times New Roman"/>
-              </w:rPr>
-              <w:t>8</w:t>
-            </w:r>
-          </w:p>
-        </w:tc>
-        <w:tc>
-          <w:tcPr>
-            <w:tcW w:w="3977" w:type="dxa"/>
-          </w:tcPr>
-          <w:p>
-            <w:pPr>
-              <w:pStyle w:val="Compact"/>
-              <w:rPr>
-                <w:rFonts w:ascii="Times New Roman" w:hAnsi="Times New Roman" w:cs="Times New Roman"/>
-              </w:rPr>
-            </w:pPr>
-            <w:proofErr w:type="spellStart"/>
-            <w:r>
-              <w:rPr>
-                <w:rStyle w:val="VerbatimChar"/>
-                <w:rFonts w:ascii="Times New Roman" w:hAnsi="Times New Roman" w:cs="Times New Roman"/>
-                <w:sz w:val="24"/>
-              </w:rPr>
-              <w:t>CsBr_TO_Pb</w:t>
-            </w:r>
-            <w:proofErr w:type="spellEnd"/>
-          </w:p>
-        </w:tc>
-        <w:tc>
-          <w:tcPr>
-            <w:tcW w:w="762" w:type="dxa"/>
-          </w:tcPr>
-          <w:p>
-            <w:pPr>
-              <w:pStyle w:val="Compact"/>
-              <w:rPr>
-                <w:rFonts w:ascii="Times New Roman" w:hAnsi="Times New Roman" w:cs="Times New Roman"/>
-              </w:rPr>
-            </w:pPr>
-            <w:r>
-              <w:rPr>
-                <w:rFonts w:ascii="Times New Roman" w:hAnsi="Times New Roman" w:cs="Times New Roman"/>
-              </w:rPr>
-              <w:t>0.023</w:t>
-            </w:r>
-          </w:p>
-        </w:tc>
-        <w:tc>
-          <w:tcPr>
-            <w:tcW w:w="770" w:type="dxa"/>
-          </w:tcPr>
-          <w:p>
-            <w:pPr>
-              <w:pStyle w:val="Compact"/>
-              <w:rPr>
-                <w:rFonts w:ascii="Times New Roman" w:hAnsi="Times New Roman" w:cs="Times New Roman"/>
-              </w:rPr>
-            </w:pPr>
-            <w:r>
-              <w:rPr>
-                <w:rFonts w:ascii="Times New Roman" w:hAnsi="Times New Roman" w:cs="Times New Roman"/>
-              </w:rPr>
-              <w:t>6.5</w:t>
-            </w:r>
-          </w:p>
-        </w:tc>
-        <w:tc>
-          <w:tcPr>
-            <w:tcW w:w="934" w:type="dxa"/>
-          </w:tcPr>
-          <w:p>
-            <w:pPr>
-              <w:pStyle w:val="Compact"/>
-              <w:rPr>
-                <w:rFonts w:ascii="Times New Roman" w:hAnsi="Times New Roman" w:cs="Times New Roman"/>
-              </w:rPr>
-            </w:pPr>
-            <w:r>
-              <w:rPr>
-                <w:rFonts w:ascii="Times New Roman" w:hAnsi="Times New Roman" w:cs="Times New Roman"/>
-              </w:rPr>
-              <w:t>Weak</w:t>
-            </w:r>
-          </w:p>
-        </w:tc>
-        <w:tc>
-          <w:tcPr>
-            <w:tcW w:w="2316" w:type="dxa"/>
-          </w:tcPr>
-          <w:p>
-            <w:pPr>
-              <w:pStyle w:val="Compact"/>
-              <w:rPr>
-                <w:rFonts w:ascii="Times New Roman" w:hAnsi="Times New Roman" w:cs="Times New Roman"/>
-              </w:rPr>
-            </w:pPr>
-            <w:proofErr w:type="spellStart"/>
-            <w:r>
-              <w:rPr>
-                <w:rFonts w:ascii="Times New Roman" w:hAnsi="Times New Roman" w:cs="Times New Roman"/>
-              </w:rPr>
-              <w:t>CsBr</w:t>
-            </w:r>
-            <w:proofErr w:type="spellEnd"/>
-            <w:r>
-              <w:rPr>
-                <w:rFonts w:ascii="Times New Roman" w:hAnsi="Times New Roman" w:cs="Times New Roman"/>
-              </w:rPr>
-              <w:t xml:space="preserve"> fraction modulates A-site/halide balance; weaker monotonic trend because Cs appears with mixed halides across papers.</w:t>
-            </w:r>
-          </w:p>
-        </w:tc>
-      </w:tr>
-      <w:tr>
-        <w:tc>
-          <w:tcPr>
-            <w:tcW w:w="817" w:type="dxa"/>
-          </w:tcPr>
-          <w:p>
-            <w:pPr>
-              <w:pStyle w:val="Compact"/>
-              <w:rPr>
-                <w:rFonts w:ascii="Times New Roman" w:hAnsi="Times New Roman" w:cs="Times New Roman"/>
-              </w:rPr>
-            </w:pPr>
-            <w:r>
-              <w:rPr>
-                <w:rFonts w:ascii="Times New Roman" w:hAnsi="Times New Roman" w:cs="Times New Roman"/>
-              </w:rPr>
-              <w:t>9</w:t>
-            </w:r>
-          </w:p>
-        </w:tc>
-        <w:tc>
-          <w:tcPr>
-            <w:tcW w:w="3977" w:type="dxa"/>
-          </w:tcPr>
-          <w:p>
-            <w:pPr>
-              <w:pStyle w:val="Compact"/>
-              <w:rPr>
-                <w:rFonts w:ascii="Times New Roman" w:hAnsi="Times New Roman" w:cs="Times New Roman"/>
-              </w:rPr>
-            </w:pPr>
-            <w:r>
-              <w:rPr>
-                <w:rStyle w:val="VerbatimChar"/>
-                <w:rFonts w:ascii="Times New Roman" w:hAnsi="Times New Roman" w:cs="Times New Roman"/>
-                <w:sz w:val="24"/>
-              </w:rPr>
-              <w:t>SOLVENT_DMF</w:t>
-            </w:r>
-          </w:p>
-        </w:tc>
-        <w:tc>
-          <w:tcPr>
-            <w:tcW w:w="762" w:type="dxa"/>
-          </w:tcPr>
-          <w:p>
-            <w:pPr>
-              <w:pStyle w:val="Compact"/>
-              <w:rPr>
-                <w:rFonts w:ascii="Times New Roman" w:hAnsi="Times New Roman" w:cs="Times New Roman"/>
-              </w:rPr>
-            </w:pPr>
-            <w:r>
-              <w:rPr>
-                <w:rFonts w:ascii="Times New Roman" w:hAnsi="Times New Roman" w:cs="Times New Roman"/>
-              </w:rPr>
-              <w:t>0.017</w:t>
-            </w:r>
-          </w:p>
-        </w:tc>
-        <w:tc>
-          <w:tcPr>
-            <w:tcW w:w="770" w:type="dxa"/>
-          </w:tcPr>
-          <w:p>
-            <w:pPr>
-              <w:pStyle w:val="Compact"/>
-              <w:rPr>
-                <w:rFonts w:ascii="Times New Roman" w:hAnsi="Times New Roman" w:cs="Times New Roman"/>
-              </w:rPr>
-            </w:pPr>
-            <w:r>
-              <w:rPr>
-                <w:rFonts w:ascii="Times New Roman" w:hAnsi="Times New Roman" w:cs="Times New Roman"/>
-              </w:rPr>
-              <w:t>4.9</w:t>
-            </w:r>
-          </w:p>
-        </w:tc>
-        <w:tc>
-          <w:tcPr>
-            <w:tcW w:w="934" w:type="dxa"/>
-          </w:tcPr>
-          <w:p>
-            <w:pPr>
-              <w:pStyle w:val="Compact"/>
-              <w:rPr>
-                <w:rFonts w:ascii="Times New Roman" w:hAnsi="Times New Roman" w:cs="Times New Roman"/>
-              </w:rPr>
-            </w:pPr>
-            <w:r>
-              <w:rPr>
-                <w:rFonts w:ascii="Times New Roman" w:hAnsi="Times New Roman" w:cs="Times New Roman"/>
-              </w:rPr>
-              <w:t>Weak</w:t>
-            </w:r>
-          </w:p>
-        </w:tc>
-        <w:tc>
-          <w:tcPr>
-            <w:tcW w:w="2316" w:type="dxa"/>
-          </w:tcPr>
-          <w:p>
-            <w:pPr>
-              <w:pStyle w:val="Compact"/>
-              <w:rPr>
-                <w:rFonts w:ascii="Times New Roman" w:hAnsi="Times New Roman" w:cs="Times New Roman"/>
-              </w:rPr>
-            </w:pPr>
-            <w:r>
-              <w:rPr>
-                <w:rFonts w:ascii="Times New Roman" w:hAnsi="Times New Roman" w:cs="Times New Roman"/>
-              </w:rPr>
-              <w:t>DMF vs DMSO shifts crystallization and phase distribution; survives selection because solvent is consistently reported.</w:t>
-            </w:r>
-          </w:p>
-        </w:tc>
-      </w:tr>
-      <w:tr>
-        <w:tc>
-          <w:tcPr>
-            <w:tcW w:w="817" w:type="dxa"/>
-          </w:tcPr>
-          <w:p>
-            <w:pPr>
-              <w:pStyle w:val="Compact"/>
-              <w:rPr>
-                <w:rFonts w:ascii="Times New Roman" w:hAnsi="Times New Roman" w:cs="Times New Roman"/>
-              </w:rPr>
-            </w:pPr>
-            <w:r>
-              <w:rPr>
-                <w:rFonts w:ascii="Times New Roman" w:hAnsi="Times New Roman" w:cs="Times New Roman"/>
-              </w:rPr>
-              <w:t>10</w:t>
-            </w:r>
-          </w:p>
-        </w:tc>
-        <w:tc>
-          <w:tcPr>
-            <w:tcW w:w="3977" w:type="dxa"/>
-          </w:tcPr>
-          <w:p>
-            <w:pPr>
-              <w:pStyle w:val="Compact"/>
-              <w:rPr>
-                <w:rFonts w:ascii="Times New Roman" w:hAnsi="Times New Roman" w:cs="Times New Roman"/>
-              </w:rPr>
-            </w:pPr>
-            <w:r>
-              <w:rPr>
-                <w:rStyle w:val="VerbatimChar"/>
-                <w:rFonts w:ascii="Times New Roman" w:hAnsi="Times New Roman" w:cs="Times New Roman"/>
-                <w:sz w:val="24"/>
-              </w:rPr>
-              <w:t>SPACER_TO_PB_RATIO</w:t>
-            </w:r>
-          </w:p>
-        </w:tc>
-        <w:tc>
-          <w:tcPr>
-            <w:tcW w:w="762" w:type="dxa"/>
-          </w:tcPr>
-          <w:p>
-            <w:pPr>
-              <w:pStyle w:val="Compact"/>
-              <w:rPr>
-                <w:rFonts w:ascii="Times New Roman" w:hAnsi="Times New Roman" w:cs="Times New Roman"/>
-              </w:rPr>
-            </w:pPr>
-            <w:r>
-              <w:rPr>
-                <w:rFonts w:ascii="Times New Roman" w:hAnsi="Times New Roman" w:cs="Times New Roman"/>
-              </w:rPr>
-              <w:t>0.013</w:t>
-            </w:r>
-          </w:p>
-        </w:tc>
-        <w:tc>
-          <w:tcPr>
-            <w:tcW w:w="770" w:type="dxa"/>
-          </w:tcPr>
-          <w:p>
-            <w:pPr>
-              <w:pStyle w:val="Compact"/>
-              <w:rPr>
-                <w:rFonts w:ascii="Times New Roman" w:hAnsi="Times New Roman" w:cs="Times New Roman"/>
-              </w:rPr>
-            </w:pPr>
-            <w:r>
-              <w:rPr>
-                <w:rFonts w:ascii="Times New Roman" w:hAnsi="Times New Roman" w:cs="Times New Roman"/>
-              </w:rPr>
-              <w:t>3.7</w:t>
-            </w:r>
-          </w:p>
-        </w:tc>
-        <w:tc>
-          <w:tcPr>
-            <w:tcW w:w="934" w:type="dxa"/>
-          </w:tcPr>
-          <w:p>
-            <w:pPr>
-              <w:pStyle w:val="Compact"/>
-              <w:rPr>
-                <w:rFonts w:ascii="Times New Roman" w:hAnsi="Times New Roman" w:cs="Times New Roman"/>
-              </w:rPr>
-            </w:pPr>
-            <w:r>
-              <w:rPr>
-                <w:rFonts w:ascii="Times New Roman" w:hAnsi="Times New Roman" w:cs="Times New Roman"/>
-              </w:rPr>
-              <w:t>Weak</w:t>
-            </w:r>
-          </w:p>
-        </w:tc>
-        <w:tc>
-          <w:tcPr>
-            <w:tcW w:w="2316" w:type="dxa"/>
-          </w:tcPr>
-          <w:p>
-            <w:pPr>
-              <w:pStyle w:val="Compact"/>
-              <w:rPr>
-                <w:rFonts w:ascii="Times New Roman" w:hAnsi="Times New Roman" w:cs="Times New Roman"/>
-              </w:rPr>
-            </w:pPr>
-            <w:r>
-              <w:rPr>
-                <w:rFonts w:ascii="Times New Roman" w:hAnsi="Times New Roman" w:cs="Times New Roman"/>
-              </w:rPr>
-              <w:t xml:space="preserve">Nominal </w:t>
-            </w:r>
-            <w:proofErr w:type="spellStart"/>
-            <w:proofErr w:type="gramStart"/>
-            <w:r>
-              <w:rPr>
-                <w:rFonts w:ascii="Times New Roman" w:hAnsi="Times New Roman" w:cs="Times New Roman"/>
-              </w:rPr>
-              <w:t>spacer:lead</w:t>
-            </w:r>
-            <w:proofErr w:type="spellEnd"/>
-            <w:proofErr w:type="gramEnd"/>
-            <w:r>
-              <w:rPr>
-                <w:rFonts w:ascii="Times New Roman" w:hAnsi="Times New Roman" w:cs="Times New Roman"/>
-              </w:rPr>
-              <w:t xml:space="preserve"> stoichiometry targets average </w:t>
-            </w:r>
-            <w:r>
-              <w:rPr>
-                <w:rFonts w:ascii="Times New Roman" w:hAnsi="Times New Roman" w:cs="Times New Roman"/>
-                <w:i/>
-                <w:iCs/>
-              </w:rPr>
-              <w:t>n</w:t>
-            </w:r>
-            <w:r>
-              <w:rPr>
-                <w:rFonts w:ascii="Times New Roman" w:hAnsi="Times New Roman" w:cs="Times New Roman"/>
-              </w:rPr>
-              <w:t xml:space="preserve"> and dielectric confinement; smaller SHAP share because processing redistributes </w:t>
-            </w:r>
-            <w:r>
-              <w:rPr>
-                <w:rFonts w:ascii="Times New Roman" w:hAnsi="Times New Roman" w:cs="Times New Roman"/>
-                <w:i/>
-                <w:iCs/>
-              </w:rPr>
-              <w:t>n</w:t>
-            </w:r>
-            <w:r>
-              <w:rPr>
-                <w:rFonts w:ascii="Times New Roman" w:hAnsi="Times New Roman" w:cs="Times New Roman"/>
-              </w:rPr>
-              <w:t xml:space="preserve"> after ink casting.</w:t>
-            </w:r>
-          </w:p>
-        </w:tc>
-      </w:tr>
-      <w:tr>
-        <w:tc>
-          <w:tcPr>
-            <w:tcW w:w="817" w:type="dxa"/>
-          </w:tcPr>
-          <w:p>
-            <w:pPr>
-              <w:pStyle w:val="Compact"/>
-              <w:rPr>
-                <w:rFonts w:ascii="Times New Roman" w:hAnsi="Times New Roman" w:cs="Times New Roman"/>
-              </w:rPr>
-            </w:pPr>
-            <w:r>
-              <w:rPr>
-                <w:rFonts w:ascii="Times New Roman" w:hAnsi="Times New Roman" w:cs="Times New Roman"/>
-              </w:rPr>
-              <w:t>11</w:t>
-            </w:r>
-          </w:p>
-        </w:tc>
-        <w:tc>
-          <w:tcPr>
-            <w:tcW w:w="3977" w:type="dxa"/>
-          </w:tcPr>
-          <w:p>
-            <w:pPr>
-              <w:pStyle w:val="Compact"/>
-              <w:rPr>
-                <w:rFonts w:ascii="Times New Roman" w:hAnsi="Times New Roman" w:cs="Times New Roman"/>
-              </w:rPr>
-            </w:pPr>
-            <w:proofErr w:type="spellStart"/>
-            <w:r>
-              <w:rPr>
-                <w:rStyle w:val="VerbatimChar"/>
-                <w:rFonts w:ascii="Times New Roman" w:hAnsi="Times New Roman" w:cs="Times New Roman"/>
-                <w:sz w:val="24"/>
-              </w:rPr>
-              <w:t>Sec_HallKierAlpha</w:t>
-            </w:r>
-            <w:proofErr w:type="spellEnd"/>
-          </w:p>
-        </w:tc>
-        <w:tc>
-          <w:tcPr>
-            <w:tcW w:w="762" w:type="dxa"/>
-          </w:tcPr>
-          <w:p>
-            <w:pPr>
-              <w:pStyle w:val="Compact"/>
-              <w:rPr>
-                <w:rFonts w:ascii="Times New Roman" w:hAnsi="Times New Roman" w:cs="Times New Roman"/>
-              </w:rPr>
-            </w:pPr>
-            <w:r>
-              <w:rPr>
-                <w:rFonts w:ascii="Times New Roman" w:hAnsi="Times New Roman" w:cs="Times New Roman"/>
-              </w:rPr>
-              <w:t>0.011</w:t>
-            </w:r>
-          </w:p>
-        </w:tc>
-        <w:tc>
-          <w:tcPr>
-            <w:tcW w:w="770" w:type="dxa"/>
-          </w:tcPr>
-          <w:p>
-            <w:pPr>
-              <w:pStyle w:val="Compact"/>
-              <w:rPr>
-                <w:rFonts w:ascii="Times New Roman" w:hAnsi="Times New Roman" w:cs="Times New Roman"/>
-              </w:rPr>
-            </w:pPr>
-            <w:r>
-              <w:rPr>
-                <w:rFonts w:ascii="Times New Roman" w:hAnsi="Times New Roman" w:cs="Times New Roman"/>
-              </w:rPr>
-              <w:t>3.3</w:t>
-            </w:r>
-          </w:p>
-        </w:tc>
-        <w:tc>
-          <w:tcPr>
-            <w:tcW w:w="934" w:type="dxa"/>
-          </w:tcPr>
-          <w:p>
-            <w:pPr>
-              <w:pStyle w:val="Compact"/>
-              <w:rPr>
-                <w:rFonts w:ascii="Times New Roman" w:hAnsi="Times New Roman" w:cs="Times New Roman"/>
-              </w:rPr>
-            </w:pPr>
-            <w:r>
-              <w:rPr>
-                <w:rFonts w:ascii="Times New Roman" w:hAnsi="Times New Roman" w:cs="Times New Roman"/>
-              </w:rPr>
-              <w:t>Weak</w:t>
-            </w:r>
-          </w:p>
-        </w:tc>
-        <w:tc>
-          <w:tcPr>
-            <w:tcW w:w="2316" w:type="dxa"/>
-          </w:tcPr>
-          <w:p>
-            <w:pPr>
-              <w:pStyle w:val="Compact"/>
-              <w:rPr>
-                <w:rFonts w:ascii="Times New Roman" w:hAnsi="Times New Roman" w:cs="Times New Roman"/>
-              </w:rPr>
-            </w:pPr>
-            <w:r>
-              <w:rPr>
-                <w:rFonts w:ascii="Times New Roman" w:hAnsi="Times New Roman" w:cs="Times New Roman"/>
-              </w:rPr>
-              <w:t>Secondary-spacer flexibility/topology (mixed-spacer rows); perturbs interlayer spacing and local dielectric environment.</w:t>
-            </w:r>
-          </w:p>
-        </w:tc>
-      </w:tr>
-      <w:tr>
-        <w:tc>
-          <w:tcPr>
-            <w:tcW w:w="817" w:type="dxa"/>
-          </w:tcPr>
-          <w:p>
-            <w:pPr>
-              <w:pStyle w:val="Compact"/>
-              <w:rPr>
-                <w:rFonts w:ascii="Times New Roman" w:hAnsi="Times New Roman" w:cs="Times New Roman"/>
-              </w:rPr>
-            </w:pPr>
-            <w:r>
-              <w:rPr>
-                <w:rFonts w:ascii="Times New Roman" w:hAnsi="Times New Roman" w:cs="Times New Roman"/>
-              </w:rPr>
-              <w:lastRenderedPageBreak/>
-              <w:t>12</w:t>
-            </w:r>
-          </w:p>
-        </w:tc>
-        <w:tc>
-          <w:tcPr>
-            <w:tcW w:w="3977" w:type="dxa"/>
-          </w:tcPr>
-          <w:p>
-            <w:pPr>
-              <w:pStyle w:val="Compact"/>
-              <w:rPr>
-                <w:rFonts w:ascii="Times New Roman" w:hAnsi="Times New Roman" w:cs="Times New Roman"/>
-              </w:rPr>
-            </w:pPr>
-            <w:r>
-              <w:rPr>
-                <w:rStyle w:val="VerbatimChar"/>
-                <w:rFonts w:ascii="Times New Roman" w:hAnsi="Times New Roman" w:cs="Times New Roman"/>
-                <w:sz w:val="24"/>
-              </w:rPr>
-              <w:t>CL_PRIMARY_ORGANIC_HALIDE</w:t>
-            </w:r>
-          </w:p>
-        </w:tc>
-        <w:tc>
-          <w:tcPr>
-            <w:tcW w:w="762" w:type="dxa"/>
-          </w:tcPr>
-          <w:p>
-            <w:pPr>
-              <w:pStyle w:val="Compact"/>
-              <w:rPr>
-                <w:rFonts w:ascii="Times New Roman" w:hAnsi="Times New Roman" w:cs="Times New Roman"/>
-              </w:rPr>
-            </w:pPr>
-            <w:r>
-              <w:rPr>
-                <w:rFonts w:ascii="Times New Roman" w:hAnsi="Times New Roman" w:cs="Times New Roman"/>
-              </w:rPr>
-              <w:t>0.008</w:t>
-            </w:r>
-          </w:p>
-        </w:tc>
-        <w:tc>
-          <w:tcPr>
-            <w:tcW w:w="770" w:type="dxa"/>
-          </w:tcPr>
-          <w:p>
-            <w:pPr>
-              <w:pStyle w:val="Compact"/>
-              <w:rPr>
-                <w:rFonts w:ascii="Times New Roman" w:hAnsi="Times New Roman" w:cs="Times New Roman"/>
-              </w:rPr>
-            </w:pPr>
-            <w:r>
-              <w:rPr>
-                <w:rFonts w:ascii="Times New Roman" w:hAnsi="Times New Roman" w:cs="Times New Roman"/>
-              </w:rPr>
-              <w:t>2.3</w:t>
-            </w:r>
-          </w:p>
-        </w:tc>
-        <w:tc>
-          <w:tcPr>
-            <w:tcW w:w="934" w:type="dxa"/>
-          </w:tcPr>
-          <w:p>
-            <w:pPr>
-              <w:pStyle w:val="Compact"/>
-              <w:rPr>
-                <w:rFonts w:ascii="Times New Roman" w:hAnsi="Times New Roman" w:cs="Times New Roman"/>
-              </w:rPr>
-            </w:pPr>
-            <w:r>
-              <w:rPr>
-                <w:rFonts w:ascii="Times New Roman" w:hAnsi="Times New Roman" w:cs="Times New Roman"/>
-              </w:rPr>
-              <w:t>Bluer (</w:t>
-            </w:r>
-            <w:r>
-              <w:rPr>
-                <w:rFonts w:ascii="Times New Roman" w:hAnsi="Times New Roman" w:cs="Times New Roman"/>
-                <w:i/>
-                <w:iCs/>
-              </w:rPr>
-              <w:t>r</w:t>
-            </w:r>
-            <w:r>
-              <w:rPr>
-                <w:rFonts w:ascii="Times New Roman" w:hAnsi="Times New Roman" w:cs="Times New Roman"/>
-              </w:rPr>
-              <w:t xml:space="preserve"> ≈ +0.97)</w:t>
-            </w:r>
-          </w:p>
-        </w:tc>
-        <w:tc>
-          <w:tcPr>
-            <w:tcW w:w="2316" w:type="dxa"/>
-          </w:tcPr>
-          <w:p>
-            <w:pPr>
-              <w:pStyle w:val="Compact"/>
-              <w:rPr>
-                <w:rFonts w:ascii="Times New Roman" w:hAnsi="Times New Roman" w:cs="Times New Roman"/>
-              </w:rPr>
-            </w:pPr>
-            <w:r>
-              <w:rPr>
-                <w:rFonts w:ascii="Times New Roman" w:hAnsi="Times New Roman" w:cs="Times New Roman"/>
-              </w:rPr>
-              <w:t xml:space="preserve">Chloride on the primary spacer; high correlation but low </w:t>
-            </w:r>
-            <w:r>
-              <w:rPr>
-                <w:rFonts w:ascii="Cambria Math" w:hAnsi="Cambria Math" w:cs="Cambria Math"/>
-              </w:rPr>
-              <w:t>⟨</w:t>
-            </w:r>
-            <w:r>
-              <w:rPr>
-                <w:rFonts w:ascii="Times New Roman" w:hAnsi="Times New Roman" w:cs="Times New Roman"/>
-              </w:rPr>
-              <w:t>|</w:t>
-            </w:r>
-            <w:r>
-              <w:rPr>
-                <w:rFonts w:ascii="Times New Roman" w:hAnsi="Times New Roman" w:cs="Times New Roman"/>
-                <w:i/>
-                <w:iCs/>
-              </w:rPr>
-              <w:t>φ</w:t>
-            </w:r>
-            <w:r>
-              <w:rPr>
-                <w:rFonts w:ascii="Times New Roman" w:hAnsi="Times New Roman" w:cs="Times New Roman"/>
-              </w:rPr>
-              <w:t>|</w:t>
-            </w:r>
-            <w:r>
-              <w:rPr>
-                <w:rFonts w:ascii="Cambria Math" w:hAnsi="Cambria Math" w:cs="Cambria Math"/>
-              </w:rPr>
-              <w:t>⟩</w:t>
-            </w:r>
-            <w:r>
-              <w:rPr>
-                <w:rFonts w:ascii="Times New Roman" w:hAnsi="Times New Roman" w:cs="Times New Roman"/>
-              </w:rPr>
-              <w:t xml:space="preserve"> because fewer entries use chloride-primary recipes.</w:t>
-            </w:r>
-          </w:p>
-        </w:tc>
-      </w:tr>
-      <w:tr>
-        <w:tc>
-          <w:tcPr>
-            <w:tcW w:w="817" w:type="dxa"/>
-          </w:tcPr>
-          <w:p>
-            <w:pPr>
-              <w:pStyle w:val="Compact"/>
-              <w:rPr>
-                <w:rFonts w:ascii="Times New Roman" w:hAnsi="Times New Roman" w:cs="Times New Roman"/>
-              </w:rPr>
-            </w:pPr>
-            <w:r>
-              <w:rPr>
-                <w:rFonts w:ascii="Times New Roman" w:hAnsi="Times New Roman" w:cs="Times New Roman"/>
-              </w:rPr>
-              <w:t>13</w:t>
-            </w:r>
-          </w:p>
-        </w:tc>
-        <w:tc>
-          <w:tcPr>
-            <w:tcW w:w="3977" w:type="dxa"/>
-          </w:tcPr>
-          <w:p>
-            <w:pPr>
-              <w:pStyle w:val="Compact"/>
-              <w:rPr>
-                <w:rFonts w:ascii="Times New Roman" w:hAnsi="Times New Roman" w:cs="Times New Roman"/>
-              </w:rPr>
-            </w:pPr>
-            <w:r>
-              <w:rPr>
-                <w:rStyle w:val="VerbatimChar"/>
-                <w:rFonts w:ascii="Times New Roman" w:hAnsi="Times New Roman" w:cs="Times New Roman"/>
-                <w:sz w:val="24"/>
-              </w:rPr>
-              <w:t>Sec_PEOE_VSA6</w:t>
-            </w:r>
-          </w:p>
-        </w:tc>
-        <w:tc>
-          <w:tcPr>
-            <w:tcW w:w="762" w:type="dxa"/>
-          </w:tcPr>
-          <w:p>
-            <w:pPr>
-              <w:pStyle w:val="Compact"/>
-              <w:rPr>
-                <w:rFonts w:ascii="Times New Roman" w:hAnsi="Times New Roman" w:cs="Times New Roman"/>
-              </w:rPr>
-            </w:pPr>
-            <w:r>
-              <w:rPr>
-                <w:rFonts w:ascii="Times New Roman" w:hAnsi="Times New Roman" w:cs="Times New Roman"/>
-              </w:rPr>
-              <w:t>0.006</w:t>
-            </w:r>
-          </w:p>
-        </w:tc>
-        <w:tc>
-          <w:tcPr>
-            <w:tcW w:w="770" w:type="dxa"/>
-          </w:tcPr>
-          <w:p>
-            <w:pPr>
-              <w:pStyle w:val="Compact"/>
-              <w:rPr>
-                <w:rFonts w:ascii="Times New Roman" w:hAnsi="Times New Roman" w:cs="Times New Roman"/>
-              </w:rPr>
-            </w:pPr>
-            <w:r>
-              <w:rPr>
-                <w:rFonts w:ascii="Times New Roman" w:hAnsi="Times New Roman" w:cs="Times New Roman"/>
-              </w:rPr>
-              <w:t>1.7</w:t>
-            </w:r>
-          </w:p>
-        </w:tc>
-        <w:tc>
-          <w:tcPr>
-            <w:tcW w:w="934" w:type="dxa"/>
-          </w:tcPr>
-          <w:p>
-            <w:pPr>
-              <w:pStyle w:val="Compact"/>
-              <w:rPr>
-                <w:rFonts w:ascii="Times New Roman" w:hAnsi="Times New Roman" w:cs="Times New Roman"/>
-              </w:rPr>
-            </w:pPr>
-            <w:r>
-              <w:rPr>
-                <w:rFonts w:ascii="Times New Roman" w:hAnsi="Times New Roman" w:cs="Times New Roman"/>
-              </w:rPr>
-              <w:t>Weak</w:t>
-            </w:r>
-          </w:p>
-        </w:tc>
-        <w:tc>
-          <w:tcPr>
-            <w:tcW w:w="2316" w:type="dxa"/>
-          </w:tcPr>
-          <w:p>
-            <w:pPr>
-              <w:pStyle w:val="Compact"/>
-              <w:rPr>
-                <w:rFonts w:ascii="Times New Roman" w:hAnsi="Times New Roman" w:cs="Times New Roman"/>
-              </w:rPr>
-            </w:pPr>
-            <w:r>
-              <w:rPr>
-                <w:rFonts w:ascii="Times New Roman" w:hAnsi="Times New Roman" w:cs="Times New Roman"/>
-              </w:rPr>
-              <w:t>Partial-charge-weighted VSA on the secondary ligand; fine-tunes mixed-spacer systems.</w:t>
-            </w:r>
-          </w:p>
-        </w:tc>
-      </w:tr>
-    </w:tbl>
-    <w:p>
-      <w:pPr>
-        <w:pStyle w:val="BodyText"/>
-        <w:spacing w:line="480" w:lineRule="auto"/>
-        <w:jc w:val="both"/>
-        <w:rPr>
-          <w:rFonts w:ascii="Times New Roman" w:hAnsi="Times New Roman" w:cs="Times New Roman"/>
-          <w:b/>
-          <w:bCs/>
-        </w:rPr>
-      </w:pPr>
+      <m:oMath>
+        <m:r>
+          <w:rPr>
+            <w:rFonts w:ascii="Cambria Math" w:hAnsi="Cambria Math" w:cs="Times New Roman"/>
+          </w:rPr>
+          <m:t>f(x) = φ₀ + φ₁(x) + φ₂(x) + … + φₚ(x)  =  φ₀ + Σⱼ φⱼ(x</m:t>
+        </m:r>
+        <m:r>
+          <w:rPr>
+            <w:rFonts w:ascii="Cambria Math" w:hAnsi="Cambria Math" w:cs="Times New Roman"/>
+          </w:rPr>
+          <m:t>)</m:t>
+        </m:r>
+      </m:oMath>
+      <w:r>
+        <w:rPr>
+          <w:rFonts w:ascii="Times New Roman" w:hAnsi="Times New Roman" w:cs="Times New Roman"/>
+        </w:rPr>
+        <w:t xml:space="preserve"> </w:t>
+      </w:r>
+      <w:r>
+        <w:rPr>
+          <w:rFonts w:ascii="Times New Roman" w:hAnsi="Times New Roman" w:cs="Times New Roman"/>
+        </w:rPr>
+        <w:tab/>
+        <w:t xml:space="preserve">   </w:t>
+      </w:r>
+      <w:r>
+        <w:rPr>
+          <w:rFonts w:ascii="Times New Roman" w:hAnsi="Times New Roman" w:cs="Times New Roman"/>
+        </w:rPr>
+        <w:t>– Equation</w:t>
+      </w:r>
+      <w:r>
+        <w:rPr>
+          <w:rFonts w:ascii="Times New Roman" w:hAnsi="Times New Roman" w:cs="Times New Roman"/>
+        </w:rPr>
+        <w:t xml:space="preserve"> 4</w:t>
+      </w:r>
+      <w:r>
+        <w:rPr>
+          <w:rFonts w:ascii="Times New Roman" w:hAnsi="Times New Roman" w:cs="Times New Roman"/>
+        </w:rPr>
+        <w:tab/>
+      </w:r>
+      <w:r>
+        <w:rPr>
+          <w:rFonts w:ascii="Times New Roman" w:hAnsi="Times New Roman" w:cs="Times New Roman"/>
+        </w:rPr>
+        <w:tab/>
+      </w:r>
     </w:p>
     <w:p>
       <w:pPr>
@@ -11204,13 +8977,12 @@
         </w:rPr>
       </w:pPr>
       <w:bookmarkStart w:id="6" w:name="wavelength-models-briefly"/>
-      <w:bookmarkEnd w:id="4"/>
       <w:r>
         <w:rPr>
           <w:noProof/>
         </w:rPr>
         <w:drawing>
-          <wp:inline distT="0" distB="0" distL="0" distR="0" wp14:anchorId="774A154B" wp14:editId="041CC7BF">
+          <wp:inline distT="0" distB="0" distL="0" distR="0" wp14:anchorId="479481C8" wp14:editId="2743B5B7">
             <wp:extent cx="5943600" cy="4712970"/>
             <wp:effectExtent l="0" t="0" r="0" b="0"/>
             <wp:docPr id="1954953508" name="Picture 6"/>
@@ -11270,16 +9042,2410 @@
       <w:r>
         <w:rPr>
           <w:rFonts w:ascii="Times New Roman" w:hAnsi="Times New Roman" w:cs="Times New Roman"/>
-        </w:rPr>
-        <w:lastRenderedPageBreak/>
-        <w:t xml:space="preserve">Figure </w:t>
-      </w:r>
-      <w:r>
-        <w:rPr>
-          <w:rFonts w:ascii="Times New Roman" w:hAnsi="Times New Roman" w:cs="Times New Roman"/>
-        </w:rPr>
-        <w:t>4: SHAP for the SVR champion model.</w:t>
-      </w:r>
+          <w:b/>
+          <w:bCs/>
+        </w:rPr>
+        <w:t>Figure 4:</w:t>
+      </w:r>
+      <w:r>
+        <w:rPr>
+          <w:rFonts w:ascii="Times New Roman" w:hAnsi="Times New Roman" w:cs="Times New Roman"/>
+        </w:rPr>
+        <w:t xml:space="preserve"> SHAP for the SVR champion model.</w:t>
+      </w:r>
+      <w:bookmarkEnd w:id="6"/>
+    </w:p>
+    <w:p>
+      <w:pPr>
+        <w:pStyle w:val="BodyText"/>
+        <w:spacing w:line="480" w:lineRule="auto"/>
+        <w:jc w:val="both"/>
+        <w:rPr>
+          <w:rFonts w:ascii="Times New Roman" w:hAnsi="Times New Roman" w:cs="Times New Roman"/>
+        </w:rPr>
+      </w:pPr>
+      <w:r>
+        <w:rPr>
+          <w:rFonts w:ascii="Times New Roman" w:hAnsi="Times New Roman" w:cs="Times New Roman"/>
+          <w:b/>
+          <w:bCs/>
+        </w:rPr>
+        <w:t>Table 2.</w:t>
+      </w:r>
+      <w:r>
+        <w:rPr>
+          <w:rFonts w:ascii="Times New Roman" w:hAnsi="Times New Roman" w:cs="Times New Roman"/>
+        </w:rPr>
+        <w:t xml:space="preserve"> SHAP summary for </w:t>
+      </w:r>
+      <w:r>
+        <w:rPr>
+          <w:rFonts w:ascii="Times New Roman" w:hAnsi="Times New Roman" w:cs="Times New Roman"/>
+        </w:rPr>
+        <w:t>hyperparameter-tuned</w:t>
+      </w:r>
+      <w:r>
+        <w:rPr>
+          <w:rFonts w:ascii="Times New Roman" w:hAnsi="Times New Roman" w:cs="Times New Roman"/>
+        </w:rPr>
+        <w:t xml:space="preserve"> SVR–RBF (thirteen </w:t>
+      </w:r>
+      <w:proofErr w:type="spellStart"/>
+      <w:r>
+        <w:rPr>
+          <w:rFonts w:ascii="Times New Roman" w:hAnsi="Times New Roman" w:cs="Times New Roman"/>
+        </w:rPr>
+        <w:t>SelectFromModel</w:t>
+      </w:r>
+      <w:proofErr w:type="spellEnd"/>
+      <w:r>
+        <w:rPr>
+          <w:rFonts w:ascii="Times New Roman" w:hAnsi="Times New Roman" w:cs="Times New Roman"/>
+        </w:rPr>
+        <w:t xml:space="preserve"> features, </w:t>
+      </w:r>
+      <w:proofErr w:type="spellStart"/>
+      <w:r>
+        <w:rPr>
+          <w:rFonts w:ascii="Times New Roman" w:hAnsi="Times New Roman" w:cs="Times New Roman"/>
+        </w:rPr>
+        <w:t>AddHs</w:t>
+      </w:r>
+      <w:proofErr w:type="spellEnd"/>
+      <w:r>
+        <w:rPr>
+          <w:rFonts w:ascii="Times New Roman" w:hAnsi="Times New Roman" w:cs="Times New Roman"/>
+        </w:rPr>
+        <w:t xml:space="preserve">). </w:t>
+      </w:r>
+      <w:r>
+        <w:rPr>
+          <w:rFonts w:ascii="Cambria Math" w:hAnsi="Cambria Math" w:cs="Cambria Math"/>
+        </w:rPr>
+        <w:t>⟨</w:t>
+      </w:r>
+      <w:r>
+        <w:rPr>
+          <w:rFonts w:ascii="Times New Roman" w:hAnsi="Times New Roman" w:cs="Times New Roman"/>
+        </w:rPr>
+        <w:t>|</w:t>
+      </w:r>
+      <w:r>
+        <w:rPr>
+          <w:rFonts w:ascii="Times New Roman" w:hAnsi="Times New Roman" w:cs="Times New Roman"/>
+        </w:rPr>
+        <w:t>φ</w:t>
+      </w:r>
+      <w:r>
+        <w:rPr>
+          <w:rFonts w:ascii="Times New Roman" w:hAnsi="Times New Roman" w:cs="Times New Roman"/>
+        </w:rPr>
+        <w:t>|</w:t>
+      </w:r>
+      <w:r>
+        <w:rPr>
+          <w:rFonts w:ascii="Cambria Math" w:hAnsi="Cambria Math" w:cs="Cambria Math"/>
+        </w:rPr>
+        <w:t>⟩</w:t>
+      </w:r>
+      <w:r>
+        <w:rPr>
+          <w:rFonts w:ascii="Times New Roman" w:hAnsi="Times New Roman" w:cs="Times New Roman"/>
+        </w:rPr>
+        <w:t xml:space="preserve"> = mean absolute Shapley contribution (eV); share = percentage of Σ</w:t>
+      </w:r>
+      <w:r>
+        <w:rPr>
+          <w:rFonts w:ascii="Cambria Math" w:hAnsi="Cambria Math" w:cs="Cambria Math"/>
+        </w:rPr>
+        <w:t>⟨</w:t>
+      </w:r>
+      <w:r>
+        <w:rPr>
+          <w:rFonts w:ascii="Times New Roman" w:hAnsi="Times New Roman" w:cs="Times New Roman"/>
+        </w:rPr>
+        <w:t>|</w:t>
+      </w:r>
+      <w:proofErr w:type="spellStart"/>
+      <w:r>
+        <w:rPr>
+          <w:rFonts w:ascii="Times New Roman" w:hAnsi="Times New Roman" w:cs="Times New Roman"/>
+        </w:rPr>
+        <w:t>φ</w:t>
+      </w:r>
+      <w:r>
+        <w:rPr>
+          <w:rFonts w:ascii="Times New Roman" w:hAnsi="Times New Roman" w:cs="Times New Roman"/>
+          <w:i/>
+          <w:iCs/>
+          <w:vertAlign w:val="subscript"/>
+        </w:rPr>
+        <w:t>j</w:t>
+      </w:r>
+      <w:proofErr w:type="spellEnd"/>
+      <w:r>
+        <w:rPr>
+          <w:rFonts w:ascii="Times New Roman" w:hAnsi="Times New Roman" w:cs="Times New Roman"/>
+        </w:rPr>
+        <w:t>|</w:t>
+      </w:r>
+      <w:r>
+        <w:rPr>
+          <w:rFonts w:ascii="Cambria Math" w:hAnsi="Cambria Math" w:cs="Cambria Math"/>
+        </w:rPr>
+        <w:t>⟩</w:t>
+      </w:r>
+      <w:r>
+        <w:rPr>
+          <w:rFonts w:ascii="Times New Roman" w:hAnsi="Times New Roman" w:cs="Times New Roman"/>
+        </w:rPr>
+        <w:t>.</w:t>
+      </w:r>
+    </w:p>
+    <w:tbl>
+      <w:tblPr>
+        <w:tblStyle w:val="Table"/>
+        <w:tblW w:w="9576" w:type="dxa"/>
+        <w:tblBorders>
+          <w:top w:val="single" w:sz="4" w:space="0" w:color="auto"/>
+          <w:left w:val="single" w:sz="4" w:space="0" w:color="auto"/>
+          <w:bottom w:val="single" w:sz="4" w:space="0" w:color="auto"/>
+          <w:right w:val="single" w:sz="4" w:space="0" w:color="auto"/>
+          <w:insideH w:val="single" w:sz="4" w:space="0" w:color="auto"/>
+          <w:insideV w:val="single" w:sz="4" w:space="0" w:color="auto"/>
+        </w:tblBorders>
+        <w:tblLayout w:type="fixed"/>
+        <w:tblLook w:val="0020" w:firstRow="1" w:lastRow="0" w:firstColumn="0" w:lastColumn="0" w:noHBand="0" w:noVBand="0"/>
+      </w:tblPr>
+      <w:tblGrid>
+        <w:gridCol w:w="817"/>
+        <w:gridCol w:w="2297"/>
+        <w:gridCol w:w="1134"/>
+        <w:gridCol w:w="1276"/>
+        <w:gridCol w:w="1417"/>
+        <w:gridCol w:w="2635"/>
+      </w:tblGrid>
+      <w:tr>
+        <w:trPr>
+          <w:cnfStyle w:val="100000000000" w:firstRow="1" w:lastRow="0" w:firstColumn="0" w:lastColumn="0" w:oddVBand="0" w:evenVBand="0" w:oddHBand="0" w:evenHBand="0" w:firstRowFirstColumn="0" w:firstRowLastColumn="0" w:lastRowFirstColumn="0" w:lastRowLastColumn="0"/>
+          <w:tblHeader/>
+        </w:trPr>
+        <w:tc>
+          <w:tcPr>
+            <w:tcW w:w="817" w:type="dxa"/>
+            <w:tcBorders>
+              <w:bottom w:val="none" w:sz="0" w:space="0" w:color="auto"/>
+            </w:tcBorders>
+          </w:tcPr>
+          <w:p>
+            <w:pPr>
+              <w:pStyle w:val="Compact"/>
+              <w:rPr>
+                <w:rFonts w:ascii="Times New Roman" w:hAnsi="Times New Roman" w:cs="Times New Roman"/>
+              </w:rPr>
+            </w:pPr>
+            <w:r>
+              <w:rPr>
+                <w:rFonts w:ascii="Times New Roman" w:hAnsi="Times New Roman" w:cs="Times New Roman"/>
+              </w:rPr>
+              <w:lastRenderedPageBreak/>
+              <w:t>Rank</w:t>
+            </w:r>
+          </w:p>
+        </w:tc>
+        <w:tc>
+          <w:tcPr>
+            <w:tcW w:w="2297" w:type="dxa"/>
+            <w:tcBorders>
+              <w:bottom w:val="none" w:sz="0" w:space="0" w:color="auto"/>
+            </w:tcBorders>
+          </w:tcPr>
+          <w:p>
+            <w:pPr>
+              <w:pStyle w:val="Compact"/>
+              <w:rPr>
+                <w:rFonts w:ascii="Times New Roman" w:hAnsi="Times New Roman" w:cs="Times New Roman"/>
+              </w:rPr>
+            </w:pPr>
+            <w:r>
+              <w:rPr>
+                <w:rFonts w:ascii="Times New Roman" w:hAnsi="Times New Roman" w:cs="Times New Roman"/>
+              </w:rPr>
+              <w:t>Descriptor</w:t>
+            </w:r>
+          </w:p>
+        </w:tc>
+        <w:tc>
+          <w:tcPr>
+            <w:tcW w:w="1134" w:type="dxa"/>
+            <w:tcBorders>
+              <w:bottom w:val="none" w:sz="0" w:space="0" w:color="auto"/>
+            </w:tcBorders>
+          </w:tcPr>
+          <w:p>
+            <w:pPr>
+              <w:pStyle w:val="Compact"/>
+              <w:rPr>
+                <w:rFonts w:ascii="Times New Roman" w:hAnsi="Times New Roman" w:cs="Times New Roman"/>
+              </w:rPr>
+            </w:pPr>
+            <w:r>
+              <w:rPr>
+                <w:rFonts w:ascii="Cambria Math" w:hAnsi="Cambria Math" w:cs="Cambria Math"/>
+              </w:rPr>
+              <w:t>⟨</w:t>
+            </w:r>
+            <w:r>
+              <w:rPr>
+                <w:rFonts w:ascii="Times New Roman" w:hAnsi="Times New Roman" w:cs="Times New Roman"/>
+              </w:rPr>
+              <w:t>|</w:t>
+            </w:r>
+            <w:r>
+              <w:rPr>
+                <w:rFonts w:ascii="Times New Roman" w:hAnsi="Times New Roman" w:cs="Times New Roman"/>
+              </w:rPr>
+              <w:t>φ</w:t>
+            </w:r>
+            <w:r>
+              <w:rPr>
+                <w:rFonts w:ascii="Times New Roman" w:hAnsi="Times New Roman" w:cs="Times New Roman"/>
+              </w:rPr>
+              <w:t>|</w:t>
+            </w:r>
+            <w:r>
+              <w:rPr>
+                <w:rFonts w:ascii="Cambria Math" w:hAnsi="Cambria Math" w:cs="Cambria Math"/>
+              </w:rPr>
+              <w:t>⟩</w:t>
+            </w:r>
+            <w:r>
+              <w:rPr>
+                <w:rFonts w:ascii="Times New Roman" w:hAnsi="Times New Roman" w:cs="Times New Roman"/>
+              </w:rPr>
+              <w:t xml:space="preserve"> (eV)</w:t>
+            </w:r>
+          </w:p>
+        </w:tc>
+        <w:tc>
+          <w:tcPr>
+            <w:tcW w:w="1276" w:type="dxa"/>
+            <w:tcBorders>
+              <w:bottom w:val="none" w:sz="0" w:space="0" w:color="auto"/>
+            </w:tcBorders>
+          </w:tcPr>
+          <w:p>
+            <w:pPr>
+              <w:pStyle w:val="Compact"/>
+              <w:rPr>
+                <w:rFonts w:ascii="Times New Roman" w:hAnsi="Times New Roman" w:cs="Times New Roman"/>
+              </w:rPr>
+            </w:pPr>
+            <w:r>
+              <w:rPr>
+                <w:rFonts w:ascii="Times New Roman" w:hAnsi="Times New Roman" w:cs="Times New Roman"/>
+              </w:rPr>
+              <w:t>Share (%)</w:t>
+            </w:r>
+          </w:p>
+        </w:tc>
+        <w:tc>
+          <w:tcPr>
+            <w:tcW w:w="1417" w:type="dxa"/>
+            <w:tcBorders>
+              <w:bottom w:val="none" w:sz="0" w:space="0" w:color="auto"/>
+            </w:tcBorders>
+          </w:tcPr>
+          <w:p>
+            <w:pPr>
+              <w:pStyle w:val="Compact"/>
+              <w:rPr>
+                <w:rFonts w:ascii="Times New Roman" w:hAnsi="Times New Roman" w:cs="Times New Roman"/>
+              </w:rPr>
+            </w:pPr>
+            <w:r>
+              <w:rPr>
+                <w:rFonts w:ascii="Times New Roman" w:hAnsi="Times New Roman" w:cs="Times New Roman"/>
+              </w:rPr>
+              <w:t>Trend when feature ↑</w:t>
+            </w:r>
+          </w:p>
+        </w:tc>
+        <w:tc>
+          <w:tcPr>
+            <w:tcW w:w="2635" w:type="dxa"/>
+            <w:tcBorders>
+              <w:bottom w:val="none" w:sz="0" w:space="0" w:color="auto"/>
+            </w:tcBorders>
+          </w:tcPr>
+          <w:p>
+            <w:pPr>
+              <w:pStyle w:val="Compact"/>
+              <w:rPr>
+                <w:rFonts w:ascii="Times New Roman" w:hAnsi="Times New Roman" w:cs="Times New Roman"/>
+              </w:rPr>
+            </w:pPr>
+            <w:r>
+              <w:rPr>
+                <w:rFonts w:ascii="Times New Roman" w:hAnsi="Times New Roman" w:cs="Times New Roman"/>
+              </w:rPr>
+              <w:t>Chemical / physical mechanism</w:t>
+            </w:r>
+          </w:p>
+        </w:tc>
+      </w:tr>
+      <w:tr>
+        <w:tc>
+          <w:tcPr>
+            <w:tcW w:w="817" w:type="dxa"/>
+          </w:tcPr>
+          <w:p>
+            <w:pPr>
+              <w:pStyle w:val="Compact"/>
+              <w:rPr>
+                <w:rFonts w:ascii="Times New Roman" w:hAnsi="Times New Roman" w:cs="Times New Roman"/>
+              </w:rPr>
+            </w:pPr>
+            <w:r>
+              <w:rPr>
+                <w:rFonts w:ascii="Times New Roman" w:hAnsi="Times New Roman" w:cs="Times New Roman"/>
+              </w:rPr>
+              <w:t>1</w:t>
+            </w:r>
+          </w:p>
+        </w:tc>
+        <w:tc>
+          <w:tcPr>
+            <w:tcW w:w="2297" w:type="dxa"/>
+          </w:tcPr>
+          <w:p>
+            <w:pPr>
+              <w:pStyle w:val="Compact"/>
+              <w:rPr>
+                <w:rFonts w:ascii="Times New Roman" w:hAnsi="Times New Roman" w:cs="Times New Roman"/>
+              </w:rPr>
+            </w:pPr>
+            <w:r>
+              <w:rPr>
+                <w:rStyle w:val="VerbatimChar"/>
+                <w:rFonts w:ascii="Times New Roman" w:hAnsi="Times New Roman" w:cs="Times New Roman"/>
+                <w:sz w:val="24"/>
+              </w:rPr>
+              <w:t>PbBr2</w:t>
+            </w:r>
+          </w:p>
+        </w:tc>
+        <w:tc>
+          <w:tcPr>
+            <w:tcW w:w="1134" w:type="dxa"/>
+          </w:tcPr>
+          <w:p>
+            <w:pPr>
+              <w:pStyle w:val="Compact"/>
+              <w:rPr>
+                <w:rFonts w:ascii="Times New Roman" w:hAnsi="Times New Roman" w:cs="Times New Roman"/>
+              </w:rPr>
+            </w:pPr>
+            <w:r>
+              <w:rPr>
+                <w:rFonts w:ascii="Times New Roman" w:hAnsi="Times New Roman" w:cs="Times New Roman"/>
+              </w:rPr>
+              <w:t>0.074</w:t>
+            </w:r>
+          </w:p>
+        </w:tc>
+        <w:tc>
+          <w:tcPr>
+            <w:tcW w:w="1276" w:type="dxa"/>
+          </w:tcPr>
+          <w:p>
+            <w:pPr>
+              <w:pStyle w:val="Compact"/>
+              <w:rPr>
+                <w:rFonts w:ascii="Times New Roman" w:hAnsi="Times New Roman" w:cs="Times New Roman"/>
+              </w:rPr>
+            </w:pPr>
+            <w:r>
+              <w:rPr>
+                <w:rFonts w:ascii="Times New Roman" w:hAnsi="Times New Roman" w:cs="Times New Roman"/>
+              </w:rPr>
+              <w:t>21.4</w:t>
+            </w:r>
+          </w:p>
+        </w:tc>
+        <w:tc>
+          <w:tcPr>
+            <w:tcW w:w="1417" w:type="dxa"/>
+          </w:tcPr>
+          <w:p>
+            <w:pPr>
+              <w:pStyle w:val="Compact"/>
+              <w:rPr>
+                <w:rFonts w:ascii="Times New Roman" w:hAnsi="Times New Roman" w:cs="Times New Roman"/>
+              </w:rPr>
+            </w:pPr>
+            <w:proofErr w:type="spellStart"/>
+            <w:r>
+              <w:rPr>
+                <w:rFonts w:ascii="Times New Roman" w:hAnsi="Times New Roman" w:cs="Times New Roman"/>
+              </w:rPr>
+              <w:t>hypsochromic</w:t>
+            </w:r>
+            <w:proofErr w:type="spellEnd"/>
+            <w:r>
+              <w:rPr>
+                <w:rFonts w:ascii="Times New Roman" w:hAnsi="Times New Roman" w:cs="Times New Roman"/>
+              </w:rPr>
+              <w:t xml:space="preserve"> shift</w:t>
+            </w:r>
+            <w:r>
+              <w:rPr>
+                <w:rFonts w:ascii="Times New Roman" w:hAnsi="Times New Roman" w:cs="Times New Roman"/>
+              </w:rPr>
+              <w:t xml:space="preserve"> </w:t>
+            </w:r>
+            <w:r>
+              <w:rPr>
+                <w:rFonts w:ascii="Times New Roman" w:hAnsi="Times New Roman" w:cs="Times New Roman"/>
+              </w:rPr>
+              <w:t>(</w:t>
+            </w:r>
+            <w:r>
+              <w:rPr>
+                <w:rFonts w:ascii="Times New Roman" w:hAnsi="Times New Roman" w:cs="Times New Roman"/>
+                <w:i/>
+                <w:iCs/>
+              </w:rPr>
+              <w:t>r</w:t>
+            </w:r>
+            <w:r>
+              <w:rPr>
+                <w:rFonts w:ascii="Times New Roman" w:hAnsi="Times New Roman" w:cs="Times New Roman"/>
+              </w:rPr>
+              <w:t xml:space="preserve"> ≈ +0.95)</w:t>
+            </w:r>
+          </w:p>
+        </w:tc>
+        <w:tc>
+          <w:tcPr>
+            <w:tcW w:w="2635" w:type="dxa"/>
+          </w:tcPr>
+          <w:p>
+            <w:pPr>
+              <w:pStyle w:val="Compact"/>
+              <w:rPr>
+                <w:rFonts w:ascii="Times New Roman" w:hAnsi="Times New Roman" w:cs="Times New Roman"/>
+              </w:rPr>
+            </w:pPr>
+            <w:r>
+              <w:rPr>
+                <w:rFonts w:ascii="Times New Roman" w:hAnsi="Times New Roman" w:cs="Times New Roman"/>
+              </w:rPr>
+              <w:t xml:space="preserve">Inorganic Br raises the lead-halide bandgap and </w:t>
+            </w:r>
+            <w:proofErr w:type="spellStart"/>
+            <w:r>
+              <w:rPr>
+                <w:rFonts w:ascii="Times New Roman" w:hAnsi="Times New Roman" w:cs="Times New Roman"/>
+              </w:rPr>
+              <w:t>favours</w:t>
+            </w:r>
+            <w:proofErr w:type="spellEnd"/>
+            <w:r>
+              <w:rPr>
+                <w:rFonts w:ascii="Times New Roman" w:hAnsi="Times New Roman" w:cs="Times New Roman"/>
+              </w:rPr>
+              <w:t xml:space="preserve"> wider-gap, more confined wells</w:t>
+            </w:r>
+            <w:r>
+              <w:rPr>
+                <w:rFonts w:ascii="Times New Roman" w:hAnsi="Times New Roman" w:cs="Times New Roman"/>
+              </w:rPr>
+              <w:t>, thereby dominating the</w:t>
+            </w:r>
+            <w:r>
+              <w:rPr>
+                <w:rFonts w:ascii="Times New Roman" w:hAnsi="Times New Roman" w:cs="Times New Roman"/>
+              </w:rPr>
+              <w:t xml:space="preserve"> average emission </w:t>
+            </w:r>
+            <w:proofErr w:type="spellStart"/>
+            <w:r>
+              <w:rPr>
+                <w:rFonts w:ascii="Times New Roman" w:hAnsi="Times New Roman" w:cs="Times New Roman"/>
+              </w:rPr>
+              <w:t>colour</w:t>
+            </w:r>
+            <w:proofErr w:type="spellEnd"/>
+            <w:r>
+              <w:rPr>
+                <w:rFonts w:ascii="Times New Roman" w:hAnsi="Times New Roman" w:cs="Times New Roman"/>
+              </w:rPr>
+              <w:t>.</w:t>
+            </w:r>
+          </w:p>
+        </w:tc>
+      </w:tr>
+      <w:tr>
+        <w:tc>
+          <w:tcPr>
+            <w:tcW w:w="817" w:type="dxa"/>
+          </w:tcPr>
+          <w:p>
+            <w:pPr>
+              <w:pStyle w:val="Compact"/>
+              <w:rPr>
+                <w:rFonts w:ascii="Times New Roman" w:hAnsi="Times New Roman" w:cs="Times New Roman"/>
+              </w:rPr>
+            </w:pPr>
+            <w:r>
+              <w:rPr>
+                <w:rFonts w:ascii="Times New Roman" w:hAnsi="Times New Roman" w:cs="Times New Roman"/>
+              </w:rPr>
+              <w:t>2</w:t>
+            </w:r>
+          </w:p>
+        </w:tc>
+        <w:tc>
+          <w:tcPr>
+            <w:tcW w:w="2297" w:type="dxa"/>
+          </w:tcPr>
+          <w:p>
+            <w:pPr>
+              <w:pStyle w:val="Compact"/>
+              <w:rPr>
+                <w:rFonts w:ascii="Times New Roman" w:hAnsi="Times New Roman" w:cs="Times New Roman"/>
+              </w:rPr>
+            </w:pPr>
+            <w:r>
+              <w:rPr>
+                <w:rStyle w:val="VerbatimChar"/>
+                <w:rFonts w:ascii="Times New Roman" w:hAnsi="Times New Roman" w:cs="Times New Roman"/>
+                <w:sz w:val="24"/>
+              </w:rPr>
+              <w:t>BR_PRIMARY_ORGANIC_HALIDE</w:t>
+            </w:r>
+          </w:p>
+        </w:tc>
+        <w:tc>
+          <w:tcPr>
+            <w:tcW w:w="1134" w:type="dxa"/>
+          </w:tcPr>
+          <w:p>
+            <w:pPr>
+              <w:pStyle w:val="Compact"/>
+              <w:rPr>
+                <w:rFonts w:ascii="Times New Roman" w:hAnsi="Times New Roman" w:cs="Times New Roman"/>
+              </w:rPr>
+            </w:pPr>
+            <w:r>
+              <w:rPr>
+                <w:rFonts w:ascii="Times New Roman" w:hAnsi="Times New Roman" w:cs="Times New Roman"/>
+              </w:rPr>
+              <w:t>0.059</w:t>
+            </w:r>
+          </w:p>
+        </w:tc>
+        <w:tc>
+          <w:tcPr>
+            <w:tcW w:w="1276" w:type="dxa"/>
+          </w:tcPr>
+          <w:p>
+            <w:pPr>
+              <w:pStyle w:val="Compact"/>
+              <w:rPr>
+                <w:rFonts w:ascii="Times New Roman" w:hAnsi="Times New Roman" w:cs="Times New Roman"/>
+              </w:rPr>
+            </w:pPr>
+            <w:r>
+              <w:rPr>
+                <w:rFonts w:ascii="Times New Roman" w:hAnsi="Times New Roman" w:cs="Times New Roman"/>
+              </w:rPr>
+              <w:t>17.1</w:t>
+            </w:r>
+          </w:p>
+        </w:tc>
+        <w:tc>
+          <w:tcPr>
+            <w:tcW w:w="1417" w:type="dxa"/>
+          </w:tcPr>
+          <w:p>
+            <w:pPr>
+              <w:pStyle w:val="Compact"/>
+              <w:rPr>
+                <w:rFonts w:ascii="Times New Roman" w:hAnsi="Times New Roman" w:cs="Times New Roman"/>
+              </w:rPr>
+            </w:pPr>
+            <w:proofErr w:type="spellStart"/>
+            <w:r>
+              <w:rPr>
+                <w:rFonts w:ascii="Times New Roman" w:hAnsi="Times New Roman" w:cs="Times New Roman"/>
+              </w:rPr>
+              <w:t>hypsochromic</w:t>
+            </w:r>
+            <w:proofErr w:type="spellEnd"/>
+            <w:r>
+              <w:rPr>
+                <w:rFonts w:ascii="Times New Roman" w:hAnsi="Times New Roman" w:cs="Times New Roman"/>
+              </w:rPr>
+              <w:t xml:space="preserve"> shift</w:t>
+            </w:r>
+            <w:r>
+              <w:rPr>
+                <w:rFonts w:ascii="Times New Roman" w:hAnsi="Times New Roman" w:cs="Times New Roman"/>
+              </w:rPr>
+              <w:t xml:space="preserve"> </w:t>
+            </w:r>
+            <w:r>
+              <w:rPr>
+                <w:rFonts w:ascii="Times New Roman" w:hAnsi="Times New Roman" w:cs="Times New Roman"/>
+              </w:rPr>
+              <w:t>(</w:t>
+            </w:r>
+            <w:r>
+              <w:rPr>
+                <w:rFonts w:ascii="Times New Roman" w:hAnsi="Times New Roman" w:cs="Times New Roman"/>
+                <w:i/>
+                <w:iCs/>
+              </w:rPr>
+              <w:t>r</w:t>
+            </w:r>
+            <w:r>
+              <w:rPr>
+                <w:rFonts w:ascii="Times New Roman" w:hAnsi="Times New Roman" w:cs="Times New Roman"/>
+              </w:rPr>
+              <w:t xml:space="preserve"> ≈ +0.96)</w:t>
+            </w:r>
+          </w:p>
+        </w:tc>
+        <w:tc>
+          <w:tcPr>
+            <w:tcW w:w="2635" w:type="dxa"/>
+          </w:tcPr>
+          <w:p>
+            <w:pPr>
+              <w:pStyle w:val="Compact"/>
+              <w:rPr>
+                <w:rFonts w:ascii="Times New Roman" w:hAnsi="Times New Roman" w:cs="Times New Roman"/>
+              </w:rPr>
+            </w:pPr>
+            <w:r>
+              <w:rPr>
+                <w:rFonts w:ascii="Times New Roman" w:hAnsi="Times New Roman" w:cs="Times New Roman"/>
+              </w:rPr>
+              <w:t xml:space="preserve">Bromide on the primary ammonium spacer increases halide incorporation on the organic site and blue-shifts the emitting manifold relative to iodide-only </w:t>
+            </w:r>
+            <w:proofErr w:type="spellStart"/>
+            <w:r>
+              <w:rPr>
+                <w:rFonts w:ascii="Times New Roman" w:hAnsi="Times New Roman" w:cs="Times New Roman"/>
+              </w:rPr>
+              <w:t>compostions</w:t>
+            </w:r>
+            <w:proofErr w:type="spellEnd"/>
+            <w:r>
+              <w:rPr>
+                <w:rFonts w:ascii="Times New Roman" w:hAnsi="Times New Roman" w:cs="Times New Roman"/>
+              </w:rPr>
+              <w:t>.</w:t>
+            </w:r>
+          </w:p>
+        </w:tc>
+      </w:tr>
+      <w:tr>
+        <w:tc>
+          <w:tcPr>
+            <w:tcW w:w="817" w:type="dxa"/>
+          </w:tcPr>
+          <w:p>
+            <w:pPr>
+              <w:pStyle w:val="Compact"/>
+              <w:rPr>
+                <w:rFonts w:ascii="Times New Roman" w:hAnsi="Times New Roman" w:cs="Times New Roman"/>
+              </w:rPr>
+            </w:pPr>
+            <w:r>
+              <w:rPr>
+                <w:rFonts w:ascii="Times New Roman" w:hAnsi="Times New Roman" w:cs="Times New Roman"/>
+              </w:rPr>
+              <w:t>3</w:t>
+            </w:r>
+          </w:p>
+        </w:tc>
+        <w:tc>
+          <w:tcPr>
+            <w:tcW w:w="2297" w:type="dxa"/>
+          </w:tcPr>
+          <w:p>
+            <w:pPr>
+              <w:pStyle w:val="Compact"/>
+              <w:rPr>
+                <w:rFonts w:ascii="Times New Roman" w:hAnsi="Times New Roman" w:cs="Times New Roman"/>
+              </w:rPr>
+            </w:pPr>
+            <w:proofErr w:type="spellStart"/>
+            <w:r>
+              <w:rPr>
+                <w:rStyle w:val="VerbatimChar"/>
+                <w:rFonts w:ascii="Times New Roman" w:hAnsi="Times New Roman" w:cs="Times New Roman"/>
+                <w:sz w:val="24"/>
+              </w:rPr>
+              <w:t>FAI_TO_Pb</w:t>
+            </w:r>
+            <w:proofErr w:type="spellEnd"/>
+          </w:p>
+        </w:tc>
+        <w:tc>
+          <w:tcPr>
+            <w:tcW w:w="1134" w:type="dxa"/>
+          </w:tcPr>
+          <w:p>
+            <w:pPr>
+              <w:pStyle w:val="Compact"/>
+              <w:rPr>
+                <w:rFonts w:ascii="Times New Roman" w:hAnsi="Times New Roman" w:cs="Times New Roman"/>
+              </w:rPr>
+            </w:pPr>
+            <w:r>
+              <w:rPr>
+                <w:rFonts w:ascii="Times New Roman" w:hAnsi="Times New Roman" w:cs="Times New Roman"/>
+              </w:rPr>
+              <w:t>0.031</w:t>
+            </w:r>
+          </w:p>
+        </w:tc>
+        <w:tc>
+          <w:tcPr>
+            <w:tcW w:w="1276" w:type="dxa"/>
+          </w:tcPr>
+          <w:p>
+            <w:pPr>
+              <w:pStyle w:val="Compact"/>
+              <w:rPr>
+                <w:rFonts w:ascii="Times New Roman" w:hAnsi="Times New Roman" w:cs="Times New Roman"/>
+              </w:rPr>
+            </w:pPr>
+            <w:r>
+              <w:rPr>
+                <w:rFonts w:ascii="Times New Roman" w:hAnsi="Times New Roman" w:cs="Times New Roman"/>
+              </w:rPr>
+              <w:t>8.9</w:t>
+            </w:r>
+          </w:p>
+        </w:tc>
+        <w:tc>
+          <w:tcPr>
+            <w:tcW w:w="1417" w:type="dxa"/>
+          </w:tcPr>
+          <w:p>
+            <w:pPr>
+              <w:pStyle w:val="Compact"/>
+              <w:rPr>
+                <w:rFonts w:ascii="Times New Roman" w:hAnsi="Times New Roman" w:cs="Times New Roman"/>
+              </w:rPr>
+            </w:pPr>
+            <w:r>
+              <w:rPr>
+                <w:rFonts w:ascii="Times New Roman" w:hAnsi="Times New Roman" w:cs="Times New Roman"/>
+              </w:rPr>
+              <w:t>bathochromic shift</w:t>
+            </w:r>
+            <w:r>
+              <w:rPr>
+                <w:rFonts w:ascii="Times New Roman" w:hAnsi="Times New Roman" w:cs="Times New Roman"/>
+              </w:rPr>
+              <w:t xml:space="preserve"> </w:t>
+            </w:r>
+            <w:r>
+              <w:rPr>
+                <w:rFonts w:ascii="Times New Roman" w:hAnsi="Times New Roman" w:cs="Times New Roman"/>
+              </w:rPr>
+              <w:t>(</w:t>
+            </w:r>
+            <w:r>
+              <w:rPr>
+                <w:rFonts w:ascii="Times New Roman" w:hAnsi="Times New Roman" w:cs="Times New Roman"/>
+                <w:i/>
+                <w:iCs/>
+              </w:rPr>
+              <w:t>r</w:t>
+            </w:r>
+            <w:r>
+              <w:rPr>
+                <w:rFonts w:ascii="Times New Roman" w:hAnsi="Times New Roman" w:cs="Times New Roman"/>
+              </w:rPr>
+              <w:t xml:space="preserve"> ≈ −0.98)</w:t>
+            </w:r>
+          </w:p>
+        </w:tc>
+        <w:tc>
+          <w:tcPr>
+            <w:tcW w:w="2635" w:type="dxa"/>
+          </w:tcPr>
+          <w:p>
+            <w:pPr>
+              <w:pStyle w:val="Compact"/>
+              <w:rPr>
+                <w:rFonts w:ascii="Times New Roman" w:hAnsi="Times New Roman" w:cs="Times New Roman"/>
+              </w:rPr>
+            </w:pPr>
+            <w:proofErr w:type="spellStart"/>
+            <w:r>
+              <w:rPr>
+                <w:rFonts w:ascii="Times New Roman" w:hAnsi="Times New Roman" w:cs="Times New Roman"/>
+              </w:rPr>
+              <w:t>Formamidinium</w:t>
+            </w:r>
+            <w:proofErr w:type="spellEnd"/>
+            <w:r>
+              <w:rPr>
+                <w:rFonts w:ascii="Times New Roman" w:hAnsi="Times New Roman" w:cs="Times New Roman"/>
+              </w:rPr>
+              <w:t xml:space="preserve"> iodide fraction enriches iodide character and lowers the effective gap—consistent with red-shifted quasi-2D PL/EL when iodide dominates.</w:t>
+            </w:r>
+          </w:p>
+        </w:tc>
+      </w:tr>
+      <w:tr>
+        <w:tc>
+          <w:tcPr>
+            <w:tcW w:w="817" w:type="dxa"/>
+          </w:tcPr>
+          <w:p>
+            <w:pPr>
+              <w:pStyle w:val="Compact"/>
+              <w:rPr>
+                <w:rFonts w:ascii="Times New Roman" w:hAnsi="Times New Roman" w:cs="Times New Roman"/>
+              </w:rPr>
+            </w:pPr>
+            <w:r>
+              <w:rPr>
+                <w:rFonts w:ascii="Times New Roman" w:hAnsi="Times New Roman" w:cs="Times New Roman"/>
+              </w:rPr>
+              <w:t>4</w:t>
+            </w:r>
+          </w:p>
+        </w:tc>
+        <w:tc>
+          <w:tcPr>
+            <w:tcW w:w="2297" w:type="dxa"/>
+          </w:tcPr>
+          <w:p>
+            <w:pPr>
+              <w:pStyle w:val="Compact"/>
+              <w:rPr>
+                <w:rFonts w:ascii="Times New Roman" w:hAnsi="Times New Roman" w:cs="Times New Roman"/>
+              </w:rPr>
+            </w:pPr>
+            <w:proofErr w:type="spellStart"/>
+            <w:r>
+              <w:rPr>
+                <w:rStyle w:val="VerbatimChar"/>
+                <w:rFonts w:ascii="Times New Roman" w:hAnsi="Times New Roman" w:cs="Times New Roman"/>
+                <w:sz w:val="24"/>
+              </w:rPr>
+              <w:t>FABr_TO_Pb</w:t>
+            </w:r>
+            <w:proofErr w:type="spellEnd"/>
+          </w:p>
+        </w:tc>
+        <w:tc>
+          <w:tcPr>
+            <w:tcW w:w="1134" w:type="dxa"/>
+          </w:tcPr>
+          <w:p>
+            <w:pPr>
+              <w:pStyle w:val="Compact"/>
+              <w:rPr>
+                <w:rFonts w:ascii="Times New Roman" w:hAnsi="Times New Roman" w:cs="Times New Roman"/>
+              </w:rPr>
+            </w:pPr>
+            <w:r>
+              <w:rPr>
+                <w:rFonts w:ascii="Times New Roman" w:hAnsi="Times New Roman" w:cs="Times New Roman"/>
+              </w:rPr>
+              <w:t>0.028</w:t>
+            </w:r>
+          </w:p>
+        </w:tc>
+        <w:tc>
+          <w:tcPr>
+            <w:tcW w:w="1276" w:type="dxa"/>
+          </w:tcPr>
+          <w:p>
+            <w:pPr>
+              <w:pStyle w:val="Compact"/>
+              <w:rPr>
+                <w:rFonts w:ascii="Times New Roman" w:hAnsi="Times New Roman" w:cs="Times New Roman"/>
+              </w:rPr>
+            </w:pPr>
+            <w:r>
+              <w:rPr>
+                <w:rFonts w:ascii="Times New Roman" w:hAnsi="Times New Roman" w:cs="Times New Roman"/>
+              </w:rPr>
+              <w:t>8.0</w:t>
+            </w:r>
+          </w:p>
+        </w:tc>
+        <w:tc>
+          <w:tcPr>
+            <w:tcW w:w="1417" w:type="dxa"/>
+          </w:tcPr>
+          <w:p>
+            <w:pPr>
+              <w:pStyle w:val="Compact"/>
+              <w:rPr>
+                <w:rFonts w:ascii="Times New Roman" w:hAnsi="Times New Roman" w:cs="Times New Roman"/>
+              </w:rPr>
+            </w:pPr>
+            <w:r>
+              <w:rPr>
+                <w:rFonts w:ascii="Times New Roman" w:hAnsi="Times New Roman" w:cs="Times New Roman"/>
+              </w:rPr>
+              <w:t>bathochromic shift</w:t>
+            </w:r>
+            <w:r>
+              <w:rPr>
+                <w:rFonts w:ascii="Times New Roman" w:hAnsi="Times New Roman" w:cs="Times New Roman"/>
+              </w:rPr>
+              <w:t xml:space="preserve"> </w:t>
+            </w:r>
+            <w:r>
+              <w:rPr>
+                <w:rFonts w:ascii="Times New Roman" w:hAnsi="Times New Roman" w:cs="Times New Roman"/>
+              </w:rPr>
+              <w:t>(</w:t>
+            </w:r>
+            <w:r>
+              <w:rPr>
+                <w:rFonts w:ascii="Times New Roman" w:hAnsi="Times New Roman" w:cs="Times New Roman"/>
+                <w:i/>
+                <w:iCs/>
+              </w:rPr>
+              <w:t>r</w:t>
+            </w:r>
+            <w:r>
+              <w:rPr>
+                <w:rFonts w:ascii="Times New Roman" w:hAnsi="Times New Roman" w:cs="Times New Roman"/>
+              </w:rPr>
+              <w:t xml:space="preserve"> ≈ −0.91)</w:t>
+            </w:r>
+          </w:p>
+        </w:tc>
+        <w:tc>
+          <w:tcPr>
+            <w:tcW w:w="2635" w:type="dxa"/>
+          </w:tcPr>
+          <w:p>
+            <w:pPr>
+              <w:pStyle w:val="Compact"/>
+              <w:rPr>
+                <w:rFonts w:ascii="Times New Roman" w:hAnsi="Times New Roman" w:cs="Times New Roman"/>
+              </w:rPr>
+            </w:pPr>
+            <w:r>
+              <w:rPr>
+                <w:rFonts w:ascii="Times New Roman" w:hAnsi="Times New Roman" w:cs="Times New Roman"/>
+              </w:rPr>
+              <w:t xml:space="preserve">FA bromide pathway competes with high-gap chloride/bromide routes; higher </w:t>
+            </w:r>
+            <w:proofErr w:type="spellStart"/>
+            <w:proofErr w:type="gramStart"/>
+            <w:r>
+              <w:rPr>
+                <w:rFonts w:ascii="Times New Roman" w:hAnsi="Times New Roman" w:cs="Times New Roman"/>
+              </w:rPr>
+              <w:t>FA:Pb</w:t>
+            </w:r>
+            <w:proofErr w:type="spellEnd"/>
+            <w:proofErr w:type="gramEnd"/>
+            <w:r>
+              <w:rPr>
+                <w:rFonts w:ascii="Times New Roman" w:hAnsi="Times New Roman" w:cs="Times New Roman"/>
+              </w:rPr>
+              <w:t xml:space="preserve"> (Br) correlates with lower predicted </w:t>
+            </w:r>
+            <w:r>
+              <w:rPr>
+                <w:rFonts w:ascii="Times New Roman" w:hAnsi="Times New Roman" w:cs="Times New Roman"/>
+              </w:rPr>
+              <w:t>E</w:t>
+            </w:r>
+            <w:r>
+              <w:rPr>
+                <w:rFonts w:ascii="Times New Roman" w:hAnsi="Times New Roman" w:cs="Times New Roman"/>
+                <w:i/>
+                <w:iCs/>
+                <w:vertAlign w:val="subscript"/>
+              </w:rPr>
+              <w:t>ph</w:t>
+            </w:r>
+            <w:r>
+              <w:rPr>
+                <w:rFonts w:ascii="Times New Roman" w:hAnsi="Times New Roman" w:cs="Times New Roman"/>
+              </w:rPr>
+              <w:t xml:space="preserve"> </w:t>
+            </w:r>
+            <w:r>
+              <w:rPr>
+                <w:rFonts w:ascii="Times New Roman" w:hAnsi="Times New Roman" w:cs="Times New Roman"/>
+              </w:rPr>
+              <w:t>according to the trend in</w:t>
+            </w:r>
+            <w:r>
+              <w:rPr>
+                <w:rFonts w:ascii="Times New Roman" w:hAnsi="Times New Roman" w:cs="Times New Roman"/>
+              </w:rPr>
+              <w:t xml:space="preserve"> </w:t>
+            </w:r>
+            <w:r>
+              <w:rPr>
+                <w:rFonts w:ascii="Times New Roman" w:hAnsi="Times New Roman" w:cs="Times New Roman"/>
+              </w:rPr>
+              <w:t>collected dataset</w:t>
+            </w:r>
+            <w:r>
+              <w:rPr>
+                <w:rFonts w:ascii="Times New Roman" w:hAnsi="Times New Roman" w:cs="Times New Roman"/>
+              </w:rPr>
+              <w:t>.</w:t>
+            </w:r>
+          </w:p>
+        </w:tc>
+      </w:tr>
+      <w:tr>
+        <w:tc>
+          <w:tcPr>
+            <w:tcW w:w="817" w:type="dxa"/>
+          </w:tcPr>
+          <w:p>
+            <w:pPr>
+              <w:pStyle w:val="Compact"/>
+              <w:rPr>
+                <w:rFonts w:ascii="Times New Roman" w:hAnsi="Times New Roman" w:cs="Times New Roman"/>
+              </w:rPr>
+            </w:pPr>
+            <w:r>
+              <w:rPr>
+                <w:rFonts w:ascii="Times New Roman" w:hAnsi="Times New Roman" w:cs="Times New Roman"/>
+              </w:rPr>
+              <w:t>5</w:t>
+            </w:r>
+          </w:p>
+        </w:tc>
+        <w:tc>
+          <w:tcPr>
+            <w:tcW w:w="2297" w:type="dxa"/>
+          </w:tcPr>
+          <w:p>
+            <w:pPr>
+              <w:pStyle w:val="Compact"/>
+              <w:rPr>
+                <w:rFonts w:ascii="Times New Roman" w:hAnsi="Times New Roman" w:cs="Times New Roman"/>
+              </w:rPr>
+            </w:pPr>
+            <w:proofErr w:type="spellStart"/>
+            <w:r>
+              <w:rPr>
+                <w:rStyle w:val="VerbatimChar"/>
+                <w:rFonts w:ascii="Times New Roman" w:hAnsi="Times New Roman" w:cs="Times New Roman"/>
+                <w:sz w:val="24"/>
+              </w:rPr>
+              <w:t>CsI_TO_Pb</w:t>
+            </w:r>
+            <w:proofErr w:type="spellEnd"/>
+          </w:p>
+        </w:tc>
+        <w:tc>
+          <w:tcPr>
+            <w:tcW w:w="1134" w:type="dxa"/>
+          </w:tcPr>
+          <w:p>
+            <w:pPr>
+              <w:pStyle w:val="Compact"/>
+              <w:rPr>
+                <w:rFonts w:ascii="Times New Roman" w:hAnsi="Times New Roman" w:cs="Times New Roman"/>
+              </w:rPr>
+            </w:pPr>
+            <w:r>
+              <w:rPr>
+                <w:rFonts w:ascii="Times New Roman" w:hAnsi="Times New Roman" w:cs="Times New Roman"/>
+              </w:rPr>
+              <w:t>0.027</w:t>
+            </w:r>
+          </w:p>
+        </w:tc>
+        <w:tc>
+          <w:tcPr>
+            <w:tcW w:w="1276" w:type="dxa"/>
+          </w:tcPr>
+          <w:p>
+            <w:pPr>
+              <w:pStyle w:val="Compact"/>
+              <w:rPr>
+                <w:rFonts w:ascii="Times New Roman" w:hAnsi="Times New Roman" w:cs="Times New Roman"/>
+              </w:rPr>
+            </w:pPr>
+            <w:r>
+              <w:rPr>
+                <w:rFonts w:ascii="Times New Roman" w:hAnsi="Times New Roman" w:cs="Times New Roman"/>
+              </w:rPr>
+              <w:t>7.8</w:t>
+            </w:r>
+          </w:p>
+        </w:tc>
+        <w:tc>
+          <w:tcPr>
+            <w:tcW w:w="1417" w:type="dxa"/>
+          </w:tcPr>
+          <w:p>
+            <w:pPr>
+              <w:pStyle w:val="Compact"/>
+              <w:rPr>
+                <w:rFonts w:ascii="Times New Roman" w:hAnsi="Times New Roman" w:cs="Times New Roman"/>
+              </w:rPr>
+            </w:pPr>
+            <w:r>
+              <w:rPr>
+                <w:rFonts w:ascii="Times New Roman" w:hAnsi="Times New Roman" w:cs="Times New Roman"/>
+              </w:rPr>
+              <w:t>bathochromic shift</w:t>
+            </w:r>
+            <w:r>
+              <w:rPr>
+                <w:rFonts w:ascii="Times New Roman" w:hAnsi="Times New Roman" w:cs="Times New Roman"/>
+              </w:rPr>
+              <w:t xml:space="preserve"> </w:t>
+            </w:r>
+            <w:r>
+              <w:rPr>
+                <w:rFonts w:ascii="Times New Roman" w:hAnsi="Times New Roman" w:cs="Times New Roman"/>
+              </w:rPr>
+              <w:t>(</w:t>
+            </w:r>
+            <w:r>
+              <w:rPr>
+                <w:rFonts w:ascii="Times New Roman" w:hAnsi="Times New Roman" w:cs="Times New Roman"/>
+                <w:i/>
+                <w:iCs/>
+              </w:rPr>
+              <w:t>r</w:t>
+            </w:r>
+            <w:r>
+              <w:rPr>
+                <w:rFonts w:ascii="Times New Roman" w:hAnsi="Times New Roman" w:cs="Times New Roman"/>
+              </w:rPr>
+              <w:t xml:space="preserve"> ≈ −0.87)</w:t>
+            </w:r>
+          </w:p>
+        </w:tc>
+        <w:tc>
+          <w:tcPr>
+            <w:tcW w:w="2635" w:type="dxa"/>
+          </w:tcPr>
+          <w:p>
+            <w:pPr>
+              <w:pStyle w:val="Compact"/>
+              <w:rPr>
+                <w:rFonts w:ascii="Times New Roman" w:hAnsi="Times New Roman" w:cs="Times New Roman"/>
+              </w:rPr>
+            </w:pPr>
+            <w:r>
+              <w:rPr>
+                <w:rFonts w:ascii="Times New Roman" w:hAnsi="Times New Roman" w:cs="Times New Roman"/>
+              </w:rPr>
+              <w:t>Cesium iodide supply biases films toward iodide-rich, lower-gap character relative to all-bromide precursor sets.</w:t>
+            </w:r>
+          </w:p>
+        </w:tc>
+      </w:tr>
+      <w:tr>
+        <w:tc>
+          <w:tcPr>
+            <w:tcW w:w="817" w:type="dxa"/>
+          </w:tcPr>
+          <w:p>
+            <w:pPr>
+              <w:pStyle w:val="Compact"/>
+              <w:rPr>
+                <w:rFonts w:ascii="Times New Roman" w:hAnsi="Times New Roman" w:cs="Times New Roman"/>
+              </w:rPr>
+            </w:pPr>
+            <w:r>
+              <w:rPr>
+                <w:rFonts w:ascii="Times New Roman" w:hAnsi="Times New Roman" w:cs="Times New Roman"/>
+              </w:rPr>
+              <w:t>6</w:t>
+            </w:r>
+          </w:p>
+        </w:tc>
+        <w:tc>
+          <w:tcPr>
+            <w:tcW w:w="2297" w:type="dxa"/>
+          </w:tcPr>
+          <w:p>
+            <w:pPr>
+              <w:pStyle w:val="Compact"/>
+              <w:rPr>
+                <w:rFonts w:ascii="Times New Roman" w:hAnsi="Times New Roman" w:cs="Times New Roman"/>
+              </w:rPr>
+            </w:pPr>
+            <w:r>
+              <w:rPr>
+                <w:rStyle w:val="VerbatimChar"/>
+                <w:rFonts w:ascii="Times New Roman" w:hAnsi="Times New Roman" w:cs="Times New Roman"/>
+                <w:sz w:val="24"/>
+              </w:rPr>
+              <w:t>PbCl</w:t>
+            </w:r>
+            <w:r>
+              <w:rPr>
+                <w:rStyle w:val="VerbatimChar"/>
+                <w:rFonts w:ascii="Times New Roman" w:hAnsi="Times New Roman" w:cs="Times New Roman"/>
+                <w:sz w:val="24"/>
+                <w:vertAlign w:val="subscript"/>
+              </w:rPr>
+              <w:t>2</w:t>
+            </w:r>
+          </w:p>
+        </w:tc>
+        <w:tc>
+          <w:tcPr>
+            <w:tcW w:w="1134" w:type="dxa"/>
+          </w:tcPr>
+          <w:p>
+            <w:pPr>
+              <w:pStyle w:val="Compact"/>
+              <w:rPr>
+                <w:rFonts w:ascii="Times New Roman" w:hAnsi="Times New Roman" w:cs="Times New Roman"/>
+              </w:rPr>
+            </w:pPr>
+            <w:r>
+              <w:rPr>
+                <w:rFonts w:ascii="Times New Roman" w:hAnsi="Times New Roman" w:cs="Times New Roman"/>
+              </w:rPr>
+              <w:t>0.027</w:t>
+            </w:r>
+          </w:p>
+        </w:tc>
+        <w:tc>
+          <w:tcPr>
+            <w:tcW w:w="1276" w:type="dxa"/>
+          </w:tcPr>
+          <w:p>
+            <w:pPr>
+              <w:pStyle w:val="Compact"/>
+              <w:rPr>
+                <w:rFonts w:ascii="Times New Roman" w:hAnsi="Times New Roman" w:cs="Times New Roman"/>
+              </w:rPr>
+            </w:pPr>
+            <w:r>
+              <w:rPr>
+                <w:rFonts w:ascii="Times New Roman" w:hAnsi="Times New Roman" w:cs="Times New Roman"/>
+              </w:rPr>
+              <w:t>7.7</w:t>
+            </w:r>
+          </w:p>
+        </w:tc>
+        <w:tc>
+          <w:tcPr>
+            <w:tcW w:w="1417" w:type="dxa"/>
+          </w:tcPr>
+          <w:p>
+            <w:pPr>
+              <w:pStyle w:val="Compact"/>
+              <w:rPr>
+                <w:rFonts w:ascii="Times New Roman" w:hAnsi="Times New Roman" w:cs="Times New Roman"/>
+              </w:rPr>
+            </w:pPr>
+            <w:proofErr w:type="spellStart"/>
+            <w:r>
+              <w:rPr>
+                <w:rFonts w:ascii="Times New Roman" w:hAnsi="Times New Roman" w:cs="Times New Roman"/>
+              </w:rPr>
+              <w:t>hypsochromic</w:t>
+            </w:r>
+            <w:proofErr w:type="spellEnd"/>
+            <w:r>
+              <w:rPr>
+                <w:rFonts w:ascii="Times New Roman" w:hAnsi="Times New Roman" w:cs="Times New Roman"/>
+              </w:rPr>
+              <w:t xml:space="preserve"> shift </w:t>
+            </w:r>
+            <w:r>
+              <w:rPr>
+                <w:rFonts w:ascii="Times New Roman" w:hAnsi="Times New Roman" w:cs="Times New Roman"/>
+              </w:rPr>
+              <w:t>(</w:t>
+            </w:r>
+            <w:r>
+              <w:rPr>
+                <w:rFonts w:ascii="Times New Roman" w:hAnsi="Times New Roman" w:cs="Times New Roman"/>
+                <w:i/>
+                <w:iCs/>
+              </w:rPr>
+              <w:t>r</w:t>
+            </w:r>
+            <w:r>
+              <w:rPr>
+                <w:rFonts w:ascii="Times New Roman" w:hAnsi="Times New Roman" w:cs="Times New Roman"/>
+              </w:rPr>
+              <w:t xml:space="preserve"> ≈ +0.97)</w:t>
+            </w:r>
+          </w:p>
+        </w:tc>
+        <w:tc>
+          <w:tcPr>
+            <w:tcW w:w="2635" w:type="dxa"/>
+          </w:tcPr>
+          <w:p>
+            <w:pPr>
+              <w:pStyle w:val="Compact"/>
+              <w:rPr>
+                <w:rFonts w:ascii="Times New Roman" w:hAnsi="Times New Roman" w:cs="Times New Roman"/>
+              </w:rPr>
+            </w:pPr>
+            <w:r>
+              <w:rPr>
+                <w:rFonts w:ascii="Times New Roman" w:hAnsi="Times New Roman" w:cs="Times New Roman"/>
+              </w:rPr>
+              <w:t xml:space="preserve">Chloride in the inorganic precursor raises chemical potential for wide-gap domains and correlates with higher reported </w:t>
+            </w:r>
+            <w:r>
+              <w:rPr>
+                <w:rFonts w:ascii="Times New Roman" w:hAnsi="Times New Roman" w:cs="Times New Roman"/>
+              </w:rPr>
+              <w:t>E</w:t>
+            </w:r>
+            <w:r>
+              <w:rPr>
+                <w:rFonts w:ascii="Times New Roman" w:hAnsi="Times New Roman" w:cs="Times New Roman"/>
+                <w:i/>
+                <w:iCs/>
+                <w:vertAlign w:val="subscript"/>
+              </w:rPr>
+              <w:t>ph</w:t>
+            </w:r>
+            <w:r>
+              <w:rPr>
+                <w:rFonts w:ascii="Times New Roman" w:hAnsi="Times New Roman" w:cs="Times New Roman"/>
+              </w:rPr>
+              <w:t>.</w:t>
+            </w:r>
+          </w:p>
+        </w:tc>
+      </w:tr>
+      <w:tr>
+        <w:tc>
+          <w:tcPr>
+            <w:tcW w:w="817" w:type="dxa"/>
+          </w:tcPr>
+          <w:p>
+            <w:pPr>
+              <w:pStyle w:val="Compact"/>
+              <w:rPr>
+                <w:rFonts w:ascii="Times New Roman" w:hAnsi="Times New Roman" w:cs="Times New Roman"/>
+              </w:rPr>
+            </w:pPr>
+            <w:r>
+              <w:rPr>
+                <w:rFonts w:ascii="Times New Roman" w:hAnsi="Times New Roman" w:cs="Times New Roman"/>
+              </w:rPr>
+              <w:lastRenderedPageBreak/>
+              <w:t>7</w:t>
+            </w:r>
+          </w:p>
+        </w:tc>
+        <w:tc>
+          <w:tcPr>
+            <w:tcW w:w="2297" w:type="dxa"/>
+          </w:tcPr>
+          <w:p>
+            <w:pPr>
+              <w:pStyle w:val="Compact"/>
+              <w:rPr>
+                <w:rFonts w:ascii="Times New Roman" w:hAnsi="Times New Roman" w:cs="Times New Roman"/>
+              </w:rPr>
+            </w:pPr>
+            <w:r>
+              <w:rPr>
+                <w:rStyle w:val="VerbatimChar"/>
+                <w:rFonts w:ascii="Times New Roman" w:hAnsi="Times New Roman" w:cs="Times New Roman"/>
+                <w:sz w:val="24"/>
+              </w:rPr>
+              <w:t>Pri_VSA_EState4</w:t>
+            </w:r>
+          </w:p>
+        </w:tc>
+        <w:tc>
+          <w:tcPr>
+            <w:tcW w:w="1134" w:type="dxa"/>
+          </w:tcPr>
+          <w:p>
+            <w:pPr>
+              <w:pStyle w:val="Compact"/>
+              <w:rPr>
+                <w:rFonts w:ascii="Times New Roman" w:hAnsi="Times New Roman" w:cs="Times New Roman"/>
+              </w:rPr>
+            </w:pPr>
+            <w:r>
+              <w:rPr>
+                <w:rFonts w:ascii="Times New Roman" w:hAnsi="Times New Roman" w:cs="Times New Roman"/>
+              </w:rPr>
+              <w:t>0.024</w:t>
+            </w:r>
+          </w:p>
+        </w:tc>
+        <w:tc>
+          <w:tcPr>
+            <w:tcW w:w="1276" w:type="dxa"/>
+          </w:tcPr>
+          <w:p>
+            <w:pPr>
+              <w:pStyle w:val="Compact"/>
+              <w:rPr>
+                <w:rFonts w:ascii="Times New Roman" w:hAnsi="Times New Roman" w:cs="Times New Roman"/>
+              </w:rPr>
+            </w:pPr>
+            <w:r>
+              <w:rPr>
+                <w:rFonts w:ascii="Times New Roman" w:hAnsi="Times New Roman" w:cs="Times New Roman"/>
+              </w:rPr>
+              <w:t>6.8</w:t>
+            </w:r>
+          </w:p>
+        </w:tc>
+        <w:tc>
+          <w:tcPr>
+            <w:tcW w:w="1417" w:type="dxa"/>
+          </w:tcPr>
+          <w:p>
+            <w:pPr>
+              <w:pStyle w:val="Compact"/>
+              <w:rPr>
+                <w:rFonts w:ascii="Times New Roman" w:hAnsi="Times New Roman" w:cs="Times New Roman"/>
+              </w:rPr>
+            </w:pPr>
+            <w:r>
+              <w:rPr>
+                <w:rFonts w:ascii="Times New Roman" w:hAnsi="Times New Roman" w:cs="Times New Roman"/>
+              </w:rPr>
+              <w:t>bathochromic shift</w:t>
+            </w:r>
+            <w:r>
+              <w:rPr>
+                <w:rFonts w:ascii="Times New Roman" w:hAnsi="Times New Roman" w:cs="Times New Roman"/>
+              </w:rPr>
+              <w:t xml:space="preserve"> </w:t>
+            </w:r>
+            <w:r>
+              <w:rPr>
+                <w:rFonts w:ascii="Times New Roman" w:hAnsi="Times New Roman" w:cs="Times New Roman"/>
+              </w:rPr>
+              <w:t>(</w:t>
+            </w:r>
+            <w:r>
+              <w:rPr>
+                <w:rFonts w:ascii="Times New Roman" w:hAnsi="Times New Roman" w:cs="Times New Roman"/>
+                <w:i/>
+                <w:iCs/>
+              </w:rPr>
+              <w:t>r</w:t>
+            </w:r>
+            <w:r>
+              <w:rPr>
+                <w:rFonts w:ascii="Times New Roman" w:hAnsi="Times New Roman" w:cs="Times New Roman"/>
+              </w:rPr>
+              <w:t xml:space="preserve"> ≈ −0.79)</w:t>
+            </w:r>
+          </w:p>
+        </w:tc>
+        <w:tc>
+          <w:tcPr>
+            <w:tcW w:w="2635" w:type="dxa"/>
+          </w:tcPr>
+          <w:p>
+            <w:pPr>
+              <w:pStyle w:val="Compact"/>
+              <w:rPr>
+                <w:rFonts w:ascii="Times New Roman" w:hAnsi="Times New Roman" w:cs="Times New Roman"/>
+              </w:rPr>
+            </w:pPr>
+            <w:r>
+              <w:rPr>
+                <w:rFonts w:ascii="Times New Roman" w:hAnsi="Times New Roman" w:cs="Times New Roman"/>
+              </w:rPr>
+              <w:t xml:space="preserve">Primary-spacer VSA by </w:t>
+            </w:r>
+            <w:proofErr w:type="spellStart"/>
+            <w:r>
+              <w:rPr>
+                <w:rFonts w:ascii="Times New Roman" w:hAnsi="Times New Roman" w:cs="Times New Roman"/>
+              </w:rPr>
+              <w:t>electrotopological</w:t>
+            </w:r>
+            <w:proofErr w:type="spellEnd"/>
+            <w:r>
+              <w:rPr>
+                <w:rFonts w:ascii="Times New Roman" w:hAnsi="Times New Roman" w:cs="Times New Roman"/>
+              </w:rPr>
+              <w:t xml:space="preserve"> state—proxy for heteroatom-rich headgroups that alter hydrogen bonding and interlayer spacing at the interface.</w:t>
+            </w:r>
+          </w:p>
+        </w:tc>
+      </w:tr>
+      <w:tr>
+        <w:tc>
+          <w:tcPr>
+            <w:tcW w:w="817" w:type="dxa"/>
+          </w:tcPr>
+          <w:p>
+            <w:pPr>
+              <w:pStyle w:val="Compact"/>
+              <w:rPr>
+                <w:rFonts w:ascii="Times New Roman" w:hAnsi="Times New Roman" w:cs="Times New Roman"/>
+              </w:rPr>
+            </w:pPr>
+            <w:r>
+              <w:rPr>
+                <w:rFonts w:ascii="Times New Roman" w:hAnsi="Times New Roman" w:cs="Times New Roman"/>
+              </w:rPr>
+              <w:t>8</w:t>
+            </w:r>
+          </w:p>
+        </w:tc>
+        <w:tc>
+          <w:tcPr>
+            <w:tcW w:w="2297" w:type="dxa"/>
+          </w:tcPr>
+          <w:p>
+            <w:pPr>
+              <w:pStyle w:val="Compact"/>
+              <w:rPr>
+                <w:rFonts w:ascii="Times New Roman" w:hAnsi="Times New Roman" w:cs="Times New Roman"/>
+              </w:rPr>
+            </w:pPr>
+            <w:proofErr w:type="spellStart"/>
+            <w:r>
+              <w:rPr>
+                <w:rStyle w:val="VerbatimChar"/>
+                <w:rFonts w:ascii="Times New Roman" w:hAnsi="Times New Roman" w:cs="Times New Roman"/>
+                <w:sz w:val="24"/>
+              </w:rPr>
+              <w:t>CsBr_TO_Pb</w:t>
+            </w:r>
+            <w:proofErr w:type="spellEnd"/>
+          </w:p>
+        </w:tc>
+        <w:tc>
+          <w:tcPr>
+            <w:tcW w:w="1134" w:type="dxa"/>
+          </w:tcPr>
+          <w:p>
+            <w:pPr>
+              <w:pStyle w:val="Compact"/>
+              <w:rPr>
+                <w:rFonts w:ascii="Times New Roman" w:hAnsi="Times New Roman" w:cs="Times New Roman"/>
+              </w:rPr>
+            </w:pPr>
+            <w:r>
+              <w:rPr>
+                <w:rFonts w:ascii="Times New Roman" w:hAnsi="Times New Roman" w:cs="Times New Roman"/>
+              </w:rPr>
+              <w:t>0.023</w:t>
+            </w:r>
+          </w:p>
+        </w:tc>
+        <w:tc>
+          <w:tcPr>
+            <w:tcW w:w="1276" w:type="dxa"/>
+          </w:tcPr>
+          <w:p>
+            <w:pPr>
+              <w:pStyle w:val="Compact"/>
+              <w:rPr>
+                <w:rFonts w:ascii="Times New Roman" w:hAnsi="Times New Roman" w:cs="Times New Roman"/>
+              </w:rPr>
+            </w:pPr>
+            <w:r>
+              <w:rPr>
+                <w:rFonts w:ascii="Times New Roman" w:hAnsi="Times New Roman" w:cs="Times New Roman"/>
+              </w:rPr>
+              <w:t>6.5</w:t>
+            </w:r>
+          </w:p>
+        </w:tc>
+        <w:tc>
+          <w:tcPr>
+            <w:tcW w:w="1417" w:type="dxa"/>
+          </w:tcPr>
+          <w:p>
+            <w:pPr>
+              <w:pStyle w:val="Compact"/>
+              <w:rPr>
+                <w:rFonts w:ascii="Times New Roman" w:hAnsi="Times New Roman" w:cs="Times New Roman"/>
+              </w:rPr>
+            </w:pPr>
+            <w:r>
+              <w:rPr>
+                <w:rFonts w:ascii="Times New Roman" w:hAnsi="Times New Roman" w:cs="Times New Roman"/>
+              </w:rPr>
+              <w:t>Weak</w:t>
+            </w:r>
+          </w:p>
+        </w:tc>
+        <w:tc>
+          <w:tcPr>
+            <w:tcW w:w="2635" w:type="dxa"/>
+          </w:tcPr>
+          <w:p>
+            <w:pPr>
+              <w:pStyle w:val="Compact"/>
+              <w:rPr>
+                <w:rFonts w:ascii="Times New Roman" w:hAnsi="Times New Roman" w:cs="Times New Roman"/>
+              </w:rPr>
+            </w:pPr>
+            <w:proofErr w:type="spellStart"/>
+            <w:r>
+              <w:rPr>
+                <w:rFonts w:ascii="Times New Roman" w:hAnsi="Times New Roman" w:cs="Times New Roman"/>
+              </w:rPr>
+              <w:t>CsBr</w:t>
+            </w:r>
+            <w:proofErr w:type="spellEnd"/>
+            <w:r>
+              <w:rPr>
+                <w:rFonts w:ascii="Times New Roman" w:hAnsi="Times New Roman" w:cs="Times New Roman"/>
+              </w:rPr>
+              <w:t xml:space="preserve"> fraction modulates A-site/halide balance; weaker monotonic trend because Cs appears with mixed halides across papers.</w:t>
+            </w:r>
+          </w:p>
+        </w:tc>
+      </w:tr>
+      <w:tr>
+        <w:tc>
+          <w:tcPr>
+            <w:tcW w:w="817" w:type="dxa"/>
+          </w:tcPr>
+          <w:p>
+            <w:pPr>
+              <w:pStyle w:val="Compact"/>
+              <w:rPr>
+                <w:rFonts w:ascii="Times New Roman" w:hAnsi="Times New Roman" w:cs="Times New Roman"/>
+              </w:rPr>
+            </w:pPr>
+            <w:r>
+              <w:rPr>
+                <w:rFonts w:ascii="Times New Roman" w:hAnsi="Times New Roman" w:cs="Times New Roman"/>
+              </w:rPr>
+              <w:t>9</w:t>
+            </w:r>
+          </w:p>
+        </w:tc>
+        <w:tc>
+          <w:tcPr>
+            <w:tcW w:w="2297" w:type="dxa"/>
+          </w:tcPr>
+          <w:p>
+            <w:pPr>
+              <w:pStyle w:val="Compact"/>
+              <w:rPr>
+                <w:rFonts w:ascii="Times New Roman" w:hAnsi="Times New Roman" w:cs="Times New Roman"/>
+              </w:rPr>
+            </w:pPr>
+            <w:r>
+              <w:rPr>
+                <w:rStyle w:val="VerbatimChar"/>
+                <w:rFonts w:ascii="Times New Roman" w:hAnsi="Times New Roman" w:cs="Times New Roman"/>
+                <w:sz w:val="24"/>
+              </w:rPr>
+              <w:t>SOLVENT_DMF</w:t>
+            </w:r>
+          </w:p>
+        </w:tc>
+        <w:tc>
+          <w:tcPr>
+            <w:tcW w:w="1134" w:type="dxa"/>
+          </w:tcPr>
+          <w:p>
+            <w:pPr>
+              <w:pStyle w:val="Compact"/>
+              <w:rPr>
+                <w:rFonts w:ascii="Times New Roman" w:hAnsi="Times New Roman" w:cs="Times New Roman"/>
+              </w:rPr>
+            </w:pPr>
+            <w:r>
+              <w:rPr>
+                <w:rFonts w:ascii="Times New Roman" w:hAnsi="Times New Roman" w:cs="Times New Roman"/>
+              </w:rPr>
+              <w:t>0.017</w:t>
+            </w:r>
+          </w:p>
+        </w:tc>
+        <w:tc>
+          <w:tcPr>
+            <w:tcW w:w="1276" w:type="dxa"/>
+          </w:tcPr>
+          <w:p>
+            <w:pPr>
+              <w:pStyle w:val="Compact"/>
+              <w:rPr>
+                <w:rFonts w:ascii="Times New Roman" w:hAnsi="Times New Roman" w:cs="Times New Roman"/>
+              </w:rPr>
+            </w:pPr>
+            <w:r>
+              <w:rPr>
+                <w:rFonts w:ascii="Times New Roman" w:hAnsi="Times New Roman" w:cs="Times New Roman"/>
+              </w:rPr>
+              <w:t>4.9</w:t>
+            </w:r>
+          </w:p>
+        </w:tc>
+        <w:tc>
+          <w:tcPr>
+            <w:tcW w:w="1417" w:type="dxa"/>
+          </w:tcPr>
+          <w:p>
+            <w:pPr>
+              <w:pStyle w:val="Compact"/>
+              <w:rPr>
+                <w:rFonts w:ascii="Times New Roman" w:hAnsi="Times New Roman" w:cs="Times New Roman"/>
+              </w:rPr>
+            </w:pPr>
+            <w:r>
+              <w:rPr>
+                <w:rFonts w:ascii="Times New Roman" w:hAnsi="Times New Roman" w:cs="Times New Roman"/>
+              </w:rPr>
+              <w:t>Weak</w:t>
+            </w:r>
+          </w:p>
+        </w:tc>
+        <w:tc>
+          <w:tcPr>
+            <w:tcW w:w="2635" w:type="dxa"/>
+          </w:tcPr>
+          <w:p>
+            <w:pPr>
+              <w:pStyle w:val="Compact"/>
+              <w:rPr>
+                <w:rFonts w:ascii="Times New Roman" w:hAnsi="Times New Roman" w:cs="Times New Roman"/>
+              </w:rPr>
+            </w:pPr>
+            <w:r>
+              <w:rPr>
+                <w:rFonts w:ascii="Times New Roman" w:hAnsi="Times New Roman" w:cs="Times New Roman"/>
+              </w:rPr>
+              <w:t xml:space="preserve">DMF vs DMSO shifts </w:t>
+            </w:r>
+            <w:proofErr w:type="spellStart"/>
+            <w:r>
+              <w:rPr>
+                <w:rFonts w:ascii="Times New Roman" w:hAnsi="Times New Roman" w:cs="Times New Roman"/>
+              </w:rPr>
+              <w:t>crystallisation</w:t>
+            </w:r>
+            <w:proofErr w:type="spellEnd"/>
+            <w:r>
+              <w:rPr>
+                <w:rFonts w:ascii="Times New Roman" w:hAnsi="Times New Roman" w:cs="Times New Roman"/>
+              </w:rPr>
+              <w:t xml:space="preserve"> and phase distribution; it survives selection because the </w:t>
+            </w:r>
+            <w:r>
+              <w:rPr>
+                <w:rFonts w:ascii="Times New Roman" w:hAnsi="Times New Roman" w:cs="Times New Roman"/>
+              </w:rPr>
+              <w:t>solvent is consistently reported.</w:t>
+            </w:r>
+          </w:p>
+        </w:tc>
+      </w:tr>
+      <w:tr>
+        <w:tc>
+          <w:tcPr>
+            <w:tcW w:w="817" w:type="dxa"/>
+          </w:tcPr>
+          <w:p>
+            <w:pPr>
+              <w:pStyle w:val="Compact"/>
+              <w:rPr>
+                <w:rFonts w:ascii="Times New Roman" w:hAnsi="Times New Roman" w:cs="Times New Roman"/>
+              </w:rPr>
+            </w:pPr>
+            <w:r>
+              <w:rPr>
+                <w:rFonts w:ascii="Times New Roman" w:hAnsi="Times New Roman" w:cs="Times New Roman"/>
+              </w:rPr>
+              <w:t>10</w:t>
+            </w:r>
+          </w:p>
+        </w:tc>
+        <w:tc>
+          <w:tcPr>
+            <w:tcW w:w="2297" w:type="dxa"/>
+          </w:tcPr>
+          <w:p>
+            <w:pPr>
+              <w:pStyle w:val="Compact"/>
+              <w:rPr>
+                <w:rFonts w:ascii="Times New Roman" w:hAnsi="Times New Roman" w:cs="Times New Roman"/>
+              </w:rPr>
+            </w:pPr>
+            <w:r>
+              <w:rPr>
+                <w:rStyle w:val="VerbatimChar"/>
+                <w:rFonts w:ascii="Times New Roman" w:hAnsi="Times New Roman" w:cs="Times New Roman"/>
+                <w:sz w:val="24"/>
+              </w:rPr>
+              <w:t>SPACER_TO_PB_RATIO</w:t>
+            </w:r>
+          </w:p>
+        </w:tc>
+        <w:tc>
+          <w:tcPr>
+            <w:tcW w:w="1134" w:type="dxa"/>
+          </w:tcPr>
+          <w:p>
+            <w:pPr>
+              <w:pStyle w:val="Compact"/>
+              <w:rPr>
+                <w:rFonts w:ascii="Times New Roman" w:hAnsi="Times New Roman" w:cs="Times New Roman"/>
+              </w:rPr>
+            </w:pPr>
+            <w:r>
+              <w:rPr>
+                <w:rFonts w:ascii="Times New Roman" w:hAnsi="Times New Roman" w:cs="Times New Roman"/>
+              </w:rPr>
+              <w:t>0.013</w:t>
+            </w:r>
+          </w:p>
+        </w:tc>
+        <w:tc>
+          <w:tcPr>
+            <w:tcW w:w="1276" w:type="dxa"/>
+          </w:tcPr>
+          <w:p>
+            <w:pPr>
+              <w:pStyle w:val="Compact"/>
+              <w:rPr>
+                <w:rFonts w:ascii="Times New Roman" w:hAnsi="Times New Roman" w:cs="Times New Roman"/>
+              </w:rPr>
+            </w:pPr>
+            <w:r>
+              <w:rPr>
+                <w:rFonts w:ascii="Times New Roman" w:hAnsi="Times New Roman" w:cs="Times New Roman"/>
+              </w:rPr>
+              <w:t>3.7</w:t>
+            </w:r>
+          </w:p>
+        </w:tc>
+        <w:tc>
+          <w:tcPr>
+            <w:tcW w:w="1417" w:type="dxa"/>
+          </w:tcPr>
+          <w:p>
+            <w:pPr>
+              <w:pStyle w:val="Compact"/>
+              <w:rPr>
+                <w:rFonts w:ascii="Times New Roman" w:hAnsi="Times New Roman" w:cs="Times New Roman"/>
+              </w:rPr>
+            </w:pPr>
+            <w:r>
+              <w:rPr>
+                <w:rFonts w:ascii="Times New Roman" w:hAnsi="Times New Roman" w:cs="Times New Roman"/>
+              </w:rPr>
+              <w:t>Weak</w:t>
+            </w:r>
+          </w:p>
+        </w:tc>
+        <w:tc>
+          <w:tcPr>
+            <w:tcW w:w="2635" w:type="dxa"/>
+          </w:tcPr>
+          <w:p>
+            <w:pPr>
+              <w:pStyle w:val="Compact"/>
+              <w:rPr>
+                <w:rFonts w:ascii="Times New Roman" w:hAnsi="Times New Roman" w:cs="Times New Roman"/>
+              </w:rPr>
+            </w:pPr>
+            <w:r>
+              <w:rPr>
+                <w:rFonts w:ascii="Times New Roman" w:hAnsi="Times New Roman" w:cs="Times New Roman"/>
+              </w:rPr>
+              <w:t xml:space="preserve">Nominal </w:t>
+            </w:r>
+            <w:proofErr w:type="spellStart"/>
+            <w:proofErr w:type="gramStart"/>
+            <w:r>
+              <w:rPr>
+                <w:rFonts w:ascii="Times New Roman" w:hAnsi="Times New Roman" w:cs="Times New Roman"/>
+              </w:rPr>
+              <w:t>spacer:lead</w:t>
+            </w:r>
+            <w:proofErr w:type="spellEnd"/>
+            <w:proofErr w:type="gramEnd"/>
+            <w:r>
+              <w:rPr>
+                <w:rFonts w:ascii="Times New Roman" w:hAnsi="Times New Roman" w:cs="Times New Roman"/>
+              </w:rPr>
+              <w:t xml:space="preserve"> stoichiometry targets average </w:t>
+            </w:r>
+            <w:r>
+              <w:rPr>
+                <w:rFonts w:ascii="Times New Roman" w:hAnsi="Times New Roman" w:cs="Times New Roman"/>
+                <w:i/>
+                <w:iCs/>
+              </w:rPr>
+              <w:t>n</w:t>
+            </w:r>
+            <w:r>
+              <w:rPr>
+                <w:rFonts w:ascii="Times New Roman" w:hAnsi="Times New Roman" w:cs="Times New Roman"/>
+              </w:rPr>
+              <w:t xml:space="preserve"> and dielectric confinement; smaller SHAP share because processing redistributes.</w:t>
+            </w:r>
+          </w:p>
+        </w:tc>
+      </w:tr>
+      <w:tr>
+        <w:tc>
+          <w:tcPr>
+            <w:tcW w:w="817" w:type="dxa"/>
+          </w:tcPr>
+          <w:p>
+            <w:pPr>
+              <w:pStyle w:val="Compact"/>
+              <w:rPr>
+                <w:rFonts w:ascii="Times New Roman" w:hAnsi="Times New Roman" w:cs="Times New Roman"/>
+              </w:rPr>
+            </w:pPr>
+            <w:r>
+              <w:rPr>
+                <w:rFonts w:ascii="Times New Roman" w:hAnsi="Times New Roman" w:cs="Times New Roman"/>
+              </w:rPr>
+              <w:t>11</w:t>
+            </w:r>
+          </w:p>
+        </w:tc>
+        <w:tc>
+          <w:tcPr>
+            <w:tcW w:w="2297" w:type="dxa"/>
+          </w:tcPr>
+          <w:p>
+            <w:pPr>
+              <w:pStyle w:val="Compact"/>
+              <w:rPr>
+                <w:rFonts w:ascii="Times New Roman" w:hAnsi="Times New Roman" w:cs="Times New Roman"/>
+              </w:rPr>
+            </w:pPr>
+            <w:proofErr w:type="spellStart"/>
+            <w:r>
+              <w:rPr>
+                <w:rStyle w:val="VerbatimChar"/>
+                <w:rFonts w:ascii="Times New Roman" w:hAnsi="Times New Roman" w:cs="Times New Roman"/>
+                <w:sz w:val="24"/>
+              </w:rPr>
+              <w:t>Sec_HallKierAlpha</w:t>
+            </w:r>
+            <w:proofErr w:type="spellEnd"/>
+          </w:p>
+        </w:tc>
+        <w:tc>
+          <w:tcPr>
+            <w:tcW w:w="1134" w:type="dxa"/>
+          </w:tcPr>
+          <w:p>
+            <w:pPr>
+              <w:pStyle w:val="Compact"/>
+              <w:rPr>
+                <w:rFonts w:ascii="Times New Roman" w:hAnsi="Times New Roman" w:cs="Times New Roman"/>
+              </w:rPr>
+            </w:pPr>
+            <w:r>
+              <w:rPr>
+                <w:rFonts w:ascii="Times New Roman" w:hAnsi="Times New Roman" w:cs="Times New Roman"/>
+              </w:rPr>
+              <w:t>0.011</w:t>
+            </w:r>
+          </w:p>
+        </w:tc>
+        <w:tc>
+          <w:tcPr>
+            <w:tcW w:w="1276" w:type="dxa"/>
+          </w:tcPr>
+          <w:p>
+            <w:pPr>
+              <w:pStyle w:val="Compact"/>
+              <w:rPr>
+                <w:rFonts w:ascii="Times New Roman" w:hAnsi="Times New Roman" w:cs="Times New Roman"/>
+              </w:rPr>
+            </w:pPr>
+            <w:r>
+              <w:rPr>
+                <w:rFonts w:ascii="Times New Roman" w:hAnsi="Times New Roman" w:cs="Times New Roman"/>
+              </w:rPr>
+              <w:t>3.3</w:t>
+            </w:r>
+          </w:p>
+        </w:tc>
+        <w:tc>
+          <w:tcPr>
+            <w:tcW w:w="1417" w:type="dxa"/>
+          </w:tcPr>
+          <w:p>
+            <w:pPr>
+              <w:pStyle w:val="Compact"/>
+              <w:rPr>
+                <w:rFonts w:ascii="Times New Roman" w:hAnsi="Times New Roman" w:cs="Times New Roman"/>
+              </w:rPr>
+            </w:pPr>
+            <w:r>
+              <w:rPr>
+                <w:rFonts w:ascii="Times New Roman" w:hAnsi="Times New Roman" w:cs="Times New Roman"/>
+              </w:rPr>
+              <w:t>Weak</w:t>
+            </w:r>
+          </w:p>
+        </w:tc>
+        <w:tc>
+          <w:tcPr>
+            <w:tcW w:w="2635" w:type="dxa"/>
+          </w:tcPr>
+          <w:p>
+            <w:pPr>
+              <w:pStyle w:val="Compact"/>
+              <w:rPr>
+                <w:rFonts w:ascii="Times New Roman" w:hAnsi="Times New Roman" w:cs="Times New Roman"/>
+              </w:rPr>
+            </w:pPr>
+            <w:r>
+              <w:rPr>
+                <w:rFonts w:ascii="Times New Roman" w:hAnsi="Times New Roman" w:cs="Times New Roman"/>
+              </w:rPr>
+              <w:t>Secondary-spacer flexibility/topology (mixed-spacer rows); perturbs interlayer spacing and local dielectric environment.</w:t>
+            </w:r>
+          </w:p>
+        </w:tc>
+      </w:tr>
+      <w:tr>
+        <w:tc>
+          <w:tcPr>
+            <w:tcW w:w="817" w:type="dxa"/>
+          </w:tcPr>
+          <w:p>
+            <w:pPr>
+              <w:pStyle w:val="Compact"/>
+              <w:rPr>
+                <w:rFonts w:ascii="Times New Roman" w:hAnsi="Times New Roman" w:cs="Times New Roman"/>
+              </w:rPr>
+            </w:pPr>
+            <w:r>
+              <w:rPr>
+                <w:rFonts w:ascii="Times New Roman" w:hAnsi="Times New Roman" w:cs="Times New Roman"/>
+              </w:rPr>
+              <w:t>12</w:t>
+            </w:r>
+          </w:p>
+        </w:tc>
+        <w:tc>
+          <w:tcPr>
+            <w:tcW w:w="2297" w:type="dxa"/>
+          </w:tcPr>
+          <w:p>
+            <w:pPr>
+              <w:pStyle w:val="Compact"/>
+              <w:rPr>
+                <w:rFonts w:ascii="Times New Roman" w:hAnsi="Times New Roman" w:cs="Times New Roman"/>
+              </w:rPr>
+            </w:pPr>
+            <w:r>
+              <w:rPr>
+                <w:rStyle w:val="VerbatimChar"/>
+                <w:rFonts w:ascii="Times New Roman" w:hAnsi="Times New Roman" w:cs="Times New Roman"/>
+                <w:sz w:val="24"/>
+              </w:rPr>
+              <w:t>CL_PRIMARY_ORGANIC_HALIDE</w:t>
+            </w:r>
+          </w:p>
+        </w:tc>
+        <w:tc>
+          <w:tcPr>
+            <w:tcW w:w="1134" w:type="dxa"/>
+          </w:tcPr>
+          <w:p>
+            <w:pPr>
+              <w:pStyle w:val="Compact"/>
+              <w:rPr>
+                <w:rFonts w:ascii="Times New Roman" w:hAnsi="Times New Roman" w:cs="Times New Roman"/>
+              </w:rPr>
+            </w:pPr>
+            <w:r>
+              <w:rPr>
+                <w:rFonts w:ascii="Times New Roman" w:hAnsi="Times New Roman" w:cs="Times New Roman"/>
+              </w:rPr>
+              <w:t>0.008</w:t>
+            </w:r>
+          </w:p>
+        </w:tc>
+        <w:tc>
+          <w:tcPr>
+            <w:tcW w:w="1276" w:type="dxa"/>
+          </w:tcPr>
+          <w:p>
+            <w:pPr>
+              <w:pStyle w:val="Compact"/>
+              <w:rPr>
+                <w:rFonts w:ascii="Times New Roman" w:hAnsi="Times New Roman" w:cs="Times New Roman"/>
+              </w:rPr>
+            </w:pPr>
+            <w:r>
+              <w:rPr>
+                <w:rFonts w:ascii="Times New Roman" w:hAnsi="Times New Roman" w:cs="Times New Roman"/>
+              </w:rPr>
+              <w:t>2.3</w:t>
+            </w:r>
+          </w:p>
+        </w:tc>
+        <w:tc>
+          <w:tcPr>
+            <w:tcW w:w="1417" w:type="dxa"/>
+          </w:tcPr>
+          <w:p>
+            <w:pPr>
+              <w:pStyle w:val="Compact"/>
+              <w:rPr>
+                <w:rFonts w:ascii="Times New Roman" w:hAnsi="Times New Roman" w:cs="Times New Roman"/>
+              </w:rPr>
+            </w:pPr>
+            <w:proofErr w:type="spellStart"/>
+            <w:r>
+              <w:rPr>
+                <w:rFonts w:ascii="Times New Roman" w:hAnsi="Times New Roman" w:cs="Times New Roman"/>
+              </w:rPr>
+              <w:t>hypsochromic</w:t>
+            </w:r>
+            <w:proofErr w:type="spellEnd"/>
+            <w:r>
+              <w:rPr>
+                <w:rFonts w:ascii="Times New Roman" w:hAnsi="Times New Roman" w:cs="Times New Roman"/>
+              </w:rPr>
+              <w:t xml:space="preserve"> shift</w:t>
+            </w:r>
+            <w:r>
+              <w:rPr>
+                <w:rFonts w:ascii="Times New Roman" w:hAnsi="Times New Roman" w:cs="Times New Roman"/>
+              </w:rPr>
+              <w:t xml:space="preserve"> </w:t>
+            </w:r>
+            <w:r>
+              <w:rPr>
+                <w:rFonts w:ascii="Times New Roman" w:hAnsi="Times New Roman" w:cs="Times New Roman"/>
+              </w:rPr>
+              <w:t>(</w:t>
+            </w:r>
+            <w:r>
+              <w:rPr>
+                <w:rFonts w:ascii="Times New Roman" w:hAnsi="Times New Roman" w:cs="Times New Roman"/>
+                <w:i/>
+                <w:iCs/>
+              </w:rPr>
+              <w:t>r</w:t>
+            </w:r>
+            <w:r>
+              <w:rPr>
+                <w:rFonts w:ascii="Times New Roman" w:hAnsi="Times New Roman" w:cs="Times New Roman"/>
+              </w:rPr>
+              <w:t xml:space="preserve"> ≈ +0.97)</w:t>
+            </w:r>
+          </w:p>
+        </w:tc>
+        <w:tc>
+          <w:tcPr>
+            <w:tcW w:w="2635" w:type="dxa"/>
+          </w:tcPr>
+          <w:p>
+            <w:pPr>
+              <w:pStyle w:val="Compact"/>
+              <w:rPr>
+                <w:rFonts w:ascii="Times New Roman" w:hAnsi="Times New Roman" w:cs="Times New Roman"/>
+              </w:rPr>
+            </w:pPr>
+            <w:r>
+              <w:rPr>
+                <w:rFonts w:ascii="Times New Roman" w:hAnsi="Times New Roman" w:cs="Times New Roman"/>
+              </w:rPr>
+              <w:t xml:space="preserve">Chloride on the primary spacer; high correlation but low </w:t>
+            </w:r>
+            <w:r>
+              <w:rPr>
+                <w:rFonts w:ascii="Cambria Math" w:hAnsi="Cambria Math" w:cs="Cambria Math"/>
+              </w:rPr>
+              <w:t>⟨</w:t>
+            </w:r>
+            <w:r>
+              <w:rPr>
+                <w:rFonts w:ascii="Times New Roman" w:hAnsi="Times New Roman" w:cs="Times New Roman"/>
+              </w:rPr>
+              <w:t>|</w:t>
+            </w:r>
+            <w:r>
+              <w:rPr>
+                <w:rFonts w:ascii="Times New Roman" w:hAnsi="Times New Roman" w:cs="Times New Roman"/>
+              </w:rPr>
+              <w:t>φ</w:t>
+            </w:r>
+            <w:r>
+              <w:rPr>
+                <w:rFonts w:ascii="Times New Roman" w:hAnsi="Times New Roman" w:cs="Times New Roman"/>
+              </w:rPr>
+              <w:t>|</w:t>
+            </w:r>
+            <w:r>
+              <w:rPr>
+                <w:rFonts w:ascii="Cambria Math" w:hAnsi="Cambria Math" w:cs="Cambria Math"/>
+              </w:rPr>
+              <w:t>⟩</w:t>
+            </w:r>
+            <w:r>
+              <w:rPr>
+                <w:rFonts w:ascii="Times New Roman" w:hAnsi="Times New Roman" w:cs="Times New Roman"/>
+              </w:rPr>
+              <w:t xml:space="preserve"> because fewer entries use chloride-primary recipes.</w:t>
+            </w:r>
+          </w:p>
+        </w:tc>
+      </w:tr>
+      <w:tr>
+        <w:tc>
+          <w:tcPr>
+            <w:tcW w:w="817" w:type="dxa"/>
+          </w:tcPr>
+          <w:p>
+            <w:pPr>
+              <w:pStyle w:val="Compact"/>
+              <w:rPr>
+                <w:rFonts w:ascii="Times New Roman" w:hAnsi="Times New Roman" w:cs="Times New Roman"/>
+              </w:rPr>
+            </w:pPr>
+            <w:r>
+              <w:rPr>
+                <w:rFonts w:ascii="Times New Roman" w:hAnsi="Times New Roman" w:cs="Times New Roman"/>
+              </w:rPr>
+              <w:t>13</w:t>
+            </w:r>
+          </w:p>
+        </w:tc>
+        <w:tc>
+          <w:tcPr>
+            <w:tcW w:w="2297" w:type="dxa"/>
+          </w:tcPr>
+          <w:p>
+            <w:pPr>
+              <w:pStyle w:val="Compact"/>
+              <w:rPr>
+                <w:rFonts w:ascii="Times New Roman" w:hAnsi="Times New Roman" w:cs="Times New Roman"/>
+              </w:rPr>
+            </w:pPr>
+            <w:r>
+              <w:rPr>
+                <w:rStyle w:val="VerbatimChar"/>
+                <w:rFonts w:ascii="Times New Roman" w:hAnsi="Times New Roman" w:cs="Times New Roman"/>
+                <w:sz w:val="24"/>
+              </w:rPr>
+              <w:t>Sec_PEOE_VSA6</w:t>
+            </w:r>
+          </w:p>
+        </w:tc>
+        <w:tc>
+          <w:tcPr>
+            <w:tcW w:w="1134" w:type="dxa"/>
+          </w:tcPr>
+          <w:p>
+            <w:pPr>
+              <w:pStyle w:val="Compact"/>
+              <w:rPr>
+                <w:rFonts w:ascii="Times New Roman" w:hAnsi="Times New Roman" w:cs="Times New Roman"/>
+              </w:rPr>
+            </w:pPr>
+            <w:r>
+              <w:rPr>
+                <w:rFonts w:ascii="Times New Roman" w:hAnsi="Times New Roman" w:cs="Times New Roman"/>
+              </w:rPr>
+              <w:t>0.006</w:t>
+            </w:r>
+          </w:p>
+        </w:tc>
+        <w:tc>
+          <w:tcPr>
+            <w:tcW w:w="1276" w:type="dxa"/>
+          </w:tcPr>
+          <w:p>
+            <w:pPr>
+              <w:pStyle w:val="Compact"/>
+              <w:rPr>
+                <w:rFonts w:ascii="Times New Roman" w:hAnsi="Times New Roman" w:cs="Times New Roman"/>
+              </w:rPr>
+            </w:pPr>
+            <w:r>
+              <w:rPr>
+                <w:rFonts w:ascii="Times New Roman" w:hAnsi="Times New Roman" w:cs="Times New Roman"/>
+              </w:rPr>
+              <w:t>1.7</w:t>
+            </w:r>
+          </w:p>
+        </w:tc>
+        <w:tc>
+          <w:tcPr>
+            <w:tcW w:w="1417" w:type="dxa"/>
+          </w:tcPr>
+          <w:p>
+            <w:pPr>
+              <w:pStyle w:val="Compact"/>
+              <w:rPr>
+                <w:rFonts w:ascii="Times New Roman" w:hAnsi="Times New Roman" w:cs="Times New Roman"/>
+              </w:rPr>
+            </w:pPr>
+            <w:r>
+              <w:rPr>
+                <w:rFonts w:ascii="Times New Roman" w:hAnsi="Times New Roman" w:cs="Times New Roman"/>
+              </w:rPr>
+              <w:t>Weak</w:t>
+            </w:r>
+          </w:p>
+        </w:tc>
+        <w:tc>
+          <w:tcPr>
+            <w:tcW w:w="2635" w:type="dxa"/>
+          </w:tcPr>
+          <w:p>
+            <w:pPr>
+              <w:pStyle w:val="Compact"/>
+              <w:rPr>
+                <w:rFonts w:ascii="Times New Roman" w:hAnsi="Times New Roman" w:cs="Times New Roman"/>
+              </w:rPr>
+            </w:pPr>
+            <w:r>
+              <w:rPr>
+                <w:rFonts w:ascii="Times New Roman" w:hAnsi="Times New Roman" w:cs="Times New Roman"/>
+              </w:rPr>
+              <w:t>Partial-charge-weighted VSA on the secondary ligand; fine-tunes mixed-spacer systems.</w:t>
+            </w:r>
+          </w:p>
+        </w:tc>
+      </w:tr>
+    </w:tbl>
+    <w:p>
+      <w:pPr>
+        <w:pStyle w:val="BodyText"/>
+        <w:spacing w:line="480" w:lineRule="auto"/>
+        <w:jc w:val="both"/>
+        <w:rPr>
+          <w:rFonts w:ascii="Times New Roman" w:hAnsi="Times New Roman" w:cs="Times New Roman"/>
+          <w:b/>
+          <w:bCs/>
+        </w:rPr>
+      </w:pPr>
     </w:p>
     <w:p>
       <w:pPr>
@@ -11293,8 +11459,8 @@
         </w:rPr>
       </w:pPr>
       <w:bookmarkStart w:id="7" w:name="X2329d92194691254c9744a2c0f46d62b51ae009"/>
+      <w:bookmarkEnd w:id="4"/>
       <w:bookmarkEnd w:id="5"/>
-      <w:bookmarkEnd w:id="6"/>
       <w:r>
         <w:rPr>
           <w:rFonts w:ascii="Times New Roman" w:hAnsi="Times New Roman" w:cs="Times New Roman"/>
@@ -11500,7 +11666,19 @@
         <w:rPr>
           <w:rFonts w:ascii="Times New Roman" w:hAnsi="Times New Roman" w:cs="Times New Roman"/>
         </w:rPr>
-        <w:t xml:space="preserve"> ≈ 0.44–0.51 on the test fold (Table 2). </w:t>
+        <w:t xml:space="preserve"> ≈ 0.44–0.51 on the test fold (Table </w:t>
+      </w:r>
+      <w:r>
+        <w:rPr>
+          <w:rFonts w:ascii="Times New Roman" w:hAnsi="Times New Roman" w:cs="Times New Roman"/>
+        </w:rPr>
+        <w:t>3</w:t>
+      </w:r>
+      <w:r>
+        <w:rPr>
+          <w:rFonts w:ascii="Times New Roman" w:hAnsi="Times New Roman" w:cs="Times New Roman"/>
+        </w:rPr>
+        <w:t xml:space="preserve">). </w:t>
       </w:r>
       <w:r>
         <w:rPr>
@@ -11544,7 +11722,19 @@
         <w:rPr>
           <w:rFonts w:ascii="Times New Roman" w:hAnsi="Times New Roman" w:cs="Times New Roman"/>
         </w:rPr>
-        <w:t>the proper device architecture, as reported in published papers—raised</w:t>
+        <w:t>the proper device architecture</w:t>
+      </w:r>
+      <w:r>
+        <w:rPr>
+          <w:rFonts w:ascii="Times New Roman" w:hAnsi="Times New Roman" w:cs="Times New Roman"/>
+        </w:rPr>
+        <w:t xml:space="preserve">, which has </w:t>
+      </w:r>
+      <w:r>
+        <w:rPr>
+          <w:rFonts w:ascii="Times New Roman" w:hAnsi="Times New Roman" w:cs="Times New Roman"/>
+        </w:rPr>
+        <w:t>raised</w:t>
       </w:r>
       <w:r>
         <w:rPr>
@@ -11569,25 +11759,13 @@
         <w:rPr>
           <w:rFonts w:ascii="Times New Roman" w:hAnsi="Times New Roman" w:cs="Times New Roman"/>
         </w:rPr>
-        <w:t>,</w:t>
-      </w:r>
-      <w:r>
-        <w:rPr>
-          <w:rFonts w:ascii="Times New Roman" w:hAnsi="Times New Roman" w:cs="Times New Roman"/>
-        </w:rPr>
-        <w:t xml:space="preserve"> it explains a little more than half the variance in EQE </w:t>
-      </w:r>
-      <w:r>
-        <w:rPr>
-          <w:rFonts w:ascii="Times New Roman" w:hAnsi="Times New Roman" w:cs="Times New Roman"/>
-        </w:rPr>
-        <w:t>whereas</w:t>
-      </w:r>
-      <w:r>
-        <w:rPr>
-          <w:rFonts w:ascii="Times New Roman" w:hAnsi="Times New Roman" w:cs="Times New Roman"/>
-        </w:rPr>
-        <w:t xml:space="preserve"> the emission model explains about ninety-five percent of the variance in photon energy on the same style of split</w:t>
+        <w:t xml:space="preserve">; it explains a little more than half the variance in EQE, whereas the emission model explains about 95% of the variance in photon energy, using the same </w:t>
+      </w:r>
+      <w:r>
+        <w:rPr>
+          <w:rFonts w:ascii="Times New Roman" w:hAnsi="Times New Roman" w:cs="Times New Roman"/>
+        </w:rPr>
+        <w:t>split</w:t>
       </w:r>
       <w:r>
         <w:rPr>
@@ -11607,17 +11785,6 @@
         </w:rPr>
         <w:t xml:space="preserve"> </w:t>
       </w:r>
-    </w:p>
-    <w:p>
-      <w:pPr>
-        <w:pStyle w:val="FirstParagraph"/>
-        <w:spacing w:line="480" w:lineRule="auto"/>
-        <w:ind w:firstLine="720"/>
-        <w:jc w:val="both"/>
-        <w:rPr>
-          <w:rFonts w:ascii="Times New Roman" w:hAnsi="Times New Roman" w:cs="Times New Roman"/>
-        </w:rPr>
-      </w:pPr>
       <w:r>
         <w:rPr>
           <w:rFonts w:ascii="Times New Roman" w:hAnsi="Times New Roman" w:cs="Times New Roman"/>
@@ -11724,7 +11891,23 @@
           <w:b/>
           <w:bCs/>
         </w:rPr>
-        <w:t>Table 2.</w:t>
+        <w:t xml:space="preserve">Table </w:t>
+      </w:r>
+      <w:r>
+        <w:rPr>
+          <w:rFonts w:ascii="Times New Roman" w:hAnsi="Times New Roman" w:cs="Times New Roman"/>
+          <w:b/>
+          <w:bCs/>
+        </w:rPr>
+        <w:t>3</w:t>
+      </w:r>
+      <w:r>
+        <w:rPr>
+          <w:rFonts w:ascii="Times New Roman" w:hAnsi="Times New Roman" w:cs="Times New Roman"/>
+          <w:b/>
+          <w:bCs/>
+        </w:rPr>
+        <w:t>.</w:t>
       </w:r>
       <w:r>
         <w:rPr>
@@ -12251,6 +12434,7 @@
       <w:pPr>
         <w:pStyle w:val="BodyText"/>
         <w:spacing w:line="480" w:lineRule="auto"/>
+        <w:ind w:firstLine="720"/>
         <w:jc w:val="both"/>
         <w:rPr>
           <w:rFonts w:ascii="Times New Roman" w:hAnsi="Times New Roman" w:cs="Times New Roman"/>
@@ -12272,7 +12456,20 @@
         <w:rPr>
           <w:rFonts w:ascii="Times New Roman" w:hAnsi="Times New Roman" w:cs="Times New Roman"/>
         </w:rPr>
-        <w:t xml:space="preserve">the emission forecasting model (R2 ≈ 0.95) and the </w:t>
+        <w:t>the emission forecasting model (R</w:t>
+      </w:r>
+      <w:r>
+        <w:rPr>
+          <w:rFonts w:ascii="Times New Roman" w:hAnsi="Times New Roman" w:cs="Times New Roman"/>
+          <w:vertAlign w:val="superscript"/>
+        </w:rPr>
+        <w:t>2</w:t>
+      </w:r>
+      <w:r>
+        <w:rPr>
+          <w:rFonts w:ascii="Times New Roman" w:hAnsi="Times New Roman" w:cs="Times New Roman"/>
+        </w:rPr>
+        <w:t xml:space="preserve"> ≈ 0.95) and the </w:t>
       </w:r>
       <w:r>
         <w:rPr>
@@ -12371,7 +12568,19 @@
         <w:rPr>
           <w:rFonts w:ascii="Times New Roman" w:hAnsi="Times New Roman" w:cs="Times New Roman"/>
         </w:rPr>
-        <w:t xml:space="preserve">and the exact measurement protocol (integrated sphere calibration, pixel area, sweep direction) move EQE by several percentage points without changing the precursor stoichiometry. Different laboratories also anneal and antisolvent-quench under conditions that are described in prose but rarely digitized. </w:t>
+        <w:t xml:space="preserve">and the exact measurement protocol (integrated sphere calibration, pixel area, sweep direction) move EQE by several percentage points without changing the precursor stoichiometry. Different laboratories also anneal and antisolvent-quench under conditions that are described in prose but rarely </w:t>
+      </w:r>
+      <w:r>
+        <w:rPr>
+          <w:rFonts w:ascii="Times New Roman" w:hAnsi="Times New Roman" w:cs="Times New Roman"/>
+        </w:rPr>
+        <w:t>discussed in the manuscripts</w:t>
+      </w:r>
+      <w:r>
+        <w:rPr>
+          <w:rFonts w:ascii="Times New Roman" w:hAnsi="Times New Roman" w:cs="Times New Roman"/>
+        </w:rPr>
+        <w:t xml:space="preserve">. </w:t>
       </w:r>
       <w:r>
         <w:rPr>
@@ -12495,44 +12704,6 @@
           <w:rFonts w:ascii="Times New Roman" w:hAnsi="Times New Roman" w:cs="Times New Roman"/>
         </w:rPr>
         <w:t xml:space="preserve"> models are most trustworthy when inputs and labels refer to the same experimental contract, and least trustworthy when they silently average over incompatible fabrication routes.</w:t>
-      </w:r>
-    </w:p>
-    <w:p>
-      <w:pPr>
-        <w:pStyle w:val="BodyText"/>
-        <w:spacing w:line="480" w:lineRule="auto"/>
-        <w:jc w:val="both"/>
-        <w:rPr>
-          <w:rFonts w:ascii="Times New Roman" w:hAnsi="Times New Roman" w:cs="Times New Roman"/>
-        </w:rPr>
-      </w:pPr>
-      <w:r>
-        <w:rPr>
-          <w:rFonts w:ascii="Times New Roman" w:hAnsi="Times New Roman" w:cs="Times New Roman"/>
-          <w:b/>
-          <w:bCs/>
-        </w:rPr>
-        <w:t>Figure 7</w:t>
-      </w:r>
-      <w:r>
-        <w:rPr>
-          <w:rFonts w:ascii="Times New Roman" w:hAnsi="Times New Roman" w:cs="Times New Roman"/>
-        </w:rPr>
-        <w:t xml:space="preserve"> (to be inserted): Schematic separating compositional controls of </w:t>
-      </w:r>
-      <w:r>
-        <w:rPr>
-          <w:rFonts w:ascii="Times New Roman" w:hAnsi="Times New Roman" w:cs="Times New Roman"/>
-          <w:i/>
-          <w:iCs/>
-        </w:rPr>
-        <w:t>E</w:t>
-      </w:r>
-      <w:r>
-        <w:rPr>
-          <w:rFonts w:ascii="Times New Roman" w:hAnsi="Times New Roman" w:cs="Times New Roman"/>
-        </w:rPr>
-        <w:t>ph from morphological and interfacial controls of EQE.</w:t>
       </w:r>
     </w:p>
     <w:p>
@@ -14249,6 +14420,7 @@
   <w:style w:type="character" w:default="1" w:styleId="DefaultParagraphFont">
     <w:name w:val="Default Paragraph Font"/>
     <w:uiPriority w:val="1"/>
+    <w:semiHidden/>
     <w:unhideWhenUsed/>
   </w:style>
   <w:style w:type="table" w:default="1" w:styleId="TableNormal">

--- a/manuscript/MAIN_Manuscript_1 (AutoRecovered).docx
+++ b/manuscript/MAIN_Manuscript_1 (AutoRecovered).docx
@@ -63,21 +63,7 @@
         <w:rPr>
           <w:rFonts w:ascii="Times New Roman" w:hAnsi="Times New Roman" w:cs="Times New Roman"/>
         </w:rPr>
-        <w:t xml:space="preserve">attracted attention in the field of optoelectronics for their exceptional absorption coefficients, tunable band gaps, high </w:t>
-      </w:r>
-      <w:proofErr w:type="spellStart"/>
-      <w:r>
-        <w:rPr>
-          <w:rFonts w:ascii="Times New Roman" w:hAnsi="Times New Roman" w:cs="Times New Roman"/>
-        </w:rPr>
-        <w:t>colour</w:t>
-      </w:r>
-      <w:proofErr w:type="spellEnd"/>
-      <w:r>
-        <w:rPr>
-          <w:rFonts w:ascii="Times New Roman" w:hAnsi="Times New Roman" w:cs="Times New Roman"/>
-        </w:rPr>
-        <w:t xml:space="preserve"> purity, and solution-processability</w:t>
+        <w:t>attracted attention in the field of optoelectronics for their exceptional absorption coefficients, tunable band gaps, high colour purity, and solution-processability</w:t>
       </w:r>
       <w:r>
         <w:rPr>
@@ -444,7 +430,6 @@
         </w:rPr>
         <w:t xml:space="preserve"> (</w:t>
       </w:r>
-      <w:proofErr w:type="spellStart"/>
       <w:r>
         <w:rPr>
           <w:rFonts w:ascii="Times New Roman" w:hAnsi="Times New Roman" w:cs="Times New Roman"/>
@@ -455,14 +440,7 @@
         <w:rPr>
           <w:rFonts w:ascii="Times New Roman" w:hAnsi="Times New Roman" w:cs="Times New Roman"/>
         </w:rPr>
-        <w:t>LEDs</w:t>
-      </w:r>
-      <w:proofErr w:type="spellEnd"/>
-      <w:r>
-        <w:rPr>
-          <w:rFonts w:ascii="Times New Roman" w:hAnsi="Times New Roman" w:cs="Times New Roman"/>
-        </w:rPr>
-        <w:t>)</w:t>
+        <w:t>LEDs)</w:t>
       </w:r>
       <w:r>
         <w:rPr>
@@ -1974,21 +1952,7 @@
         <w:rPr>
           <w:rFonts w:ascii="Times New Roman" w:hAnsi="Times New Roman" w:cs="Times New Roman"/>
         </w:rPr>
-        <w:t xml:space="preserve"> Additive </w:t>
-      </w:r>
-      <w:proofErr w:type="spellStart"/>
-      <w:r>
-        <w:rPr>
-          <w:rFonts w:ascii="Times New Roman" w:hAnsi="Times New Roman" w:cs="Times New Roman"/>
-        </w:rPr>
-        <w:t>exPlanations</w:t>
-      </w:r>
-      <w:proofErr w:type="spellEnd"/>
-      <w:r>
-        <w:rPr>
-          <w:rFonts w:ascii="Times New Roman" w:hAnsi="Times New Roman" w:cs="Times New Roman"/>
-        </w:rPr>
-        <w:t>) to connect predictions with physicochemical drivers</w:t>
+        <w:t xml:space="preserve"> Additive exPlanations) to connect predictions with physicochemical drivers</w:t>
       </w:r>
       <w:r>
         <w:rPr>
@@ -2247,14 +2211,12 @@
         </w:rPr>
         <w:t xml:space="preserve">, data-driven ML studies on perovskite optoelectronics focus on active-layer </w:t>
       </w:r>
-      <w:proofErr w:type="spellStart"/>
       <w:r>
         <w:rPr>
           <w:rFonts w:ascii="Times New Roman" w:hAnsi="Times New Roman" w:cs="Times New Roman"/>
         </w:rPr>
         <w:t>optimisation</w:t>
       </w:r>
-      <w:proofErr w:type="spellEnd"/>
       <w:r>
         <w:rPr>
           <w:rFonts w:ascii="Times New Roman" w:hAnsi="Times New Roman" w:cs="Times New Roman"/>
@@ -2428,21 +2390,7 @@
         <w:rPr>
           <w:rFonts w:ascii="Times New Roman" w:hAnsi="Times New Roman" w:cs="Times New Roman"/>
         </w:rPr>
-        <w:t xml:space="preserve">Work on </w:t>
-      </w:r>
-      <w:proofErr w:type="spellStart"/>
-      <w:r>
-        <w:rPr>
-          <w:rFonts w:ascii="Times New Roman" w:hAnsi="Times New Roman" w:cs="Times New Roman"/>
-        </w:rPr>
-        <w:t>PeLED</w:t>
-      </w:r>
-      <w:proofErr w:type="spellEnd"/>
-      <w:r>
-        <w:rPr>
-          <w:rFonts w:ascii="Times New Roman" w:hAnsi="Times New Roman" w:cs="Times New Roman"/>
-        </w:rPr>
-        <w:t xml:space="preserve"> additives reached </w:t>
+        <w:t xml:space="preserve">Work on PeLED additives reached </w:t>
       </w:r>
       <w:r>
         <w:rPr>
@@ -2601,23 +2549,6 @@
           <w:rFonts w:ascii="Times New Roman" w:hAnsi="Times New Roman" w:cs="Times New Roman"/>
         </w:rPr>
         <w:t>.</w:t>
-      </w:r>
-    </w:p>
-    <w:p>
-      <w:pPr>
-        <w:pStyle w:val="BodyText"/>
-        <w:rPr>
-          <w:b/>
-          <w:bCs/>
-        </w:rPr>
-      </w:pPr>
-      <w:r>
-        <w:rPr>
-          <w:b/>
-          <w:bCs/>
-          <w:highlight w:val="yellow"/>
-        </w:rPr>
-        <w:t>Figure 1.</w:t>
       </w:r>
     </w:p>
     <w:p>
@@ -2634,6 +2565,55 @@
           <w:rFonts w:ascii="Times New Roman" w:hAnsi="Times New Roman" w:cs="Times New Roman"/>
           <w:b/>
           <w:bCs/>
+          <w:noProof/>
+        </w:rPr>
+        <w:drawing>
+          <wp:inline distT="0" distB="0" distL="0" distR="0" wp14:anchorId="1AD0E9E3" wp14:editId="546F041A">
+            <wp:extent cx="5943600" cy="2740025"/>
+            <wp:effectExtent l="0" t="0" r="0" b="3175"/>
+            <wp:docPr id="177300079" name="Picture 1"/>
+            <wp:cNvGraphicFramePr>
+              <a:graphicFrameLocks xmlns:a="http://schemas.openxmlformats.org/drawingml/2006/main" noChangeAspect="1"/>
+            </wp:cNvGraphicFramePr>
+            <a:graphic xmlns:a="http://schemas.openxmlformats.org/drawingml/2006/main">
+              <a:graphicData uri="http://schemas.openxmlformats.org/drawingml/2006/picture">
+                <pic:pic xmlns:pic="http://schemas.openxmlformats.org/drawingml/2006/picture">
+                  <pic:nvPicPr>
+                    <pic:cNvPr id="177300079" name="Picture 177300079"/>
+                    <pic:cNvPicPr/>
+                  </pic:nvPicPr>
+                  <pic:blipFill>
+                    <a:blip r:embed="rId8">
+                      <a:extLst>
+                        <a:ext uri="{28A0092B-C50C-407E-A947-70E740481C1C}">
+                          <a14:useLocalDpi xmlns:a14="http://schemas.microsoft.com/office/drawing/2010/main" val="0"/>
+                        </a:ext>
+                      </a:extLst>
+                    </a:blip>
+                    <a:stretch>
+                      <a:fillRect/>
+                    </a:stretch>
+                  </pic:blipFill>
+                  <pic:spPr>
+                    <a:xfrm>
+                      <a:off x="0" y="0"/>
+                      <a:ext cx="5943600" cy="2740025"/>
+                    </a:xfrm>
+                    <a:prstGeom prst="rect">
+                      <a:avLst/>
+                    </a:prstGeom>
+                  </pic:spPr>
+                </pic:pic>
+              </a:graphicData>
+            </a:graphic>
+          </wp:inline>
+        </w:drawing>
+      </w:r>
+      <w:r>
+        <w:rPr>
+          <w:rFonts w:ascii="Times New Roman" w:hAnsi="Times New Roman" w:cs="Times New Roman"/>
+          <w:b/>
+          <w:bCs/>
         </w:rPr>
         <w:t>Figure 1</w:t>
       </w:r>
@@ -2641,7 +2621,7 @@
         <w:rPr>
           <w:rFonts w:ascii="Times New Roman" w:hAnsi="Times New Roman" w:cs="Times New Roman"/>
         </w:rPr>
-        <w:t xml:space="preserve"> (to be inserted): Workflow from literature extraction to predicted </w:t>
+        <w:t xml:space="preserve">: Workflow from literature extraction to predicted </w:t>
       </w:r>
       <w:r>
         <w:rPr>
@@ -2655,35 +2635,19 @@
         <w:rPr>
           <w:rFonts w:ascii="Times New Roman" w:hAnsi="Times New Roman" w:cs="Times New Roman"/>
         </w:rPr>
-        <w:t xml:space="preserve">ph—SMILES conversion, </w:t>
-      </w:r>
-      <w:proofErr w:type="spellStart"/>
-      <w:r>
-        <w:rPr>
-          <w:rFonts w:ascii="Times New Roman" w:hAnsi="Times New Roman" w:cs="Times New Roman"/>
-        </w:rPr>
-        <w:t>AddHs</w:t>
-      </w:r>
-      <w:proofErr w:type="spellEnd"/>
-      <w:r>
-        <w:rPr>
-          <w:rFonts w:ascii="Times New Roman" w:hAnsi="Times New Roman" w:cs="Times New Roman"/>
-        </w:rPr>
-        <w:t xml:space="preserve"> descriptor calculation, correlation pruning, parallel RFECV (31 features) and </w:t>
-      </w:r>
-      <w:proofErr w:type="spellStart"/>
-      <w:r>
-        <w:rPr>
-          <w:rFonts w:ascii="Times New Roman" w:hAnsi="Times New Roman" w:cs="Times New Roman"/>
-        </w:rPr>
-        <w:t>SelectFromModel</w:t>
-      </w:r>
-      <w:proofErr w:type="spellEnd"/>
-      <w:r>
-        <w:rPr>
-          <w:rFonts w:ascii="Times New Roman" w:hAnsi="Times New Roman" w:cs="Times New Roman"/>
-        </w:rPr>
-        <w:t xml:space="preserve"> (13 features), tuned regressors, and SHAP readout.</w:t>
+        <w:t>ph—SMILES conversion, AddHs descriptor calculation, correlation pruning, parallel RFECV (31 features) and SelectFromModel (13 features), tuned regressors, and SHA</w:t>
+      </w:r>
+      <w:r>
+        <w:rPr>
+          <w:rFonts w:ascii="Times New Roman" w:hAnsi="Times New Roman" w:cs="Times New Roman"/>
+        </w:rPr>
+        <w:t>P</w:t>
+      </w:r>
+      <w:r>
+        <w:rPr>
+          <w:rFonts w:ascii="Times New Roman" w:hAnsi="Times New Roman" w:cs="Times New Roman"/>
+        </w:rPr>
+        <w:t>.</w:t>
       </w:r>
     </w:p>
     <w:p>
@@ -2808,7 +2772,43 @@
         <w:rPr>
           <w:rFonts w:ascii="Times New Roman" w:hAnsi="Times New Roman" w:cs="Times New Roman"/>
         </w:rPr>
-        <w:t xml:space="preserve"> initial cleanup and formatting in the </w:t>
+        <w:t xml:space="preserve"> initial cleanup</w:t>
+      </w:r>
+      <w:r>
+        <w:rPr>
+          <w:rFonts w:ascii="Times New Roman" w:hAnsi="Times New Roman" w:cs="Times New Roman"/>
+        </w:rPr>
+        <w:t xml:space="preserve"> and</w:t>
+      </w:r>
+      <w:r>
+        <w:rPr>
+          <w:rFonts w:ascii="Times New Roman" w:hAnsi="Times New Roman" w:cs="Times New Roman"/>
+        </w:rPr>
+        <w:t xml:space="preserve"> </w:t>
+      </w:r>
+      <w:r>
+        <w:rPr>
+          <w:rFonts w:ascii="Times New Roman" w:hAnsi="Times New Roman" w:cs="Times New Roman"/>
+        </w:rPr>
+        <w:t xml:space="preserve">harmonisation, which included halide flags, precursor-ratio normalisation, and </w:t>
+      </w:r>
+      <w:r>
+        <w:rPr>
+          <w:rFonts w:ascii="Times New Roman" w:hAnsi="Times New Roman" w:cs="Times New Roman"/>
+        </w:rPr>
+        <w:t>mixed-spacer indicators</w:t>
+      </w:r>
+      <w:r>
+        <w:rPr>
+          <w:rFonts w:ascii="Times New Roman" w:hAnsi="Times New Roman" w:cs="Times New Roman"/>
+        </w:rPr>
+        <w:t xml:space="preserve">, </w:t>
+      </w:r>
+      <w:r>
+        <w:rPr>
+          <w:rFonts w:ascii="Times New Roman" w:hAnsi="Times New Roman" w:cs="Times New Roman"/>
+        </w:rPr>
+        <w:t xml:space="preserve">in the </w:t>
       </w:r>
       <w:r>
         <w:rPr>
@@ -2844,35 +2844,7 @@
         <w:rPr>
           <w:rFonts w:ascii="Times New Roman" w:hAnsi="Times New Roman" w:cs="Times New Roman"/>
         </w:rPr>
-        <w:t>, on top of the resulting dataset in Snowflake, the remaining data engineering operations were performed in Python (</w:t>
-      </w:r>
-      <w:proofErr w:type="spellStart"/>
-      <w:r>
-        <w:rPr>
-          <w:rFonts w:ascii="Times New Roman" w:hAnsi="Times New Roman" w:cs="Times New Roman"/>
-        </w:rPr>
-        <w:t>Jupyter</w:t>
-      </w:r>
-      <w:proofErr w:type="spellEnd"/>
-      <w:r>
-        <w:rPr>
-          <w:rFonts w:ascii="Times New Roman" w:hAnsi="Times New Roman" w:cs="Times New Roman"/>
-        </w:rPr>
-        <w:t xml:space="preserve"> Notebook) using the </w:t>
-      </w:r>
-      <w:proofErr w:type="gramStart"/>
-      <w:r>
-        <w:rPr>
-          <w:rFonts w:ascii="Times New Roman" w:hAnsi="Times New Roman" w:cs="Times New Roman"/>
-        </w:rPr>
-        <w:t>pandas</w:t>
-      </w:r>
-      <w:proofErr w:type="gramEnd"/>
-      <w:r>
-        <w:rPr>
-          <w:rFonts w:ascii="Times New Roman" w:hAnsi="Times New Roman" w:cs="Times New Roman"/>
-        </w:rPr>
-        <w:t xml:space="preserve"> library and</w:t>
+        <w:t>, on top of the resulting dataset in Snowflake, the remaining data engineering operations were performed in Python (Jupyter Notebook) using the pandas library and</w:t>
       </w:r>
       <w:r>
         <w:rPr>
@@ -2880,14 +2852,12 @@
         </w:rPr>
         <w:t xml:space="preserve"> </w:t>
       </w:r>
-      <w:proofErr w:type="spellStart"/>
       <w:r>
         <w:rPr>
           <w:rFonts w:ascii="Times New Roman" w:hAnsi="Times New Roman" w:cs="Times New Roman"/>
         </w:rPr>
         <w:t>dataframes</w:t>
       </w:r>
-      <w:proofErr w:type="spellEnd"/>
       <w:r>
         <w:rPr>
           <w:rFonts w:ascii="Times New Roman" w:hAnsi="Times New Roman" w:cs="Times New Roman"/>
@@ -2910,7 +2880,14 @@
         <w:rPr>
           <w:rFonts w:ascii="Times New Roman" w:hAnsi="Times New Roman" w:cs="Times New Roman"/>
         </w:rPr>
-        <w:t xml:space="preserve">Simplified Molecular Input Line Entry System </w:t>
+        <w:t xml:space="preserve">Simplified </w:t>
+      </w:r>
+      <w:r>
+        <w:rPr>
+          <w:rFonts w:ascii="Times New Roman" w:hAnsi="Times New Roman" w:cs="Times New Roman"/>
+        </w:rPr>
+        <w:lastRenderedPageBreak/>
+        <w:t xml:space="preserve">Molecular Input Line Entry System </w:t>
       </w:r>
       <w:r>
         <w:rPr>
@@ -3038,14 +3015,18 @@
         </w:rPr>
         <w:t xml:space="preserve">were generated using </w:t>
       </w:r>
-      <w:proofErr w:type="spellStart"/>
-      <w:r>
-        <w:rPr>
-          <w:rFonts w:ascii="Times New Roman" w:hAnsi="Times New Roman" w:cs="Times New Roman"/>
-        </w:rPr>
-        <w:t>RDKit</w:t>
-      </w:r>
-      <w:proofErr w:type="spellEnd"/>
+      <w:r>
+        <w:rPr>
+          <w:rFonts w:ascii="Times New Roman" w:hAnsi="Times New Roman" w:cs="Times New Roman"/>
+        </w:rPr>
+        <w:t xml:space="preserve">RDKit </w:t>
+      </w:r>
+      <w:r>
+        <w:rPr>
+          <w:rFonts w:ascii="Times New Roman" w:hAnsi="Times New Roman" w:cs="Times New Roman"/>
+        </w:rPr>
+        <w:t>library</w:t>
+      </w:r>
       <w:r>
         <w:rPr>
           <w:rFonts w:ascii="Times New Roman" w:hAnsi="Times New Roman" w:cs="Times New Roman"/>
@@ -3056,7 +3037,69 @@
         <w:rPr>
           <w:rFonts w:ascii="Times New Roman" w:hAnsi="Times New Roman" w:cs="Times New Roman"/>
         </w:rPr>
-        <w:t>library</w:t>
+        <w:t>structures (</w:t>
+      </w:r>
+      <w:r>
+        <w:rPr>
+          <w:rStyle w:val="VerbatimChar"/>
+          <w:rFonts w:ascii="Times New Roman" w:hAnsi="Times New Roman" w:cs="Times New Roman"/>
+          <w:sz w:val="24"/>
+        </w:rPr>
+        <w:t>Chem.AddHs</w:t>
+      </w:r>
+      <w:r>
+        <w:rPr>
+          <w:rFonts w:ascii="Times New Roman" w:hAnsi="Times New Roman" w:cs="Times New Roman"/>
+        </w:rPr>
+        <w:t>)</w:t>
+      </w:r>
+      <w:r>
+        <w:rPr>
+          <w:rFonts w:ascii="Times New Roman" w:hAnsi="Times New Roman" w:cs="Times New Roman"/>
+        </w:rPr>
+        <w:t xml:space="preserve"> using the SMILES</w:t>
+      </w:r>
+      <w:r>
+        <w:rPr>
+          <w:rFonts w:ascii="Times New Roman" w:hAnsi="Times New Roman" w:cs="Times New Roman"/>
+        </w:rPr>
+        <w:t xml:space="preserve">. </w:t>
+      </w:r>
+      <w:r>
+        <w:rPr>
+          <w:rFonts w:ascii="Times New Roman" w:hAnsi="Times New Roman" w:cs="Times New Roman"/>
+        </w:rPr>
+        <w:t xml:space="preserve">After </w:t>
+      </w:r>
+      <w:r>
+        <w:rPr>
+          <w:rFonts w:ascii="Times New Roman" w:hAnsi="Times New Roman" w:cs="Times New Roman"/>
+        </w:rPr>
+        <w:t>generating molecular descriptors, high-dimensional feature extraction produced a dataset in which the number of features exceeded the number of observations, leading</w:t>
+      </w:r>
+      <w:r>
+        <w:rPr>
+          <w:rFonts w:ascii="Times New Roman" w:hAnsi="Times New Roman" w:cs="Times New Roman"/>
+        </w:rPr>
+        <w:t xml:space="preserve"> to </w:t>
+      </w:r>
+      <w:r>
+        <w:rPr>
+          <w:rFonts w:ascii="Times New Roman" w:hAnsi="Times New Roman" w:cs="Times New Roman"/>
+        </w:rPr>
+        <w:t xml:space="preserve">the </w:t>
+      </w:r>
+      <w:r>
+        <w:rPr>
+          <w:rFonts w:ascii="Times New Roman" w:hAnsi="Times New Roman" w:cs="Times New Roman"/>
+        </w:rPr>
+        <w:t xml:space="preserve">curse of dimensionality. </w:t>
+      </w:r>
+      <w:r>
+        <w:rPr>
+          <w:rFonts w:ascii="Times New Roman" w:hAnsi="Times New Roman" w:cs="Times New Roman"/>
+        </w:rPr>
+        <w:t>So,</w:t>
       </w:r>
       <w:r>
         <w:rPr>
@@ -3068,18 +3111,50 @@
         <w:rPr>
           <w:rFonts w:ascii="Times New Roman" w:hAnsi="Times New Roman" w:cs="Times New Roman"/>
         </w:rPr>
-        <w:t>structures (</w:t>
-      </w:r>
-      <w:proofErr w:type="spellStart"/>
-      <w:r>
-        <w:rPr>
-          <w:rStyle w:val="VerbatimChar"/>
-          <w:rFonts w:ascii="Times New Roman" w:hAnsi="Times New Roman" w:cs="Times New Roman"/>
-          <w:sz w:val="24"/>
-        </w:rPr>
-        <w:t>Chem.AddHs</w:t>
-      </w:r>
-      <w:proofErr w:type="spellEnd"/>
+        <w:t>to</w:t>
+      </w:r>
+      <w:r>
+        <w:rPr>
+          <w:rFonts w:ascii="Times New Roman" w:hAnsi="Times New Roman" w:cs="Times New Roman"/>
+        </w:rPr>
+        <w:t xml:space="preserve"> handle the curse of dimensionality</w:t>
+      </w:r>
+      <w:r>
+        <w:rPr>
+          <w:rFonts w:ascii="Times New Roman" w:hAnsi="Times New Roman" w:cs="Times New Roman"/>
+        </w:rPr>
+        <w:t>, we applied a couple of feature elimination techniques in a sequential order:</w:t>
+      </w:r>
+      <w:r>
+        <w:rPr>
+          <w:rFonts w:ascii="Times New Roman" w:hAnsi="Times New Roman" w:cs="Times New Roman"/>
+        </w:rPr>
+        <w:t xml:space="preserve"> </w:t>
+      </w:r>
+      <w:r>
+        <w:rPr>
+          <w:rFonts w:ascii="Times New Roman" w:hAnsi="Times New Roman" w:cs="Times New Roman"/>
+        </w:rPr>
+        <w:t xml:space="preserve">1) </w:t>
+      </w:r>
+      <w:r>
+        <w:rPr>
+          <w:rFonts w:ascii="Times New Roman" w:hAnsi="Times New Roman" w:cs="Times New Roman"/>
+        </w:rPr>
+        <w:t>Pairwise Pearson correlation</w:t>
+      </w:r>
+      <w:r>
+        <w:rPr>
+          <w:rFonts w:ascii="Times New Roman" w:hAnsi="Times New Roman" w:cs="Times New Roman"/>
+        </w:rPr>
+        <w:t xml:space="preserve"> and 2</w:t>
+      </w:r>
+      <w:r>
+        <w:rPr>
+          <w:rFonts w:ascii="Times New Roman" w:hAnsi="Times New Roman" w:cs="Times New Roman"/>
+        </w:rPr>
+        <w:t>a</w:t>
+      </w:r>
       <w:r>
         <w:rPr>
           <w:rFonts w:ascii="Times New Roman" w:hAnsi="Times New Roman" w:cs="Times New Roman"/>
@@ -3090,125 +3165,14 @@
         <w:rPr>
           <w:rFonts w:ascii="Times New Roman" w:hAnsi="Times New Roman" w:cs="Times New Roman"/>
         </w:rPr>
-        <w:t xml:space="preserve"> using the SMILES</w:t>
-      </w:r>
-      <w:r>
-        <w:rPr>
-          <w:rFonts w:ascii="Times New Roman" w:hAnsi="Times New Roman" w:cs="Times New Roman"/>
-        </w:rPr>
-        <w:t xml:space="preserve">. </w:t>
-      </w:r>
-      <w:r>
-        <w:rPr>
-          <w:rFonts w:ascii="Times New Roman" w:hAnsi="Times New Roman" w:cs="Times New Roman"/>
-        </w:rPr>
-        <w:t xml:space="preserve">After </w:t>
-      </w:r>
-      <w:r>
-        <w:rPr>
-          <w:rFonts w:ascii="Times New Roman" w:hAnsi="Times New Roman" w:cs="Times New Roman"/>
-        </w:rPr>
-        <w:t>generating molecular descriptors, high-dimensional feature extraction produced a dataset in which the number of features exceeded the number of observations, leading</w:t>
-      </w:r>
-      <w:r>
-        <w:rPr>
-          <w:rFonts w:ascii="Times New Roman" w:hAnsi="Times New Roman" w:cs="Times New Roman"/>
-        </w:rPr>
-        <w:t xml:space="preserve"> to </w:t>
-      </w:r>
-      <w:r>
-        <w:rPr>
-          <w:rFonts w:ascii="Times New Roman" w:hAnsi="Times New Roman" w:cs="Times New Roman"/>
-        </w:rPr>
-        <w:t xml:space="preserve">the </w:t>
-      </w:r>
-      <w:r>
-        <w:rPr>
-          <w:rFonts w:ascii="Times New Roman" w:hAnsi="Times New Roman" w:cs="Times New Roman"/>
-        </w:rPr>
-        <w:t xml:space="preserve">curse of dimensionality. </w:t>
-      </w:r>
-      <w:r>
-        <w:rPr>
-          <w:rFonts w:ascii="Times New Roman" w:hAnsi="Times New Roman" w:cs="Times New Roman"/>
-        </w:rPr>
-        <w:t>So,</w:t>
-      </w:r>
-      <w:r>
-        <w:rPr>
-          <w:rFonts w:ascii="Times New Roman" w:hAnsi="Times New Roman" w:cs="Times New Roman"/>
-        </w:rPr>
         <w:t xml:space="preserve"> </w:t>
       </w:r>
       <w:r>
         <w:rPr>
           <w:rFonts w:ascii="Times New Roman" w:hAnsi="Times New Roman" w:cs="Times New Roman"/>
         </w:rPr>
-        <w:t>to</w:t>
-      </w:r>
-      <w:r>
-        <w:rPr>
-          <w:rFonts w:ascii="Times New Roman" w:hAnsi="Times New Roman" w:cs="Times New Roman"/>
-        </w:rPr>
-        <w:t xml:space="preserve"> handle the curse of dimensionality</w:t>
-      </w:r>
-      <w:r>
-        <w:rPr>
-          <w:rFonts w:ascii="Times New Roman" w:hAnsi="Times New Roman" w:cs="Times New Roman"/>
-        </w:rPr>
-        <w:t>, we applied a couple of feature elimination techniques in a sequential order:</w:t>
-      </w:r>
-      <w:r>
-        <w:rPr>
-          <w:rFonts w:ascii="Times New Roman" w:hAnsi="Times New Roman" w:cs="Times New Roman"/>
-        </w:rPr>
-        <w:t xml:space="preserve"> </w:t>
-      </w:r>
-      <w:r>
-        <w:rPr>
-          <w:rFonts w:ascii="Times New Roman" w:hAnsi="Times New Roman" w:cs="Times New Roman"/>
-        </w:rPr>
-        <w:t xml:space="preserve">1) </w:t>
-      </w:r>
-      <w:r>
-        <w:rPr>
-          <w:rFonts w:ascii="Times New Roman" w:hAnsi="Times New Roman" w:cs="Times New Roman"/>
-        </w:rPr>
-        <w:lastRenderedPageBreak/>
-        <w:t>Pairwise Pearson correlation</w:t>
-      </w:r>
-      <w:r>
-        <w:rPr>
-          <w:rFonts w:ascii="Times New Roman" w:hAnsi="Times New Roman" w:cs="Times New Roman"/>
-        </w:rPr>
-        <w:t xml:space="preserve"> and 2</w:t>
-      </w:r>
-      <w:r>
-        <w:rPr>
-          <w:rFonts w:ascii="Times New Roman" w:hAnsi="Times New Roman" w:cs="Times New Roman"/>
-        </w:rPr>
-        <w:t>a</w:t>
-      </w:r>
-      <w:r>
-        <w:rPr>
-          <w:rFonts w:ascii="Times New Roman" w:hAnsi="Times New Roman" w:cs="Times New Roman"/>
-        </w:rPr>
-        <w:t>)</w:t>
-      </w:r>
-      <w:r>
-        <w:rPr>
-          <w:rFonts w:ascii="Times New Roman" w:hAnsi="Times New Roman" w:cs="Times New Roman"/>
-        </w:rPr>
-        <w:t xml:space="preserve"> </w:t>
-      </w:r>
-      <w:proofErr w:type="spellStart"/>
-      <w:r>
-        <w:rPr>
-          <w:rFonts w:ascii="Times New Roman" w:hAnsi="Times New Roman" w:cs="Times New Roman"/>
-        </w:rPr>
         <w:t>SelectFromModel</w:t>
       </w:r>
-      <w:proofErr w:type="spellEnd"/>
       <w:r>
         <w:rPr>
           <w:rFonts w:ascii="Times New Roman" w:hAnsi="Times New Roman" w:cs="Times New Roman"/>
@@ -3627,7 +3591,14 @@
         <w:rPr>
           <w:rFonts w:ascii="Times New Roman" w:hAnsi="Times New Roman" w:cs="Times New Roman"/>
         </w:rPr>
-        <w:t xml:space="preserve"> fall between 480 </w:t>
+        <w:t xml:space="preserve"> fall </w:t>
+      </w:r>
+      <w:r>
+        <w:rPr>
+          <w:rFonts w:ascii="Times New Roman" w:hAnsi="Times New Roman" w:cs="Times New Roman"/>
+        </w:rPr>
+        <w:lastRenderedPageBreak/>
+        <w:t xml:space="preserve">between 480 </w:t>
       </w:r>
       <w:r>
         <w:rPr>
@@ -3717,7 +3688,6 @@
         <w:rPr>
           <w:noProof/>
         </w:rPr>
-        <w:lastRenderedPageBreak/>
         <w:drawing>
           <wp:inline distT="0" distB="0" distL="0" distR="0" wp14:anchorId="2D12484D" wp14:editId="7D369FF4">
             <wp:extent cx="6154911" cy="2490240"/>
@@ -3736,7 +3706,7 @@
                     </pic:cNvPicPr>
                   </pic:nvPicPr>
                   <pic:blipFill>
-                    <a:blip r:embed="rId8">
+                    <a:blip r:embed="rId9">
                       <a:extLst>
                         <a:ext uri="{28A0092B-C50C-407E-A947-70E740481C1C}">
                           <a14:useLocalDpi xmlns:a14="http://schemas.microsoft.com/office/drawing/2010/main" val="0"/>
@@ -3887,21 +3857,7 @@
         <w:rPr>
           <w:rFonts w:ascii="Times New Roman" w:hAnsi="Times New Roman" w:cs="Times New Roman"/>
         </w:rPr>
-        <w:t xml:space="preserve">For the features, after generating two-dimensional molecular descriptors, as mentioned in the above section, the dataset had 462 columns, including compositional and halide flags, one-hot-encoded solvent columns, and Pri/Sec-prefixed </w:t>
-      </w:r>
-      <w:proofErr w:type="spellStart"/>
-      <w:r>
-        <w:rPr>
-          <w:rFonts w:ascii="Times New Roman" w:hAnsi="Times New Roman" w:cs="Times New Roman"/>
-        </w:rPr>
-        <w:t>RDKit</w:t>
-      </w:r>
-      <w:proofErr w:type="spellEnd"/>
-      <w:r>
-        <w:rPr>
-          <w:rFonts w:ascii="Times New Roman" w:hAnsi="Times New Roman" w:cs="Times New Roman"/>
-        </w:rPr>
-        <w:t xml:space="preserve"> descriptors</w:t>
+        <w:t>For the features, after generating two-dimensional molecular descriptors, as mentioned in the above section, the dataset had 462 columns, including compositional and halide flags, one-hot-encoded solvent columns, and Pri/Sec-prefixed RDKit descriptors</w:t>
       </w:r>
       <w:r>
         <w:rPr>
@@ -4095,7 +4051,14 @@
         <w:rPr>
           <w:rFonts w:ascii="Times New Roman" w:hAnsi="Times New Roman" w:cs="Times New Roman"/>
         </w:rPr>
-        <w:t>splitting the dataset into a training and a test set, we began feature elimination to prevent the curse of dimensionality using only the training dataset, to</w:t>
+        <w:t xml:space="preserve">splitting the dataset into a training and a </w:t>
+      </w:r>
+      <w:r>
+        <w:rPr>
+          <w:rFonts w:ascii="Times New Roman" w:hAnsi="Times New Roman" w:cs="Times New Roman"/>
+        </w:rPr>
+        <w:lastRenderedPageBreak/>
+        <w:t>test set, we began feature elimination to prevent the curse of dimensionality using only the training dataset, to</w:t>
       </w:r>
       <w:r>
         <w:rPr>
@@ -4155,14 +4118,7 @@
         <w:rPr>
           <w:rFonts w:ascii="Times New Roman" w:hAnsi="Times New Roman" w:cs="Times New Roman"/>
         </w:rPr>
-        <w:t>post-correlation-</w:t>
-      </w:r>
-      <w:r>
-        <w:rPr>
-          <w:rFonts w:ascii="Times New Roman" w:hAnsi="Times New Roman" w:cs="Times New Roman"/>
-        </w:rPr>
-        <w:lastRenderedPageBreak/>
-        <w:t>based</w:t>
+        <w:t>post-correlation-based</w:t>
       </w:r>
       <w:r>
         <w:rPr>
@@ -4206,130 +4162,66 @@
           <w:rFonts w:ascii="Times New Roman" w:hAnsi="Times New Roman" w:cs="Times New Roman"/>
           <w:lang w:val="en-IN"/>
         </w:rPr>
-        <w:t>scikit-</w:t>
-      </w:r>
-      <w:proofErr w:type="spellStart"/>
+        <w:t xml:space="preserve">scikit-learn’s SelectFromModel </w:t>
+      </w:r>
+      <w:r>
+        <w:rPr>
+          <w:rFonts w:ascii="Times New Roman" w:hAnsi="Times New Roman" w:cs="Times New Roman"/>
+        </w:rPr>
+        <w:t xml:space="preserve">in parallel, each fit on the 226 training </w:t>
+      </w:r>
+      <w:r>
+        <w:rPr>
+          <w:rFonts w:ascii="Times New Roman" w:hAnsi="Times New Roman" w:cs="Times New Roman"/>
+        </w:rPr>
+        <w:t>records</w:t>
+      </w:r>
+      <w:r>
+        <w:rPr>
+          <w:rFonts w:ascii="Times New Roman" w:hAnsi="Times New Roman" w:cs="Times New Roman"/>
+        </w:rPr>
+        <w:t xml:space="preserve">. </w:t>
+      </w:r>
       <w:r>
         <w:rPr>
           <w:rFonts w:ascii="Times New Roman" w:hAnsi="Times New Roman" w:cs="Times New Roman"/>
           <w:lang w:val="en-IN"/>
         </w:rPr>
-        <w:t>learn’s</w:t>
-      </w:r>
-      <w:proofErr w:type="spellEnd"/>
+        <w:t>RFECV</w:t>
+      </w:r>
+      <w:r>
+        <w:rPr>
+          <w:rFonts w:ascii="Times New Roman" w:hAnsi="Times New Roman" w:cs="Times New Roman"/>
+        </w:rPr>
+        <w:t xml:space="preserve"> </w:t>
+      </w:r>
       <w:r>
         <w:rPr>
           <w:rFonts w:ascii="Times New Roman" w:hAnsi="Times New Roman" w:cs="Times New Roman"/>
           <w:lang w:val="en-IN"/>
         </w:rPr>
+        <w:t>ran</w:t>
+      </w:r>
+      <w:r>
+        <w:rPr>
+          <w:rFonts w:ascii="Times New Roman" w:hAnsi="Times New Roman" w:cs="Times New Roman"/>
+          <w:lang w:val="en-IN"/>
+        </w:rPr>
         <w:t xml:space="preserve"> </w:t>
       </w:r>
-      <w:proofErr w:type="spellStart"/>
       <w:r>
         <w:rPr>
           <w:rFonts w:ascii="Times New Roman" w:hAnsi="Times New Roman" w:cs="Times New Roman"/>
           <w:lang w:val="en-IN"/>
         </w:rPr>
-        <w:t>SelectFromModel</w:t>
-      </w:r>
-      <w:proofErr w:type="spellEnd"/>
+        <w:t xml:space="preserve">a </w:t>
+      </w:r>
       <w:r>
         <w:rPr>
           <w:rFonts w:ascii="Times New Roman" w:hAnsi="Times New Roman" w:cs="Times New Roman"/>
           <w:lang w:val="en-IN"/>
         </w:rPr>
-        <w:t xml:space="preserve"> </w:t>
-      </w:r>
-      <w:r>
-        <w:rPr>
-          <w:rFonts w:ascii="Times New Roman" w:hAnsi="Times New Roman" w:cs="Times New Roman"/>
-        </w:rPr>
-        <w:t xml:space="preserve">in parallel, each fit on the 226 training </w:t>
-      </w:r>
-      <w:r>
-        <w:rPr>
-          <w:rFonts w:ascii="Times New Roman" w:hAnsi="Times New Roman" w:cs="Times New Roman"/>
-        </w:rPr>
-        <w:t>records</w:t>
-      </w:r>
-      <w:r>
-        <w:rPr>
-          <w:rFonts w:ascii="Times New Roman" w:hAnsi="Times New Roman" w:cs="Times New Roman"/>
-        </w:rPr>
-        <w:t xml:space="preserve">. </w:t>
-      </w:r>
-      <w:r>
-        <w:rPr>
-          <w:rFonts w:ascii="Times New Roman" w:hAnsi="Times New Roman" w:cs="Times New Roman"/>
-          <w:lang w:val="en-IN"/>
-        </w:rPr>
-        <w:t>RFECV</w:t>
-      </w:r>
-      <w:r>
-        <w:rPr>
-          <w:rFonts w:ascii="Times New Roman" w:hAnsi="Times New Roman" w:cs="Times New Roman"/>
-        </w:rPr>
-        <w:t xml:space="preserve"> </w:t>
-      </w:r>
-      <w:r>
-        <w:rPr>
-          <w:rFonts w:ascii="Times New Roman" w:hAnsi="Times New Roman" w:cs="Times New Roman"/>
-          <w:lang w:val="en-IN"/>
-        </w:rPr>
-        <w:t>ran</w:t>
-      </w:r>
-      <w:r>
-        <w:rPr>
-          <w:rFonts w:ascii="Times New Roman" w:hAnsi="Times New Roman" w:cs="Times New Roman"/>
-          <w:lang w:val="en-IN"/>
-        </w:rPr>
-        <w:t xml:space="preserve"> </w:t>
-      </w:r>
-      <w:r>
-        <w:rPr>
-          <w:rFonts w:ascii="Times New Roman" w:hAnsi="Times New Roman" w:cs="Times New Roman"/>
-          <w:lang w:val="en-IN"/>
-        </w:rPr>
-        <w:t xml:space="preserve">a </w:t>
-      </w:r>
-      <w:r>
-        <w:rPr>
-          <w:rFonts w:ascii="Times New Roman" w:hAnsi="Times New Roman" w:cs="Times New Roman"/>
-          <w:lang w:val="en-IN"/>
-        </w:rPr>
-        <w:t>random forest regressor (</w:t>
-      </w:r>
-      <w:proofErr w:type="spellStart"/>
-      <w:r>
-        <w:rPr>
-          <w:rFonts w:ascii="Times New Roman" w:hAnsi="Times New Roman" w:cs="Times New Roman"/>
-          <w:lang w:val="en-IN"/>
-        </w:rPr>
-        <w:t>max_depth</w:t>
-      </w:r>
-      <w:proofErr w:type="spellEnd"/>
-      <w:r>
-        <w:rPr>
-          <w:rFonts w:ascii="Times New Roman" w:hAnsi="Times New Roman" w:cs="Times New Roman"/>
-          <w:lang w:val="en-IN"/>
-        </w:rPr>
-        <w:t xml:space="preserve"> = 5, </w:t>
-      </w:r>
-      <w:proofErr w:type="spellStart"/>
-      <w:r>
-        <w:rPr>
-          <w:rFonts w:ascii="Times New Roman" w:hAnsi="Times New Roman" w:cs="Times New Roman"/>
-          <w:lang w:val="en-IN"/>
-        </w:rPr>
-        <w:t>min_samples_leaf</w:t>
-      </w:r>
-      <w:proofErr w:type="spellEnd"/>
-      <w:r>
-        <w:rPr>
-          <w:rFonts w:ascii="Times New Roman" w:hAnsi="Times New Roman" w:cs="Times New Roman"/>
-          <w:lang w:val="en-IN"/>
-        </w:rPr>
-        <w:t xml:space="preserve"> = 6) with 5-fold</w:t>
+        <w:t>random forest regressor (max_depth = 5, min_samples_leaf = 6) with 5-fold</w:t>
       </w:r>
       <w:r>
         <w:rPr>
@@ -4537,21 +4429,7 @@
         <w:rPr>
           <w:rFonts w:ascii="Times New Roman" w:hAnsi="Times New Roman" w:cs="Times New Roman"/>
         </w:rPr>
-        <w:t xml:space="preserve">On the other hand, the </w:t>
-      </w:r>
-      <w:proofErr w:type="spellStart"/>
-      <w:r>
-        <w:rPr>
-          <w:rFonts w:ascii="Times New Roman" w:hAnsi="Times New Roman" w:cs="Times New Roman"/>
-        </w:rPr>
-        <w:t>SelectFromModel</w:t>
-      </w:r>
-      <w:proofErr w:type="spellEnd"/>
-      <w:r>
-        <w:rPr>
-          <w:rFonts w:ascii="Times New Roman" w:hAnsi="Times New Roman" w:cs="Times New Roman"/>
-        </w:rPr>
-        <w:t xml:space="preserve"> approach works</w:t>
+        <w:t>On the other hand, the SelectFromModel approach works</w:t>
       </w:r>
       <w:r>
         <w:rPr>
@@ -4677,6 +4555,7 @@
         <w:rPr>
           <w:noProof/>
         </w:rPr>
+        <w:lastRenderedPageBreak/>
         <w:drawing>
           <wp:inline distT="0" distB="0" distL="0" distR="0" wp14:anchorId="54A6E313" wp14:editId="3DED18B5">
             <wp:extent cx="6400291" cy="2589520"/>
@@ -4695,7 +4574,7 @@
                     </pic:cNvPicPr>
                   </pic:nvPicPr>
                   <pic:blipFill>
-                    <a:blip r:embed="rId9">
+                    <a:blip r:embed="rId10">
                       <a:extLst>
                         <a:ext uri="{28A0092B-C50C-407E-A947-70E740481C1C}">
                           <a14:useLocalDpi xmlns:a14="http://schemas.microsoft.com/office/drawing/2010/main" val="0"/>
@@ -4830,21 +4709,7 @@
         <w:rPr>
           <w:rFonts w:ascii="Times New Roman" w:hAnsi="Times New Roman" w:cs="Times New Roman"/>
         </w:rPr>
-        <w:t xml:space="preserve"> by the </w:t>
-      </w:r>
-      <w:proofErr w:type="spellStart"/>
-      <w:r>
-        <w:rPr>
-          <w:rFonts w:ascii="Times New Roman" w:hAnsi="Times New Roman" w:cs="Times New Roman"/>
-        </w:rPr>
-        <w:t>SelectFromModel</w:t>
-      </w:r>
-      <w:proofErr w:type="spellEnd"/>
-      <w:r>
-        <w:rPr>
-          <w:rFonts w:ascii="Times New Roman" w:hAnsi="Times New Roman" w:cs="Times New Roman"/>
-        </w:rPr>
-        <w:t xml:space="preserve"> technique.</w:t>
+        <w:t xml:space="preserve"> by the SelectFromModel technique.</w:t>
       </w:r>
     </w:p>
     <w:p>
@@ -4868,500 +4733,450 @@
         <w:rPr>
           <w:rFonts w:ascii="Times New Roman" w:hAnsi="Times New Roman" w:cs="Times New Roman"/>
         </w:rPr>
+        <w:t>Finally, multiple ML models</w:t>
+      </w:r>
+      <w:r>
+        <w:rPr>
+          <w:rFonts w:ascii="Times New Roman" w:hAnsi="Times New Roman" w:cs="Times New Roman"/>
+        </w:rPr>
+        <w:t xml:space="preserve"> (</w:t>
+      </w:r>
+      <w:r>
+        <w:rPr>
+          <w:rFonts w:ascii="Times New Roman" w:hAnsi="Times New Roman" w:cs="Times New Roman"/>
+        </w:rPr>
+        <w:t>Regressors</w:t>
+      </w:r>
+      <w:r>
+        <w:rPr>
+          <w:rFonts w:ascii="Times New Roman" w:hAnsi="Times New Roman" w:cs="Times New Roman"/>
+        </w:rPr>
+        <w:t xml:space="preserve">: </w:t>
+      </w:r>
+      <w:r>
+        <w:rPr>
+          <w:rFonts w:ascii="Times New Roman" w:hAnsi="Times New Roman" w:cs="Times New Roman"/>
+        </w:rPr>
+        <w:t xml:space="preserve">random forest, CatBoost, XGBoost, </w:t>
+      </w:r>
+      <w:r>
+        <w:rPr>
+          <w:rFonts w:ascii="Times New Roman" w:hAnsi="Times New Roman" w:cs="Times New Roman"/>
+        </w:rPr>
+        <w:t>Support Vector Regression (</w:t>
+      </w:r>
+      <w:r>
+        <w:rPr>
+          <w:rFonts w:ascii="Times New Roman" w:hAnsi="Times New Roman" w:cs="Times New Roman"/>
+        </w:rPr>
+        <w:t>SVR</w:t>
+      </w:r>
+      <w:r>
+        <w:rPr>
+          <w:rFonts w:ascii="Times New Roman" w:hAnsi="Times New Roman" w:cs="Times New Roman"/>
+        </w:rPr>
+        <w:t>)</w:t>
+      </w:r>
+      <w:r>
+        <w:rPr>
+          <w:rFonts w:ascii="Times New Roman" w:hAnsi="Times New Roman" w:cs="Times New Roman"/>
+        </w:rPr>
+        <w:t>, and Gaussian process</w:t>
+      </w:r>
+      <w:r>
+        <w:rPr>
+          <w:rFonts w:ascii="Times New Roman" w:hAnsi="Times New Roman" w:cs="Times New Roman"/>
+        </w:rPr>
+        <w:t>)</w:t>
+      </w:r>
+      <w:r>
+        <w:rPr>
+          <w:rFonts w:ascii="Times New Roman" w:hAnsi="Times New Roman" w:cs="Times New Roman"/>
+        </w:rPr>
+        <w:t xml:space="preserve"> were built using the </w:t>
+      </w:r>
+      <w:r>
+        <w:rPr>
+          <w:rFonts w:ascii="Times New Roman" w:hAnsi="Times New Roman" w:cs="Times New Roman"/>
+        </w:rPr>
+        <w:t xml:space="preserve">above prepared </w:t>
+      </w:r>
+      <w:r>
+        <w:rPr>
+          <w:rFonts w:ascii="Times New Roman" w:hAnsi="Times New Roman" w:cs="Times New Roman"/>
+        </w:rPr>
+        <w:t xml:space="preserve">datasets. Among </w:t>
+      </w:r>
+      <w:r>
+        <w:rPr>
+          <w:rFonts w:ascii="Times New Roman" w:hAnsi="Times New Roman" w:cs="Times New Roman"/>
+        </w:rPr>
+        <w:t>the models, the SVR model outperformed the others in forecasting emission energies using</w:t>
+      </w:r>
+      <w:r>
+        <w:rPr>
+          <w:rFonts w:ascii="Times New Roman" w:hAnsi="Times New Roman" w:cs="Times New Roman"/>
+        </w:rPr>
+        <w:t xml:space="preserve"> the dataset from </w:t>
+      </w:r>
+      <w:r>
+        <w:rPr>
+          <w:rFonts w:ascii="Times New Roman" w:hAnsi="Times New Roman" w:cs="Times New Roman"/>
+        </w:rPr>
+        <w:t xml:space="preserve">the </w:t>
+      </w:r>
+      <w:r>
+        <w:rPr>
+          <w:rFonts w:ascii="Times New Roman" w:hAnsi="Times New Roman" w:cs="Times New Roman"/>
+        </w:rPr>
+        <w:t>SelectFromModel</w:t>
+      </w:r>
+      <w:r>
+        <w:rPr>
+          <w:rFonts w:ascii="Times New Roman" w:hAnsi="Times New Roman" w:cs="Times New Roman"/>
+        </w:rPr>
+        <w:t xml:space="preserve"> approach. It is worth noting that the models built on the datasets using the </w:t>
+      </w:r>
+      <w:r>
+        <w:rPr>
+          <w:rFonts w:ascii="Times New Roman" w:hAnsi="Times New Roman" w:cs="Times New Roman"/>
+          <w:lang w:val="en-IN"/>
+        </w:rPr>
+        <w:t>RFECV</w:t>
+      </w:r>
+      <w:r>
+        <w:rPr>
+          <w:rFonts w:ascii="Times New Roman" w:hAnsi="Times New Roman" w:cs="Times New Roman"/>
+        </w:rPr>
+        <w:t xml:space="preserve"> technique also performed well. We have </w:t>
+      </w:r>
+      <w:r>
+        <w:rPr>
+          <w:rFonts w:ascii="Times New Roman" w:hAnsi="Times New Roman" w:cs="Times New Roman"/>
+        </w:rPr>
+        <w:t>summarised</w:t>
+      </w:r>
+      <w:r>
+        <w:rPr>
+          <w:rFonts w:ascii="Times New Roman" w:hAnsi="Times New Roman" w:cs="Times New Roman"/>
+        </w:rPr>
+        <w:t xml:space="preserve"> all the </w:t>
+      </w:r>
+      <w:r>
+        <w:rPr>
+          <w:rFonts w:ascii="Times New Roman" w:hAnsi="Times New Roman" w:cs="Times New Roman"/>
+        </w:rPr>
+        <w:t>models' performance in Table</w:t>
+      </w:r>
+      <w:r>
+        <w:rPr>
+          <w:rFonts w:ascii="Times New Roman" w:hAnsi="Times New Roman" w:cs="Times New Roman"/>
+        </w:rPr>
+        <w:t xml:space="preserve"> 1</w:t>
+      </w:r>
+      <w:r>
+        <w:rPr>
+          <w:rFonts w:ascii="Times New Roman" w:hAnsi="Times New Roman" w:cs="Times New Roman"/>
+        </w:rPr>
+        <w:t>. Every regressor</w:t>
+      </w:r>
+      <w:r>
+        <w:rPr>
+          <w:rFonts w:ascii="Times New Roman" w:hAnsi="Times New Roman" w:cs="Times New Roman"/>
+        </w:rPr>
+        <w:t xml:space="preserve"> in Table 1 was tuned by </w:t>
+      </w:r>
+      <w:r>
+        <w:rPr>
+          <w:rFonts w:ascii="Times New Roman" w:hAnsi="Times New Roman" w:cs="Times New Roman"/>
+        </w:rPr>
+        <w:t>randomised search (15 trials, five-fold cross-validation</w:t>
+      </w:r>
+      <w:r>
+        <w:rPr>
+          <w:rFonts w:ascii="Times New Roman" w:hAnsi="Times New Roman" w:cs="Times New Roman"/>
+        </w:rPr>
+        <w:t xml:space="preserve"> on the training set) before a single evaluation on the test fold. </w:t>
+      </w:r>
+      <w:r>
+        <w:rPr>
+          <w:rFonts w:ascii="Times New Roman" w:hAnsi="Times New Roman" w:cs="Times New Roman"/>
+        </w:rPr>
+        <w:t>T</w:t>
+      </w:r>
+      <w:r>
+        <w:rPr>
+          <w:rFonts w:ascii="Times New Roman" w:hAnsi="Times New Roman" w:cs="Times New Roman"/>
+        </w:rPr>
+        <w:t xml:space="preserve">ree ensembles can </w:t>
+      </w:r>
+      <w:r>
+        <w:rPr>
+          <w:rFonts w:ascii="Times New Roman" w:hAnsi="Times New Roman" w:cs="Times New Roman"/>
+        </w:rPr>
+        <w:t>memorise</w:t>
+      </w:r>
+      <w:r>
+        <w:rPr>
+          <w:rFonts w:ascii="Times New Roman" w:hAnsi="Times New Roman" w:cs="Times New Roman"/>
+        </w:rPr>
+        <w:t xml:space="preserve"> rare spacer–halide combinations in 226 rows, and Gaussian </w:t>
+      </w:r>
+      <w:r>
+        <w:rPr>
+          <w:rFonts w:ascii="Times New Roman" w:hAnsi="Times New Roman" w:cs="Times New Roman"/>
+        </w:rPr>
+        <w:t>P</w:t>
+      </w:r>
+      <w:r>
+        <w:rPr>
+          <w:rFonts w:ascii="Times New Roman" w:hAnsi="Times New Roman" w:cs="Times New Roman"/>
+        </w:rPr>
+        <w:t>rocess</w:t>
+      </w:r>
+      <w:r>
+        <w:rPr>
+          <w:rFonts w:ascii="Times New Roman" w:hAnsi="Times New Roman" w:cs="Times New Roman"/>
+        </w:rPr>
+        <w:t xml:space="preserve"> Regressors (GPR)</w:t>
+      </w:r>
+      <w:r>
+        <w:rPr>
+          <w:rFonts w:ascii="Times New Roman" w:hAnsi="Times New Roman" w:cs="Times New Roman"/>
+        </w:rPr>
+        <w:t xml:space="preserve"> are sensitive to kernel length scales when </w:t>
+      </w:r>
+      <w:r>
+        <w:rPr>
+          <w:rFonts w:ascii="Times New Roman" w:hAnsi="Times New Roman" w:cs="Times New Roman"/>
+        </w:rPr>
+        <w:t>the number of features (</w:t>
+      </w:r>
+      <w:r>
+        <w:rPr>
+          <w:rFonts w:ascii="Times New Roman" w:hAnsi="Times New Roman" w:cs="Times New Roman"/>
+        </w:rPr>
+        <w:t>p</w:t>
+      </w:r>
+      <w:r>
+        <w:rPr>
+          <w:rFonts w:ascii="Times New Roman" w:hAnsi="Times New Roman" w:cs="Times New Roman"/>
+        </w:rPr>
+        <w:t>)</w:t>
+      </w:r>
+      <w:r>
+        <w:rPr>
+          <w:rFonts w:ascii="Times New Roman" w:hAnsi="Times New Roman" w:cs="Times New Roman"/>
+        </w:rPr>
+        <w:t xml:space="preserve"> is large. For the thirty-one-feature RFECV matrix, tuning </w:t>
+      </w:r>
+      <w:r>
+        <w:rPr>
+          <w:rFonts w:ascii="Times New Roman" w:hAnsi="Times New Roman" w:cs="Times New Roman"/>
+        </w:rPr>
+        <w:t>improved</w:t>
+      </w:r>
+      <w:r>
+        <w:rPr>
+          <w:rFonts w:ascii="Times New Roman" w:hAnsi="Times New Roman" w:cs="Times New Roman"/>
+        </w:rPr>
+        <w:t xml:space="preserve"> GPR</w:t>
+      </w:r>
+      <w:r>
+        <w:rPr>
+          <w:rFonts w:ascii="Times New Roman" w:hAnsi="Times New Roman" w:cs="Times New Roman"/>
+        </w:rPr>
+        <w:t>’s</w:t>
+      </w:r>
+      <w:r>
+        <w:rPr>
+          <w:rFonts w:ascii="Times New Roman" w:hAnsi="Times New Roman" w:cs="Times New Roman"/>
+        </w:rPr>
+        <w:t xml:space="preserve"> </w:t>
+      </w:r>
+      <w:r>
+        <w:rPr>
+          <w:rFonts w:ascii="Times New Roman" w:hAnsi="Times New Roman" w:cs="Times New Roman"/>
+        </w:rPr>
+        <w:t>coefficient of determination (</w:t>
+      </w:r>
+      <w:r>
+        <w:rPr>
+          <w:rFonts w:ascii="Times New Roman" w:hAnsi="Times New Roman" w:cs="Times New Roman"/>
+        </w:rPr>
+        <w:t>R</w:t>
+      </w:r>
+      <w:r>
+        <w:rPr>
+          <w:rFonts w:ascii="Times New Roman" w:hAnsi="Times New Roman" w:cs="Times New Roman"/>
+          <w:vertAlign w:val="superscript"/>
+        </w:rPr>
+        <w:t>2</w:t>
+      </w:r>
+      <w:r>
+        <w:rPr>
+          <w:rFonts w:ascii="Times New Roman" w:hAnsi="Times New Roman" w:cs="Times New Roman"/>
+        </w:rPr>
+        <w:t xml:space="preserve">) </w:t>
+      </w:r>
+      <w:r>
+        <w:rPr>
+          <w:rFonts w:ascii="Times New Roman" w:hAnsi="Times New Roman" w:cs="Times New Roman"/>
+        </w:rPr>
+        <w:t>from 0.877 to 0.920</w:t>
+      </w:r>
+      <w:r>
+        <w:rPr>
+          <w:rFonts w:ascii="Times New Roman" w:hAnsi="Times New Roman" w:cs="Times New Roman"/>
+        </w:rPr>
+        <w:t>, and</w:t>
+      </w:r>
+      <w:r>
+        <w:rPr>
+          <w:rFonts w:ascii="Times New Roman" w:hAnsi="Times New Roman" w:cs="Times New Roman"/>
+        </w:rPr>
+        <w:t xml:space="preserve"> </w:t>
+      </w:r>
+      <w:r>
+        <w:rPr>
+          <w:rFonts w:ascii="Times New Roman" w:hAnsi="Times New Roman" w:cs="Times New Roman"/>
+        </w:rPr>
+        <w:t>in the case of</w:t>
+      </w:r>
+      <w:r>
+        <w:rPr>
+          <w:rFonts w:ascii="Times New Roman" w:hAnsi="Times New Roman" w:cs="Times New Roman"/>
+        </w:rPr>
+        <w:t xml:space="preserve"> thirteen-feature SelectFromModel matrix, SVR and GPR </w:t>
+      </w:r>
+      <w:r>
+        <w:rPr>
+          <w:rFonts w:ascii="Times New Roman" w:hAnsi="Times New Roman" w:cs="Times New Roman"/>
+        </w:rPr>
+        <w:t>were improved</w:t>
+      </w:r>
+      <w:r>
+        <w:rPr>
+          <w:rFonts w:ascii="Times New Roman" w:hAnsi="Times New Roman" w:cs="Times New Roman"/>
+        </w:rPr>
+        <w:t xml:space="preserve">, </w:t>
+      </w:r>
+      <w:r>
+        <w:rPr>
+          <w:rFonts w:ascii="Times New Roman" w:hAnsi="Times New Roman" w:cs="Times New Roman"/>
+        </w:rPr>
+        <w:t>out of which</w:t>
+      </w:r>
+      <w:r>
+        <w:rPr>
+          <w:rFonts w:ascii="Times New Roman" w:hAnsi="Times New Roman" w:cs="Times New Roman"/>
+        </w:rPr>
+        <w:t xml:space="preserve"> </w:t>
+      </w:r>
+      <w:r>
+        <w:rPr>
+          <w:rFonts w:ascii="Times New Roman" w:hAnsi="Times New Roman" w:cs="Times New Roman"/>
+        </w:rPr>
+        <w:t xml:space="preserve">SVR </w:t>
+      </w:r>
+      <w:r>
+        <w:rPr>
+          <w:rFonts w:ascii="Times New Roman" w:hAnsi="Times New Roman" w:cs="Times New Roman"/>
+        </w:rPr>
+        <w:t>with a radial-basis-function kernel (SVR–RBF) emerge</w:t>
+      </w:r>
+      <w:r>
+        <w:rPr>
+          <w:rFonts w:ascii="Times New Roman" w:hAnsi="Times New Roman" w:cs="Times New Roman"/>
+        </w:rPr>
+        <w:t>d</w:t>
+      </w:r>
+      <w:r>
+        <w:rPr>
+          <w:rFonts w:ascii="Times New Roman" w:hAnsi="Times New Roman" w:cs="Times New Roman"/>
+        </w:rPr>
+        <w:t xml:space="preserve"> as the best</w:t>
+      </w:r>
+      <w:r>
+        <w:rPr>
+          <w:rFonts w:ascii="Times New Roman" w:hAnsi="Times New Roman" w:cs="Times New Roman"/>
+        </w:rPr>
+        <w:t>, with the highest R</w:t>
+      </w:r>
+      <w:r>
+        <w:rPr>
+          <w:rFonts w:ascii="Times New Roman" w:hAnsi="Times New Roman" w:cs="Times New Roman"/>
+          <w:vertAlign w:val="superscript"/>
+        </w:rPr>
+        <w:t>2</w:t>
+      </w:r>
+      <w:r>
+        <w:rPr>
+          <w:rFonts w:ascii="Times New Roman" w:hAnsi="Times New Roman" w:cs="Times New Roman"/>
+          <w:vertAlign w:val="superscript"/>
+        </w:rPr>
+        <w:t xml:space="preserve"> </w:t>
+      </w:r>
+      <w:r>
+        <w:rPr>
+          <w:rFonts w:ascii="Times New Roman" w:hAnsi="Times New Roman" w:cs="Times New Roman"/>
+        </w:rPr>
+        <w:t xml:space="preserve"> (eq. 1),</w:t>
+      </w:r>
+      <w:r>
+        <w:rPr>
+          <w:rFonts w:ascii="Times New Roman" w:hAnsi="Times New Roman" w:cs="Times New Roman"/>
+        </w:rPr>
+        <w:t xml:space="preserve"> least </w:t>
+      </w:r>
+      <w:r>
+        <w:rPr>
+          <w:rFonts w:ascii="Times New Roman" w:hAnsi="Times New Roman" w:cs="Times New Roman"/>
+        </w:rPr>
+        <w:t>root mean square error (</w:t>
+      </w:r>
+      <w:r>
+        <w:rPr>
+          <w:rFonts w:ascii="Times New Roman" w:hAnsi="Times New Roman" w:cs="Times New Roman"/>
+        </w:rPr>
+        <w:t>RMSE</w:t>
+      </w:r>
+      <w:r>
+        <w:rPr>
+          <w:rFonts w:ascii="Times New Roman" w:hAnsi="Times New Roman" w:cs="Times New Roman"/>
+        </w:rPr>
+        <w:t>)</w:t>
+      </w:r>
+      <w:r>
+        <w:rPr>
+          <w:rFonts w:ascii="Times New Roman" w:hAnsi="Times New Roman" w:cs="Times New Roman"/>
+        </w:rPr>
+        <w:t xml:space="preserve"> </w:t>
+      </w:r>
+      <w:r>
+        <w:rPr>
+          <w:rFonts w:ascii="Times New Roman" w:hAnsi="Times New Roman" w:cs="Times New Roman"/>
+        </w:rPr>
+        <w:t>(eq. 2)</w:t>
+      </w:r>
+      <w:r>
+        <w:rPr>
+          <w:rFonts w:ascii="Times New Roman" w:hAnsi="Times New Roman" w:cs="Times New Roman"/>
+        </w:rPr>
+        <w:t xml:space="preserve"> </w:t>
+      </w:r>
+      <w:r>
+        <w:rPr>
+          <w:rFonts w:ascii="Times New Roman" w:hAnsi="Times New Roman" w:cs="Times New Roman"/>
+        </w:rPr>
+        <w:t xml:space="preserve">and mean </w:t>
+      </w:r>
+      <w:r>
+        <w:rPr>
+          <w:rFonts w:ascii="Times New Roman" w:hAnsi="Times New Roman" w:cs="Times New Roman"/>
+        </w:rPr>
         <w:lastRenderedPageBreak/>
-        <w:t>Finally, multiple ML models</w:t>
-      </w:r>
-      <w:r>
-        <w:rPr>
-          <w:rFonts w:ascii="Times New Roman" w:hAnsi="Times New Roman" w:cs="Times New Roman"/>
-        </w:rPr>
-        <w:t xml:space="preserve"> (</w:t>
-      </w:r>
-      <w:r>
-        <w:rPr>
-          <w:rFonts w:ascii="Times New Roman" w:hAnsi="Times New Roman" w:cs="Times New Roman"/>
-        </w:rPr>
-        <w:t>Regressors</w:t>
-      </w:r>
-      <w:r>
-        <w:rPr>
-          <w:rFonts w:ascii="Times New Roman" w:hAnsi="Times New Roman" w:cs="Times New Roman"/>
-        </w:rPr>
-        <w:t xml:space="preserve">: </w:t>
-      </w:r>
-      <w:r>
-        <w:rPr>
-          <w:rFonts w:ascii="Times New Roman" w:hAnsi="Times New Roman" w:cs="Times New Roman"/>
-        </w:rPr>
-        <w:t xml:space="preserve">random forest, </w:t>
-      </w:r>
-      <w:proofErr w:type="spellStart"/>
-      <w:r>
-        <w:rPr>
-          <w:rFonts w:ascii="Times New Roman" w:hAnsi="Times New Roman" w:cs="Times New Roman"/>
-        </w:rPr>
-        <w:t>CatBoost</w:t>
-      </w:r>
-      <w:proofErr w:type="spellEnd"/>
-      <w:r>
-        <w:rPr>
-          <w:rFonts w:ascii="Times New Roman" w:hAnsi="Times New Roman" w:cs="Times New Roman"/>
-        </w:rPr>
-        <w:t xml:space="preserve">, </w:t>
-      </w:r>
-      <w:proofErr w:type="spellStart"/>
-      <w:r>
-        <w:rPr>
-          <w:rFonts w:ascii="Times New Roman" w:hAnsi="Times New Roman" w:cs="Times New Roman"/>
-        </w:rPr>
-        <w:t>XGBoost</w:t>
-      </w:r>
-      <w:proofErr w:type="spellEnd"/>
-      <w:r>
-        <w:rPr>
-          <w:rFonts w:ascii="Times New Roman" w:hAnsi="Times New Roman" w:cs="Times New Roman"/>
-        </w:rPr>
-        <w:t xml:space="preserve">, </w:t>
-      </w:r>
-      <w:r>
-        <w:rPr>
-          <w:rFonts w:ascii="Times New Roman" w:hAnsi="Times New Roman" w:cs="Times New Roman"/>
-        </w:rPr>
-        <w:t>Support Vector Regression (</w:t>
-      </w:r>
-      <w:r>
-        <w:rPr>
-          <w:rFonts w:ascii="Times New Roman" w:hAnsi="Times New Roman" w:cs="Times New Roman"/>
-        </w:rPr>
-        <w:t>SVR</w:t>
-      </w:r>
-      <w:r>
-        <w:rPr>
-          <w:rFonts w:ascii="Times New Roman" w:hAnsi="Times New Roman" w:cs="Times New Roman"/>
-        </w:rPr>
-        <w:t>)</w:t>
-      </w:r>
-      <w:r>
-        <w:rPr>
-          <w:rFonts w:ascii="Times New Roman" w:hAnsi="Times New Roman" w:cs="Times New Roman"/>
-        </w:rPr>
-        <w:t>, and Gaussian process</w:t>
-      </w:r>
-      <w:r>
-        <w:rPr>
-          <w:rFonts w:ascii="Times New Roman" w:hAnsi="Times New Roman" w:cs="Times New Roman"/>
-        </w:rPr>
-        <w:t>)</w:t>
-      </w:r>
-      <w:r>
-        <w:rPr>
-          <w:rFonts w:ascii="Times New Roman" w:hAnsi="Times New Roman" w:cs="Times New Roman"/>
-        </w:rPr>
-        <w:t xml:space="preserve"> were built using the </w:t>
-      </w:r>
-      <w:r>
-        <w:rPr>
-          <w:rFonts w:ascii="Times New Roman" w:hAnsi="Times New Roman" w:cs="Times New Roman"/>
-        </w:rPr>
-        <w:t xml:space="preserve">above prepared </w:t>
-      </w:r>
-      <w:r>
-        <w:rPr>
-          <w:rFonts w:ascii="Times New Roman" w:hAnsi="Times New Roman" w:cs="Times New Roman"/>
-        </w:rPr>
-        <w:t xml:space="preserve">datasets. Among </w:t>
-      </w:r>
-      <w:r>
-        <w:rPr>
-          <w:rFonts w:ascii="Times New Roman" w:hAnsi="Times New Roman" w:cs="Times New Roman"/>
-        </w:rPr>
-        <w:t>the models, the SVR model outperformed the others in forecasting emission energies using</w:t>
-      </w:r>
-      <w:r>
-        <w:rPr>
-          <w:rFonts w:ascii="Times New Roman" w:hAnsi="Times New Roman" w:cs="Times New Roman"/>
-        </w:rPr>
-        <w:t xml:space="preserve"> the dataset from </w:t>
-      </w:r>
-      <w:r>
-        <w:rPr>
-          <w:rFonts w:ascii="Times New Roman" w:hAnsi="Times New Roman" w:cs="Times New Roman"/>
-        </w:rPr>
-        <w:t xml:space="preserve">the </w:t>
-      </w:r>
-      <w:proofErr w:type="spellStart"/>
-      <w:r>
-        <w:rPr>
-          <w:rFonts w:ascii="Times New Roman" w:hAnsi="Times New Roman" w:cs="Times New Roman"/>
-        </w:rPr>
-        <w:t>SelectFromModel</w:t>
-      </w:r>
-      <w:proofErr w:type="spellEnd"/>
-      <w:r>
-        <w:rPr>
-          <w:rFonts w:ascii="Times New Roman" w:hAnsi="Times New Roman" w:cs="Times New Roman"/>
-        </w:rPr>
-        <w:t xml:space="preserve"> approach. It is worth noting that the models built on the datasets using the </w:t>
-      </w:r>
-      <w:r>
-        <w:rPr>
-          <w:rFonts w:ascii="Times New Roman" w:hAnsi="Times New Roman" w:cs="Times New Roman"/>
-          <w:lang w:val="en-IN"/>
-        </w:rPr>
-        <w:t>RFECV</w:t>
-      </w:r>
-      <w:r>
-        <w:rPr>
-          <w:rFonts w:ascii="Times New Roman" w:hAnsi="Times New Roman" w:cs="Times New Roman"/>
-        </w:rPr>
-        <w:t xml:space="preserve"> technique also performed well. We have </w:t>
-      </w:r>
-      <w:proofErr w:type="spellStart"/>
-      <w:r>
-        <w:rPr>
-          <w:rFonts w:ascii="Times New Roman" w:hAnsi="Times New Roman" w:cs="Times New Roman"/>
-        </w:rPr>
-        <w:t>summarised</w:t>
-      </w:r>
-      <w:proofErr w:type="spellEnd"/>
-      <w:r>
-        <w:rPr>
-          <w:rFonts w:ascii="Times New Roman" w:hAnsi="Times New Roman" w:cs="Times New Roman"/>
-        </w:rPr>
-        <w:t xml:space="preserve"> all the </w:t>
-      </w:r>
-      <w:r>
-        <w:rPr>
-          <w:rFonts w:ascii="Times New Roman" w:hAnsi="Times New Roman" w:cs="Times New Roman"/>
-        </w:rPr>
-        <w:t>models' performance in Table</w:t>
-      </w:r>
-      <w:r>
-        <w:rPr>
-          <w:rFonts w:ascii="Times New Roman" w:hAnsi="Times New Roman" w:cs="Times New Roman"/>
-        </w:rPr>
-        <w:t xml:space="preserve"> 1</w:t>
-      </w:r>
-      <w:r>
-        <w:rPr>
-          <w:rFonts w:ascii="Times New Roman" w:hAnsi="Times New Roman" w:cs="Times New Roman"/>
-        </w:rPr>
-        <w:t>. Every regressor</w:t>
-      </w:r>
-      <w:r>
-        <w:rPr>
-          <w:rFonts w:ascii="Times New Roman" w:hAnsi="Times New Roman" w:cs="Times New Roman"/>
-        </w:rPr>
-        <w:t xml:space="preserve"> in Table 1 was tuned by </w:t>
-      </w:r>
-      <w:proofErr w:type="spellStart"/>
-      <w:r>
-        <w:rPr>
-          <w:rFonts w:ascii="Times New Roman" w:hAnsi="Times New Roman" w:cs="Times New Roman"/>
-        </w:rPr>
-        <w:t>randomised</w:t>
-      </w:r>
-      <w:proofErr w:type="spellEnd"/>
-      <w:r>
-        <w:rPr>
-          <w:rFonts w:ascii="Times New Roman" w:hAnsi="Times New Roman" w:cs="Times New Roman"/>
-        </w:rPr>
-        <w:t xml:space="preserve"> search (15 trials, five-fold cross-validation</w:t>
-      </w:r>
-      <w:r>
-        <w:rPr>
-          <w:rFonts w:ascii="Times New Roman" w:hAnsi="Times New Roman" w:cs="Times New Roman"/>
-        </w:rPr>
-        <w:t xml:space="preserve"> on the training set) before a single evaluation on the test fold. </w:t>
-      </w:r>
-      <w:r>
-        <w:rPr>
-          <w:rFonts w:ascii="Times New Roman" w:hAnsi="Times New Roman" w:cs="Times New Roman"/>
-        </w:rPr>
-        <w:t>T</w:t>
-      </w:r>
-      <w:r>
-        <w:rPr>
-          <w:rFonts w:ascii="Times New Roman" w:hAnsi="Times New Roman" w:cs="Times New Roman"/>
-        </w:rPr>
-        <w:t xml:space="preserve">ree ensembles can </w:t>
-      </w:r>
-      <w:proofErr w:type="spellStart"/>
-      <w:r>
-        <w:rPr>
-          <w:rFonts w:ascii="Times New Roman" w:hAnsi="Times New Roman" w:cs="Times New Roman"/>
-        </w:rPr>
-        <w:t>memorise</w:t>
-      </w:r>
-      <w:proofErr w:type="spellEnd"/>
-      <w:r>
-        <w:rPr>
-          <w:rFonts w:ascii="Times New Roman" w:hAnsi="Times New Roman" w:cs="Times New Roman"/>
-        </w:rPr>
-        <w:t xml:space="preserve"> rare spacer–halide combinations in 226 rows, and Gaussian </w:t>
-      </w:r>
-      <w:r>
-        <w:rPr>
-          <w:rFonts w:ascii="Times New Roman" w:hAnsi="Times New Roman" w:cs="Times New Roman"/>
-        </w:rPr>
-        <w:t>P</w:t>
-      </w:r>
-      <w:r>
-        <w:rPr>
-          <w:rFonts w:ascii="Times New Roman" w:hAnsi="Times New Roman" w:cs="Times New Roman"/>
-        </w:rPr>
-        <w:t>rocess</w:t>
-      </w:r>
-      <w:r>
-        <w:rPr>
-          <w:rFonts w:ascii="Times New Roman" w:hAnsi="Times New Roman" w:cs="Times New Roman"/>
-        </w:rPr>
-        <w:t xml:space="preserve"> Regressors (GPR)</w:t>
-      </w:r>
-      <w:r>
-        <w:rPr>
-          <w:rFonts w:ascii="Times New Roman" w:hAnsi="Times New Roman" w:cs="Times New Roman"/>
-        </w:rPr>
-        <w:t xml:space="preserve"> are sensitive to kernel length scales when </w:t>
-      </w:r>
-      <w:r>
-        <w:rPr>
-          <w:rFonts w:ascii="Times New Roman" w:hAnsi="Times New Roman" w:cs="Times New Roman"/>
-        </w:rPr>
-        <w:t>the number of features (</w:t>
-      </w:r>
-      <w:r>
-        <w:rPr>
-          <w:rFonts w:ascii="Times New Roman" w:hAnsi="Times New Roman" w:cs="Times New Roman"/>
-        </w:rPr>
-        <w:t>p</w:t>
-      </w:r>
-      <w:r>
-        <w:rPr>
-          <w:rFonts w:ascii="Times New Roman" w:hAnsi="Times New Roman" w:cs="Times New Roman"/>
-        </w:rPr>
-        <w:t>)</w:t>
-      </w:r>
-      <w:r>
-        <w:rPr>
-          <w:rFonts w:ascii="Times New Roman" w:hAnsi="Times New Roman" w:cs="Times New Roman"/>
-        </w:rPr>
-        <w:t xml:space="preserve"> is large. For the thirty-one-feature RFECV matrix, tuning </w:t>
-      </w:r>
-      <w:r>
-        <w:rPr>
-          <w:rFonts w:ascii="Times New Roman" w:hAnsi="Times New Roman" w:cs="Times New Roman"/>
-        </w:rPr>
-        <w:t>improved</w:t>
-      </w:r>
-      <w:r>
-        <w:rPr>
-          <w:rFonts w:ascii="Times New Roman" w:hAnsi="Times New Roman" w:cs="Times New Roman"/>
-        </w:rPr>
-        <w:t xml:space="preserve"> GPR</w:t>
-      </w:r>
-      <w:r>
-        <w:rPr>
-          <w:rFonts w:ascii="Times New Roman" w:hAnsi="Times New Roman" w:cs="Times New Roman"/>
-        </w:rPr>
-        <w:t>’s</w:t>
-      </w:r>
-      <w:r>
-        <w:rPr>
-          <w:rFonts w:ascii="Times New Roman" w:hAnsi="Times New Roman" w:cs="Times New Roman"/>
-        </w:rPr>
-        <w:t xml:space="preserve"> </w:t>
-      </w:r>
-      <w:r>
-        <w:rPr>
-          <w:rFonts w:ascii="Times New Roman" w:hAnsi="Times New Roman" w:cs="Times New Roman"/>
-        </w:rPr>
-        <w:t>coefficient of determination (</w:t>
-      </w:r>
-      <w:r>
-        <w:rPr>
-          <w:rFonts w:ascii="Times New Roman" w:hAnsi="Times New Roman" w:cs="Times New Roman"/>
-        </w:rPr>
-        <w:t>R</w:t>
-      </w:r>
-      <w:r>
-        <w:rPr>
-          <w:rFonts w:ascii="Times New Roman" w:hAnsi="Times New Roman" w:cs="Times New Roman"/>
-          <w:vertAlign w:val="superscript"/>
-        </w:rPr>
-        <w:t>2</w:t>
-      </w:r>
-      <w:r>
-        <w:rPr>
-          <w:rFonts w:ascii="Times New Roman" w:hAnsi="Times New Roman" w:cs="Times New Roman"/>
-        </w:rPr>
-        <w:t xml:space="preserve">) </w:t>
-      </w:r>
-      <w:r>
-        <w:rPr>
-          <w:rFonts w:ascii="Times New Roman" w:hAnsi="Times New Roman" w:cs="Times New Roman"/>
-        </w:rPr>
-        <w:t>from 0.877 to 0.920</w:t>
-      </w:r>
-      <w:r>
-        <w:rPr>
-          <w:rFonts w:ascii="Times New Roman" w:hAnsi="Times New Roman" w:cs="Times New Roman"/>
-        </w:rPr>
-        <w:t>, and</w:t>
-      </w:r>
-      <w:r>
-        <w:rPr>
-          <w:rFonts w:ascii="Times New Roman" w:hAnsi="Times New Roman" w:cs="Times New Roman"/>
-        </w:rPr>
-        <w:t xml:space="preserve"> </w:t>
-      </w:r>
-      <w:r>
-        <w:rPr>
-          <w:rFonts w:ascii="Times New Roman" w:hAnsi="Times New Roman" w:cs="Times New Roman"/>
-        </w:rPr>
-        <w:t>in the case of</w:t>
-      </w:r>
-      <w:r>
-        <w:rPr>
-          <w:rFonts w:ascii="Times New Roman" w:hAnsi="Times New Roman" w:cs="Times New Roman"/>
-        </w:rPr>
-        <w:t xml:space="preserve"> thirteen-feature </w:t>
-      </w:r>
-      <w:proofErr w:type="spellStart"/>
-      <w:r>
-        <w:rPr>
-          <w:rFonts w:ascii="Times New Roman" w:hAnsi="Times New Roman" w:cs="Times New Roman"/>
-        </w:rPr>
-        <w:t>SelectFromModel</w:t>
-      </w:r>
-      <w:proofErr w:type="spellEnd"/>
-      <w:r>
-        <w:rPr>
-          <w:rFonts w:ascii="Times New Roman" w:hAnsi="Times New Roman" w:cs="Times New Roman"/>
-        </w:rPr>
-        <w:t xml:space="preserve"> matrix, SVR and GPR </w:t>
-      </w:r>
-      <w:r>
-        <w:rPr>
-          <w:rFonts w:ascii="Times New Roman" w:hAnsi="Times New Roman" w:cs="Times New Roman"/>
-        </w:rPr>
-        <w:t>were improved</w:t>
-      </w:r>
-      <w:r>
-        <w:rPr>
-          <w:rFonts w:ascii="Times New Roman" w:hAnsi="Times New Roman" w:cs="Times New Roman"/>
-        </w:rPr>
-        <w:t xml:space="preserve">, </w:t>
-      </w:r>
-      <w:r>
-        <w:rPr>
-          <w:rFonts w:ascii="Times New Roman" w:hAnsi="Times New Roman" w:cs="Times New Roman"/>
-        </w:rPr>
-        <w:t>out of which</w:t>
-      </w:r>
-      <w:r>
-        <w:rPr>
-          <w:rFonts w:ascii="Times New Roman" w:hAnsi="Times New Roman" w:cs="Times New Roman"/>
-        </w:rPr>
-        <w:t xml:space="preserve"> </w:t>
-      </w:r>
-      <w:r>
-        <w:rPr>
-          <w:rFonts w:ascii="Times New Roman" w:hAnsi="Times New Roman" w:cs="Times New Roman"/>
-        </w:rPr>
-        <w:t xml:space="preserve">SVR </w:t>
-      </w:r>
-      <w:r>
-        <w:rPr>
-          <w:rFonts w:ascii="Times New Roman" w:hAnsi="Times New Roman" w:cs="Times New Roman"/>
-        </w:rPr>
-        <w:t>with a radial-basis-function kernel (SVR–RBF) emerge</w:t>
-      </w:r>
-      <w:r>
-        <w:rPr>
-          <w:rFonts w:ascii="Times New Roman" w:hAnsi="Times New Roman" w:cs="Times New Roman"/>
-        </w:rPr>
-        <w:t>d</w:t>
-      </w:r>
-      <w:r>
-        <w:rPr>
-          <w:rFonts w:ascii="Times New Roman" w:hAnsi="Times New Roman" w:cs="Times New Roman"/>
-        </w:rPr>
-        <w:t xml:space="preserve"> as the best</w:t>
-      </w:r>
-      <w:r>
-        <w:rPr>
-          <w:rFonts w:ascii="Times New Roman" w:hAnsi="Times New Roman" w:cs="Times New Roman"/>
-        </w:rPr>
-        <w:t>, with the highest R</w:t>
-      </w:r>
-      <w:r>
-        <w:rPr>
-          <w:rFonts w:ascii="Times New Roman" w:hAnsi="Times New Roman" w:cs="Times New Roman"/>
-          <w:vertAlign w:val="superscript"/>
-        </w:rPr>
-        <w:t>2</w:t>
-      </w:r>
-      <w:r>
-        <w:rPr>
-          <w:rFonts w:ascii="Times New Roman" w:hAnsi="Times New Roman" w:cs="Times New Roman"/>
-          <w:vertAlign w:val="superscript"/>
-        </w:rPr>
-        <w:t xml:space="preserve"> </w:t>
-      </w:r>
-      <w:r>
-        <w:rPr>
-          <w:rFonts w:ascii="Times New Roman" w:hAnsi="Times New Roman" w:cs="Times New Roman"/>
-        </w:rPr>
-        <w:t xml:space="preserve"> (eq. 1),</w:t>
-      </w:r>
-      <w:r>
-        <w:rPr>
-          <w:rFonts w:ascii="Times New Roman" w:hAnsi="Times New Roman" w:cs="Times New Roman"/>
-        </w:rPr>
-        <w:t xml:space="preserve"> least </w:t>
-      </w:r>
-      <w:r>
-        <w:rPr>
-          <w:rFonts w:ascii="Times New Roman" w:hAnsi="Times New Roman" w:cs="Times New Roman"/>
-        </w:rPr>
-        <w:t>root mean square error (</w:t>
-      </w:r>
-      <w:r>
-        <w:rPr>
-          <w:rFonts w:ascii="Times New Roman" w:hAnsi="Times New Roman" w:cs="Times New Roman"/>
-        </w:rPr>
-        <w:t>RMSE</w:t>
-      </w:r>
-      <w:r>
-        <w:rPr>
-          <w:rFonts w:ascii="Times New Roman" w:hAnsi="Times New Roman" w:cs="Times New Roman"/>
-        </w:rPr>
-        <w:t>)</w:t>
-      </w:r>
-      <w:r>
-        <w:rPr>
-          <w:rFonts w:ascii="Times New Roman" w:hAnsi="Times New Roman" w:cs="Times New Roman"/>
-        </w:rPr>
-        <w:t xml:space="preserve"> </w:t>
-      </w:r>
-      <w:r>
-        <w:rPr>
-          <w:rFonts w:ascii="Times New Roman" w:hAnsi="Times New Roman" w:cs="Times New Roman"/>
-        </w:rPr>
-        <w:t>(eq. 2)</w:t>
-      </w:r>
-      <w:r>
-        <w:rPr>
-          <w:rFonts w:ascii="Times New Roman" w:hAnsi="Times New Roman" w:cs="Times New Roman"/>
-        </w:rPr>
-        <w:t xml:space="preserve"> </w:t>
-      </w:r>
-      <w:r>
-        <w:rPr>
-          <w:rFonts w:ascii="Times New Roman" w:hAnsi="Times New Roman" w:cs="Times New Roman"/>
-        </w:rPr>
-        <w:t>and mean absolute error (MAE)</w:t>
+        <w:t>absolute error (MAE)</w:t>
       </w:r>
       <w:r>
         <w:rPr>
@@ -5692,23 +5507,7 @@
           <w:rFonts w:ascii="Times New Roman" w:hAnsi="Times New Roman" w:cs="Times New Roman"/>
           <w:lang w:val="en-IN"/>
         </w:rPr>
-        <w:t xml:space="preserve">It is crucial to understand that RFECV selects 31 features and achieves a lower training-fold cross-validation error than the 13-feature </w:t>
-      </w:r>
-      <w:proofErr w:type="spellStart"/>
-      <w:r>
-        <w:rPr>
-          <w:rFonts w:ascii="Times New Roman" w:hAnsi="Times New Roman" w:cs="Times New Roman"/>
-          <w:lang w:val="en-IN"/>
-        </w:rPr>
-        <w:t>SelectFromModel</w:t>
-      </w:r>
-      <w:proofErr w:type="spellEnd"/>
-      <w:r>
-        <w:rPr>
-          <w:rFonts w:ascii="Times New Roman" w:hAnsi="Times New Roman" w:cs="Times New Roman"/>
-          <w:lang w:val="en-IN"/>
-        </w:rPr>
-        <w:t xml:space="preserve"> channel, yet on test data, the 13-variable</w:t>
+        <w:t>It is crucial to understand that RFECV selects 31 features and achieves a lower training-fold cross-validation error than the 13-feature SelectFromModel channel, yet on test data, the 13-variable</w:t>
       </w:r>
       <w:r>
         <w:rPr>
@@ -5751,35 +5550,27 @@
           <w:rFonts w:ascii="Times New Roman" w:hAnsi="Times New Roman" w:cs="Times New Roman"/>
           <w:lang w:val="en-IN"/>
         </w:rPr>
-        <w:t xml:space="preserve">rose from 0.920 to 0.953, </w:t>
+        <w:t>rose from 0.920 to 0.953, and RMSE fell</w:t>
       </w:r>
       <w:r>
         <w:rPr>
           <w:rFonts w:ascii="Times New Roman" w:hAnsi="Times New Roman" w:cs="Times New Roman"/>
           <w:lang w:val="en-IN"/>
         </w:rPr>
-        <w:lastRenderedPageBreak/>
-        <w:t>and RMSE fell</w:t>
+        <w:t xml:space="preserve"> from 0.097 to 0.074 eV</w:t>
       </w:r>
       <w:r>
         <w:rPr>
           <w:rFonts w:ascii="Times New Roman" w:hAnsi="Times New Roman" w:cs="Times New Roman"/>
           <w:lang w:val="en-IN"/>
         </w:rPr>
-        <w:t xml:space="preserve"> from 0.097 to 0.074 eV</w:t>
+        <w:t xml:space="preserve">, </w:t>
       </w:r>
       <w:r>
         <w:rPr>
           <w:rFonts w:ascii="Times New Roman" w:hAnsi="Times New Roman" w:cs="Times New Roman"/>
           <w:lang w:val="en-IN"/>
         </w:rPr>
-        <w:t xml:space="preserve">, </w:t>
-      </w:r>
-      <w:r>
-        <w:rPr>
-          <w:rFonts w:ascii="Times New Roman" w:hAnsi="Times New Roman" w:cs="Times New Roman"/>
-          <w:lang w:val="en-IN"/>
-        </w:rPr>
         <w:t xml:space="preserve">a 24% reduction in root error at less than half the dimensionality. </w:t>
       </w:r>
       <w:r>
@@ -5792,36 +5583,14 @@
         <w:rPr>
           <w:rFonts w:ascii="Times New Roman" w:hAnsi="Times New Roman" w:cs="Times New Roman"/>
         </w:rPr>
-        <w:t xml:space="preserve">performance difference between RFECV and </w:t>
-      </w:r>
-      <w:proofErr w:type="spellStart"/>
-      <w:r>
-        <w:rPr>
-          <w:rFonts w:ascii="Times New Roman" w:hAnsi="Times New Roman" w:cs="Times New Roman"/>
-        </w:rPr>
-        <w:t>SelectFromModel</w:t>
-      </w:r>
-      <w:proofErr w:type="spellEnd"/>
-      <w:r>
-        <w:rPr>
-          <w:rFonts w:ascii="Times New Roman" w:hAnsi="Times New Roman" w:cs="Times New Roman"/>
-        </w:rPr>
-        <w:t xml:space="preserve"> aligns well with the sample-to-feature ratio, which influences overfitting. For</w:t>
-      </w:r>
-      <w:r>
-        <w:rPr>
-          <w:rFonts w:ascii="Times New Roman" w:hAnsi="Times New Roman" w:cs="Times New Roman"/>
-        </w:rPr>
-        <w:t xml:space="preserve"> 226 training points, the sample-to-feature ratio is 17.4 for the </w:t>
-      </w:r>
-      <w:proofErr w:type="spellStart"/>
-      <w:r>
-        <w:rPr>
-          <w:rFonts w:ascii="Times New Roman" w:hAnsi="Times New Roman" w:cs="Times New Roman"/>
-        </w:rPr>
-        <w:t>SelectFromModel</w:t>
-      </w:r>
-      <w:proofErr w:type="spellEnd"/>
+        <w:t>performance difference between RFECV and SelectFromModel aligns well with the sample-to-feature ratio, which influences overfitting. For</w:t>
+      </w:r>
+      <w:r>
+        <w:rPr>
+          <w:rFonts w:ascii="Times New Roman" w:hAnsi="Times New Roman" w:cs="Times New Roman"/>
+        </w:rPr>
+        <w:t xml:space="preserve"> 226 training points, the sample-to-feature ratio is 17.4 for the SelectFromModel</w:t>
+      </w:r>
       <w:r>
         <w:rPr>
           <w:rFonts w:ascii="Times New Roman" w:hAnsi="Times New Roman" w:cs="Times New Roman"/>
@@ -6160,7 +5929,6 @@
                 <w:color w:val="153D63" w:themeColor="text2" w:themeTint="E6"/>
               </w:rPr>
             </w:pPr>
-            <w:proofErr w:type="spellStart"/>
             <w:r>
               <w:rPr>
                 <w:rFonts w:ascii="Times New Roman" w:hAnsi="Times New Roman" w:cs="Times New Roman"/>
@@ -6168,7 +5936,6 @@
               </w:rPr>
               <w:t>SelectFromModel</w:t>
             </w:r>
-            <w:proofErr w:type="spellEnd"/>
           </w:p>
         </w:tc>
         <w:tc>
@@ -6309,14 +6076,12 @@
                 <w:rFonts w:ascii="Times New Roman" w:hAnsi="Times New Roman" w:cs="Times New Roman"/>
               </w:rPr>
             </w:pPr>
-            <w:proofErr w:type="spellStart"/>
             <w:r>
               <w:rPr>
                 <w:rFonts w:ascii="Times New Roman" w:hAnsi="Times New Roman" w:cs="Times New Roman"/>
               </w:rPr>
               <w:t>SelectFromModel</w:t>
             </w:r>
-            <w:proofErr w:type="spellEnd"/>
           </w:p>
         </w:tc>
         <w:tc>
@@ -6439,14 +6204,12 @@
                 <w:rFonts w:ascii="Times New Roman" w:hAnsi="Times New Roman" w:cs="Times New Roman"/>
               </w:rPr>
             </w:pPr>
-            <w:proofErr w:type="spellStart"/>
             <w:r>
               <w:rPr>
                 <w:rFonts w:ascii="Times New Roman" w:hAnsi="Times New Roman" w:cs="Times New Roman"/>
               </w:rPr>
               <w:t>SelectFromModel</w:t>
             </w:r>
-            <w:proofErr w:type="spellEnd"/>
           </w:p>
         </w:tc>
         <w:tc>
@@ -6483,14 +6246,12 @@
                 <w:rFonts w:ascii="Times New Roman" w:hAnsi="Times New Roman" w:cs="Times New Roman"/>
               </w:rPr>
             </w:pPr>
-            <w:proofErr w:type="spellStart"/>
             <w:r>
               <w:rPr>
                 <w:rFonts w:ascii="Times New Roman" w:hAnsi="Times New Roman" w:cs="Times New Roman"/>
               </w:rPr>
               <w:t>CatBoost</w:t>
             </w:r>
-            <w:proofErr w:type="spellEnd"/>
           </w:p>
         </w:tc>
         <w:tc>
@@ -6575,6 +6336,7 @@
               <w:rPr>
                 <w:rFonts w:ascii="Times New Roman" w:hAnsi="Times New Roman" w:cs="Times New Roman"/>
               </w:rPr>
+              <w:lastRenderedPageBreak/>
               <w:t>RFECV</w:t>
             </w:r>
           </w:p>
@@ -6869,14 +6631,12 @@
                 <w:rFonts w:ascii="Times New Roman" w:hAnsi="Times New Roman" w:cs="Times New Roman"/>
               </w:rPr>
             </w:pPr>
-            <w:proofErr w:type="spellStart"/>
             <w:r>
               <w:rPr>
                 <w:rFonts w:ascii="Times New Roman" w:hAnsi="Times New Roman" w:cs="Times New Roman"/>
               </w:rPr>
               <w:t>CatBoost</w:t>
             </w:r>
-            <w:proofErr w:type="spellEnd"/>
           </w:p>
         </w:tc>
         <w:tc>
@@ -6970,23 +6730,7 @@
           <w:rFonts w:ascii="Times New Roman" w:hAnsi="Times New Roman" w:cs="Times New Roman"/>
           <w:lang w:val="en-IN"/>
         </w:rPr>
-        <w:t xml:space="preserve">he </w:t>
-      </w:r>
-      <w:proofErr w:type="spellStart"/>
-      <w:r>
-        <w:rPr>
-          <w:rFonts w:ascii="Times New Roman" w:hAnsi="Times New Roman" w:cs="Times New Roman"/>
-          <w:lang w:val="en-IN"/>
-        </w:rPr>
-        <w:t>SelectFromModel</w:t>
-      </w:r>
-      <w:proofErr w:type="spellEnd"/>
-      <w:r>
-        <w:rPr>
-          <w:rFonts w:ascii="Times New Roman" w:hAnsi="Times New Roman" w:cs="Times New Roman"/>
-          <w:lang w:val="en-IN"/>
-        </w:rPr>
-        <w:t xml:space="preserve"> </w:t>
+        <w:t xml:space="preserve">he SelectFromModel </w:t>
       </w:r>
       <w:r>
         <w:rPr>
@@ -7171,7 +6915,6 @@
         </w:rPr>
         <w:t xml:space="preserve">, </w:t>
       </w:r>
-      <w:proofErr w:type="spellStart"/>
       <w:r>
         <w:rPr>
           <w:rStyle w:val="VerbatimChar"/>
@@ -7180,14 +6923,12 @@
         </w:rPr>
         <w:t>CsBr_TO_Pb</w:t>
       </w:r>
-      <w:proofErr w:type="spellEnd"/>
       <w:r>
         <w:rPr>
           <w:rFonts w:ascii="Times New Roman" w:hAnsi="Times New Roman" w:cs="Times New Roman"/>
         </w:rPr>
         <w:t xml:space="preserve">, </w:t>
       </w:r>
-      <w:proofErr w:type="spellStart"/>
       <w:r>
         <w:rPr>
           <w:rStyle w:val="VerbatimChar"/>
@@ -7196,14 +6937,12 @@
         </w:rPr>
         <w:t>CsI_TO_Pb</w:t>
       </w:r>
-      <w:proofErr w:type="spellEnd"/>
       <w:r>
         <w:rPr>
           <w:rFonts w:ascii="Times New Roman" w:hAnsi="Times New Roman" w:cs="Times New Roman"/>
         </w:rPr>
         <w:t xml:space="preserve">, </w:t>
       </w:r>
-      <w:proofErr w:type="spellStart"/>
       <w:r>
         <w:rPr>
           <w:rStyle w:val="VerbatimChar"/>
@@ -7212,14 +6951,12 @@
         </w:rPr>
         <w:t>FABr_TO_Pb</w:t>
       </w:r>
-      <w:proofErr w:type="spellEnd"/>
       <w:r>
         <w:rPr>
           <w:rFonts w:ascii="Times New Roman" w:hAnsi="Times New Roman" w:cs="Times New Roman"/>
         </w:rPr>
         <w:t xml:space="preserve">, </w:t>
       </w:r>
-      <w:proofErr w:type="spellStart"/>
       <w:r>
         <w:rPr>
           <w:rStyle w:val="VerbatimChar"/>
@@ -7228,7 +6965,6 @@
         </w:rPr>
         <w:t>FAI_TO_Pb</w:t>
       </w:r>
-      <w:proofErr w:type="spellEnd"/>
       <w:r>
         <w:rPr>
           <w:rFonts w:ascii="Times New Roman" w:hAnsi="Times New Roman" w:cs="Times New Roman"/>
@@ -7263,7 +6999,6 @@
         </w:rPr>
         <w:t xml:space="preserve">, </w:t>
       </w:r>
-      <w:proofErr w:type="spellStart"/>
       <w:r>
         <w:rPr>
           <w:rStyle w:val="VerbatimChar"/>
@@ -7272,7 +7007,6 @@
         </w:rPr>
         <w:t>Sec_HallKierAlpha</w:t>
       </w:r>
-      <w:proofErr w:type="spellEnd"/>
       <w:r>
         <w:rPr>
           <w:rFonts w:ascii="Times New Roman" w:hAnsi="Times New Roman" w:cs="Times New Roman"/>
@@ -7310,7 +7044,6 @@
         <w:rPr>
           <w:rFonts w:ascii="Times New Roman" w:hAnsi="Times New Roman" w:cs="Times New Roman"/>
         </w:rPr>
-        <w:lastRenderedPageBreak/>
         <w:t xml:space="preserve">The halide flags </w:t>
       </w:r>
       <w:r>
@@ -7396,33 +7129,11 @@
         </w:rPr>
         <w:t xml:space="preserve">romide-rich precursors generally </w:t>
       </w:r>
-      <w:proofErr w:type="spellStart"/>
-      <w:r>
-        <w:rPr>
-          <w:rFonts w:ascii="Times New Roman" w:hAnsi="Times New Roman" w:cs="Times New Roman"/>
-        </w:rPr>
-        <w:t>favour</w:t>
-      </w:r>
-      <w:proofErr w:type="spellEnd"/>
-      <w:r>
-        <w:rPr>
-          <w:rFonts w:ascii="Times New Roman" w:hAnsi="Times New Roman" w:cs="Times New Roman"/>
-        </w:rPr>
-        <w:t xml:space="preserve"> </w:t>
-      </w:r>
-      <w:proofErr w:type="spellStart"/>
-      <w:r>
-        <w:rPr>
-          <w:rFonts w:ascii="Times New Roman" w:hAnsi="Times New Roman" w:cs="Times New Roman"/>
-        </w:rPr>
-        <w:t>hypsochromic</w:t>
-      </w:r>
-      <w:proofErr w:type="spellEnd"/>
-      <w:r>
-        <w:rPr>
-          <w:rFonts w:ascii="Times New Roman" w:hAnsi="Times New Roman" w:cs="Times New Roman"/>
-        </w:rPr>
-        <w:t xml:space="preserve"> shift, whereas chloride can raise energy further, but often complicates phase purity if not balanced with stoichiometry.</w:t>
+      <w:r>
+        <w:rPr>
+          <w:rFonts w:ascii="Times New Roman" w:hAnsi="Times New Roman" w:cs="Times New Roman"/>
+        </w:rPr>
+        <w:t>favour hypsochromic shift, whereas chloride can raise energy further, but often complicates phase purity if not balanced with stoichiometry.</w:t>
       </w:r>
       <w:r>
         <w:rPr>
@@ -7440,21 +7151,7 @@
         <w:rPr>
           <w:rFonts w:ascii="Times New Roman" w:hAnsi="Times New Roman" w:cs="Times New Roman"/>
         </w:rPr>
-        <w:t xml:space="preserve">selected these features over dozens of unused </w:t>
-      </w:r>
-      <w:proofErr w:type="spellStart"/>
-      <w:r>
-        <w:rPr>
-          <w:rFonts w:ascii="Times New Roman" w:hAnsi="Times New Roman" w:cs="Times New Roman"/>
-        </w:rPr>
-        <w:t>RDKit</w:t>
-      </w:r>
-      <w:proofErr w:type="spellEnd"/>
-      <w:r>
-        <w:rPr>
-          <w:rFonts w:ascii="Times New Roman" w:hAnsi="Times New Roman" w:cs="Times New Roman"/>
-        </w:rPr>
-        <w:t xml:space="preserve"> columns, indicating a well-established relationship between halide chemistry and emission energy in perovskites.</w:t>
+        <w:t>selected these features over dozens of unused RDKit columns, indicating a well-established relationship between halide chemistry and emission energy in perovskites.</w:t>
       </w:r>
       <w:r>
         <w:rPr>
@@ -7633,7 +7330,14 @@
         <w:rPr>
           <w:rFonts w:ascii="Times New Roman" w:hAnsi="Times New Roman" w:cs="Times New Roman"/>
         </w:rPr>
-        <w:t xml:space="preserve"> average dielectric confinement</w:t>
+        <w:t xml:space="preserve"> average dielectric </w:t>
+      </w:r>
+      <w:r>
+        <w:rPr>
+          <w:rFonts w:ascii="Times New Roman" w:hAnsi="Times New Roman" w:cs="Times New Roman"/>
+        </w:rPr>
+        <w:lastRenderedPageBreak/>
+        <w:t>confinement</w:t>
       </w:r>
       <w:r>
         <w:rPr>
@@ -7790,268 +7494,185 @@
         <w:rPr>
           <w:rFonts w:ascii="Times New Roman" w:hAnsi="Times New Roman" w:cs="Times New Roman"/>
         </w:rPr>
-        <w:t>(</w:t>
-      </w:r>
-      <w:proofErr w:type="spellStart"/>
-      <w:r>
-        <w:rPr>
-          <w:rFonts w:ascii="Times New Roman" w:hAnsi="Times New Roman" w:cs="Times New Roman"/>
-        </w:rPr>
-        <w:t>CsBr_TO_Pb</w:t>
-      </w:r>
-      <w:proofErr w:type="spellEnd"/>
+        <w:t>(CsBr_TO_Pb, CsI_TO_Pb, FABr_TO_Pb, FAI_TO_Pb)</w:t>
+      </w:r>
+      <w:r>
+        <w:rPr>
+          <w:rFonts w:ascii="Times New Roman" w:hAnsi="Times New Roman" w:cs="Times New Roman"/>
+        </w:rPr>
+        <w:t xml:space="preserve"> reflect </w:t>
+      </w:r>
+      <w:r>
+        <w:rPr>
+          <w:rFonts w:ascii="Times New Roman" w:hAnsi="Times New Roman" w:cs="Times New Roman"/>
+        </w:rPr>
+        <w:t>the extent of diversity hidden in the A-site cation data in the prepared dataset</w:t>
+      </w:r>
+      <w:r>
+        <w:rPr>
+          <w:rFonts w:ascii="Times New Roman" w:hAnsi="Times New Roman" w:cs="Times New Roman"/>
+        </w:rPr>
+        <w:t>. Our model does not assume a single catio</w:t>
+      </w:r>
+      <w:r>
+        <w:rPr>
+          <w:rFonts w:ascii="Times New Roman" w:hAnsi="Times New Roman" w:cs="Times New Roman"/>
+        </w:rPr>
+        <w:t xml:space="preserve">n; </w:t>
+      </w:r>
+      <w:r>
+        <w:rPr>
+          <w:rFonts w:ascii="Times New Roman" w:hAnsi="Times New Roman" w:cs="Times New Roman"/>
+        </w:rPr>
+        <w:t>it learn</w:t>
+      </w:r>
+      <w:r>
+        <w:rPr>
+          <w:rFonts w:ascii="Times New Roman" w:hAnsi="Times New Roman" w:cs="Times New Roman"/>
+        </w:rPr>
+        <w:t>ed</w:t>
+      </w:r>
+      <w:r>
+        <w:rPr>
+          <w:rFonts w:ascii="Times New Roman" w:hAnsi="Times New Roman" w:cs="Times New Roman"/>
+        </w:rPr>
+        <w:t xml:space="preserve"> from the blended ratios actually reported. </w:t>
+      </w:r>
+      <w:r>
+        <w:rPr>
+          <w:rStyle w:val="VerbatimChar"/>
+          <w:rFonts w:ascii="Times New Roman" w:hAnsi="Times New Roman" w:cs="Times New Roman"/>
+          <w:sz w:val="24"/>
+        </w:rPr>
+        <w:t>SOLVENT_DMF</w:t>
+      </w:r>
+      <w:r>
+        <w:rPr>
+          <w:rFonts w:ascii="Times New Roman" w:hAnsi="Times New Roman" w:cs="Times New Roman"/>
+        </w:rPr>
+        <w:t xml:space="preserve"> surviving selection is not surprising</w:t>
+      </w:r>
+      <w:r>
+        <w:rPr>
+          <w:rFonts w:ascii="Times New Roman" w:hAnsi="Times New Roman" w:cs="Times New Roman"/>
+        </w:rPr>
+        <w:t xml:space="preserve"> as </w:t>
+      </w:r>
+      <w:r>
+        <w:rPr>
+          <w:rFonts w:ascii="Times New Roman" w:hAnsi="Times New Roman" w:cs="Times New Roman"/>
+        </w:rPr>
+        <w:t xml:space="preserve">DMF and DMSO are known to change Pb coordination and </w:t>
+      </w:r>
+      <w:r>
+        <w:rPr>
+          <w:rFonts w:ascii="Times New Roman" w:hAnsi="Times New Roman" w:cs="Times New Roman"/>
+        </w:rPr>
+        <w:t>crystallization</w:t>
+      </w:r>
+      <w:r>
+        <w:rPr>
+          <w:rFonts w:ascii="Times New Roman" w:hAnsi="Times New Roman" w:cs="Times New Roman"/>
+        </w:rPr>
+        <w:t xml:space="preserve"> kinetics, which in turn changes </w:t>
+      </w:r>
+      <w:r>
+        <w:rPr>
+          <w:rFonts w:ascii="Times New Roman" w:hAnsi="Times New Roman" w:cs="Times New Roman"/>
+        </w:rPr>
+        <w:t>n</w:t>
+      </w:r>
+      <w:r>
+        <w:rPr>
+          <w:rFonts w:ascii="Times New Roman" w:hAnsi="Times New Roman" w:cs="Times New Roman"/>
+        </w:rPr>
+        <w:t xml:space="preserve"> partitioning. That variable is a processing fingerprint </w:t>
+      </w:r>
+      <w:r>
+        <w:rPr>
+          <w:rFonts w:ascii="Times New Roman" w:hAnsi="Times New Roman" w:cs="Times New Roman"/>
+        </w:rPr>
+        <w:t>no less than a</w:t>
+      </w:r>
+      <w:r>
+        <w:rPr>
+          <w:rFonts w:ascii="Times New Roman" w:hAnsi="Times New Roman" w:cs="Times New Roman"/>
+        </w:rPr>
+        <w:t xml:space="preserve"> </w:t>
+      </w:r>
+      <w:r>
+        <w:rPr>
+          <w:rFonts w:ascii="Times New Roman" w:hAnsi="Times New Roman" w:cs="Times New Roman"/>
+        </w:rPr>
+        <w:t>compositional</w:t>
+      </w:r>
+      <w:r>
+        <w:rPr>
+          <w:rFonts w:ascii="Times New Roman" w:hAnsi="Times New Roman" w:cs="Times New Roman"/>
+        </w:rPr>
+        <w:t xml:space="preserve"> one.</w:t>
+      </w:r>
+      <w:r>
+        <w:rPr>
+          <w:rFonts w:ascii="Times New Roman" w:hAnsi="Times New Roman" w:cs="Times New Roman"/>
+        </w:rPr>
+        <w:t xml:space="preserve"> </w:t>
+      </w:r>
+      <w:r>
+        <w:rPr>
+          <w:rFonts w:ascii="Times New Roman" w:hAnsi="Times New Roman" w:cs="Times New Roman"/>
+        </w:rPr>
+        <w:t xml:space="preserve">Among molecular descriptors, </w:t>
+      </w:r>
+      <w:r>
+        <w:rPr>
+          <w:rStyle w:val="VerbatimChar"/>
+          <w:rFonts w:ascii="Times New Roman" w:hAnsi="Times New Roman" w:cs="Times New Roman"/>
+          <w:sz w:val="24"/>
+        </w:rPr>
+        <w:t>Pri_VSA_EState4</w:t>
+      </w:r>
+      <w:r>
+        <w:rPr>
+          <w:rStyle w:val="VerbatimChar"/>
+          <w:rFonts w:ascii="Times New Roman" w:hAnsi="Times New Roman" w:cs="Times New Roman"/>
+          <w:sz w:val="24"/>
+        </w:rPr>
+        <w:t xml:space="preserve"> (S</w:t>
+      </w:r>
+      <w:r>
+        <w:rPr>
+          <w:rStyle w:val="VerbatimChar"/>
+          <w:rFonts w:ascii="Times New Roman" w:hAnsi="Times New Roman" w:cs="Times New Roman"/>
+          <w:sz w:val="24"/>
+        </w:rPr>
+        <w:t>urface-area + electrotopological-state</w:t>
+      </w:r>
+      <w:r>
+        <w:rPr>
+          <w:rStyle w:val="VerbatimChar"/>
+          <w:rFonts w:ascii="Times New Roman" w:hAnsi="Times New Roman" w:cs="Times New Roman"/>
+          <w:sz w:val="24"/>
+        </w:rPr>
+        <w:t>)</w:t>
+      </w:r>
+      <w:r>
+        <w:rPr>
+          <w:rFonts w:ascii="Times New Roman" w:hAnsi="Times New Roman" w:cs="Times New Roman"/>
+        </w:rPr>
+        <w:t xml:space="preserve"> captures how much of the primary spacer’s van der Waals surface sits in a particular electronic-state bin</w:t>
+      </w:r>
       <w:r>
         <w:rPr>
           <w:rFonts w:ascii="Times New Roman" w:hAnsi="Times New Roman" w:cs="Times New Roman"/>
         </w:rPr>
         <w:t xml:space="preserve">, </w:t>
       </w:r>
-      <w:proofErr w:type="spellStart"/>
-      <w:r>
-        <w:rPr>
-          <w:rFonts w:ascii="Times New Roman" w:hAnsi="Times New Roman" w:cs="Times New Roman"/>
-        </w:rPr>
-        <w:t>CsI_TO_Pb</w:t>
-      </w:r>
-      <w:proofErr w:type="spellEnd"/>
-      <w:r>
-        <w:rPr>
-          <w:rFonts w:ascii="Times New Roman" w:hAnsi="Times New Roman" w:cs="Times New Roman"/>
-        </w:rPr>
-        <w:t xml:space="preserve">, </w:t>
-      </w:r>
-      <w:proofErr w:type="spellStart"/>
-      <w:r>
-        <w:rPr>
-          <w:rFonts w:ascii="Times New Roman" w:hAnsi="Times New Roman" w:cs="Times New Roman"/>
-        </w:rPr>
-        <w:t>FABr_TO_Pb</w:t>
-      </w:r>
-      <w:proofErr w:type="spellEnd"/>
-      <w:r>
-        <w:rPr>
-          <w:rFonts w:ascii="Times New Roman" w:hAnsi="Times New Roman" w:cs="Times New Roman"/>
-        </w:rPr>
-        <w:t xml:space="preserve">, </w:t>
-      </w:r>
-      <w:proofErr w:type="spellStart"/>
-      <w:r>
-        <w:rPr>
-          <w:rFonts w:ascii="Times New Roman" w:hAnsi="Times New Roman" w:cs="Times New Roman"/>
-        </w:rPr>
-        <w:t>FAI_TO_Pb</w:t>
-      </w:r>
-      <w:proofErr w:type="spellEnd"/>
-      <w:r>
-        <w:rPr>
-          <w:rFonts w:ascii="Times New Roman" w:hAnsi="Times New Roman" w:cs="Times New Roman"/>
-        </w:rPr>
-        <w:t>)</w:t>
-      </w:r>
-      <w:r>
-        <w:rPr>
-          <w:rFonts w:ascii="Times New Roman" w:hAnsi="Times New Roman" w:cs="Times New Roman"/>
-        </w:rPr>
-        <w:t xml:space="preserve"> reflect </w:t>
-      </w:r>
-      <w:r>
-        <w:rPr>
-          <w:rFonts w:ascii="Times New Roman" w:hAnsi="Times New Roman" w:cs="Times New Roman"/>
-        </w:rPr>
-        <w:t>the extent of diversity hidden in the A-site cation data in the prepared dataset</w:t>
-      </w:r>
-      <w:r>
-        <w:rPr>
-          <w:rFonts w:ascii="Times New Roman" w:hAnsi="Times New Roman" w:cs="Times New Roman"/>
-        </w:rPr>
-        <w:t>. Our model does not assume a single catio</w:t>
-      </w:r>
-      <w:r>
-        <w:rPr>
-          <w:rFonts w:ascii="Times New Roman" w:hAnsi="Times New Roman" w:cs="Times New Roman"/>
-        </w:rPr>
-        <w:t xml:space="preserve">n; </w:t>
-      </w:r>
-      <w:r>
-        <w:rPr>
-          <w:rFonts w:ascii="Times New Roman" w:hAnsi="Times New Roman" w:cs="Times New Roman"/>
-        </w:rPr>
-        <w:t>it learn</w:t>
-      </w:r>
-      <w:r>
-        <w:rPr>
-          <w:rFonts w:ascii="Times New Roman" w:hAnsi="Times New Roman" w:cs="Times New Roman"/>
-        </w:rPr>
-        <w:t>ed</w:t>
-      </w:r>
-      <w:r>
-        <w:rPr>
-          <w:rFonts w:ascii="Times New Roman" w:hAnsi="Times New Roman" w:cs="Times New Roman"/>
-        </w:rPr>
-        <w:t xml:space="preserve"> from the blended ratios actually reported. </w:t>
-      </w:r>
-      <w:r>
-        <w:rPr>
-          <w:rStyle w:val="VerbatimChar"/>
-          <w:rFonts w:ascii="Times New Roman" w:hAnsi="Times New Roman" w:cs="Times New Roman"/>
-          <w:sz w:val="24"/>
-        </w:rPr>
-        <w:t>SOLVENT_DMF</w:t>
-      </w:r>
-      <w:r>
-        <w:rPr>
-          <w:rFonts w:ascii="Times New Roman" w:hAnsi="Times New Roman" w:cs="Times New Roman"/>
-        </w:rPr>
-        <w:t xml:space="preserve"> surviving selection is not surprising</w:t>
-      </w:r>
-      <w:r>
-        <w:rPr>
-          <w:rFonts w:ascii="Times New Roman" w:hAnsi="Times New Roman" w:cs="Times New Roman"/>
-        </w:rPr>
-        <w:t xml:space="preserve"> as </w:t>
-      </w:r>
-      <w:r>
-        <w:rPr>
-          <w:rFonts w:ascii="Times New Roman" w:hAnsi="Times New Roman" w:cs="Times New Roman"/>
-        </w:rPr>
-        <w:t xml:space="preserve">DMF and DMSO are known to change Pb coordination and </w:t>
-      </w:r>
-      <w:r>
-        <w:rPr>
-          <w:rFonts w:ascii="Times New Roman" w:hAnsi="Times New Roman" w:cs="Times New Roman"/>
-        </w:rPr>
-        <w:t>crystallization</w:t>
-      </w:r>
-      <w:r>
-        <w:rPr>
-          <w:rFonts w:ascii="Times New Roman" w:hAnsi="Times New Roman" w:cs="Times New Roman"/>
-        </w:rPr>
-        <w:t xml:space="preserve"> kinetics, which in turn changes </w:t>
-      </w:r>
-      <w:proofErr w:type="spellStart"/>
-      <w:r>
-        <w:rPr>
-          <w:rFonts w:ascii="Times New Roman" w:hAnsi="Times New Roman" w:cs="Times New Roman"/>
-        </w:rPr>
-        <w:t>n</w:t>
-      </w:r>
-      <w:proofErr w:type="spellEnd"/>
-      <w:r>
-        <w:rPr>
-          <w:rFonts w:ascii="Times New Roman" w:hAnsi="Times New Roman" w:cs="Times New Roman"/>
-        </w:rPr>
-        <w:t xml:space="preserve"> partitioning. That variable is a processing fingerprint </w:t>
-      </w:r>
-      <w:r>
-        <w:rPr>
-          <w:rFonts w:ascii="Times New Roman" w:hAnsi="Times New Roman" w:cs="Times New Roman"/>
-        </w:rPr>
-        <w:t>no less than a</w:t>
-      </w:r>
-      <w:r>
-        <w:rPr>
-          <w:rFonts w:ascii="Times New Roman" w:hAnsi="Times New Roman" w:cs="Times New Roman"/>
-        </w:rPr>
-        <w:t xml:space="preserve"> </w:t>
-      </w:r>
-      <w:r>
-        <w:rPr>
-          <w:rFonts w:ascii="Times New Roman" w:hAnsi="Times New Roman" w:cs="Times New Roman"/>
-        </w:rPr>
-        <w:t>compositional</w:t>
-      </w:r>
-      <w:r>
-        <w:rPr>
-          <w:rFonts w:ascii="Times New Roman" w:hAnsi="Times New Roman" w:cs="Times New Roman"/>
-        </w:rPr>
-        <w:t xml:space="preserve"> one.</w:t>
-      </w:r>
-      <w:r>
-        <w:rPr>
-          <w:rFonts w:ascii="Times New Roman" w:hAnsi="Times New Roman" w:cs="Times New Roman"/>
-        </w:rPr>
-        <w:t xml:space="preserve"> </w:t>
-      </w:r>
-      <w:r>
-        <w:rPr>
-          <w:rFonts w:ascii="Times New Roman" w:hAnsi="Times New Roman" w:cs="Times New Roman"/>
-        </w:rPr>
-        <w:t xml:space="preserve">Among molecular descriptors, </w:t>
-      </w:r>
-      <w:r>
-        <w:rPr>
-          <w:rStyle w:val="VerbatimChar"/>
-          <w:rFonts w:ascii="Times New Roman" w:hAnsi="Times New Roman" w:cs="Times New Roman"/>
-          <w:sz w:val="24"/>
-        </w:rPr>
-        <w:t>Pri_VSA_EState4</w:t>
-      </w:r>
-      <w:r>
-        <w:rPr>
-          <w:rStyle w:val="VerbatimChar"/>
-          <w:rFonts w:ascii="Times New Roman" w:hAnsi="Times New Roman" w:cs="Times New Roman"/>
-          <w:sz w:val="24"/>
-        </w:rPr>
-        <w:t xml:space="preserve"> (S</w:t>
-      </w:r>
-      <w:r>
-        <w:rPr>
-          <w:rStyle w:val="VerbatimChar"/>
-          <w:rFonts w:ascii="Times New Roman" w:hAnsi="Times New Roman" w:cs="Times New Roman"/>
-          <w:sz w:val="24"/>
-        </w:rPr>
-        <w:t xml:space="preserve">urface-area + </w:t>
-      </w:r>
-      <w:proofErr w:type="spellStart"/>
-      <w:r>
-        <w:rPr>
-          <w:rStyle w:val="VerbatimChar"/>
-          <w:rFonts w:ascii="Times New Roman" w:hAnsi="Times New Roman" w:cs="Times New Roman"/>
-          <w:sz w:val="24"/>
-        </w:rPr>
-        <w:t>electrotopological</w:t>
-      </w:r>
-      <w:proofErr w:type="spellEnd"/>
-      <w:r>
-        <w:rPr>
-          <w:rStyle w:val="VerbatimChar"/>
-          <w:rFonts w:ascii="Times New Roman" w:hAnsi="Times New Roman" w:cs="Times New Roman"/>
-          <w:sz w:val="24"/>
-        </w:rPr>
-        <w:t>-state</w:t>
-      </w:r>
-      <w:r>
-        <w:rPr>
-          <w:rStyle w:val="VerbatimChar"/>
-          <w:rFonts w:ascii="Times New Roman" w:hAnsi="Times New Roman" w:cs="Times New Roman"/>
-          <w:sz w:val="24"/>
-        </w:rPr>
-        <w:t>)</w:t>
-      </w:r>
-      <w:r>
-        <w:rPr>
-          <w:rFonts w:ascii="Times New Roman" w:hAnsi="Times New Roman" w:cs="Times New Roman"/>
-        </w:rPr>
-        <w:t xml:space="preserve"> captures how much of the primary spacer’s van der Waals surface sits in a particular electronic-state bin</w:t>
-      </w:r>
-      <w:r>
-        <w:rPr>
-          <w:rFonts w:ascii="Times New Roman" w:hAnsi="Times New Roman" w:cs="Times New Roman"/>
-        </w:rPr>
-        <w:t xml:space="preserve">, </w:t>
-      </w:r>
-      <w:r>
-        <w:rPr>
-          <w:rFonts w:ascii="Times New Roman" w:hAnsi="Times New Roman" w:cs="Times New Roman"/>
-        </w:rPr>
-        <w:t>related to heteroatom content and polarizability at the organic–</w:t>
-      </w:r>
-      <w:r>
-        <w:rPr>
-          <w:rFonts w:ascii="Times New Roman" w:hAnsi="Times New Roman" w:cs="Times New Roman"/>
-        </w:rPr>
-        <w:lastRenderedPageBreak/>
-        <w:t xml:space="preserve">inorganic interface. </w:t>
+      <w:r>
+        <w:rPr>
+          <w:rFonts w:ascii="Times New Roman" w:hAnsi="Times New Roman" w:cs="Times New Roman"/>
+        </w:rPr>
+        <w:t xml:space="preserve">related to heteroatom content and polarizability at the organic–inorganic interface. </w:t>
       </w:r>
       <w:r>
         <w:rPr>
@@ -8069,21 +7690,7 @@
         <w:rPr>
           <w:rFonts w:ascii="Times New Roman" w:hAnsi="Times New Roman" w:cs="Times New Roman"/>
         </w:rPr>
-        <w:t xml:space="preserve"> the features that survived elimination are </w:t>
-      </w:r>
-      <w:proofErr w:type="spellStart"/>
-      <w:r>
-        <w:rPr>
-          <w:rFonts w:ascii="Times New Roman" w:hAnsi="Times New Roman" w:cs="Times New Roman"/>
-        </w:rPr>
-        <w:t>Sec_HallKierAlpha</w:t>
-      </w:r>
-      <w:proofErr w:type="spellEnd"/>
-      <w:r>
-        <w:rPr>
-          <w:rFonts w:ascii="Times New Roman" w:hAnsi="Times New Roman" w:cs="Times New Roman"/>
-        </w:rPr>
-        <w:t>, which refers to the flexibility/topology of the secondary amine and Sec_PEOE_VSA6, which refers to partial-charge surface area on the secondary ligand</w:t>
+        <w:t xml:space="preserve"> the features that survived elimination are Sec_HallKierAlpha, which refers to the flexibility/topology of the secondary amine and Sec_PEOE_VSA6, which refers to partial-charge surface area on the secondary ligand</w:t>
       </w:r>
       <w:r>
         <w:rPr>
@@ -8101,21 +7708,7 @@
         <w:rPr>
           <w:rFonts w:ascii="Times New Roman" w:hAnsi="Times New Roman" w:cs="Times New Roman"/>
         </w:rPr>
-        <w:t xml:space="preserve">capture how a second ligand perturbs interlayer spacing and local dielectric environment without requiring an explicit n-distribution label. If hydrogens are omitted before </w:t>
-      </w:r>
-      <w:proofErr w:type="spellStart"/>
-      <w:r>
-        <w:rPr>
-          <w:rFonts w:ascii="Times New Roman" w:hAnsi="Times New Roman" w:cs="Times New Roman"/>
-        </w:rPr>
-        <w:t>RDKit</w:t>
-      </w:r>
-      <w:proofErr w:type="spellEnd"/>
-      <w:r>
-        <w:rPr>
-          <w:rFonts w:ascii="Times New Roman" w:hAnsi="Times New Roman" w:cs="Times New Roman"/>
-        </w:rPr>
-        <w:t xml:space="preserve"> featurization, the secondary term </w:t>
+        <w:t xml:space="preserve">capture how a second ligand perturbs interlayer spacing and local dielectric environment without requiring an explicit n-distribution label. If hydrogens are omitted before RDKit featurization, the secondary term </w:t>
       </w:r>
       <w:r>
         <w:rPr>
@@ -8200,7 +7793,6 @@
         </w:rPr>
         <w:t xml:space="preserve"> partitions, </w:t>
       </w:r>
-      <w:proofErr w:type="spellStart"/>
       <w:r>
         <w:rPr>
           <w:rStyle w:val="VerbatimChar"/>
@@ -8209,7 +7801,6 @@
         </w:rPr>
         <w:t>Pri_qed</w:t>
       </w:r>
-      <w:proofErr w:type="spellEnd"/>
       <w:r>
         <w:rPr>
           <w:rFonts w:ascii="Times New Roman" w:hAnsi="Times New Roman" w:cs="Times New Roman"/>
@@ -8282,6 +7873,7 @@
           <w:b/>
           <w:bCs/>
         </w:rPr>
+        <w:lastRenderedPageBreak/>
         <w:t>SHAP analysis</w:t>
       </w:r>
     </w:p>
@@ -8364,16 +7956,8 @@
         <w:rPr>
           <w:rFonts w:ascii="Times New Roman" w:hAnsi="Times New Roman" w:cs="Times New Roman"/>
         </w:rPr>
-        <w:t xml:space="preserve">the impact of each feature on the model's </w:t>
-      </w:r>
-      <w:proofErr w:type="spellStart"/>
-      <w:r>
-        <w:rPr>
-          <w:rFonts w:ascii="Times New Roman" w:hAnsi="Times New Roman" w:cs="Times New Roman"/>
-        </w:rPr>
-        <w:t>behaviour</w:t>
-      </w:r>
-      <w:proofErr w:type="spellEnd"/>
+        <w:t>the impact of each feature on the model's behaviour</w:t>
+      </w:r>
       <w:r>
         <w:rPr>
           <w:rFonts w:ascii="Times New Roman" w:hAnsi="Times New Roman" w:cs="Times New Roman"/>
@@ -8477,14 +8061,7 @@
         <w:rPr>
           <w:rFonts w:ascii="Times New Roman" w:hAnsi="Times New Roman" w:cs="Times New Roman"/>
         </w:rPr>
-        <w:t xml:space="preserve"> samples, and the Shapley contributions (</w:t>
-      </w:r>
-      <w:proofErr w:type="spellStart"/>
-      <w:r>
-        <w:rPr>
-          <w:rFonts w:ascii="Times New Roman" w:hAnsi="Times New Roman" w:cs="Times New Roman"/>
-        </w:rPr>
-        <w:t>φ</w:t>
+        <w:t xml:space="preserve"> samples, and the Shapley contributions (φ</w:t>
       </w:r>
       <w:r>
         <w:rPr>
@@ -8495,7 +8072,6 @@
         </w:rPr>
         <w:t>j</w:t>
       </w:r>
-      <w:proofErr w:type="spellEnd"/>
       <w:r>
         <w:rPr>
           <w:rFonts w:ascii="Times New Roman" w:hAnsi="Times New Roman" w:cs="Times New Roman"/>
@@ -8544,7 +8120,6 @@
         </w:rPr>
         <w:t xml:space="preserve">ositive </w:t>
       </w:r>
-      <w:proofErr w:type="spellStart"/>
       <w:r>
         <w:rPr>
           <w:rFonts w:ascii="Times New Roman" w:hAnsi="Times New Roman" w:cs="Times New Roman"/>
@@ -8560,7 +8135,6 @@
         </w:rPr>
         <w:t>j</w:t>
       </w:r>
-      <w:proofErr w:type="spellEnd"/>
       <w:r>
         <w:rPr>
           <w:rFonts w:ascii="Times New Roman" w:hAnsi="Times New Roman" w:cs="Times New Roman"/>
@@ -8600,19 +8174,11 @@
         </w:rPr>
         <w:t xml:space="preserve"> (</w:t>
       </w:r>
-      <w:proofErr w:type="spellStart"/>
-      <w:r>
-        <w:rPr>
-          <w:rFonts w:ascii="Times New Roman" w:hAnsi="Times New Roman" w:cs="Times New Roman"/>
-        </w:rPr>
-        <w:t>hypsochromic</w:t>
-      </w:r>
-      <w:proofErr w:type="spellEnd"/>
-      <w:r>
-        <w:rPr>
-          <w:rFonts w:ascii="Times New Roman" w:hAnsi="Times New Roman" w:cs="Times New Roman"/>
-        </w:rPr>
-        <w:t xml:space="preserve"> shift</w:t>
+      <w:r>
+        <w:rPr>
+          <w:rFonts w:ascii="Times New Roman" w:hAnsi="Times New Roman" w:cs="Times New Roman"/>
+        </w:rPr>
+        <w:t>hypsochromic shift</w:t>
       </w:r>
       <w:r>
         <w:rPr>
@@ -8644,7 +8210,6 @@
         </w:rPr>
         <w:t xml:space="preserve">negative </w:t>
       </w:r>
-      <w:proofErr w:type="spellStart"/>
       <w:r>
         <w:rPr>
           <w:rFonts w:ascii="Times New Roman" w:hAnsi="Times New Roman" w:cs="Times New Roman"/>
@@ -8660,7 +8225,6 @@
         </w:rPr>
         <w:t>j</w:t>
       </w:r>
-      <w:proofErr w:type="spellEnd"/>
       <w:r>
         <w:rPr>
           <w:rFonts w:ascii="Times New Roman" w:hAnsi="Times New Roman" w:cs="Times New Roman"/>
@@ -8762,39 +8326,17 @@
         </w:rPr>
         <w:t xml:space="preserve">), </w:t>
       </w:r>
-      <w:proofErr w:type="spellStart"/>
-      <w:r>
-        <w:rPr>
-          <w:rFonts w:ascii="Times New Roman" w:hAnsi="Times New Roman" w:cs="Times New Roman"/>
-        </w:rPr>
-        <w:t>standardised</w:t>
-      </w:r>
-      <w:proofErr w:type="spellEnd"/>
-      <w:r>
-        <w:rPr>
-          <w:rFonts w:ascii="Times New Roman" w:hAnsi="Times New Roman" w:cs="Times New Roman"/>
-        </w:rPr>
-        <w:t xml:space="preserve"> features, </w:t>
-      </w:r>
-      <w:r>
-        <w:rPr>
-          <w:rFonts w:ascii="Times New Roman" w:hAnsi="Times New Roman" w:cs="Times New Roman"/>
-        </w:rPr>
-        <w:t xml:space="preserve">and 50 background samples. Then </w:t>
-      </w:r>
-      <w:proofErr w:type="spellStart"/>
-      <w:r>
-        <w:rPr>
-          <w:rFonts w:ascii="Times New Roman" w:hAnsi="Times New Roman" w:cs="Times New Roman"/>
-        </w:rPr>
-        <w:t>summarised</w:t>
-      </w:r>
-      <w:proofErr w:type="spellEnd"/>
-      <w:r>
-        <w:rPr>
-          <w:rFonts w:ascii="Times New Roman" w:hAnsi="Times New Roman" w:cs="Times New Roman"/>
-        </w:rPr>
-        <w:t xml:space="preserve"> the rankings across</w:t>
+      <w:r>
+        <w:rPr>
+          <w:rFonts w:ascii="Times New Roman" w:hAnsi="Times New Roman" w:cs="Times New Roman"/>
+        </w:rPr>
+        <w:t xml:space="preserve">standardised features, </w:t>
+      </w:r>
+      <w:r>
+        <w:rPr>
+          <w:rFonts w:ascii="Times New Roman" w:hAnsi="Times New Roman" w:cs="Times New Roman"/>
+        </w:rPr>
+        <w:t>and 50 background samples. Then summarised the rankings across</w:t>
       </w:r>
       <w:r>
         <w:rPr>
@@ -8818,7 +8360,6 @@
         <w:rPr>
           <w:rFonts w:ascii="Times New Roman" w:hAnsi="Times New Roman" w:cs="Times New Roman"/>
         </w:rPr>
-        <w:lastRenderedPageBreak/>
         <w:t>samples</w:t>
       </w:r>
       <w:r>
@@ -8839,7 +8380,6 @@
         </w:rPr>
         <w:t>|</w:t>
       </w:r>
-      <w:proofErr w:type="spellStart"/>
       <w:r>
         <w:rPr>
           <w:rFonts w:ascii="Times New Roman" w:hAnsi="Times New Roman" w:cs="Times New Roman"/>
@@ -8855,7 +8395,6 @@
         </w:rPr>
         <w:t>j</w:t>
       </w:r>
-      <w:proofErr w:type="spellEnd"/>
       <w:r>
         <w:rPr>
           <w:rFonts w:ascii="Times New Roman" w:hAnsi="Times New Roman" w:cs="Times New Roman"/>
@@ -8890,21 +8429,7 @@
         <w:rPr>
           <w:rFonts w:ascii="Times New Roman" w:hAnsi="Times New Roman" w:cs="Times New Roman"/>
         </w:rPr>
-        <w:t xml:space="preserve"> numerical rankings to quasi-2D </w:t>
-      </w:r>
-      <w:proofErr w:type="spellStart"/>
-      <w:r>
-        <w:rPr>
-          <w:rFonts w:ascii="Times New Roman" w:hAnsi="Times New Roman" w:cs="Times New Roman"/>
-        </w:rPr>
-        <w:t>photophysics</w:t>
-      </w:r>
-      <w:proofErr w:type="spellEnd"/>
-      <w:r>
-        <w:rPr>
-          <w:rFonts w:ascii="Times New Roman" w:hAnsi="Times New Roman" w:cs="Times New Roman"/>
-        </w:rPr>
-        <w:t xml:space="preserve">. </w:t>
+        <w:t xml:space="preserve"> numerical rankings to quasi-2D photophysics. </w:t>
       </w:r>
     </w:p>
     <w:p>
@@ -8981,6 +8506,7 @@
         <w:rPr>
           <w:noProof/>
         </w:rPr>
+        <w:lastRenderedPageBreak/>
         <w:drawing>
           <wp:inline distT="0" distB="0" distL="0" distR="0" wp14:anchorId="479481C8" wp14:editId="2743B5B7">
             <wp:extent cx="5943600" cy="4712970"/>
@@ -8999,7 +8525,7 @@
                     </pic:cNvPicPr>
                   </pic:nvPicPr>
                   <pic:blipFill>
-                    <a:blip r:embed="rId10" cstate="print">
+                    <a:blip r:embed="rId11" cstate="print">
                       <a:extLst>
                         <a:ext uri="{28A0092B-C50C-407E-A947-70E740481C1C}">
                           <a14:useLocalDpi xmlns:a14="http://schemas.microsoft.com/office/drawing/2010/main" val="0"/>
@@ -9088,35 +8614,7 @@
         <w:rPr>
           <w:rFonts w:ascii="Times New Roman" w:hAnsi="Times New Roman" w:cs="Times New Roman"/>
         </w:rPr>
-        <w:t xml:space="preserve"> SVR–RBF (thirteen </w:t>
-      </w:r>
-      <w:proofErr w:type="spellStart"/>
-      <w:r>
-        <w:rPr>
-          <w:rFonts w:ascii="Times New Roman" w:hAnsi="Times New Roman" w:cs="Times New Roman"/>
-        </w:rPr>
-        <w:t>SelectFromModel</w:t>
-      </w:r>
-      <w:proofErr w:type="spellEnd"/>
-      <w:r>
-        <w:rPr>
-          <w:rFonts w:ascii="Times New Roman" w:hAnsi="Times New Roman" w:cs="Times New Roman"/>
-        </w:rPr>
-        <w:t xml:space="preserve"> features, </w:t>
-      </w:r>
-      <w:proofErr w:type="spellStart"/>
-      <w:r>
-        <w:rPr>
-          <w:rFonts w:ascii="Times New Roman" w:hAnsi="Times New Roman" w:cs="Times New Roman"/>
-        </w:rPr>
-        <w:t>AddHs</w:t>
-      </w:r>
-      <w:proofErr w:type="spellEnd"/>
-      <w:r>
-        <w:rPr>
-          <w:rFonts w:ascii="Times New Roman" w:hAnsi="Times New Roman" w:cs="Times New Roman"/>
-        </w:rPr>
-        <w:t xml:space="preserve">). </w:t>
+        <w:t xml:space="preserve"> SVR–RBF (thirteen SelectFromModel features, AddHs). </w:t>
       </w:r>
       <w:r>
         <w:rPr>
@@ -9166,7 +8664,6 @@
         </w:rPr>
         <w:t>|</w:t>
       </w:r>
-      <w:proofErr w:type="spellStart"/>
       <w:r>
         <w:rPr>
           <w:rFonts w:ascii="Times New Roman" w:hAnsi="Times New Roman" w:cs="Times New Roman"/>
@@ -9182,7 +8679,6 @@
         </w:rPr>
         <w:t>j</w:t>
       </w:r>
-      <w:proofErr w:type="spellEnd"/>
       <w:r>
         <w:rPr>
           <w:rFonts w:ascii="Times New Roman" w:hAnsi="Times New Roman" w:cs="Times New Roman"/>
@@ -9248,7 +8744,6 @@
               <w:rPr>
                 <w:rFonts w:ascii="Times New Roman" w:hAnsi="Times New Roman" w:cs="Times New Roman"/>
               </w:rPr>
-              <w:lastRenderedPageBreak/>
               <w:t>Rank</w:t>
             </w:r>
           </w:p>
@@ -9484,19 +8979,11 @@
                 <w:rFonts w:ascii="Times New Roman" w:hAnsi="Times New Roman" w:cs="Times New Roman"/>
               </w:rPr>
             </w:pPr>
-            <w:proofErr w:type="spellStart"/>
-            <w:r>
-              <w:rPr>
-                <w:rFonts w:ascii="Times New Roman" w:hAnsi="Times New Roman" w:cs="Times New Roman"/>
-              </w:rPr>
-              <w:t>hypsochromic</w:t>
-            </w:r>
-            <w:proofErr w:type="spellEnd"/>
-            <w:r>
-              <w:rPr>
-                <w:rFonts w:ascii="Times New Roman" w:hAnsi="Times New Roman" w:cs="Times New Roman"/>
-              </w:rPr>
-              <w:t xml:space="preserve"> shift</w:t>
+            <w:r>
+              <w:rPr>
+                <w:rFonts w:ascii="Times New Roman" w:hAnsi="Times New Roman" w:cs="Times New Roman"/>
+              </w:rPr>
+              <w:t>hypsochromic shift</w:t>
             </w:r>
             <w:r>
               <w:rPr>
@@ -9541,21 +9028,7 @@
               <w:rPr>
                 <w:rFonts w:ascii="Times New Roman" w:hAnsi="Times New Roman" w:cs="Times New Roman"/>
               </w:rPr>
-              <w:t xml:space="preserve">Inorganic Br raises the lead-halide bandgap and </w:t>
-            </w:r>
-            <w:proofErr w:type="spellStart"/>
-            <w:r>
-              <w:rPr>
-                <w:rFonts w:ascii="Times New Roman" w:hAnsi="Times New Roman" w:cs="Times New Roman"/>
-              </w:rPr>
-              <w:t>favours</w:t>
-            </w:r>
-            <w:proofErr w:type="spellEnd"/>
-            <w:r>
-              <w:rPr>
-                <w:rFonts w:ascii="Times New Roman" w:hAnsi="Times New Roman" w:cs="Times New Roman"/>
-              </w:rPr>
-              <w:t xml:space="preserve"> wider-gap, more confined wells</w:t>
+              <w:t>Inorganic Br raises the lead-halide bandgap and favours wider-gap, more confined wells</w:t>
             </w:r>
             <w:r>
               <w:rPr>
@@ -9567,21 +9040,7 @@
               <w:rPr>
                 <w:rFonts w:ascii="Times New Roman" w:hAnsi="Times New Roman" w:cs="Times New Roman"/>
               </w:rPr>
-              <w:t xml:space="preserve"> average emission </w:t>
-            </w:r>
-            <w:proofErr w:type="spellStart"/>
-            <w:r>
-              <w:rPr>
-                <w:rFonts w:ascii="Times New Roman" w:hAnsi="Times New Roman" w:cs="Times New Roman"/>
-              </w:rPr>
-              <w:t>colour</w:t>
-            </w:r>
-            <w:proofErr w:type="spellEnd"/>
-            <w:r>
-              <w:rPr>
-                <w:rFonts w:ascii="Times New Roman" w:hAnsi="Times New Roman" w:cs="Times New Roman"/>
-              </w:rPr>
-              <w:t>.</w:t>
+              <w:t xml:space="preserve"> average emission colour.</w:t>
             </w:r>
           </w:p>
         </w:tc>
@@ -9602,6 +9061,7 @@
               <w:rPr>
                 <w:rFonts w:ascii="Times New Roman" w:hAnsi="Times New Roman" w:cs="Times New Roman"/>
               </w:rPr>
+              <w:lastRenderedPageBreak/>
               <w:t>2</w:t>
             </w:r>
           </w:p>
@@ -9676,19 +9136,11 @@
                 <w:rFonts w:ascii="Times New Roman" w:hAnsi="Times New Roman" w:cs="Times New Roman"/>
               </w:rPr>
             </w:pPr>
-            <w:proofErr w:type="spellStart"/>
-            <w:r>
-              <w:rPr>
-                <w:rFonts w:ascii="Times New Roman" w:hAnsi="Times New Roman" w:cs="Times New Roman"/>
-              </w:rPr>
-              <w:t>hypsochromic</w:t>
-            </w:r>
-            <w:proofErr w:type="spellEnd"/>
-            <w:r>
-              <w:rPr>
-                <w:rFonts w:ascii="Times New Roman" w:hAnsi="Times New Roman" w:cs="Times New Roman"/>
-              </w:rPr>
-              <w:t xml:space="preserve"> shift</w:t>
+            <w:r>
+              <w:rPr>
+                <w:rFonts w:ascii="Times New Roman" w:hAnsi="Times New Roman" w:cs="Times New Roman"/>
+              </w:rPr>
+              <w:t>hypsochromic shift</w:t>
             </w:r>
             <w:r>
               <w:rPr>
@@ -9735,14 +9187,12 @@
               </w:rPr>
               <w:t xml:space="preserve">Bromide on the primary ammonium spacer increases halide incorporation on the organic site and blue-shifts the emitting manifold relative to iodide-only </w:t>
             </w:r>
-            <w:proofErr w:type="spellStart"/>
             <w:r>
               <w:rPr>
                 <w:rFonts w:ascii="Times New Roman" w:hAnsi="Times New Roman" w:cs="Times New Roman"/>
               </w:rPr>
               <w:t>compostions</w:t>
             </w:r>
-            <w:proofErr w:type="spellEnd"/>
             <w:r>
               <w:rPr>
                 <w:rFonts w:ascii="Times New Roman" w:hAnsi="Times New Roman" w:cs="Times New Roman"/>
@@ -9783,7 +9233,6 @@
                 <w:rFonts w:ascii="Times New Roman" w:hAnsi="Times New Roman" w:cs="Times New Roman"/>
               </w:rPr>
             </w:pPr>
-            <w:proofErr w:type="spellStart"/>
             <w:r>
               <w:rPr>
                 <w:rStyle w:val="VerbatimChar"/>
@@ -9792,7 +9241,6 @@
               </w:rPr>
               <w:t>FAI_TO_Pb</w:t>
             </w:r>
-            <w:proofErr w:type="spellEnd"/>
           </w:p>
         </w:tc>
         <w:tc>
@@ -9889,19 +9337,11 @@
                 <w:rFonts w:ascii="Times New Roman" w:hAnsi="Times New Roman" w:cs="Times New Roman"/>
               </w:rPr>
             </w:pPr>
-            <w:proofErr w:type="spellStart"/>
-            <w:r>
-              <w:rPr>
-                <w:rFonts w:ascii="Times New Roman" w:hAnsi="Times New Roman" w:cs="Times New Roman"/>
-              </w:rPr>
-              <w:t>Formamidinium</w:t>
-            </w:r>
-            <w:proofErr w:type="spellEnd"/>
-            <w:r>
-              <w:rPr>
-                <w:rFonts w:ascii="Times New Roman" w:hAnsi="Times New Roman" w:cs="Times New Roman"/>
-              </w:rPr>
-              <w:t xml:space="preserve"> iodide fraction enriches iodide character and lowers the effective gap—consistent with red-shifted quasi-2D PL/EL when iodide dominates.</w:t>
+            <w:r>
+              <w:rPr>
+                <w:rFonts w:ascii="Times New Roman" w:hAnsi="Times New Roman" w:cs="Times New Roman"/>
+              </w:rPr>
+              <w:t>Formamidinium iodide fraction enriches iodide character and lowers the effective gap—consistent with red-shifted quasi-2D PL/EL when iodide dominates.</w:t>
             </w:r>
           </w:p>
         </w:tc>
@@ -9937,7 +9377,6 @@
                 <w:rFonts w:ascii="Times New Roman" w:hAnsi="Times New Roman" w:cs="Times New Roman"/>
               </w:rPr>
             </w:pPr>
-            <w:proofErr w:type="spellStart"/>
             <w:r>
               <w:rPr>
                 <w:rStyle w:val="VerbatimChar"/>
@@ -9946,7 +9385,6 @@
               </w:rPr>
               <w:t>FABr_TO_Pb</w:t>
             </w:r>
-            <w:proofErr w:type="spellEnd"/>
           </w:p>
         </w:tc>
         <w:tc>
@@ -10047,23 +9485,7 @@
               <w:rPr>
                 <w:rFonts w:ascii="Times New Roman" w:hAnsi="Times New Roman" w:cs="Times New Roman"/>
               </w:rPr>
-              <w:t xml:space="preserve">FA bromide pathway competes with high-gap chloride/bromide routes; higher </w:t>
-            </w:r>
-            <w:proofErr w:type="spellStart"/>
-            <w:proofErr w:type="gramStart"/>
-            <w:r>
-              <w:rPr>
-                <w:rFonts w:ascii="Times New Roman" w:hAnsi="Times New Roman" w:cs="Times New Roman"/>
-              </w:rPr>
-              <w:t>FA:Pb</w:t>
-            </w:r>
-            <w:proofErr w:type="spellEnd"/>
-            <w:proofErr w:type="gramEnd"/>
-            <w:r>
-              <w:rPr>
-                <w:rFonts w:ascii="Times New Roman" w:hAnsi="Times New Roman" w:cs="Times New Roman"/>
-              </w:rPr>
-              <w:t xml:space="preserve"> (Br) correlates with lower predicted </w:t>
+              <w:t xml:space="preserve">FA bromide pathway competes with high-gap chloride/bromide routes; higher FA:Pb (Br) correlates with lower predicted </w:t>
             </w:r>
             <w:r>
               <w:rPr>
@@ -10144,7 +9566,6 @@
                 <w:rFonts w:ascii="Times New Roman" w:hAnsi="Times New Roman" w:cs="Times New Roman"/>
               </w:rPr>
             </w:pPr>
-            <w:proofErr w:type="spellStart"/>
             <w:r>
               <w:rPr>
                 <w:rStyle w:val="VerbatimChar"/>
@@ -10153,7 +9574,6 @@
               </w:rPr>
               <w:t>CsI_TO_Pb</w:t>
             </w:r>
-            <w:proofErr w:type="spellEnd"/>
           </w:p>
         </w:tc>
         <w:tc>
@@ -10358,19 +9778,11 @@
                 <w:rFonts w:ascii="Times New Roman" w:hAnsi="Times New Roman" w:cs="Times New Roman"/>
               </w:rPr>
             </w:pPr>
-            <w:proofErr w:type="spellStart"/>
-            <w:r>
-              <w:rPr>
-                <w:rFonts w:ascii="Times New Roman" w:hAnsi="Times New Roman" w:cs="Times New Roman"/>
-              </w:rPr>
-              <w:t>hypsochromic</w:t>
-            </w:r>
-            <w:proofErr w:type="spellEnd"/>
-            <w:r>
-              <w:rPr>
-                <w:rFonts w:ascii="Times New Roman" w:hAnsi="Times New Roman" w:cs="Times New Roman"/>
-              </w:rPr>
-              <w:t xml:space="preserve"> shift </w:t>
+            <w:r>
+              <w:rPr>
+                <w:rFonts w:ascii="Times New Roman" w:hAnsi="Times New Roman" w:cs="Times New Roman"/>
+              </w:rPr>
+              <w:t xml:space="preserve">hypsochromic shift </w:t>
             </w:r>
             <w:r>
               <w:rPr>
@@ -10451,7 +9863,6 @@
               <w:rPr>
                 <w:rFonts w:ascii="Times New Roman" w:hAnsi="Times New Roman" w:cs="Times New Roman"/>
               </w:rPr>
-              <w:lastRenderedPageBreak/>
               <w:t>7</w:t>
             </w:r>
           </w:p>
@@ -10575,21 +9986,14 @@
               <w:rPr>
                 <w:rFonts w:ascii="Times New Roman" w:hAnsi="Times New Roman" w:cs="Times New Roman"/>
               </w:rPr>
-              <w:t xml:space="preserve">Primary-spacer VSA by </w:t>
-            </w:r>
-            <w:proofErr w:type="spellStart"/>
-            <w:r>
-              <w:rPr>
-                <w:rFonts w:ascii="Times New Roman" w:hAnsi="Times New Roman" w:cs="Times New Roman"/>
-              </w:rPr>
-              <w:t>electrotopological</w:t>
-            </w:r>
-            <w:proofErr w:type="spellEnd"/>
-            <w:r>
-              <w:rPr>
-                <w:rFonts w:ascii="Times New Roman" w:hAnsi="Times New Roman" w:cs="Times New Roman"/>
-              </w:rPr>
-              <w:t xml:space="preserve"> state—proxy for heteroatom-rich headgroups that alter hydrogen bonding and interlayer spacing at the interface.</w:t>
+              <w:t xml:space="preserve">Primary-spacer VSA by electrotopological state—proxy for heteroatom-rich headgroups that alter hydrogen bonding and </w:t>
+            </w:r>
+            <w:r>
+              <w:rPr>
+                <w:rFonts w:ascii="Times New Roman" w:hAnsi="Times New Roman" w:cs="Times New Roman"/>
+              </w:rPr>
+              <w:lastRenderedPageBreak/>
+              <w:t>interlayer spacing at the interface.</w:t>
             </w:r>
           </w:p>
         </w:tc>
@@ -10610,6 +10014,7 @@
               <w:rPr>
                 <w:rFonts w:ascii="Times New Roman" w:hAnsi="Times New Roman" w:cs="Times New Roman"/>
               </w:rPr>
+              <w:lastRenderedPageBreak/>
               <w:t>8</w:t>
             </w:r>
           </w:p>
@@ -10625,7 +10030,6 @@
                 <w:rFonts w:ascii="Times New Roman" w:hAnsi="Times New Roman" w:cs="Times New Roman"/>
               </w:rPr>
             </w:pPr>
-            <w:proofErr w:type="spellStart"/>
             <w:r>
               <w:rPr>
                 <w:rStyle w:val="VerbatimChar"/>
@@ -10634,7 +10038,6 @@
               </w:rPr>
               <w:t>CsBr_TO_Pb</w:t>
             </w:r>
-            <w:proofErr w:type="spellEnd"/>
           </w:p>
         </w:tc>
         <w:tc>
@@ -10705,19 +10108,11 @@
                 <w:rFonts w:ascii="Times New Roman" w:hAnsi="Times New Roman" w:cs="Times New Roman"/>
               </w:rPr>
             </w:pPr>
-            <w:proofErr w:type="spellStart"/>
-            <w:r>
-              <w:rPr>
-                <w:rFonts w:ascii="Times New Roman" w:hAnsi="Times New Roman" w:cs="Times New Roman"/>
-              </w:rPr>
-              <w:t>CsBr</w:t>
-            </w:r>
-            <w:proofErr w:type="spellEnd"/>
-            <w:r>
-              <w:rPr>
-                <w:rFonts w:ascii="Times New Roman" w:hAnsi="Times New Roman" w:cs="Times New Roman"/>
-              </w:rPr>
-              <w:t xml:space="preserve"> fraction modulates A-site/halide balance; weaker monotonic trend because Cs appears with mixed halides across papers.</w:t>
+            <w:r>
+              <w:rPr>
+                <w:rFonts w:ascii="Times New Roman" w:hAnsi="Times New Roman" w:cs="Times New Roman"/>
+              </w:rPr>
+              <w:t>CsBr fraction modulates A-site/halide balance; weaker monotonic trend because Cs appears with mixed halides across papers.</w:t>
             </w:r>
           </w:p>
         </w:tc>
@@ -10837,19 +10232,11 @@
               </w:rPr>
               <w:t xml:space="preserve">DMF vs DMSO shifts </w:t>
             </w:r>
-            <w:proofErr w:type="spellStart"/>
-            <w:r>
-              <w:rPr>
-                <w:rFonts w:ascii="Times New Roman" w:hAnsi="Times New Roman" w:cs="Times New Roman"/>
-              </w:rPr>
-              <w:t>crystallisation</w:t>
-            </w:r>
-            <w:proofErr w:type="spellEnd"/>
-            <w:r>
-              <w:rPr>
-                <w:rFonts w:ascii="Times New Roman" w:hAnsi="Times New Roman" w:cs="Times New Roman"/>
-              </w:rPr>
-              <w:t xml:space="preserve"> and phase distribution; it survives selection because the </w:t>
+            <w:r>
+              <w:rPr>
+                <w:rFonts w:ascii="Times New Roman" w:hAnsi="Times New Roman" w:cs="Times New Roman"/>
+              </w:rPr>
+              <w:t xml:space="preserve">crystallisation and phase distribution; it survives selection because the </w:t>
             </w:r>
             <w:r>
               <w:rPr>
@@ -10973,23 +10360,7 @@
               <w:rPr>
                 <w:rFonts w:ascii="Times New Roman" w:hAnsi="Times New Roman" w:cs="Times New Roman"/>
               </w:rPr>
-              <w:t xml:space="preserve">Nominal </w:t>
-            </w:r>
-            <w:proofErr w:type="spellStart"/>
-            <w:proofErr w:type="gramStart"/>
-            <w:r>
-              <w:rPr>
-                <w:rFonts w:ascii="Times New Roman" w:hAnsi="Times New Roman" w:cs="Times New Roman"/>
-              </w:rPr>
-              <w:t>spacer:lead</w:t>
-            </w:r>
-            <w:proofErr w:type="spellEnd"/>
-            <w:proofErr w:type="gramEnd"/>
-            <w:r>
-              <w:rPr>
-                <w:rFonts w:ascii="Times New Roman" w:hAnsi="Times New Roman" w:cs="Times New Roman"/>
-              </w:rPr>
-              <w:t xml:space="preserve"> stoichiometry targets average </w:t>
+              <w:t xml:space="preserve">Nominal spacer:lead stoichiometry targets average </w:t>
             </w:r>
             <w:r>
               <w:rPr>
@@ -11039,7 +10410,6 @@
                 <w:rFonts w:ascii="Times New Roman" w:hAnsi="Times New Roman" w:cs="Times New Roman"/>
               </w:rPr>
             </w:pPr>
-            <w:proofErr w:type="spellStart"/>
             <w:r>
               <w:rPr>
                 <w:rStyle w:val="VerbatimChar"/>
@@ -11048,7 +10418,6 @@
               </w:rPr>
               <w:t>Sec_HallKierAlpha</w:t>
             </w:r>
-            <w:proofErr w:type="spellEnd"/>
           </w:p>
         </w:tc>
         <w:tc>
@@ -11218,19 +10587,11 @@
                 <w:rFonts w:ascii="Times New Roman" w:hAnsi="Times New Roman" w:cs="Times New Roman"/>
               </w:rPr>
             </w:pPr>
-            <w:proofErr w:type="spellStart"/>
-            <w:r>
-              <w:rPr>
-                <w:rFonts w:ascii="Times New Roman" w:hAnsi="Times New Roman" w:cs="Times New Roman"/>
-              </w:rPr>
-              <w:t>hypsochromic</w:t>
-            </w:r>
-            <w:proofErr w:type="spellEnd"/>
-            <w:r>
-              <w:rPr>
-                <w:rFonts w:ascii="Times New Roman" w:hAnsi="Times New Roman" w:cs="Times New Roman"/>
-              </w:rPr>
-              <w:t xml:space="preserve"> shift</w:t>
+            <w:r>
+              <w:rPr>
+                <w:rFonts w:ascii="Times New Roman" w:hAnsi="Times New Roman" w:cs="Times New Roman"/>
+              </w:rPr>
+              <w:t>hypsochromic shift</w:t>
             </w:r>
             <w:r>
               <w:rPr>
@@ -11467,6 +10828,7 @@
           <w:sz w:val="24"/>
           <w:szCs w:val="24"/>
         </w:rPr>
+        <w:lastRenderedPageBreak/>
         <w:t>2.3. External quantum efficiency: a different problem</w:t>
       </w:r>
     </w:p>
@@ -11531,21 +10893,7 @@
         <w:rPr>
           <w:rFonts w:ascii="Times New Roman" w:hAnsi="Times New Roman" w:cs="Times New Roman"/>
         </w:rPr>
-        <w:t xml:space="preserve"> of the Quasi 2D </w:t>
-      </w:r>
-      <w:proofErr w:type="spellStart"/>
-      <w:r>
-        <w:rPr>
-          <w:rFonts w:ascii="Times New Roman" w:hAnsi="Times New Roman" w:cs="Times New Roman"/>
-        </w:rPr>
-        <w:t>PeLEDs</w:t>
-      </w:r>
-      <w:proofErr w:type="spellEnd"/>
-      <w:r>
-        <w:rPr>
-          <w:rFonts w:ascii="Times New Roman" w:hAnsi="Times New Roman" w:cs="Times New Roman"/>
-        </w:rPr>
-        <w:t xml:space="preserve">, we prepared a curated dataset of </w:t>
+        <w:t xml:space="preserve"> of the Quasi 2D PeLEDs, we prepared a curated dataset of </w:t>
       </w:r>
       <w:r>
         <w:rPr>
@@ -11690,21 +11038,80 @@
         <w:rPr>
           <w:rFonts w:ascii="Times New Roman" w:hAnsi="Times New Roman" w:cs="Times New Roman"/>
         </w:rPr>
+        <w:t xml:space="preserve"> CatBoost model that treats HTL, ETL, and additive as native categorical variables</w:t>
+      </w:r>
+      <w:r>
+        <w:rPr>
+          <w:rFonts w:ascii="Times New Roman" w:hAnsi="Times New Roman" w:cs="Times New Roman"/>
+        </w:rPr>
         <w:t xml:space="preserve"> </w:t>
       </w:r>
-      <w:proofErr w:type="spellStart"/>
-      <w:r>
-        <w:rPr>
-          <w:rFonts w:ascii="Times New Roman" w:hAnsi="Times New Roman" w:cs="Times New Roman"/>
-        </w:rPr>
-        <w:t>CatBoost</w:t>
-      </w:r>
-      <w:proofErr w:type="spellEnd"/>
-      <w:r>
-        <w:rPr>
-          <w:rFonts w:ascii="Times New Roman" w:hAnsi="Times New Roman" w:cs="Times New Roman"/>
-        </w:rPr>
-        <w:t xml:space="preserve"> model that treats HTL, ETL, and additive as native categorical variables</w:t>
+      <w:r>
+        <w:rPr>
+          <w:rFonts w:ascii="Times New Roman" w:hAnsi="Times New Roman" w:cs="Times New Roman"/>
+        </w:rPr>
+        <w:t xml:space="preserve">to encode </w:t>
+      </w:r>
+      <w:r>
+        <w:rPr>
+          <w:rFonts w:ascii="Times New Roman" w:hAnsi="Times New Roman" w:cs="Times New Roman"/>
+        </w:rPr>
+        <w:t>the proper device architecture</w:t>
+      </w:r>
+      <w:r>
+        <w:rPr>
+          <w:rFonts w:ascii="Times New Roman" w:hAnsi="Times New Roman" w:cs="Times New Roman"/>
+        </w:rPr>
+        <w:t xml:space="preserve">, which has </w:t>
+      </w:r>
+      <w:r>
+        <w:rPr>
+          <w:rFonts w:ascii="Times New Roman" w:hAnsi="Times New Roman" w:cs="Times New Roman"/>
+        </w:rPr>
+        <w:t>raised</w:t>
+      </w:r>
+      <w:r>
+        <w:rPr>
+          <w:rFonts w:ascii="Times New Roman" w:hAnsi="Times New Roman" w:cs="Times New Roman"/>
+        </w:rPr>
+        <w:t xml:space="preserve"> R</w:t>
+      </w:r>
+      <w:r>
+        <w:rPr>
+          <w:rFonts w:ascii="Times New Roman" w:hAnsi="Times New Roman" w:cs="Times New Roman"/>
+          <w:vertAlign w:val="superscript"/>
+        </w:rPr>
+        <w:t>2</w:t>
+      </w:r>
+      <w:r>
+        <w:rPr>
+          <w:rFonts w:ascii="Times New Roman" w:hAnsi="Times New Roman" w:cs="Times New Roman"/>
+        </w:rPr>
+        <w:t xml:space="preserve"> to 0.57 with RMSE ≈ 4.4% EQE. That improvement is real but modest</w:t>
+      </w:r>
+      <w:r>
+        <w:rPr>
+          <w:rFonts w:ascii="Times New Roman" w:hAnsi="Times New Roman" w:cs="Times New Roman"/>
+        </w:rPr>
+        <w:t xml:space="preserve">; it explains a little more than half the variance in EQE, whereas the emission model explains about 95% of the variance in photon energy, using the same </w:t>
+      </w:r>
+      <w:r>
+        <w:rPr>
+          <w:rFonts w:ascii="Times New Roman" w:hAnsi="Times New Roman" w:cs="Times New Roman"/>
+        </w:rPr>
+        <w:t>split</w:t>
+      </w:r>
+      <w:r>
+        <w:rPr>
+          <w:rFonts w:ascii="Times New Roman" w:hAnsi="Times New Roman" w:cs="Times New Roman"/>
+        </w:rPr>
+        <w:t xml:space="preserve"> and workflow with more details</w:t>
+      </w:r>
+      <w:r>
+        <w:rPr>
+          <w:rFonts w:ascii="Times New Roman" w:hAnsi="Times New Roman" w:cs="Times New Roman"/>
+        </w:rPr>
+        <w:t>.</w:t>
       </w:r>
       <w:r>
         <w:rPr>
@@ -11716,114 +11123,13 @@
         <w:rPr>
           <w:rFonts w:ascii="Times New Roman" w:hAnsi="Times New Roman" w:cs="Times New Roman"/>
         </w:rPr>
-        <w:t xml:space="preserve">to encode </w:t>
-      </w:r>
-      <w:r>
-        <w:rPr>
-          <w:rFonts w:ascii="Times New Roman" w:hAnsi="Times New Roman" w:cs="Times New Roman"/>
-        </w:rPr>
-        <w:t>the proper device architecture</w:t>
-      </w:r>
-      <w:r>
-        <w:rPr>
-          <w:rFonts w:ascii="Times New Roman" w:hAnsi="Times New Roman" w:cs="Times New Roman"/>
-        </w:rPr>
-        <w:t xml:space="preserve">, which has </w:t>
-      </w:r>
-      <w:r>
-        <w:rPr>
-          <w:rFonts w:ascii="Times New Roman" w:hAnsi="Times New Roman" w:cs="Times New Roman"/>
-        </w:rPr>
-        <w:t>raised</w:t>
-      </w:r>
-      <w:r>
-        <w:rPr>
-          <w:rFonts w:ascii="Times New Roman" w:hAnsi="Times New Roman" w:cs="Times New Roman"/>
-        </w:rPr>
-        <w:t xml:space="preserve"> R</w:t>
-      </w:r>
-      <w:r>
-        <w:rPr>
-          <w:rFonts w:ascii="Times New Roman" w:hAnsi="Times New Roman" w:cs="Times New Roman"/>
-          <w:vertAlign w:val="superscript"/>
-        </w:rPr>
-        <w:t>2</w:t>
-      </w:r>
-      <w:r>
-        <w:rPr>
-          <w:rFonts w:ascii="Times New Roman" w:hAnsi="Times New Roman" w:cs="Times New Roman"/>
-        </w:rPr>
-        <w:t xml:space="preserve"> to 0.57 with RMSE ≈ 4.4% EQE. That improvement is real but modest</w:t>
-      </w:r>
-      <w:r>
-        <w:rPr>
-          <w:rFonts w:ascii="Times New Roman" w:hAnsi="Times New Roman" w:cs="Times New Roman"/>
-        </w:rPr>
-        <w:t xml:space="preserve">; it explains a little more than half the variance in EQE, whereas the emission model explains about 95% of the variance in photon energy, using the same </w:t>
-      </w:r>
-      <w:r>
-        <w:rPr>
-          <w:rFonts w:ascii="Times New Roman" w:hAnsi="Times New Roman" w:cs="Times New Roman"/>
-        </w:rPr>
-        <w:t>split</w:t>
-      </w:r>
-      <w:r>
-        <w:rPr>
-          <w:rFonts w:ascii="Times New Roman" w:hAnsi="Times New Roman" w:cs="Times New Roman"/>
-        </w:rPr>
-        <w:t xml:space="preserve"> and workflow with more details</w:t>
-      </w:r>
-      <w:r>
-        <w:rPr>
-          <w:rFonts w:ascii="Times New Roman" w:hAnsi="Times New Roman" w:cs="Times New Roman"/>
-        </w:rPr>
-        <w:t>.</w:t>
-      </w:r>
-      <w:r>
-        <w:rPr>
-          <w:rFonts w:ascii="Times New Roman" w:hAnsi="Times New Roman" w:cs="Times New Roman"/>
-        </w:rPr>
-        <w:t xml:space="preserve"> </w:t>
-      </w:r>
-      <w:r>
-        <w:rPr>
-          <w:rFonts w:ascii="Times New Roman" w:hAnsi="Times New Roman" w:cs="Times New Roman"/>
-        </w:rPr>
-        <w:t xml:space="preserve">After </w:t>
-      </w:r>
-      <w:proofErr w:type="spellStart"/>
-      <w:r>
-        <w:rPr>
-          <w:rFonts w:ascii="Times New Roman" w:hAnsi="Times New Roman" w:cs="Times New Roman"/>
-        </w:rPr>
-        <w:t>achiving</w:t>
-      </w:r>
-      <w:proofErr w:type="spellEnd"/>
-      <w:r>
-        <w:rPr>
-          <w:rFonts w:ascii="Times New Roman" w:hAnsi="Times New Roman" w:cs="Times New Roman"/>
-        </w:rPr>
-        <w:t xml:space="preserve"> the best ML for predicting </w:t>
-      </w:r>
-      <w:r>
-        <w:rPr>
-          <w:rFonts w:ascii="Times New Roman" w:hAnsi="Times New Roman" w:cs="Times New Roman"/>
-        </w:rPr>
-        <w:t xml:space="preserve">emission </w:t>
-      </w:r>
-      <w:proofErr w:type="spellStart"/>
-      <w:r>
-        <w:rPr>
-          <w:rFonts w:ascii="Times New Roman" w:hAnsi="Times New Roman" w:cs="Times New Roman"/>
-        </w:rPr>
-        <w:t>colour</w:t>
-      </w:r>
-      <w:proofErr w:type="spellEnd"/>
-      <w:r>
-        <w:rPr>
-          <w:rFonts w:ascii="Times New Roman" w:hAnsi="Times New Roman" w:cs="Times New Roman"/>
-        </w:rPr>
-        <w:t xml:space="preserve"> at the materials level, one might hope EQE would follow from the same tables. </w:t>
+        <w:t xml:space="preserve">After achiving the best ML for predicting </w:t>
+      </w:r>
+      <w:r>
+        <w:rPr>
+          <w:rFonts w:ascii="Times New Roman" w:hAnsi="Times New Roman" w:cs="Times New Roman"/>
+        </w:rPr>
+        <w:t xml:space="preserve">emission colour at the materials level, one might hope EQE would follow from the same tables. </w:t>
       </w:r>
       <w:r>
         <w:rPr>
@@ -11847,21 +11153,7 @@
         <w:rPr>
           <w:rFonts w:ascii="Times New Roman" w:hAnsi="Times New Roman" w:cs="Times New Roman"/>
         </w:rPr>
-        <w:t xml:space="preserve">, at least not with the fields available in published </w:t>
-      </w:r>
-      <w:proofErr w:type="spellStart"/>
-      <w:r>
-        <w:rPr>
-          <w:rFonts w:ascii="Times New Roman" w:hAnsi="Times New Roman" w:cs="Times New Roman"/>
-        </w:rPr>
-        <w:t>PeLED</w:t>
-      </w:r>
-      <w:proofErr w:type="spellEnd"/>
-      <w:r>
-        <w:rPr>
-          <w:rFonts w:ascii="Times New Roman" w:hAnsi="Times New Roman" w:cs="Times New Roman"/>
-        </w:rPr>
-        <w:t xml:space="preserve"> </w:t>
+        <w:t xml:space="preserve">, at least not with the fields available in published PeLED </w:t>
       </w:r>
       <w:r>
         <w:rPr>
@@ -11985,7 +11277,6 @@
               <w:rPr>
                 <w:rFonts w:ascii="Times New Roman" w:hAnsi="Times New Roman" w:cs="Times New Roman"/>
               </w:rPr>
-              <w:lastRenderedPageBreak/>
               <w:t>Model</w:t>
             </w:r>
           </w:p>
@@ -12089,21 +11380,7 @@
               <w:rPr>
                 <w:rFonts w:ascii="Times New Roman" w:hAnsi="Times New Roman" w:cs="Times New Roman"/>
               </w:rPr>
-              <w:t xml:space="preserve">Tuned </w:t>
-            </w:r>
-            <w:proofErr w:type="spellStart"/>
-            <w:r>
-              <w:rPr>
-                <w:rFonts w:ascii="Times New Roman" w:hAnsi="Times New Roman" w:cs="Times New Roman"/>
-              </w:rPr>
-              <w:t>XGBoost</w:t>
-            </w:r>
-            <w:proofErr w:type="spellEnd"/>
-            <w:r>
-              <w:rPr>
-                <w:rFonts w:ascii="Times New Roman" w:hAnsi="Times New Roman" w:cs="Times New Roman"/>
-              </w:rPr>
-              <w:t xml:space="preserve"> (RFE, 20 features)</w:t>
+              <w:t>Tuned XGBoost (RFE, 20 features)</w:t>
             </w:r>
           </w:p>
         </w:tc>
@@ -12275,6 +11552,7 @@
               <w:rPr>
                 <w:rFonts w:ascii="Times New Roman" w:hAnsi="Times New Roman" w:cs="Times New Roman"/>
               </w:rPr>
+              <w:lastRenderedPageBreak/>
               <w:t>Tuned CatBoost</w:t>
             </w:r>
           </w:p>
@@ -12530,21 +11808,7 @@
         <w:rPr>
           <w:rFonts w:ascii="Times New Roman" w:hAnsi="Times New Roman" w:cs="Times New Roman"/>
         </w:rPr>
-        <w:t xml:space="preserve">EQE </w:t>
-      </w:r>
-      <w:proofErr w:type="gramStart"/>
-      <w:r>
-        <w:rPr>
-          <w:rFonts w:ascii="Times New Roman" w:hAnsi="Times New Roman" w:cs="Times New Roman"/>
-        </w:rPr>
-        <w:t>couples</w:t>
-      </w:r>
-      <w:proofErr w:type="gramEnd"/>
-      <w:r>
-        <w:rPr>
-          <w:rFonts w:ascii="Times New Roman" w:hAnsi="Times New Roman" w:cs="Times New Roman"/>
-        </w:rPr>
-        <w:t xml:space="preserve"> radiative efficiency </w:t>
+        <w:t xml:space="preserve">EQE couples radiative efficiency </w:t>
       </w:r>
       <w:r>
         <w:rPr>
@@ -12598,21 +11862,7 @@
         <w:rPr>
           <w:rFonts w:ascii="Times New Roman" w:hAnsi="Times New Roman" w:cs="Times New Roman"/>
         </w:rPr>
-        <w:t xml:space="preserve"> </w:t>
-      </w:r>
-      <w:proofErr w:type="spellStart"/>
-      <w:r>
-        <w:rPr>
-          <w:rFonts w:ascii="Times New Roman" w:hAnsi="Times New Roman" w:cs="Times New Roman"/>
-        </w:rPr>
-        <w:t>PeLED</w:t>
-      </w:r>
-      <w:proofErr w:type="spellEnd"/>
-      <w:r>
-        <w:rPr>
-          <w:rFonts w:ascii="Times New Roman" w:hAnsi="Times New Roman" w:cs="Times New Roman"/>
-        </w:rPr>
-        <w:t xml:space="preserve"> performance labels </w:t>
+        <w:t xml:space="preserve"> PeLED performance labels </w:t>
       </w:r>
       <w:r>
         <w:rPr>
@@ -12740,7 +11990,7 @@
                     </pic:cNvPicPr>
                   </pic:nvPicPr>
                   <pic:blipFill>
-                    <a:blip r:embed="rId11" cstate="print">
+                    <a:blip r:embed="rId12" cstate="print">
                       <a:extLst>
                         <a:ext uri="{28A0092B-C50C-407E-A947-70E740481C1C}">
                           <a14:useLocalDpi xmlns:a14="http://schemas.microsoft.com/office/drawing/2010/main" val="0"/>
@@ -13754,7 +13004,7 @@
       <w:bookmarkEnd w:id="10"/>
     </w:p>
     <w:sectPr>
-      <w:footerReference w:type="default" r:id="rId12"/>
+      <w:footerReference w:type="default" r:id="rId13"/>
       <w:footnotePr>
         <w:numRestart w:val="eachSect"/>
       </w:footnotePr>
@@ -14420,7 +13670,6 @@
   <w:style w:type="character" w:default="1" w:styleId="DefaultParagraphFont">
     <w:name w:val="Default Paragraph Font"/>
     <w:uiPriority w:val="1"/>
-    <w:semiHidden/>
     <w:unhideWhenUsed/>
   </w:style>
   <w:style w:type="table" w:default="1" w:styleId="TableNormal">

--- a/manuscript/MAIN_Manuscript_1 (AutoRecovered).docx
+++ b/manuscript/MAIN_Manuscript_1 (AutoRecovered).docx
@@ -63,7 +63,21 @@
         <w:rPr>
           <w:rFonts w:ascii="Times New Roman" w:hAnsi="Times New Roman" w:cs="Times New Roman"/>
         </w:rPr>
-        <w:t>attracted attention in the field of optoelectronics for their exceptional absorption coefficients, tunable band gaps, high colour purity, and solution-processability</w:t>
+        <w:t xml:space="preserve">attracted attention in the field of optoelectronics for their exceptional absorption coefficients, tunable band gaps, high </w:t>
+      </w:r>
+      <w:proofErr w:type="spellStart"/>
+      <w:r>
+        <w:rPr>
+          <w:rFonts w:ascii="Times New Roman" w:hAnsi="Times New Roman" w:cs="Times New Roman"/>
+        </w:rPr>
+        <w:t>colour</w:t>
+      </w:r>
+      <w:proofErr w:type="spellEnd"/>
+      <w:r>
+        <w:rPr>
+          <w:rFonts w:ascii="Times New Roman" w:hAnsi="Times New Roman" w:cs="Times New Roman"/>
+        </w:rPr>
+        <w:t xml:space="preserve"> purity, and solution-processability</w:t>
       </w:r>
       <w:r>
         <w:rPr>
@@ -430,6 +444,7 @@
         </w:rPr>
         <w:t xml:space="preserve"> (</w:t>
       </w:r>
+      <w:proofErr w:type="spellStart"/>
       <w:r>
         <w:rPr>
           <w:rFonts w:ascii="Times New Roman" w:hAnsi="Times New Roman" w:cs="Times New Roman"/>
@@ -440,7 +455,14 @@
         <w:rPr>
           <w:rFonts w:ascii="Times New Roman" w:hAnsi="Times New Roman" w:cs="Times New Roman"/>
         </w:rPr>
-        <w:t>LEDs)</w:t>
+        <w:t>LEDs</w:t>
+      </w:r>
+      <w:proofErr w:type="spellEnd"/>
+      <w:r>
+        <w:rPr>
+          <w:rFonts w:ascii="Times New Roman" w:hAnsi="Times New Roman" w:cs="Times New Roman"/>
+        </w:rPr>
+        <w:t>)</w:t>
       </w:r>
       <w:r>
         <w:rPr>
@@ -1952,7 +1974,21 @@
         <w:rPr>
           <w:rFonts w:ascii="Times New Roman" w:hAnsi="Times New Roman" w:cs="Times New Roman"/>
         </w:rPr>
-        <w:t xml:space="preserve"> Additive exPlanations) to connect predictions with physicochemical drivers</w:t>
+        <w:t xml:space="preserve"> Additive </w:t>
+      </w:r>
+      <w:proofErr w:type="spellStart"/>
+      <w:r>
+        <w:rPr>
+          <w:rFonts w:ascii="Times New Roman" w:hAnsi="Times New Roman" w:cs="Times New Roman"/>
+        </w:rPr>
+        <w:t>exPlanations</w:t>
+      </w:r>
+      <w:proofErr w:type="spellEnd"/>
+      <w:r>
+        <w:rPr>
+          <w:rFonts w:ascii="Times New Roman" w:hAnsi="Times New Roman" w:cs="Times New Roman"/>
+        </w:rPr>
+        <w:t>) to connect predictions with physicochemical drivers</w:t>
       </w:r>
       <w:r>
         <w:rPr>
@@ -2211,12 +2247,14 @@
         </w:rPr>
         <w:t xml:space="preserve">, data-driven ML studies on perovskite optoelectronics focus on active-layer </w:t>
       </w:r>
+      <w:proofErr w:type="spellStart"/>
       <w:r>
         <w:rPr>
           <w:rFonts w:ascii="Times New Roman" w:hAnsi="Times New Roman" w:cs="Times New Roman"/>
         </w:rPr>
         <w:t>optimisation</w:t>
       </w:r>
+      <w:proofErr w:type="spellEnd"/>
       <w:r>
         <w:rPr>
           <w:rFonts w:ascii="Times New Roman" w:hAnsi="Times New Roman" w:cs="Times New Roman"/>
@@ -2390,7 +2428,21 @@
         <w:rPr>
           <w:rFonts w:ascii="Times New Roman" w:hAnsi="Times New Roman" w:cs="Times New Roman"/>
         </w:rPr>
-        <w:t xml:space="preserve">Work on PeLED additives reached </w:t>
+        <w:t xml:space="preserve">Work on </w:t>
+      </w:r>
+      <w:proofErr w:type="spellStart"/>
+      <w:r>
+        <w:rPr>
+          <w:rFonts w:ascii="Times New Roman" w:hAnsi="Times New Roman" w:cs="Times New Roman"/>
+        </w:rPr>
+        <w:t>PeLED</w:t>
+      </w:r>
+      <w:proofErr w:type="spellEnd"/>
+      <w:r>
+        <w:rPr>
+          <w:rFonts w:ascii="Times New Roman" w:hAnsi="Times New Roman" w:cs="Times New Roman"/>
+        </w:rPr>
+        <w:t xml:space="preserve"> additives reached </w:t>
       </w:r>
       <w:r>
         <w:rPr>
@@ -2568,10 +2620,10 @@
           <w:noProof/>
         </w:rPr>
         <w:drawing>
-          <wp:inline distT="0" distB="0" distL="0" distR="0" wp14:anchorId="1AD0E9E3" wp14:editId="546F041A">
-            <wp:extent cx="5943600" cy="2740025"/>
-            <wp:effectExtent l="0" t="0" r="0" b="3175"/>
-            <wp:docPr id="177300079" name="Picture 1"/>
+          <wp:inline distT="0" distB="0" distL="0" distR="0" wp14:anchorId="602F07C1" wp14:editId="7C11B35F">
+            <wp:extent cx="6110416" cy="3219719"/>
+            <wp:effectExtent l="0" t="0" r="5080" b="0"/>
+            <wp:docPr id="1313336813" name="Picture 2"/>
             <wp:cNvGraphicFramePr>
               <a:graphicFrameLocks xmlns:a="http://schemas.openxmlformats.org/drawingml/2006/main" noChangeAspect="1"/>
             </wp:cNvGraphicFramePr>
@@ -2579,7 +2631,7 @@
               <a:graphicData uri="http://schemas.openxmlformats.org/drawingml/2006/picture">
                 <pic:pic xmlns:pic="http://schemas.openxmlformats.org/drawingml/2006/picture">
                   <pic:nvPicPr>
-                    <pic:cNvPr id="177300079" name="Picture 177300079"/>
+                    <pic:cNvPr id="1313336813" name="Picture 1313336813"/>
                     <pic:cNvPicPr/>
                   </pic:nvPicPr>
                   <pic:blipFill>
@@ -2597,7 +2649,7 @@
                   <pic:spPr>
                     <a:xfrm>
                       <a:off x="0" y="0"/>
-                      <a:ext cx="5943600" cy="2740025"/>
+                      <a:ext cx="6137363" cy="3233918"/>
                     </a:xfrm>
                     <a:prstGeom prst="rect">
                       <a:avLst/>
@@ -2621,27 +2673,98 @@
         <w:rPr>
           <w:rFonts w:ascii="Times New Roman" w:hAnsi="Times New Roman" w:cs="Times New Roman"/>
         </w:rPr>
-        <w:t xml:space="preserve">: Workflow from literature extraction to predicted </w:t>
+        <w:t xml:space="preserve">: </w:t>
+      </w:r>
+      <w:r>
+        <w:rPr>
+          <w:rFonts w:ascii="Times New Roman" w:hAnsi="Times New Roman" w:cs="Times New Roman"/>
+        </w:rPr>
+        <w:t>End to end w</w:t>
+      </w:r>
+      <w:r>
+        <w:rPr>
+          <w:rFonts w:ascii="Times New Roman" w:hAnsi="Times New Roman" w:cs="Times New Roman"/>
+        </w:rPr>
+        <w:t xml:space="preserve">orkflow from literature extraction to predicted </w:t>
+      </w:r>
+      <w:r>
+        <w:rPr>
+          <w:rFonts w:ascii="Times New Roman" w:hAnsi="Times New Roman" w:cs="Times New Roman"/>
+        </w:rPr>
+        <w:t>E</w:t>
       </w:r>
       <w:r>
         <w:rPr>
           <w:rFonts w:ascii="Times New Roman" w:hAnsi="Times New Roman" w:cs="Times New Roman"/>
           <w:i/>
           <w:iCs/>
-        </w:rPr>
-        <w:t>E</w:t>
-      </w:r>
-      <w:r>
-        <w:rPr>
-          <w:rFonts w:ascii="Times New Roman" w:hAnsi="Times New Roman" w:cs="Times New Roman"/>
-        </w:rPr>
-        <w:t>ph—SMILES conversion, AddHs descriptor calculation, correlation pruning, parallel RFECV (31 features) and SelectFromModel (13 features), tuned regressors, and SHA</w:t>
+          <w:vertAlign w:val="subscript"/>
+        </w:rPr>
+        <w:t>ph</w:t>
+      </w:r>
+      <w:r>
+        <w:rPr>
+          <w:rFonts w:ascii="Times New Roman" w:hAnsi="Times New Roman" w:cs="Times New Roman"/>
+        </w:rPr>
+        <w:t xml:space="preserve">. </w:t>
+      </w:r>
+      <w:r>
+        <w:rPr>
+          <w:rFonts w:ascii="Times New Roman" w:hAnsi="Times New Roman" w:cs="Times New Roman"/>
+        </w:rPr>
+        <w:t xml:space="preserve">SMILES conversion, </w:t>
+      </w:r>
+      <w:proofErr w:type="spellStart"/>
+      <w:r>
+        <w:rPr>
+          <w:rFonts w:ascii="Times New Roman" w:hAnsi="Times New Roman" w:cs="Times New Roman"/>
+        </w:rPr>
+        <w:t>AddHs</w:t>
+      </w:r>
+      <w:proofErr w:type="spellEnd"/>
+      <w:r>
+        <w:rPr>
+          <w:rFonts w:ascii="Times New Roman" w:hAnsi="Times New Roman" w:cs="Times New Roman"/>
+        </w:rPr>
+        <w:t xml:space="preserve"> descriptor calculation, correlation pruning, parallel RFECV (31 features) and </w:t>
+      </w:r>
+      <w:proofErr w:type="spellStart"/>
+      <w:r>
+        <w:rPr>
+          <w:rFonts w:ascii="Times New Roman" w:hAnsi="Times New Roman" w:cs="Times New Roman"/>
+        </w:rPr>
+        <w:t>SelectFromModel</w:t>
+      </w:r>
+      <w:proofErr w:type="spellEnd"/>
+      <w:r>
+        <w:rPr>
+          <w:rFonts w:ascii="Times New Roman" w:hAnsi="Times New Roman" w:cs="Times New Roman"/>
+        </w:rPr>
+        <w:t xml:space="preserve"> (13 features), </w:t>
+      </w:r>
+      <w:r>
+        <w:rPr>
+          <w:rFonts w:ascii="Times New Roman" w:hAnsi="Times New Roman" w:cs="Times New Roman"/>
+        </w:rPr>
+        <w:t>hyperparameter-tuned</w:t>
+      </w:r>
+      <w:r>
+        <w:rPr>
+          <w:rFonts w:ascii="Times New Roman" w:hAnsi="Times New Roman" w:cs="Times New Roman"/>
+        </w:rPr>
+        <w:t xml:space="preserve"> regressors, and SHA</w:t>
       </w:r>
       <w:r>
         <w:rPr>
           <w:rFonts w:ascii="Times New Roman" w:hAnsi="Times New Roman" w:cs="Times New Roman"/>
         </w:rPr>
         <w:t>P</w:t>
+      </w:r>
+      <w:r>
+        <w:rPr>
+          <w:rFonts w:ascii="Times New Roman" w:hAnsi="Times New Roman" w:cs="Times New Roman"/>
+        </w:rPr>
+        <w:t xml:space="preserve"> analysis</w:t>
       </w:r>
       <w:r>
         <w:rPr>
@@ -2670,7 +2793,49 @@
         <w:rPr>
           <w:rFonts w:ascii="Times New Roman" w:hAnsi="Times New Roman" w:cs="Times New Roman"/>
         </w:rPr>
-        <w:t>, we built ML models that address the above-mentioned gaps, leveraging a literature-extracted</w:t>
+        <w:t xml:space="preserve">, we built ML models that address the </w:t>
+      </w:r>
+      <w:r>
+        <w:rPr>
+          <w:rFonts w:ascii="Times New Roman" w:hAnsi="Times New Roman" w:cs="Times New Roman"/>
+        </w:rPr>
+        <w:t xml:space="preserve">aforementioned gaps, leveraging a dataset of quasi-2D perovskites extracted from the literature </w:t>
+      </w:r>
+      <w:r>
+        <w:rPr>
+          <w:rFonts w:ascii="Times New Roman" w:hAnsi="Times New Roman" w:cs="Times New Roman"/>
+        </w:rPr>
+        <w:t>for training and testing.</w:t>
+      </w:r>
+      <w:r>
+        <w:rPr>
+          <w:rFonts w:ascii="Times New Roman" w:hAnsi="Times New Roman" w:cs="Times New Roman"/>
+        </w:rPr>
+        <w:t xml:space="preserve"> Herein, we built </w:t>
+      </w:r>
+      <w:r>
+        <w:rPr>
+          <w:rFonts w:ascii="Times New Roman" w:hAnsi="Times New Roman" w:cs="Times New Roman"/>
+        </w:rPr>
+        <w:t>two primary</w:t>
+      </w:r>
+      <w:r>
+        <w:rPr>
+          <w:rFonts w:ascii="Times New Roman" w:hAnsi="Times New Roman" w:cs="Times New Roman"/>
+        </w:rPr>
+        <w:t xml:space="preserve"> sets of ML models</w:t>
+      </w:r>
+      <w:r>
+        <w:rPr>
+          <w:rFonts w:ascii="Times New Roman" w:hAnsi="Times New Roman" w:cs="Times New Roman"/>
+        </w:rPr>
+        <w:t>: one targeting emission energy (eV) or wavelength (nm) forecasts, which are material’s intrinsic properties, and the other targeting EQE, which is a device-based metric</w:t>
+      </w:r>
+      <w:r>
+        <w:rPr>
+          <w:rFonts w:ascii="Times New Roman" w:hAnsi="Times New Roman" w:cs="Times New Roman"/>
+        </w:rPr>
+        <w:t>.</w:t>
       </w:r>
       <w:r>
         <w:rPr>
@@ -2682,19 +2847,37 @@
         <w:rPr>
           <w:rFonts w:ascii="Times New Roman" w:hAnsi="Times New Roman" w:cs="Times New Roman"/>
         </w:rPr>
-        <w:t>dataset of</w:t>
-      </w:r>
-      <w:r>
-        <w:rPr>
-          <w:rFonts w:ascii="Times New Roman" w:hAnsi="Times New Roman" w:cs="Times New Roman"/>
-        </w:rPr>
-        <w:t xml:space="preserve"> quasi-2D perovskite</w:t>
-      </w:r>
-      <w:r>
-        <w:rPr>
-          <w:rFonts w:ascii="Times New Roman" w:hAnsi="Times New Roman" w:cs="Times New Roman"/>
-        </w:rPr>
-        <w:t>s</w:t>
+        <w:t xml:space="preserve">After </w:t>
+      </w:r>
+      <w:r>
+        <w:rPr>
+          <w:rFonts w:ascii="Times New Roman" w:hAnsi="Times New Roman" w:cs="Times New Roman"/>
+        </w:rPr>
+        <w:t xml:space="preserve">preparing the </w:t>
+      </w:r>
+      <w:r>
+        <w:rPr>
+          <w:rFonts w:ascii="Times New Roman" w:hAnsi="Times New Roman" w:cs="Times New Roman"/>
+        </w:rPr>
+        <w:t xml:space="preserve">first version of the </w:t>
+      </w:r>
+      <w:r>
+        <w:rPr>
+          <w:rFonts w:ascii="Times New Roman" w:hAnsi="Times New Roman" w:cs="Times New Roman"/>
+        </w:rPr>
+        <w:t>dataset, we performed</w:t>
+      </w:r>
+      <w:r>
+        <w:rPr>
+          <w:rFonts w:ascii="Times New Roman" w:hAnsi="Times New Roman" w:cs="Times New Roman"/>
+        </w:rPr>
+        <w:t xml:space="preserve"> initial cleanup</w:t>
+      </w:r>
+      <w:r>
+        <w:rPr>
+          <w:rFonts w:ascii="Times New Roman" w:hAnsi="Times New Roman" w:cs="Times New Roman"/>
+        </w:rPr>
+        <w:t xml:space="preserve"> and</w:t>
       </w:r>
       <w:r>
         <w:rPr>
@@ -2702,35 +2885,57 @@
         </w:rPr>
         <w:t xml:space="preserve"> </w:t>
       </w:r>
-      <w:r>
-        <w:rPr>
-          <w:rFonts w:ascii="Times New Roman" w:hAnsi="Times New Roman" w:cs="Times New Roman"/>
-        </w:rPr>
-        <w:t>for training and testing.</w:t>
-      </w:r>
-      <w:r>
-        <w:rPr>
-          <w:rFonts w:ascii="Times New Roman" w:hAnsi="Times New Roman" w:cs="Times New Roman"/>
-        </w:rPr>
-        <w:t xml:space="preserve"> Herein, we built </w:t>
-      </w:r>
-      <w:r>
-        <w:rPr>
-          <w:rFonts w:ascii="Times New Roman" w:hAnsi="Times New Roman" w:cs="Times New Roman"/>
-        </w:rPr>
-        <w:t>two primary</w:t>
-      </w:r>
-      <w:r>
-        <w:rPr>
-          <w:rFonts w:ascii="Times New Roman" w:hAnsi="Times New Roman" w:cs="Times New Roman"/>
-        </w:rPr>
-        <w:t xml:space="preserve"> sets of ML models</w:t>
-      </w:r>
-      <w:r>
-        <w:rPr>
-          <w:rFonts w:ascii="Times New Roman" w:hAnsi="Times New Roman" w:cs="Times New Roman"/>
-        </w:rPr>
-        <w:t>: one targeting emission energy (eV) or wavelength (nm) forecasts, which are material’s intrinsic properties, and the other targeting EQE, which is a device-based metric</w:t>
+      <w:proofErr w:type="spellStart"/>
+      <w:r>
+        <w:rPr>
+          <w:rFonts w:ascii="Times New Roman" w:hAnsi="Times New Roman" w:cs="Times New Roman"/>
+        </w:rPr>
+        <w:t>harmonisation</w:t>
+      </w:r>
+      <w:proofErr w:type="spellEnd"/>
+      <w:r>
+        <w:rPr>
+          <w:rFonts w:ascii="Times New Roman" w:hAnsi="Times New Roman" w:cs="Times New Roman"/>
+        </w:rPr>
+        <w:t xml:space="preserve">, which included halide flags, precursor-ratio </w:t>
+      </w:r>
+      <w:proofErr w:type="spellStart"/>
+      <w:r>
+        <w:rPr>
+          <w:rFonts w:ascii="Times New Roman" w:hAnsi="Times New Roman" w:cs="Times New Roman"/>
+        </w:rPr>
+        <w:t>normalisation</w:t>
+      </w:r>
+      <w:proofErr w:type="spellEnd"/>
+      <w:r>
+        <w:rPr>
+          <w:rFonts w:ascii="Times New Roman" w:hAnsi="Times New Roman" w:cs="Times New Roman"/>
+        </w:rPr>
+        <w:t xml:space="preserve">, and </w:t>
+      </w:r>
+      <w:r>
+        <w:rPr>
+          <w:rFonts w:ascii="Times New Roman" w:hAnsi="Times New Roman" w:cs="Times New Roman"/>
+        </w:rPr>
+        <w:t>mixed-spacer indicators</w:t>
+      </w:r>
+      <w:r>
+        <w:rPr>
+          <w:rFonts w:ascii="Times New Roman" w:hAnsi="Times New Roman" w:cs="Times New Roman"/>
+        </w:rPr>
+        <w:t xml:space="preserve">, </w:t>
+      </w:r>
+      <w:r>
+        <w:rPr>
+          <w:rFonts w:ascii="Times New Roman" w:hAnsi="Times New Roman" w:cs="Times New Roman"/>
+        </w:rPr>
+        <w:t xml:space="preserve">in the </w:t>
+      </w:r>
+      <w:r>
+        <w:rPr>
+          <w:rFonts w:ascii="Times New Roman" w:hAnsi="Times New Roman" w:cs="Times New Roman"/>
+        </w:rPr>
+        <w:t>Snowflake data warehouse (Enterprise data warehouse) using Structured Query Language (SQL). Datasets are available on the GitHub account for reference</w:t>
       </w:r>
       <w:r>
         <w:rPr>
@@ -2748,37 +2953,314 @@
         <w:rPr>
           <w:rFonts w:ascii="Times New Roman" w:hAnsi="Times New Roman" w:cs="Times New Roman"/>
         </w:rPr>
+        <w:t xml:space="preserve"> </w:t>
+      </w:r>
+      <w:r>
+        <w:rPr>
+          <w:rFonts w:ascii="Times New Roman" w:hAnsi="Times New Roman" w:cs="Times New Roman"/>
+        </w:rPr>
+        <w:t>Thereafter</w:t>
+      </w:r>
+      <w:r>
+        <w:rPr>
+          <w:rFonts w:ascii="Times New Roman" w:hAnsi="Times New Roman" w:cs="Times New Roman"/>
+        </w:rPr>
+        <w:t xml:space="preserve">, on top </w:t>
+      </w:r>
+      <w:r>
+        <w:rPr>
+          <w:rFonts w:ascii="Times New Roman" w:hAnsi="Times New Roman" w:cs="Times New Roman"/>
+        </w:rPr>
+        <w:lastRenderedPageBreak/>
+        <w:t>of the resulting dataset in Snowflake, the remaining data engineering operations were performed in Python (</w:t>
+      </w:r>
+      <w:proofErr w:type="spellStart"/>
+      <w:r>
+        <w:rPr>
+          <w:rFonts w:ascii="Times New Roman" w:hAnsi="Times New Roman" w:cs="Times New Roman"/>
+        </w:rPr>
+        <w:t>Jupyter</w:t>
+      </w:r>
+      <w:proofErr w:type="spellEnd"/>
+      <w:r>
+        <w:rPr>
+          <w:rFonts w:ascii="Times New Roman" w:hAnsi="Times New Roman" w:cs="Times New Roman"/>
+        </w:rPr>
+        <w:t xml:space="preserve"> Notebook) using the </w:t>
+      </w:r>
+      <w:proofErr w:type="gramStart"/>
+      <w:r>
+        <w:rPr>
+          <w:rFonts w:ascii="Times New Roman" w:hAnsi="Times New Roman" w:cs="Times New Roman"/>
+        </w:rPr>
+        <w:t>pandas</w:t>
+      </w:r>
+      <w:proofErr w:type="gramEnd"/>
+      <w:r>
+        <w:rPr>
+          <w:rFonts w:ascii="Times New Roman" w:hAnsi="Times New Roman" w:cs="Times New Roman"/>
+        </w:rPr>
+        <w:t xml:space="preserve"> library and</w:t>
+      </w:r>
+      <w:r>
+        <w:rPr>
+          <w:rFonts w:ascii="Times New Roman" w:hAnsi="Times New Roman" w:cs="Times New Roman"/>
+        </w:rPr>
+        <w:t xml:space="preserve"> </w:t>
+      </w:r>
+      <w:proofErr w:type="spellStart"/>
+      <w:r>
+        <w:rPr>
+          <w:rFonts w:ascii="Times New Roman" w:hAnsi="Times New Roman" w:cs="Times New Roman"/>
+        </w:rPr>
+        <w:t>dataframes</w:t>
+      </w:r>
+      <w:proofErr w:type="spellEnd"/>
+      <w:r>
+        <w:rPr>
+          <w:rFonts w:ascii="Times New Roman" w:hAnsi="Times New Roman" w:cs="Times New Roman"/>
+        </w:rPr>
+        <w:t>.</w:t>
+      </w:r>
+      <w:r>
+        <w:rPr>
+          <w:rFonts w:ascii="Times New Roman" w:hAnsi="Times New Roman" w:cs="Times New Roman"/>
+        </w:rPr>
+        <w:t xml:space="preserve"> </w:t>
+      </w:r>
+      <w:r>
+        <w:rPr>
+          <w:rFonts w:ascii="Times New Roman" w:hAnsi="Times New Roman" w:cs="Times New Roman"/>
+        </w:rPr>
+        <w:t xml:space="preserve">Thereafter, </w:t>
+      </w:r>
+      <w:r>
+        <w:rPr>
+          <w:rFonts w:ascii="Times New Roman" w:hAnsi="Times New Roman" w:cs="Times New Roman"/>
+        </w:rPr>
+        <w:t xml:space="preserve">Simplified Molecular Input Line Entry System </w:t>
+      </w:r>
+      <w:r>
+        <w:rPr>
+          <w:rFonts w:ascii="Times New Roman" w:hAnsi="Times New Roman" w:cs="Times New Roman"/>
+        </w:rPr>
+        <w:t>(</w:t>
+      </w:r>
+      <w:r>
+        <w:rPr>
+          <w:rFonts w:ascii="Times New Roman" w:hAnsi="Times New Roman" w:cs="Times New Roman"/>
+        </w:rPr>
+        <w:t>SMILES</w:t>
+      </w:r>
+      <w:r>
+        <w:rPr>
+          <w:rFonts w:ascii="Times New Roman" w:hAnsi="Times New Roman" w:cs="Times New Roman"/>
+        </w:rPr>
+        <w:t>)</w:t>
+      </w:r>
+      <w:r>
+        <w:rPr>
+          <w:rFonts w:ascii="Times New Roman" w:hAnsi="Times New Roman" w:cs="Times New Roman"/>
+        </w:rPr>
+        <w:t xml:space="preserve"> </w:t>
+      </w:r>
+      <w:r>
+        <w:rPr>
+          <w:rFonts w:ascii="Times New Roman" w:hAnsi="Times New Roman" w:cs="Times New Roman"/>
+        </w:rPr>
+        <w:t>strings</w:t>
+      </w:r>
+      <w:r>
+        <w:rPr>
+          <w:rFonts w:ascii="Times New Roman" w:hAnsi="Times New Roman" w:cs="Times New Roman"/>
+        </w:rPr>
+        <w:t xml:space="preserve"> were generated </w:t>
+      </w:r>
+      <w:r>
+        <w:rPr>
+          <w:rFonts w:ascii="Times New Roman" w:hAnsi="Times New Roman" w:cs="Times New Roman"/>
+        </w:rPr>
+        <w:t>programmatically</w:t>
+      </w:r>
+      <w:r>
+        <w:rPr>
+          <w:rFonts w:ascii="Times New Roman" w:hAnsi="Times New Roman" w:cs="Times New Roman"/>
+        </w:rPr>
+        <w:t xml:space="preserve"> for each organic ligand </w:t>
+      </w:r>
+      <w:r>
+        <w:rPr>
+          <w:rFonts w:ascii="Times New Roman" w:hAnsi="Times New Roman" w:cs="Times New Roman"/>
+        </w:rPr>
+        <w:t>from its IUPAC name using the</w:t>
+      </w:r>
+      <w:r>
+        <w:rPr>
+          <w:rFonts w:ascii="Times New Roman" w:hAnsi="Times New Roman" w:cs="Times New Roman"/>
+        </w:rPr>
+        <w:t xml:space="preserve"> </w:t>
+      </w:r>
+      <w:r>
+        <w:rPr>
+          <w:rFonts w:ascii="Times New Roman" w:hAnsi="Times New Roman" w:cs="Times New Roman"/>
+        </w:rPr>
+        <w:t>Chemical Identifier Resolver API hosted by the National Cancer Institute Computer-Aided Drug Design Group (nih.gov)</w:t>
+      </w:r>
+      <w:r>
+        <w:rPr>
+          <w:rFonts w:ascii="Times New Roman" w:hAnsi="Times New Roman" w:cs="Times New Roman"/>
+        </w:rPr>
+        <w:t>.</w:t>
+      </w:r>
+      <w:r>
+        <w:rPr>
+          <w:rFonts w:ascii="Times New Roman" w:hAnsi="Times New Roman" w:cs="Times New Roman"/>
+        </w:rPr>
+        <w:t xml:space="preserve"> </w:t>
+      </w:r>
+      <w:r>
+        <w:rPr>
+          <w:rFonts w:ascii="Times New Roman" w:hAnsi="Times New Roman" w:cs="Times New Roman"/>
+        </w:rPr>
+        <w:t>Then</w:t>
+      </w:r>
+      <w:r>
+        <w:rPr>
+          <w:rFonts w:ascii="Times New Roman" w:hAnsi="Times New Roman" w:cs="Times New Roman"/>
+        </w:rPr>
+        <w:t xml:space="preserve">, </w:t>
+      </w:r>
+      <w:r>
+        <w:rPr>
+          <w:rFonts w:ascii="Times New Roman" w:hAnsi="Times New Roman" w:cs="Times New Roman"/>
+        </w:rPr>
+        <w:t xml:space="preserve">two-dimensional </w:t>
+      </w:r>
+      <w:r>
+        <w:rPr>
+          <w:rFonts w:ascii="Times New Roman" w:hAnsi="Times New Roman" w:cs="Times New Roman"/>
+        </w:rPr>
+        <w:t xml:space="preserve">molecular </w:t>
+      </w:r>
+      <w:r>
+        <w:rPr>
+          <w:rFonts w:ascii="Times New Roman" w:hAnsi="Times New Roman" w:cs="Times New Roman"/>
+        </w:rPr>
+        <w:t>descriptors per spacer</w:t>
+      </w:r>
+      <w:r>
+        <w:rPr>
+          <w:rFonts w:ascii="Times New Roman" w:hAnsi="Times New Roman" w:cs="Times New Roman"/>
+        </w:rPr>
+        <w:t xml:space="preserve"> (Primary and secondary)</w:t>
+      </w:r>
+      <w:r>
+        <w:rPr>
+          <w:rFonts w:ascii="Times New Roman" w:hAnsi="Times New Roman" w:cs="Times New Roman"/>
+        </w:rPr>
+        <w:t xml:space="preserve"> </w:t>
+      </w:r>
+      <w:r>
+        <w:rPr>
+          <w:rFonts w:ascii="Times New Roman" w:hAnsi="Times New Roman" w:cs="Times New Roman"/>
+        </w:rPr>
+        <w:t xml:space="preserve">were generated using </w:t>
+      </w:r>
+      <w:proofErr w:type="spellStart"/>
+      <w:r>
+        <w:rPr>
+          <w:rFonts w:ascii="Times New Roman" w:hAnsi="Times New Roman" w:cs="Times New Roman"/>
+        </w:rPr>
+        <w:t>RDKit</w:t>
+      </w:r>
+      <w:proofErr w:type="spellEnd"/>
+      <w:r>
+        <w:rPr>
+          <w:rFonts w:ascii="Times New Roman" w:hAnsi="Times New Roman" w:cs="Times New Roman"/>
+        </w:rPr>
+        <w:t xml:space="preserve"> </w:t>
+      </w:r>
+      <w:r>
+        <w:rPr>
+          <w:rFonts w:ascii="Times New Roman" w:hAnsi="Times New Roman" w:cs="Times New Roman"/>
+        </w:rPr>
+        <w:t>library</w:t>
+      </w:r>
+      <w:r>
+        <w:rPr>
+          <w:rFonts w:ascii="Times New Roman" w:hAnsi="Times New Roman" w:cs="Times New Roman"/>
+        </w:rPr>
+        <w:t xml:space="preserve"> </w:t>
+      </w:r>
+      <w:r>
+        <w:rPr>
+          <w:rFonts w:ascii="Times New Roman" w:hAnsi="Times New Roman" w:cs="Times New Roman"/>
+        </w:rPr>
+        <w:t>structures (</w:t>
+      </w:r>
+      <w:proofErr w:type="spellStart"/>
+      <w:r>
+        <w:rPr>
+          <w:rStyle w:val="VerbatimChar"/>
+          <w:rFonts w:ascii="Times New Roman" w:hAnsi="Times New Roman" w:cs="Times New Roman"/>
+          <w:sz w:val="24"/>
+        </w:rPr>
+        <w:t>Chem.AddHs</w:t>
+      </w:r>
+      <w:proofErr w:type="spellEnd"/>
+      <w:r>
+        <w:rPr>
+          <w:rFonts w:ascii="Times New Roman" w:hAnsi="Times New Roman" w:cs="Times New Roman"/>
+        </w:rPr>
+        <w:t>)</w:t>
+      </w:r>
+      <w:r>
+        <w:rPr>
+          <w:rFonts w:ascii="Times New Roman" w:hAnsi="Times New Roman" w:cs="Times New Roman"/>
+        </w:rPr>
+        <w:t xml:space="preserve"> using the SMILES</w:t>
+      </w:r>
+      <w:r>
+        <w:rPr>
+          <w:rFonts w:ascii="Times New Roman" w:hAnsi="Times New Roman" w:cs="Times New Roman"/>
+        </w:rPr>
+        <w:t xml:space="preserve">. </w:t>
+      </w:r>
+      <w:r>
+        <w:rPr>
+          <w:rFonts w:ascii="Times New Roman" w:hAnsi="Times New Roman" w:cs="Times New Roman"/>
+        </w:rPr>
         <w:t xml:space="preserve">After </w:t>
       </w:r>
       <w:r>
         <w:rPr>
           <w:rFonts w:ascii="Times New Roman" w:hAnsi="Times New Roman" w:cs="Times New Roman"/>
         </w:rPr>
-        <w:t xml:space="preserve">preparing the </w:t>
-      </w:r>
-      <w:r>
-        <w:rPr>
-          <w:rFonts w:ascii="Times New Roman" w:hAnsi="Times New Roman" w:cs="Times New Roman"/>
-        </w:rPr>
-        <w:t xml:space="preserve">first version of the </w:t>
-      </w:r>
-      <w:r>
-        <w:rPr>
-          <w:rFonts w:ascii="Times New Roman" w:hAnsi="Times New Roman" w:cs="Times New Roman"/>
-        </w:rPr>
-        <w:t>dataset, we performed</w:t>
-      </w:r>
-      <w:r>
-        <w:rPr>
-          <w:rFonts w:ascii="Times New Roman" w:hAnsi="Times New Roman" w:cs="Times New Roman"/>
-        </w:rPr>
-        <w:t xml:space="preserve"> initial cleanup</w:t>
-      </w:r>
-      <w:r>
-        <w:rPr>
-          <w:rFonts w:ascii="Times New Roman" w:hAnsi="Times New Roman" w:cs="Times New Roman"/>
-        </w:rPr>
-        <w:t xml:space="preserve"> and</w:t>
+        <w:t>generating molecular descriptors, high-dimensional feature extraction produced a dataset in which the number of features exceeded the number of observations, leading</w:t>
+      </w:r>
+      <w:r>
+        <w:rPr>
+          <w:rFonts w:ascii="Times New Roman" w:hAnsi="Times New Roman" w:cs="Times New Roman"/>
+        </w:rPr>
+        <w:t xml:space="preserve"> to </w:t>
+      </w:r>
+      <w:r>
+        <w:rPr>
+          <w:rFonts w:ascii="Times New Roman" w:hAnsi="Times New Roman" w:cs="Times New Roman"/>
+        </w:rPr>
+        <w:t xml:space="preserve">the </w:t>
+      </w:r>
+      <w:r>
+        <w:rPr>
+          <w:rFonts w:ascii="Times New Roman" w:hAnsi="Times New Roman" w:cs="Times New Roman"/>
+        </w:rPr>
+        <w:t xml:space="preserve">curse of dimensionality. </w:t>
+      </w:r>
+      <w:r>
+        <w:rPr>
+          <w:rFonts w:ascii="Times New Roman" w:hAnsi="Times New Roman" w:cs="Times New Roman"/>
+        </w:rPr>
+        <w:t>So,</w:t>
       </w:r>
       <w:r>
         <w:rPr>
@@ -2790,37 +3272,19 @@
         <w:rPr>
           <w:rFonts w:ascii="Times New Roman" w:hAnsi="Times New Roman" w:cs="Times New Roman"/>
         </w:rPr>
-        <w:t xml:space="preserve">harmonisation, which included halide flags, precursor-ratio normalisation, and </w:t>
-      </w:r>
-      <w:r>
-        <w:rPr>
-          <w:rFonts w:ascii="Times New Roman" w:hAnsi="Times New Roman" w:cs="Times New Roman"/>
-        </w:rPr>
-        <w:t>mixed-spacer indicators</w:t>
-      </w:r>
-      <w:r>
-        <w:rPr>
-          <w:rFonts w:ascii="Times New Roman" w:hAnsi="Times New Roman" w:cs="Times New Roman"/>
-        </w:rPr>
-        <w:t xml:space="preserve">, </w:t>
-      </w:r>
-      <w:r>
-        <w:rPr>
-          <w:rFonts w:ascii="Times New Roman" w:hAnsi="Times New Roman" w:cs="Times New Roman"/>
-        </w:rPr>
-        <w:t xml:space="preserve">in the </w:t>
-      </w:r>
-      <w:r>
-        <w:rPr>
-          <w:rFonts w:ascii="Times New Roman" w:hAnsi="Times New Roman" w:cs="Times New Roman"/>
-        </w:rPr>
-        <w:t>Snowflake data warehouse (Enterprise data warehouse) using Structured Query Language (SQL). Datasets are available on the GitHub account for reference</w:t>
-      </w:r>
-      <w:r>
-        <w:rPr>
-          <w:rFonts w:ascii="Times New Roman" w:hAnsi="Times New Roman" w:cs="Times New Roman"/>
-        </w:rPr>
-        <w:t>.</w:t>
+        <w:t>to</w:t>
+      </w:r>
+      <w:r>
+        <w:rPr>
+          <w:rFonts w:ascii="Times New Roman" w:hAnsi="Times New Roman" w:cs="Times New Roman"/>
+        </w:rPr>
+        <w:t xml:space="preserve"> handle the curse of dimensionality</w:t>
+      </w:r>
+      <w:r>
+        <w:rPr>
+          <w:rFonts w:ascii="Times New Roman" w:hAnsi="Times New Roman" w:cs="Times New Roman"/>
+        </w:rPr>
+        <w:t>, we applied a couple of feature elimination techniques in a sequential order:</w:t>
       </w:r>
       <w:r>
         <w:rPr>
@@ -2832,347 +3296,46 @@
         <w:rPr>
           <w:rFonts w:ascii="Times New Roman" w:hAnsi="Times New Roman" w:cs="Times New Roman"/>
         </w:rPr>
+        <w:t xml:space="preserve">1) </w:t>
+      </w:r>
+      <w:r>
+        <w:rPr>
+          <w:rFonts w:ascii="Times New Roman" w:hAnsi="Times New Roman" w:cs="Times New Roman"/>
+        </w:rPr>
+        <w:t>Pairwise Pearson correlation</w:t>
+      </w:r>
+      <w:r>
+        <w:rPr>
+          <w:rFonts w:ascii="Times New Roman" w:hAnsi="Times New Roman" w:cs="Times New Roman"/>
+        </w:rPr>
+        <w:t xml:space="preserve"> and 2</w:t>
+      </w:r>
+      <w:r>
+        <w:rPr>
+          <w:rFonts w:ascii="Times New Roman" w:hAnsi="Times New Roman" w:cs="Times New Roman"/>
+        </w:rPr>
+        <w:t>a</w:t>
+      </w:r>
+      <w:r>
+        <w:rPr>
+          <w:rFonts w:ascii="Times New Roman" w:hAnsi="Times New Roman" w:cs="Times New Roman"/>
+        </w:rPr>
+        <w:t>)</w:t>
+      </w:r>
+      <w:r>
+        <w:rPr>
+          <w:rFonts w:ascii="Times New Roman" w:hAnsi="Times New Roman" w:cs="Times New Roman"/>
+        </w:rPr>
         <w:t xml:space="preserve"> </w:t>
       </w:r>
-      <w:r>
-        <w:rPr>
-          <w:rFonts w:ascii="Times New Roman" w:hAnsi="Times New Roman" w:cs="Times New Roman"/>
-        </w:rPr>
-        <w:t>Thereafter</w:t>
-      </w:r>
-      <w:r>
-        <w:rPr>
-          <w:rFonts w:ascii="Times New Roman" w:hAnsi="Times New Roman" w:cs="Times New Roman"/>
-        </w:rPr>
-        <w:t>, on top of the resulting dataset in Snowflake, the remaining data engineering operations were performed in Python (Jupyter Notebook) using the pandas library and</w:t>
-      </w:r>
-      <w:r>
-        <w:rPr>
-          <w:rFonts w:ascii="Times New Roman" w:hAnsi="Times New Roman" w:cs="Times New Roman"/>
-        </w:rPr>
-        <w:t xml:space="preserve"> </w:t>
-      </w:r>
-      <w:r>
-        <w:rPr>
-          <w:rFonts w:ascii="Times New Roman" w:hAnsi="Times New Roman" w:cs="Times New Roman"/>
-        </w:rPr>
-        <w:t>dataframes</w:t>
-      </w:r>
-      <w:r>
-        <w:rPr>
-          <w:rFonts w:ascii="Times New Roman" w:hAnsi="Times New Roman" w:cs="Times New Roman"/>
-        </w:rPr>
-        <w:t>.</w:t>
-      </w:r>
-      <w:r>
-        <w:rPr>
-          <w:rFonts w:ascii="Times New Roman" w:hAnsi="Times New Roman" w:cs="Times New Roman"/>
-        </w:rPr>
-        <w:t xml:space="preserve"> </w:t>
-      </w:r>
-      <w:r>
-        <w:rPr>
-          <w:rFonts w:ascii="Times New Roman" w:hAnsi="Times New Roman" w:cs="Times New Roman"/>
-        </w:rPr>
-        <w:t xml:space="preserve">Thereafter, </w:t>
-      </w:r>
-      <w:r>
-        <w:rPr>
-          <w:rFonts w:ascii="Times New Roman" w:hAnsi="Times New Roman" w:cs="Times New Roman"/>
-        </w:rPr>
-        <w:t xml:space="preserve">Simplified </w:t>
-      </w:r>
-      <w:r>
-        <w:rPr>
-          <w:rFonts w:ascii="Times New Roman" w:hAnsi="Times New Roman" w:cs="Times New Roman"/>
-        </w:rPr>
-        <w:lastRenderedPageBreak/>
-        <w:t xml:space="preserve">Molecular Input Line Entry System </w:t>
-      </w:r>
-      <w:r>
-        <w:rPr>
-          <w:rFonts w:ascii="Times New Roman" w:hAnsi="Times New Roman" w:cs="Times New Roman"/>
-        </w:rPr>
-        <w:t>(</w:t>
-      </w:r>
-      <w:r>
-        <w:rPr>
-          <w:rFonts w:ascii="Times New Roman" w:hAnsi="Times New Roman" w:cs="Times New Roman"/>
-        </w:rPr>
-        <w:t>SMILES</w:t>
-      </w:r>
-      <w:r>
-        <w:rPr>
-          <w:rFonts w:ascii="Times New Roman" w:hAnsi="Times New Roman" w:cs="Times New Roman"/>
-        </w:rPr>
-        <w:t>)</w:t>
-      </w:r>
-      <w:r>
-        <w:rPr>
-          <w:rFonts w:ascii="Times New Roman" w:hAnsi="Times New Roman" w:cs="Times New Roman"/>
-        </w:rPr>
-        <w:t xml:space="preserve"> </w:t>
-      </w:r>
-      <w:r>
-        <w:rPr>
-          <w:rFonts w:ascii="Times New Roman" w:hAnsi="Times New Roman" w:cs="Times New Roman"/>
-        </w:rPr>
-        <w:t>strings</w:t>
-      </w:r>
-      <w:r>
-        <w:rPr>
-          <w:rFonts w:ascii="Times New Roman" w:hAnsi="Times New Roman" w:cs="Times New Roman"/>
-        </w:rPr>
-        <w:t xml:space="preserve"> were generated </w:t>
-      </w:r>
-      <w:r>
-        <w:rPr>
-          <w:rFonts w:ascii="Times New Roman" w:hAnsi="Times New Roman" w:cs="Times New Roman"/>
-        </w:rPr>
-        <w:t>programmatically</w:t>
-      </w:r>
-      <w:r>
-        <w:rPr>
-          <w:rFonts w:ascii="Times New Roman" w:hAnsi="Times New Roman" w:cs="Times New Roman"/>
-        </w:rPr>
-        <w:t xml:space="preserve"> for each organic ligand </w:t>
-      </w:r>
-      <w:r>
-        <w:rPr>
-          <w:rFonts w:ascii="Times New Roman" w:hAnsi="Times New Roman" w:cs="Times New Roman"/>
-        </w:rPr>
-        <w:t>from its IUPAC name using the</w:t>
-      </w:r>
-      <w:r>
-        <w:rPr>
-          <w:rFonts w:ascii="Times New Roman" w:hAnsi="Times New Roman" w:cs="Times New Roman"/>
-        </w:rPr>
-        <w:t xml:space="preserve"> </w:t>
-      </w:r>
-      <w:r>
-        <w:rPr>
-          <w:rFonts w:ascii="Times New Roman" w:hAnsi="Times New Roman" w:cs="Times New Roman"/>
-        </w:rPr>
-        <w:t>Chemical Identifier Resolver API hosted by the National Cancer Institute Computer-Aided Drug Design Group (nih.gov)</w:t>
-      </w:r>
-      <w:r>
-        <w:rPr>
-          <w:rFonts w:ascii="Times New Roman" w:hAnsi="Times New Roman" w:cs="Times New Roman"/>
-        </w:rPr>
-        <w:t>.</w:t>
-      </w:r>
-      <w:r>
-        <w:rPr>
-          <w:rFonts w:ascii="Times New Roman" w:hAnsi="Times New Roman" w:cs="Times New Roman"/>
-        </w:rPr>
-        <w:t xml:space="preserve"> </w:t>
-      </w:r>
-      <w:r>
-        <w:rPr>
-          <w:rFonts w:ascii="Times New Roman" w:hAnsi="Times New Roman" w:cs="Times New Roman"/>
-        </w:rPr>
-        <w:t>Then</w:t>
-      </w:r>
-      <w:r>
-        <w:rPr>
-          <w:rFonts w:ascii="Times New Roman" w:hAnsi="Times New Roman" w:cs="Times New Roman"/>
-        </w:rPr>
-        <w:t xml:space="preserve">, </w:t>
-      </w:r>
-      <w:r>
-        <w:rPr>
-          <w:rFonts w:ascii="Times New Roman" w:hAnsi="Times New Roman" w:cs="Times New Roman"/>
-        </w:rPr>
-        <w:t xml:space="preserve">two-dimensional </w:t>
-      </w:r>
-      <w:r>
-        <w:rPr>
-          <w:rFonts w:ascii="Times New Roman" w:hAnsi="Times New Roman" w:cs="Times New Roman"/>
-        </w:rPr>
-        <w:t xml:space="preserve">molecular </w:t>
-      </w:r>
-      <w:r>
-        <w:rPr>
-          <w:rFonts w:ascii="Times New Roman" w:hAnsi="Times New Roman" w:cs="Times New Roman"/>
-        </w:rPr>
-        <w:t>descriptors per spacer</w:t>
-      </w:r>
-      <w:r>
-        <w:rPr>
-          <w:rFonts w:ascii="Times New Roman" w:hAnsi="Times New Roman" w:cs="Times New Roman"/>
-        </w:rPr>
-        <w:t xml:space="preserve"> (Primary and secondary)</w:t>
-      </w:r>
-      <w:r>
-        <w:rPr>
-          <w:rFonts w:ascii="Times New Roman" w:hAnsi="Times New Roman" w:cs="Times New Roman"/>
-        </w:rPr>
-        <w:t xml:space="preserve"> </w:t>
-      </w:r>
-      <w:r>
-        <w:rPr>
-          <w:rFonts w:ascii="Times New Roman" w:hAnsi="Times New Roman" w:cs="Times New Roman"/>
-        </w:rPr>
-        <w:t xml:space="preserve">were generated using </w:t>
-      </w:r>
-      <w:r>
-        <w:rPr>
-          <w:rFonts w:ascii="Times New Roman" w:hAnsi="Times New Roman" w:cs="Times New Roman"/>
-        </w:rPr>
-        <w:t xml:space="preserve">RDKit </w:t>
-      </w:r>
-      <w:r>
-        <w:rPr>
-          <w:rFonts w:ascii="Times New Roman" w:hAnsi="Times New Roman" w:cs="Times New Roman"/>
-        </w:rPr>
-        <w:t>library</w:t>
-      </w:r>
-      <w:r>
-        <w:rPr>
-          <w:rFonts w:ascii="Times New Roman" w:hAnsi="Times New Roman" w:cs="Times New Roman"/>
-        </w:rPr>
-        <w:t xml:space="preserve"> </w:t>
-      </w:r>
-      <w:r>
-        <w:rPr>
-          <w:rFonts w:ascii="Times New Roman" w:hAnsi="Times New Roman" w:cs="Times New Roman"/>
-        </w:rPr>
-        <w:t>structures (</w:t>
-      </w:r>
-      <w:r>
-        <w:rPr>
-          <w:rStyle w:val="VerbatimChar"/>
-          <w:rFonts w:ascii="Times New Roman" w:hAnsi="Times New Roman" w:cs="Times New Roman"/>
-          <w:sz w:val="24"/>
-        </w:rPr>
-        <w:t>Chem.AddHs</w:t>
-      </w:r>
-      <w:r>
-        <w:rPr>
-          <w:rFonts w:ascii="Times New Roman" w:hAnsi="Times New Roman" w:cs="Times New Roman"/>
-        </w:rPr>
-        <w:t>)</w:t>
-      </w:r>
-      <w:r>
-        <w:rPr>
-          <w:rFonts w:ascii="Times New Roman" w:hAnsi="Times New Roman" w:cs="Times New Roman"/>
-        </w:rPr>
-        <w:t xml:space="preserve"> using the SMILES</w:t>
-      </w:r>
-      <w:r>
-        <w:rPr>
-          <w:rFonts w:ascii="Times New Roman" w:hAnsi="Times New Roman" w:cs="Times New Roman"/>
-        </w:rPr>
-        <w:t xml:space="preserve">. </w:t>
-      </w:r>
-      <w:r>
-        <w:rPr>
-          <w:rFonts w:ascii="Times New Roman" w:hAnsi="Times New Roman" w:cs="Times New Roman"/>
-        </w:rPr>
-        <w:t xml:space="preserve">After </w:t>
-      </w:r>
-      <w:r>
-        <w:rPr>
-          <w:rFonts w:ascii="Times New Roman" w:hAnsi="Times New Roman" w:cs="Times New Roman"/>
-        </w:rPr>
-        <w:t>generating molecular descriptors, high-dimensional feature extraction produced a dataset in which the number of features exceeded the number of observations, leading</w:t>
-      </w:r>
-      <w:r>
-        <w:rPr>
-          <w:rFonts w:ascii="Times New Roman" w:hAnsi="Times New Roman" w:cs="Times New Roman"/>
-        </w:rPr>
-        <w:t xml:space="preserve"> to </w:t>
-      </w:r>
-      <w:r>
-        <w:rPr>
-          <w:rFonts w:ascii="Times New Roman" w:hAnsi="Times New Roman" w:cs="Times New Roman"/>
-        </w:rPr>
-        <w:t xml:space="preserve">the </w:t>
-      </w:r>
-      <w:r>
-        <w:rPr>
-          <w:rFonts w:ascii="Times New Roman" w:hAnsi="Times New Roman" w:cs="Times New Roman"/>
-        </w:rPr>
-        <w:t xml:space="preserve">curse of dimensionality. </w:t>
-      </w:r>
-      <w:r>
-        <w:rPr>
-          <w:rFonts w:ascii="Times New Roman" w:hAnsi="Times New Roman" w:cs="Times New Roman"/>
-        </w:rPr>
-        <w:t>So,</w:t>
-      </w:r>
-      <w:r>
-        <w:rPr>
-          <w:rFonts w:ascii="Times New Roman" w:hAnsi="Times New Roman" w:cs="Times New Roman"/>
-        </w:rPr>
-        <w:t xml:space="preserve"> </w:t>
-      </w:r>
-      <w:r>
-        <w:rPr>
-          <w:rFonts w:ascii="Times New Roman" w:hAnsi="Times New Roman" w:cs="Times New Roman"/>
-        </w:rPr>
-        <w:t>to</w:t>
-      </w:r>
-      <w:r>
-        <w:rPr>
-          <w:rFonts w:ascii="Times New Roman" w:hAnsi="Times New Roman" w:cs="Times New Roman"/>
-        </w:rPr>
-        <w:t xml:space="preserve"> handle the curse of dimensionality</w:t>
-      </w:r>
-      <w:r>
-        <w:rPr>
-          <w:rFonts w:ascii="Times New Roman" w:hAnsi="Times New Roman" w:cs="Times New Roman"/>
-        </w:rPr>
-        <w:t>, we applied a couple of feature elimination techniques in a sequential order:</w:t>
-      </w:r>
-      <w:r>
-        <w:rPr>
-          <w:rFonts w:ascii="Times New Roman" w:hAnsi="Times New Roman" w:cs="Times New Roman"/>
-        </w:rPr>
-        <w:t xml:space="preserve"> </w:t>
-      </w:r>
-      <w:r>
-        <w:rPr>
-          <w:rFonts w:ascii="Times New Roman" w:hAnsi="Times New Roman" w:cs="Times New Roman"/>
-        </w:rPr>
-        <w:t xml:space="preserve">1) </w:t>
-      </w:r>
-      <w:r>
-        <w:rPr>
-          <w:rFonts w:ascii="Times New Roman" w:hAnsi="Times New Roman" w:cs="Times New Roman"/>
-        </w:rPr>
-        <w:t>Pairwise Pearson correlation</w:t>
-      </w:r>
-      <w:r>
-        <w:rPr>
-          <w:rFonts w:ascii="Times New Roman" w:hAnsi="Times New Roman" w:cs="Times New Roman"/>
-        </w:rPr>
-        <w:t xml:space="preserve"> and 2</w:t>
-      </w:r>
-      <w:r>
-        <w:rPr>
-          <w:rFonts w:ascii="Times New Roman" w:hAnsi="Times New Roman" w:cs="Times New Roman"/>
-        </w:rPr>
-        <w:t>a</w:t>
-      </w:r>
-      <w:r>
-        <w:rPr>
-          <w:rFonts w:ascii="Times New Roman" w:hAnsi="Times New Roman" w:cs="Times New Roman"/>
-        </w:rPr>
-        <w:t>)</w:t>
-      </w:r>
-      <w:r>
-        <w:rPr>
-          <w:rFonts w:ascii="Times New Roman" w:hAnsi="Times New Roman" w:cs="Times New Roman"/>
-        </w:rPr>
-        <w:t xml:space="preserve"> </w:t>
-      </w:r>
+      <w:proofErr w:type="spellStart"/>
       <w:r>
         <w:rPr>
           <w:rFonts w:ascii="Times New Roman" w:hAnsi="Times New Roman" w:cs="Times New Roman"/>
         </w:rPr>
         <w:t>SelectFromModel</w:t>
       </w:r>
+      <w:proofErr w:type="spellEnd"/>
       <w:r>
         <w:rPr>
           <w:rFonts w:ascii="Times New Roman" w:hAnsi="Times New Roman" w:cs="Times New Roman"/>
@@ -3495,7 +3658,14 @@
         <w:rPr>
           <w:rFonts w:ascii="Times New Roman" w:hAnsi="Times New Roman" w:cs="Times New Roman"/>
         </w:rPr>
-        <w:t>the reports that provided the data points over photon energies between 1.53 and 3.06 eV, corresponding to a peak wavelength range of 405–810 nm, were collected</w:t>
+        <w:t xml:space="preserve">the reports that provided the data points over photon energies between 1.53 and 3.06 eV, </w:t>
+      </w:r>
+      <w:r>
+        <w:rPr>
+          <w:rFonts w:ascii="Times New Roman" w:hAnsi="Times New Roman" w:cs="Times New Roman"/>
+        </w:rPr>
+        <w:lastRenderedPageBreak/>
+        <w:t>corresponding to a peak wavelength range of 405–810 nm, were collected</w:t>
       </w:r>
       <w:r>
         <w:rPr>
@@ -3591,14 +3761,7 @@
         <w:rPr>
           <w:rFonts w:ascii="Times New Roman" w:hAnsi="Times New Roman" w:cs="Times New Roman"/>
         </w:rPr>
-        <w:t xml:space="preserve"> fall </w:t>
-      </w:r>
-      <w:r>
-        <w:rPr>
-          <w:rFonts w:ascii="Times New Roman" w:hAnsi="Times New Roman" w:cs="Times New Roman"/>
-        </w:rPr>
-        <w:lastRenderedPageBreak/>
-        <w:t xml:space="preserve">between 480 </w:t>
+        <w:t xml:space="preserve"> fall between 480 </w:t>
       </w:r>
       <w:r>
         <w:rPr>
@@ -3857,7 +4020,21 @@
         <w:rPr>
           <w:rFonts w:ascii="Times New Roman" w:hAnsi="Times New Roman" w:cs="Times New Roman"/>
         </w:rPr>
-        <w:t>For the features, after generating two-dimensional molecular descriptors, as mentioned in the above section, the dataset had 462 columns, including compositional and halide flags, one-hot-encoded solvent columns, and Pri/Sec-prefixed RDKit descriptors</w:t>
+        <w:t xml:space="preserve">For the features, after generating two-dimensional molecular descriptors, as mentioned in the above section, the dataset had 462 columns, including compositional and halide flags, one-hot-encoded solvent columns, and Pri/Sec-prefixed </w:t>
+      </w:r>
+      <w:proofErr w:type="spellStart"/>
+      <w:r>
+        <w:rPr>
+          <w:rFonts w:ascii="Times New Roman" w:hAnsi="Times New Roman" w:cs="Times New Roman"/>
+        </w:rPr>
+        <w:t>RDKit</w:t>
+      </w:r>
+      <w:proofErr w:type="spellEnd"/>
+      <w:r>
+        <w:rPr>
+          <w:rFonts w:ascii="Times New Roman" w:hAnsi="Times New Roman" w:cs="Times New Roman"/>
+        </w:rPr>
+        <w:t xml:space="preserve"> descriptors</w:t>
       </w:r>
       <w:r>
         <w:rPr>
@@ -3991,6 +4168,7 @@
         <w:rPr>
           <w:rFonts w:ascii="Times New Roman" w:hAnsi="Times New Roman" w:cs="Times New Roman"/>
         </w:rPr>
+        <w:lastRenderedPageBreak/>
         <w:t>significant</w:t>
       </w:r>
       <w:r>
@@ -4051,14 +4229,7 @@
         <w:rPr>
           <w:rFonts w:ascii="Times New Roman" w:hAnsi="Times New Roman" w:cs="Times New Roman"/>
         </w:rPr>
-        <w:t xml:space="preserve">splitting the dataset into a training and a </w:t>
-      </w:r>
-      <w:r>
-        <w:rPr>
-          <w:rFonts w:ascii="Times New Roman" w:hAnsi="Times New Roman" w:cs="Times New Roman"/>
-        </w:rPr>
-        <w:lastRenderedPageBreak/>
-        <w:t>test set, we began feature elimination to prevent the curse of dimensionality using only the training dataset, to</w:t>
+        <w:t>splitting the dataset into a training and a test set, we began feature elimination to prevent the curse of dimensionality using only the training dataset, to</w:t>
       </w:r>
       <w:r>
         <w:rPr>
@@ -4162,7 +4333,39 @@
           <w:rFonts w:ascii="Times New Roman" w:hAnsi="Times New Roman" w:cs="Times New Roman"/>
           <w:lang w:val="en-IN"/>
         </w:rPr>
-        <w:t xml:space="preserve">scikit-learn’s SelectFromModel </w:t>
+        <w:t>scikit-</w:t>
+      </w:r>
+      <w:proofErr w:type="spellStart"/>
+      <w:r>
+        <w:rPr>
+          <w:rFonts w:ascii="Times New Roman" w:hAnsi="Times New Roman" w:cs="Times New Roman"/>
+          <w:lang w:val="en-IN"/>
+        </w:rPr>
+        <w:t>learn’s</w:t>
+      </w:r>
+      <w:proofErr w:type="spellEnd"/>
+      <w:r>
+        <w:rPr>
+          <w:rFonts w:ascii="Times New Roman" w:hAnsi="Times New Roman" w:cs="Times New Roman"/>
+          <w:lang w:val="en-IN"/>
+        </w:rPr>
+        <w:t xml:space="preserve"> </w:t>
+      </w:r>
+      <w:proofErr w:type="spellStart"/>
+      <w:r>
+        <w:rPr>
+          <w:rFonts w:ascii="Times New Roman" w:hAnsi="Times New Roman" w:cs="Times New Roman"/>
+          <w:lang w:val="en-IN"/>
+        </w:rPr>
+        <w:t>SelectFromModel</w:t>
+      </w:r>
+      <w:proofErr w:type="spellEnd"/>
+      <w:r>
+        <w:rPr>
+          <w:rFonts w:ascii="Times New Roman" w:hAnsi="Times New Roman" w:cs="Times New Roman"/>
+          <w:lang w:val="en-IN"/>
+        </w:rPr>
+        <w:t xml:space="preserve"> </w:t>
       </w:r>
       <w:r>
         <w:rPr>
@@ -4221,7 +4424,39 @@
           <w:rFonts w:ascii="Times New Roman" w:hAnsi="Times New Roman" w:cs="Times New Roman"/>
           <w:lang w:val="en-IN"/>
         </w:rPr>
-        <w:t>random forest regressor (max_depth = 5, min_samples_leaf = 6) with 5-fold</w:t>
+        <w:t>random forest regressor (</w:t>
+      </w:r>
+      <w:proofErr w:type="spellStart"/>
+      <w:r>
+        <w:rPr>
+          <w:rFonts w:ascii="Times New Roman" w:hAnsi="Times New Roman" w:cs="Times New Roman"/>
+          <w:lang w:val="en-IN"/>
+        </w:rPr>
+        <w:t>max_depth</w:t>
+      </w:r>
+      <w:proofErr w:type="spellEnd"/>
+      <w:r>
+        <w:rPr>
+          <w:rFonts w:ascii="Times New Roman" w:hAnsi="Times New Roman" w:cs="Times New Roman"/>
+          <w:lang w:val="en-IN"/>
+        </w:rPr>
+        <w:t xml:space="preserve"> = 5, </w:t>
+      </w:r>
+      <w:proofErr w:type="spellStart"/>
+      <w:r>
+        <w:rPr>
+          <w:rFonts w:ascii="Times New Roman" w:hAnsi="Times New Roman" w:cs="Times New Roman"/>
+          <w:lang w:val="en-IN"/>
+        </w:rPr>
+        <w:t>min_samples_leaf</w:t>
+      </w:r>
+      <w:proofErr w:type="spellEnd"/>
+      <w:r>
+        <w:rPr>
+          <w:rFonts w:ascii="Times New Roman" w:hAnsi="Times New Roman" w:cs="Times New Roman"/>
+          <w:lang w:val="en-IN"/>
+        </w:rPr>
+        <w:t xml:space="preserve"> = 6) with 5-fold</w:t>
       </w:r>
       <w:r>
         <w:rPr>
@@ -4429,7 +4664,21 @@
         <w:rPr>
           <w:rFonts w:ascii="Times New Roman" w:hAnsi="Times New Roman" w:cs="Times New Roman"/>
         </w:rPr>
-        <w:t>On the other hand, the SelectFromModel approach works</w:t>
+        <w:t xml:space="preserve">On the other hand, the </w:t>
+      </w:r>
+      <w:proofErr w:type="spellStart"/>
+      <w:r>
+        <w:rPr>
+          <w:rFonts w:ascii="Times New Roman" w:hAnsi="Times New Roman" w:cs="Times New Roman"/>
+        </w:rPr>
+        <w:t>SelectFromModel</w:t>
+      </w:r>
+      <w:proofErr w:type="spellEnd"/>
+      <w:r>
+        <w:rPr>
+          <w:rFonts w:ascii="Times New Roman" w:hAnsi="Times New Roman" w:cs="Times New Roman"/>
+        </w:rPr>
+        <w:t xml:space="preserve"> approach works</w:t>
       </w:r>
       <w:r>
         <w:rPr>
@@ -4709,7 +4958,21 @@
         <w:rPr>
           <w:rFonts w:ascii="Times New Roman" w:hAnsi="Times New Roman" w:cs="Times New Roman"/>
         </w:rPr>
-        <w:t xml:space="preserve"> by the SelectFromModel technique.</w:t>
+        <w:t xml:space="preserve"> by the </w:t>
+      </w:r>
+      <w:proofErr w:type="spellStart"/>
+      <w:r>
+        <w:rPr>
+          <w:rFonts w:ascii="Times New Roman" w:hAnsi="Times New Roman" w:cs="Times New Roman"/>
+        </w:rPr>
+        <w:t>SelectFromModel</w:t>
+      </w:r>
+      <w:proofErr w:type="spellEnd"/>
+      <w:r>
+        <w:rPr>
+          <w:rFonts w:ascii="Times New Roman" w:hAnsi="Times New Roman" w:cs="Times New Roman"/>
+        </w:rPr>
+        <w:t xml:space="preserve"> technique.</w:t>
       </w:r>
     </w:p>
     <w:p>
@@ -4757,7 +5020,35 @@
         <w:rPr>
           <w:rFonts w:ascii="Times New Roman" w:hAnsi="Times New Roman" w:cs="Times New Roman"/>
         </w:rPr>
-        <w:t xml:space="preserve">random forest, CatBoost, XGBoost, </w:t>
+        <w:t xml:space="preserve">random forest, </w:t>
+      </w:r>
+      <w:proofErr w:type="spellStart"/>
+      <w:r>
+        <w:rPr>
+          <w:rFonts w:ascii="Times New Roman" w:hAnsi="Times New Roman" w:cs="Times New Roman"/>
+        </w:rPr>
+        <w:t>CatBoost</w:t>
+      </w:r>
+      <w:proofErr w:type="spellEnd"/>
+      <w:r>
+        <w:rPr>
+          <w:rFonts w:ascii="Times New Roman" w:hAnsi="Times New Roman" w:cs="Times New Roman"/>
+        </w:rPr>
+        <w:t xml:space="preserve">, </w:t>
+      </w:r>
+      <w:proofErr w:type="spellStart"/>
+      <w:r>
+        <w:rPr>
+          <w:rFonts w:ascii="Times New Roman" w:hAnsi="Times New Roman" w:cs="Times New Roman"/>
+        </w:rPr>
+        <w:t>XGBoost</w:t>
+      </w:r>
+      <w:proofErr w:type="spellEnd"/>
+      <w:r>
+        <w:rPr>
+          <w:rFonts w:ascii="Times New Roman" w:hAnsi="Times New Roman" w:cs="Times New Roman"/>
+        </w:rPr>
+        <w:t xml:space="preserve">, </w:t>
       </w:r>
       <w:r>
         <w:rPr>
@@ -4825,12 +5116,14 @@
         </w:rPr>
         <w:t xml:space="preserve">the </w:t>
       </w:r>
+      <w:proofErr w:type="spellStart"/>
       <w:r>
         <w:rPr>
           <w:rFonts w:ascii="Times New Roman" w:hAnsi="Times New Roman" w:cs="Times New Roman"/>
         </w:rPr>
         <w:t>SelectFromModel</w:t>
       </w:r>
+      <w:proofErr w:type="spellEnd"/>
       <w:r>
         <w:rPr>
           <w:rFonts w:ascii="Times New Roman" w:hAnsi="Times New Roman" w:cs="Times New Roman"/>
@@ -4850,12 +5143,14 @@
         </w:rPr>
         <w:t xml:space="preserve"> technique also performed well. We have </w:t>
       </w:r>
+      <w:proofErr w:type="spellStart"/>
       <w:r>
         <w:rPr>
           <w:rFonts w:ascii="Times New Roman" w:hAnsi="Times New Roman" w:cs="Times New Roman"/>
         </w:rPr>
         <w:t>summarised</w:t>
       </w:r>
+      <w:proofErr w:type="spellEnd"/>
       <w:r>
         <w:rPr>
           <w:rFonts w:ascii="Times New Roman" w:hAnsi="Times New Roman" w:cs="Times New Roman"/>
@@ -4886,11 +5181,19 @@
         </w:rPr>
         <w:t xml:space="preserve"> in Table 1 was tuned by </w:t>
       </w:r>
-      <w:r>
-        <w:rPr>
-          <w:rFonts w:ascii="Times New Roman" w:hAnsi="Times New Roman" w:cs="Times New Roman"/>
-        </w:rPr>
-        <w:t>randomised search (15 trials, five-fold cross-validation</w:t>
+      <w:proofErr w:type="spellStart"/>
+      <w:r>
+        <w:rPr>
+          <w:rFonts w:ascii="Times New Roman" w:hAnsi="Times New Roman" w:cs="Times New Roman"/>
+        </w:rPr>
+        <w:t>randomised</w:t>
+      </w:r>
+      <w:proofErr w:type="spellEnd"/>
+      <w:r>
+        <w:rPr>
+          <w:rFonts w:ascii="Times New Roman" w:hAnsi="Times New Roman" w:cs="Times New Roman"/>
+        </w:rPr>
+        <w:t xml:space="preserve"> search (15 trials, five-fold cross-validation</w:t>
       </w:r>
       <w:r>
         <w:rPr>
@@ -4910,12 +5213,14 @@
         </w:rPr>
         <w:t xml:space="preserve">ree ensembles can </w:t>
       </w:r>
+      <w:proofErr w:type="spellStart"/>
       <w:r>
         <w:rPr>
           <w:rFonts w:ascii="Times New Roman" w:hAnsi="Times New Roman" w:cs="Times New Roman"/>
         </w:rPr>
         <w:t>memorise</w:t>
       </w:r>
+      <w:proofErr w:type="spellEnd"/>
       <w:r>
         <w:rPr>
           <w:rFonts w:ascii="Times New Roman" w:hAnsi="Times New Roman" w:cs="Times New Roman"/>
@@ -5047,7 +5352,21 @@
         <w:rPr>
           <w:rFonts w:ascii="Times New Roman" w:hAnsi="Times New Roman" w:cs="Times New Roman"/>
         </w:rPr>
-        <w:t xml:space="preserve"> thirteen-feature SelectFromModel matrix, SVR and GPR </w:t>
+        <w:t xml:space="preserve"> thirteen-feature </w:t>
+      </w:r>
+      <w:proofErr w:type="spellStart"/>
+      <w:r>
+        <w:rPr>
+          <w:rFonts w:ascii="Times New Roman" w:hAnsi="Times New Roman" w:cs="Times New Roman"/>
+        </w:rPr>
+        <w:t>SelectFromModel</w:t>
+      </w:r>
+      <w:proofErr w:type="spellEnd"/>
+      <w:r>
+        <w:rPr>
+          <w:rFonts w:ascii="Times New Roman" w:hAnsi="Times New Roman" w:cs="Times New Roman"/>
+        </w:rPr>
+        <w:t xml:space="preserve"> matrix, SVR and GPR </w:t>
       </w:r>
       <w:r>
         <w:rPr>
@@ -5507,7 +5826,23 @@
           <w:rFonts w:ascii="Times New Roman" w:hAnsi="Times New Roman" w:cs="Times New Roman"/>
           <w:lang w:val="en-IN"/>
         </w:rPr>
-        <w:t>It is crucial to understand that RFECV selects 31 features and achieves a lower training-fold cross-validation error than the 13-feature SelectFromModel channel, yet on test data, the 13-variable</w:t>
+        <w:t xml:space="preserve">It is crucial to understand that RFECV selects 31 features and achieves a lower training-fold cross-validation error than the 13-feature </w:t>
+      </w:r>
+      <w:proofErr w:type="spellStart"/>
+      <w:r>
+        <w:rPr>
+          <w:rFonts w:ascii="Times New Roman" w:hAnsi="Times New Roman" w:cs="Times New Roman"/>
+          <w:lang w:val="en-IN"/>
+        </w:rPr>
+        <w:t>SelectFromModel</w:t>
+      </w:r>
+      <w:proofErr w:type="spellEnd"/>
+      <w:r>
+        <w:rPr>
+          <w:rFonts w:ascii="Times New Roman" w:hAnsi="Times New Roman" w:cs="Times New Roman"/>
+          <w:lang w:val="en-IN"/>
+        </w:rPr>
+        <w:t xml:space="preserve"> channel, yet on test data, the 13-variable</w:t>
       </w:r>
       <w:r>
         <w:rPr>
@@ -5583,14 +5918,36 @@
         <w:rPr>
           <w:rFonts w:ascii="Times New Roman" w:hAnsi="Times New Roman" w:cs="Times New Roman"/>
         </w:rPr>
-        <w:t>performance difference between RFECV and SelectFromModel aligns well with the sample-to-feature ratio, which influences overfitting. For</w:t>
-      </w:r>
-      <w:r>
-        <w:rPr>
-          <w:rFonts w:ascii="Times New Roman" w:hAnsi="Times New Roman" w:cs="Times New Roman"/>
-        </w:rPr>
-        <w:t xml:space="preserve"> 226 training points, the sample-to-feature ratio is 17.4 for the SelectFromModel</w:t>
-      </w:r>
+        <w:t xml:space="preserve">performance difference between RFECV and </w:t>
+      </w:r>
+      <w:proofErr w:type="spellStart"/>
+      <w:r>
+        <w:rPr>
+          <w:rFonts w:ascii="Times New Roman" w:hAnsi="Times New Roman" w:cs="Times New Roman"/>
+        </w:rPr>
+        <w:t>SelectFromModel</w:t>
+      </w:r>
+      <w:proofErr w:type="spellEnd"/>
+      <w:r>
+        <w:rPr>
+          <w:rFonts w:ascii="Times New Roman" w:hAnsi="Times New Roman" w:cs="Times New Roman"/>
+        </w:rPr>
+        <w:t xml:space="preserve"> aligns well with the sample-to-feature ratio, which influences overfitting. For</w:t>
+      </w:r>
+      <w:r>
+        <w:rPr>
+          <w:rFonts w:ascii="Times New Roman" w:hAnsi="Times New Roman" w:cs="Times New Roman"/>
+        </w:rPr>
+        <w:t xml:space="preserve"> 226 training points, the sample-to-feature ratio is 17.4 for the </w:t>
+      </w:r>
+      <w:proofErr w:type="spellStart"/>
+      <w:r>
+        <w:rPr>
+          <w:rFonts w:ascii="Times New Roman" w:hAnsi="Times New Roman" w:cs="Times New Roman"/>
+        </w:rPr>
+        <w:t>SelectFromModel</w:t>
+      </w:r>
+      <w:proofErr w:type="spellEnd"/>
       <w:r>
         <w:rPr>
           <w:rFonts w:ascii="Times New Roman" w:hAnsi="Times New Roman" w:cs="Times New Roman"/>
@@ -5929,6 +6286,7 @@
                 <w:color w:val="153D63" w:themeColor="text2" w:themeTint="E6"/>
               </w:rPr>
             </w:pPr>
+            <w:proofErr w:type="spellStart"/>
             <w:r>
               <w:rPr>
                 <w:rFonts w:ascii="Times New Roman" w:hAnsi="Times New Roman" w:cs="Times New Roman"/>
@@ -5936,6 +6294,7 @@
               </w:rPr>
               <w:t>SelectFromModel</w:t>
             </w:r>
+            <w:proofErr w:type="spellEnd"/>
           </w:p>
         </w:tc>
         <w:tc>
@@ -6076,12 +6435,14 @@
                 <w:rFonts w:ascii="Times New Roman" w:hAnsi="Times New Roman" w:cs="Times New Roman"/>
               </w:rPr>
             </w:pPr>
+            <w:proofErr w:type="spellStart"/>
             <w:r>
               <w:rPr>
                 <w:rFonts w:ascii="Times New Roman" w:hAnsi="Times New Roman" w:cs="Times New Roman"/>
               </w:rPr>
               <w:t>SelectFromModel</w:t>
             </w:r>
+            <w:proofErr w:type="spellEnd"/>
           </w:p>
         </w:tc>
         <w:tc>
@@ -6204,12 +6565,14 @@
                 <w:rFonts w:ascii="Times New Roman" w:hAnsi="Times New Roman" w:cs="Times New Roman"/>
               </w:rPr>
             </w:pPr>
+            <w:proofErr w:type="spellStart"/>
             <w:r>
               <w:rPr>
                 <w:rFonts w:ascii="Times New Roman" w:hAnsi="Times New Roman" w:cs="Times New Roman"/>
               </w:rPr>
               <w:t>SelectFromModel</w:t>
             </w:r>
+            <w:proofErr w:type="spellEnd"/>
           </w:p>
         </w:tc>
         <w:tc>
@@ -6246,12 +6609,14 @@
                 <w:rFonts w:ascii="Times New Roman" w:hAnsi="Times New Roman" w:cs="Times New Roman"/>
               </w:rPr>
             </w:pPr>
+            <w:proofErr w:type="spellStart"/>
             <w:r>
               <w:rPr>
                 <w:rFonts w:ascii="Times New Roman" w:hAnsi="Times New Roman" w:cs="Times New Roman"/>
               </w:rPr>
               <w:t>CatBoost</w:t>
             </w:r>
+            <w:proofErr w:type="spellEnd"/>
           </w:p>
         </w:tc>
         <w:tc>
@@ -6631,12 +6996,14 @@
                 <w:rFonts w:ascii="Times New Roman" w:hAnsi="Times New Roman" w:cs="Times New Roman"/>
               </w:rPr>
             </w:pPr>
+            <w:proofErr w:type="spellStart"/>
             <w:r>
               <w:rPr>
                 <w:rFonts w:ascii="Times New Roman" w:hAnsi="Times New Roman" w:cs="Times New Roman"/>
               </w:rPr>
               <w:t>CatBoost</w:t>
             </w:r>
+            <w:proofErr w:type="spellEnd"/>
           </w:p>
         </w:tc>
         <w:tc>
@@ -6730,7 +7097,23 @@
           <w:rFonts w:ascii="Times New Roman" w:hAnsi="Times New Roman" w:cs="Times New Roman"/>
           <w:lang w:val="en-IN"/>
         </w:rPr>
-        <w:t xml:space="preserve">he SelectFromModel </w:t>
+        <w:t xml:space="preserve">he </w:t>
+      </w:r>
+      <w:proofErr w:type="spellStart"/>
+      <w:r>
+        <w:rPr>
+          <w:rFonts w:ascii="Times New Roman" w:hAnsi="Times New Roman" w:cs="Times New Roman"/>
+          <w:lang w:val="en-IN"/>
+        </w:rPr>
+        <w:t>SelectFromModel</w:t>
+      </w:r>
+      <w:proofErr w:type="spellEnd"/>
+      <w:r>
+        <w:rPr>
+          <w:rFonts w:ascii="Times New Roman" w:hAnsi="Times New Roman" w:cs="Times New Roman"/>
+          <w:lang w:val="en-IN"/>
+        </w:rPr>
+        <w:t xml:space="preserve"> </w:t>
       </w:r>
       <w:r>
         <w:rPr>
@@ -6915,6 +7298,7 @@
         </w:rPr>
         <w:t xml:space="preserve">, </w:t>
       </w:r>
+      <w:proofErr w:type="spellStart"/>
       <w:r>
         <w:rPr>
           <w:rStyle w:val="VerbatimChar"/>
@@ -6923,12 +7307,14 @@
         </w:rPr>
         <w:t>CsBr_TO_Pb</w:t>
       </w:r>
+      <w:proofErr w:type="spellEnd"/>
       <w:r>
         <w:rPr>
           <w:rFonts w:ascii="Times New Roman" w:hAnsi="Times New Roman" w:cs="Times New Roman"/>
         </w:rPr>
         <w:t xml:space="preserve">, </w:t>
       </w:r>
+      <w:proofErr w:type="spellStart"/>
       <w:r>
         <w:rPr>
           <w:rStyle w:val="VerbatimChar"/>
@@ -6937,12 +7323,14 @@
         </w:rPr>
         <w:t>CsI_TO_Pb</w:t>
       </w:r>
+      <w:proofErr w:type="spellEnd"/>
       <w:r>
         <w:rPr>
           <w:rFonts w:ascii="Times New Roman" w:hAnsi="Times New Roman" w:cs="Times New Roman"/>
         </w:rPr>
         <w:t xml:space="preserve">, </w:t>
       </w:r>
+      <w:proofErr w:type="spellStart"/>
       <w:r>
         <w:rPr>
           <w:rStyle w:val="VerbatimChar"/>
@@ -6951,12 +7339,14 @@
         </w:rPr>
         <w:t>FABr_TO_Pb</w:t>
       </w:r>
+      <w:proofErr w:type="spellEnd"/>
       <w:r>
         <w:rPr>
           <w:rFonts w:ascii="Times New Roman" w:hAnsi="Times New Roman" w:cs="Times New Roman"/>
         </w:rPr>
         <w:t xml:space="preserve">, </w:t>
       </w:r>
+      <w:proofErr w:type="spellStart"/>
       <w:r>
         <w:rPr>
           <w:rStyle w:val="VerbatimChar"/>
@@ -6965,6 +7355,7 @@
         </w:rPr>
         <w:t>FAI_TO_Pb</w:t>
       </w:r>
+      <w:proofErr w:type="spellEnd"/>
       <w:r>
         <w:rPr>
           <w:rFonts w:ascii="Times New Roman" w:hAnsi="Times New Roman" w:cs="Times New Roman"/>
@@ -6999,6 +7390,7 @@
         </w:rPr>
         <w:t xml:space="preserve">, </w:t>
       </w:r>
+      <w:proofErr w:type="spellStart"/>
       <w:r>
         <w:rPr>
           <w:rStyle w:val="VerbatimChar"/>
@@ -7007,6 +7399,7 @@
         </w:rPr>
         <w:t>Sec_HallKierAlpha</w:t>
       </w:r>
+      <w:proofErr w:type="spellEnd"/>
       <w:r>
         <w:rPr>
           <w:rFonts w:ascii="Times New Roman" w:hAnsi="Times New Roman" w:cs="Times New Roman"/>
@@ -7129,11 +7522,33 @@
         </w:rPr>
         <w:t xml:space="preserve">romide-rich precursors generally </w:t>
       </w:r>
-      <w:r>
-        <w:rPr>
-          <w:rFonts w:ascii="Times New Roman" w:hAnsi="Times New Roman" w:cs="Times New Roman"/>
-        </w:rPr>
-        <w:t>favour hypsochromic shift, whereas chloride can raise energy further, but often complicates phase purity if not balanced with stoichiometry.</w:t>
+      <w:proofErr w:type="spellStart"/>
+      <w:r>
+        <w:rPr>
+          <w:rFonts w:ascii="Times New Roman" w:hAnsi="Times New Roman" w:cs="Times New Roman"/>
+        </w:rPr>
+        <w:t>favour</w:t>
+      </w:r>
+      <w:proofErr w:type="spellEnd"/>
+      <w:r>
+        <w:rPr>
+          <w:rFonts w:ascii="Times New Roman" w:hAnsi="Times New Roman" w:cs="Times New Roman"/>
+        </w:rPr>
+        <w:t xml:space="preserve"> </w:t>
+      </w:r>
+      <w:proofErr w:type="spellStart"/>
+      <w:r>
+        <w:rPr>
+          <w:rFonts w:ascii="Times New Roman" w:hAnsi="Times New Roman" w:cs="Times New Roman"/>
+        </w:rPr>
+        <w:t>hypsochromic</w:t>
+      </w:r>
+      <w:proofErr w:type="spellEnd"/>
+      <w:r>
+        <w:rPr>
+          <w:rFonts w:ascii="Times New Roman" w:hAnsi="Times New Roman" w:cs="Times New Roman"/>
+        </w:rPr>
+        <w:t xml:space="preserve"> shift, whereas chloride can raise energy further, but often complicates phase purity if not balanced with stoichiometry.</w:t>
       </w:r>
       <w:r>
         <w:rPr>
@@ -7151,7 +7566,21 @@
         <w:rPr>
           <w:rFonts w:ascii="Times New Roman" w:hAnsi="Times New Roman" w:cs="Times New Roman"/>
         </w:rPr>
-        <w:t>selected these features over dozens of unused RDKit columns, indicating a well-established relationship between halide chemistry and emission energy in perovskites.</w:t>
+        <w:t xml:space="preserve">selected these features over dozens of unused </w:t>
+      </w:r>
+      <w:proofErr w:type="spellStart"/>
+      <w:r>
+        <w:rPr>
+          <w:rFonts w:ascii="Times New Roman" w:hAnsi="Times New Roman" w:cs="Times New Roman"/>
+        </w:rPr>
+        <w:t>RDKit</w:t>
+      </w:r>
+      <w:proofErr w:type="spellEnd"/>
+      <w:r>
+        <w:rPr>
+          <w:rFonts w:ascii="Times New Roman" w:hAnsi="Times New Roman" w:cs="Times New Roman"/>
+        </w:rPr>
+        <w:t xml:space="preserve"> columns, indicating a well-established relationship between halide chemistry and emission energy in perovskites.</w:t>
       </w:r>
       <w:r>
         <w:rPr>
@@ -7494,7 +7923,63 @@
         <w:rPr>
           <w:rFonts w:ascii="Times New Roman" w:hAnsi="Times New Roman" w:cs="Times New Roman"/>
         </w:rPr>
-        <w:t>(CsBr_TO_Pb, CsI_TO_Pb, FABr_TO_Pb, FAI_TO_Pb)</w:t>
+        <w:t>(</w:t>
+      </w:r>
+      <w:proofErr w:type="spellStart"/>
+      <w:r>
+        <w:rPr>
+          <w:rFonts w:ascii="Times New Roman" w:hAnsi="Times New Roman" w:cs="Times New Roman"/>
+        </w:rPr>
+        <w:t>CsBr_TO_Pb</w:t>
+      </w:r>
+      <w:proofErr w:type="spellEnd"/>
+      <w:r>
+        <w:rPr>
+          <w:rFonts w:ascii="Times New Roman" w:hAnsi="Times New Roman" w:cs="Times New Roman"/>
+        </w:rPr>
+        <w:t xml:space="preserve">, </w:t>
+      </w:r>
+      <w:proofErr w:type="spellStart"/>
+      <w:r>
+        <w:rPr>
+          <w:rFonts w:ascii="Times New Roman" w:hAnsi="Times New Roman" w:cs="Times New Roman"/>
+        </w:rPr>
+        <w:t>CsI_TO_Pb</w:t>
+      </w:r>
+      <w:proofErr w:type="spellEnd"/>
+      <w:r>
+        <w:rPr>
+          <w:rFonts w:ascii="Times New Roman" w:hAnsi="Times New Roman" w:cs="Times New Roman"/>
+        </w:rPr>
+        <w:t xml:space="preserve">, </w:t>
+      </w:r>
+      <w:proofErr w:type="spellStart"/>
+      <w:r>
+        <w:rPr>
+          <w:rFonts w:ascii="Times New Roman" w:hAnsi="Times New Roman" w:cs="Times New Roman"/>
+        </w:rPr>
+        <w:t>FABr_TO_Pb</w:t>
+      </w:r>
+      <w:proofErr w:type="spellEnd"/>
+      <w:r>
+        <w:rPr>
+          <w:rFonts w:ascii="Times New Roman" w:hAnsi="Times New Roman" w:cs="Times New Roman"/>
+        </w:rPr>
+        <w:t xml:space="preserve">, </w:t>
+      </w:r>
+      <w:proofErr w:type="spellStart"/>
+      <w:r>
+        <w:rPr>
+          <w:rFonts w:ascii="Times New Roman" w:hAnsi="Times New Roman" w:cs="Times New Roman"/>
+        </w:rPr>
+        <w:t>FAI_TO_Pb</w:t>
+      </w:r>
+      <w:proofErr w:type="spellEnd"/>
+      <w:r>
+        <w:rPr>
+          <w:rFonts w:ascii="Times New Roman" w:hAnsi="Times New Roman" w:cs="Times New Roman"/>
+        </w:rPr>
+        <w:t>)</w:t>
       </w:r>
       <w:r>
         <w:rPr>
@@ -7576,12 +8061,14 @@
         </w:rPr>
         <w:t xml:space="preserve"> kinetics, which in turn changes </w:t>
       </w:r>
+      <w:proofErr w:type="spellStart"/>
       <w:r>
         <w:rPr>
           <w:rFonts w:ascii="Times New Roman" w:hAnsi="Times New Roman" w:cs="Times New Roman"/>
         </w:rPr>
         <w:t>n</w:t>
       </w:r>
+      <w:proofErr w:type="spellEnd"/>
       <w:r>
         <w:rPr>
           <w:rFonts w:ascii="Times New Roman" w:hAnsi="Times New Roman" w:cs="Times New Roman"/>
@@ -7646,14 +8133,32 @@
           <w:rFonts w:ascii="Times New Roman" w:hAnsi="Times New Roman" w:cs="Times New Roman"/>
           <w:sz w:val="24"/>
         </w:rPr>
-        <w:t>urface-area + electrotopological-state</w:t>
-      </w:r>
+        <w:t xml:space="preserve">urface-area + </w:t>
+      </w:r>
+      <w:proofErr w:type="spellStart"/>
       <w:r>
         <w:rPr>
           <w:rStyle w:val="VerbatimChar"/>
           <w:rFonts w:ascii="Times New Roman" w:hAnsi="Times New Roman" w:cs="Times New Roman"/>
           <w:sz w:val="24"/>
         </w:rPr>
+        <w:t>electrotopological</w:t>
+      </w:r>
+      <w:proofErr w:type="spellEnd"/>
+      <w:r>
+        <w:rPr>
+          <w:rStyle w:val="VerbatimChar"/>
+          <w:rFonts w:ascii="Times New Roman" w:hAnsi="Times New Roman" w:cs="Times New Roman"/>
+          <w:sz w:val="24"/>
+        </w:rPr>
+        <w:t>-state</w:t>
+      </w:r>
+      <w:r>
+        <w:rPr>
+          <w:rStyle w:val="VerbatimChar"/>
+          <w:rFonts w:ascii="Times New Roman" w:hAnsi="Times New Roman" w:cs="Times New Roman"/>
+          <w:sz w:val="24"/>
+        </w:rPr>
         <w:t>)</w:t>
       </w:r>
       <w:r>
@@ -7690,7 +8195,21 @@
         <w:rPr>
           <w:rFonts w:ascii="Times New Roman" w:hAnsi="Times New Roman" w:cs="Times New Roman"/>
         </w:rPr>
-        <w:t xml:space="preserve"> the features that survived elimination are Sec_HallKierAlpha, which refers to the flexibility/topology of the secondary amine and Sec_PEOE_VSA6, which refers to partial-charge surface area on the secondary ligand</w:t>
+        <w:t xml:space="preserve"> the features that survived elimination are </w:t>
+      </w:r>
+      <w:proofErr w:type="spellStart"/>
+      <w:r>
+        <w:rPr>
+          <w:rFonts w:ascii="Times New Roman" w:hAnsi="Times New Roman" w:cs="Times New Roman"/>
+        </w:rPr>
+        <w:t>Sec_HallKierAlpha</w:t>
+      </w:r>
+      <w:proofErr w:type="spellEnd"/>
+      <w:r>
+        <w:rPr>
+          <w:rFonts w:ascii="Times New Roman" w:hAnsi="Times New Roman" w:cs="Times New Roman"/>
+        </w:rPr>
+        <w:t>, which refers to the flexibility/topology of the secondary amine and Sec_PEOE_VSA6, which refers to partial-charge surface area on the secondary ligand</w:t>
       </w:r>
       <w:r>
         <w:rPr>
@@ -7708,7 +8227,21 @@
         <w:rPr>
           <w:rFonts w:ascii="Times New Roman" w:hAnsi="Times New Roman" w:cs="Times New Roman"/>
         </w:rPr>
-        <w:t xml:space="preserve">capture how a second ligand perturbs interlayer spacing and local dielectric environment without requiring an explicit n-distribution label. If hydrogens are omitted before RDKit featurization, the secondary term </w:t>
+        <w:t xml:space="preserve">capture how a second ligand perturbs interlayer spacing and local dielectric environment without requiring an explicit n-distribution label. If hydrogens are omitted before </w:t>
+      </w:r>
+      <w:proofErr w:type="spellStart"/>
+      <w:r>
+        <w:rPr>
+          <w:rFonts w:ascii="Times New Roman" w:hAnsi="Times New Roman" w:cs="Times New Roman"/>
+        </w:rPr>
+        <w:t>RDKit</w:t>
+      </w:r>
+      <w:proofErr w:type="spellEnd"/>
+      <w:r>
+        <w:rPr>
+          <w:rFonts w:ascii="Times New Roman" w:hAnsi="Times New Roman" w:cs="Times New Roman"/>
+        </w:rPr>
+        <w:t xml:space="preserve"> featurization, the secondary term </w:t>
       </w:r>
       <w:r>
         <w:rPr>
@@ -7793,6 +8326,7 @@
         </w:rPr>
         <w:t xml:space="preserve"> partitions, </w:t>
       </w:r>
+      <w:proofErr w:type="spellStart"/>
       <w:r>
         <w:rPr>
           <w:rStyle w:val="VerbatimChar"/>
@@ -7801,6 +8335,7 @@
         </w:rPr>
         <w:t>Pri_qed</w:t>
       </w:r>
+      <w:proofErr w:type="spellEnd"/>
       <w:r>
         <w:rPr>
           <w:rFonts w:ascii="Times New Roman" w:hAnsi="Times New Roman" w:cs="Times New Roman"/>
@@ -7956,8 +8491,16 @@
         <w:rPr>
           <w:rFonts w:ascii="Times New Roman" w:hAnsi="Times New Roman" w:cs="Times New Roman"/>
         </w:rPr>
-        <w:t>the impact of each feature on the model's behaviour</w:t>
-      </w:r>
+        <w:t xml:space="preserve">the impact of each feature on the model's </w:t>
+      </w:r>
+      <w:proofErr w:type="spellStart"/>
+      <w:r>
+        <w:rPr>
+          <w:rFonts w:ascii="Times New Roman" w:hAnsi="Times New Roman" w:cs="Times New Roman"/>
+        </w:rPr>
+        <w:t>behaviour</w:t>
+      </w:r>
+      <w:proofErr w:type="spellEnd"/>
       <w:r>
         <w:rPr>
           <w:rFonts w:ascii="Times New Roman" w:hAnsi="Times New Roman" w:cs="Times New Roman"/>
@@ -8061,7 +8604,14 @@
         <w:rPr>
           <w:rFonts w:ascii="Times New Roman" w:hAnsi="Times New Roman" w:cs="Times New Roman"/>
         </w:rPr>
-        <w:t xml:space="preserve"> samples, and the Shapley contributions (φ</w:t>
+        <w:t xml:space="preserve"> samples, and the Shapley contributions (</w:t>
+      </w:r>
+      <w:proofErr w:type="spellStart"/>
+      <w:r>
+        <w:rPr>
+          <w:rFonts w:ascii="Times New Roman" w:hAnsi="Times New Roman" w:cs="Times New Roman"/>
+        </w:rPr>
+        <w:t>φ</w:t>
       </w:r>
       <w:r>
         <w:rPr>
@@ -8072,6 +8622,7 @@
         </w:rPr>
         <w:t>j</w:t>
       </w:r>
+      <w:proofErr w:type="spellEnd"/>
       <w:r>
         <w:rPr>
           <w:rFonts w:ascii="Times New Roman" w:hAnsi="Times New Roman" w:cs="Times New Roman"/>
@@ -8120,6 +8671,7 @@
         </w:rPr>
         <w:t xml:space="preserve">ositive </w:t>
       </w:r>
+      <w:proofErr w:type="spellStart"/>
       <w:r>
         <w:rPr>
           <w:rFonts w:ascii="Times New Roman" w:hAnsi="Times New Roman" w:cs="Times New Roman"/>
@@ -8135,6 +8687,7 @@
         </w:rPr>
         <w:t>j</w:t>
       </w:r>
+      <w:proofErr w:type="spellEnd"/>
       <w:r>
         <w:rPr>
           <w:rFonts w:ascii="Times New Roman" w:hAnsi="Times New Roman" w:cs="Times New Roman"/>
@@ -8174,11 +8727,19 @@
         </w:rPr>
         <w:t xml:space="preserve"> (</w:t>
       </w:r>
-      <w:r>
-        <w:rPr>
-          <w:rFonts w:ascii="Times New Roman" w:hAnsi="Times New Roman" w:cs="Times New Roman"/>
-        </w:rPr>
-        <w:t>hypsochromic shift</w:t>
+      <w:proofErr w:type="spellStart"/>
+      <w:r>
+        <w:rPr>
+          <w:rFonts w:ascii="Times New Roman" w:hAnsi="Times New Roman" w:cs="Times New Roman"/>
+        </w:rPr>
+        <w:t>hypsochromic</w:t>
+      </w:r>
+      <w:proofErr w:type="spellEnd"/>
+      <w:r>
+        <w:rPr>
+          <w:rFonts w:ascii="Times New Roman" w:hAnsi="Times New Roman" w:cs="Times New Roman"/>
+        </w:rPr>
+        <w:t xml:space="preserve"> shift</w:t>
       </w:r>
       <w:r>
         <w:rPr>
@@ -8210,6 +8771,7 @@
         </w:rPr>
         <w:t xml:space="preserve">negative </w:t>
       </w:r>
+      <w:proofErr w:type="spellStart"/>
       <w:r>
         <w:rPr>
           <w:rFonts w:ascii="Times New Roman" w:hAnsi="Times New Roman" w:cs="Times New Roman"/>
@@ -8225,6 +8787,7 @@
         </w:rPr>
         <w:t>j</w:t>
       </w:r>
+      <w:proofErr w:type="spellEnd"/>
       <w:r>
         <w:rPr>
           <w:rFonts w:ascii="Times New Roman" w:hAnsi="Times New Roman" w:cs="Times New Roman"/>
@@ -8326,17 +8889,39 @@
         </w:rPr>
         <w:t xml:space="preserve">), </w:t>
       </w:r>
-      <w:r>
-        <w:rPr>
-          <w:rFonts w:ascii="Times New Roman" w:hAnsi="Times New Roman" w:cs="Times New Roman"/>
-        </w:rPr>
-        <w:t xml:space="preserve">standardised features, </w:t>
-      </w:r>
-      <w:r>
-        <w:rPr>
-          <w:rFonts w:ascii="Times New Roman" w:hAnsi="Times New Roman" w:cs="Times New Roman"/>
-        </w:rPr>
-        <w:t>and 50 background samples. Then summarised the rankings across</w:t>
+      <w:proofErr w:type="spellStart"/>
+      <w:r>
+        <w:rPr>
+          <w:rFonts w:ascii="Times New Roman" w:hAnsi="Times New Roman" w:cs="Times New Roman"/>
+        </w:rPr>
+        <w:t>standardised</w:t>
+      </w:r>
+      <w:proofErr w:type="spellEnd"/>
+      <w:r>
+        <w:rPr>
+          <w:rFonts w:ascii="Times New Roman" w:hAnsi="Times New Roman" w:cs="Times New Roman"/>
+        </w:rPr>
+        <w:t xml:space="preserve"> features, </w:t>
+      </w:r>
+      <w:r>
+        <w:rPr>
+          <w:rFonts w:ascii="Times New Roman" w:hAnsi="Times New Roman" w:cs="Times New Roman"/>
+        </w:rPr>
+        <w:t xml:space="preserve">and 50 background samples. Then </w:t>
+      </w:r>
+      <w:proofErr w:type="spellStart"/>
+      <w:r>
+        <w:rPr>
+          <w:rFonts w:ascii="Times New Roman" w:hAnsi="Times New Roman" w:cs="Times New Roman"/>
+        </w:rPr>
+        <w:t>summarised</w:t>
+      </w:r>
+      <w:proofErr w:type="spellEnd"/>
+      <w:r>
+        <w:rPr>
+          <w:rFonts w:ascii="Times New Roman" w:hAnsi="Times New Roman" w:cs="Times New Roman"/>
+        </w:rPr>
+        <w:t xml:space="preserve"> the rankings across</w:t>
       </w:r>
       <w:r>
         <w:rPr>
@@ -8380,6 +8965,7 @@
         </w:rPr>
         <w:t>|</w:t>
       </w:r>
+      <w:proofErr w:type="spellStart"/>
       <w:r>
         <w:rPr>
           <w:rFonts w:ascii="Times New Roman" w:hAnsi="Times New Roman" w:cs="Times New Roman"/>
@@ -8395,6 +8981,7 @@
         </w:rPr>
         <w:t>j</w:t>
       </w:r>
+      <w:proofErr w:type="spellEnd"/>
       <w:r>
         <w:rPr>
           <w:rFonts w:ascii="Times New Roman" w:hAnsi="Times New Roman" w:cs="Times New Roman"/>
@@ -8429,7 +9016,21 @@
         <w:rPr>
           <w:rFonts w:ascii="Times New Roman" w:hAnsi="Times New Roman" w:cs="Times New Roman"/>
         </w:rPr>
-        <w:t xml:space="preserve"> numerical rankings to quasi-2D photophysics. </w:t>
+        <w:t xml:space="preserve"> numerical rankings to quasi-2D </w:t>
+      </w:r>
+      <w:proofErr w:type="spellStart"/>
+      <w:r>
+        <w:rPr>
+          <w:rFonts w:ascii="Times New Roman" w:hAnsi="Times New Roman" w:cs="Times New Roman"/>
+        </w:rPr>
+        <w:t>photophysics</w:t>
+      </w:r>
+      <w:proofErr w:type="spellEnd"/>
+      <w:r>
+        <w:rPr>
+          <w:rFonts w:ascii="Times New Roman" w:hAnsi="Times New Roman" w:cs="Times New Roman"/>
+        </w:rPr>
+        <w:t xml:space="preserve">. </w:t>
       </w:r>
     </w:p>
     <w:p>
@@ -8614,7 +9215,35 @@
         <w:rPr>
           <w:rFonts w:ascii="Times New Roman" w:hAnsi="Times New Roman" w:cs="Times New Roman"/>
         </w:rPr>
-        <w:t xml:space="preserve"> SVR–RBF (thirteen SelectFromModel features, AddHs). </w:t>
+        <w:t xml:space="preserve"> SVR–RBF (thirteen </w:t>
+      </w:r>
+      <w:proofErr w:type="spellStart"/>
+      <w:r>
+        <w:rPr>
+          <w:rFonts w:ascii="Times New Roman" w:hAnsi="Times New Roman" w:cs="Times New Roman"/>
+        </w:rPr>
+        <w:t>SelectFromModel</w:t>
+      </w:r>
+      <w:proofErr w:type="spellEnd"/>
+      <w:r>
+        <w:rPr>
+          <w:rFonts w:ascii="Times New Roman" w:hAnsi="Times New Roman" w:cs="Times New Roman"/>
+        </w:rPr>
+        <w:t xml:space="preserve"> features, </w:t>
+      </w:r>
+      <w:proofErr w:type="spellStart"/>
+      <w:r>
+        <w:rPr>
+          <w:rFonts w:ascii="Times New Roman" w:hAnsi="Times New Roman" w:cs="Times New Roman"/>
+        </w:rPr>
+        <w:t>AddHs</w:t>
+      </w:r>
+      <w:proofErr w:type="spellEnd"/>
+      <w:r>
+        <w:rPr>
+          <w:rFonts w:ascii="Times New Roman" w:hAnsi="Times New Roman" w:cs="Times New Roman"/>
+        </w:rPr>
+        <w:t xml:space="preserve">). </w:t>
       </w:r>
       <w:r>
         <w:rPr>
@@ -8664,6 +9293,7 @@
         </w:rPr>
         <w:t>|</w:t>
       </w:r>
+      <w:proofErr w:type="spellStart"/>
       <w:r>
         <w:rPr>
           <w:rFonts w:ascii="Times New Roman" w:hAnsi="Times New Roman" w:cs="Times New Roman"/>
@@ -8679,6 +9309,7 @@
         </w:rPr>
         <w:t>j</w:t>
       </w:r>
+      <w:proofErr w:type="spellEnd"/>
       <w:r>
         <w:rPr>
           <w:rFonts w:ascii="Times New Roman" w:hAnsi="Times New Roman" w:cs="Times New Roman"/>
@@ -8979,11 +9610,19 @@
                 <w:rFonts w:ascii="Times New Roman" w:hAnsi="Times New Roman" w:cs="Times New Roman"/>
               </w:rPr>
             </w:pPr>
-            <w:r>
-              <w:rPr>
-                <w:rFonts w:ascii="Times New Roman" w:hAnsi="Times New Roman" w:cs="Times New Roman"/>
-              </w:rPr>
-              <w:t>hypsochromic shift</w:t>
+            <w:proofErr w:type="spellStart"/>
+            <w:r>
+              <w:rPr>
+                <w:rFonts w:ascii="Times New Roman" w:hAnsi="Times New Roman" w:cs="Times New Roman"/>
+              </w:rPr>
+              <w:t>hypsochromic</w:t>
+            </w:r>
+            <w:proofErr w:type="spellEnd"/>
+            <w:r>
+              <w:rPr>
+                <w:rFonts w:ascii="Times New Roman" w:hAnsi="Times New Roman" w:cs="Times New Roman"/>
+              </w:rPr>
+              <w:t xml:space="preserve"> shift</w:t>
             </w:r>
             <w:r>
               <w:rPr>
@@ -9028,7 +9667,21 @@
               <w:rPr>
                 <w:rFonts w:ascii="Times New Roman" w:hAnsi="Times New Roman" w:cs="Times New Roman"/>
               </w:rPr>
-              <w:t>Inorganic Br raises the lead-halide bandgap and favours wider-gap, more confined wells</w:t>
+              <w:t xml:space="preserve">Inorganic Br raises the lead-halide bandgap and </w:t>
+            </w:r>
+            <w:proofErr w:type="spellStart"/>
+            <w:r>
+              <w:rPr>
+                <w:rFonts w:ascii="Times New Roman" w:hAnsi="Times New Roman" w:cs="Times New Roman"/>
+              </w:rPr>
+              <w:t>favours</w:t>
+            </w:r>
+            <w:proofErr w:type="spellEnd"/>
+            <w:r>
+              <w:rPr>
+                <w:rFonts w:ascii="Times New Roman" w:hAnsi="Times New Roman" w:cs="Times New Roman"/>
+              </w:rPr>
+              <w:t xml:space="preserve"> wider-gap, more confined wells</w:t>
             </w:r>
             <w:r>
               <w:rPr>
@@ -9040,7 +9693,21 @@
               <w:rPr>
                 <w:rFonts w:ascii="Times New Roman" w:hAnsi="Times New Roman" w:cs="Times New Roman"/>
               </w:rPr>
-              <w:t xml:space="preserve"> average emission colour.</w:t>
+              <w:t xml:space="preserve"> average emission </w:t>
+            </w:r>
+            <w:proofErr w:type="spellStart"/>
+            <w:r>
+              <w:rPr>
+                <w:rFonts w:ascii="Times New Roman" w:hAnsi="Times New Roman" w:cs="Times New Roman"/>
+              </w:rPr>
+              <w:t>colour</w:t>
+            </w:r>
+            <w:proofErr w:type="spellEnd"/>
+            <w:r>
+              <w:rPr>
+                <w:rFonts w:ascii="Times New Roman" w:hAnsi="Times New Roman" w:cs="Times New Roman"/>
+              </w:rPr>
+              <w:t>.</w:t>
             </w:r>
           </w:p>
         </w:tc>
@@ -9136,11 +9803,19 @@
                 <w:rFonts w:ascii="Times New Roman" w:hAnsi="Times New Roman" w:cs="Times New Roman"/>
               </w:rPr>
             </w:pPr>
-            <w:r>
-              <w:rPr>
-                <w:rFonts w:ascii="Times New Roman" w:hAnsi="Times New Roman" w:cs="Times New Roman"/>
-              </w:rPr>
-              <w:t>hypsochromic shift</w:t>
+            <w:proofErr w:type="spellStart"/>
+            <w:r>
+              <w:rPr>
+                <w:rFonts w:ascii="Times New Roman" w:hAnsi="Times New Roman" w:cs="Times New Roman"/>
+              </w:rPr>
+              <w:t>hypsochromic</w:t>
+            </w:r>
+            <w:proofErr w:type="spellEnd"/>
+            <w:r>
+              <w:rPr>
+                <w:rFonts w:ascii="Times New Roman" w:hAnsi="Times New Roman" w:cs="Times New Roman"/>
+              </w:rPr>
+              <w:t xml:space="preserve"> shift</w:t>
             </w:r>
             <w:r>
               <w:rPr>
@@ -9187,12 +9862,14 @@
               </w:rPr>
               <w:t xml:space="preserve">Bromide on the primary ammonium spacer increases halide incorporation on the organic site and blue-shifts the emitting manifold relative to iodide-only </w:t>
             </w:r>
+            <w:proofErr w:type="spellStart"/>
             <w:r>
               <w:rPr>
                 <w:rFonts w:ascii="Times New Roman" w:hAnsi="Times New Roman" w:cs="Times New Roman"/>
               </w:rPr>
               <w:t>compostions</w:t>
             </w:r>
+            <w:proofErr w:type="spellEnd"/>
             <w:r>
               <w:rPr>
                 <w:rFonts w:ascii="Times New Roman" w:hAnsi="Times New Roman" w:cs="Times New Roman"/>
@@ -9233,6 +9910,7 @@
                 <w:rFonts w:ascii="Times New Roman" w:hAnsi="Times New Roman" w:cs="Times New Roman"/>
               </w:rPr>
             </w:pPr>
+            <w:proofErr w:type="spellStart"/>
             <w:r>
               <w:rPr>
                 <w:rStyle w:val="VerbatimChar"/>
@@ -9241,6 +9919,7 @@
               </w:rPr>
               <w:t>FAI_TO_Pb</w:t>
             </w:r>
+            <w:proofErr w:type="spellEnd"/>
           </w:p>
         </w:tc>
         <w:tc>
@@ -9337,11 +10016,19 @@
                 <w:rFonts w:ascii="Times New Roman" w:hAnsi="Times New Roman" w:cs="Times New Roman"/>
               </w:rPr>
             </w:pPr>
-            <w:r>
-              <w:rPr>
-                <w:rFonts w:ascii="Times New Roman" w:hAnsi="Times New Roman" w:cs="Times New Roman"/>
-              </w:rPr>
-              <w:t>Formamidinium iodide fraction enriches iodide character and lowers the effective gap—consistent with red-shifted quasi-2D PL/EL when iodide dominates.</w:t>
+            <w:proofErr w:type="spellStart"/>
+            <w:r>
+              <w:rPr>
+                <w:rFonts w:ascii="Times New Roman" w:hAnsi="Times New Roman" w:cs="Times New Roman"/>
+              </w:rPr>
+              <w:t>Formamidinium</w:t>
+            </w:r>
+            <w:proofErr w:type="spellEnd"/>
+            <w:r>
+              <w:rPr>
+                <w:rFonts w:ascii="Times New Roman" w:hAnsi="Times New Roman" w:cs="Times New Roman"/>
+              </w:rPr>
+              <w:t xml:space="preserve"> iodide fraction enriches iodide character and lowers the effective gap—consistent with red-shifted quasi-2D PL/EL when iodide dominates.</w:t>
             </w:r>
           </w:p>
         </w:tc>
@@ -9377,6 +10064,7 @@
                 <w:rFonts w:ascii="Times New Roman" w:hAnsi="Times New Roman" w:cs="Times New Roman"/>
               </w:rPr>
             </w:pPr>
+            <w:proofErr w:type="spellStart"/>
             <w:r>
               <w:rPr>
                 <w:rStyle w:val="VerbatimChar"/>
@@ -9385,6 +10073,7 @@
               </w:rPr>
               <w:t>FABr_TO_Pb</w:t>
             </w:r>
+            <w:proofErr w:type="spellEnd"/>
           </w:p>
         </w:tc>
         <w:tc>
@@ -9485,7 +10174,23 @@
               <w:rPr>
                 <w:rFonts w:ascii="Times New Roman" w:hAnsi="Times New Roman" w:cs="Times New Roman"/>
               </w:rPr>
-              <w:t xml:space="preserve">FA bromide pathway competes with high-gap chloride/bromide routes; higher FA:Pb (Br) correlates with lower predicted </w:t>
+              <w:t xml:space="preserve">FA bromide pathway competes with high-gap chloride/bromide routes; higher </w:t>
+            </w:r>
+            <w:proofErr w:type="spellStart"/>
+            <w:proofErr w:type="gramStart"/>
+            <w:r>
+              <w:rPr>
+                <w:rFonts w:ascii="Times New Roman" w:hAnsi="Times New Roman" w:cs="Times New Roman"/>
+              </w:rPr>
+              <w:t>FA:Pb</w:t>
+            </w:r>
+            <w:proofErr w:type="spellEnd"/>
+            <w:proofErr w:type="gramEnd"/>
+            <w:r>
+              <w:rPr>
+                <w:rFonts w:ascii="Times New Roman" w:hAnsi="Times New Roman" w:cs="Times New Roman"/>
+              </w:rPr>
+              <w:t xml:space="preserve"> (Br) correlates with lower predicted </w:t>
             </w:r>
             <w:r>
               <w:rPr>
@@ -9566,6 +10271,7 @@
                 <w:rFonts w:ascii="Times New Roman" w:hAnsi="Times New Roman" w:cs="Times New Roman"/>
               </w:rPr>
             </w:pPr>
+            <w:proofErr w:type="spellStart"/>
             <w:r>
               <w:rPr>
                 <w:rStyle w:val="VerbatimChar"/>
@@ -9574,6 +10280,7 @@
               </w:rPr>
               <w:t>CsI_TO_Pb</w:t>
             </w:r>
+            <w:proofErr w:type="spellEnd"/>
           </w:p>
         </w:tc>
         <w:tc>
@@ -9778,11 +10485,19 @@
                 <w:rFonts w:ascii="Times New Roman" w:hAnsi="Times New Roman" w:cs="Times New Roman"/>
               </w:rPr>
             </w:pPr>
-            <w:r>
-              <w:rPr>
-                <w:rFonts w:ascii="Times New Roman" w:hAnsi="Times New Roman" w:cs="Times New Roman"/>
-              </w:rPr>
-              <w:t xml:space="preserve">hypsochromic shift </w:t>
+            <w:proofErr w:type="spellStart"/>
+            <w:r>
+              <w:rPr>
+                <w:rFonts w:ascii="Times New Roman" w:hAnsi="Times New Roman" w:cs="Times New Roman"/>
+              </w:rPr>
+              <w:t>hypsochromic</w:t>
+            </w:r>
+            <w:proofErr w:type="spellEnd"/>
+            <w:r>
+              <w:rPr>
+                <w:rFonts w:ascii="Times New Roman" w:hAnsi="Times New Roman" w:cs="Times New Roman"/>
+              </w:rPr>
+              <w:t xml:space="preserve"> shift </w:t>
             </w:r>
             <w:r>
               <w:rPr>
@@ -9986,7 +10701,21 @@
               <w:rPr>
                 <w:rFonts w:ascii="Times New Roman" w:hAnsi="Times New Roman" w:cs="Times New Roman"/>
               </w:rPr>
-              <w:t xml:space="preserve">Primary-spacer VSA by electrotopological state—proxy for heteroatom-rich headgroups that alter hydrogen bonding and </w:t>
+              <w:t xml:space="preserve">Primary-spacer VSA by </w:t>
+            </w:r>
+            <w:proofErr w:type="spellStart"/>
+            <w:r>
+              <w:rPr>
+                <w:rFonts w:ascii="Times New Roman" w:hAnsi="Times New Roman" w:cs="Times New Roman"/>
+              </w:rPr>
+              <w:t>electrotopological</w:t>
+            </w:r>
+            <w:proofErr w:type="spellEnd"/>
+            <w:r>
+              <w:rPr>
+                <w:rFonts w:ascii="Times New Roman" w:hAnsi="Times New Roman" w:cs="Times New Roman"/>
+              </w:rPr>
+              <w:t xml:space="preserve"> state—proxy for heteroatom-rich headgroups that alter hydrogen bonding and </w:t>
             </w:r>
             <w:r>
               <w:rPr>
@@ -10030,6 +10759,7 @@
                 <w:rFonts w:ascii="Times New Roman" w:hAnsi="Times New Roman" w:cs="Times New Roman"/>
               </w:rPr>
             </w:pPr>
+            <w:proofErr w:type="spellStart"/>
             <w:r>
               <w:rPr>
                 <w:rStyle w:val="VerbatimChar"/>
@@ -10038,6 +10768,7 @@
               </w:rPr>
               <w:t>CsBr_TO_Pb</w:t>
             </w:r>
+            <w:proofErr w:type="spellEnd"/>
           </w:p>
         </w:tc>
         <w:tc>
@@ -10108,11 +10839,19 @@
                 <w:rFonts w:ascii="Times New Roman" w:hAnsi="Times New Roman" w:cs="Times New Roman"/>
               </w:rPr>
             </w:pPr>
-            <w:r>
-              <w:rPr>
-                <w:rFonts w:ascii="Times New Roman" w:hAnsi="Times New Roman" w:cs="Times New Roman"/>
-              </w:rPr>
-              <w:t>CsBr fraction modulates A-site/halide balance; weaker monotonic trend because Cs appears with mixed halides across papers.</w:t>
+            <w:proofErr w:type="spellStart"/>
+            <w:r>
+              <w:rPr>
+                <w:rFonts w:ascii="Times New Roman" w:hAnsi="Times New Roman" w:cs="Times New Roman"/>
+              </w:rPr>
+              <w:t>CsBr</w:t>
+            </w:r>
+            <w:proofErr w:type="spellEnd"/>
+            <w:r>
+              <w:rPr>
+                <w:rFonts w:ascii="Times New Roman" w:hAnsi="Times New Roman" w:cs="Times New Roman"/>
+              </w:rPr>
+              <w:t xml:space="preserve"> fraction modulates A-site/halide balance; weaker monotonic trend because Cs appears with mixed halides across papers.</w:t>
             </w:r>
           </w:p>
         </w:tc>
@@ -10232,11 +10971,19 @@
               </w:rPr>
               <w:t xml:space="preserve">DMF vs DMSO shifts </w:t>
             </w:r>
-            <w:r>
-              <w:rPr>
-                <w:rFonts w:ascii="Times New Roman" w:hAnsi="Times New Roman" w:cs="Times New Roman"/>
-              </w:rPr>
-              <w:t xml:space="preserve">crystallisation and phase distribution; it survives selection because the </w:t>
+            <w:proofErr w:type="spellStart"/>
+            <w:r>
+              <w:rPr>
+                <w:rFonts w:ascii="Times New Roman" w:hAnsi="Times New Roman" w:cs="Times New Roman"/>
+              </w:rPr>
+              <w:t>crystallisation</w:t>
+            </w:r>
+            <w:proofErr w:type="spellEnd"/>
+            <w:r>
+              <w:rPr>
+                <w:rFonts w:ascii="Times New Roman" w:hAnsi="Times New Roman" w:cs="Times New Roman"/>
+              </w:rPr>
+              <w:t xml:space="preserve"> and phase distribution; it survives selection because the </w:t>
             </w:r>
             <w:r>
               <w:rPr>
@@ -10360,7 +11107,23 @@
               <w:rPr>
                 <w:rFonts w:ascii="Times New Roman" w:hAnsi="Times New Roman" w:cs="Times New Roman"/>
               </w:rPr>
-              <w:t xml:space="preserve">Nominal spacer:lead stoichiometry targets average </w:t>
+              <w:t xml:space="preserve">Nominal </w:t>
+            </w:r>
+            <w:proofErr w:type="spellStart"/>
+            <w:proofErr w:type="gramStart"/>
+            <w:r>
+              <w:rPr>
+                <w:rFonts w:ascii="Times New Roman" w:hAnsi="Times New Roman" w:cs="Times New Roman"/>
+              </w:rPr>
+              <w:t>spacer:lead</w:t>
+            </w:r>
+            <w:proofErr w:type="spellEnd"/>
+            <w:proofErr w:type="gramEnd"/>
+            <w:r>
+              <w:rPr>
+                <w:rFonts w:ascii="Times New Roman" w:hAnsi="Times New Roman" w:cs="Times New Roman"/>
+              </w:rPr>
+              <w:t xml:space="preserve"> stoichiometry targets average </w:t>
             </w:r>
             <w:r>
               <w:rPr>
@@ -10410,6 +11173,7 @@
                 <w:rFonts w:ascii="Times New Roman" w:hAnsi="Times New Roman" w:cs="Times New Roman"/>
               </w:rPr>
             </w:pPr>
+            <w:proofErr w:type="spellStart"/>
             <w:r>
               <w:rPr>
                 <w:rStyle w:val="VerbatimChar"/>
@@ -10418,6 +11182,7 @@
               </w:rPr>
               <w:t>Sec_HallKierAlpha</w:t>
             </w:r>
+            <w:proofErr w:type="spellEnd"/>
           </w:p>
         </w:tc>
         <w:tc>
@@ -10587,11 +11352,19 @@
                 <w:rFonts w:ascii="Times New Roman" w:hAnsi="Times New Roman" w:cs="Times New Roman"/>
               </w:rPr>
             </w:pPr>
-            <w:r>
-              <w:rPr>
-                <w:rFonts w:ascii="Times New Roman" w:hAnsi="Times New Roman" w:cs="Times New Roman"/>
-              </w:rPr>
-              <w:t>hypsochromic shift</w:t>
+            <w:proofErr w:type="spellStart"/>
+            <w:r>
+              <w:rPr>
+                <w:rFonts w:ascii="Times New Roman" w:hAnsi="Times New Roman" w:cs="Times New Roman"/>
+              </w:rPr>
+              <w:t>hypsochromic</w:t>
+            </w:r>
+            <w:proofErr w:type="spellEnd"/>
+            <w:r>
+              <w:rPr>
+                <w:rFonts w:ascii="Times New Roman" w:hAnsi="Times New Roman" w:cs="Times New Roman"/>
+              </w:rPr>
+              <w:t xml:space="preserve"> shift</w:t>
             </w:r>
             <w:r>
               <w:rPr>
@@ -10893,7 +11666,21 @@
         <w:rPr>
           <w:rFonts w:ascii="Times New Roman" w:hAnsi="Times New Roman" w:cs="Times New Roman"/>
         </w:rPr>
-        <w:t xml:space="preserve"> of the Quasi 2D PeLEDs, we prepared a curated dataset of </w:t>
+        <w:t xml:space="preserve"> of the Quasi 2D </w:t>
+      </w:r>
+      <w:proofErr w:type="spellStart"/>
+      <w:r>
+        <w:rPr>
+          <w:rFonts w:ascii="Times New Roman" w:hAnsi="Times New Roman" w:cs="Times New Roman"/>
+        </w:rPr>
+        <w:t>PeLEDs</w:t>
+      </w:r>
+      <w:proofErr w:type="spellEnd"/>
+      <w:r>
+        <w:rPr>
+          <w:rFonts w:ascii="Times New Roman" w:hAnsi="Times New Roman" w:cs="Times New Roman"/>
+        </w:rPr>
+        <w:t xml:space="preserve">, we prepared a curated dataset of </w:t>
       </w:r>
       <w:r>
         <w:rPr>
@@ -11038,14 +11825,28 @@
         <w:rPr>
           <w:rFonts w:ascii="Times New Roman" w:hAnsi="Times New Roman" w:cs="Times New Roman"/>
         </w:rPr>
-        <w:t xml:space="preserve"> CatBoost model that treats HTL, ETL, and additive as native categorical variables</w:t>
-      </w:r>
-      <w:r>
-        <w:rPr>
-          <w:rFonts w:ascii="Times New Roman" w:hAnsi="Times New Roman" w:cs="Times New Roman"/>
-        </w:rPr>
         <w:t xml:space="preserve"> </w:t>
       </w:r>
+      <w:proofErr w:type="spellStart"/>
+      <w:r>
+        <w:rPr>
+          <w:rFonts w:ascii="Times New Roman" w:hAnsi="Times New Roman" w:cs="Times New Roman"/>
+        </w:rPr>
+        <w:t>CatBoost</w:t>
+      </w:r>
+      <w:proofErr w:type="spellEnd"/>
+      <w:r>
+        <w:rPr>
+          <w:rFonts w:ascii="Times New Roman" w:hAnsi="Times New Roman" w:cs="Times New Roman"/>
+        </w:rPr>
+        <w:t xml:space="preserve"> model that treats HTL, ETL, and additive as native categorical variables</w:t>
+      </w:r>
+      <w:r>
+        <w:rPr>
+          <w:rFonts w:ascii="Times New Roman" w:hAnsi="Times New Roman" w:cs="Times New Roman"/>
+        </w:rPr>
+        <w:t xml:space="preserve"> </w:t>
+      </w:r>
       <w:r>
         <w:rPr>
           <w:rFonts w:ascii="Times New Roman" w:hAnsi="Times New Roman" w:cs="Times New Roman"/>
@@ -11123,13 +11924,41 @@
         <w:rPr>
           <w:rFonts w:ascii="Times New Roman" w:hAnsi="Times New Roman" w:cs="Times New Roman"/>
         </w:rPr>
-        <w:t xml:space="preserve">After achiving the best ML for predicting </w:t>
-      </w:r>
-      <w:r>
-        <w:rPr>
-          <w:rFonts w:ascii="Times New Roman" w:hAnsi="Times New Roman" w:cs="Times New Roman"/>
-        </w:rPr>
-        <w:t xml:space="preserve">emission colour at the materials level, one might hope EQE would follow from the same tables. </w:t>
+        <w:t xml:space="preserve">After </w:t>
+      </w:r>
+      <w:proofErr w:type="spellStart"/>
+      <w:r>
+        <w:rPr>
+          <w:rFonts w:ascii="Times New Roman" w:hAnsi="Times New Roman" w:cs="Times New Roman"/>
+        </w:rPr>
+        <w:t>achiving</w:t>
+      </w:r>
+      <w:proofErr w:type="spellEnd"/>
+      <w:r>
+        <w:rPr>
+          <w:rFonts w:ascii="Times New Roman" w:hAnsi="Times New Roman" w:cs="Times New Roman"/>
+        </w:rPr>
+        <w:t xml:space="preserve"> the best ML for predicting </w:t>
+      </w:r>
+      <w:r>
+        <w:rPr>
+          <w:rFonts w:ascii="Times New Roman" w:hAnsi="Times New Roman" w:cs="Times New Roman"/>
+        </w:rPr>
+        <w:t xml:space="preserve">emission </w:t>
+      </w:r>
+      <w:proofErr w:type="spellStart"/>
+      <w:r>
+        <w:rPr>
+          <w:rFonts w:ascii="Times New Roman" w:hAnsi="Times New Roman" w:cs="Times New Roman"/>
+        </w:rPr>
+        <w:t>colour</w:t>
+      </w:r>
+      <w:proofErr w:type="spellEnd"/>
+      <w:r>
+        <w:rPr>
+          <w:rFonts w:ascii="Times New Roman" w:hAnsi="Times New Roman" w:cs="Times New Roman"/>
+        </w:rPr>
+        <w:t xml:space="preserve"> at the materials level, one might hope EQE would follow from the same tables. </w:t>
       </w:r>
       <w:r>
         <w:rPr>
@@ -11153,7 +11982,21 @@
         <w:rPr>
           <w:rFonts w:ascii="Times New Roman" w:hAnsi="Times New Roman" w:cs="Times New Roman"/>
         </w:rPr>
-        <w:t xml:space="preserve">, at least not with the fields available in published PeLED </w:t>
+        <w:t xml:space="preserve">, at least not with the fields available in published </w:t>
+      </w:r>
+      <w:proofErr w:type="spellStart"/>
+      <w:r>
+        <w:rPr>
+          <w:rFonts w:ascii="Times New Roman" w:hAnsi="Times New Roman" w:cs="Times New Roman"/>
+        </w:rPr>
+        <w:t>PeLED</w:t>
+      </w:r>
+      <w:proofErr w:type="spellEnd"/>
+      <w:r>
+        <w:rPr>
+          <w:rFonts w:ascii="Times New Roman" w:hAnsi="Times New Roman" w:cs="Times New Roman"/>
+        </w:rPr>
+        <w:t xml:space="preserve"> </w:t>
       </w:r>
       <w:r>
         <w:rPr>
@@ -11380,7 +12223,21 @@
               <w:rPr>
                 <w:rFonts w:ascii="Times New Roman" w:hAnsi="Times New Roman" w:cs="Times New Roman"/>
               </w:rPr>
-              <w:t>Tuned XGBoost (RFE, 20 features)</w:t>
+              <w:t xml:space="preserve">Tuned </w:t>
+            </w:r>
+            <w:proofErr w:type="spellStart"/>
+            <w:r>
+              <w:rPr>
+                <w:rFonts w:ascii="Times New Roman" w:hAnsi="Times New Roman" w:cs="Times New Roman"/>
+              </w:rPr>
+              <w:t>XGBoost</w:t>
+            </w:r>
+            <w:proofErr w:type="spellEnd"/>
+            <w:r>
+              <w:rPr>
+                <w:rFonts w:ascii="Times New Roman" w:hAnsi="Times New Roman" w:cs="Times New Roman"/>
+              </w:rPr>
+              <w:t xml:space="preserve"> (RFE, 20 features)</w:t>
             </w:r>
           </w:p>
         </w:tc>
@@ -11808,7 +12665,21 @@
         <w:rPr>
           <w:rFonts w:ascii="Times New Roman" w:hAnsi="Times New Roman" w:cs="Times New Roman"/>
         </w:rPr>
-        <w:t xml:space="preserve">EQE couples radiative efficiency </w:t>
+        <w:t xml:space="preserve">EQE </w:t>
+      </w:r>
+      <w:proofErr w:type="gramStart"/>
+      <w:r>
+        <w:rPr>
+          <w:rFonts w:ascii="Times New Roman" w:hAnsi="Times New Roman" w:cs="Times New Roman"/>
+        </w:rPr>
+        <w:t>couples</w:t>
+      </w:r>
+      <w:proofErr w:type="gramEnd"/>
+      <w:r>
+        <w:rPr>
+          <w:rFonts w:ascii="Times New Roman" w:hAnsi="Times New Roman" w:cs="Times New Roman"/>
+        </w:rPr>
+        <w:t xml:space="preserve"> radiative efficiency </w:t>
       </w:r>
       <w:r>
         <w:rPr>
@@ -11862,7 +12733,21 @@
         <w:rPr>
           <w:rFonts w:ascii="Times New Roman" w:hAnsi="Times New Roman" w:cs="Times New Roman"/>
         </w:rPr>
-        <w:t xml:space="preserve"> PeLED performance labels </w:t>
+        <w:t xml:space="preserve"> </w:t>
+      </w:r>
+      <w:proofErr w:type="spellStart"/>
+      <w:r>
+        <w:rPr>
+          <w:rFonts w:ascii="Times New Roman" w:hAnsi="Times New Roman" w:cs="Times New Roman"/>
+        </w:rPr>
+        <w:t>PeLED</w:t>
+      </w:r>
+      <w:proofErr w:type="spellEnd"/>
+      <w:r>
+        <w:rPr>
+          <w:rFonts w:ascii="Times New Roman" w:hAnsi="Times New Roman" w:cs="Times New Roman"/>
+        </w:rPr>
+        <w:t xml:space="preserve"> performance labels </w:t>
       </w:r>
       <w:r>
         <w:rPr>

--- a/manuscript/MAIN_Manuscript_1 (AutoRecovered).docx
+++ b/manuscript/MAIN_Manuscript_1 (AutoRecovered).docx
@@ -2620,10 +2620,10 @@
           <w:noProof/>
         </w:rPr>
         <w:drawing>
-          <wp:inline distT="0" distB="0" distL="0" distR="0" wp14:anchorId="602F07C1" wp14:editId="7C11B35F">
-            <wp:extent cx="6110416" cy="3219719"/>
-            <wp:effectExtent l="0" t="0" r="5080" b="0"/>
-            <wp:docPr id="1313336813" name="Picture 2"/>
+          <wp:inline distT="0" distB="0" distL="0" distR="0" wp14:anchorId="373E7077" wp14:editId="76F3FD61">
+            <wp:extent cx="6206109" cy="3270142"/>
+            <wp:effectExtent l="0" t="0" r="4445" b="6985"/>
+            <wp:docPr id="169046871" name="Picture 3"/>
             <wp:cNvGraphicFramePr>
               <a:graphicFrameLocks xmlns:a="http://schemas.openxmlformats.org/drawingml/2006/main" noChangeAspect="1"/>
             </wp:cNvGraphicFramePr>
@@ -2631,7 +2631,7 @@
               <a:graphicData uri="http://schemas.openxmlformats.org/drawingml/2006/picture">
                 <pic:pic xmlns:pic="http://schemas.openxmlformats.org/drawingml/2006/picture">
                   <pic:nvPicPr>
-                    <pic:cNvPr id="1313336813" name="Picture 1313336813"/>
+                    <pic:cNvPr id="169046871" name="Picture 169046871"/>
                     <pic:cNvPicPr/>
                   </pic:nvPicPr>
                   <pic:blipFill>
@@ -2649,7 +2649,7 @@
                   <pic:spPr>
                     <a:xfrm>
                       <a:off x="0" y="0"/>
-                      <a:ext cx="6137363" cy="3233918"/>
+                      <a:ext cx="6221852" cy="3278437"/>
                     </a:xfrm>
                     <a:prstGeom prst="rect">
                       <a:avLst/>
@@ -2679,7 +2679,13 @@
         <w:rPr>
           <w:rFonts w:ascii="Times New Roman" w:hAnsi="Times New Roman" w:cs="Times New Roman"/>
         </w:rPr>
-        <w:t>End to end w</w:t>
+        <w:t>End-to-end</w:t>
+      </w:r>
+      <w:r>
+        <w:rPr>
+          <w:rFonts w:ascii="Times New Roman" w:hAnsi="Times New Roman" w:cs="Times New Roman"/>
+        </w:rPr>
+        <w:t xml:space="preserve"> w</w:t>
       </w:r>
       <w:r>
         <w:rPr>
@@ -2712,21 +2718,19 @@
         <w:rPr>
           <w:rFonts w:ascii="Times New Roman" w:hAnsi="Times New Roman" w:cs="Times New Roman"/>
         </w:rPr>
-        <w:t xml:space="preserve">SMILES conversion, </w:t>
-      </w:r>
-      <w:proofErr w:type="spellStart"/>
-      <w:r>
-        <w:rPr>
-          <w:rFonts w:ascii="Times New Roman" w:hAnsi="Times New Roman" w:cs="Times New Roman"/>
-        </w:rPr>
-        <w:t>AddHs</w:t>
-      </w:r>
-      <w:proofErr w:type="spellEnd"/>
-      <w:r>
-        <w:rPr>
-          <w:rFonts w:ascii="Times New Roman" w:hAnsi="Times New Roman" w:cs="Times New Roman"/>
-        </w:rPr>
-        <w:t xml:space="preserve"> descriptor calculation, correlation pruning, parallel RFECV (31 features) and </w:t>
+        <w:t>SMILES conversion,</w:t>
+      </w:r>
+      <w:r>
+        <w:rPr>
+          <w:rFonts w:ascii="Times New Roman" w:hAnsi="Times New Roman" w:cs="Times New Roman"/>
+        </w:rPr>
+        <w:t xml:space="preserve"> </w:t>
+      </w:r>
+      <w:r>
+        <w:rPr>
+          <w:rFonts w:ascii="Times New Roman" w:hAnsi="Times New Roman" w:cs="Times New Roman"/>
+        </w:rPr>
+        <w:t xml:space="preserve">descriptor calculation, correlation pruning, parallel RFECV (31 features) and </w:t>
       </w:r>
       <w:proofErr w:type="spellStart"/>
       <w:r>

--- a/manuscript/MAIN_Manuscript_1 (AutoRecovered).docx
+++ b/manuscript/MAIN_Manuscript_1 (AutoRecovered).docx
@@ -4,42 +4,481 @@
   <w:body>
     <w:p>
       <w:pPr>
-        <w:pStyle w:val="Heading1"/>
         <w:spacing w:line="480" w:lineRule="auto"/>
-        <w:jc w:val="both"/>
-        <w:rPr>
-          <w:rFonts w:ascii="Times New Roman" w:hAnsi="Times New Roman" w:cs="Times New Roman"/>
-          <w:sz w:val="24"/>
-          <w:szCs w:val="24"/>
+        <w:jc w:val="center"/>
+        <w:rPr>
+          <w:rFonts w:ascii="Times" w:hAnsi="Times" w:cs="Times"/>
+          <w:b/>
+          <w:bCs/>
+          <w:sz w:val="28"/>
+          <w:szCs w:val="28"/>
         </w:rPr>
       </w:pPr>
       <w:bookmarkStart w:id="0" w:name="X7d45bd4660fd4f4e0707610adb36ff1d3dab4ca"/>
-      <w:r>
-        <w:rPr>
-          <w:rFonts w:ascii="Times New Roman" w:hAnsi="Times New Roman" w:cs="Times New Roman"/>
-          <w:sz w:val="24"/>
-          <w:szCs w:val="24"/>
-        </w:rPr>
-        <w:t>Predicting Emission Energy in Quasi-2D Perovskite LEDs from Spacer Chemistry and Precursor Stoichiometry: When Machine Learning Works, and When It Does Not</w:t>
+      <w:bookmarkStart w:id="1" w:name="Xe3d0fc0bea9a42ce7605565d0964033d7f6ee47"/>
+      <w:bookmarkStart w:id="2" w:name="_Hlk109917554"/>
+      <w:r>
+        <w:rPr>
+          <w:rFonts w:ascii="Times" w:hAnsi="Times" w:cs="Times"/>
+          <w:b/>
+          <w:bCs/>
+          <w:sz w:val="28"/>
+          <w:szCs w:val="28"/>
+        </w:rPr>
+        <w:t xml:space="preserve">Cheminformatics and Machine Learning for Quasi-2D Perovskites: Emission Energy Prediction and the Limits of EQE </w:t>
+      </w:r>
+      <w:r>
+        <w:rPr>
+          <w:rFonts w:ascii="Times" w:hAnsi="Times" w:cs="Times"/>
+          <w:b/>
+          <w:bCs/>
+          <w:sz w:val="28"/>
+          <w:szCs w:val="28"/>
+        </w:rPr>
+        <w:t>Modelling</w:t>
       </w:r>
     </w:p>
     <w:p>
       <w:pPr>
-        <w:pStyle w:val="Heading2"/>
+        <w:spacing w:line="480" w:lineRule="auto"/>
+        <w:rPr>
+          <w:rFonts w:ascii="Times" w:hAnsi="Times" w:cs="Times"/>
+          <w:i/>
+          <w:iCs/>
+        </w:rPr>
+      </w:pPr>
+      <w:r>
+        <w:rPr>
+          <w:rFonts w:ascii="Times" w:hAnsi="Times" w:cs="Times"/>
+          <w:i/>
+          <w:iCs/>
+        </w:rPr>
+        <w:t xml:space="preserve">Ranadeep Raj Sumukam, Ramu Naidu Savu, </w:t>
+      </w:r>
+      <w:r>
+        <w:rPr>
+          <w:rFonts w:ascii="Times" w:hAnsi="Times" w:cs="Times"/>
+          <w:i/>
+          <w:iCs/>
+        </w:rPr>
+        <w:t xml:space="preserve">Santhosh Rompivalasa </w:t>
+      </w:r>
+      <w:r>
+        <w:rPr>
+          <w:rFonts w:ascii="Times" w:hAnsi="Times" w:cs="Times"/>
+          <w:i/>
+          <w:iCs/>
+        </w:rPr>
+        <w:t>and Banavoth Murali*</w:t>
+      </w:r>
+    </w:p>
+    <w:p>
+      <w:pPr>
+        <w:spacing w:line="480" w:lineRule="auto"/>
+        <w:rPr>
+          <w:rFonts w:ascii="Times" w:hAnsi="Times" w:cs="Times"/>
+        </w:rPr>
+      </w:pPr>
+      <w:r>
+        <w:rPr>
+          <w:rFonts w:ascii="Times" w:hAnsi="Times" w:cs="Times"/>
+        </w:rPr>
+        <w:t>Solar Cells and Photonics Research Laboratory, School of Chemistry, University of Hyderabad, Prof. C R Rao Road, Hyderabad -500046, Telangana State, India.</w:t>
+      </w:r>
+    </w:p>
+    <w:p>
+      <w:pPr>
+        <w:spacing w:line="480" w:lineRule="auto"/>
+      </w:pPr>
+      <w:r>
+        <w:rPr>
+          <w:rFonts w:ascii="Times" w:hAnsi="Times" w:cs="Times"/>
+        </w:rPr>
+        <w:t>*Email: </w:t>
+      </w:r>
+      <w:hyperlink r:id="rId8" w:tgtFrame="_blank" w:history="1">
+        <w:r>
+          <w:rPr>
+            <w:rStyle w:val="Hyperlink"/>
+            <w:rFonts w:ascii="Times" w:hAnsi="Times" w:cs="Times"/>
+          </w:rPr>
+          <w:t>murali.banavoth@uohyd.ac.in</w:t>
+        </w:r>
+      </w:hyperlink>
+      <w:bookmarkStart w:id="3" w:name="_Hlk109917564"/>
+      <w:bookmarkEnd w:id="2"/>
+    </w:p>
+    <w:p>
+      <w:pPr>
+        <w:rPr>
+          <w:rFonts w:ascii="Times" w:hAnsi="Times" w:cs="Times"/>
+          <w:b/>
+          <w:bCs/>
+        </w:rPr>
+      </w:pPr>
+      <w:r>
+        <w:rPr>
+          <w:rFonts w:ascii="Times" w:hAnsi="Times" w:cs="Times"/>
+          <w:b/>
+          <w:bCs/>
+        </w:rPr>
+        <w:t>A</w:t>
+      </w:r>
+      <w:r>
+        <w:rPr>
+          <w:rFonts w:ascii="Times" w:hAnsi="Times" w:cs="Times"/>
+          <w:b/>
+          <w:bCs/>
+        </w:rPr>
+        <w:t>bstract</w:t>
+      </w:r>
+      <w:r>
+        <w:rPr>
+          <w:rFonts w:ascii="Times" w:hAnsi="Times" w:cs="Times"/>
+          <w:b/>
+          <w:bCs/>
+        </w:rPr>
+        <w:t xml:space="preserve"> </w:t>
+      </w:r>
+    </w:p>
+    <w:bookmarkEnd w:id="3"/>
+    <w:p>
+      <w:pPr>
         <w:spacing w:line="480" w:lineRule="auto"/>
         <w:jc w:val="both"/>
         <w:rPr>
           <w:rFonts w:ascii="Times New Roman" w:hAnsi="Times New Roman" w:cs="Times New Roman"/>
-          <w:sz w:val="24"/>
-          <w:szCs w:val="24"/>
         </w:rPr>
       </w:pPr>
-      <w:bookmarkStart w:id="1" w:name="Xe3d0fc0bea9a42ce7605565d0964033d7f6ee47"/>
-      <w:r>
-        <w:rPr>
-          <w:rFonts w:ascii="Times New Roman" w:hAnsi="Times New Roman" w:cs="Times New Roman"/>
-          <w:sz w:val="24"/>
-          <w:szCs w:val="24"/>
+      <w:r>
+        <w:rPr>
+          <w:rFonts w:ascii="Times New Roman" w:hAnsi="Times New Roman" w:cs="Times New Roman"/>
+        </w:rPr>
+        <w:t xml:space="preserve">Layered quasi-two-dimensional (quasi-2D) metal-halide perovskites </w:t>
+      </w:r>
+      <w:r>
+        <w:rPr>
+          <w:rFonts w:ascii="Times New Roman" w:hAnsi="Times New Roman" w:cs="Times New Roman"/>
+        </w:rPr>
+        <w:t xml:space="preserve">have captivated the research on </w:t>
+      </w:r>
+      <w:r>
+        <w:rPr>
+          <w:rFonts w:ascii="Times New Roman" w:hAnsi="Times New Roman" w:cs="Times New Roman"/>
+        </w:rPr>
+        <w:t xml:space="preserve">perovskite-based </w:t>
+      </w:r>
+      <w:r>
+        <w:rPr>
+          <w:rFonts w:ascii="Times New Roman" w:hAnsi="Times New Roman" w:cs="Times New Roman"/>
+        </w:rPr>
+        <w:t xml:space="preserve">light-emitting diodes (PeLEDs) due to their solution-processability and tunable optoelectronic properties. </w:t>
+      </w:r>
+      <w:r>
+        <w:rPr>
+          <w:rFonts w:ascii="Times New Roman" w:hAnsi="Times New Roman" w:cs="Times New Roman"/>
+        </w:rPr>
+        <w:t>Compared with other dimensional perovskite counterparts, quasi-2D perovskites offer more parameters to tune their properties, providing a wider scope for control and making them a complex system. Therefore</w:t>
+      </w:r>
+      <w:r>
+        <w:rPr>
+          <w:rFonts w:ascii="Times New Roman" w:hAnsi="Times New Roman" w:cs="Times New Roman"/>
+        </w:rPr>
+        <w:t>, exploring their vast compositional parameter space remains a major experimental challenge</w:t>
+      </w:r>
+      <w:r>
+        <w:rPr>
+          <w:rFonts w:ascii="Times New Roman" w:hAnsi="Times New Roman" w:cs="Times New Roman"/>
+        </w:rPr>
+        <w:t>. Machine</w:t>
+      </w:r>
+      <w:r>
+        <w:rPr>
+          <w:rFonts w:ascii="Times New Roman" w:hAnsi="Times New Roman" w:cs="Times New Roman"/>
+        </w:rPr>
+        <w:t xml:space="preserve"> learning (ML) has emerged as a powerful paradigm</w:t>
+      </w:r>
+      <w:r>
+        <w:rPr>
+          <w:rFonts w:ascii="Times New Roman" w:hAnsi="Times New Roman" w:cs="Times New Roman"/>
+        </w:rPr>
+        <w:t xml:space="preserve"> </w:t>
+      </w:r>
+      <w:r>
+        <w:rPr>
+          <w:rFonts w:ascii="Times New Roman" w:hAnsi="Times New Roman" w:cs="Times New Roman"/>
+        </w:rPr>
+        <w:t>for understanding</w:t>
+      </w:r>
+      <w:r>
+        <w:rPr>
+          <w:rFonts w:ascii="Times New Roman" w:hAnsi="Times New Roman" w:cs="Times New Roman"/>
+        </w:rPr>
+        <w:t xml:space="preserve"> patterns in complex systems with nonlinear relationships among multiple parameters. </w:t>
+      </w:r>
+      <w:r>
+        <w:rPr>
+          <w:rFonts w:ascii="Times New Roman" w:hAnsi="Times New Roman" w:cs="Times New Roman"/>
+        </w:rPr>
+        <w:t xml:space="preserve">In recent times, ML has been used extensively across all fields to accelerate research and reduce costs by strategising work rather than relying on trial-and-error experimentation. However, </w:t>
+      </w:r>
+      <w:r>
+        <w:rPr>
+          <w:rFonts w:ascii="Times New Roman" w:hAnsi="Times New Roman" w:cs="Times New Roman"/>
+        </w:rPr>
+        <w:t>for quasi-2D perovskites, there are very few reports, and the existing studies are restricted to narrow spectral windows or fail to explicitly account for the chemical structures of organic spacer cations in MLs, hindering the establishment of a clear</w:t>
+      </w:r>
+      <w:r>
+        <w:rPr>
+          <w:rFonts w:ascii="Times New Roman" w:hAnsi="Times New Roman" w:cs="Times New Roman"/>
+        </w:rPr>
+        <w:t xml:space="preserve"> correlation.</w:t>
+      </w:r>
+      <w:r>
+        <w:rPr>
+          <w:rFonts w:ascii="Times New Roman" w:hAnsi="Times New Roman" w:cs="Times New Roman"/>
+        </w:rPr>
+        <w:t xml:space="preserve"> </w:t>
+      </w:r>
+      <w:r>
+        <w:rPr>
+          <w:rFonts w:ascii="Times New Roman" w:hAnsi="Times New Roman" w:cs="Times New Roman"/>
+        </w:rPr>
+        <w:t xml:space="preserve">In this work, we developed two distinct sets of hyperparameter-tuned ML models using data compiled from the literature: one focused on materials-level intrinsic emission properties and the other on device-level external quantum efficiency. By applying RDKit chemical featurization to </w:t>
+      </w:r>
+      <w:r>
+        <w:rPr>
+          <w:rFonts w:ascii="Times New Roman" w:hAnsi="Times New Roman" w:cs="Times New Roman"/>
+        </w:rPr>
+        <w:lastRenderedPageBreak/>
+        <w:t>generate molecular descriptors alongside an aggressive feature selection pipeline</w:t>
+      </w:r>
+      <w:r>
+        <w:rPr>
+          <w:rFonts w:ascii="Times New Roman" w:hAnsi="Times New Roman" w:cs="Times New Roman"/>
+        </w:rPr>
+        <w:t>,</w:t>
+      </w:r>
+      <w:r>
+        <w:rPr>
+          <w:rFonts w:ascii="Times New Roman" w:hAnsi="Times New Roman" w:cs="Times New Roman"/>
+        </w:rPr>
+        <w:t xml:space="preserve"> </w:t>
+      </w:r>
+      <w:r>
+        <w:rPr>
+          <w:rFonts w:ascii="Times New Roman" w:hAnsi="Times New Roman" w:cs="Times New Roman"/>
+        </w:rPr>
+        <w:t xml:space="preserve">we built multiple models. Among all, the </w:t>
+      </w:r>
+      <w:r>
+        <w:rPr>
+          <w:rFonts w:ascii="Times New Roman" w:hAnsi="Times New Roman" w:cs="Times New Roman"/>
+        </w:rPr>
+        <w:t>Support Vector Regression model with a radial basis function kernel (SVR–RBF) achieved an outstanding coefficient of determination (R</w:t>
+      </w:r>
+      <w:r>
+        <w:rPr>
+          <w:rFonts w:ascii="Times New Roman" w:hAnsi="Times New Roman" w:cs="Times New Roman"/>
+          <w:vertAlign w:val="superscript"/>
+        </w:rPr>
+        <w:t>2</w:t>
+      </w:r>
+      <w:r>
+        <w:rPr>
+          <w:rFonts w:ascii="Times New Roman" w:hAnsi="Times New Roman" w:cs="Times New Roman"/>
+        </w:rPr>
+        <w:t>) of 0.953 and a low root-mean-square error (RMSE) of 0.074 eV</w:t>
+      </w:r>
+      <w:r>
+        <w:rPr>
+          <w:rFonts w:ascii="Times New Roman" w:hAnsi="Times New Roman" w:cs="Times New Roman"/>
+        </w:rPr>
+        <w:t xml:space="preserve"> with </w:t>
+      </w:r>
+      <w:r>
+        <w:rPr>
+          <w:rFonts w:ascii="Times New Roman" w:hAnsi="Times New Roman" w:cs="Times New Roman"/>
+        </w:rPr>
+        <w:t xml:space="preserve">emission energy </w:t>
+      </w:r>
+      <w:r>
+        <w:rPr>
+          <w:rFonts w:ascii="Times New Roman" w:hAnsi="Times New Roman" w:cs="Times New Roman"/>
+        </w:rPr>
+        <w:t>prediction window covering</w:t>
+      </w:r>
+      <w:r>
+        <w:rPr>
+          <w:rFonts w:ascii="Times New Roman" w:hAnsi="Times New Roman" w:cs="Times New Roman"/>
+        </w:rPr>
+        <w:t xml:space="preserve"> the </w:t>
+      </w:r>
+      <w:r>
+        <w:rPr>
+          <w:rFonts w:ascii="Times New Roman" w:hAnsi="Times New Roman" w:cs="Times New Roman"/>
+        </w:rPr>
+        <w:t>major part of the</w:t>
+      </w:r>
+      <w:r>
+        <w:rPr>
+          <w:rFonts w:ascii="Times New Roman" w:hAnsi="Times New Roman" w:cs="Times New Roman"/>
+        </w:rPr>
+        <w:t xml:space="preserve"> visible spectrum</w:t>
+      </w:r>
+      <w:r>
+        <w:rPr>
+          <w:rFonts w:ascii="Times New Roman" w:hAnsi="Times New Roman" w:cs="Times New Roman"/>
+        </w:rPr>
+        <w:t xml:space="preserve">. </w:t>
+      </w:r>
+      <w:r>
+        <w:rPr>
+          <w:rFonts w:ascii="Times New Roman" w:hAnsi="Times New Roman" w:cs="Times New Roman"/>
+        </w:rPr>
+        <w:t xml:space="preserve">In contrast, </w:t>
+      </w:r>
+      <w:r>
+        <w:rPr>
+          <w:rFonts w:ascii="Times New Roman" w:hAnsi="Times New Roman" w:cs="Times New Roman"/>
+        </w:rPr>
+        <w:t xml:space="preserve">predicting device EQE using the same workflow and style of data </w:t>
+      </w:r>
+      <w:r>
+        <w:rPr>
+          <w:rFonts w:ascii="Times New Roman" w:hAnsi="Times New Roman" w:cs="Times New Roman"/>
+        </w:rPr>
+        <w:t xml:space="preserve">with additional device-level details resulted in the </w:t>
+      </w:r>
+      <w:r>
+        <w:rPr>
+          <w:rFonts w:ascii="Times New Roman" w:hAnsi="Times New Roman" w:cs="Times New Roman"/>
+        </w:rPr>
+        <w:t>R</w:t>
+      </w:r>
+      <w:r>
+        <w:rPr>
+          <w:rFonts w:ascii="Times New Roman" w:hAnsi="Times New Roman" w:cs="Times New Roman"/>
+          <w:vertAlign w:val="superscript"/>
+        </w:rPr>
+        <w:t>2</w:t>
+      </w:r>
+      <w:r>
+        <w:rPr>
+          <w:rFonts w:ascii="Times New Roman" w:hAnsi="Times New Roman" w:cs="Times New Roman"/>
+        </w:rPr>
+        <w:t xml:space="preserve"> of only 0.57 at best</w:t>
+      </w:r>
+      <w:r>
+        <w:rPr>
+          <w:rFonts w:ascii="Times New Roman" w:hAnsi="Times New Roman" w:cs="Times New Roman"/>
+        </w:rPr>
+        <w:t xml:space="preserve">. </w:t>
+      </w:r>
+      <w:r>
+        <w:rPr>
+          <w:rFonts w:ascii="Times New Roman" w:hAnsi="Times New Roman" w:cs="Times New Roman"/>
+        </w:rPr>
+        <w:t>These insights establish that chemically lean ML models are trustworthy for intrinsic material properties</w:t>
+      </w:r>
+      <w:r>
+        <w:rPr>
+          <w:rFonts w:ascii="Times New Roman" w:hAnsi="Times New Roman" w:cs="Times New Roman"/>
+        </w:rPr>
+        <w:t xml:space="preserve"> (</w:t>
+      </w:r>
+      <w:r>
+        <w:rPr>
+          <w:rFonts w:ascii="Times New Roman" w:hAnsi="Times New Roman" w:cs="Times New Roman"/>
+        </w:rPr>
+        <w:t>emission energy</w:t>
+      </w:r>
+      <w:r>
+        <w:rPr>
+          <w:rFonts w:ascii="Times New Roman" w:hAnsi="Times New Roman" w:cs="Times New Roman"/>
+        </w:rPr>
+        <w:t>) predictions</w:t>
+      </w:r>
+      <w:r>
+        <w:rPr>
+          <w:rFonts w:ascii="Times New Roman" w:hAnsi="Times New Roman" w:cs="Times New Roman"/>
+        </w:rPr>
+        <w:t>,</w:t>
+      </w:r>
+      <w:r>
+        <w:rPr>
+          <w:rFonts w:ascii="Times New Roman" w:hAnsi="Times New Roman" w:cs="Times New Roman"/>
+        </w:rPr>
+        <w:t xml:space="preserve"> but device-based </w:t>
+      </w:r>
+      <w:r>
+        <w:rPr>
+          <w:rFonts w:ascii="Times New Roman" w:hAnsi="Times New Roman" w:cs="Times New Roman"/>
+        </w:rPr>
+        <w:t xml:space="preserve">metrics such as EQE remain fundamentally unlearnable across heterogeneous literature sources without strictly </w:t>
+      </w:r>
+      <w:r>
+        <w:rPr>
+          <w:rFonts w:ascii="Times New Roman" w:hAnsi="Times New Roman" w:cs="Times New Roman"/>
+        </w:rPr>
+        <w:t>standardised</w:t>
+      </w:r>
+      <w:r>
+        <w:rPr>
+          <w:rFonts w:ascii="Times New Roman" w:hAnsi="Times New Roman" w:cs="Times New Roman"/>
+        </w:rPr>
+        <w:t xml:space="preserve"> </w:t>
+      </w:r>
+      <w:r>
+        <w:rPr>
+          <w:rFonts w:ascii="Times New Roman" w:hAnsi="Times New Roman" w:cs="Times New Roman"/>
+        </w:rPr>
+        <w:t>fabrication</w:t>
+      </w:r>
+      <w:r>
+        <w:rPr>
+          <w:rFonts w:ascii="Times New Roman" w:hAnsi="Times New Roman" w:cs="Times New Roman"/>
+        </w:rPr>
+        <w:t xml:space="preserve"> and testing </w:t>
+      </w:r>
+      <w:r>
+        <w:rPr>
+          <w:rFonts w:ascii="Times New Roman" w:hAnsi="Times New Roman" w:cs="Times New Roman"/>
+        </w:rPr>
+        <w:t>conditions.</w:t>
+      </w:r>
+      <w:r>
+        <w:rPr>
+          <w:rFonts w:ascii="Times New Roman" w:hAnsi="Times New Roman" w:cs="Times New Roman"/>
+        </w:rPr>
+        <w:t xml:space="preserve"> Finally, m</w:t>
+      </w:r>
+      <w:r>
+        <w:rPr>
+          <w:rFonts w:ascii="Times New Roman" w:hAnsi="Times New Roman" w:cs="Times New Roman"/>
+        </w:rPr>
+        <w:t>odel decisions were thoroughly validated using Kernel SHAP analysis, confirming that the algorithmic rankings align precisely with confinement physics and halide chemistry trends</w:t>
+      </w:r>
+      <w:r>
+        <w:rPr>
+          <w:rFonts w:ascii="Times New Roman" w:hAnsi="Times New Roman" w:cs="Times New Roman"/>
+        </w:rPr>
+        <w:t>.</w:t>
+      </w:r>
+    </w:p>
+    <w:p>
+      <w:pPr>
+        <w:rPr>
+          <w:rFonts w:ascii="Times New Roman" w:hAnsi="Times New Roman" w:cs="Times New Roman"/>
+          <w:b/>
+          <w:bCs/>
+        </w:rPr>
+      </w:pPr>
+      <w:r>
+        <w:rPr>
+          <w:rFonts w:ascii="Times New Roman" w:hAnsi="Times New Roman" w:cs="Times New Roman"/>
+          <w:b/>
+          <w:bCs/>
         </w:rPr>
         <w:t>1. Introduction</w:t>
       </w:r>
@@ -63,21 +502,7 @@
         <w:rPr>
           <w:rFonts w:ascii="Times New Roman" w:hAnsi="Times New Roman" w:cs="Times New Roman"/>
         </w:rPr>
-        <w:t xml:space="preserve">attracted attention in the field of optoelectronics for their exceptional absorption coefficients, tunable band gaps, high </w:t>
-      </w:r>
-      <w:proofErr w:type="spellStart"/>
-      <w:r>
-        <w:rPr>
-          <w:rFonts w:ascii="Times New Roman" w:hAnsi="Times New Roman" w:cs="Times New Roman"/>
-        </w:rPr>
-        <w:t>colour</w:t>
-      </w:r>
-      <w:proofErr w:type="spellEnd"/>
-      <w:r>
-        <w:rPr>
-          <w:rFonts w:ascii="Times New Roman" w:hAnsi="Times New Roman" w:cs="Times New Roman"/>
-        </w:rPr>
-        <w:t xml:space="preserve"> purity, and solution-processability</w:t>
+        <w:t>attracted attention in the field of optoelectronics for their exceptional absorption coefficients, tunable band gaps, high colour purity, and solution-processability</w:t>
       </w:r>
       <w:r>
         <w:rPr>
@@ -444,7 +869,6 @@
         </w:rPr>
         <w:t xml:space="preserve"> (</w:t>
       </w:r>
-      <w:proofErr w:type="spellStart"/>
       <w:r>
         <w:rPr>
           <w:rFonts w:ascii="Times New Roman" w:hAnsi="Times New Roman" w:cs="Times New Roman"/>
@@ -455,14 +879,7 @@
         <w:rPr>
           <w:rFonts w:ascii="Times New Roman" w:hAnsi="Times New Roman" w:cs="Times New Roman"/>
         </w:rPr>
-        <w:t>LEDs</w:t>
-      </w:r>
-      <w:proofErr w:type="spellEnd"/>
-      <w:r>
-        <w:rPr>
-          <w:rFonts w:ascii="Times New Roman" w:hAnsi="Times New Roman" w:cs="Times New Roman"/>
-        </w:rPr>
-        <w:t>)</w:t>
+        <w:t>LEDs)</w:t>
       </w:r>
       <w:r>
         <w:rPr>
@@ -975,7 +1392,19 @@
         <w:rPr>
           <w:rFonts w:ascii="Times New Roman" w:hAnsi="Times New Roman" w:cs="Times New Roman"/>
         </w:rPr>
-        <w:t xml:space="preserve"> monovalent spacer cations (L) form van der Waals gaps between the inorganic layers</w:t>
+        <w:t xml:space="preserve"> monovalent spacer cations (L) form van der </w:t>
+      </w:r>
+      <w:r>
+        <w:rPr>
+          <w:rFonts w:ascii="Times New Roman" w:hAnsi="Times New Roman" w:cs="Times New Roman"/>
+        </w:rPr>
+        <w:t>w</w:t>
+      </w:r>
+      <w:r>
+        <w:rPr>
+          <w:rFonts w:ascii="Times New Roman" w:hAnsi="Times New Roman" w:cs="Times New Roman"/>
+        </w:rPr>
+        <w:t>aals gaps between the inorganic layers</w:t>
       </w:r>
       <w:r>
         <w:rPr>
@@ -987,6 +1416,7 @@
         <w:rPr>
           <w:rFonts w:ascii="Times New Roman" w:hAnsi="Times New Roman" w:cs="Times New Roman"/>
         </w:rPr>
+        <w:lastRenderedPageBreak/>
         <w:t>Dion–Jacobson (DJ) phases</w:t>
       </w:r>
       <w:r>
@@ -1451,14 +1881,7 @@
         <w:rPr>
           <w:rFonts w:ascii="Times New Roman" w:hAnsi="Times New Roman" w:cs="Times New Roman"/>
         </w:rPr>
-        <w:t xml:space="preserve">density </w:t>
-      </w:r>
-      <w:r>
-        <w:rPr>
-          <w:rFonts w:ascii="Times New Roman" w:hAnsi="Times New Roman" w:cs="Times New Roman"/>
-        </w:rPr>
-        <w:lastRenderedPageBreak/>
-        <w:t xml:space="preserve">functional theory (DFT) and high-throughput screening. </w:t>
+        <w:t xml:space="preserve">density functional theory (DFT) and high-throughput screening. </w:t>
       </w:r>
       <w:r>
         <w:rPr>
@@ -1974,21 +2397,7 @@
         <w:rPr>
           <w:rFonts w:ascii="Times New Roman" w:hAnsi="Times New Roman" w:cs="Times New Roman"/>
         </w:rPr>
-        <w:t xml:space="preserve"> Additive </w:t>
-      </w:r>
-      <w:proofErr w:type="spellStart"/>
-      <w:r>
-        <w:rPr>
-          <w:rFonts w:ascii="Times New Roman" w:hAnsi="Times New Roman" w:cs="Times New Roman"/>
-        </w:rPr>
-        <w:t>exPlanations</w:t>
-      </w:r>
-      <w:proofErr w:type="spellEnd"/>
-      <w:r>
-        <w:rPr>
-          <w:rFonts w:ascii="Times New Roman" w:hAnsi="Times New Roman" w:cs="Times New Roman"/>
-        </w:rPr>
-        <w:t>) to connect predictions with physicochemical drivers</w:t>
+        <w:t xml:space="preserve"> Additive exPlanations) to connect predictions with physicochemical drivers</w:t>
       </w:r>
       <w:r>
         <w:rPr>
@@ -2247,14 +2656,12 @@
         </w:rPr>
         <w:t xml:space="preserve">, data-driven ML studies on perovskite optoelectronics focus on active-layer </w:t>
       </w:r>
-      <w:proofErr w:type="spellStart"/>
       <w:r>
         <w:rPr>
           <w:rFonts w:ascii="Times New Roman" w:hAnsi="Times New Roman" w:cs="Times New Roman"/>
         </w:rPr>
         <w:t>optimisation</w:t>
       </w:r>
-      <w:proofErr w:type="spellEnd"/>
       <w:r>
         <w:rPr>
           <w:rFonts w:ascii="Times New Roman" w:hAnsi="Times New Roman" w:cs="Times New Roman"/>
@@ -2307,7 +2714,14 @@
         <w:rPr>
           <w:rFonts w:ascii="Times New Roman" w:hAnsi="Times New Roman" w:cs="Times New Roman"/>
         </w:rPr>
-        <w:t xml:space="preserve">that photon energy can be estimated from precursor composition </w:t>
+        <w:t xml:space="preserve">that photon energy can be estimated from precursor </w:t>
+      </w:r>
+      <w:r>
+        <w:rPr>
+          <w:rFonts w:ascii="Times New Roman" w:hAnsi="Times New Roman" w:cs="Times New Roman"/>
+        </w:rPr>
+        <w:lastRenderedPageBreak/>
+        <w:t xml:space="preserve">composition </w:t>
       </w:r>
       <w:r>
         <w:rPr>
@@ -2428,21 +2842,7 @@
         <w:rPr>
           <w:rFonts w:ascii="Times New Roman" w:hAnsi="Times New Roman" w:cs="Times New Roman"/>
         </w:rPr>
-        <w:t xml:space="preserve">Work on </w:t>
-      </w:r>
-      <w:proofErr w:type="spellStart"/>
-      <w:r>
-        <w:rPr>
-          <w:rFonts w:ascii="Times New Roman" w:hAnsi="Times New Roman" w:cs="Times New Roman"/>
-        </w:rPr>
-        <w:t>PeLED</w:t>
-      </w:r>
-      <w:proofErr w:type="spellEnd"/>
-      <w:r>
-        <w:rPr>
-          <w:rFonts w:ascii="Times New Roman" w:hAnsi="Times New Roman" w:cs="Times New Roman"/>
-        </w:rPr>
-        <w:t xml:space="preserve"> additives reached </w:t>
+        <w:t xml:space="preserve">Work on PeLED additives reached </w:t>
       </w:r>
       <w:r>
         <w:rPr>
@@ -2563,14 +2963,7 @@
         <w:rPr>
           <w:rFonts w:ascii="Times New Roman" w:hAnsi="Times New Roman" w:cs="Times New Roman"/>
         </w:rPr>
-        <w:t xml:space="preserve"> </w:t>
-      </w:r>
-      <w:r>
-        <w:rPr>
-          <w:rFonts w:ascii="Times New Roman" w:hAnsi="Times New Roman" w:cs="Times New Roman"/>
-        </w:rPr>
-        <w:lastRenderedPageBreak/>
-        <w:t xml:space="preserve">In addition, we tried to answer </w:t>
+        <w:t xml:space="preserve"> In addition, we tried to answer </w:t>
       </w:r>
       <w:r>
         <w:rPr>
@@ -2620,10 +3013,10 @@
           <w:noProof/>
         </w:rPr>
         <w:drawing>
-          <wp:inline distT="0" distB="0" distL="0" distR="0" wp14:anchorId="373E7077" wp14:editId="76F3FD61">
-            <wp:extent cx="6206109" cy="3270142"/>
-            <wp:effectExtent l="0" t="0" r="4445" b="6985"/>
-            <wp:docPr id="169046871" name="Picture 3"/>
+          <wp:inline distT="0" distB="0" distL="0" distR="0" wp14:anchorId="18A6EED2" wp14:editId="2D1483E1">
+            <wp:extent cx="6163200" cy="3038400"/>
+            <wp:effectExtent l="0" t="0" r="0" b="0"/>
+            <wp:docPr id="381768326" name="Picture 4"/>
             <wp:cNvGraphicFramePr>
               <a:graphicFrameLocks xmlns:a="http://schemas.openxmlformats.org/drawingml/2006/main" noChangeAspect="1"/>
             </wp:cNvGraphicFramePr>
@@ -2631,29 +3024,33 @@
               <a:graphicData uri="http://schemas.openxmlformats.org/drawingml/2006/picture">
                 <pic:pic xmlns:pic="http://schemas.openxmlformats.org/drawingml/2006/picture">
                   <pic:nvPicPr>
-                    <pic:cNvPr id="169046871" name="Picture 169046871"/>
-                    <pic:cNvPicPr/>
+                    <pic:cNvPr id="0" name="Picture 2"/>
+                    <pic:cNvPicPr>
+                      <a:picLocks noChangeAspect="1" noChangeArrowheads="1"/>
+                    </pic:cNvPicPr>
                   </pic:nvPicPr>
                   <pic:blipFill>
-                    <a:blip r:embed="rId8">
+                    <a:blip r:embed="rId9">
                       <a:extLst>
                         <a:ext uri="{28A0092B-C50C-407E-A947-70E740481C1C}">
                           <a14:useLocalDpi xmlns:a14="http://schemas.microsoft.com/office/drawing/2010/main" val="0"/>
                         </a:ext>
                       </a:extLst>
                     </a:blip>
+                    <a:srcRect/>
                     <a:stretch>
                       <a:fillRect/>
                     </a:stretch>
                   </pic:blipFill>
-                  <pic:spPr>
+                  <pic:spPr bwMode="auto">
                     <a:xfrm>
                       <a:off x="0" y="0"/>
-                      <a:ext cx="6221852" cy="3278437"/>
+                      <a:ext cx="6163200" cy="3038400"/>
                     </a:xfrm>
                     <a:prstGeom prst="rect">
                       <a:avLst/>
                     </a:prstGeom>
+                    <a:noFill/>
                   </pic:spPr>
                 </pic:pic>
               </a:graphicData>
@@ -2730,21 +3127,7 @@
         <w:rPr>
           <w:rFonts w:ascii="Times New Roman" w:hAnsi="Times New Roman" w:cs="Times New Roman"/>
         </w:rPr>
-        <w:t xml:space="preserve">descriptor calculation, correlation pruning, parallel RFECV (31 features) and </w:t>
-      </w:r>
-      <w:proofErr w:type="spellStart"/>
-      <w:r>
-        <w:rPr>
-          <w:rFonts w:ascii="Times New Roman" w:hAnsi="Times New Roman" w:cs="Times New Roman"/>
-        </w:rPr>
-        <w:t>SelectFromModel</w:t>
-      </w:r>
-      <w:proofErr w:type="spellEnd"/>
-      <w:r>
-        <w:rPr>
-          <w:rFonts w:ascii="Times New Roman" w:hAnsi="Times New Roman" w:cs="Times New Roman"/>
-        </w:rPr>
-        <w:t xml:space="preserve"> (13 features), </w:t>
+        <w:t xml:space="preserve">descriptor calculation, correlation pruning, parallel RFECV (31 features) and SelectFromModel (13 features), </w:t>
       </w:r>
       <w:r>
         <w:rPr>
@@ -2791,6 +3174,7 @@
         <w:rPr>
           <w:rFonts w:ascii="Times New Roman" w:hAnsi="Times New Roman" w:cs="Times New Roman"/>
         </w:rPr>
+        <w:lastRenderedPageBreak/>
         <w:t>In this work</w:t>
       </w:r>
       <w:r>
@@ -2889,33 +3273,11 @@
         </w:rPr>
         <w:t xml:space="preserve"> </w:t>
       </w:r>
-      <w:proofErr w:type="spellStart"/>
-      <w:r>
-        <w:rPr>
-          <w:rFonts w:ascii="Times New Roman" w:hAnsi="Times New Roman" w:cs="Times New Roman"/>
-        </w:rPr>
-        <w:t>harmonisation</w:t>
-      </w:r>
-      <w:proofErr w:type="spellEnd"/>
-      <w:r>
-        <w:rPr>
-          <w:rFonts w:ascii="Times New Roman" w:hAnsi="Times New Roman" w:cs="Times New Roman"/>
-        </w:rPr>
-        <w:t xml:space="preserve">, which included halide flags, precursor-ratio </w:t>
-      </w:r>
-      <w:proofErr w:type="spellStart"/>
-      <w:r>
-        <w:rPr>
-          <w:rFonts w:ascii="Times New Roman" w:hAnsi="Times New Roman" w:cs="Times New Roman"/>
-        </w:rPr>
-        <w:t>normalisation</w:t>
-      </w:r>
-      <w:proofErr w:type="spellEnd"/>
-      <w:r>
-        <w:rPr>
-          <w:rFonts w:ascii="Times New Roman" w:hAnsi="Times New Roman" w:cs="Times New Roman"/>
-        </w:rPr>
-        <w:t xml:space="preserve">, and </w:t>
+      <w:r>
+        <w:rPr>
+          <w:rFonts w:ascii="Times New Roman" w:hAnsi="Times New Roman" w:cs="Times New Roman"/>
+        </w:rPr>
+        <w:t xml:space="preserve">harmonisation, which included halide flags, precursor-ratio normalisation, and </w:t>
       </w:r>
       <w:r>
         <w:rPr>
@@ -2969,42 +3331,7 @@
         <w:rPr>
           <w:rFonts w:ascii="Times New Roman" w:hAnsi="Times New Roman" w:cs="Times New Roman"/>
         </w:rPr>
-        <w:t xml:space="preserve">, on top </w:t>
-      </w:r>
-      <w:r>
-        <w:rPr>
-          <w:rFonts w:ascii="Times New Roman" w:hAnsi="Times New Roman" w:cs="Times New Roman"/>
-        </w:rPr>
-        <w:lastRenderedPageBreak/>
-        <w:t>of the resulting dataset in Snowflake, the remaining data engineering operations were performed in Python (</w:t>
-      </w:r>
-      <w:proofErr w:type="spellStart"/>
-      <w:r>
-        <w:rPr>
-          <w:rFonts w:ascii="Times New Roman" w:hAnsi="Times New Roman" w:cs="Times New Roman"/>
-        </w:rPr>
-        <w:t>Jupyter</w:t>
-      </w:r>
-      <w:proofErr w:type="spellEnd"/>
-      <w:r>
-        <w:rPr>
-          <w:rFonts w:ascii="Times New Roman" w:hAnsi="Times New Roman" w:cs="Times New Roman"/>
-        </w:rPr>
-        <w:t xml:space="preserve"> Notebook) using the </w:t>
-      </w:r>
-      <w:proofErr w:type="gramStart"/>
-      <w:r>
-        <w:rPr>
-          <w:rFonts w:ascii="Times New Roman" w:hAnsi="Times New Roman" w:cs="Times New Roman"/>
-        </w:rPr>
-        <w:t>pandas</w:t>
-      </w:r>
-      <w:proofErr w:type="gramEnd"/>
-      <w:r>
-        <w:rPr>
-          <w:rFonts w:ascii="Times New Roman" w:hAnsi="Times New Roman" w:cs="Times New Roman"/>
-        </w:rPr>
-        <w:t xml:space="preserve"> library and</w:t>
+        <w:t>, on top of the resulting dataset in Snowflake, the remaining data engineering operations were performed in Python (Jupyter Notebook) using the pandas library and</w:t>
       </w:r>
       <w:r>
         <w:rPr>
@@ -3012,14 +3339,12 @@
         </w:rPr>
         <w:t xml:space="preserve"> </w:t>
       </w:r>
-      <w:proofErr w:type="spellStart"/>
       <w:r>
         <w:rPr>
           <w:rFonts w:ascii="Times New Roman" w:hAnsi="Times New Roman" w:cs="Times New Roman"/>
         </w:rPr>
         <w:t>dataframes</w:t>
       </w:r>
-      <w:proofErr w:type="spellEnd"/>
       <w:r>
         <w:rPr>
           <w:rFonts w:ascii="Times New Roman" w:hAnsi="Times New Roman" w:cs="Times New Roman"/>
@@ -3170,14 +3495,18 @@
         </w:rPr>
         <w:t xml:space="preserve">were generated using </w:t>
       </w:r>
-      <w:proofErr w:type="spellStart"/>
-      <w:r>
-        <w:rPr>
-          <w:rFonts w:ascii="Times New Roman" w:hAnsi="Times New Roman" w:cs="Times New Roman"/>
-        </w:rPr>
-        <w:t>RDKit</w:t>
-      </w:r>
-      <w:proofErr w:type="spellEnd"/>
+      <w:r>
+        <w:rPr>
+          <w:rFonts w:ascii="Times New Roman" w:hAnsi="Times New Roman" w:cs="Times New Roman"/>
+        </w:rPr>
+        <w:t xml:space="preserve">RDKit </w:t>
+      </w:r>
+      <w:r>
+        <w:rPr>
+          <w:rFonts w:ascii="Times New Roman" w:hAnsi="Times New Roman" w:cs="Times New Roman"/>
+        </w:rPr>
+        <w:t>library</w:t>
+      </w:r>
       <w:r>
         <w:rPr>
           <w:rFonts w:ascii="Times New Roman" w:hAnsi="Times New Roman" w:cs="Times New Roman"/>
@@ -3188,7 +3517,69 @@
         <w:rPr>
           <w:rFonts w:ascii="Times New Roman" w:hAnsi="Times New Roman" w:cs="Times New Roman"/>
         </w:rPr>
-        <w:t>library</w:t>
+        <w:t>structures (</w:t>
+      </w:r>
+      <w:r>
+        <w:rPr>
+          <w:rStyle w:val="VerbatimChar"/>
+          <w:rFonts w:ascii="Times New Roman" w:hAnsi="Times New Roman" w:cs="Times New Roman"/>
+          <w:sz w:val="24"/>
+        </w:rPr>
+        <w:t>Chem.AddHs</w:t>
+      </w:r>
+      <w:r>
+        <w:rPr>
+          <w:rFonts w:ascii="Times New Roman" w:hAnsi="Times New Roman" w:cs="Times New Roman"/>
+        </w:rPr>
+        <w:t>)</w:t>
+      </w:r>
+      <w:r>
+        <w:rPr>
+          <w:rFonts w:ascii="Times New Roman" w:hAnsi="Times New Roman" w:cs="Times New Roman"/>
+        </w:rPr>
+        <w:t xml:space="preserve"> using the SMILES</w:t>
+      </w:r>
+      <w:r>
+        <w:rPr>
+          <w:rFonts w:ascii="Times New Roman" w:hAnsi="Times New Roman" w:cs="Times New Roman"/>
+        </w:rPr>
+        <w:t xml:space="preserve">. </w:t>
+      </w:r>
+      <w:r>
+        <w:rPr>
+          <w:rFonts w:ascii="Times New Roman" w:hAnsi="Times New Roman" w:cs="Times New Roman"/>
+        </w:rPr>
+        <w:t xml:space="preserve">After </w:t>
+      </w:r>
+      <w:r>
+        <w:rPr>
+          <w:rFonts w:ascii="Times New Roman" w:hAnsi="Times New Roman" w:cs="Times New Roman"/>
+        </w:rPr>
+        <w:t>generating molecular descriptors, high-dimensional feature extraction produced a dataset in which the number of features exceeded the number of observations, leading</w:t>
+      </w:r>
+      <w:r>
+        <w:rPr>
+          <w:rFonts w:ascii="Times New Roman" w:hAnsi="Times New Roman" w:cs="Times New Roman"/>
+        </w:rPr>
+        <w:t xml:space="preserve"> to </w:t>
+      </w:r>
+      <w:r>
+        <w:rPr>
+          <w:rFonts w:ascii="Times New Roman" w:hAnsi="Times New Roman" w:cs="Times New Roman"/>
+        </w:rPr>
+        <w:t xml:space="preserve">the </w:t>
+      </w:r>
+      <w:r>
+        <w:rPr>
+          <w:rFonts w:ascii="Times New Roman" w:hAnsi="Times New Roman" w:cs="Times New Roman"/>
+        </w:rPr>
+        <w:t xml:space="preserve">curse of dimensionality. </w:t>
+      </w:r>
+      <w:r>
+        <w:rPr>
+          <w:rFonts w:ascii="Times New Roman" w:hAnsi="Times New Roman" w:cs="Times New Roman"/>
+        </w:rPr>
+        <w:t>So,</w:t>
       </w:r>
       <w:r>
         <w:rPr>
@@ -3200,18 +3591,50 @@
         <w:rPr>
           <w:rFonts w:ascii="Times New Roman" w:hAnsi="Times New Roman" w:cs="Times New Roman"/>
         </w:rPr>
-        <w:t>structures (</w:t>
-      </w:r>
-      <w:proofErr w:type="spellStart"/>
-      <w:r>
-        <w:rPr>
-          <w:rStyle w:val="VerbatimChar"/>
-          <w:rFonts w:ascii="Times New Roman" w:hAnsi="Times New Roman" w:cs="Times New Roman"/>
-          <w:sz w:val="24"/>
-        </w:rPr>
-        <w:t>Chem.AddHs</w:t>
-      </w:r>
-      <w:proofErr w:type="spellEnd"/>
+        <w:t>to</w:t>
+      </w:r>
+      <w:r>
+        <w:rPr>
+          <w:rFonts w:ascii="Times New Roman" w:hAnsi="Times New Roman" w:cs="Times New Roman"/>
+        </w:rPr>
+        <w:t xml:space="preserve"> handle the curse of dimensionality</w:t>
+      </w:r>
+      <w:r>
+        <w:rPr>
+          <w:rFonts w:ascii="Times New Roman" w:hAnsi="Times New Roman" w:cs="Times New Roman"/>
+        </w:rPr>
+        <w:t>, we applied a couple of feature elimination techniques in a sequential order:</w:t>
+      </w:r>
+      <w:r>
+        <w:rPr>
+          <w:rFonts w:ascii="Times New Roman" w:hAnsi="Times New Roman" w:cs="Times New Roman"/>
+        </w:rPr>
+        <w:t xml:space="preserve"> </w:t>
+      </w:r>
+      <w:r>
+        <w:rPr>
+          <w:rFonts w:ascii="Times New Roman" w:hAnsi="Times New Roman" w:cs="Times New Roman"/>
+        </w:rPr>
+        <w:t xml:space="preserve">1) </w:t>
+      </w:r>
+      <w:r>
+        <w:rPr>
+          <w:rFonts w:ascii="Times New Roman" w:hAnsi="Times New Roman" w:cs="Times New Roman"/>
+        </w:rPr>
+        <w:t>Pairwise Pearson correlation</w:t>
+      </w:r>
+      <w:r>
+        <w:rPr>
+          <w:rFonts w:ascii="Times New Roman" w:hAnsi="Times New Roman" w:cs="Times New Roman"/>
+        </w:rPr>
+        <w:t xml:space="preserve"> and 2</w:t>
+      </w:r>
+      <w:r>
+        <w:rPr>
+          <w:rFonts w:ascii="Times New Roman" w:hAnsi="Times New Roman" w:cs="Times New Roman"/>
+        </w:rPr>
+        <w:t>a</w:t>
+      </w:r>
       <w:r>
         <w:rPr>
           <w:rFonts w:ascii="Times New Roman" w:hAnsi="Times New Roman" w:cs="Times New Roman"/>
@@ -3222,7 +3645,73 @@
         <w:rPr>
           <w:rFonts w:ascii="Times New Roman" w:hAnsi="Times New Roman" w:cs="Times New Roman"/>
         </w:rPr>
-        <w:t xml:space="preserve"> using the SMILES</w:t>
+        <w:t xml:space="preserve"> </w:t>
+      </w:r>
+      <w:r>
+        <w:rPr>
+          <w:rFonts w:ascii="Times New Roman" w:hAnsi="Times New Roman" w:cs="Times New Roman"/>
+        </w:rPr>
+        <w:t>SelectFromModel</w:t>
+      </w:r>
+      <w:r>
+        <w:rPr>
+          <w:rFonts w:ascii="Times New Roman" w:hAnsi="Times New Roman" w:cs="Times New Roman"/>
+        </w:rPr>
+        <w:t xml:space="preserve"> for one set of models</w:t>
+      </w:r>
+      <w:r>
+        <w:rPr>
+          <w:rFonts w:ascii="Times New Roman" w:hAnsi="Times New Roman" w:cs="Times New Roman"/>
+        </w:rPr>
+        <w:t xml:space="preserve"> </w:t>
+      </w:r>
+      <w:r>
+        <w:rPr>
+          <w:rFonts w:ascii="Times New Roman" w:hAnsi="Times New Roman" w:cs="Times New Roman"/>
+        </w:rPr>
+        <w:t>and</w:t>
+      </w:r>
+      <w:r>
+        <w:rPr>
+          <w:rFonts w:ascii="Times New Roman" w:hAnsi="Times New Roman" w:cs="Times New Roman"/>
+        </w:rPr>
+        <w:t xml:space="preserve"> </w:t>
+      </w:r>
+      <w:r>
+        <w:rPr>
+          <w:rFonts w:ascii="Times New Roman" w:hAnsi="Times New Roman" w:cs="Times New Roman"/>
+        </w:rPr>
+        <w:t xml:space="preserve">2b) </w:t>
+      </w:r>
+      <w:r>
+        <w:rPr>
+          <w:rFonts w:ascii="Times New Roman" w:hAnsi="Times New Roman" w:cs="Times New Roman"/>
+        </w:rPr>
+        <w:t>Recursive Feature Elimination using Cross Validation</w:t>
+      </w:r>
+      <w:r>
+        <w:rPr>
+          <w:rFonts w:ascii="Times New Roman" w:hAnsi="Times New Roman" w:cs="Times New Roman"/>
+        </w:rPr>
+        <w:t xml:space="preserve"> (</w:t>
+      </w:r>
+      <w:r>
+        <w:rPr>
+          <w:rFonts w:ascii="Times New Roman" w:hAnsi="Times New Roman" w:cs="Times New Roman"/>
+        </w:rPr>
+        <w:t>RFECV</w:t>
+      </w:r>
+      <w:r>
+        <w:rPr>
+          <w:rFonts w:ascii="Times New Roman" w:hAnsi="Times New Roman" w:cs="Times New Roman"/>
+        </w:rPr>
+        <w:t>)</w:t>
+      </w:r>
+      <w:r>
+        <w:rPr>
+          <w:rFonts w:ascii="Times New Roman" w:hAnsi="Times New Roman" w:cs="Times New Roman"/>
+        </w:rPr>
+        <w:t xml:space="preserve"> for another set of models</w:t>
       </w:r>
       <w:r>
         <w:rPr>
@@ -3234,37 +3723,19 @@
         <w:rPr>
           <w:rFonts w:ascii="Times New Roman" w:hAnsi="Times New Roman" w:cs="Times New Roman"/>
         </w:rPr>
-        <w:t xml:space="preserve">After </w:t>
-      </w:r>
-      <w:r>
-        <w:rPr>
-          <w:rFonts w:ascii="Times New Roman" w:hAnsi="Times New Roman" w:cs="Times New Roman"/>
-        </w:rPr>
-        <w:t>generating molecular descriptors, high-dimensional feature extraction produced a dataset in which the number of features exceeded the number of observations, leading</w:t>
-      </w:r>
-      <w:r>
-        <w:rPr>
-          <w:rFonts w:ascii="Times New Roman" w:hAnsi="Times New Roman" w:cs="Times New Roman"/>
-        </w:rPr>
-        <w:t xml:space="preserve"> to </w:t>
-      </w:r>
-      <w:r>
-        <w:rPr>
-          <w:rFonts w:ascii="Times New Roman" w:hAnsi="Times New Roman" w:cs="Times New Roman"/>
-        </w:rPr>
-        <w:t xml:space="preserve">the </w:t>
-      </w:r>
-      <w:r>
-        <w:rPr>
-          <w:rFonts w:ascii="Times New Roman" w:hAnsi="Times New Roman" w:cs="Times New Roman"/>
-        </w:rPr>
-        <w:t xml:space="preserve">curse of dimensionality. </w:t>
-      </w:r>
-      <w:r>
-        <w:rPr>
-          <w:rFonts w:ascii="Times New Roman" w:hAnsi="Times New Roman" w:cs="Times New Roman"/>
-        </w:rPr>
-        <w:t>So,</w:t>
+        <w:t xml:space="preserve">After the model training and evaluation, we further performed an in-depth SHAP analysis. </w:t>
+      </w:r>
+      <w:r>
+        <w:rPr>
+          <w:rFonts w:ascii="Times New Roman" w:hAnsi="Times New Roman" w:cs="Times New Roman"/>
+        </w:rPr>
+        <w:t>Figure 1 gives the holistic view of the workflow</w:t>
+      </w:r>
+      <w:r>
+        <w:rPr>
+          <w:rFonts w:ascii="Times New Roman" w:hAnsi="Times New Roman" w:cs="Times New Roman"/>
+        </w:rPr>
+        <w:t>.</w:t>
       </w:r>
       <w:r>
         <w:rPr>
@@ -3276,147 +3747,25 @@
         <w:rPr>
           <w:rFonts w:ascii="Times New Roman" w:hAnsi="Times New Roman" w:cs="Times New Roman"/>
         </w:rPr>
-        <w:t>to</w:t>
-      </w:r>
-      <w:r>
-        <w:rPr>
-          <w:rFonts w:ascii="Times New Roman" w:hAnsi="Times New Roman" w:cs="Times New Roman"/>
-        </w:rPr>
-        <w:t xml:space="preserve"> handle the curse of dimensionality</w:t>
-      </w:r>
-      <w:r>
-        <w:rPr>
-          <w:rFonts w:ascii="Times New Roman" w:hAnsi="Times New Roman" w:cs="Times New Roman"/>
-        </w:rPr>
-        <w:t>, we applied a couple of feature elimination techniques in a sequential order:</w:t>
-      </w:r>
-      <w:r>
-        <w:rPr>
-          <w:rFonts w:ascii="Times New Roman" w:hAnsi="Times New Roman" w:cs="Times New Roman"/>
-        </w:rPr>
-        <w:t xml:space="preserve"> </w:t>
-      </w:r>
-      <w:r>
-        <w:rPr>
-          <w:rFonts w:ascii="Times New Roman" w:hAnsi="Times New Roman" w:cs="Times New Roman"/>
-        </w:rPr>
-        <w:t xml:space="preserve">1) </w:t>
-      </w:r>
-      <w:r>
-        <w:rPr>
-          <w:rFonts w:ascii="Times New Roman" w:hAnsi="Times New Roman" w:cs="Times New Roman"/>
-        </w:rPr>
-        <w:t>Pairwise Pearson correlation</w:t>
-      </w:r>
-      <w:r>
-        <w:rPr>
-          <w:rFonts w:ascii="Times New Roman" w:hAnsi="Times New Roman" w:cs="Times New Roman"/>
-        </w:rPr>
-        <w:t xml:space="preserve"> and 2</w:t>
-      </w:r>
-      <w:r>
-        <w:rPr>
-          <w:rFonts w:ascii="Times New Roman" w:hAnsi="Times New Roman" w:cs="Times New Roman"/>
-        </w:rPr>
-        <w:t>a</w:t>
-      </w:r>
-      <w:r>
-        <w:rPr>
-          <w:rFonts w:ascii="Times New Roman" w:hAnsi="Times New Roman" w:cs="Times New Roman"/>
-        </w:rPr>
-        <w:t>)</w:t>
-      </w:r>
-      <w:r>
-        <w:rPr>
-          <w:rFonts w:ascii="Times New Roman" w:hAnsi="Times New Roman" w:cs="Times New Roman"/>
-        </w:rPr>
-        <w:t xml:space="preserve"> </w:t>
-      </w:r>
-      <w:proofErr w:type="spellStart"/>
-      <w:r>
-        <w:rPr>
-          <w:rFonts w:ascii="Times New Roman" w:hAnsi="Times New Roman" w:cs="Times New Roman"/>
-        </w:rPr>
-        <w:t>SelectFromModel</w:t>
-      </w:r>
-      <w:proofErr w:type="spellEnd"/>
-      <w:r>
-        <w:rPr>
-          <w:rFonts w:ascii="Times New Roman" w:hAnsi="Times New Roman" w:cs="Times New Roman"/>
-        </w:rPr>
-        <w:t xml:space="preserve"> for one set of models</w:t>
-      </w:r>
-      <w:r>
-        <w:rPr>
-          <w:rFonts w:ascii="Times New Roman" w:hAnsi="Times New Roman" w:cs="Times New Roman"/>
-        </w:rPr>
-        <w:t xml:space="preserve"> </w:t>
-      </w:r>
-      <w:r>
-        <w:rPr>
-          <w:rFonts w:ascii="Times New Roman" w:hAnsi="Times New Roman" w:cs="Times New Roman"/>
-        </w:rPr>
-        <w:t>and</w:t>
-      </w:r>
-      <w:r>
-        <w:rPr>
-          <w:rFonts w:ascii="Times New Roman" w:hAnsi="Times New Roman" w:cs="Times New Roman"/>
-        </w:rPr>
-        <w:t xml:space="preserve"> </w:t>
-      </w:r>
-      <w:r>
-        <w:rPr>
-          <w:rFonts w:ascii="Times New Roman" w:hAnsi="Times New Roman" w:cs="Times New Roman"/>
-        </w:rPr>
-        <w:t xml:space="preserve">2b) </w:t>
-      </w:r>
-      <w:r>
-        <w:rPr>
-          <w:rFonts w:ascii="Times New Roman" w:hAnsi="Times New Roman" w:cs="Times New Roman"/>
-        </w:rPr>
-        <w:t>Recursive Feature Elimination using Cross Validation</w:t>
-      </w:r>
-      <w:r>
-        <w:rPr>
-          <w:rFonts w:ascii="Times New Roman" w:hAnsi="Times New Roman" w:cs="Times New Roman"/>
-        </w:rPr>
-        <w:t xml:space="preserve"> (</w:t>
-      </w:r>
-      <w:r>
-        <w:rPr>
-          <w:rFonts w:ascii="Times New Roman" w:hAnsi="Times New Roman" w:cs="Times New Roman"/>
-        </w:rPr>
-        <w:t>RFECV</w:t>
-      </w:r>
-      <w:r>
-        <w:rPr>
-          <w:rFonts w:ascii="Times New Roman" w:hAnsi="Times New Roman" w:cs="Times New Roman"/>
-        </w:rPr>
-        <w:t>)</w:t>
-      </w:r>
-      <w:r>
-        <w:rPr>
-          <w:rFonts w:ascii="Times New Roman" w:hAnsi="Times New Roman" w:cs="Times New Roman"/>
-        </w:rPr>
-        <w:t xml:space="preserve"> for another set of models</w:t>
-      </w:r>
-      <w:r>
-        <w:rPr>
-          <w:rFonts w:ascii="Times New Roman" w:hAnsi="Times New Roman" w:cs="Times New Roman"/>
-        </w:rPr>
-        <w:t xml:space="preserve">. </w:t>
-      </w:r>
-      <w:r>
-        <w:rPr>
-          <w:rFonts w:ascii="Times New Roman" w:hAnsi="Times New Roman" w:cs="Times New Roman"/>
-        </w:rPr>
-        <w:t xml:space="preserve">After the model training and evaluation, we further performed an in-depth SHAP analysis. </w:t>
-      </w:r>
-      <w:r>
-        <w:rPr>
-          <w:rFonts w:ascii="Times New Roman" w:hAnsi="Times New Roman" w:cs="Times New Roman"/>
-        </w:rPr>
-        <w:t>Figure 1 gives the holistic view of the workflow</w:t>
+        <w:t>All the code</w:t>
+      </w:r>
+      <w:r>
+        <w:rPr>
+          <w:rFonts w:ascii="Times New Roman" w:hAnsi="Times New Roman" w:cs="Times New Roman"/>
+        </w:rPr>
+        <w:t>s</w:t>
+      </w:r>
+      <w:r>
+        <w:rPr>
+          <w:rFonts w:ascii="Times New Roman" w:hAnsi="Times New Roman" w:cs="Times New Roman"/>
+        </w:rPr>
+        <w:t xml:space="preserve"> for building different models and datasets are available </w:t>
+      </w:r>
+      <w:r>
+        <w:rPr>
+          <w:rFonts w:ascii="Times New Roman" w:hAnsi="Times New Roman" w:cs="Times New Roman"/>
+        </w:rPr>
+        <w:t>on GitHub</w:t>
       </w:r>
       <w:r>
         <w:rPr>
@@ -3424,43 +3773,7 @@
         </w:rPr>
         <w:t>.</w:t>
       </w:r>
-      <w:r>
-        <w:rPr>
-          <w:rFonts w:ascii="Times New Roman" w:hAnsi="Times New Roman" w:cs="Times New Roman"/>
-        </w:rPr>
-        <w:t xml:space="preserve"> </w:t>
-      </w:r>
-      <w:r>
-        <w:rPr>
-          <w:rFonts w:ascii="Times New Roman" w:hAnsi="Times New Roman" w:cs="Times New Roman"/>
-        </w:rPr>
-        <w:t>All the code</w:t>
-      </w:r>
-      <w:r>
-        <w:rPr>
-          <w:rFonts w:ascii="Times New Roman" w:hAnsi="Times New Roman" w:cs="Times New Roman"/>
-        </w:rPr>
-        <w:t>s</w:t>
-      </w:r>
-      <w:r>
-        <w:rPr>
-          <w:rFonts w:ascii="Times New Roman" w:hAnsi="Times New Roman" w:cs="Times New Roman"/>
-        </w:rPr>
-        <w:t xml:space="preserve"> for building different models and datasets are available </w:t>
-      </w:r>
-      <w:r>
-        <w:rPr>
-          <w:rFonts w:ascii="Times New Roman" w:hAnsi="Times New Roman" w:cs="Times New Roman"/>
-        </w:rPr>
-        <w:t>on GitHub</w:t>
-      </w:r>
-      <w:r>
-        <w:rPr>
-          <w:rFonts w:ascii="Times New Roman" w:hAnsi="Times New Roman" w:cs="Times New Roman"/>
-        </w:rPr>
-        <w:t>.</w:t>
-      </w:r>
-      <w:bookmarkStart w:id="2" w:name="X8b37e659aafaf80b68fb5a2534ed16dd2b9540d"/>
+      <w:bookmarkStart w:id="4" w:name="X8b37e659aafaf80b68fb5a2534ed16dd2b9540d"/>
       <w:bookmarkEnd w:id="1"/>
     </w:p>
     <w:p>
@@ -3470,48 +3783,52 @@
         <w:jc w:val="both"/>
         <w:rPr>
           <w:rFonts w:ascii="Times New Roman" w:hAnsi="Times New Roman" w:cs="Times New Roman"/>
+          <w:b/>
+          <w:bCs/>
         </w:rPr>
       </w:pPr>
       <w:r>
         <w:rPr>
           <w:rFonts w:ascii="Times New Roman" w:hAnsi="Times New Roman" w:cs="Times New Roman"/>
-        </w:rPr>
-        <w:t xml:space="preserve"> </w:t>
-      </w:r>
-      <w:r>
-        <w:rPr>
-          <w:rFonts w:ascii="Times New Roman" w:hAnsi="Times New Roman" w:cs="Times New Roman"/>
-        </w:rPr>
-        <w:t>2. Results and Discussion</w:t>
+          <w:b/>
+          <w:bCs/>
+        </w:rPr>
+        <w:lastRenderedPageBreak/>
+        <w:t xml:space="preserve"> 2. Results and Discussion</w:t>
       </w:r>
     </w:p>
     <w:p>
       <w:pPr>
-        <w:pStyle w:val="Heading3"/>
-        <w:spacing w:line="480" w:lineRule="auto"/>
-        <w:jc w:val="both"/>
-        <w:rPr>
-          <w:rFonts w:ascii="Times New Roman" w:hAnsi="Times New Roman" w:cs="Times New Roman"/>
-          <w:sz w:val="24"/>
-          <w:szCs w:val="24"/>
+        <w:rPr>
+          <w:rFonts w:ascii="Times New Roman" w:hAnsi="Times New Roman" w:cs="Times New Roman"/>
+          <w:b/>
+          <w:bCs/>
         </w:rPr>
       </w:pPr>
-      <w:bookmarkStart w:id="3" w:name="Xf6591849b368432939b010ed72826b2e36e18ba"/>
-      <w:r>
-        <w:rPr>
-          <w:rFonts w:ascii="Times New Roman" w:hAnsi="Times New Roman" w:cs="Times New Roman"/>
-          <w:sz w:val="24"/>
-          <w:szCs w:val="24"/>
+      <w:bookmarkStart w:id="5" w:name="Xf6591849b368432939b010ed72826b2e36e18ba"/>
+      <w:r>
+        <w:rPr>
+          <w:rFonts w:ascii="Times New Roman" w:hAnsi="Times New Roman" w:cs="Times New Roman"/>
+          <w:b/>
+          <w:bCs/>
         </w:rPr>
         <w:t xml:space="preserve">2.1. </w:t>
       </w:r>
       <w:r>
         <w:rPr>
           <w:rFonts w:ascii="Times New Roman" w:hAnsi="Times New Roman" w:cs="Times New Roman"/>
-          <w:sz w:val="24"/>
-          <w:szCs w:val="24"/>
-        </w:rPr>
-        <w:t>ML models for forecasting emission energies</w:t>
+          <w:b/>
+          <w:bCs/>
+        </w:rPr>
+        <w:t>ML models for emission energies</w:t>
+      </w:r>
+      <w:r>
+        <w:rPr>
+          <w:rFonts w:ascii="Times New Roman" w:hAnsi="Times New Roman" w:cs="Times New Roman"/>
+          <w:b/>
+          <w:bCs/>
+        </w:rPr>
+        <w:t xml:space="preserve"> prediction</w:t>
       </w:r>
     </w:p>
     <w:p>
@@ -3662,14 +3979,7 @@
         <w:rPr>
           <w:rFonts w:ascii="Times New Roman" w:hAnsi="Times New Roman" w:cs="Times New Roman"/>
         </w:rPr>
-        <w:t xml:space="preserve">the reports that provided the data points over photon energies between 1.53 and 3.06 eV, </w:t>
-      </w:r>
-      <w:r>
-        <w:rPr>
-          <w:rFonts w:ascii="Times New Roman" w:hAnsi="Times New Roman" w:cs="Times New Roman"/>
-        </w:rPr>
-        <w:lastRenderedPageBreak/>
-        <w:t>corresponding to a peak wavelength range of 405–810 nm, were collected</w:t>
+        <w:t>the reports that provided the data points over photon energies between 1.53 and 3.06 eV, corresponding to a peak wavelength range of 405–810 nm, were collected</w:t>
       </w:r>
       <w:r>
         <w:rPr>
@@ -3873,7 +4183,7 @@
                     </pic:cNvPicPr>
                   </pic:nvPicPr>
                   <pic:blipFill>
-                    <a:blip r:embed="rId9">
+                    <a:blip r:embed="rId10">
                       <a:extLst>
                         <a:ext uri="{28A0092B-C50C-407E-A947-70E740481C1C}">
                           <a14:useLocalDpi xmlns:a14="http://schemas.microsoft.com/office/drawing/2010/main" val="0"/>
@@ -3920,6 +4230,7 @@
           <w:b/>
           <w:bCs/>
         </w:rPr>
+        <w:lastRenderedPageBreak/>
         <w:t>Figure 2</w:t>
       </w:r>
       <w:r>
@@ -4024,21 +4335,7 @@
         <w:rPr>
           <w:rFonts w:ascii="Times New Roman" w:hAnsi="Times New Roman" w:cs="Times New Roman"/>
         </w:rPr>
-        <w:t xml:space="preserve">For the features, after generating two-dimensional molecular descriptors, as mentioned in the above section, the dataset had 462 columns, including compositional and halide flags, one-hot-encoded solvent columns, and Pri/Sec-prefixed </w:t>
-      </w:r>
-      <w:proofErr w:type="spellStart"/>
-      <w:r>
-        <w:rPr>
-          <w:rFonts w:ascii="Times New Roman" w:hAnsi="Times New Roman" w:cs="Times New Roman"/>
-        </w:rPr>
-        <w:t>RDKit</w:t>
-      </w:r>
-      <w:proofErr w:type="spellEnd"/>
-      <w:r>
-        <w:rPr>
-          <w:rFonts w:ascii="Times New Roman" w:hAnsi="Times New Roman" w:cs="Times New Roman"/>
-        </w:rPr>
-        <w:t xml:space="preserve"> descriptors</w:t>
+        <w:t>For the features, after generating two-dimensional molecular descriptors, as mentioned in the above section, the dataset had 462 columns, including compositional and halide flags, one-hot-encoded solvent columns, and Pri/Sec-prefixed RDKit descriptors</w:t>
       </w:r>
       <w:r>
         <w:rPr>
@@ -4172,7 +4469,6 @@
         <w:rPr>
           <w:rFonts w:ascii="Times New Roman" w:hAnsi="Times New Roman" w:cs="Times New Roman"/>
         </w:rPr>
-        <w:lastRenderedPageBreak/>
         <w:t>significant</w:t>
       </w:r>
       <w:r>
@@ -4337,130 +4633,66 @@
           <w:rFonts w:ascii="Times New Roman" w:hAnsi="Times New Roman" w:cs="Times New Roman"/>
           <w:lang w:val="en-IN"/>
         </w:rPr>
-        <w:t>scikit-</w:t>
-      </w:r>
-      <w:proofErr w:type="spellStart"/>
+        <w:t xml:space="preserve">scikit-learn’s SelectFromModel </w:t>
+      </w:r>
+      <w:r>
+        <w:rPr>
+          <w:rFonts w:ascii="Times New Roman" w:hAnsi="Times New Roman" w:cs="Times New Roman"/>
+        </w:rPr>
+        <w:t xml:space="preserve">in parallel, each fit on the 226 training </w:t>
+      </w:r>
+      <w:r>
+        <w:rPr>
+          <w:rFonts w:ascii="Times New Roman" w:hAnsi="Times New Roman" w:cs="Times New Roman"/>
+        </w:rPr>
+        <w:t>records</w:t>
+      </w:r>
+      <w:r>
+        <w:rPr>
+          <w:rFonts w:ascii="Times New Roman" w:hAnsi="Times New Roman" w:cs="Times New Roman"/>
+        </w:rPr>
+        <w:t xml:space="preserve">. </w:t>
+      </w:r>
       <w:r>
         <w:rPr>
           <w:rFonts w:ascii="Times New Roman" w:hAnsi="Times New Roman" w:cs="Times New Roman"/>
           <w:lang w:val="en-IN"/>
         </w:rPr>
-        <w:t>learn’s</w:t>
-      </w:r>
-      <w:proofErr w:type="spellEnd"/>
+        <w:t>RFECV</w:t>
+      </w:r>
+      <w:r>
+        <w:rPr>
+          <w:rFonts w:ascii="Times New Roman" w:hAnsi="Times New Roman" w:cs="Times New Roman"/>
+        </w:rPr>
+        <w:t xml:space="preserve"> </w:t>
+      </w:r>
       <w:r>
         <w:rPr>
           <w:rFonts w:ascii="Times New Roman" w:hAnsi="Times New Roman" w:cs="Times New Roman"/>
           <w:lang w:val="en-IN"/>
         </w:rPr>
+        <w:t>ran</w:t>
+      </w:r>
+      <w:r>
+        <w:rPr>
+          <w:rFonts w:ascii="Times New Roman" w:hAnsi="Times New Roman" w:cs="Times New Roman"/>
+          <w:lang w:val="en-IN"/>
+        </w:rPr>
         <w:t xml:space="preserve"> </w:t>
       </w:r>
-      <w:proofErr w:type="spellStart"/>
       <w:r>
         <w:rPr>
           <w:rFonts w:ascii="Times New Roman" w:hAnsi="Times New Roman" w:cs="Times New Roman"/>
           <w:lang w:val="en-IN"/>
         </w:rPr>
-        <w:t>SelectFromModel</w:t>
-      </w:r>
-      <w:proofErr w:type="spellEnd"/>
+        <w:t xml:space="preserve">a </w:t>
+      </w:r>
       <w:r>
         <w:rPr>
           <w:rFonts w:ascii="Times New Roman" w:hAnsi="Times New Roman" w:cs="Times New Roman"/>
           <w:lang w:val="en-IN"/>
         </w:rPr>
-        <w:t xml:space="preserve"> </w:t>
-      </w:r>
-      <w:r>
-        <w:rPr>
-          <w:rFonts w:ascii="Times New Roman" w:hAnsi="Times New Roman" w:cs="Times New Roman"/>
-        </w:rPr>
-        <w:t xml:space="preserve">in parallel, each fit on the 226 training </w:t>
-      </w:r>
-      <w:r>
-        <w:rPr>
-          <w:rFonts w:ascii="Times New Roman" w:hAnsi="Times New Roman" w:cs="Times New Roman"/>
-        </w:rPr>
-        <w:t>records</w:t>
-      </w:r>
-      <w:r>
-        <w:rPr>
-          <w:rFonts w:ascii="Times New Roman" w:hAnsi="Times New Roman" w:cs="Times New Roman"/>
-        </w:rPr>
-        <w:t xml:space="preserve">. </w:t>
-      </w:r>
-      <w:r>
-        <w:rPr>
-          <w:rFonts w:ascii="Times New Roman" w:hAnsi="Times New Roman" w:cs="Times New Roman"/>
-          <w:lang w:val="en-IN"/>
-        </w:rPr>
-        <w:t>RFECV</w:t>
-      </w:r>
-      <w:r>
-        <w:rPr>
-          <w:rFonts w:ascii="Times New Roman" w:hAnsi="Times New Roman" w:cs="Times New Roman"/>
-        </w:rPr>
-        <w:t xml:space="preserve"> </w:t>
-      </w:r>
-      <w:r>
-        <w:rPr>
-          <w:rFonts w:ascii="Times New Roman" w:hAnsi="Times New Roman" w:cs="Times New Roman"/>
-          <w:lang w:val="en-IN"/>
-        </w:rPr>
-        <w:t>ran</w:t>
-      </w:r>
-      <w:r>
-        <w:rPr>
-          <w:rFonts w:ascii="Times New Roman" w:hAnsi="Times New Roman" w:cs="Times New Roman"/>
-          <w:lang w:val="en-IN"/>
-        </w:rPr>
-        <w:t xml:space="preserve"> </w:t>
-      </w:r>
-      <w:r>
-        <w:rPr>
-          <w:rFonts w:ascii="Times New Roman" w:hAnsi="Times New Roman" w:cs="Times New Roman"/>
-          <w:lang w:val="en-IN"/>
-        </w:rPr>
-        <w:t xml:space="preserve">a </w:t>
-      </w:r>
-      <w:r>
-        <w:rPr>
-          <w:rFonts w:ascii="Times New Roman" w:hAnsi="Times New Roman" w:cs="Times New Roman"/>
-          <w:lang w:val="en-IN"/>
-        </w:rPr>
-        <w:t>random forest regressor (</w:t>
-      </w:r>
-      <w:proofErr w:type="spellStart"/>
-      <w:r>
-        <w:rPr>
-          <w:rFonts w:ascii="Times New Roman" w:hAnsi="Times New Roman" w:cs="Times New Roman"/>
-          <w:lang w:val="en-IN"/>
-        </w:rPr>
-        <w:t>max_depth</w:t>
-      </w:r>
-      <w:proofErr w:type="spellEnd"/>
-      <w:r>
-        <w:rPr>
-          <w:rFonts w:ascii="Times New Roman" w:hAnsi="Times New Roman" w:cs="Times New Roman"/>
-          <w:lang w:val="en-IN"/>
-        </w:rPr>
-        <w:t xml:space="preserve"> = 5, </w:t>
-      </w:r>
-      <w:proofErr w:type="spellStart"/>
-      <w:r>
-        <w:rPr>
-          <w:rFonts w:ascii="Times New Roman" w:hAnsi="Times New Roman" w:cs="Times New Roman"/>
-          <w:lang w:val="en-IN"/>
-        </w:rPr>
-        <w:t>min_samples_leaf</w:t>
-      </w:r>
-      <w:proofErr w:type="spellEnd"/>
-      <w:r>
-        <w:rPr>
-          <w:rFonts w:ascii="Times New Roman" w:hAnsi="Times New Roman" w:cs="Times New Roman"/>
-          <w:lang w:val="en-IN"/>
-        </w:rPr>
-        <w:t xml:space="preserve"> = 6) with 5-fold</w:t>
+        <w:t>random forest regressor (max_depth = 5, min_samples_leaf = 6) with 5-fold</w:t>
       </w:r>
       <w:r>
         <w:rPr>
@@ -4668,21 +4900,7 @@
         <w:rPr>
           <w:rFonts w:ascii="Times New Roman" w:hAnsi="Times New Roman" w:cs="Times New Roman"/>
         </w:rPr>
-        <w:t xml:space="preserve">On the other hand, the </w:t>
-      </w:r>
-      <w:proofErr w:type="spellStart"/>
-      <w:r>
-        <w:rPr>
-          <w:rFonts w:ascii="Times New Roman" w:hAnsi="Times New Roman" w:cs="Times New Roman"/>
-        </w:rPr>
-        <w:t>SelectFromModel</w:t>
-      </w:r>
-      <w:proofErr w:type="spellEnd"/>
-      <w:r>
-        <w:rPr>
-          <w:rFonts w:ascii="Times New Roman" w:hAnsi="Times New Roman" w:cs="Times New Roman"/>
-        </w:rPr>
-        <w:t xml:space="preserve"> approach works</w:t>
+        <w:t>On the other hand, the SelectFromModel approach works</w:t>
       </w:r>
       <w:r>
         <w:rPr>
@@ -4703,7 +4921,15 @@
           <w:rFonts w:ascii="Times New Roman" w:hAnsi="Times New Roman" w:cs="Times New Roman"/>
           <w:lang w:val="en-IN"/>
         </w:rPr>
-        <w:t>In this, a single random forest with threshold='mean' was fit on all 289 features, which means it keeps only descriptors whose impurity-based</w:t>
+        <w:t xml:space="preserve">In this, a single random forest with </w:t>
+      </w:r>
+      <w:r>
+        <w:rPr>
+          <w:rFonts w:ascii="Times New Roman" w:hAnsi="Times New Roman" w:cs="Times New Roman"/>
+          <w:lang w:val="en-IN"/>
+        </w:rPr>
+        <w:lastRenderedPageBreak/>
+        <w:t>threshold='mean' was fit on all 289 features, which means it keeps only descriptors whose impurity-based</w:t>
       </w:r>
       <w:r>
         <w:rPr>
@@ -4808,7 +5034,6 @@
         <w:rPr>
           <w:noProof/>
         </w:rPr>
-        <w:lastRenderedPageBreak/>
         <w:drawing>
           <wp:inline distT="0" distB="0" distL="0" distR="0" wp14:anchorId="54A6E313" wp14:editId="3DED18B5">
             <wp:extent cx="6400291" cy="2589520"/>
@@ -4827,7 +5052,7 @@
                     </pic:cNvPicPr>
                   </pic:nvPicPr>
                   <pic:blipFill>
-                    <a:blip r:embed="rId10">
+                    <a:blip r:embed="rId11">
                       <a:extLst>
                         <a:ext uri="{28A0092B-C50C-407E-A947-70E740481C1C}">
                           <a14:useLocalDpi xmlns:a14="http://schemas.microsoft.com/office/drawing/2010/main" val="0"/>
@@ -4962,35 +5187,14 @@
         <w:rPr>
           <w:rFonts w:ascii="Times New Roman" w:hAnsi="Times New Roman" w:cs="Times New Roman"/>
         </w:rPr>
-        <w:t xml:space="preserve"> by the </w:t>
-      </w:r>
-      <w:proofErr w:type="spellStart"/>
-      <w:r>
-        <w:rPr>
-          <w:rFonts w:ascii="Times New Roman" w:hAnsi="Times New Roman" w:cs="Times New Roman"/>
-        </w:rPr>
-        <w:t>SelectFromModel</w:t>
-      </w:r>
-      <w:proofErr w:type="spellEnd"/>
-      <w:r>
-        <w:rPr>
-          <w:rFonts w:ascii="Times New Roman" w:hAnsi="Times New Roman" w:cs="Times New Roman"/>
-        </w:rPr>
-        <w:t xml:space="preserve"> technique.</w:t>
-      </w:r>
-    </w:p>
-    <w:p>
-      <w:pPr>
-        <w:pStyle w:val="BodyText"/>
-        <w:rPr>
-          <w:lang w:val="en-IN"/>
-        </w:rPr>
-      </w:pPr>
+        <w:t xml:space="preserve"> by the SelectFromModel technique.</w:t>
+      </w:r>
     </w:p>
     <w:p>
       <w:pPr>
         <w:pStyle w:val="BodyText"/>
         <w:spacing w:line="480" w:lineRule="auto"/>
+        <w:ind w:firstLine="720"/>
         <w:jc w:val="both"/>
         <w:rPr>
           <w:rFonts w:ascii="Times New Roman" w:hAnsi="Times New Roman" w:cs="Times New Roman"/>
@@ -5024,47 +5228,396 @@
         <w:rPr>
           <w:rFonts w:ascii="Times New Roman" w:hAnsi="Times New Roman" w:cs="Times New Roman"/>
         </w:rPr>
-        <w:t xml:space="preserve">random forest, </w:t>
-      </w:r>
-      <w:proofErr w:type="spellStart"/>
-      <w:r>
-        <w:rPr>
-          <w:rFonts w:ascii="Times New Roman" w:hAnsi="Times New Roman" w:cs="Times New Roman"/>
-        </w:rPr>
-        <w:t>CatBoost</w:t>
-      </w:r>
-      <w:proofErr w:type="spellEnd"/>
+        <w:t xml:space="preserve">random forest, CatBoost, XGBoost, </w:t>
+      </w:r>
+      <w:r>
+        <w:rPr>
+          <w:rFonts w:ascii="Times New Roman" w:hAnsi="Times New Roman" w:cs="Times New Roman"/>
+        </w:rPr>
+        <w:t>Support Vector Regression (</w:t>
+      </w:r>
+      <w:r>
+        <w:rPr>
+          <w:rFonts w:ascii="Times New Roman" w:hAnsi="Times New Roman" w:cs="Times New Roman"/>
+        </w:rPr>
+        <w:t>SVR</w:t>
+      </w:r>
+      <w:r>
+        <w:rPr>
+          <w:rFonts w:ascii="Times New Roman" w:hAnsi="Times New Roman" w:cs="Times New Roman"/>
+        </w:rPr>
+        <w:t>)</w:t>
+      </w:r>
+      <w:r>
+        <w:rPr>
+          <w:rFonts w:ascii="Times New Roman" w:hAnsi="Times New Roman" w:cs="Times New Roman"/>
+        </w:rPr>
+        <w:t>, and Gaussian process</w:t>
+      </w:r>
+      <w:r>
+        <w:rPr>
+          <w:rFonts w:ascii="Times New Roman" w:hAnsi="Times New Roman" w:cs="Times New Roman"/>
+        </w:rPr>
+        <w:t>)</w:t>
+      </w:r>
+      <w:r>
+        <w:rPr>
+          <w:rFonts w:ascii="Times New Roman" w:hAnsi="Times New Roman" w:cs="Times New Roman"/>
+        </w:rPr>
+        <w:t xml:space="preserve"> were built using the </w:t>
+      </w:r>
+      <w:r>
+        <w:rPr>
+          <w:rFonts w:ascii="Times New Roman" w:hAnsi="Times New Roman" w:cs="Times New Roman"/>
+        </w:rPr>
+        <w:t xml:space="preserve">above prepared </w:t>
+      </w:r>
+      <w:r>
+        <w:rPr>
+          <w:rFonts w:ascii="Times New Roman" w:hAnsi="Times New Roman" w:cs="Times New Roman"/>
+        </w:rPr>
+        <w:t xml:space="preserve">datasets. Among </w:t>
+      </w:r>
+      <w:r>
+        <w:rPr>
+          <w:rFonts w:ascii="Times New Roman" w:hAnsi="Times New Roman" w:cs="Times New Roman"/>
+        </w:rPr>
+        <w:t>the models, the SVR model outperformed the others in forecasting emission energies using</w:t>
+      </w:r>
+      <w:r>
+        <w:rPr>
+          <w:rFonts w:ascii="Times New Roman" w:hAnsi="Times New Roman" w:cs="Times New Roman"/>
+        </w:rPr>
+        <w:t xml:space="preserve"> the dataset from </w:t>
+      </w:r>
+      <w:r>
+        <w:rPr>
+          <w:rFonts w:ascii="Times New Roman" w:hAnsi="Times New Roman" w:cs="Times New Roman"/>
+        </w:rPr>
+        <w:t xml:space="preserve">the </w:t>
+      </w:r>
+      <w:r>
+        <w:rPr>
+          <w:rFonts w:ascii="Times New Roman" w:hAnsi="Times New Roman" w:cs="Times New Roman"/>
+        </w:rPr>
+        <w:t>SelectFromModel</w:t>
+      </w:r>
+      <w:r>
+        <w:rPr>
+          <w:rFonts w:ascii="Times New Roman" w:hAnsi="Times New Roman" w:cs="Times New Roman"/>
+        </w:rPr>
+        <w:t xml:space="preserve"> approach. It is worth noting that the models built on the datasets using the </w:t>
+      </w:r>
+      <w:r>
+        <w:rPr>
+          <w:rFonts w:ascii="Times New Roman" w:hAnsi="Times New Roman" w:cs="Times New Roman"/>
+          <w:lang w:val="en-IN"/>
+        </w:rPr>
+        <w:t>RFECV</w:t>
+      </w:r>
+      <w:r>
+        <w:rPr>
+          <w:rFonts w:ascii="Times New Roman" w:hAnsi="Times New Roman" w:cs="Times New Roman"/>
+        </w:rPr>
+        <w:t xml:space="preserve"> technique also performed well. We have </w:t>
+      </w:r>
+      <w:r>
+        <w:rPr>
+          <w:rFonts w:ascii="Times New Roman" w:hAnsi="Times New Roman" w:cs="Times New Roman"/>
+        </w:rPr>
+        <w:t>summarised</w:t>
+      </w:r>
+      <w:r>
+        <w:rPr>
+          <w:rFonts w:ascii="Times New Roman" w:hAnsi="Times New Roman" w:cs="Times New Roman"/>
+        </w:rPr>
+        <w:t xml:space="preserve"> all the </w:t>
+      </w:r>
+      <w:r>
+        <w:rPr>
+          <w:rFonts w:ascii="Times New Roman" w:hAnsi="Times New Roman" w:cs="Times New Roman"/>
+        </w:rPr>
+        <w:t>models' performance in Table</w:t>
+      </w:r>
+      <w:r>
+        <w:rPr>
+          <w:rFonts w:ascii="Times New Roman" w:hAnsi="Times New Roman" w:cs="Times New Roman"/>
+        </w:rPr>
+        <w:t xml:space="preserve"> 1</w:t>
+      </w:r>
+      <w:r>
+        <w:rPr>
+          <w:rFonts w:ascii="Times New Roman" w:hAnsi="Times New Roman" w:cs="Times New Roman"/>
+        </w:rPr>
+        <w:t>. Every regressor</w:t>
+      </w:r>
+      <w:r>
+        <w:rPr>
+          <w:rFonts w:ascii="Times New Roman" w:hAnsi="Times New Roman" w:cs="Times New Roman"/>
+        </w:rPr>
+        <w:t xml:space="preserve"> in Table 1 was tuned by </w:t>
+      </w:r>
+      <w:r>
+        <w:rPr>
+          <w:rFonts w:ascii="Times New Roman" w:hAnsi="Times New Roman" w:cs="Times New Roman"/>
+        </w:rPr>
+        <w:t>randomised search (15 trials, five-fold cross-validation</w:t>
+      </w:r>
+      <w:r>
+        <w:rPr>
+          <w:rFonts w:ascii="Times New Roman" w:hAnsi="Times New Roman" w:cs="Times New Roman"/>
+        </w:rPr>
+        <w:t xml:space="preserve"> on the training set) before a single evaluation on the test fold. </w:t>
+      </w:r>
+      <w:r>
+        <w:rPr>
+          <w:rFonts w:ascii="Times New Roman" w:hAnsi="Times New Roman" w:cs="Times New Roman"/>
+        </w:rPr>
+        <w:t>T</w:t>
+      </w:r>
+      <w:r>
+        <w:rPr>
+          <w:rFonts w:ascii="Times New Roman" w:hAnsi="Times New Roman" w:cs="Times New Roman"/>
+        </w:rPr>
+        <w:t xml:space="preserve">ree ensembles can </w:t>
+      </w:r>
+      <w:r>
+        <w:rPr>
+          <w:rFonts w:ascii="Times New Roman" w:hAnsi="Times New Roman" w:cs="Times New Roman"/>
+        </w:rPr>
+        <w:t>memorise</w:t>
+      </w:r>
+      <w:r>
+        <w:rPr>
+          <w:rFonts w:ascii="Times New Roman" w:hAnsi="Times New Roman" w:cs="Times New Roman"/>
+        </w:rPr>
+        <w:t xml:space="preserve"> rare spacer–halide combinations in 226 rows, and Gaussian </w:t>
+      </w:r>
+      <w:r>
+        <w:rPr>
+          <w:rFonts w:ascii="Times New Roman" w:hAnsi="Times New Roman" w:cs="Times New Roman"/>
+        </w:rPr>
+        <w:t>P</w:t>
+      </w:r>
+      <w:r>
+        <w:rPr>
+          <w:rFonts w:ascii="Times New Roman" w:hAnsi="Times New Roman" w:cs="Times New Roman"/>
+        </w:rPr>
+        <w:t>rocess</w:t>
+      </w:r>
+      <w:r>
+        <w:rPr>
+          <w:rFonts w:ascii="Times New Roman" w:hAnsi="Times New Roman" w:cs="Times New Roman"/>
+        </w:rPr>
+        <w:t xml:space="preserve"> Regressors (GPR)</w:t>
+      </w:r>
+      <w:r>
+        <w:rPr>
+          <w:rFonts w:ascii="Times New Roman" w:hAnsi="Times New Roman" w:cs="Times New Roman"/>
+        </w:rPr>
+        <w:t xml:space="preserve"> are sensitive to kernel length scales when </w:t>
+      </w:r>
+      <w:r>
+        <w:rPr>
+          <w:rFonts w:ascii="Times New Roman" w:hAnsi="Times New Roman" w:cs="Times New Roman"/>
+        </w:rPr>
+        <w:t>the number of features (</w:t>
+      </w:r>
+      <w:r>
+        <w:rPr>
+          <w:rFonts w:ascii="Times New Roman" w:hAnsi="Times New Roman" w:cs="Times New Roman"/>
+        </w:rPr>
+        <w:t>p</w:t>
+      </w:r>
+      <w:r>
+        <w:rPr>
+          <w:rFonts w:ascii="Times New Roman" w:hAnsi="Times New Roman" w:cs="Times New Roman"/>
+        </w:rPr>
+        <w:t>)</w:t>
+      </w:r>
+      <w:r>
+        <w:rPr>
+          <w:rFonts w:ascii="Times New Roman" w:hAnsi="Times New Roman" w:cs="Times New Roman"/>
+        </w:rPr>
+        <w:t xml:space="preserve"> is large. </w:t>
+      </w:r>
+      <w:r>
+        <w:rPr>
+          <w:rFonts w:ascii="Times New Roman" w:hAnsi="Times New Roman" w:cs="Times New Roman"/>
+        </w:rPr>
+        <w:lastRenderedPageBreak/>
+        <w:t xml:space="preserve">For the thirty-one-feature RFECV matrix, tuning </w:t>
+      </w:r>
+      <w:r>
+        <w:rPr>
+          <w:rFonts w:ascii="Times New Roman" w:hAnsi="Times New Roman" w:cs="Times New Roman"/>
+        </w:rPr>
+        <w:t>improved</w:t>
+      </w:r>
+      <w:r>
+        <w:rPr>
+          <w:rFonts w:ascii="Times New Roman" w:hAnsi="Times New Roman" w:cs="Times New Roman"/>
+        </w:rPr>
+        <w:t xml:space="preserve"> GPR</w:t>
+      </w:r>
+      <w:r>
+        <w:rPr>
+          <w:rFonts w:ascii="Times New Roman" w:hAnsi="Times New Roman" w:cs="Times New Roman"/>
+        </w:rPr>
+        <w:t>’s</w:t>
+      </w:r>
+      <w:r>
+        <w:rPr>
+          <w:rFonts w:ascii="Times New Roman" w:hAnsi="Times New Roman" w:cs="Times New Roman"/>
+        </w:rPr>
+        <w:t xml:space="preserve"> </w:t>
+      </w:r>
+      <w:r>
+        <w:rPr>
+          <w:rFonts w:ascii="Times New Roman" w:hAnsi="Times New Roman" w:cs="Times New Roman"/>
+        </w:rPr>
+        <w:t>coefficient of determination (</w:t>
+      </w:r>
+      <w:r>
+        <w:rPr>
+          <w:rFonts w:ascii="Times New Roman" w:hAnsi="Times New Roman" w:cs="Times New Roman"/>
+        </w:rPr>
+        <w:t>R</w:t>
+      </w:r>
+      <w:r>
+        <w:rPr>
+          <w:rFonts w:ascii="Times New Roman" w:hAnsi="Times New Roman" w:cs="Times New Roman"/>
+          <w:vertAlign w:val="superscript"/>
+        </w:rPr>
+        <w:t>2</w:t>
+      </w:r>
+      <w:r>
+        <w:rPr>
+          <w:rFonts w:ascii="Times New Roman" w:hAnsi="Times New Roman" w:cs="Times New Roman"/>
+        </w:rPr>
+        <w:t xml:space="preserve">) </w:t>
+      </w:r>
+      <w:r>
+        <w:rPr>
+          <w:rFonts w:ascii="Times New Roman" w:hAnsi="Times New Roman" w:cs="Times New Roman"/>
+        </w:rPr>
+        <w:t>from 0.877 to 0.920</w:t>
+      </w:r>
+      <w:r>
+        <w:rPr>
+          <w:rFonts w:ascii="Times New Roman" w:hAnsi="Times New Roman" w:cs="Times New Roman"/>
+        </w:rPr>
+        <w:t>, and</w:t>
+      </w:r>
+      <w:r>
+        <w:rPr>
+          <w:rFonts w:ascii="Times New Roman" w:hAnsi="Times New Roman" w:cs="Times New Roman"/>
+        </w:rPr>
+        <w:t xml:space="preserve"> </w:t>
+      </w:r>
+      <w:r>
+        <w:rPr>
+          <w:rFonts w:ascii="Times New Roman" w:hAnsi="Times New Roman" w:cs="Times New Roman"/>
+        </w:rPr>
+        <w:t>in the case of</w:t>
+      </w:r>
+      <w:r>
+        <w:rPr>
+          <w:rFonts w:ascii="Times New Roman" w:hAnsi="Times New Roman" w:cs="Times New Roman"/>
+        </w:rPr>
+        <w:t xml:space="preserve"> thirteen-feature SelectFromModel matrix, SVR and GPR </w:t>
+      </w:r>
+      <w:r>
+        <w:rPr>
+          <w:rFonts w:ascii="Times New Roman" w:hAnsi="Times New Roman" w:cs="Times New Roman"/>
+        </w:rPr>
+        <w:t>were improved</w:t>
+      </w:r>
       <w:r>
         <w:rPr>
           <w:rFonts w:ascii="Times New Roman" w:hAnsi="Times New Roman" w:cs="Times New Roman"/>
         </w:rPr>
         <w:t xml:space="preserve">, </w:t>
       </w:r>
-      <w:proofErr w:type="spellStart"/>
-      <w:r>
-        <w:rPr>
-          <w:rFonts w:ascii="Times New Roman" w:hAnsi="Times New Roman" w:cs="Times New Roman"/>
-        </w:rPr>
-        <w:t>XGBoost</w:t>
-      </w:r>
-      <w:proofErr w:type="spellEnd"/>
-      <w:r>
-        <w:rPr>
-          <w:rFonts w:ascii="Times New Roman" w:hAnsi="Times New Roman" w:cs="Times New Roman"/>
-        </w:rPr>
-        <w:t xml:space="preserve">, </w:t>
-      </w:r>
-      <w:r>
-        <w:rPr>
-          <w:rFonts w:ascii="Times New Roman" w:hAnsi="Times New Roman" w:cs="Times New Roman"/>
-        </w:rPr>
-        <w:t>Support Vector Regression (</w:t>
-      </w:r>
-      <w:r>
-        <w:rPr>
-          <w:rFonts w:ascii="Times New Roman" w:hAnsi="Times New Roman" w:cs="Times New Roman"/>
-        </w:rPr>
-        <w:t>SVR</w:t>
+      <w:r>
+        <w:rPr>
+          <w:rFonts w:ascii="Times New Roman" w:hAnsi="Times New Roman" w:cs="Times New Roman"/>
+        </w:rPr>
+        <w:t>out of which</w:t>
+      </w:r>
+      <w:r>
+        <w:rPr>
+          <w:rFonts w:ascii="Times New Roman" w:hAnsi="Times New Roman" w:cs="Times New Roman"/>
+        </w:rPr>
+        <w:t xml:space="preserve"> </w:t>
+      </w:r>
+      <w:r>
+        <w:rPr>
+          <w:rFonts w:ascii="Times New Roman" w:hAnsi="Times New Roman" w:cs="Times New Roman"/>
+        </w:rPr>
+        <w:t xml:space="preserve">SVR </w:t>
+      </w:r>
+      <w:r>
+        <w:rPr>
+          <w:rFonts w:ascii="Times New Roman" w:hAnsi="Times New Roman" w:cs="Times New Roman"/>
+        </w:rPr>
+        <w:t>with a radial-basis-function kernel (SVR–RBF) emerge</w:t>
+      </w:r>
+      <w:r>
+        <w:rPr>
+          <w:rFonts w:ascii="Times New Roman" w:hAnsi="Times New Roman" w:cs="Times New Roman"/>
+        </w:rPr>
+        <w:t>d</w:t>
+      </w:r>
+      <w:r>
+        <w:rPr>
+          <w:rFonts w:ascii="Times New Roman" w:hAnsi="Times New Roman" w:cs="Times New Roman"/>
+        </w:rPr>
+        <w:t xml:space="preserve"> as the best</w:t>
+      </w:r>
+      <w:r>
+        <w:rPr>
+          <w:rFonts w:ascii="Times New Roman" w:hAnsi="Times New Roman" w:cs="Times New Roman"/>
+        </w:rPr>
+        <w:t>, with the highest R</w:t>
+      </w:r>
+      <w:r>
+        <w:rPr>
+          <w:rFonts w:ascii="Times New Roman" w:hAnsi="Times New Roman" w:cs="Times New Roman"/>
+          <w:vertAlign w:val="superscript"/>
+        </w:rPr>
+        <w:t>2</w:t>
+      </w:r>
+      <w:r>
+        <w:rPr>
+          <w:rFonts w:ascii="Times New Roman" w:hAnsi="Times New Roman" w:cs="Times New Roman"/>
+          <w:vertAlign w:val="superscript"/>
+        </w:rPr>
+        <w:t xml:space="preserve"> </w:t>
+      </w:r>
+      <w:r>
+        <w:rPr>
+          <w:rFonts w:ascii="Times New Roman" w:hAnsi="Times New Roman" w:cs="Times New Roman"/>
+        </w:rPr>
+        <w:t xml:space="preserve"> (eq. 1),</w:t>
+      </w:r>
+      <w:r>
+        <w:rPr>
+          <w:rFonts w:ascii="Times New Roman" w:hAnsi="Times New Roman" w:cs="Times New Roman"/>
+        </w:rPr>
+        <w:t xml:space="preserve"> least </w:t>
+      </w:r>
+      <w:r>
+        <w:rPr>
+          <w:rFonts w:ascii="Times New Roman" w:hAnsi="Times New Roman" w:cs="Times New Roman"/>
+        </w:rPr>
+        <w:t>root mean square error (</w:t>
+      </w:r>
+      <w:r>
+        <w:rPr>
+          <w:rFonts w:ascii="Times New Roman" w:hAnsi="Times New Roman" w:cs="Times New Roman"/>
+        </w:rPr>
+        <w:t>RMSE</w:t>
       </w:r>
       <w:r>
         <w:rPr>
@@ -5076,269 +5629,13 @@
         <w:rPr>
           <w:rFonts w:ascii="Times New Roman" w:hAnsi="Times New Roman" w:cs="Times New Roman"/>
         </w:rPr>
-        <w:t>, and Gaussian process</w:t>
-      </w:r>
-      <w:r>
-        <w:rPr>
-          <w:rFonts w:ascii="Times New Roman" w:hAnsi="Times New Roman" w:cs="Times New Roman"/>
-        </w:rPr>
-        <w:t>)</w:t>
-      </w:r>
-      <w:r>
-        <w:rPr>
-          <w:rFonts w:ascii="Times New Roman" w:hAnsi="Times New Roman" w:cs="Times New Roman"/>
-        </w:rPr>
-        <w:t xml:space="preserve"> were built using the </w:t>
-      </w:r>
-      <w:r>
-        <w:rPr>
-          <w:rFonts w:ascii="Times New Roman" w:hAnsi="Times New Roman" w:cs="Times New Roman"/>
-        </w:rPr>
-        <w:t xml:space="preserve">above prepared </w:t>
-      </w:r>
-      <w:r>
-        <w:rPr>
-          <w:rFonts w:ascii="Times New Roman" w:hAnsi="Times New Roman" w:cs="Times New Roman"/>
-        </w:rPr>
-        <w:t xml:space="preserve">datasets. Among </w:t>
-      </w:r>
-      <w:r>
-        <w:rPr>
-          <w:rFonts w:ascii="Times New Roman" w:hAnsi="Times New Roman" w:cs="Times New Roman"/>
-        </w:rPr>
-        <w:t>the models, the SVR model outperformed the others in forecasting emission energies using</w:t>
-      </w:r>
-      <w:r>
-        <w:rPr>
-          <w:rFonts w:ascii="Times New Roman" w:hAnsi="Times New Roman" w:cs="Times New Roman"/>
-        </w:rPr>
-        <w:t xml:space="preserve"> the dataset from </w:t>
-      </w:r>
-      <w:r>
-        <w:rPr>
-          <w:rFonts w:ascii="Times New Roman" w:hAnsi="Times New Roman" w:cs="Times New Roman"/>
-        </w:rPr>
-        <w:t xml:space="preserve">the </w:t>
-      </w:r>
-      <w:proofErr w:type="spellStart"/>
-      <w:r>
-        <w:rPr>
-          <w:rFonts w:ascii="Times New Roman" w:hAnsi="Times New Roman" w:cs="Times New Roman"/>
-        </w:rPr>
-        <w:t>SelectFromModel</w:t>
-      </w:r>
-      <w:proofErr w:type="spellEnd"/>
-      <w:r>
-        <w:rPr>
-          <w:rFonts w:ascii="Times New Roman" w:hAnsi="Times New Roman" w:cs="Times New Roman"/>
-        </w:rPr>
-        <w:t xml:space="preserve"> approach. It is worth noting that the models built on the datasets using the </w:t>
-      </w:r>
-      <w:r>
-        <w:rPr>
-          <w:rFonts w:ascii="Times New Roman" w:hAnsi="Times New Roman" w:cs="Times New Roman"/>
-          <w:lang w:val="en-IN"/>
-        </w:rPr>
-        <w:t>RFECV</w:t>
-      </w:r>
-      <w:r>
-        <w:rPr>
-          <w:rFonts w:ascii="Times New Roman" w:hAnsi="Times New Roman" w:cs="Times New Roman"/>
-        </w:rPr>
-        <w:t xml:space="preserve"> technique also performed well. We have </w:t>
-      </w:r>
-      <w:proofErr w:type="spellStart"/>
-      <w:r>
-        <w:rPr>
-          <w:rFonts w:ascii="Times New Roman" w:hAnsi="Times New Roman" w:cs="Times New Roman"/>
-        </w:rPr>
-        <w:t>summarised</w:t>
-      </w:r>
-      <w:proofErr w:type="spellEnd"/>
-      <w:r>
-        <w:rPr>
-          <w:rFonts w:ascii="Times New Roman" w:hAnsi="Times New Roman" w:cs="Times New Roman"/>
-        </w:rPr>
-        <w:t xml:space="preserve"> all the </w:t>
-      </w:r>
-      <w:r>
-        <w:rPr>
-          <w:rFonts w:ascii="Times New Roman" w:hAnsi="Times New Roman" w:cs="Times New Roman"/>
-        </w:rPr>
-        <w:t>models' performance in Table</w:t>
-      </w:r>
-      <w:r>
-        <w:rPr>
-          <w:rFonts w:ascii="Times New Roman" w:hAnsi="Times New Roman" w:cs="Times New Roman"/>
-        </w:rPr>
-        <w:t xml:space="preserve"> 1</w:t>
-      </w:r>
-      <w:r>
-        <w:rPr>
-          <w:rFonts w:ascii="Times New Roman" w:hAnsi="Times New Roman" w:cs="Times New Roman"/>
-        </w:rPr>
-        <w:t>. Every regressor</w:t>
-      </w:r>
-      <w:r>
-        <w:rPr>
-          <w:rFonts w:ascii="Times New Roman" w:hAnsi="Times New Roman" w:cs="Times New Roman"/>
-        </w:rPr>
-        <w:t xml:space="preserve"> in Table 1 was tuned by </w:t>
-      </w:r>
-      <w:proofErr w:type="spellStart"/>
-      <w:r>
-        <w:rPr>
-          <w:rFonts w:ascii="Times New Roman" w:hAnsi="Times New Roman" w:cs="Times New Roman"/>
-        </w:rPr>
-        <w:t>randomised</w:t>
-      </w:r>
-      <w:proofErr w:type="spellEnd"/>
-      <w:r>
-        <w:rPr>
-          <w:rFonts w:ascii="Times New Roman" w:hAnsi="Times New Roman" w:cs="Times New Roman"/>
-        </w:rPr>
-        <w:t xml:space="preserve"> search (15 trials, five-fold cross-validation</w:t>
-      </w:r>
-      <w:r>
-        <w:rPr>
-          <w:rFonts w:ascii="Times New Roman" w:hAnsi="Times New Roman" w:cs="Times New Roman"/>
-        </w:rPr>
-        <w:t xml:space="preserve"> on the training set) before a single evaluation on the test fold. </w:t>
-      </w:r>
-      <w:r>
-        <w:rPr>
-          <w:rFonts w:ascii="Times New Roman" w:hAnsi="Times New Roman" w:cs="Times New Roman"/>
-        </w:rPr>
-        <w:t>T</w:t>
-      </w:r>
-      <w:r>
-        <w:rPr>
-          <w:rFonts w:ascii="Times New Roman" w:hAnsi="Times New Roman" w:cs="Times New Roman"/>
-        </w:rPr>
-        <w:t xml:space="preserve">ree ensembles can </w:t>
-      </w:r>
-      <w:proofErr w:type="spellStart"/>
-      <w:r>
-        <w:rPr>
-          <w:rFonts w:ascii="Times New Roman" w:hAnsi="Times New Roman" w:cs="Times New Roman"/>
-        </w:rPr>
-        <w:t>memorise</w:t>
-      </w:r>
-      <w:proofErr w:type="spellEnd"/>
-      <w:r>
-        <w:rPr>
-          <w:rFonts w:ascii="Times New Roman" w:hAnsi="Times New Roman" w:cs="Times New Roman"/>
-        </w:rPr>
-        <w:t xml:space="preserve"> rare spacer–halide combinations in 226 rows, and Gaussian </w:t>
-      </w:r>
-      <w:r>
-        <w:rPr>
-          <w:rFonts w:ascii="Times New Roman" w:hAnsi="Times New Roman" w:cs="Times New Roman"/>
-        </w:rPr>
-        <w:t>P</w:t>
-      </w:r>
-      <w:r>
-        <w:rPr>
-          <w:rFonts w:ascii="Times New Roman" w:hAnsi="Times New Roman" w:cs="Times New Roman"/>
-        </w:rPr>
-        <w:t>rocess</w:t>
-      </w:r>
-      <w:r>
-        <w:rPr>
-          <w:rFonts w:ascii="Times New Roman" w:hAnsi="Times New Roman" w:cs="Times New Roman"/>
-        </w:rPr>
-        <w:t xml:space="preserve"> Regressors (GPR)</w:t>
-      </w:r>
-      <w:r>
-        <w:rPr>
-          <w:rFonts w:ascii="Times New Roman" w:hAnsi="Times New Roman" w:cs="Times New Roman"/>
-        </w:rPr>
-        <w:t xml:space="preserve"> are sensitive to kernel length scales when </w:t>
-      </w:r>
-      <w:r>
-        <w:rPr>
-          <w:rFonts w:ascii="Times New Roman" w:hAnsi="Times New Roman" w:cs="Times New Roman"/>
-        </w:rPr>
-        <w:t>the number of features (</w:t>
-      </w:r>
-      <w:r>
-        <w:rPr>
-          <w:rFonts w:ascii="Times New Roman" w:hAnsi="Times New Roman" w:cs="Times New Roman"/>
-        </w:rPr>
-        <w:t>p</w:t>
-      </w:r>
-      <w:r>
-        <w:rPr>
-          <w:rFonts w:ascii="Times New Roman" w:hAnsi="Times New Roman" w:cs="Times New Roman"/>
-        </w:rPr>
-        <w:t>)</w:t>
-      </w:r>
-      <w:r>
-        <w:rPr>
-          <w:rFonts w:ascii="Times New Roman" w:hAnsi="Times New Roman" w:cs="Times New Roman"/>
-        </w:rPr>
-        <w:t xml:space="preserve"> is large. For the thirty-one-feature RFECV matrix, tuning </w:t>
-      </w:r>
-      <w:r>
-        <w:rPr>
-          <w:rFonts w:ascii="Times New Roman" w:hAnsi="Times New Roman" w:cs="Times New Roman"/>
-        </w:rPr>
-        <w:t>improved</w:t>
-      </w:r>
-      <w:r>
-        <w:rPr>
-          <w:rFonts w:ascii="Times New Roman" w:hAnsi="Times New Roman" w:cs="Times New Roman"/>
-        </w:rPr>
-        <w:t xml:space="preserve"> GPR</w:t>
-      </w:r>
-      <w:r>
-        <w:rPr>
-          <w:rFonts w:ascii="Times New Roman" w:hAnsi="Times New Roman" w:cs="Times New Roman"/>
-        </w:rPr>
-        <w:t>’s</w:t>
-      </w:r>
-      <w:r>
-        <w:rPr>
-          <w:rFonts w:ascii="Times New Roman" w:hAnsi="Times New Roman" w:cs="Times New Roman"/>
-        </w:rPr>
         <w:t xml:space="preserve"> </w:t>
       </w:r>
       <w:r>
         <w:rPr>
           <w:rFonts w:ascii="Times New Roman" w:hAnsi="Times New Roman" w:cs="Times New Roman"/>
         </w:rPr>
-        <w:t>coefficient of determination (</w:t>
-      </w:r>
-      <w:r>
-        <w:rPr>
-          <w:rFonts w:ascii="Times New Roman" w:hAnsi="Times New Roman" w:cs="Times New Roman"/>
-        </w:rPr>
-        <w:t>R</w:t>
-      </w:r>
-      <w:r>
-        <w:rPr>
-          <w:rFonts w:ascii="Times New Roman" w:hAnsi="Times New Roman" w:cs="Times New Roman"/>
-          <w:vertAlign w:val="superscript"/>
-        </w:rPr>
-        <w:t>2</w:t>
-      </w:r>
-      <w:r>
-        <w:rPr>
-          <w:rFonts w:ascii="Times New Roman" w:hAnsi="Times New Roman" w:cs="Times New Roman"/>
-        </w:rPr>
-        <w:t xml:space="preserve">) </w:t>
-      </w:r>
-      <w:r>
-        <w:rPr>
-          <w:rFonts w:ascii="Times New Roman" w:hAnsi="Times New Roman" w:cs="Times New Roman"/>
-        </w:rPr>
-        <w:t>from 0.877 to 0.920</w:t>
-      </w:r>
-      <w:r>
-        <w:rPr>
-          <w:rFonts w:ascii="Times New Roman" w:hAnsi="Times New Roman" w:cs="Times New Roman"/>
-        </w:rPr>
-        <w:t>, and</w:t>
+        <w:t>(eq. 2)</w:t>
       </w:r>
       <w:r>
         <w:rPr>
@@ -5350,156 +5647,7 @@
         <w:rPr>
           <w:rFonts w:ascii="Times New Roman" w:hAnsi="Times New Roman" w:cs="Times New Roman"/>
         </w:rPr>
-        <w:t>in the case of</w:t>
-      </w:r>
-      <w:r>
-        <w:rPr>
-          <w:rFonts w:ascii="Times New Roman" w:hAnsi="Times New Roman" w:cs="Times New Roman"/>
-        </w:rPr>
-        <w:t xml:space="preserve"> thirteen-feature </w:t>
-      </w:r>
-      <w:proofErr w:type="spellStart"/>
-      <w:r>
-        <w:rPr>
-          <w:rFonts w:ascii="Times New Roman" w:hAnsi="Times New Roman" w:cs="Times New Roman"/>
-        </w:rPr>
-        <w:t>SelectFromModel</w:t>
-      </w:r>
-      <w:proofErr w:type="spellEnd"/>
-      <w:r>
-        <w:rPr>
-          <w:rFonts w:ascii="Times New Roman" w:hAnsi="Times New Roman" w:cs="Times New Roman"/>
-        </w:rPr>
-        <w:t xml:space="preserve"> matrix, SVR and GPR </w:t>
-      </w:r>
-      <w:r>
-        <w:rPr>
-          <w:rFonts w:ascii="Times New Roman" w:hAnsi="Times New Roman" w:cs="Times New Roman"/>
-        </w:rPr>
-        <w:t>were improved</w:t>
-      </w:r>
-      <w:r>
-        <w:rPr>
-          <w:rFonts w:ascii="Times New Roman" w:hAnsi="Times New Roman" w:cs="Times New Roman"/>
-        </w:rPr>
-        <w:t xml:space="preserve">, </w:t>
-      </w:r>
-      <w:r>
-        <w:rPr>
-          <w:rFonts w:ascii="Times New Roman" w:hAnsi="Times New Roman" w:cs="Times New Roman"/>
-        </w:rPr>
-        <w:t>out of which</w:t>
-      </w:r>
-      <w:r>
-        <w:rPr>
-          <w:rFonts w:ascii="Times New Roman" w:hAnsi="Times New Roman" w:cs="Times New Roman"/>
-        </w:rPr>
-        <w:t xml:space="preserve"> </w:t>
-      </w:r>
-      <w:r>
-        <w:rPr>
-          <w:rFonts w:ascii="Times New Roman" w:hAnsi="Times New Roman" w:cs="Times New Roman"/>
-        </w:rPr>
-        <w:t xml:space="preserve">SVR </w:t>
-      </w:r>
-      <w:r>
-        <w:rPr>
-          <w:rFonts w:ascii="Times New Roman" w:hAnsi="Times New Roman" w:cs="Times New Roman"/>
-        </w:rPr>
-        <w:t>with a radial-basis-function kernel (SVR–RBF) emerge</w:t>
-      </w:r>
-      <w:r>
-        <w:rPr>
-          <w:rFonts w:ascii="Times New Roman" w:hAnsi="Times New Roman" w:cs="Times New Roman"/>
-        </w:rPr>
-        <w:t>d</w:t>
-      </w:r>
-      <w:r>
-        <w:rPr>
-          <w:rFonts w:ascii="Times New Roman" w:hAnsi="Times New Roman" w:cs="Times New Roman"/>
-        </w:rPr>
-        <w:t xml:space="preserve"> as the best</w:t>
-      </w:r>
-      <w:r>
-        <w:rPr>
-          <w:rFonts w:ascii="Times New Roman" w:hAnsi="Times New Roman" w:cs="Times New Roman"/>
-        </w:rPr>
-        <w:t>, with the highest R</w:t>
-      </w:r>
-      <w:r>
-        <w:rPr>
-          <w:rFonts w:ascii="Times New Roman" w:hAnsi="Times New Roman" w:cs="Times New Roman"/>
-          <w:vertAlign w:val="superscript"/>
-        </w:rPr>
-        <w:t>2</w:t>
-      </w:r>
-      <w:r>
-        <w:rPr>
-          <w:rFonts w:ascii="Times New Roman" w:hAnsi="Times New Roman" w:cs="Times New Roman"/>
-          <w:vertAlign w:val="superscript"/>
-        </w:rPr>
-        <w:t xml:space="preserve"> </w:t>
-      </w:r>
-      <w:r>
-        <w:rPr>
-          <w:rFonts w:ascii="Times New Roman" w:hAnsi="Times New Roman" w:cs="Times New Roman"/>
-        </w:rPr>
-        <w:t xml:space="preserve"> (eq. 1),</w:t>
-      </w:r>
-      <w:r>
-        <w:rPr>
-          <w:rFonts w:ascii="Times New Roman" w:hAnsi="Times New Roman" w:cs="Times New Roman"/>
-        </w:rPr>
-        <w:t xml:space="preserve"> least </w:t>
-      </w:r>
-      <w:r>
-        <w:rPr>
-          <w:rFonts w:ascii="Times New Roman" w:hAnsi="Times New Roman" w:cs="Times New Roman"/>
-        </w:rPr>
-        <w:t>root mean square error (</w:t>
-      </w:r>
-      <w:r>
-        <w:rPr>
-          <w:rFonts w:ascii="Times New Roman" w:hAnsi="Times New Roman" w:cs="Times New Roman"/>
-        </w:rPr>
-        <w:t>RMSE</w:t>
-      </w:r>
-      <w:r>
-        <w:rPr>
-          <w:rFonts w:ascii="Times New Roman" w:hAnsi="Times New Roman" w:cs="Times New Roman"/>
-        </w:rPr>
-        <w:t>)</w:t>
-      </w:r>
-      <w:r>
-        <w:rPr>
-          <w:rFonts w:ascii="Times New Roman" w:hAnsi="Times New Roman" w:cs="Times New Roman"/>
-        </w:rPr>
-        <w:t xml:space="preserve"> </w:t>
-      </w:r>
-      <w:r>
-        <w:rPr>
-          <w:rFonts w:ascii="Times New Roman" w:hAnsi="Times New Roman" w:cs="Times New Roman"/>
-        </w:rPr>
-        <w:t>(eq. 2)</w:t>
-      </w:r>
-      <w:r>
-        <w:rPr>
-          <w:rFonts w:ascii="Times New Roman" w:hAnsi="Times New Roman" w:cs="Times New Roman"/>
-        </w:rPr>
-        <w:t xml:space="preserve"> </w:t>
-      </w:r>
-      <w:r>
-        <w:rPr>
-          <w:rFonts w:ascii="Times New Roman" w:hAnsi="Times New Roman" w:cs="Times New Roman"/>
-        </w:rPr>
-        <w:t xml:space="preserve">and mean </w:t>
-      </w:r>
-      <w:r>
-        <w:rPr>
-          <w:rFonts w:ascii="Times New Roman" w:hAnsi="Times New Roman" w:cs="Times New Roman"/>
-        </w:rPr>
-        <w:lastRenderedPageBreak/>
-        <w:t>absolute error (MAE)</w:t>
+        <w:t>and mean absolute error (MAE)</w:t>
       </w:r>
       <w:r>
         <w:rPr>
@@ -5830,23 +5978,7 @@
           <w:rFonts w:ascii="Times New Roman" w:hAnsi="Times New Roman" w:cs="Times New Roman"/>
           <w:lang w:val="en-IN"/>
         </w:rPr>
-        <w:t xml:space="preserve">It is crucial to understand that RFECV selects 31 features and achieves a lower training-fold cross-validation error than the 13-feature </w:t>
-      </w:r>
-      <w:proofErr w:type="spellStart"/>
-      <w:r>
-        <w:rPr>
-          <w:rFonts w:ascii="Times New Roman" w:hAnsi="Times New Roman" w:cs="Times New Roman"/>
-          <w:lang w:val="en-IN"/>
-        </w:rPr>
-        <w:t>SelectFromModel</w:t>
-      </w:r>
-      <w:proofErr w:type="spellEnd"/>
-      <w:r>
-        <w:rPr>
-          <w:rFonts w:ascii="Times New Roman" w:hAnsi="Times New Roman" w:cs="Times New Roman"/>
-          <w:lang w:val="en-IN"/>
-        </w:rPr>
-        <w:t xml:space="preserve"> channel, yet on test data, the 13-variable</w:t>
+        <w:t>It is crucial to understand that RFECV selects 31 features and achieves a lower training-fold cross-validation error than the 13-feature SelectFromModel channel, yet on test data, the 13-variable</w:t>
       </w:r>
       <w:r>
         <w:rPr>
@@ -5922,36 +6054,14 @@
         <w:rPr>
           <w:rFonts w:ascii="Times New Roman" w:hAnsi="Times New Roman" w:cs="Times New Roman"/>
         </w:rPr>
-        <w:t xml:space="preserve">performance difference between RFECV and </w:t>
-      </w:r>
-      <w:proofErr w:type="spellStart"/>
-      <w:r>
-        <w:rPr>
-          <w:rFonts w:ascii="Times New Roman" w:hAnsi="Times New Roman" w:cs="Times New Roman"/>
-        </w:rPr>
-        <w:t>SelectFromModel</w:t>
-      </w:r>
-      <w:proofErr w:type="spellEnd"/>
-      <w:r>
-        <w:rPr>
-          <w:rFonts w:ascii="Times New Roman" w:hAnsi="Times New Roman" w:cs="Times New Roman"/>
-        </w:rPr>
-        <w:t xml:space="preserve"> aligns well with the sample-to-feature ratio, which influences overfitting. For</w:t>
-      </w:r>
-      <w:r>
-        <w:rPr>
-          <w:rFonts w:ascii="Times New Roman" w:hAnsi="Times New Roman" w:cs="Times New Roman"/>
-        </w:rPr>
-        <w:t xml:space="preserve"> 226 training points, the sample-to-feature ratio is 17.4 for the </w:t>
-      </w:r>
-      <w:proofErr w:type="spellStart"/>
-      <w:r>
-        <w:rPr>
-          <w:rFonts w:ascii="Times New Roman" w:hAnsi="Times New Roman" w:cs="Times New Roman"/>
-        </w:rPr>
-        <w:t>SelectFromModel</w:t>
-      </w:r>
-      <w:proofErr w:type="spellEnd"/>
+        <w:t>performance difference between RFECV and SelectFromModel aligns well with the sample-to-feature ratio, which influences overfitting. For</w:t>
+      </w:r>
+      <w:r>
+        <w:rPr>
+          <w:rFonts w:ascii="Times New Roman" w:hAnsi="Times New Roman" w:cs="Times New Roman"/>
+        </w:rPr>
+        <w:t xml:space="preserve"> 226 training points, the sample-to-feature ratio is 17.4 for the SelectFromModel</w:t>
+      </w:r>
       <w:r>
         <w:rPr>
           <w:rFonts w:ascii="Times New Roman" w:hAnsi="Times New Roman" w:cs="Times New Roman"/>
@@ -6121,6 +6231,7 @@
                 <w:b/>
                 <w:bCs/>
               </w:rPr>
+              <w:lastRenderedPageBreak/>
               <w:t>Feature selection</w:t>
             </w:r>
           </w:p>
@@ -6290,7 +6401,6 @@
                 <w:color w:val="153D63" w:themeColor="text2" w:themeTint="E6"/>
               </w:rPr>
             </w:pPr>
-            <w:proofErr w:type="spellStart"/>
             <w:r>
               <w:rPr>
                 <w:rFonts w:ascii="Times New Roman" w:hAnsi="Times New Roman" w:cs="Times New Roman"/>
@@ -6298,7 +6408,6 @@
               </w:rPr>
               <w:t>SelectFromModel</w:t>
             </w:r>
-            <w:proofErr w:type="spellEnd"/>
           </w:p>
         </w:tc>
         <w:tc>
@@ -6439,14 +6548,12 @@
                 <w:rFonts w:ascii="Times New Roman" w:hAnsi="Times New Roman" w:cs="Times New Roman"/>
               </w:rPr>
             </w:pPr>
-            <w:proofErr w:type="spellStart"/>
             <w:r>
               <w:rPr>
                 <w:rFonts w:ascii="Times New Roman" w:hAnsi="Times New Roman" w:cs="Times New Roman"/>
               </w:rPr>
               <w:t>SelectFromModel</w:t>
             </w:r>
-            <w:proofErr w:type="spellEnd"/>
           </w:p>
         </w:tc>
         <w:tc>
@@ -6569,14 +6676,12 @@
                 <w:rFonts w:ascii="Times New Roman" w:hAnsi="Times New Roman" w:cs="Times New Roman"/>
               </w:rPr>
             </w:pPr>
-            <w:proofErr w:type="spellStart"/>
             <w:r>
               <w:rPr>
                 <w:rFonts w:ascii="Times New Roman" w:hAnsi="Times New Roman" w:cs="Times New Roman"/>
               </w:rPr>
               <w:t>SelectFromModel</w:t>
             </w:r>
-            <w:proofErr w:type="spellEnd"/>
           </w:p>
         </w:tc>
         <w:tc>
@@ -6613,14 +6718,12 @@
                 <w:rFonts w:ascii="Times New Roman" w:hAnsi="Times New Roman" w:cs="Times New Roman"/>
               </w:rPr>
             </w:pPr>
-            <w:proofErr w:type="spellStart"/>
             <w:r>
               <w:rPr>
                 <w:rFonts w:ascii="Times New Roman" w:hAnsi="Times New Roman" w:cs="Times New Roman"/>
               </w:rPr>
               <w:t>CatBoost</w:t>
             </w:r>
-            <w:proofErr w:type="spellEnd"/>
           </w:p>
         </w:tc>
         <w:tc>
@@ -6705,7 +6808,6 @@
               <w:rPr>
                 <w:rFonts w:ascii="Times New Roman" w:hAnsi="Times New Roman" w:cs="Times New Roman"/>
               </w:rPr>
-              <w:lastRenderedPageBreak/>
               <w:t>RFECV</w:t>
             </w:r>
           </w:p>
@@ -7000,14 +7102,12 @@
                 <w:rFonts w:ascii="Times New Roman" w:hAnsi="Times New Roman" w:cs="Times New Roman"/>
               </w:rPr>
             </w:pPr>
-            <w:proofErr w:type="spellStart"/>
             <w:r>
               <w:rPr>
                 <w:rFonts w:ascii="Times New Roman" w:hAnsi="Times New Roman" w:cs="Times New Roman"/>
               </w:rPr>
               <w:t>CatBoost</w:t>
             </w:r>
-            <w:proofErr w:type="spellEnd"/>
           </w:p>
         </w:tc>
         <w:tc>
@@ -7086,9 +7186,9 @@
           <w:lang w:val="en-IN"/>
         </w:rPr>
       </w:pPr>
-      <w:bookmarkStart w:id="4" w:name="X03c0cfcb3e1e8831e2b69bfb9dc75e9189496fb"/>
-      <w:bookmarkStart w:id="5" w:name="X577ad8b70f157f06b52bd060450126e19a14a18"/>
-      <w:bookmarkEnd w:id="3"/>
+      <w:bookmarkStart w:id="6" w:name="X03c0cfcb3e1e8831e2b69bfb9dc75e9189496fb"/>
+      <w:bookmarkStart w:id="7" w:name="X577ad8b70f157f06b52bd060450126e19a14a18"/>
+      <w:bookmarkEnd w:id="5"/>
       <w:r>
         <w:rPr>
           <w:rFonts w:ascii="Times New Roman" w:hAnsi="Times New Roman" w:cs="Times New Roman"/>
@@ -7101,23 +7201,7 @@
           <w:rFonts w:ascii="Times New Roman" w:hAnsi="Times New Roman" w:cs="Times New Roman"/>
           <w:lang w:val="en-IN"/>
         </w:rPr>
-        <w:t xml:space="preserve">he </w:t>
-      </w:r>
-      <w:proofErr w:type="spellStart"/>
-      <w:r>
-        <w:rPr>
-          <w:rFonts w:ascii="Times New Roman" w:hAnsi="Times New Roman" w:cs="Times New Roman"/>
-          <w:lang w:val="en-IN"/>
-        </w:rPr>
-        <w:t>SelectFromModel</w:t>
-      </w:r>
-      <w:proofErr w:type="spellEnd"/>
-      <w:r>
-        <w:rPr>
-          <w:rFonts w:ascii="Times New Roman" w:hAnsi="Times New Roman" w:cs="Times New Roman"/>
-          <w:lang w:val="en-IN"/>
-        </w:rPr>
-        <w:t xml:space="preserve"> </w:t>
+        <w:t xml:space="preserve">he SelectFromModel </w:t>
       </w:r>
       <w:r>
         <w:rPr>
@@ -7302,7 +7386,6 @@
         </w:rPr>
         <w:t xml:space="preserve">, </w:t>
       </w:r>
-      <w:proofErr w:type="spellStart"/>
       <w:r>
         <w:rPr>
           <w:rStyle w:val="VerbatimChar"/>
@@ -7311,14 +7394,12 @@
         </w:rPr>
         <w:t>CsBr_TO_Pb</w:t>
       </w:r>
-      <w:proofErr w:type="spellEnd"/>
       <w:r>
         <w:rPr>
           <w:rFonts w:ascii="Times New Roman" w:hAnsi="Times New Roman" w:cs="Times New Roman"/>
         </w:rPr>
         <w:t xml:space="preserve">, </w:t>
       </w:r>
-      <w:proofErr w:type="spellStart"/>
       <w:r>
         <w:rPr>
           <w:rStyle w:val="VerbatimChar"/>
@@ -7327,14 +7408,12 @@
         </w:rPr>
         <w:t>CsI_TO_Pb</w:t>
       </w:r>
-      <w:proofErr w:type="spellEnd"/>
       <w:r>
         <w:rPr>
           <w:rFonts w:ascii="Times New Roman" w:hAnsi="Times New Roman" w:cs="Times New Roman"/>
         </w:rPr>
         <w:t xml:space="preserve">, </w:t>
       </w:r>
-      <w:proofErr w:type="spellStart"/>
       <w:r>
         <w:rPr>
           <w:rStyle w:val="VerbatimChar"/>
@@ -7343,14 +7422,12 @@
         </w:rPr>
         <w:t>FABr_TO_Pb</w:t>
       </w:r>
-      <w:proofErr w:type="spellEnd"/>
       <w:r>
         <w:rPr>
           <w:rFonts w:ascii="Times New Roman" w:hAnsi="Times New Roman" w:cs="Times New Roman"/>
         </w:rPr>
         <w:t xml:space="preserve">, </w:t>
       </w:r>
-      <w:proofErr w:type="spellStart"/>
       <w:r>
         <w:rPr>
           <w:rStyle w:val="VerbatimChar"/>
@@ -7359,7 +7436,6 @@
         </w:rPr>
         <w:t>FAI_TO_Pb</w:t>
       </w:r>
-      <w:proofErr w:type="spellEnd"/>
       <w:r>
         <w:rPr>
           <w:rFonts w:ascii="Times New Roman" w:hAnsi="Times New Roman" w:cs="Times New Roman"/>
@@ -7394,7 +7470,6 @@
         </w:rPr>
         <w:t xml:space="preserve">, </w:t>
       </w:r>
-      <w:proofErr w:type="spellStart"/>
       <w:r>
         <w:rPr>
           <w:rStyle w:val="VerbatimChar"/>
@@ -7403,7 +7478,6 @@
         </w:rPr>
         <w:t>Sec_HallKierAlpha</w:t>
       </w:r>
-      <w:proofErr w:type="spellEnd"/>
       <w:r>
         <w:rPr>
           <w:rFonts w:ascii="Times New Roman" w:hAnsi="Times New Roman" w:cs="Times New Roman"/>
@@ -7526,33 +7600,11 @@
         </w:rPr>
         <w:t xml:space="preserve">romide-rich precursors generally </w:t>
       </w:r>
-      <w:proofErr w:type="spellStart"/>
-      <w:r>
-        <w:rPr>
-          <w:rFonts w:ascii="Times New Roman" w:hAnsi="Times New Roman" w:cs="Times New Roman"/>
-        </w:rPr>
-        <w:t>favour</w:t>
-      </w:r>
-      <w:proofErr w:type="spellEnd"/>
-      <w:r>
-        <w:rPr>
-          <w:rFonts w:ascii="Times New Roman" w:hAnsi="Times New Roman" w:cs="Times New Roman"/>
-        </w:rPr>
-        <w:t xml:space="preserve"> </w:t>
-      </w:r>
-      <w:proofErr w:type="spellStart"/>
-      <w:r>
-        <w:rPr>
-          <w:rFonts w:ascii="Times New Roman" w:hAnsi="Times New Roman" w:cs="Times New Roman"/>
-        </w:rPr>
-        <w:t>hypsochromic</w:t>
-      </w:r>
-      <w:proofErr w:type="spellEnd"/>
-      <w:r>
-        <w:rPr>
-          <w:rFonts w:ascii="Times New Roman" w:hAnsi="Times New Roman" w:cs="Times New Roman"/>
-        </w:rPr>
-        <w:t xml:space="preserve"> shift, whereas chloride can raise energy further, but often complicates phase purity if not balanced with stoichiometry.</w:t>
+      <w:r>
+        <w:rPr>
+          <w:rFonts w:ascii="Times New Roman" w:hAnsi="Times New Roman" w:cs="Times New Roman"/>
+        </w:rPr>
+        <w:t>favour hypsochromic shift, whereas chloride can raise energy further, but often complicates phase purity if not balanced with stoichiometry.</w:t>
       </w:r>
       <w:r>
         <w:rPr>
@@ -7570,21 +7622,14 @@
         <w:rPr>
           <w:rFonts w:ascii="Times New Roman" w:hAnsi="Times New Roman" w:cs="Times New Roman"/>
         </w:rPr>
-        <w:t xml:space="preserve">selected these features over dozens of unused </w:t>
-      </w:r>
-      <w:proofErr w:type="spellStart"/>
-      <w:r>
-        <w:rPr>
-          <w:rFonts w:ascii="Times New Roman" w:hAnsi="Times New Roman" w:cs="Times New Roman"/>
-        </w:rPr>
-        <w:t>RDKit</w:t>
-      </w:r>
-      <w:proofErr w:type="spellEnd"/>
-      <w:r>
-        <w:rPr>
-          <w:rFonts w:ascii="Times New Roman" w:hAnsi="Times New Roman" w:cs="Times New Roman"/>
-        </w:rPr>
-        <w:t xml:space="preserve"> columns, indicating a well-established relationship between halide chemistry and emission energy in perovskites.</w:t>
+        <w:t xml:space="preserve">selected these features over dozens of unused RDKit columns, indicating a well-established relationship between halide chemistry and emission </w:t>
+      </w:r>
+      <w:r>
+        <w:rPr>
+          <w:rFonts w:ascii="Times New Roman" w:hAnsi="Times New Roman" w:cs="Times New Roman"/>
+        </w:rPr>
+        <w:lastRenderedPageBreak/>
+        <w:t>energy in perovskites.</w:t>
       </w:r>
       <w:r>
         <w:rPr>
@@ -7763,14 +7808,7 @@
         <w:rPr>
           <w:rFonts w:ascii="Times New Roman" w:hAnsi="Times New Roman" w:cs="Times New Roman"/>
         </w:rPr>
-        <w:t xml:space="preserve"> average dielectric </w:t>
-      </w:r>
-      <w:r>
-        <w:rPr>
-          <w:rFonts w:ascii="Times New Roman" w:hAnsi="Times New Roman" w:cs="Times New Roman"/>
-        </w:rPr>
-        <w:lastRenderedPageBreak/>
-        <w:t>confinement</w:t>
+        <w:t xml:space="preserve"> average dielectric confinement</w:t>
       </w:r>
       <w:r>
         <w:rPr>
@@ -7927,256 +7965,180 @@
         <w:rPr>
           <w:rFonts w:ascii="Times New Roman" w:hAnsi="Times New Roman" w:cs="Times New Roman"/>
         </w:rPr>
-        <w:t>(</w:t>
-      </w:r>
-      <w:proofErr w:type="spellStart"/>
-      <w:r>
-        <w:rPr>
-          <w:rFonts w:ascii="Times New Roman" w:hAnsi="Times New Roman" w:cs="Times New Roman"/>
-        </w:rPr>
-        <w:t>CsBr_TO_Pb</w:t>
-      </w:r>
-      <w:proofErr w:type="spellEnd"/>
+        <w:t>(CsBr_TO_Pb, CsI_TO_Pb, FABr_TO_Pb, FAI_TO_Pb)</w:t>
+      </w:r>
+      <w:r>
+        <w:rPr>
+          <w:rFonts w:ascii="Times New Roman" w:hAnsi="Times New Roman" w:cs="Times New Roman"/>
+        </w:rPr>
+        <w:t xml:space="preserve"> reflect </w:t>
+      </w:r>
+      <w:r>
+        <w:rPr>
+          <w:rFonts w:ascii="Times New Roman" w:hAnsi="Times New Roman" w:cs="Times New Roman"/>
+        </w:rPr>
+        <w:t>the extent of diversity hidden in the A-site cation data in the prepared dataset</w:t>
+      </w:r>
+      <w:r>
+        <w:rPr>
+          <w:rFonts w:ascii="Times New Roman" w:hAnsi="Times New Roman" w:cs="Times New Roman"/>
+        </w:rPr>
+        <w:t>. Our model does not assume a single catio</w:t>
+      </w:r>
+      <w:r>
+        <w:rPr>
+          <w:rFonts w:ascii="Times New Roman" w:hAnsi="Times New Roman" w:cs="Times New Roman"/>
+        </w:rPr>
+        <w:t xml:space="preserve">n; </w:t>
+      </w:r>
+      <w:r>
+        <w:rPr>
+          <w:rFonts w:ascii="Times New Roman" w:hAnsi="Times New Roman" w:cs="Times New Roman"/>
+        </w:rPr>
+        <w:t>it learn</w:t>
+      </w:r>
+      <w:r>
+        <w:rPr>
+          <w:rFonts w:ascii="Times New Roman" w:hAnsi="Times New Roman" w:cs="Times New Roman"/>
+        </w:rPr>
+        <w:t>ed</w:t>
+      </w:r>
+      <w:r>
+        <w:rPr>
+          <w:rFonts w:ascii="Times New Roman" w:hAnsi="Times New Roman" w:cs="Times New Roman"/>
+        </w:rPr>
+        <w:t xml:space="preserve"> from the blended ratios actually reported. </w:t>
+      </w:r>
+      <w:r>
+        <w:rPr>
+          <w:rStyle w:val="VerbatimChar"/>
+          <w:rFonts w:ascii="Times New Roman" w:hAnsi="Times New Roman" w:cs="Times New Roman"/>
+          <w:sz w:val="24"/>
+        </w:rPr>
+        <w:t>SOLVENT_DMF</w:t>
+      </w:r>
+      <w:r>
+        <w:rPr>
+          <w:rFonts w:ascii="Times New Roman" w:hAnsi="Times New Roman" w:cs="Times New Roman"/>
+        </w:rPr>
+        <w:t xml:space="preserve"> surviving selection is not surprising</w:t>
+      </w:r>
+      <w:r>
+        <w:rPr>
+          <w:rFonts w:ascii="Times New Roman" w:hAnsi="Times New Roman" w:cs="Times New Roman"/>
+        </w:rPr>
+        <w:t xml:space="preserve"> as </w:t>
+      </w:r>
+      <w:r>
+        <w:rPr>
+          <w:rFonts w:ascii="Times New Roman" w:hAnsi="Times New Roman" w:cs="Times New Roman"/>
+        </w:rPr>
+        <w:t xml:space="preserve">DMF and DMSO are known to change Pb coordination and </w:t>
+      </w:r>
+      <w:r>
+        <w:rPr>
+          <w:rFonts w:ascii="Times New Roman" w:hAnsi="Times New Roman" w:cs="Times New Roman"/>
+        </w:rPr>
+        <w:t>crystallization</w:t>
+      </w:r>
+      <w:r>
+        <w:rPr>
+          <w:rFonts w:ascii="Times New Roman" w:hAnsi="Times New Roman" w:cs="Times New Roman"/>
+        </w:rPr>
+        <w:t xml:space="preserve"> kinetics, which in turn changes </w:t>
+      </w:r>
+      <w:r>
+        <w:rPr>
+          <w:rFonts w:ascii="Times New Roman" w:hAnsi="Times New Roman" w:cs="Times New Roman"/>
+        </w:rPr>
+        <w:t>n</w:t>
+      </w:r>
+      <w:r>
+        <w:rPr>
+          <w:rFonts w:ascii="Times New Roman" w:hAnsi="Times New Roman" w:cs="Times New Roman"/>
+        </w:rPr>
+        <w:t xml:space="preserve"> partitioning. That variable is a processing fingerprint </w:t>
+      </w:r>
+      <w:r>
+        <w:rPr>
+          <w:rFonts w:ascii="Times New Roman" w:hAnsi="Times New Roman" w:cs="Times New Roman"/>
+        </w:rPr>
+        <w:t>no less than a</w:t>
+      </w:r>
+      <w:r>
+        <w:rPr>
+          <w:rFonts w:ascii="Times New Roman" w:hAnsi="Times New Roman" w:cs="Times New Roman"/>
+        </w:rPr>
+        <w:t xml:space="preserve"> </w:t>
+      </w:r>
+      <w:r>
+        <w:rPr>
+          <w:rFonts w:ascii="Times New Roman" w:hAnsi="Times New Roman" w:cs="Times New Roman"/>
+        </w:rPr>
+        <w:t>compositional</w:t>
+      </w:r>
+      <w:r>
+        <w:rPr>
+          <w:rFonts w:ascii="Times New Roman" w:hAnsi="Times New Roman" w:cs="Times New Roman"/>
+        </w:rPr>
+        <w:t xml:space="preserve"> one.</w:t>
+      </w:r>
+      <w:r>
+        <w:rPr>
+          <w:rFonts w:ascii="Times New Roman" w:hAnsi="Times New Roman" w:cs="Times New Roman"/>
+        </w:rPr>
+        <w:t xml:space="preserve"> </w:t>
+      </w:r>
+      <w:r>
+        <w:rPr>
+          <w:rFonts w:ascii="Times New Roman" w:hAnsi="Times New Roman" w:cs="Times New Roman"/>
+        </w:rPr>
+        <w:t xml:space="preserve">Among molecular descriptors, </w:t>
+      </w:r>
+      <w:r>
+        <w:rPr>
+          <w:rStyle w:val="VerbatimChar"/>
+          <w:rFonts w:ascii="Times New Roman" w:hAnsi="Times New Roman" w:cs="Times New Roman"/>
+          <w:sz w:val="24"/>
+        </w:rPr>
+        <w:t>Pri_VSA_EState4</w:t>
+      </w:r>
+      <w:r>
+        <w:rPr>
+          <w:rStyle w:val="VerbatimChar"/>
+          <w:rFonts w:ascii="Times New Roman" w:hAnsi="Times New Roman" w:cs="Times New Roman"/>
+          <w:sz w:val="24"/>
+        </w:rPr>
+        <w:t xml:space="preserve"> (S</w:t>
+      </w:r>
+      <w:r>
+        <w:rPr>
+          <w:rStyle w:val="VerbatimChar"/>
+          <w:rFonts w:ascii="Times New Roman" w:hAnsi="Times New Roman" w:cs="Times New Roman"/>
+          <w:sz w:val="24"/>
+        </w:rPr>
+        <w:t>urface-area + electrotopological-state</w:t>
+      </w:r>
+      <w:r>
+        <w:rPr>
+          <w:rStyle w:val="VerbatimChar"/>
+          <w:rFonts w:ascii="Times New Roman" w:hAnsi="Times New Roman" w:cs="Times New Roman"/>
+          <w:sz w:val="24"/>
+        </w:rPr>
+        <w:t>)</w:t>
+      </w:r>
+      <w:r>
+        <w:rPr>
+          <w:rFonts w:ascii="Times New Roman" w:hAnsi="Times New Roman" w:cs="Times New Roman"/>
+        </w:rPr>
+        <w:t xml:space="preserve"> captures how much of the primary spacer’s van der Waals surface sits in a particular electronic-state bin</w:t>
+      </w:r>
       <w:r>
         <w:rPr>
           <w:rFonts w:ascii="Times New Roman" w:hAnsi="Times New Roman" w:cs="Times New Roman"/>
         </w:rPr>
         <w:t xml:space="preserve">, </w:t>
       </w:r>
-      <w:proofErr w:type="spellStart"/>
-      <w:r>
-        <w:rPr>
-          <w:rFonts w:ascii="Times New Roman" w:hAnsi="Times New Roman" w:cs="Times New Roman"/>
-        </w:rPr>
-        <w:t>CsI_TO_Pb</w:t>
-      </w:r>
-      <w:proofErr w:type="spellEnd"/>
-      <w:r>
-        <w:rPr>
-          <w:rFonts w:ascii="Times New Roman" w:hAnsi="Times New Roman" w:cs="Times New Roman"/>
-        </w:rPr>
-        <w:t xml:space="preserve">, </w:t>
-      </w:r>
-      <w:proofErr w:type="spellStart"/>
-      <w:r>
-        <w:rPr>
-          <w:rFonts w:ascii="Times New Roman" w:hAnsi="Times New Roman" w:cs="Times New Roman"/>
-        </w:rPr>
-        <w:t>FABr_TO_Pb</w:t>
-      </w:r>
-      <w:proofErr w:type="spellEnd"/>
-      <w:r>
-        <w:rPr>
-          <w:rFonts w:ascii="Times New Roman" w:hAnsi="Times New Roman" w:cs="Times New Roman"/>
-        </w:rPr>
-        <w:t xml:space="preserve">, </w:t>
-      </w:r>
-      <w:proofErr w:type="spellStart"/>
-      <w:r>
-        <w:rPr>
-          <w:rFonts w:ascii="Times New Roman" w:hAnsi="Times New Roman" w:cs="Times New Roman"/>
-        </w:rPr>
-        <w:t>FAI_TO_Pb</w:t>
-      </w:r>
-      <w:proofErr w:type="spellEnd"/>
-      <w:r>
-        <w:rPr>
-          <w:rFonts w:ascii="Times New Roman" w:hAnsi="Times New Roman" w:cs="Times New Roman"/>
-        </w:rPr>
-        <w:t>)</w:t>
-      </w:r>
-      <w:r>
-        <w:rPr>
-          <w:rFonts w:ascii="Times New Roman" w:hAnsi="Times New Roman" w:cs="Times New Roman"/>
-        </w:rPr>
-        <w:t xml:space="preserve"> reflect </w:t>
-      </w:r>
-      <w:r>
-        <w:rPr>
-          <w:rFonts w:ascii="Times New Roman" w:hAnsi="Times New Roman" w:cs="Times New Roman"/>
-        </w:rPr>
-        <w:t>the extent of diversity hidden in the A-site cation data in the prepared dataset</w:t>
-      </w:r>
-      <w:r>
-        <w:rPr>
-          <w:rFonts w:ascii="Times New Roman" w:hAnsi="Times New Roman" w:cs="Times New Roman"/>
-        </w:rPr>
-        <w:t>. Our model does not assume a single catio</w:t>
-      </w:r>
-      <w:r>
-        <w:rPr>
-          <w:rFonts w:ascii="Times New Roman" w:hAnsi="Times New Roman" w:cs="Times New Roman"/>
-        </w:rPr>
-        <w:t xml:space="preserve">n; </w:t>
-      </w:r>
-      <w:r>
-        <w:rPr>
-          <w:rFonts w:ascii="Times New Roman" w:hAnsi="Times New Roman" w:cs="Times New Roman"/>
-        </w:rPr>
-        <w:t>it learn</w:t>
-      </w:r>
-      <w:r>
-        <w:rPr>
-          <w:rFonts w:ascii="Times New Roman" w:hAnsi="Times New Roman" w:cs="Times New Roman"/>
-        </w:rPr>
-        <w:t>ed</w:t>
-      </w:r>
-      <w:r>
-        <w:rPr>
-          <w:rFonts w:ascii="Times New Roman" w:hAnsi="Times New Roman" w:cs="Times New Roman"/>
-        </w:rPr>
-        <w:t xml:space="preserve"> from the blended ratios actually reported. </w:t>
-      </w:r>
-      <w:r>
-        <w:rPr>
-          <w:rStyle w:val="VerbatimChar"/>
-          <w:rFonts w:ascii="Times New Roman" w:hAnsi="Times New Roman" w:cs="Times New Roman"/>
-          <w:sz w:val="24"/>
-        </w:rPr>
-        <w:t>SOLVENT_DMF</w:t>
-      </w:r>
-      <w:r>
-        <w:rPr>
-          <w:rFonts w:ascii="Times New Roman" w:hAnsi="Times New Roman" w:cs="Times New Roman"/>
-        </w:rPr>
-        <w:t xml:space="preserve"> surviving selection is not surprising</w:t>
-      </w:r>
-      <w:r>
-        <w:rPr>
-          <w:rFonts w:ascii="Times New Roman" w:hAnsi="Times New Roman" w:cs="Times New Roman"/>
-        </w:rPr>
-        <w:t xml:space="preserve"> as </w:t>
-      </w:r>
-      <w:r>
-        <w:rPr>
-          <w:rFonts w:ascii="Times New Roman" w:hAnsi="Times New Roman" w:cs="Times New Roman"/>
-        </w:rPr>
-        <w:t xml:space="preserve">DMF and DMSO are known to change Pb coordination and </w:t>
-      </w:r>
-      <w:r>
-        <w:rPr>
-          <w:rFonts w:ascii="Times New Roman" w:hAnsi="Times New Roman" w:cs="Times New Roman"/>
-        </w:rPr>
-        <w:t>crystallization</w:t>
-      </w:r>
-      <w:r>
-        <w:rPr>
-          <w:rFonts w:ascii="Times New Roman" w:hAnsi="Times New Roman" w:cs="Times New Roman"/>
-        </w:rPr>
-        <w:t xml:space="preserve"> kinetics, which in turn changes </w:t>
-      </w:r>
-      <w:proofErr w:type="spellStart"/>
-      <w:r>
-        <w:rPr>
-          <w:rFonts w:ascii="Times New Roman" w:hAnsi="Times New Roman" w:cs="Times New Roman"/>
-        </w:rPr>
-        <w:t>n</w:t>
-      </w:r>
-      <w:proofErr w:type="spellEnd"/>
-      <w:r>
-        <w:rPr>
-          <w:rFonts w:ascii="Times New Roman" w:hAnsi="Times New Roman" w:cs="Times New Roman"/>
-        </w:rPr>
-        <w:t xml:space="preserve"> partitioning. That variable is a processing fingerprint </w:t>
-      </w:r>
-      <w:r>
-        <w:rPr>
-          <w:rFonts w:ascii="Times New Roman" w:hAnsi="Times New Roman" w:cs="Times New Roman"/>
-        </w:rPr>
-        <w:t>no less than a</w:t>
-      </w:r>
-      <w:r>
-        <w:rPr>
-          <w:rFonts w:ascii="Times New Roman" w:hAnsi="Times New Roman" w:cs="Times New Roman"/>
-        </w:rPr>
-        <w:t xml:space="preserve"> </w:t>
-      </w:r>
-      <w:r>
-        <w:rPr>
-          <w:rFonts w:ascii="Times New Roman" w:hAnsi="Times New Roman" w:cs="Times New Roman"/>
-        </w:rPr>
-        <w:t>compositional</w:t>
-      </w:r>
-      <w:r>
-        <w:rPr>
-          <w:rFonts w:ascii="Times New Roman" w:hAnsi="Times New Roman" w:cs="Times New Roman"/>
-        </w:rPr>
-        <w:t xml:space="preserve"> one.</w:t>
-      </w:r>
-      <w:r>
-        <w:rPr>
-          <w:rFonts w:ascii="Times New Roman" w:hAnsi="Times New Roman" w:cs="Times New Roman"/>
-        </w:rPr>
-        <w:t xml:space="preserve"> </w:t>
-      </w:r>
-      <w:r>
-        <w:rPr>
-          <w:rFonts w:ascii="Times New Roman" w:hAnsi="Times New Roman" w:cs="Times New Roman"/>
-        </w:rPr>
-        <w:t xml:space="preserve">Among molecular descriptors, </w:t>
-      </w:r>
-      <w:r>
-        <w:rPr>
-          <w:rStyle w:val="VerbatimChar"/>
-          <w:rFonts w:ascii="Times New Roman" w:hAnsi="Times New Roman" w:cs="Times New Roman"/>
-          <w:sz w:val="24"/>
-        </w:rPr>
-        <w:t>Pri_VSA_EState4</w:t>
-      </w:r>
-      <w:r>
-        <w:rPr>
-          <w:rStyle w:val="VerbatimChar"/>
-          <w:rFonts w:ascii="Times New Roman" w:hAnsi="Times New Roman" w:cs="Times New Roman"/>
-          <w:sz w:val="24"/>
-        </w:rPr>
-        <w:t xml:space="preserve"> (S</w:t>
-      </w:r>
-      <w:r>
-        <w:rPr>
-          <w:rStyle w:val="VerbatimChar"/>
-          <w:rFonts w:ascii="Times New Roman" w:hAnsi="Times New Roman" w:cs="Times New Roman"/>
-          <w:sz w:val="24"/>
-        </w:rPr>
-        <w:t xml:space="preserve">urface-area + </w:t>
-      </w:r>
-      <w:proofErr w:type="spellStart"/>
-      <w:r>
-        <w:rPr>
-          <w:rStyle w:val="VerbatimChar"/>
-          <w:rFonts w:ascii="Times New Roman" w:hAnsi="Times New Roman" w:cs="Times New Roman"/>
-          <w:sz w:val="24"/>
-        </w:rPr>
-        <w:t>electrotopological</w:t>
-      </w:r>
-      <w:proofErr w:type="spellEnd"/>
-      <w:r>
-        <w:rPr>
-          <w:rStyle w:val="VerbatimChar"/>
-          <w:rFonts w:ascii="Times New Roman" w:hAnsi="Times New Roman" w:cs="Times New Roman"/>
-          <w:sz w:val="24"/>
-        </w:rPr>
-        <w:t>-state</w:t>
-      </w:r>
-      <w:r>
-        <w:rPr>
-          <w:rStyle w:val="VerbatimChar"/>
-          <w:rFonts w:ascii="Times New Roman" w:hAnsi="Times New Roman" w:cs="Times New Roman"/>
-          <w:sz w:val="24"/>
-        </w:rPr>
-        <w:t>)</w:t>
-      </w:r>
-      <w:r>
-        <w:rPr>
-          <w:rFonts w:ascii="Times New Roman" w:hAnsi="Times New Roman" w:cs="Times New Roman"/>
-        </w:rPr>
-        <w:t xml:space="preserve"> captures how much of the primary spacer’s van der Waals surface sits in a particular electronic-state bin</w:t>
-      </w:r>
-      <w:r>
-        <w:rPr>
-          <w:rFonts w:ascii="Times New Roman" w:hAnsi="Times New Roman" w:cs="Times New Roman"/>
-        </w:rPr>
-        <w:t xml:space="preserve">, </w:t>
-      </w:r>
       <w:r>
         <w:rPr>
           <w:rFonts w:ascii="Times New Roman" w:hAnsi="Times New Roman" w:cs="Times New Roman"/>
@@ -8199,21 +8161,7 @@
         <w:rPr>
           <w:rFonts w:ascii="Times New Roman" w:hAnsi="Times New Roman" w:cs="Times New Roman"/>
         </w:rPr>
-        <w:t xml:space="preserve"> the features that survived elimination are </w:t>
-      </w:r>
-      <w:proofErr w:type="spellStart"/>
-      <w:r>
-        <w:rPr>
-          <w:rFonts w:ascii="Times New Roman" w:hAnsi="Times New Roman" w:cs="Times New Roman"/>
-        </w:rPr>
-        <w:t>Sec_HallKierAlpha</w:t>
-      </w:r>
-      <w:proofErr w:type="spellEnd"/>
-      <w:r>
-        <w:rPr>
-          <w:rFonts w:ascii="Times New Roman" w:hAnsi="Times New Roman" w:cs="Times New Roman"/>
-        </w:rPr>
-        <w:t>, which refers to the flexibility/topology of the secondary amine and Sec_PEOE_VSA6, which refers to partial-charge surface area on the secondary ligand</w:t>
+        <w:t xml:space="preserve"> the features that survived elimination are Sec_HallKierAlpha, which refers to the flexibility/topology of the secondary amine and Sec_PEOE_VSA6, which refers to partial-charge surface area on the secondary ligand</w:t>
       </w:r>
       <w:r>
         <w:rPr>
@@ -8231,21 +8179,7 @@
         <w:rPr>
           <w:rFonts w:ascii="Times New Roman" w:hAnsi="Times New Roman" w:cs="Times New Roman"/>
         </w:rPr>
-        <w:t xml:space="preserve">capture how a second ligand perturbs interlayer spacing and local dielectric environment without requiring an explicit n-distribution label. If hydrogens are omitted before </w:t>
-      </w:r>
-      <w:proofErr w:type="spellStart"/>
-      <w:r>
-        <w:rPr>
-          <w:rFonts w:ascii="Times New Roman" w:hAnsi="Times New Roman" w:cs="Times New Roman"/>
-        </w:rPr>
-        <w:t>RDKit</w:t>
-      </w:r>
-      <w:proofErr w:type="spellEnd"/>
-      <w:r>
-        <w:rPr>
-          <w:rFonts w:ascii="Times New Roman" w:hAnsi="Times New Roman" w:cs="Times New Roman"/>
-        </w:rPr>
-        <w:t xml:space="preserve"> featurization, the secondary term </w:t>
+        <w:t xml:space="preserve">capture how a second ligand perturbs interlayer spacing and local dielectric environment without requiring an explicit n-distribution label. If hydrogens are omitted before RDKit featurization, the secondary term </w:t>
       </w:r>
       <w:r>
         <w:rPr>
@@ -8286,6 +8220,7 @@
         <w:rPr>
           <w:rFonts w:ascii="Times New Roman" w:hAnsi="Times New Roman" w:cs="Times New Roman"/>
         </w:rPr>
+        <w:lastRenderedPageBreak/>
         <w:t xml:space="preserve">The 31-variable RFECV set adds, among others, </w:t>
       </w:r>
       <w:r>
@@ -8330,7 +8265,6 @@
         </w:rPr>
         <w:t xml:space="preserve"> partitions, </w:t>
       </w:r>
-      <w:proofErr w:type="spellStart"/>
       <w:r>
         <w:rPr>
           <w:rStyle w:val="VerbatimChar"/>
@@ -8339,7 +8273,6 @@
         </w:rPr>
         <w:t>Pri_qed</w:t>
       </w:r>
-      <w:proofErr w:type="spellEnd"/>
       <w:r>
         <w:rPr>
           <w:rFonts w:ascii="Times New Roman" w:hAnsi="Times New Roman" w:cs="Times New Roman"/>
@@ -8412,7 +8345,6 @@
           <w:b/>
           <w:bCs/>
         </w:rPr>
-        <w:lastRenderedPageBreak/>
         <w:t>SHAP analysis</w:t>
       </w:r>
     </w:p>
@@ -8495,16 +8427,8 @@
         <w:rPr>
           <w:rFonts w:ascii="Times New Roman" w:hAnsi="Times New Roman" w:cs="Times New Roman"/>
         </w:rPr>
-        <w:t xml:space="preserve">the impact of each feature on the model's </w:t>
-      </w:r>
-      <w:proofErr w:type="spellStart"/>
-      <w:r>
-        <w:rPr>
-          <w:rFonts w:ascii="Times New Roman" w:hAnsi="Times New Roman" w:cs="Times New Roman"/>
-        </w:rPr>
-        <w:t>behaviour</w:t>
-      </w:r>
-      <w:proofErr w:type="spellEnd"/>
+        <w:t>the impact of each feature on the model's behaviour</w:t>
+      </w:r>
       <w:r>
         <w:rPr>
           <w:rFonts w:ascii="Times New Roman" w:hAnsi="Times New Roman" w:cs="Times New Roman"/>
@@ -8608,14 +8532,7 @@
         <w:rPr>
           <w:rFonts w:ascii="Times New Roman" w:hAnsi="Times New Roman" w:cs="Times New Roman"/>
         </w:rPr>
-        <w:t xml:space="preserve"> samples, and the Shapley contributions (</w:t>
-      </w:r>
-      <w:proofErr w:type="spellStart"/>
-      <w:r>
-        <w:rPr>
-          <w:rFonts w:ascii="Times New Roman" w:hAnsi="Times New Roman" w:cs="Times New Roman"/>
-        </w:rPr>
-        <w:t>φ</w:t>
+        <w:t xml:space="preserve"> samples, and the Shapley contributions (φ</w:t>
       </w:r>
       <w:r>
         <w:rPr>
@@ -8626,7 +8543,6 @@
         </w:rPr>
         <w:t>j</w:t>
       </w:r>
-      <w:proofErr w:type="spellEnd"/>
       <w:r>
         <w:rPr>
           <w:rFonts w:ascii="Times New Roman" w:hAnsi="Times New Roman" w:cs="Times New Roman"/>
@@ -8675,7 +8591,6 @@
         </w:rPr>
         <w:t xml:space="preserve">ositive </w:t>
       </w:r>
-      <w:proofErr w:type="spellStart"/>
       <w:r>
         <w:rPr>
           <w:rFonts w:ascii="Times New Roman" w:hAnsi="Times New Roman" w:cs="Times New Roman"/>
@@ -8691,7 +8606,6 @@
         </w:rPr>
         <w:t>j</w:t>
       </w:r>
-      <w:proofErr w:type="spellEnd"/>
       <w:r>
         <w:rPr>
           <w:rFonts w:ascii="Times New Roman" w:hAnsi="Times New Roman" w:cs="Times New Roman"/>
@@ -8731,19 +8645,11 @@
         </w:rPr>
         <w:t xml:space="preserve"> (</w:t>
       </w:r>
-      <w:proofErr w:type="spellStart"/>
-      <w:r>
-        <w:rPr>
-          <w:rFonts w:ascii="Times New Roman" w:hAnsi="Times New Roman" w:cs="Times New Roman"/>
-        </w:rPr>
-        <w:t>hypsochromic</w:t>
-      </w:r>
-      <w:proofErr w:type="spellEnd"/>
-      <w:r>
-        <w:rPr>
-          <w:rFonts w:ascii="Times New Roman" w:hAnsi="Times New Roman" w:cs="Times New Roman"/>
-        </w:rPr>
-        <w:t xml:space="preserve"> shift</w:t>
+      <w:r>
+        <w:rPr>
+          <w:rFonts w:ascii="Times New Roman" w:hAnsi="Times New Roman" w:cs="Times New Roman"/>
+        </w:rPr>
+        <w:t>hypsochromic shift</w:t>
       </w:r>
       <w:r>
         <w:rPr>
@@ -8775,7 +8681,6 @@
         </w:rPr>
         <w:t xml:space="preserve">negative </w:t>
       </w:r>
-      <w:proofErr w:type="spellStart"/>
       <w:r>
         <w:rPr>
           <w:rFonts w:ascii="Times New Roman" w:hAnsi="Times New Roman" w:cs="Times New Roman"/>
@@ -8791,7 +8696,6 @@
         </w:rPr>
         <w:t>j</w:t>
       </w:r>
-      <w:proofErr w:type="spellEnd"/>
       <w:r>
         <w:rPr>
           <w:rFonts w:ascii="Times New Roman" w:hAnsi="Times New Roman" w:cs="Times New Roman"/>
@@ -8893,39 +8797,17 @@
         </w:rPr>
         <w:t xml:space="preserve">), </w:t>
       </w:r>
-      <w:proofErr w:type="spellStart"/>
-      <w:r>
-        <w:rPr>
-          <w:rFonts w:ascii="Times New Roman" w:hAnsi="Times New Roman" w:cs="Times New Roman"/>
-        </w:rPr>
-        <w:t>standardised</w:t>
-      </w:r>
-      <w:proofErr w:type="spellEnd"/>
-      <w:r>
-        <w:rPr>
-          <w:rFonts w:ascii="Times New Roman" w:hAnsi="Times New Roman" w:cs="Times New Roman"/>
-        </w:rPr>
-        <w:t xml:space="preserve"> features, </w:t>
-      </w:r>
-      <w:r>
-        <w:rPr>
-          <w:rFonts w:ascii="Times New Roman" w:hAnsi="Times New Roman" w:cs="Times New Roman"/>
-        </w:rPr>
-        <w:t xml:space="preserve">and 50 background samples. Then </w:t>
-      </w:r>
-      <w:proofErr w:type="spellStart"/>
-      <w:r>
-        <w:rPr>
-          <w:rFonts w:ascii="Times New Roman" w:hAnsi="Times New Roman" w:cs="Times New Roman"/>
-        </w:rPr>
-        <w:t>summarised</w:t>
-      </w:r>
-      <w:proofErr w:type="spellEnd"/>
-      <w:r>
-        <w:rPr>
-          <w:rFonts w:ascii="Times New Roman" w:hAnsi="Times New Roman" w:cs="Times New Roman"/>
-        </w:rPr>
-        <w:t xml:space="preserve"> the rankings across</w:t>
+      <w:r>
+        <w:rPr>
+          <w:rFonts w:ascii="Times New Roman" w:hAnsi="Times New Roman" w:cs="Times New Roman"/>
+        </w:rPr>
+        <w:t xml:space="preserve">standardised features, </w:t>
+      </w:r>
+      <w:r>
+        <w:rPr>
+          <w:rFonts w:ascii="Times New Roman" w:hAnsi="Times New Roman" w:cs="Times New Roman"/>
+        </w:rPr>
+        <w:t>and 50 background samples. Then summarised the rankings across</w:t>
       </w:r>
       <w:r>
         <w:rPr>
@@ -8969,7 +8851,6 @@
         </w:rPr>
         <w:t>|</w:t>
       </w:r>
-      <w:proofErr w:type="spellStart"/>
       <w:r>
         <w:rPr>
           <w:rFonts w:ascii="Times New Roman" w:hAnsi="Times New Roman" w:cs="Times New Roman"/>
@@ -8985,7 +8866,6 @@
         </w:rPr>
         <w:t>j</w:t>
       </w:r>
-      <w:proofErr w:type="spellEnd"/>
       <w:r>
         <w:rPr>
           <w:rFonts w:ascii="Times New Roman" w:hAnsi="Times New Roman" w:cs="Times New Roman"/>
@@ -9020,21 +8900,7 @@
         <w:rPr>
           <w:rFonts w:ascii="Times New Roman" w:hAnsi="Times New Roman" w:cs="Times New Roman"/>
         </w:rPr>
-        <w:t xml:space="preserve"> numerical rankings to quasi-2D </w:t>
-      </w:r>
-      <w:proofErr w:type="spellStart"/>
-      <w:r>
-        <w:rPr>
-          <w:rFonts w:ascii="Times New Roman" w:hAnsi="Times New Roman" w:cs="Times New Roman"/>
-        </w:rPr>
-        <w:t>photophysics</w:t>
-      </w:r>
-      <w:proofErr w:type="spellEnd"/>
-      <w:r>
-        <w:rPr>
-          <w:rFonts w:ascii="Times New Roman" w:hAnsi="Times New Roman" w:cs="Times New Roman"/>
-        </w:rPr>
-        <w:t xml:space="preserve">. </w:t>
+        <w:t xml:space="preserve"> numerical rankings to quasi-2D photophysics. </w:t>
       </w:r>
     </w:p>
     <w:p>
@@ -9106,7 +8972,7 @@
           <w:rFonts w:ascii="Times New Roman" w:hAnsi="Times New Roman" w:cs="Times New Roman"/>
         </w:rPr>
       </w:pPr>
-      <w:bookmarkStart w:id="6" w:name="wavelength-models-briefly"/>
+      <w:bookmarkStart w:id="8" w:name="wavelength-models-briefly"/>
       <w:r>
         <w:rPr>
           <w:noProof/>
@@ -9130,7 +8996,7 @@
                     </pic:cNvPicPr>
                   </pic:nvPicPr>
                   <pic:blipFill>
-                    <a:blip r:embed="rId11" cstate="print">
+                    <a:blip r:embed="rId12" cstate="print">
                       <a:extLst>
                         <a:ext uri="{28A0092B-C50C-407E-A947-70E740481C1C}">
                           <a14:useLocalDpi xmlns:a14="http://schemas.microsoft.com/office/drawing/2010/main" val="0"/>
@@ -9184,7 +9050,7 @@
         </w:rPr>
         <w:t xml:space="preserve"> SHAP for the SVR champion model.</w:t>
       </w:r>
-      <w:bookmarkEnd w:id="6"/>
+      <w:bookmarkEnd w:id="8"/>
     </w:p>
     <w:p>
       <w:pPr>
@@ -9219,35 +9085,7 @@
         <w:rPr>
           <w:rFonts w:ascii="Times New Roman" w:hAnsi="Times New Roman" w:cs="Times New Roman"/>
         </w:rPr>
-        <w:t xml:space="preserve"> SVR–RBF (thirteen </w:t>
-      </w:r>
-      <w:proofErr w:type="spellStart"/>
-      <w:r>
-        <w:rPr>
-          <w:rFonts w:ascii="Times New Roman" w:hAnsi="Times New Roman" w:cs="Times New Roman"/>
-        </w:rPr>
-        <w:t>SelectFromModel</w:t>
-      </w:r>
-      <w:proofErr w:type="spellEnd"/>
-      <w:r>
-        <w:rPr>
-          <w:rFonts w:ascii="Times New Roman" w:hAnsi="Times New Roman" w:cs="Times New Roman"/>
-        </w:rPr>
-        <w:t xml:space="preserve"> features, </w:t>
-      </w:r>
-      <w:proofErr w:type="spellStart"/>
-      <w:r>
-        <w:rPr>
-          <w:rFonts w:ascii="Times New Roman" w:hAnsi="Times New Roman" w:cs="Times New Roman"/>
-        </w:rPr>
-        <w:t>AddHs</w:t>
-      </w:r>
-      <w:proofErr w:type="spellEnd"/>
-      <w:r>
-        <w:rPr>
-          <w:rFonts w:ascii="Times New Roman" w:hAnsi="Times New Roman" w:cs="Times New Roman"/>
-        </w:rPr>
-        <w:t xml:space="preserve">). </w:t>
+        <w:t xml:space="preserve"> SVR–RBF (thirteen SelectFromModel features). </w:t>
       </w:r>
       <w:r>
         <w:rPr>
@@ -9297,7 +9135,6 @@
         </w:rPr>
         <w:t>|</w:t>
       </w:r>
-      <w:proofErr w:type="spellStart"/>
       <w:r>
         <w:rPr>
           <w:rFonts w:ascii="Times New Roman" w:hAnsi="Times New Roman" w:cs="Times New Roman"/>
@@ -9313,7 +9150,6 @@
         </w:rPr>
         <w:t>j</w:t>
       </w:r>
-      <w:proofErr w:type="spellEnd"/>
       <w:r>
         <w:rPr>
           <w:rFonts w:ascii="Times New Roman" w:hAnsi="Times New Roman" w:cs="Times New Roman"/>
@@ -9336,6 +9172,8 @@
     <w:tbl>
       <w:tblPr>
         <w:tblStyle w:val="Table"/>
+        <w:tblpPr w:leftFromText="180" w:rightFromText="180" w:vertAnchor="text" w:tblpXSpec="right" w:tblpY="1"/>
+        <w:tblOverlap w:val="never"/>
         <w:tblW w:w="9576" w:type="dxa"/>
         <w:tblBorders>
           <w:top w:val="single" w:sz="4" w:space="0" w:color="auto"/>
@@ -9561,7 +9399,16 @@
                 <w:rFonts w:ascii="Times New Roman" w:hAnsi="Times New Roman" w:cs="Times New Roman"/>
                 <w:sz w:val="24"/>
               </w:rPr>
-              <w:t>PbBr2</w:t>
+              <w:t>PbBr</w:t>
+            </w:r>
+            <w:r>
+              <w:rPr>
+                <w:rStyle w:val="VerbatimChar"/>
+                <w:rFonts w:ascii="Times New Roman" w:hAnsi="Times New Roman" w:cs="Times New Roman"/>
+                <w:sz w:val="24"/>
+                <w:vertAlign w:val="subscript"/>
+              </w:rPr>
+              <w:t>2</w:t>
             </w:r>
           </w:p>
         </w:tc>
@@ -9614,19 +9461,11 @@
                 <w:rFonts w:ascii="Times New Roman" w:hAnsi="Times New Roman" w:cs="Times New Roman"/>
               </w:rPr>
             </w:pPr>
-            <w:proofErr w:type="spellStart"/>
-            <w:r>
-              <w:rPr>
-                <w:rFonts w:ascii="Times New Roman" w:hAnsi="Times New Roman" w:cs="Times New Roman"/>
-              </w:rPr>
-              <w:t>hypsochromic</w:t>
-            </w:r>
-            <w:proofErr w:type="spellEnd"/>
-            <w:r>
-              <w:rPr>
-                <w:rFonts w:ascii="Times New Roman" w:hAnsi="Times New Roman" w:cs="Times New Roman"/>
-              </w:rPr>
-              <w:t xml:space="preserve"> shift</w:t>
+            <w:r>
+              <w:rPr>
+                <w:rFonts w:ascii="Times New Roman" w:hAnsi="Times New Roman" w:cs="Times New Roman"/>
+              </w:rPr>
+              <w:t>hypsochromic shift</w:t>
             </w:r>
             <w:r>
               <w:rPr>
@@ -9671,21 +9510,7 @@
               <w:rPr>
                 <w:rFonts w:ascii="Times New Roman" w:hAnsi="Times New Roman" w:cs="Times New Roman"/>
               </w:rPr>
-              <w:t xml:space="preserve">Inorganic Br raises the lead-halide bandgap and </w:t>
-            </w:r>
-            <w:proofErr w:type="spellStart"/>
-            <w:r>
-              <w:rPr>
-                <w:rFonts w:ascii="Times New Roman" w:hAnsi="Times New Roman" w:cs="Times New Roman"/>
-              </w:rPr>
-              <w:t>favours</w:t>
-            </w:r>
-            <w:proofErr w:type="spellEnd"/>
-            <w:r>
-              <w:rPr>
-                <w:rFonts w:ascii="Times New Roman" w:hAnsi="Times New Roman" w:cs="Times New Roman"/>
-              </w:rPr>
-              <w:t xml:space="preserve"> wider-gap, more confined wells</w:t>
+              <w:t>Inorganic Br raises the lead-halide bandgap and favours wider-gap, more confined wells</w:t>
             </w:r>
             <w:r>
               <w:rPr>
@@ -9697,21 +9522,7 @@
               <w:rPr>
                 <w:rFonts w:ascii="Times New Roman" w:hAnsi="Times New Roman" w:cs="Times New Roman"/>
               </w:rPr>
-              <w:t xml:space="preserve"> average emission </w:t>
-            </w:r>
-            <w:proofErr w:type="spellStart"/>
-            <w:r>
-              <w:rPr>
-                <w:rFonts w:ascii="Times New Roman" w:hAnsi="Times New Roman" w:cs="Times New Roman"/>
-              </w:rPr>
-              <w:t>colour</w:t>
-            </w:r>
-            <w:proofErr w:type="spellEnd"/>
-            <w:r>
-              <w:rPr>
-                <w:rFonts w:ascii="Times New Roman" w:hAnsi="Times New Roman" w:cs="Times New Roman"/>
-              </w:rPr>
-              <w:t>.</w:t>
+              <w:t xml:space="preserve"> average emission colour.</w:t>
             </w:r>
           </w:p>
         </w:tc>
@@ -9807,19 +9618,11 @@
                 <w:rFonts w:ascii="Times New Roman" w:hAnsi="Times New Roman" w:cs="Times New Roman"/>
               </w:rPr>
             </w:pPr>
-            <w:proofErr w:type="spellStart"/>
-            <w:r>
-              <w:rPr>
-                <w:rFonts w:ascii="Times New Roman" w:hAnsi="Times New Roman" w:cs="Times New Roman"/>
-              </w:rPr>
-              <w:t>hypsochromic</w:t>
-            </w:r>
-            <w:proofErr w:type="spellEnd"/>
-            <w:r>
-              <w:rPr>
-                <w:rFonts w:ascii="Times New Roman" w:hAnsi="Times New Roman" w:cs="Times New Roman"/>
-              </w:rPr>
-              <w:t xml:space="preserve"> shift</w:t>
+            <w:r>
+              <w:rPr>
+                <w:rFonts w:ascii="Times New Roman" w:hAnsi="Times New Roman" w:cs="Times New Roman"/>
+              </w:rPr>
+              <w:t>hypsochromic shift</w:t>
             </w:r>
             <w:r>
               <w:rPr>
@@ -9866,14 +9669,12 @@
               </w:rPr>
               <w:t xml:space="preserve">Bromide on the primary ammonium spacer increases halide incorporation on the organic site and blue-shifts the emitting manifold relative to iodide-only </w:t>
             </w:r>
-            <w:proofErr w:type="spellStart"/>
             <w:r>
               <w:rPr>
                 <w:rFonts w:ascii="Times New Roman" w:hAnsi="Times New Roman" w:cs="Times New Roman"/>
               </w:rPr>
               <w:t>compostions</w:t>
             </w:r>
-            <w:proofErr w:type="spellEnd"/>
             <w:r>
               <w:rPr>
                 <w:rFonts w:ascii="Times New Roman" w:hAnsi="Times New Roman" w:cs="Times New Roman"/>
@@ -9914,7 +9715,6 @@
                 <w:rFonts w:ascii="Times New Roman" w:hAnsi="Times New Roman" w:cs="Times New Roman"/>
               </w:rPr>
             </w:pPr>
-            <w:proofErr w:type="spellStart"/>
             <w:r>
               <w:rPr>
                 <w:rStyle w:val="VerbatimChar"/>
@@ -9923,7 +9723,6 @@
               </w:rPr>
               <w:t>FAI_TO_Pb</w:t>
             </w:r>
-            <w:proofErr w:type="spellEnd"/>
           </w:p>
         </w:tc>
         <w:tc>
@@ -10020,19 +9819,11 @@
                 <w:rFonts w:ascii="Times New Roman" w:hAnsi="Times New Roman" w:cs="Times New Roman"/>
               </w:rPr>
             </w:pPr>
-            <w:proofErr w:type="spellStart"/>
-            <w:r>
-              <w:rPr>
-                <w:rFonts w:ascii="Times New Roman" w:hAnsi="Times New Roman" w:cs="Times New Roman"/>
-              </w:rPr>
-              <w:t>Formamidinium</w:t>
-            </w:r>
-            <w:proofErr w:type="spellEnd"/>
-            <w:r>
-              <w:rPr>
-                <w:rFonts w:ascii="Times New Roman" w:hAnsi="Times New Roman" w:cs="Times New Roman"/>
-              </w:rPr>
-              <w:t xml:space="preserve"> iodide fraction enriches iodide character and lowers the effective gap—consistent with red-shifted quasi-2D PL/EL when iodide dominates.</w:t>
+            <w:r>
+              <w:rPr>
+                <w:rFonts w:ascii="Times New Roman" w:hAnsi="Times New Roman" w:cs="Times New Roman"/>
+              </w:rPr>
+              <w:t>Formamidinium iodide fraction enriches iodide character and lowers the effective gap—consistent with red-shifted quasi-2D PL/EL when iodide dominates.</w:t>
             </w:r>
           </w:p>
         </w:tc>
@@ -10068,7 +9859,6 @@
                 <w:rFonts w:ascii="Times New Roman" w:hAnsi="Times New Roman" w:cs="Times New Roman"/>
               </w:rPr>
             </w:pPr>
-            <w:proofErr w:type="spellStart"/>
             <w:r>
               <w:rPr>
                 <w:rStyle w:val="VerbatimChar"/>
@@ -10077,7 +9867,6 @@
               </w:rPr>
               <w:t>FABr_TO_Pb</w:t>
             </w:r>
-            <w:proofErr w:type="spellEnd"/>
           </w:p>
         </w:tc>
         <w:tc>
@@ -10178,23 +9967,7 @@
               <w:rPr>
                 <w:rFonts w:ascii="Times New Roman" w:hAnsi="Times New Roman" w:cs="Times New Roman"/>
               </w:rPr>
-              <w:t xml:space="preserve">FA bromide pathway competes with high-gap chloride/bromide routes; higher </w:t>
-            </w:r>
-            <w:proofErr w:type="spellStart"/>
-            <w:proofErr w:type="gramStart"/>
-            <w:r>
-              <w:rPr>
-                <w:rFonts w:ascii="Times New Roman" w:hAnsi="Times New Roman" w:cs="Times New Roman"/>
-              </w:rPr>
-              <w:t>FA:Pb</w:t>
-            </w:r>
-            <w:proofErr w:type="spellEnd"/>
-            <w:proofErr w:type="gramEnd"/>
-            <w:r>
-              <w:rPr>
-                <w:rFonts w:ascii="Times New Roman" w:hAnsi="Times New Roman" w:cs="Times New Roman"/>
-              </w:rPr>
-              <w:t xml:space="preserve"> (Br) correlates with lower predicted </w:t>
+              <w:t xml:space="preserve">FA bromide pathway competes with high-gap chloride/bromide routes; higher FA:Pb (Br) correlates with lower predicted </w:t>
             </w:r>
             <w:r>
               <w:rPr>
@@ -10275,7 +10048,6 @@
                 <w:rFonts w:ascii="Times New Roman" w:hAnsi="Times New Roman" w:cs="Times New Roman"/>
               </w:rPr>
             </w:pPr>
-            <w:proofErr w:type="spellStart"/>
             <w:r>
               <w:rPr>
                 <w:rStyle w:val="VerbatimChar"/>
@@ -10284,7 +10056,6 @@
               </w:rPr>
               <w:t>CsI_TO_Pb</w:t>
             </w:r>
-            <w:proofErr w:type="spellEnd"/>
           </w:p>
         </w:tc>
         <w:tc>
@@ -10489,19 +10260,11 @@
                 <w:rFonts w:ascii="Times New Roman" w:hAnsi="Times New Roman" w:cs="Times New Roman"/>
               </w:rPr>
             </w:pPr>
-            <w:proofErr w:type="spellStart"/>
-            <w:r>
-              <w:rPr>
-                <w:rFonts w:ascii="Times New Roman" w:hAnsi="Times New Roman" w:cs="Times New Roman"/>
-              </w:rPr>
-              <w:t>hypsochromic</w:t>
-            </w:r>
-            <w:proofErr w:type="spellEnd"/>
-            <w:r>
-              <w:rPr>
-                <w:rFonts w:ascii="Times New Roman" w:hAnsi="Times New Roman" w:cs="Times New Roman"/>
-              </w:rPr>
-              <w:t xml:space="preserve"> shift </w:t>
+            <w:r>
+              <w:rPr>
+                <w:rFonts w:ascii="Times New Roman" w:hAnsi="Times New Roman" w:cs="Times New Roman"/>
+              </w:rPr>
+              <w:t xml:space="preserve">hypsochromic shift </w:t>
             </w:r>
             <w:r>
               <w:rPr>
@@ -10705,21 +10468,7 @@
               <w:rPr>
                 <w:rFonts w:ascii="Times New Roman" w:hAnsi="Times New Roman" w:cs="Times New Roman"/>
               </w:rPr>
-              <w:t xml:space="preserve">Primary-spacer VSA by </w:t>
-            </w:r>
-            <w:proofErr w:type="spellStart"/>
-            <w:r>
-              <w:rPr>
-                <w:rFonts w:ascii="Times New Roman" w:hAnsi="Times New Roman" w:cs="Times New Roman"/>
-              </w:rPr>
-              <w:t>electrotopological</w:t>
-            </w:r>
-            <w:proofErr w:type="spellEnd"/>
-            <w:r>
-              <w:rPr>
-                <w:rFonts w:ascii="Times New Roman" w:hAnsi="Times New Roman" w:cs="Times New Roman"/>
-              </w:rPr>
-              <w:t xml:space="preserve"> state—proxy for heteroatom-rich headgroups that alter hydrogen bonding and </w:t>
+              <w:t xml:space="preserve">Primary-spacer VSA by electrotopological state—proxy for heteroatom-rich headgroups that alter hydrogen bonding and </w:t>
             </w:r>
             <w:r>
               <w:rPr>
@@ -10763,7 +10512,6 @@
                 <w:rFonts w:ascii="Times New Roman" w:hAnsi="Times New Roman" w:cs="Times New Roman"/>
               </w:rPr>
             </w:pPr>
-            <w:proofErr w:type="spellStart"/>
             <w:r>
               <w:rPr>
                 <w:rStyle w:val="VerbatimChar"/>
@@ -10772,7 +10520,6 @@
               </w:rPr>
               <w:t>CsBr_TO_Pb</w:t>
             </w:r>
-            <w:proofErr w:type="spellEnd"/>
           </w:p>
         </w:tc>
         <w:tc>
@@ -10843,19 +10590,11 @@
                 <w:rFonts w:ascii="Times New Roman" w:hAnsi="Times New Roman" w:cs="Times New Roman"/>
               </w:rPr>
             </w:pPr>
-            <w:proofErr w:type="spellStart"/>
-            <w:r>
-              <w:rPr>
-                <w:rFonts w:ascii="Times New Roman" w:hAnsi="Times New Roman" w:cs="Times New Roman"/>
-              </w:rPr>
-              <w:t>CsBr</w:t>
-            </w:r>
-            <w:proofErr w:type="spellEnd"/>
-            <w:r>
-              <w:rPr>
-                <w:rFonts w:ascii="Times New Roman" w:hAnsi="Times New Roman" w:cs="Times New Roman"/>
-              </w:rPr>
-              <w:t xml:space="preserve"> fraction modulates A-site/halide balance; weaker monotonic trend because Cs appears with mixed halides across papers.</w:t>
+            <w:r>
+              <w:rPr>
+                <w:rFonts w:ascii="Times New Roman" w:hAnsi="Times New Roman" w:cs="Times New Roman"/>
+              </w:rPr>
+              <w:t>CsBr fraction modulates A-site/halide balance; weaker monotonic trend because Cs appears with mixed halides across papers.</w:t>
             </w:r>
           </w:p>
         </w:tc>
@@ -10975,19 +10714,11 @@
               </w:rPr>
               <w:t xml:space="preserve">DMF vs DMSO shifts </w:t>
             </w:r>
-            <w:proofErr w:type="spellStart"/>
-            <w:r>
-              <w:rPr>
-                <w:rFonts w:ascii="Times New Roman" w:hAnsi="Times New Roman" w:cs="Times New Roman"/>
-              </w:rPr>
-              <w:t>crystallisation</w:t>
-            </w:r>
-            <w:proofErr w:type="spellEnd"/>
-            <w:r>
-              <w:rPr>
-                <w:rFonts w:ascii="Times New Roman" w:hAnsi="Times New Roman" w:cs="Times New Roman"/>
-              </w:rPr>
-              <w:t xml:space="preserve"> and phase distribution; it survives selection because the </w:t>
+            <w:r>
+              <w:rPr>
+                <w:rFonts w:ascii="Times New Roman" w:hAnsi="Times New Roman" w:cs="Times New Roman"/>
+              </w:rPr>
+              <w:t xml:space="preserve">crystallisation and phase distribution; it survives selection because the </w:t>
             </w:r>
             <w:r>
               <w:rPr>
@@ -11111,23 +10842,7 @@
               <w:rPr>
                 <w:rFonts w:ascii="Times New Roman" w:hAnsi="Times New Roman" w:cs="Times New Roman"/>
               </w:rPr>
-              <w:t xml:space="preserve">Nominal </w:t>
-            </w:r>
-            <w:proofErr w:type="spellStart"/>
-            <w:proofErr w:type="gramStart"/>
-            <w:r>
-              <w:rPr>
-                <w:rFonts w:ascii="Times New Roman" w:hAnsi="Times New Roman" w:cs="Times New Roman"/>
-              </w:rPr>
-              <w:t>spacer:lead</w:t>
-            </w:r>
-            <w:proofErr w:type="spellEnd"/>
-            <w:proofErr w:type="gramEnd"/>
-            <w:r>
-              <w:rPr>
-                <w:rFonts w:ascii="Times New Roman" w:hAnsi="Times New Roman" w:cs="Times New Roman"/>
-              </w:rPr>
-              <w:t xml:space="preserve"> stoichiometry targets average </w:t>
+              <w:t xml:space="preserve">Nominal spacer:lead stoichiometry targets average </w:t>
             </w:r>
             <w:r>
               <w:rPr>
@@ -11177,7 +10892,6 @@
                 <w:rFonts w:ascii="Times New Roman" w:hAnsi="Times New Roman" w:cs="Times New Roman"/>
               </w:rPr>
             </w:pPr>
-            <w:proofErr w:type="spellStart"/>
             <w:r>
               <w:rPr>
                 <w:rStyle w:val="VerbatimChar"/>
@@ -11186,7 +10900,6 @@
               </w:rPr>
               <w:t>Sec_HallKierAlpha</w:t>
             </w:r>
-            <w:proofErr w:type="spellEnd"/>
           </w:p>
         </w:tc>
         <w:tc>
@@ -11356,19 +11069,11 @@
                 <w:rFonts w:ascii="Times New Roman" w:hAnsi="Times New Roman" w:cs="Times New Roman"/>
               </w:rPr>
             </w:pPr>
-            <w:proofErr w:type="spellStart"/>
-            <w:r>
-              <w:rPr>
-                <w:rFonts w:ascii="Times New Roman" w:hAnsi="Times New Roman" w:cs="Times New Roman"/>
-              </w:rPr>
-              <w:t>hypsochromic</w:t>
-            </w:r>
-            <w:proofErr w:type="spellEnd"/>
-            <w:r>
-              <w:rPr>
-                <w:rFonts w:ascii="Times New Roman" w:hAnsi="Times New Roman" w:cs="Times New Roman"/>
-              </w:rPr>
-              <w:t xml:space="preserve"> shift</w:t>
+            <w:r>
+              <w:rPr>
+                <w:rFonts w:ascii="Times New Roman" w:hAnsi="Times New Roman" w:cs="Times New Roman"/>
+              </w:rPr>
+              <w:t>hypsochromic shift</w:t>
             </w:r>
             <w:r>
               <w:rPr>
@@ -11584,29 +11289,65 @@
           <w:bCs/>
         </w:rPr>
       </w:pPr>
+      <w:r>
+        <w:rPr>
+          <w:rFonts w:ascii="Times New Roman" w:hAnsi="Times New Roman" w:cs="Times New Roman"/>
+          <w:b/>
+          <w:bCs/>
+        </w:rPr>
+        <w:br w:type="textWrapping" w:clear="all"/>
+      </w:r>
     </w:p>
     <w:p>
       <w:pPr>
-        <w:pStyle w:val="Heading3"/>
-        <w:spacing w:line="480" w:lineRule="auto"/>
-        <w:jc w:val="both"/>
-        <w:rPr>
-          <w:rFonts w:ascii="Times New Roman" w:hAnsi="Times New Roman" w:cs="Times New Roman"/>
-          <w:sz w:val="24"/>
-          <w:szCs w:val="24"/>
+        <w:rPr>
+          <w:rFonts w:ascii="Times New Roman" w:hAnsi="Times New Roman" w:cs="Times New Roman"/>
+          <w:b/>
+          <w:bCs/>
         </w:rPr>
       </w:pPr>
-      <w:bookmarkStart w:id="7" w:name="X2329d92194691254c9744a2c0f46d62b51ae009"/>
-      <w:bookmarkEnd w:id="4"/>
-      <w:bookmarkEnd w:id="5"/>
-      <w:r>
-        <w:rPr>
-          <w:rFonts w:ascii="Times New Roman" w:hAnsi="Times New Roman" w:cs="Times New Roman"/>
-          <w:sz w:val="24"/>
-          <w:szCs w:val="24"/>
-        </w:rPr>
-        <w:lastRenderedPageBreak/>
-        <w:t>2.3. External quantum efficiency: a different problem</w:t>
+      <w:bookmarkStart w:id="9" w:name="X2329d92194691254c9744a2c0f46d62b51ae009"/>
+      <w:bookmarkEnd w:id="6"/>
+      <w:bookmarkEnd w:id="7"/>
+      <w:r>
+        <w:rPr>
+          <w:rFonts w:ascii="Times New Roman" w:hAnsi="Times New Roman" w:cs="Times New Roman"/>
+          <w:b/>
+          <w:bCs/>
+        </w:rPr>
+        <w:t>2.</w:t>
+      </w:r>
+      <w:r>
+        <w:rPr>
+          <w:rFonts w:ascii="Times New Roman" w:hAnsi="Times New Roman" w:cs="Times New Roman"/>
+          <w:b/>
+          <w:bCs/>
+        </w:rPr>
+        <w:t>2</w:t>
+      </w:r>
+      <w:r>
+        <w:rPr>
+          <w:rFonts w:ascii="Times New Roman" w:hAnsi="Times New Roman" w:cs="Times New Roman"/>
+          <w:b/>
+          <w:bCs/>
+        </w:rPr>
+        <w:t xml:space="preserve">. External quantum efficiency: </w:t>
+      </w:r>
+      <w:r>
+        <w:rPr>
+          <w:rFonts w:ascii="Times New Roman" w:hAnsi="Times New Roman" w:cs="Times New Roman"/>
+          <w:b/>
+          <w:bCs/>
+        </w:rPr>
+        <w:t>A</w:t>
+      </w:r>
+      <w:r>
+        <w:rPr>
+          <w:rFonts w:ascii="Times New Roman" w:hAnsi="Times New Roman" w:cs="Times New Roman"/>
+          <w:b/>
+          <w:bCs/>
+        </w:rPr>
+        <w:t xml:space="preserve"> different problem</w:t>
       </w:r>
     </w:p>
     <w:p>
@@ -11622,6 +11363,7 @@
         <w:rPr>
           <w:rFonts w:ascii="Times New Roman" w:hAnsi="Times New Roman" w:cs="Times New Roman"/>
         </w:rPr>
+        <w:lastRenderedPageBreak/>
         <w:t xml:space="preserve">Similar to </w:t>
       </w:r>
       <w:r>
@@ -11670,21 +11412,7 @@
         <w:rPr>
           <w:rFonts w:ascii="Times New Roman" w:hAnsi="Times New Roman" w:cs="Times New Roman"/>
         </w:rPr>
-        <w:t xml:space="preserve"> of the Quasi 2D </w:t>
-      </w:r>
-      <w:proofErr w:type="spellStart"/>
-      <w:r>
-        <w:rPr>
-          <w:rFonts w:ascii="Times New Roman" w:hAnsi="Times New Roman" w:cs="Times New Roman"/>
-        </w:rPr>
-        <w:t>PeLEDs</w:t>
-      </w:r>
-      <w:proofErr w:type="spellEnd"/>
-      <w:r>
-        <w:rPr>
-          <w:rFonts w:ascii="Times New Roman" w:hAnsi="Times New Roman" w:cs="Times New Roman"/>
-        </w:rPr>
-        <w:t xml:space="preserve">, we prepared a curated dataset of </w:t>
+        <w:t xml:space="preserve"> of the Quasi 2D PeLEDs, we prepared a curated dataset of </w:t>
       </w:r>
       <w:r>
         <w:rPr>
@@ -11829,21 +11557,80 @@
         <w:rPr>
           <w:rFonts w:ascii="Times New Roman" w:hAnsi="Times New Roman" w:cs="Times New Roman"/>
         </w:rPr>
+        <w:t xml:space="preserve"> CatBoost model that treats HTL, ETL, and additive as native categorical variables</w:t>
+      </w:r>
+      <w:r>
+        <w:rPr>
+          <w:rFonts w:ascii="Times New Roman" w:hAnsi="Times New Roman" w:cs="Times New Roman"/>
+        </w:rPr>
         <w:t xml:space="preserve"> </w:t>
       </w:r>
-      <w:proofErr w:type="spellStart"/>
-      <w:r>
-        <w:rPr>
-          <w:rFonts w:ascii="Times New Roman" w:hAnsi="Times New Roman" w:cs="Times New Roman"/>
-        </w:rPr>
-        <w:t>CatBoost</w:t>
-      </w:r>
-      <w:proofErr w:type="spellEnd"/>
-      <w:r>
-        <w:rPr>
-          <w:rFonts w:ascii="Times New Roman" w:hAnsi="Times New Roman" w:cs="Times New Roman"/>
-        </w:rPr>
-        <w:t xml:space="preserve"> model that treats HTL, ETL, and additive as native categorical variables</w:t>
+      <w:r>
+        <w:rPr>
+          <w:rFonts w:ascii="Times New Roman" w:hAnsi="Times New Roman" w:cs="Times New Roman"/>
+        </w:rPr>
+        <w:t xml:space="preserve">to encode </w:t>
+      </w:r>
+      <w:r>
+        <w:rPr>
+          <w:rFonts w:ascii="Times New Roman" w:hAnsi="Times New Roman" w:cs="Times New Roman"/>
+        </w:rPr>
+        <w:t>the proper device architecture</w:t>
+      </w:r>
+      <w:r>
+        <w:rPr>
+          <w:rFonts w:ascii="Times New Roman" w:hAnsi="Times New Roman" w:cs="Times New Roman"/>
+        </w:rPr>
+        <w:t xml:space="preserve">, which has </w:t>
+      </w:r>
+      <w:r>
+        <w:rPr>
+          <w:rFonts w:ascii="Times New Roman" w:hAnsi="Times New Roman" w:cs="Times New Roman"/>
+        </w:rPr>
+        <w:t>raised</w:t>
+      </w:r>
+      <w:r>
+        <w:rPr>
+          <w:rFonts w:ascii="Times New Roman" w:hAnsi="Times New Roman" w:cs="Times New Roman"/>
+        </w:rPr>
+        <w:t xml:space="preserve"> R</w:t>
+      </w:r>
+      <w:r>
+        <w:rPr>
+          <w:rFonts w:ascii="Times New Roman" w:hAnsi="Times New Roman" w:cs="Times New Roman"/>
+          <w:vertAlign w:val="superscript"/>
+        </w:rPr>
+        <w:t>2</w:t>
+      </w:r>
+      <w:r>
+        <w:rPr>
+          <w:rFonts w:ascii="Times New Roman" w:hAnsi="Times New Roman" w:cs="Times New Roman"/>
+        </w:rPr>
+        <w:t xml:space="preserve"> to 0.57 with RMSE ≈ 4.4% EQE. That improvement is real but modest</w:t>
+      </w:r>
+      <w:r>
+        <w:rPr>
+          <w:rFonts w:ascii="Times New Roman" w:hAnsi="Times New Roman" w:cs="Times New Roman"/>
+        </w:rPr>
+        <w:t xml:space="preserve">; it explains a little more than half the variance in EQE, whereas the emission model explains about 95% of the variance in photon energy, using the same </w:t>
+      </w:r>
+      <w:r>
+        <w:rPr>
+          <w:rFonts w:ascii="Times New Roman" w:hAnsi="Times New Roman" w:cs="Times New Roman"/>
+        </w:rPr>
+        <w:t>split</w:t>
+      </w:r>
+      <w:r>
+        <w:rPr>
+          <w:rFonts w:ascii="Times New Roman" w:hAnsi="Times New Roman" w:cs="Times New Roman"/>
+        </w:rPr>
+        <w:t xml:space="preserve"> and workflow with more details</w:t>
+      </w:r>
+      <w:r>
+        <w:rPr>
+          <w:rFonts w:ascii="Times New Roman" w:hAnsi="Times New Roman" w:cs="Times New Roman"/>
+        </w:rPr>
+        <w:t>.</w:t>
       </w:r>
       <w:r>
         <w:rPr>
@@ -11855,114 +11642,13 @@
         <w:rPr>
           <w:rFonts w:ascii="Times New Roman" w:hAnsi="Times New Roman" w:cs="Times New Roman"/>
         </w:rPr>
-        <w:t xml:space="preserve">to encode </w:t>
-      </w:r>
-      <w:r>
-        <w:rPr>
-          <w:rFonts w:ascii="Times New Roman" w:hAnsi="Times New Roman" w:cs="Times New Roman"/>
-        </w:rPr>
-        <w:t>the proper device architecture</w:t>
-      </w:r>
-      <w:r>
-        <w:rPr>
-          <w:rFonts w:ascii="Times New Roman" w:hAnsi="Times New Roman" w:cs="Times New Roman"/>
-        </w:rPr>
-        <w:t xml:space="preserve">, which has </w:t>
-      </w:r>
-      <w:r>
-        <w:rPr>
-          <w:rFonts w:ascii="Times New Roman" w:hAnsi="Times New Roman" w:cs="Times New Roman"/>
-        </w:rPr>
-        <w:t>raised</w:t>
-      </w:r>
-      <w:r>
-        <w:rPr>
-          <w:rFonts w:ascii="Times New Roman" w:hAnsi="Times New Roman" w:cs="Times New Roman"/>
-        </w:rPr>
-        <w:t xml:space="preserve"> R</w:t>
-      </w:r>
-      <w:r>
-        <w:rPr>
-          <w:rFonts w:ascii="Times New Roman" w:hAnsi="Times New Roman" w:cs="Times New Roman"/>
-          <w:vertAlign w:val="superscript"/>
-        </w:rPr>
-        <w:t>2</w:t>
-      </w:r>
-      <w:r>
-        <w:rPr>
-          <w:rFonts w:ascii="Times New Roman" w:hAnsi="Times New Roman" w:cs="Times New Roman"/>
-        </w:rPr>
-        <w:t xml:space="preserve"> to 0.57 with RMSE ≈ 4.4% EQE. That improvement is real but modest</w:t>
-      </w:r>
-      <w:r>
-        <w:rPr>
-          <w:rFonts w:ascii="Times New Roman" w:hAnsi="Times New Roman" w:cs="Times New Roman"/>
-        </w:rPr>
-        <w:t xml:space="preserve">; it explains a little more than half the variance in EQE, whereas the emission model explains about 95% of the variance in photon energy, using the same </w:t>
-      </w:r>
-      <w:r>
-        <w:rPr>
-          <w:rFonts w:ascii="Times New Roman" w:hAnsi="Times New Roman" w:cs="Times New Roman"/>
-        </w:rPr>
-        <w:t>split</w:t>
-      </w:r>
-      <w:r>
-        <w:rPr>
-          <w:rFonts w:ascii="Times New Roman" w:hAnsi="Times New Roman" w:cs="Times New Roman"/>
-        </w:rPr>
-        <w:t xml:space="preserve"> and workflow with more details</w:t>
-      </w:r>
-      <w:r>
-        <w:rPr>
-          <w:rFonts w:ascii="Times New Roman" w:hAnsi="Times New Roman" w:cs="Times New Roman"/>
-        </w:rPr>
-        <w:t>.</w:t>
-      </w:r>
-      <w:r>
-        <w:rPr>
-          <w:rFonts w:ascii="Times New Roman" w:hAnsi="Times New Roman" w:cs="Times New Roman"/>
-        </w:rPr>
-        <w:t xml:space="preserve"> </w:t>
-      </w:r>
-      <w:r>
-        <w:rPr>
-          <w:rFonts w:ascii="Times New Roman" w:hAnsi="Times New Roman" w:cs="Times New Roman"/>
-        </w:rPr>
-        <w:t xml:space="preserve">After </w:t>
-      </w:r>
-      <w:proofErr w:type="spellStart"/>
-      <w:r>
-        <w:rPr>
-          <w:rFonts w:ascii="Times New Roman" w:hAnsi="Times New Roman" w:cs="Times New Roman"/>
-        </w:rPr>
-        <w:t>achiving</w:t>
-      </w:r>
-      <w:proofErr w:type="spellEnd"/>
-      <w:r>
-        <w:rPr>
-          <w:rFonts w:ascii="Times New Roman" w:hAnsi="Times New Roman" w:cs="Times New Roman"/>
-        </w:rPr>
-        <w:t xml:space="preserve"> the best ML for predicting </w:t>
-      </w:r>
-      <w:r>
-        <w:rPr>
-          <w:rFonts w:ascii="Times New Roman" w:hAnsi="Times New Roman" w:cs="Times New Roman"/>
-        </w:rPr>
-        <w:t xml:space="preserve">emission </w:t>
-      </w:r>
-      <w:proofErr w:type="spellStart"/>
-      <w:r>
-        <w:rPr>
-          <w:rFonts w:ascii="Times New Roman" w:hAnsi="Times New Roman" w:cs="Times New Roman"/>
-        </w:rPr>
-        <w:t>colour</w:t>
-      </w:r>
-      <w:proofErr w:type="spellEnd"/>
-      <w:r>
-        <w:rPr>
-          <w:rFonts w:ascii="Times New Roman" w:hAnsi="Times New Roman" w:cs="Times New Roman"/>
-        </w:rPr>
-        <w:t xml:space="preserve"> at the materials level, one might hope EQE would follow from the same tables. </w:t>
+        <w:t xml:space="preserve">After achiving the best ML for predicting </w:t>
+      </w:r>
+      <w:r>
+        <w:rPr>
+          <w:rFonts w:ascii="Times New Roman" w:hAnsi="Times New Roman" w:cs="Times New Roman"/>
+        </w:rPr>
+        <w:t xml:space="preserve">emission colour at the materials level, one might hope EQE would follow from the same tables. </w:t>
       </w:r>
       <w:r>
         <w:rPr>
@@ -11986,21 +11672,7 @@
         <w:rPr>
           <w:rFonts w:ascii="Times New Roman" w:hAnsi="Times New Roman" w:cs="Times New Roman"/>
         </w:rPr>
-        <w:t xml:space="preserve">, at least not with the fields available in published </w:t>
-      </w:r>
-      <w:proofErr w:type="spellStart"/>
-      <w:r>
-        <w:rPr>
-          <w:rFonts w:ascii="Times New Roman" w:hAnsi="Times New Roman" w:cs="Times New Roman"/>
-        </w:rPr>
-        <w:t>PeLED</w:t>
-      </w:r>
-      <w:proofErr w:type="spellEnd"/>
-      <w:r>
-        <w:rPr>
-          <w:rFonts w:ascii="Times New Roman" w:hAnsi="Times New Roman" w:cs="Times New Roman"/>
-        </w:rPr>
-        <w:t xml:space="preserve"> </w:t>
+        <w:t xml:space="preserve">, at least not with the fields available in published PeLED </w:t>
       </w:r>
       <w:r>
         <w:rPr>
@@ -12155,6 +11827,7 @@
             <w:r>
               <w:rPr>
                 <w:rFonts w:ascii="Times New Roman" w:hAnsi="Times New Roman" w:cs="Times New Roman"/>
+                <w:vertAlign w:val="superscript"/>
               </w:rPr>
               <w:t>2</w:t>
             </w:r>
@@ -12227,21 +11900,7 @@
               <w:rPr>
                 <w:rFonts w:ascii="Times New Roman" w:hAnsi="Times New Roman" w:cs="Times New Roman"/>
               </w:rPr>
-              <w:t xml:space="preserve">Tuned </w:t>
-            </w:r>
-            <w:proofErr w:type="spellStart"/>
-            <w:r>
-              <w:rPr>
-                <w:rFonts w:ascii="Times New Roman" w:hAnsi="Times New Roman" w:cs="Times New Roman"/>
-              </w:rPr>
-              <w:t>XGBoost</w:t>
-            </w:r>
-            <w:proofErr w:type="spellEnd"/>
-            <w:r>
-              <w:rPr>
-                <w:rFonts w:ascii="Times New Roman" w:hAnsi="Times New Roman" w:cs="Times New Roman"/>
-              </w:rPr>
-              <w:t xml:space="preserve"> (RFE, 20 features)</w:t>
+              <w:t>Tuned XGBoost (RFE, 20 features)</w:t>
             </w:r>
           </w:p>
         </w:tc>
@@ -12413,7 +12072,6 @@
               <w:rPr>
                 <w:rFonts w:ascii="Times New Roman" w:hAnsi="Times New Roman" w:cs="Times New Roman"/>
               </w:rPr>
-              <w:lastRenderedPageBreak/>
               <w:t>Tuned CatBoost</w:t>
             </w:r>
           </w:p>
@@ -12500,6 +12158,7 @@
               <w:rPr>
                 <w:rFonts w:ascii="Times New Roman" w:hAnsi="Times New Roman" w:cs="Times New Roman"/>
               </w:rPr>
+              <w:lastRenderedPageBreak/>
               <w:t>CatBoost (architecture features)</w:t>
             </w:r>
           </w:p>
@@ -12669,21 +12328,7 @@
         <w:rPr>
           <w:rFonts w:ascii="Times New Roman" w:hAnsi="Times New Roman" w:cs="Times New Roman"/>
         </w:rPr>
-        <w:t xml:space="preserve">EQE </w:t>
-      </w:r>
-      <w:proofErr w:type="gramStart"/>
-      <w:r>
-        <w:rPr>
-          <w:rFonts w:ascii="Times New Roman" w:hAnsi="Times New Roman" w:cs="Times New Roman"/>
-        </w:rPr>
-        <w:t>couples</w:t>
-      </w:r>
-      <w:proofErr w:type="gramEnd"/>
-      <w:r>
-        <w:rPr>
-          <w:rFonts w:ascii="Times New Roman" w:hAnsi="Times New Roman" w:cs="Times New Roman"/>
-        </w:rPr>
-        <w:t xml:space="preserve"> radiative efficiency </w:t>
+        <w:t xml:space="preserve">EQE couples radiative efficiency </w:t>
       </w:r>
       <w:r>
         <w:rPr>
@@ -12737,21 +12382,7 @@
         <w:rPr>
           <w:rFonts w:ascii="Times New Roman" w:hAnsi="Times New Roman" w:cs="Times New Roman"/>
         </w:rPr>
-        <w:t xml:space="preserve"> </w:t>
-      </w:r>
-      <w:proofErr w:type="spellStart"/>
-      <w:r>
-        <w:rPr>
-          <w:rFonts w:ascii="Times New Roman" w:hAnsi="Times New Roman" w:cs="Times New Roman"/>
-        </w:rPr>
-        <w:t>PeLED</w:t>
-      </w:r>
-      <w:proofErr w:type="spellEnd"/>
-      <w:r>
-        <w:rPr>
-          <w:rFonts w:ascii="Times New Roman" w:hAnsi="Times New Roman" w:cs="Times New Roman"/>
-        </w:rPr>
-        <w:t xml:space="preserve"> performance labels </w:t>
+        <w:t xml:space="preserve"> PeLED performance labels </w:t>
       </w:r>
       <w:r>
         <w:rPr>
@@ -12879,7 +12510,7 @@
                     </pic:cNvPicPr>
                   </pic:nvPicPr>
                   <pic:blipFill>
-                    <a:blip r:embed="rId12" cstate="print">
+                    <a:blip r:embed="rId13" cstate="print">
                       <a:extLst>
                         <a:ext uri="{28A0092B-C50C-407E-A947-70E740481C1C}">
                           <a14:useLocalDpi xmlns:a14="http://schemas.microsoft.com/office/drawing/2010/main" val="0"/>
@@ -12926,7 +12557,15 @@
           <w:b/>
           <w:bCs/>
         </w:rPr>
-        <w:t>Figure 8</w:t>
+        <w:t xml:space="preserve">Figure </w:t>
+      </w:r>
+      <w:r>
+        <w:rPr>
+          <w:rFonts w:ascii="Times New Roman" w:hAnsi="Times New Roman" w:cs="Times New Roman"/>
+          <w:b/>
+          <w:bCs/>
+        </w:rPr>
+        <w:t>5</w:t>
       </w:r>
       <w:r>
         <w:rPr>
@@ -12937,35 +12576,473 @@
     </w:p>
     <w:p>
       <w:pPr>
-        <w:pStyle w:val="Heading2"/>
+        <w:rPr>
+          <w:rFonts w:ascii="Times New Roman" w:hAnsi="Times New Roman" w:cs="Times New Roman"/>
+          <w:b/>
+          <w:bCs/>
+        </w:rPr>
+      </w:pPr>
+      <w:bookmarkStart w:id="10" w:name="X0722e7dddf7ce91fe92ca33d92930f1e5e8ea6b"/>
+      <w:bookmarkEnd w:id="4"/>
+      <w:bookmarkEnd w:id="9"/>
+      <w:r>
+        <w:rPr>
+          <w:rFonts w:ascii="Times New Roman" w:hAnsi="Times New Roman" w:cs="Times New Roman"/>
+          <w:b/>
+          <w:bCs/>
+        </w:rPr>
+        <w:t>3. Conclusions</w:t>
+      </w:r>
+    </w:p>
+    <w:p>
+      <w:pPr>
+        <w:pStyle w:val="FirstParagraph"/>
         <w:spacing w:line="480" w:lineRule="auto"/>
+        <w:ind w:firstLine="720"/>
         <w:jc w:val="both"/>
         <w:rPr>
           <w:rFonts w:ascii="Times New Roman" w:hAnsi="Times New Roman" w:cs="Times New Roman"/>
-          <w:sz w:val="24"/>
-          <w:szCs w:val="24"/>
         </w:rPr>
       </w:pPr>
-      <w:bookmarkStart w:id="8" w:name="X0722e7dddf7ce91fe92ca33d92930f1e5e8ea6b"/>
-      <w:bookmarkEnd w:id="2"/>
-      <w:bookmarkEnd w:id="7"/>
-      <w:r>
-        <w:rPr>
-          <w:rFonts w:ascii="Times New Roman" w:hAnsi="Times New Roman" w:cs="Times New Roman"/>
-          <w:sz w:val="24"/>
-          <w:szCs w:val="24"/>
+      <w:r>
+        <w:rPr>
+          <w:rFonts w:ascii="Times New Roman" w:hAnsi="Times New Roman" w:cs="Times New Roman"/>
         </w:rPr>
         <w:lastRenderedPageBreak/>
-        <w:t>3</w:t>
-      </w:r>
-      <w:r>
-        <w:rPr>
-          <w:rFonts w:ascii="Times New Roman" w:hAnsi="Times New Roman" w:cs="Times New Roman"/>
-          <w:sz w:val="24"/>
-          <w:szCs w:val="24"/>
-        </w:rPr>
-        <w:t>. Conclusions</w:t>
-      </w:r>
+        <w:t xml:space="preserve">In this work, we began by preparing </w:t>
+      </w:r>
+      <w:r>
+        <w:rPr>
+          <w:rFonts w:ascii="Times New Roman" w:hAnsi="Times New Roman" w:cs="Times New Roman"/>
+        </w:rPr>
+        <w:t>two</w:t>
+      </w:r>
+      <w:r>
+        <w:rPr>
+          <w:rFonts w:ascii="Times New Roman" w:hAnsi="Times New Roman" w:cs="Times New Roman"/>
+        </w:rPr>
+        <w:t xml:space="preserve"> </w:t>
+      </w:r>
+      <w:r>
+        <w:rPr>
+          <w:rFonts w:ascii="Times New Roman" w:hAnsi="Times New Roman" w:cs="Times New Roman"/>
+        </w:rPr>
+        <w:t>datasets</w:t>
+      </w:r>
+      <w:r>
+        <w:rPr>
+          <w:rFonts w:ascii="Times New Roman" w:hAnsi="Times New Roman" w:cs="Times New Roman"/>
+        </w:rPr>
+        <w:t xml:space="preserve"> </w:t>
+      </w:r>
+      <w:r>
+        <w:rPr>
+          <w:rFonts w:ascii="Times New Roman" w:hAnsi="Times New Roman" w:cs="Times New Roman"/>
+        </w:rPr>
+        <w:t xml:space="preserve">from the available literature on quasi-2D perovskites, focusing on emission energy and </w:t>
+      </w:r>
+      <w:r>
+        <w:rPr>
+          <w:rFonts w:ascii="Times New Roman" w:hAnsi="Times New Roman" w:cs="Times New Roman"/>
+        </w:rPr>
+        <w:t>device EQE</w:t>
+      </w:r>
+      <w:r>
+        <w:rPr>
+          <w:rFonts w:ascii="Times New Roman" w:hAnsi="Times New Roman" w:cs="Times New Roman"/>
+        </w:rPr>
+        <w:t xml:space="preserve">. </w:t>
+      </w:r>
+      <w:r>
+        <w:rPr>
+          <w:rFonts w:ascii="Times New Roman" w:hAnsi="Times New Roman" w:cs="Times New Roman"/>
+        </w:rPr>
+        <w:t>Then</w:t>
+      </w:r>
+      <w:r>
+        <w:rPr>
+          <w:rFonts w:ascii="Times New Roman" w:hAnsi="Times New Roman" w:cs="Times New Roman"/>
+        </w:rPr>
+        <w:t xml:space="preserve"> performed an initial cleanup using snowflake and pandas dataframe function</w:t>
+      </w:r>
+      <w:r>
+        <w:rPr>
+          <w:rFonts w:ascii="Times New Roman" w:hAnsi="Times New Roman" w:cs="Times New Roman"/>
+        </w:rPr>
+        <w:t>s</w:t>
+      </w:r>
+      <w:r>
+        <w:rPr>
+          <w:rFonts w:ascii="Times New Roman" w:hAnsi="Times New Roman" w:cs="Times New Roman"/>
+        </w:rPr>
+        <w:t xml:space="preserve">, respectively. </w:t>
+      </w:r>
+      <w:r>
+        <w:rPr>
+          <w:rFonts w:ascii="Times New Roman" w:hAnsi="Times New Roman" w:cs="Times New Roman"/>
+        </w:rPr>
+        <w:t xml:space="preserve">Thereafter, </w:t>
+      </w:r>
+      <w:r>
+        <w:rPr>
+          <w:rFonts w:ascii="Times New Roman" w:hAnsi="Times New Roman" w:cs="Times New Roman"/>
+        </w:rPr>
+        <w:t xml:space="preserve">molecular descriptors were generated for the organic spacers </w:t>
+      </w:r>
+      <w:r>
+        <w:rPr>
+          <w:rFonts w:ascii="Times New Roman" w:hAnsi="Times New Roman" w:cs="Times New Roman"/>
+        </w:rPr>
+        <w:t>from their SMILES, and feature selection methods were applied</w:t>
+      </w:r>
+      <w:r>
+        <w:rPr>
+          <w:rFonts w:ascii="Times New Roman" w:hAnsi="Times New Roman" w:cs="Times New Roman"/>
+        </w:rPr>
+        <w:t xml:space="preserve">. Finally, </w:t>
+      </w:r>
+      <w:r>
+        <w:rPr>
+          <w:rFonts w:ascii="Times New Roman" w:hAnsi="Times New Roman" w:cs="Times New Roman"/>
+        </w:rPr>
+        <w:t>ML models were trained and evaluated</w:t>
+      </w:r>
+      <w:r>
+        <w:rPr>
+          <w:rFonts w:ascii="Times New Roman" w:hAnsi="Times New Roman" w:cs="Times New Roman"/>
+        </w:rPr>
+        <w:t xml:space="preserve">. </w:t>
+      </w:r>
+    </w:p>
+    <w:p>
+      <w:pPr>
+        <w:pStyle w:val="FirstParagraph"/>
+        <w:spacing w:line="480" w:lineRule="auto"/>
+        <w:ind w:firstLine="720"/>
+        <w:jc w:val="both"/>
+        <w:rPr>
+          <w:rFonts w:ascii="Times New Roman" w:hAnsi="Times New Roman" w:cs="Times New Roman"/>
+        </w:rPr>
+      </w:pPr>
+      <w:r>
+        <w:rPr>
+          <w:rFonts w:ascii="Times New Roman" w:hAnsi="Times New Roman" w:cs="Times New Roman"/>
+        </w:rPr>
+        <w:t xml:space="preserve">Specifically, a hyperparameter-tuned Support Vector Regression </w:t>
+      </w:r>
+      <w:r>
+        <w:rPr>
+          <w:rFonts w:ascii="Times New Roman" w:hAnsi="Times New Roman" w:cs="Times New Roman"/>
+        </w:rPr>
+        <w:t>model</w:t>
+      </w:r>
+      <w:r>
+        <w:rPr>
+          <w:rFonts w:ascii="Times New Roman" w:hAnsi="Times New Roman" w:cs="Times New Roman"/>
+        </w:rPr>
+        <w:t xml:space="preserve"> </w:t>
+      </w:r>
+      <w:r>
+        <w:rPr>
+          <w:rFonts w:ascii="Times New Roman" w:hAnsi="Times New Roman" w:cs="Times New Roman"/>
+        </w:rPr>
+        <w:t>utilising</w:t>
+      </w:r>
+      <w:r>
+        <w:rPr>
+          <w:rFonts w:ascii="Times New Roman" w:hAnsi="Times New Roman" w:cs="Times New Roman"/>
+        </w:rPr>
+        <w:t xml:space="preserve"> a </w:t>
+      </w:r>
+      <w:r>
+        <w:rPr>
+          <w:rFonts w:ascii="Times New Roman" w:hAnsi="Times New Roman" w:cs="Times New Roman"/>
+        </w:rPr>
+        <w:t>feature-engineered dataset</w:t>
+      </w:r>
+      <w:r>
+        <w:rPr>
+          <w:rFonts w:ascii="Times New Roman" w:hAnsi="Times New Roman" w:cs="Times New Roman"/>
+        </w:rPr>
+        <w:t xml:space="preserve"> of thirteen core variables</w:t>
+      </w:r>
+      <w:r>
+        <w:rPr>
+          <w:rFonts w:ascii="Times New Roman" w:hAnsi="Times New Roman" w:cs="Times New Roman"/>
+        </w:rPr>
+        <w:t xml:space="preserve">, which include halide identity, spacer-to-lead stoichiometry, critical A-site and lead-halide fractions, DMF processing parameters, and three organic spacer topology descriptors, </w:t>
+      </w:r>
+      <w:r>
+        <w:rPr>
+          <w:rFonts w:ascii="Times New Roman" w:hAnsi="Times New Roman" w:cs="Times New Roman"/>
+        </w:rPr>
+        <w:t>unambiguously outperform</w:t>
+      </w:r>
+      <w:r>
+        <w:rPr>
+          <w:rFonts w:ascii="Times New Roman" w:hAnsi="Times New Roman" w:cs="Times New Roman"/>
+        </w:rPr>
+        <w:t>ed</w:t>
+      </w:r>
+      <w:r>
+        <w:rPr>
+          <w:rFonts w:ascii="Times New Roman" w:hAnsi="Times New Roman" w:cs="Times New Roman"/>
+        </w:rPr>
+        <w:t xml:space="preserve"> a higher-dimensional thirty-one-variable RFECV feature selection routine on held-out test records. For the </w:t>
+      </w:r>
+      <w:r>
+        <w:rPr>
+          <w:rFonts w:ascii="Times New Roman" w:hAnsi="Times New Roman" w:cs="Times New Roman"/>
+        </w:rPr>
+        <w:t>optimised</w:t>
+      </w:r>
+      <w:r>
+        <w:rPr>
+          <w:rFonts w:ascii="Times New Roman" w:hAnsi="Times New Roman" w:cs="Times New Roman"/>
+        </w:rPr>
+        <w:t xml:space="preserve"> SVR model, the </w:t>
+      </w:r>
+      <w:r>
+        <w:rPr>
+          <w:rFonts w:ascii="Times New Roman" w:hAnsi="Times New Roman" w:cs="Times New Roman"/>
+        </w:rPr>
+        <w:t>13</w:t>
+      </w:r>
+      <w:r>
+        <w:rPr>
+          <w:rFonts w:ascii="Times New Roman" w:hAnsi="Times New Roman" w:cs="Times New Roman"/>
+        </w:rPr>
+        <w:t>-feature pipeline achieve</w:t>
+      </w:r>
+      <w:r>
+        <w:rPr>
+          <w:rFonts w:ascii="Times New Roman" w:hAnsi="Times New Roman" w:cs="Times New Roman"/>
+        </w:rPr>
+        <w:t>d</w:t>
+      </w:r>
+      <w:r>
+        <w:rPr>
+          <w:rFonts w:ascii="Times New Roman" w:hAnsi="Times New Roman" w:cs="Times New Roman"/>
+        </w:rPr>
+        <w:t xml:space="preserve"> a</w:t>
+      </w:r>
+      <w:r>
+        <w:rPr>
+          <w:rFonts w:ascii="Times New Roman" w:hAnsi="Times New Roman" w:cs="Times New Roman"/>
+        </w:rPr>
+        <w:t xml:space="preserve"> </w:t>
+      </w:r>
+      <w:r>
+        <w:rPr>
+          <w:rFonts w:ascii="Times New Roman" w:hAnsi="Times New Roman" w:cs="Times New Roman"/>
+        </w:rPr>
+        <w:t>coefficient of determination (R</w:t>
+      </w:r>
+      <w:r>
+        <w:rPr>
+          <w:rFonts w:ascii="Times New Roman" w:hAnsi="Times New Roman" w:cs="Times New Roman"/>
+          <w:vertAlign w:val="superscript"/>
+        </w:rPr>
+        <w:t>2</w:t>
+      </w:r>
+      <w:r>
+        <w:rPr>
+          <w:rFonts w:ascii="Times New Roman" w:hAnsi="Times New Roman" w:cs="Times New Roman"/>
+        </w:rPr>
+        <w:t xml:space="preserve">) of 0.953 and a low root-mean-square error (RMSE) of 0.074 eV, whereas the </w:t>
+      </w:r>
+      <w:r>
+        <w:rPr>
+          <w:rFonts w:ascii="Times New Roman" w:hAnsi="Times New Roman" w:cs="Times New Roman"/>
+        </w:rPr>
+        <w:t>31</w:t>
+      </w:r>
+      <w:r>
+        <w:rPr>
+          <w:rFonts w:ascii="Times New Roman" w:hAnsi="Times New Roman" w:cs="Times New Roman"/>
+        </w:rPr>
+        <w:t xml:space="preserve">-variable RFECV </w:t>
+      </w:r>
+      <w:r>
+        <w:rPr>
+          <w:rFonts w:ascii="Times New Roman" w:hAnsi="Times New Roman" w:cs="Times New Roman"/>
+        </w:rPr>
+        <w:t>channel</w:t>
+      </w:r>
+      <w:r>
+        <w:rPr>
+          <w:rFonts w:ascii="Times New Roman" w:hAnsi="Times New Roman" w:cs="Times New Roman"/>
+        </w:rPr>
+        <w:t xml:space="preserve"> </w:t>
+      </w:r>
+      <w:r>
+        <w:rPr>
+          <w:rFonts w:ascii="Times New Roman" w:hAnsi="Times New Roman" w:cs="Times New Roman"/>
+        </w:rPr>
+        <w:t xml:space="preserve">resulted in </w:t>
+      </w:r>
+      <w:r>
+        <w:rPr>
+          <w:rFonts w:ascii="Times New Roman" w:hAnsi="Times New Roman" w:cs="Times New Roman"/>
+        </w:rPr>
+        <w:t>R</w:t>
+      </w:r>
+      <w:r>
+        <w:rPr>
+          <w:rFonts w:ascii="Times New Roman" w:hAnsi="Times New Roman" w:cs="Times New Roman"/>
+          <w:vertAlign w:val="superscript"/>
+        </w:rPr>
+        <w:t>2</w:t>
+      </w:r>
+      <w:r>
+        <w:rPr>
+          <w:rFonts w:ascii="Times New Roman" w:hAnsi="Times New Roman" w:cs="Times New Roman"/>
+        </w:rPr>
+        <w:t xml:space="preserve"> of 0.097 eV for its tuned SVR variant. This performance gap </w:t>
+      </w:r>
+      <w:r>
+        <w:rPr>
+          <w:rFonts w:ascii="Times New Roman" w:hAnsi="Times New Roman" w:cs="Times New Roman"/>
+        </w:rPr>
+        <w:t xml:space="preserve">reflects a fundamental statistical reality: a training dataset with 226 records is highly prone to </w:t>
+      </w:r>
+      <w:r>
+        <w:rPr>
+          <w:rFonts w:ascii="Times New Roman" w:hAnsi="Times New Roman" w:cs="Times New Roman"/>
+        </w:rPr>
+        <w:t>overfitting</w:t>
+      </w:r>
+      <w:r>
+        <w:rPr>
+          <w:rFonts w:ascii="Times New Roman" w:hAnsi="Times New Roman" w:cs="Times New Roman"/>
+        </w:rPr>
+        <w:t xml:space="preserve"> </w:t>
+      </w:r>
+      <w:r>
+        <w:rPr>
+          <w:rFonts w:ascii="Times New Roman" w:hAnsi="Times New Roman" w:cs="Times New Roman"/>
+        </w:rPr>
+        <w:t>as the number of descriptor dimensions increases</w:t>
+      </w:r>
+      <w:r>
+        <w:rPr>
+          <w:rFonts w:ascii="Times New Roman" w:hAnsi="Times New Roman" w:cs="Times New Roman"/>
+        </w:rPr>
+        <w:t>.</w:t>
+      </w:r>
+      <w:r>
+        <w:t xml:space="preserve"> </w:t>
+      </w:r>
+      <w:r>
+        <w:rPr>
+          <w:rFonts w:ascii="Times New Roman" w:hAnsi="Times New Roman" w:cs="Times New Roman"/>
+        </w:rPr>
+        <w:t xml:space="preserve">Furthermore, SHAP analysis confirms that the variables retained by our top-performing materials pipeline align cleanly with the composition and quantum confinement principles. </w:t>
+      </w:r>
+    </w:p>
+    <w:p>
+      <w:pPr>
+        <w:pStyle w:val="FirstParagraph"/>
+        <w:spacing w:line="480" w:lineRule="auto"/>
+        <w:ind w:firstLine="720"/>
+        <w:jc w:val="both"/>
+      </w:pPr>
+      <w:r>
+        <w:rPr>
+          <w:rFonts w:ascii="Times New Roman" w:hAnsi="Times New Roman" w:cs="Times New Roman"/>
+        </w:rPr>
+        <w:t xml:space="preserve">On the other hand, </w:t>
+      </w:r>
+      <w:r>
+        <w:rPr>
+          <w:rFonts w:ascii="Times New Roman" w:hAnsi="Times New Roman" w:cs="Times New Roman"/>
+        </w:rPr>
+        <w:t xml:space="preserve">device-level EQE </w:t>
+      </w:r>
+      <w:r>
+        <w:rPr>
+          <w:rFonts w:ascii="Times New Roman" w:hAnsi="Times New Roman" w:cs="Times New Roman"/>
+        </w:rPr>
+        <w:t>are</w:t>
+      </w:r>
+      <w:r>
+        <w:rPr>
+          <w:rFonts w:ascii="Times New Roman" w:hAnsi="Times New Roman" w:cs="Times New Roman"/>
+        </w:rPr>
+        <w:t xml:space="preserve"> less predictable when </w:t>
+      </w:r>
+      <w:r>
+        <w:rPr>
+          <w:rFonts w:ascii="Times New Roman" w:hAnsi="Times New Roman" w:cs="Times New Roman"/>
+        </w:rPr>
+        <w:t>modelled</w:t>
+      </w:r>
+      <w:r>
+        <w:rPr>
+          <w:rFonts w:ascii="Times New Roman" w:hAnsi="Times New Roman" w:cs="Times New Roman"/>
+        </w:rPr>
+        <w:t xml:space="preserve"> using </w:t>
+      </w:r>
+      <w:r>
+        <w:rPr>
+          <w:rFonts w:ascii="Times New Roman" w:hAnsi="Times New Roman" w:cs="Times New Roman"/>
+        </w:rPr>
+        <w:t>similar literature inputs with additional device-level details</w:t>
+      </w:r>
+      <w:r>
+        <w:rPr>
+          <w:rFonts w:ascii="Times New Roman" w:hAnsi="Times New Roman" w:cs="Times New Roman"/>
+        </w:rPr>
+        <w:t>, yield</w:t>
+      </w:r>
+      <w:r>
+        <w:rPr>
+          <w:rFonts w:ascii="Times New Roman" w:hAnsi="Times New Roman" w:cs="Times New Roman"/>
+        </w:rPr>
+        <w:t>ed</w:t>
+      </w:r>
+      <w:r>
+        <w:rPr>
+          <w:rFonts w:ascii="Times New Roman" w:hAnsi="Times New Roman" w:cs="Times New Roman"/>
+        </w:rPr>
+        <w:t xml:space="preserve"> a weak R</w:t>
+      </w:r>
+      <w:r>
+        <w:rPr>
+          <w:rFonts w:ascii="Times New Roman" w:hAnsi="Times New Roman" w:cs="Times New Roman"/>
+          <w:vertAlign w:val="superscript"/>
+        </w:rPr>
+        <w:t>2</w:t>
+      </w:r>
+      <w:r>
+        <w:rPr>
+          <w:rFonts w:ascii="Times New Roman" w:hAnsi="Times New Roman" w:cs="Times New Roman"/>
+        </w:rPr>
+        <w:t xml:space="preserve"> of approximately 0.5–0.6 at best. Although the integration of transport-layer labels provides a modest performance benefit, physical film morphology and specific laboratory fabrication protocols </w:t>
+      </w:r>
+      <w:r>
+        <w:rPr>
+          <w:rFonts w:ascii="Times New Roman" w:hAnsi="Times New Roman" w:cs="Times New Roman"/>
+        </w:rPr>
+        <w:t>and conditions determine</w:t>
+      </w:r>
+      <w:r>
+        <w:rPr>
+          <w:rFonts w:ascii="Times New Roman" w:hAnsi="Times New Roman" w:cs="Times New Roman"/>
+        </w:rPr>
+        <w:t xml:space="preserve"> overall efficiency</w:t>
+      </w:r>
+      <w:r>
+        <w:rPr>
+          <w:rFonts w:ascii="Times New Roman" w:hAnsi="Times New Roman" w:cs="Times New Roman"/>
+        </w:rPr>
+        <w:t>, which may vary from one laboratory report to another with the same set of recipes and device architectures.</w:t>
+      </w:r>
+    </w:p>
+    <w:p>
+      <w:pPr>
+        <w:pStyle w:val="BodyText"/>
+      </w:pPr>
     </w:p>
     <w:p>
       <w:pPr>
@@ -12973,126 +13050,19 @@
         <w:spacing w:line="480" w:lineRule="auto"/>
         <w:jc w:val="both"/>
         <w:rPr>
-          <w:rFonts w:ascii="Times New Roman" w:hAnsi="Times New Roman" w:cs="Times New Roman"/>
+          <w:rFonts w:ascii="Times New Roman" w:eastAsia="MS Mincho" w:hAnsi="Times New Roman" w:cs="Times New Roman"/>
+          <w:b/>
+          <w:lang w:eastAsia="ja-JP"/>
         </w:rPr>
       </w:pPr>
-      <w:r>
-        <w:rPr>
-          <w:rFonts w:ascii="Times New Roman" w:hAnsi="Times New Roman" w:cs="Times New Roman"/>
-        </w:rPr>
-        <w:t>Literature ML can predict quasi-2D PeLED photon energy across a 405–810 nm compilation with useful accuracy if the descriptor set is kept chemically lean. In our hands, thirteen variables—halide identity, spacer-to-lead stoichiometry, key A-site and lead-halide fractions, DMF processing, and three spacer topology descriptors on hydrogen-complete structures—outperform a thirty-one-variable RFECV optimum on held-out data (</w:t>
-      </w:r>
-      <w:r>
-        <w:rPr>
-          <w:rFonts w:ascii="Times New Roman" w:hAnsi="Times New Roman" w:cs="Times New Roman"/>
-          <w:i/>
-          <w:iCs/>
-        </w:rPr>
-        <w:t>R</w:t>
-      </w:r>
-      <w:r>
-        <w:rPr>
-          <w:rFonts w:ascii="Times New Roman" w:hAnsi="Times New Roman" w:cs="Times New Roman"/>
-        </w:rPr>
-        <w:t>2 = 0.953 versus 0.920 for tuned SVR; RMSE 0.074 versus 0.097 eV). The result is consistent with a simple statistical fact: two hundred twenty-six training points cannot support three dozen free descriptor dimensions without overfitting, even when cross-validation suggests otherwise.</w:t>
-      </w:r>
-    </w:p>
-    <w:p>
-      <w:pPr>
-        <w:pStyle w:val="BodyText"/>
-        <w:spacing w:line="480" w:lineRule="auto"/>
-        <w:jc w:val="both"/>
-        <w:rPr>
-          <w:rFonts w:ascii="Times New Roman" w:hAnsi="Times New Roman" w:cs="Times New Roman"/>
-        </w:rPr>
-      </w:pPr>
-      <w:r>
-        <w:rPr>
-          <w:rFonts w:ascii="Times New Roman" w:hAnsi="Times New Roman" w:cs="Times New Roman"/>
-        </w:rPr>
-        <w:t>The selected features map cleanly onto confinement and composition arguments chemists already use to tune colour. SHAP analysis does not introduce contradictory rankings; halide and stoichiometry terms lead, with secondary-spacer indices appearing mainly where mixed ligands are present.</w:t>
-      </w:r>
-    </w:p>
-    <w:p>
-      <w:pPr>
-        <w:pStyle w:val="BodyText"/>
-        <w:spacing w:line="480" w:lineRule="auto"/>
-        <w:jc w:val="both"/>
-        <w:rPr>
-          <w:rFonts w:ascii="Times New Roman" w:hAnsi="Times New Roman" w:cs="Times New Roman"/>
-        </w:rPr>
-      </w:pPr>
-      <w:r>
-        <w:rPr>
-          <w:rFonts w:ascii="Times New Roman" w:hAnsi="Times New Roman" w:cs="Times New Roman"/>
-        </w:rPr>
-        <w:t>EQE, in contrast, is not predicted well from the same style of table (</w:t>
-      </w:r>
-      <w:r>
-        <w:rPr>
-          <w:rFonts w:ascii="Times New Roman" w:hAnsi="Times New Roman" w:cs="Times New Roman"/>
-          <w:i/>
-          <w:iCs/>
-        </w:rPr>
-        <w:t>R</w:t>
-      </w:r>
-      <w:r>
-        <w:rPr>
-          <w:rFonts w:ascii="Times New Roman" w:hAnsi="Times New Roman" w:cs="Times New Roman"/>
-        </w:rPr>
-        <w:t>2 roughly 0.5–0.6 at best). Transport-layer labels help modestly, but morphology and fabrication protocol dominate efficiency in ways literature columns do not capture. We would use the emission model to narrow spacer and ink choices before synthesis, and treat any EQE prediction as a weak prior until devices are built under a fixed stack and processing checklist.</w:t>
-      </w:r>
-    </w:p>
-    <w:p>
-      <w:pPr>
-        <w:pStyle w:val="BodyText"/>
-        <w:spacing w:line="480" w:lineRule="auto"/>
-        <w:jc w:val="both"/>
-        <w:rPr>
-          <w:rFonts w:ascii="Times New Roman" w:hAnsi="Times New Roman" w:cs="Times New Roman"/>
-        </w:rPr>
-      </w:pPr>
-      <w:r>
-        <w:rPr>
-          <w:rFonts w:ascii="Times New Roman" w:hAnsi="Times New Roman" w:cs="Times New Roman"/>
-        </w:rPr>
-        <w:t xml:space="preserve">Follow-up work in our group will hold out entire reference DOIs from training, link predictions to explicit </w:t>
-      </w:r>
-      <w:r>
-        <w:rPr>
-          <w:rFonts w:ascii="Times New Roman" w:hAnsi="Times New Roman" w:cs="Times New Roman"/>
-          <w:i/>
-          <w:iCs/>
-        </w:rPr>
-        <w:t>n</w:t>
-      </w:r>
-      <w:r>
-        <w:rPr>
-          <w:rFonts w:ascii="Times New Roman" w:hAnsi="Times New Roman" w:cs="Times New Roman"/>
-        </w:rPr>
-        <w:t>-phase indicators where XRD or optical data exist, and feed back in-house devices fabricated under constant HTL/ETL conditions to see whether EQE becomes learnable once the hidden variables are controlled.</w:t>
-      </w:r>
-    </w:p>
-    <w:p>
-      <w:pPr>
-        <w:pStyle w:val="Heading2"/>
-        <w:spacing w:line="480" w:lineRule="auto"/>
-        <w:jc w:val="both"/>
-        <w:rPr>
-          <w:rFonts w:ascii="Times New Roman" w:hAnsi="Times New Roman" w:cs="Times New Roman"/>
-          <w:sz w:val="24"/>
-          <w:szCs w:val="24"/>
-        </w:rPr>
-      </w:pPr>
-      <w:bookmarkStart w:id="9" w:name="data-availability"/>
-      <w:bookmarkEnd w:id="8"/>
-      <w:r>
-        <w:rPr>
-          <w:rFonts w:ascii="Times New Roman" w:hAnsi="Times New Roman" w:cs="Times New Roman"/>
-          <w:sz w:val="24"/>
-          <w:szCs w:val="24"/>
-        </w:rPr>
-        <w:lastRenderedPageBreak/>
+      <w:bookmarkStart w:id="11" w:name="data-availability"/>
+      <w:bookmarkEnd w:id="10"/>
+      <w:r>
+        <w:rPr>
+          <w:rFonts w:ascii="Times New Roman" w:eastAsia="MS Mincho" w:hAnsi="Times New Roman" w:cs="Times New Roman"/>
+          <w:b/>
+          <w:lang w:eastAsia="ja-JP"/>
+        </w:rPr>
         <w:t>Data Availability</w:t>
       </w:r>
     </w:p>
@@ -13132,22 +13102,327 @@
     </w:p>
     <w:p>
       <w:pPr>
-        <w:pStyle w:val="Heading2"/>
+        <w:pStyle w:val="TAMainText"/>
+        <w:ind w:firstLine="0"/>
+      </w:pPr>
+      <w:r>
+        <w:rPr>
+          <w:b/>
+          <w:bCs/>
+        </w:rPr>
+        <w:t>Supporting Information</w:t>
+      </w:r>
+      <w:r>
+        <w:t xml:space="preserve"> </w:t>
+      </w:r>
+    </w:p>
+    <w:p>
+      <w:pPr>
+        <w:pStyle w:val="TAMainText"/>
+        <w:ind w:firstLine="0"/>
+      </w:pPr>
+      <w:r>
+        <w:t>The supporting information contains dataset statistics and details on all non-champion ML models and their approaches.</w:t>
+      </w:r>
+    </w:p>
+    <w:p>
+      <w:pPr>
+        <w:pStyle w:val="FAAuthorInfoSubtitle"/>
+        <w:rPr>
+          <w:b/>
+          <w:lang w:val="en-IN"/>
+        </w:rPr>
+      </w:pPr>
+      <w:r>
+        <w:rPr>
+          <w:b/>
+          <w:lang w:val="en-IN"/>
+        </w:rPr>
+        <w:t>Author contributions</w:t>
+      </w:r>
+    </w:p>
+    <w:p>
+      <w:pPr>
+        <w:pStyle w:val="FAAuthorInfoSubtitle"/>
+        <w:rPr>
+          <w:b/>
+          <w:bCs w:val="0"/>
+        </w:rPr>
+      </w:pPr>
+      <w:r>
+        <w:rPr>
+          <w:lang w:val="en-IN"/>
+        </w:rPr>
+        <w:t>Ranadeep Raj Sumukam</w:t>
+      </w:r>
+      <w:r>
+        <w:rPr>
+          <w:lang w:val="en-IN"/>
+        </w:rPr>
+        <w:t xml:space="preserve">: </w:t>
+      </w:r>
+      <w:r>
+        <w:rPr>
+          <w:lang w:val="en-IN"/>
+        </w:rPr>
+        <w:t>conceptualisation</w:t>
+      </w:r>
+      <w:r>
+        <w:rPr>
+          <w:lang w:val="en-IN"/>
+        </w:rPr>
+        <w:t xml:space="preserve">, data curation, investigation, </w:t>
+      </w:r>
+      <w:r>
+        <w:rPr>
+          <w:lang w:val="en-IN"/>
+        </w:rPr>
+        <w:t>end-to-end</w:t>
+      </w:r>
+      <w:r>
+        <w:rPr>
+          <w:lang w:val="en-IN"/>
+        </w:rPr>
+        <w:t xml:space="preserve"> analysis, methodology, writing – review &amp; editing</w:t>
+      </w:r>
+      <w:r>
+        <w:t xml:space="preserve">. </w:t>
+      </w:r>
+      <w:r>
+        <w:t>Ramu Naidu Savu</w:t>
+      </w:r>
+      <w:r>
+        <w:t>: formal analysis</w:t>
+      </w:r>
+      <w:r>
+        <w:t xml:space="preserve">, </w:t>
+      </w:r>
+      <w:r>
+        <w:t>writing – review &amp; editing</w:t>
+      </w:r>
+      <w:r>
+        <w:t>. Santosh Rompivalasa</w:t>
+      </w:r>
+      <w:r>
+        <w:t>: formal analysis</w:t>
+      </w:r>
+      <w:r>
+        <w:t xml:space="preserve">. </w:t>
+      </w:r>
+      <w:r>
+        <w:t> Murali Banavoth: funding, supervision, project administration</w:t>
+      </w:r>
+      <w:r>
+        <w:t xml:space="preserve">, </w:t>
+      </w:r>
+      <w:r>
+        <w:t>writing – review &amp; editing</w:t>
+      </w:r>
+      <w:r>
+        <w:t xml:space="preserve">. </w:t>
+      </w:r>
+      <w:r>
+        <w:t xml:space="preserve">All authors have given approval to the final version of the manuscript. </w:t>
+      </w:r>
+    </w:p>
+    <w:p>
+      <w:pPr>
+        <w:pStyle w:val="Acknowledgements"/>
         <w:spacing w:line="480" w:lineRule="auto"/>
         <w:jc w:val="both"/>
         <w:rPr>
-          <w:rFonts w:ascii="Times New Roman" w:hAnsi="Times New Roman" w:cs="Times New Roman"/>
-          <w:sz w:val="24"/>
-          <w:szCs w:val="24"/>
+          <w:b/>
+          <w:bCs/>
+          <w:lang w:val="en-IN"/>
         </w:rPr>
       </w:pPr>
-      <w:bookmarkStart w:id="10" w:name="references"/>
-      <w:bookmarkEnd w:id="9"/>
-      <w:r>
-        <w:rPr>
-          <w:rFonts w:ascii="Times New Roman" w:hAnsi="Times New Roman" w:cs="Times New Roman"/>
-          <w:sz w:val="24"/>
-          <w:szCs w:val="24"/>
+      <w:bookmarkStart w:id="12" w:name="references"/>
+      <w:bookmarkEnd w:id="11"/>
+      <w:r>
+        <w:rPr>
+          <w:b/>
+          <w:bCs/>
+          <w:lang w:val="en-IN"/>
+        </w:rPr>
+        <w:t>Conflicts of interest</w:t>
+      </w:r>
+    </w:p>
+    <w:p>
+      <w:pPr>
+        <w:pStyle w:val="Acknowledgements"/>
+        <w:spacing w:line="480" w:lineRule="auto"/>
+        <w:jc w:val="both"/>
+        <w:rPr>
+          <w:rFonts w:eastAsia="Times New Roman"/>
+          <w:shd w:val="clear" w:color="auto" w:fill="FFFFFF"/>
+          <w:lang w:val="en-IN" w:eastAsia="en-IN"/>
+        </w:rPr>
+      </w:pPr>
+      <w:r>
+        <w:rPr>
+          <w:rFonts w:eastAsia="Times New Roman"/>
+          <w:shd w:val="clear" w:color="auto" w:fill="FFFFFF"/>
+          <w:lang w:val="en-IN" w:eastAsia="en-IN"/>
+        </w:rPr>
+        <w:t xml:space="preserve">There are no conflicts to declare. </w:t>
+      </w:r>
+      <w:bookmarkStart w:id="13" w:name="_Hlk109947249"/>
+    </w:p>
+    <w:p>
+      <w:pPr>
+        <w:pStyle w:val="Acknowledgements"/>
+        <w:spacing w:line="480" w:lineRule="auto"/>
+        <w:jc w:val="both"/>
+        <w:rPr>
+          <w:rFonts w:eastAsia="Times New Roman"/>
+          <w:b/>
+          <w:bCs/>
+          <w:shd w:val="clear" w:color="auto" w:fill="FFFFFF"/>
+          <w:lang w:val="en-IN" w:eastAsia="en-IN"/>
+        </w:rPr>
+      </w:pPr>
+      <w:r>
+        <w:rPr>
+          <w:rFonts w:eastAsia="Times New Roman"/>
+          <w:b/>
+          <w:bCs/>
+          <w:shd w:val="clear" w:color="auto" w:fill="FFFFFF"/>
+          <w:lang w:val="en-IN" w:eastAsia="en-IN"/>
+        </w:rPr>
+        <w:t>Acknowledgements</w:t>
+      </w:r>
+    </w:p>
+    <w:p>
+      <w:pPr>
+        <w:pStyle w:val="Acknowledgements"/>
+        <w:spacing w:line="480" w:lineRule="auto"/>
+        <w:jc w:val="both"/>
+        <w:rPr>
+          <w:rFonts w:eastAsia="Times New Roman"/>
+          <w:shd w:val="clear" w:color="auto" w:fill="FFFFFF"/>
+          <w:lang w:val="en-IN" w:eastAsia="en-IN"/>
+        </w:rPr>
+      </w:pPr>
+      <w:r>
+        <w:rPr>
+          <w:rFonts w:eastAsia="Times New Roman"/>
+          <w:shd w:val="clear" w:color="auto" w:fill="FFFFFF"/>
+          <w:lang w:val="en-IN" w:eastAsia="en-IN"/>
+        </w:rPr>
+        <w:t xml:space="preserve">This work was supported by the School of Chemistry, University of Hyderabad. </w:t>
+      </w:r>
+      <w:r>
+        <w:t>RRS acknowledges Council of Scientific and Industrial Research (CSIR) for the Senior Research Fellowship (SRF)</w:t>
+      </w:r>
+      <w:r>
+        <w:t xml:space="preserve">. </w:t>
+      </w:r>
+      <w:r>
+        <w:rPr>
+          <w:rFonts w:eastAsia="Times New Roman"/>
+          <w:shd w:val="clear" w:color="auto" w:fill="FFFFFF"/>
+          <w:lang w:val="en-IN" w:eastAsia="en-IN"/>
+        </w:rPr>
+        <w:t xml:space="preserve">MB acknowledges </w:t>
+      </w:r>
+      <w:r>
+        <w:rPr>
+          <w:rFonts w:eastAsia="Times New Roman"/>
+          <w:shd w:val="clear" w:color="auto" w:fill="FFFFFF"/>
+          <w:lang w:val="en-IN" w:eastAsia="en-IN"/>
+        </w:rPr>
+        <w:t xml:space="preserve">the </w:t>
+      </w:r>
+      <w:r>
+        <w:rPr>
+          <w:rFonts w:eastAsia="Times New Roman"/>
+          <w:shd w:val="clear" w:color="auto" w:fill="FFFFFF"/>
+          <w:lang w:val="en-IN" w:eastAsia="en-IN"/>
+        </w:rPr>
+        <w:t xml:space="preserve">Institute of Eminence </w:t>
+      </w:r>
+      <w:r>
+        <w:rPr>
+          <w:rFonts w:eastAsia="Times New Roman"/>
+          <w:shd w:val="clear" w:color="auto" w:fill="FFFFFF"/>
+          <w:lang w:eastAsia="en-IN"/>
+        </w:rPr>
+        <w:t>Research grant</w:t>
+      </w:r>
+      <w:r>
+        <w:rPr>
+          <w:rFonts w:eastAsia="Times New Roman"/>
+          <w:shd w:val="clear" w:color="auto" w:fill="FFFFFF"/>
+          <w:lang w:val="en-IN" w:eastAsia="en-IN"/>
+        </w:rPr>
+        <w:t xml:space="preserve"> </w:t>
+      </w:r>
+      <w:r>
+        <w:rPr>
+          <w:rFonts w:eastAsia="Times New Roman"/>
+          <w:shd w:val="clear" w:color="auto" w:fill="FFFFFF"/>
+          <w:lang w:val="en-IN" w:eastAsia="en-IN"/>
+        </w:rPr>
+        <w:t>(UOH-IOE-RC2-21-008)</w:t>
+      </w:r>
+      <w:r>
+        <w:rPr>
+          <w:rFonts w:eastAsia="Times New Roman"/>
+          <w:shd w:val="clear" w:color="auto" w:fill="FFFFFF"/>
+          <w:lang w:val="en-IN" w:eastAsia="en-IN"/>
+        </w:rPr>
+        <w:t xml:space="preserve"> </w:t>
+      </w:r>
+      <w:r>
+        <w:rPr>
+          <w:rFonts w:eastAsia="Times New Roman"/>
+          <w:shd w:val="clear" w:color="auto" w:fill="FFFFFF"/>
+          <w:lang w:eastAsia="en-IN"/>
+        </w:rPr>
+        <w:t>for</w:t>
+      </w:r>
+      <w:r>
+        <w:rPr>
+          <w:rFonts w:eastAsia="Times New Roman"/>
+          <w:shd w:val="clear" w:color="auto" w:fill="FFFFFF"/>
+          <w:lang w:eastAsia="en-IN"/>
+        </w:rPr>
+        <w:t xml:space="preserve"> </w:t>
+      </w:r>
+      <w:r>
+        <w:rPr>
+          <w:rFonts w:eastAsia="Times New Roman"/>
+          <w:shd w:val="clear" w:color="auto" w:fill="FFFFFF"/>
+          <w:lang w:eastAsia="en-IN"/>
+        </w:rPr>
+        <w:t>funding</w:t>
+      </w:r>
+      <w:r>
+        <w:rPr>
+          <w:rFonts w:eastAsia="Times New Roman"/>
+          <w:shd w:val="clear" w:color="auto" w:fill="FFFFFF"/>
+          <w:lang w:val="en-IN" w:eastAsia="en-IN"/>
+        </w:rPr>
+        <w:t>. </w:t>
+      </w:r>
+    </w:p>
+    <w:bookmarkEnd w:id="13"/>
+    <w:p>
+      <w:pPr>
+        <w:pStyle w:val="Acknowledgements"/>
+        <w:spacing w:line="480" w:lineRule="auto"/>
+        <w:jc w:val="both"/>
+        <w:rPr>
+          <w:b/>
+          <w:bCs/>
+          <w:lang w:val="en-IN"/>
+        </w:rPr>
+      </w:pPr>
+      <w:r>
+        <w:rPr>
+          <w:b/>
+          <w:bCs/>
+          <w:lang w:val="en-IN"/>
         </w:rPr>
         <w:t>References</w:t>
       </w:r>
@@ -13162,6 +13437,7 @@
         <w:rPr>
           <w:rFonts w:ascii="Times New Roman" w:hAnsi="Times New Roman" w:cs="Times New Roman"/>
         </w:rPr>
+        <w:lastRenderedPageBreak/>
         <w:fldChar w:fldCharType="begin"/>
       </w:r>
       <w:r>
@@ -13593,7 +13869,6 @@
         <w:ind w:left="720" w:hanging="720"/>
       </w:pPr>
       <w:r>
-        <w:lastRenderedPageBreak/>
         <w:t>14.</w:t>
       </w:r>
       <w:r>
@@ -13722,6 +13997,7 @@
         <w:ind w:left="720" w:hanging="720"/>
       </w:pPr>
       <w:r>
+        <w:lastRenderedPageBreak/>
         <w:t>18.</w:t>
       </w:r>
       <w:r>
@@ -13890,10 +14166,10 @@
         <w:fldChar w:fldCharType="end"/>
       </w:r>
       <w:bookmarkEnd w:id="0"/>
-      <w:bookmarkEnd w:id="10"/>
+      <w:bookmarkEnd w:id="12"/>
     </w:p>
     <w:sectPr>
-      <w:footerReference w:type="default" r:id="rId13"/>
+      <w:footerReference w:type="default" r:id="rId14"/>
       <w:footnotePr>
         <w:numRestart w:val="eachSect"/>
       </w:footnotePr>
@@ -15471,6 +15747,121 @@
       <w:color w:val="666666"/>
     </w:rPr>
   </w:style>
+  <w:style w:type="paragraph" w:customStyle="1" w:styleId="Acknowledgements">
+    <w:name w:val="Acknowledgements"/>
+    <w:basedOn w:val="Normal"/>
+    <w:rsid w:val="00287DEA"/>
+    <w:pPr>
+      <w:spacing w:after="0"/>
+    </w:pPr>
+    <w:rPr>
+      <w:rFonts w:ascii="Times New Roman" w:eastAsia="MS Mincho" w:hAnsi="Times New Roman" w:cs="Times New Roman"/>
+      <w:lang w:eastAsia="ja-JP"/>
+    </w:rPr>
+  </w:style>
+  <w:style w:type="paragraph" w:customStyle="1" w:styleId="Head1">
+    <w:name w:val="Head 1"/>
+    <w:basedOn w:val="Normal"/>
+    <w:autoRedefine/>
+    <w:rsid w:val="00287DEA"/>
+    <w:pPr>
+      <w:spacing w:after="0" w:line="360" w:lineRule="auto"/>
+    </w:pPr>
+    <w:rPr>
+      <w:rFonts w:ascii="Times New Roman" w:eastAsia="MS Mincho" w:hAnsi="Times New Roman" w:cs="Times New Roman"/>
+      <w:b/>
+      <w:lang w:eastAsia="ja-JP"/>
+    </w:rPr>
+  </w:style>
+  <w:style w:type="paragraph" w:customStyle="1" w:styleId="StyleFACorrespondingAuthorFootnote7pt">
+    <w:name w:val="Style FA_Corresponding_Author_Footnote + 7 pt"/>
+    <w:basedOn w:val="Normal"/>
+    <w:next w:val="Normal"/>
+    <w:link w:val="StyleFACorrespondingAuthorFootnote7ptChar"/>
+    <w:autoRedefine/>
+    <w:rsid w:val="00287DEA"/>
+    <w:pPr>
+      <w:spacing w:after="240" w:line="480" w:lineRule="auto"/>
+      <w:jc w:val="both"/>
+    </w:pPr>
+    <w:rPr>
+      <w:rFonts w:ascii="Times New Roman" w:eastAsia="Times New Roman" w:hAnsi="Times New Roman" w:cs="Times New Roman"/>
+      <w:color w:val="000000" w:themeColor="text1"/>
+      <w:kern w:val="20"/>
+      <w:lang w:val="en-GB" w:eastAsia="en-US"/>
+    </w:rPr>
+  </w:style>
+  <w:style w:type="character" w:customStyle="1" w:styleId="StyleFACorrespondingAuthorFootnote7ptChar">
+    <w:name w:val="Style FA_Corresponding_Author_Footnote + 7 pt Char"/>
+    <w:link w:val="StyleFACorrespondingAuthorFootnote7pt"/>
+    <w:rsid w:val="00287DEA"/>
+    <w:rPr>
+      <w:rFonts w:ascii="Times New Roman" w:eastAsia="Times New Roman" w:hAnsi="Times New Roman" w:cs="Times New Roman"/>
+      <w:color w:val="000000" w:themeColor="text1"/>
+      <w:kern w:val="20"/>
+      <w:lang w:val="en-GB" w:eastAsia="en-US"/>
+    </w:rPr>
+  </w:style>
+  <w:style w:type="paragraph" w:customStyle="1" w:styleId="FAAuthorInfoSubtitle">
+    <w:name w:val="FA_Author_Info_Subtitle"/>
+    <w:basedOn w:val="Normal"/>
+    <w:link w:val="FAAuthorInfoSubtitleChar"/>
+    <w:autoRedefine/>
+    <w:rsid w:val="00287DEA"/>
+    <w:pPr>
+      <w:spacing w:before="120" w:after="60" w:line="480" w:lineRule="auto"/>
+      <w:jc w:val="both"/>
+    </w:pPr>
+    <w:rPr>
+      <w:rFonts w:ascii="Times" w:eastAsia="Times New Roman" w:hAnsi="Times" w:cs="Times New Roman"/>
+      <w:bCs/>
+      <w:szCs w:val="20"/>
+      <w:lang w:eastAsia="en-US"/>
+    </w:rPr>
+  </w:style>
+  <w:style w:type="character" w:customStyle="1" w:styleId="FAAuthorInfoSubtitleChar">
+    <w:name w:val="FA_Author_Info_Subtitle Char"/>
+    <w:link w:val="FAAuthorInfoSubtitle"/>
+    <w:rsid w:val="00287DEA"/>
+    <w:rPr>
+      <w:rFonts w:ascii="Times" w:eastAsia="Times New Roman" w:hAnsi="Times" w:cs="Times New Roman"/>
+      <w:bCs/>
+      <w:szCs w:val="20"/>
+      <w:lang w:eastAsia="en-US"/>
+    </w:rPr>
+  </w:style>
+  <w:style w:type="paragraph" w:customStyle="1" w:styleId="TAMainText">
+    <w:name w:val="TA_Main_Text"/>
+    <w:basedOn w:val="Normal"/>
+    <w:rsid w:val="00376B6D"/>
+    <w:pPr>
+      <w:spacing w:after="0" w:line="480" w:lineRule="auto"/>
+      <w:ind w:firstLine="202"/>
+      <w:jc w:val="both"/>
+    </w:pPr>
+    <w:rPr>
+      <w:rFonts w:ascii="Times" w:eastAsia="Times New Roman" w:hAnsi="Times" w:cs="Times New Roman"/>
+      <w:szCs w:val="20"/>
+      <w:lang w:eastAsia="en-US"/>
+    </w:rPr>
+  </w:style>
+  <w:style w:type="paragraph" w:customStyle="1" w:styleId="AuthorInformationTitle">
+    <w:name w:val="Author_Information_Title"/>
+    <w:basedOn w:val="Normal"/>
+    <w:rsid w:val="00376B6D"/>
+    <w:pPr>
+      <w:spacing w:before="180" w:after="60"/>
+      <w:jc w:val="both"/>
+    </w:pPr>
+    <w:rPr>
+      <w:rFonts w:ascii="Myriad Pro Light" w:eastAsia="Times New Roman" w:hAnsi="Myriad Pro Light" w:cs="Times New Roman"/>
+      <w:b/>
+      <w:kern w:val="23"/>
+      <w:sz w:val="21"/>
+      <w:szCs w:val="20"/>
+      <w:lang w:eastAsia="en-US"/>
+    </w:rPr>
+  </w:style>
 </w:styles>
 </file>
 

--- a/manuscript/MAIN_Manuscript_1 (AutoRecovered).docx
+++ b/manuscript/MAIN_Manuscript_1 (AutoRecovered).docx
@@ -47,21 +47,23 @@
           <w:iCs/>
         </w:rPr>
       </w:pPr>
+      <w:proofErr w:type="spellStart"/>
       <w:r>
         <w:rPr>
           <w:rFonts w:ascii="Times" w:hAnsi="Times" w:cs="Times"/>
           <w:i/>
           <w:iCs/>
         </w:rPr>
-        <w:t xml:space="preserve">Ranadeep Raj Sumukam, Ramu Naidu Savu, </w:t>
-      </w:r>
+        <w:t>Ranadeep</w:t>
+      </w:r>
+      <w:proofErr w:type="spellEnd"/>
       <w:r>
         <w:rPr>
           <w:rFonts w:ascii="Times" w:hAnsi="Times" w:cs="Times"/>
           <w:i/>
           <w:iCs/>
         </w:rPr>
-        <w:t xml:space="preserve">Santhosh Rompivalasa </w:t>
+        <w:t xml:space="preserve"> Raj Sumukam, Ramu Naidu Savu, </w:t>
       </w:r>
       <w:r>
         <w:rPr>
@@ -69,7 +71,51 @@
           <w:i/>
           <w:iCs/>
         </w:rPr>
-        <w:t>and Banavoth Murali*</w:t>
+        <w:t xml:space="preserve">Santhosh </w:t>
+      </w:r>
+      <w:proofErr w:type="spellStart"/>
+      <w:r>
+        <w:rPr>
+          <w:rFonts w:ascii="Times" w:hAnsi="Times" w:cs="Times"/>
+          <w:i/>
+          <w:iCs/>
+        </w:rPr>
+        <w:t>Rompivalasa</w:t>
+      </w:r>
+      <w:proofErr w:type="spellEnd"/>
+      <w:r>
+        <w:rPr>
+          <w:rFonts w:ascii="Times" w:hAnsi="Times" w:cs="Times"/>
+          <w:i/>
+          <w:iCs/>
+        </w:rPr>
+        <w:t xml:space="preserve"> </w:t>
+      </w:r>
+      <w:r>
+        <w:rPr>
+          <w:rFonts w:ascii="Times" w:hAnsi="Times" w:cs="Times"/>
+          <w:i/>
+          <w:iCs/>
+        </w:rPr>
+        <w:t xml:space="preserve">and </w:t>
+      </w:r>
+      <w:proofErr w:type="spellStart"/>
+      <w:r>
+        <w:rPr>
+          <w:rFonts w:ascii="Times" w:hAnsi="Times" w:cs="Times"/>
+          <w:i/>
+          <w:iCs/>
+        </w:rPr>
+        <w:t>Banavoth</w:t>
+      </w:r>
+      <w:proofErr w:type="spellEnd"/>
+      <w:r>
+        <w:rPr>
+          <w:rFonts w:ascii="Times" w:hAnsi="Times" w:cs="Times"/>
+          <w:i/>
+          <w:iCs/>
+        </w:rPr>
+        <w:t xml:space="preserve"> Murali*</w:t>
       </w:r>
     </w:p>
     <w:p>
@@ -154,25 +200,51 @@
         <w:rPr>
           <w:rFonts w:ascii="Times New Roman" w:hAnsi="Times New Roman" w:cs="Times New Roman"/>
         </w:rPr>
-        <w:t xml:space="preserve">Layered quasi-two-dimensional (quasi-2D) metal-halide perovskites </w:t>
-      </w:r>
-      <w:r>
-        <w:rPr>
-          <w:rFonts w:ascii="Times New Roman" w:hAnsi="Times New Roman" w:cs="Times New Roman"/>
-        </w:rPr>
-        <w:t xml:space="preserve">have captivated the research on </w:t>
-      </w:r>
-      <w:r>
-        <w:rPr>
-          <w:rFonts w:ascii="Times New Roman" w:hAnsi="Times New Roman" w:cs="Times New Roman"/>
-        </w:rPr>
-        <w:t xml:space="preserve">perovskite-based </w:t>
-      </w:r>
-      <w:r>
-        <w:rPr>
-          <w:rFonts w:ascii="Times New Roman" w:hAnsi="Times New Roman" w:cs="Times New Roman"/>
-        </w:rPr>
-        <w:t xml:space="preserve">light-emitting diodes (PeLEDs) due to their solution-processability and tunable optoelectronic properties. </w:t>
+        <w:t>Layered quasi-two-dimensional (quasi-2D) metal-halide perovskites have</w:t>
+      </w:r>
+      <w:r>
+        <w:rPr>
+          <w:rFonts w:ascii="Times New Roman" w:hAnsi="Times New Roman" w:cs="Times New Roman"/>
+        </w:rPr>
+        <w:t xml:space="preserve"> </w:t>
+      </w:r>
+      <w:r>
+        <w:rPr>
+          <w:rFonts w:ascii="Times New Roman" w:hAnsi="Times New Roman" w:cs="Times New Roman"/>
+        </w:rPr>
+        <w:t xml:space="preserve">garnered intense </w:t>
+      </w:r>
+      <w:proofErr w:type="gramStart"/>
+      <w:r>
+        <w:rPr>
+          <w:rFonts w:ascii="Times New Roman" w:hAnsi="Times New Roman" w:cs="Times New Roman"/>
+        </w:rPr>
+        <w:t xml:space="preserve">attention </w:t>
+      </w:r>
+      <w:r>
+        <w:rPr>
+          <w:rFonts w:ascii="Times New Roman" w:hAnsi="Times New Roman" w:cs="Times New Roman"/>
+        </w:rPr>
+        <w:t xml:space="preserve"> for</w:t>
+      </w:r>
+      <w:proofErr w:type="gramEnd"/>
+      <w:r>
+        <w:rPr>
+          <w:rFonts w:ascii="Times New Roman" w:hAnsi="Times New Roman" w:cs="Times New Roman"/>
+        </w:rPr>
+        <w:t xml:space="preserve"> light-emitting diodes (LEDs) due to their facile solution-processing</w:t>
+      </w:r>
+      <w:r>
+        <w:rPr>
+          <w:rFonts w:ascii="Times New Roman" w:hAnsi="Times New Roman" w:cs="Times New Roman"/>
+        </w:rPr>
+        <w:t xml:space="preserve"> and highly tunable optoelectronic properties.</w:t>
+      </w:r>
+      <w:r>
+        <w:rPr>
+          <w:rFonts w:ascii="Times New Roman" w:hAnsi="Times New Roman" w:cs="Times New Roman"/>
+        </w:rPr>
+        <w:t xml:space="preserve"> </w:t>
       </w:r>
       <w:r>
         <w:rPr>
@@ -220,19 +292,94 @@
         <w:rPr>
           <w:rFonts w:ascii="Times New Roman" w:hAnsi="Times New Roman" w:cs="Times New Roman"/>
         </w:rPr>
-        <w:t xml:space="preserve">In recent times, ML has been used extensively across all fields to accelerate research and reduce costs by strategising work rather than relying on trial-and-error experimentation. However, </w:t>
-      </w:r>
-      <w:r>
-        <w:rPr>
-          <w:rFonts w:ascii="Times New Roman" w:hAnsi="Times New Roman" w:cs="Times New Roman"/>
-        </w:rPr>
-        <w:t>for quasi-2D perovskites, there are very few reports, and the existing studies are restricted to narrow spectral windows or fail to explicitly account for the chemical structures of organic spacer cations in MLs, hindering the establishment of a clear</w:t>
-      </w:r>
-      <w:r>
-        <w:rPr>
-          <w:rFonts w:ascii="Times New Roman" w:hAnsi="Times New Roman" w:cs="Times New Roman"/>
-        </w:rPr>
-        <w:t xml:space="preserve"> correlation.</w:t>
+        <w:t xml:space="preserve">In recent times, ML has been used extensively across all fields to accelerate research and reduce costs by </w:t>
+      </w:r>
+      <w:proofErr w:type="spellStart"/>
+      <w:r>
+        <w:rPr>
+          <w:rFonts w:ascii="Times New Roman" w:hAnsi="Times New Roman" w:cs="Times New Roman"/>
+        </w:rPr>
+        <w:t>strategising</w:t>
+      </w:r>
+      <w:proofErr w:type="spellEnd"/>
+      <w:r>
+        <w:rPr>
+          <w:rFonts w:ascii="Times New Roman" w:hAnsi="Times New Roman" w:cs="Times New Roman"/>
+        </w:rPr>
+        <w:t xml:space="preserve"> work rather than relying on trial-and-error experimentation. </w:t>
+      </w:r>
+      <w:r>
+        <w:rPr>
+          <w:rFonts w:ascii="Times New Roman" w:hAnsi="Times New Roman" w:cs="Times New Roman"/>
+        </w:rPr>
+        <w:t>In this work, we developed two distinct sets of hyperparameter-tuned ML models using data compiled from the literature: one focused on materials-level intrinsic emission properties and the other on device-level external quantum efficiency</w:t>
+      </w:r>
+      <w:r>
+        <w:rPr>
+          <w:rFonts w:ascii="Times New Roman" w:hAnsi="Times New Roman" w:cs="Times New Roman"/>
+        </w:rPr>
+        <w:t xml:space="preserve">. </w:t>
+      </w:r>
+      <w:r>
+        <w:rPr>
+          <w:rFonts w:ascii="Times New Roman" w:hAnsi="Times New Roman" w:cs="Times New Roman"/>
+        </w:rPr>
+        <w:t>Among all</w:t>
+      </w:r>
+      <w:r>
+        <w:rPr>
+          <w:rFonts w:ascii="Times New Roman" w:hAnsi="Times New Roman" w:cs="Times New Roman"/>
+        </w:rPr>
+        <w:t xml:space="preserve"> models</w:t>
+      </w:r>
+      <w:r>
+        <w:rPr>
+          <w:rFonts w:ascii="Times New Roman" w:hAnsi="Times New Roman" w:cs="Times New Roman"/>
+        </w:rPr>
+        <w:t xml:space="preserve">, the </w:t>
+      </w:r>
+      <w:r>
+        <w:rPr>
+          <w:rFonts w:ascii="Times New Roman" w:hAnsi="Times New Roman" w:cs="Times New Roman"/>
+        </w:rPr>
+        <w:t>Support Vector Regression model with a radial basis function kernel (SVR–RBF) achieved an outstanding coefficient of determination (R</w:t>
+      </w:r>
+      <w:r>
+        <w:rPr>
+          <w:rFonts w:ascii="Times New Roman" w:hAnsi="Times New Roman" w:cs="Times New Roman"/>
+          <w:vertAlign w:val="superscript"/>
+        </w:rPr>
+        <w:t>2</w:t>
+      </w:r>
+      <w:r>
+        <w:rPr>
+          <w:rFonts w:ascii="Times New Roman" w:hAnsi="Times New Roman" w:cs="Times New Roman"/>
+        </w:rPr>
+        <w:t>) of 0.953 and a low root-mean-square error (RMSE) of 0.074 eV</w:t>
+      </w:r>
+      <w:r>
+        <w:rPr>
+          <w:rFonts w:ascii="Times New Roman" w:hAnsi="Times New Roman" w:cs="Times New Roman"/>
+        </w:rPr>
+        <w:t xml:space="preserve"> with </w:t>
+      </w:r>
+      <w:r>
+        <w:rPr>
+          <w:rFonts w:ascii="Times New Roman" w:hAnsi="Times New Roman" w:cs="Times New Roman"/>
+        </w:rPr>
+        <w:t xml:space="preserve">the </w:t>
+      </w:r>
+      <w:r>
+        <w:rPr>
+          <w:rFonts w:ascii="Times New Roman" w:hAnsi="Times New Roman" w:cs="Times New Roman"/>
+        </w:rPr>
+        <w:t xml:space="preserve">emission energy </w:t>
+      </w:r>
+      <w:r>
+        <w:rPr>
+          <w:rFonts w:ascii="Times New Roman" w:hAnsi="Times New Roman" w:cs="Times New Roman"/>
+        </w:rPr>
+        <w:t>prediction window covering</w:t>
       </w:r>
       <w:r>
         <w:rPr>
@@ -244,20 +391,56 @@
         <w:rPr>
           <w:rFonts w:ascii="Times New Roman" w:hAnsi="Times New Roman" w:cs="Times New Roman"/>
         </w:rPr>
-        <w:t xml:space="preserve">In this work, we developed two distinct sets of hyperparameter-tuned ML models using data compiled from the literature: one focused on materials-level intrinsic emission properties and the other on device-level external quantum efficiency. By applying RDKit chemical featurization to </w:t>
+        <w:t xml:space="preserve">a </w:t>
+      </w:r>
+      <w:r>
+        <w:rPr>
+          <w:rFonts w:ascii="Times New Roman" w:hAnsi="Times New Roman" w:cs="Times New Roman"/>
+        </w:rPr>
+        <w:t>major part of the</w:t>
+      </w:r>
+      <w:r>
+        <w:rPr>
+          <w:rFonts w:ascii="Times New Roman" w:hAnsi="Times New Roman" w:cs="Times New Roman"/>
+        </w:rPr>
+        <w:t xml:space="preserve"> visible </w:t>
       </w:r>
       <w:r>
         <w:rPr>
           <w:rFonts w:ascii="Times New Roman" w:hAnsi="Times New Roman" w:cs="Times New Roman"/>
         </w:rPr>
         <w:lastRenderedPageBreak/>
-        <w:t>generate molecular descriptors alongside an aggressive feature selection pipeline</w:t>
-      </w:r>
-      <w:r>
-        <w:rPr>
-          <w:rFonts w:ascii="Times New Roman" w:hAnsi="Times New Roman" w:cs="Times New Roman"/>
-        </w:rPr>
-        <w:t>,</w:t>
+        <w:t>spectrum</w:t>
+      </w:r>
+      <w:r>
+        <w:rPr>
+          <w:rFonts w:ascii="Times New Roman" w:hAnsi="Times New Roman" w:cs="Times New Roman"/>
+        </w:rPr>
+        <w:t xml:space="preserve">. </w:t>
+      </w:r>
+      <w:r>
+        <w:rPr>
+          <w:rFonts w:ascii="Times New Roman" w:hAnsi="Times New Roman" w:cs="Times New Roman"/>
+        </w:rPr>
+        <w:t xml:space="preserve">In contrast, </w:t>
+      </w:r>
+      <w:r>
+        <w:rPr>
+          <w:rFonts w:ascii="Times New Roman" w:hAnsi="Times New Roman" w:cs="Times New Roman"/>
+        </w:rPr>
+        <w:t xml:space="preserve">predicting device EQE using the same workflow and style of data </w:t>
+      </w:r>
+      <w:r>
+        <w:rPr>
+          <w:rFonts w:ascii="Times New Roman" w:hAnsi="Times New Roman" w:cs="Times New Roman"/>
+        </w:rPr>
+        <w:t xml:space="preserve">with additional device-level details resulted in </w:t>
+      </w:r>
+      <w:r>
+        <w:rPr>
+          <w:rFonts w:ascii="Times New Roman" w:hAnsi="Times New Roman" w:cs="Times New Roman"/>
+        </w:rPr>
+        <w:t>an</w:t>
       </w:r>
       <w:r>
         <w:rPr>
@@ -269,13 +452,7 @@
         <w:rPr>
           <w:rFonts w:ascii="Times New Roman" w:hAnsi="Times New Roman" w:cs="Times New Roman"/>
         </w:rPr>
-        <w:t xml:space="preserve">we built multiple models. Among all, the </w:t>
-      </w:r>
-      <w:r>
-        <w:rPr>
-          <w:rFonts w:ascii="Times New Roman" w:hAnsi="Times New Roman" w:cs="Times New Roman"/>
-        </w:rPr>
-        <w:t>Support Vector Regression model with a radial basis function kernel (SVR–RBF) achieved an outstanding coefficient of determination (R</w:t>
+        <w:t>R</w:t>
       </w:r>
       <w:r>
         <w:rPr>
@@ -288,43 +465,7 @@
         <w:rPr>
           <w:rFonts w:ascii="Times New Roman" w:hAnsi="Times New Roman" w:cs="Times New Roman"/>
         </w:rPr>
-        <w:t>) of 0.953 and a low root-mean-square error (RMSE) of 0.074 eV</w:t>
-      </w:r>
-      <w:r>
-        <w:rPr>
-          <w:rFonts w:ascii="Times New Roman" w:hAnsi="Times New Roman" w:cs="Times New Roman"/>
-        </w:rPr>
-        <w:t xml:space="preserve"> with </w:t>
-      </w:r>
-      <w:r>
-        <w:rPr>
-          <w:rFonts w:ascii="Times New Roman" w:hAnsi="Times New Roman" w:cs="Times New Roman"/>
-        </w:rPr>
-        <w:t xml:space="preserve">emission energy </w:t>
-      </w:r>
-      <w:r>
-        <w:rPr>
-          <w:rFonts w:ascii="Times New Roman" w:hAnsi="Times New Roman" w:cs="Times New Roman"/>
-        </w:rPr>
-        <w:t>prediction window covering</w:t>
-      </w:r>
-      <w:r>
-        <w:rPr>
-          <w:rFonts w:ascii="Times New Roman" w:hAnsi="Times New Roman" w:cs="Times New Roman"/>
-        </w:rPr>
-        <w:t xml:space="preserve"> the </w:t>
-      </w:r>
-      <w:r>
-        <w:rPr>
-          <w:rFonts w:ascii="Times New Roman" w:hAnsi="Times New Roman" w:cs="Times New Roman"/>
-        </w:rPr>
-        <w:t>major part of the</w:t>
-      </w:r>
-      <w:r>
-        <w:rPr>
-          <w:rFonts w:ascii="Times New Roman" w:hAnsi="Times New Roman" w:cs="Times New Roman"/>
-        </w:rPr>
-        <w:t xml:space="preserve"> visible spectrum</w:t>
+        <w:t xml:space="preserve"> of only 0.57 at best</w:t>
       </w:r>
       <w:r>
         <w:rPr>
@@ -336,128 +477,13 @@
         <w:rPr>
           <w:rFonts w:ascii="Times New Roman" w:hAnsi="Times New Roman" w:cs="Times New Roman"/>
         </w:rPr>
-        <w:t xml:space="preserve">In contrast, </w:t>
-      </w:r>
-      <w:r>
-        <w:rPr>
-          <w:rFonts w:ascii="Times New Roman" w:hAnsi="Times New Roman" w:cs="Times New Roman"/>
-        </w:rPr>
-        <w:t xml:space="preserve">predicting device EQE using the same workflow and style of data </w:t>
-      </w:r>
-      <w:r>
-        <w:rPr>
-          <w:rFonts w:ascii="Times New Roman" w:hAnsi="Times New Roman" w:cs="Times New Roman"/>
-        </w:rPr>
-        <w:t xml:space="preserve">with additional device-level details resulted in the </w:t>
-      </w:r>
-      <w:r>
-        <w:rPr>
-          <w:rFonts w:ascii="Times New Roman" w:hAnsi="Times New Roman" w:cs="Times New Roman"/>
-        </w:rPr>
-        <w:t>R</w:t>
-      </w:r>
-      <w:r>
-        <w:rPr>
-          <w:rFonts w:ascii="Times New Roman" w:hAnsi="Times New Roman" w:cs="Times New Roman"/>
-          <w:vertAlign w:val="superscript"/>
-        </w:rPr>
-        <w:t>2</w:t>
-      </w:r>
-      <w:r>
-        <w:rPr>
-          <w:rFonts w:ascii="Times New Roman" w:hAnsi="Times New Roman" w:cs="Times New Roman"/>
-        </w:rPr>
-        <w:t xml:space="preserve"> of only 0.57 at best</w:t>
-      </w:r>
-      <w:r>
-        <w:rPr>
-          <w:rFonts w:ascii="Times New Roman" w:hAnsi="Times New Roman" w:cs="Times New Roman"/>
-        </w:rPr>
-        <w:t xml:space="preserve">. </w:t>
-      </w:r>
-      <w:r>
-        <w:rPr>
-          <w:rFonts w:ascii="Times New Roman" w:hAnsi="Times New Roman" w:cs="Times New Roman"/>
-        </w:rPr>
-        <w:t>These insights establish that chemically lean ML models are trustworthy for intrinsic material properties</w:t>
-      </w:r>
-      <w:r>
-        <w:rPr>
-          <w:rFonts w:ascii="Times New Roman" w:hAnsi="Times New Roman" w:cs="Times New Roman"/>
-        </w:rPr>
-        <w:t xml:space="preserve"> (</w:t>
-      </w:r>
-      <w:r>
-        <w:rPr>
-          <w:rFonts w:ascii="Times New Roman" w:hAnsi="Times New Roman" w:cs="Times New Roman"/>
-        </w:rPr>
-        <w:t>emission energy</w:t>
-      </w:r>
-      <w:r>
-        <w:rPr>
-          <w:rFonts w:ascii="Times New Roman" w:hAnsi="Times New Roman" w:cs="Times New Roman"/>
-        </w:rPr>
-        <w:t>) predictions</w:t>
-      </w:r>
-      <w:r>
-        <w:rPr>
-          <w:rFonts w:ascii="Times New Roman" w:hAnsi="Times New Roman" w:cs="Times New Roman"/>
-        </w:rPr>
-        <w:t>,</w:t>
-      </w:r>
-      <w:r>
-        <w:rPr>
-          <w:rFonts w:ascii="Times New Roman" w:hAnsi="Times New Roman" w:cs="Times New Roman"/>
-        </w:rPr>
-        <w:t xml:space="preserve"> but device-based </w:t>
-      </w:r>
-      <w:r>
-        <w:rPr>
-          <w:rFonts w:ascii="Times New Roman" w:hAnsi="Times New Roman" w:cs="Times New Roman"/>
-        </w:rPr>
-        <w:t xml:space="preserve">metrics such as EQE remain fundamentally unlearnable across heterogeneous literature sources without strictly </w:t>
-      </w:r>
-      <w:r>
-        <w:rPr>
-          <w:rFonts w:ascii="Times New Roman" w:hAnsi="Times New Roman" w:cs="Times New Roman"/>
-        </w:rPr>
-        <w:t>standardised</w:t>
-      </w:r>
-      <w:r>
-        <w:rPr>
-          <w:rFonts w:ascii="Times New Roman" w:hAnsi="Times New Roman" w:cs="Times New Roman"/>
-        </w:rPr>
-        <w:t xml:space="preserve"> </w:t>
-      </w:r>
-      <w:r>
-        <w:rPr>
-          <w:rFonts w:ascii="Times New Roman" w:hAnsi="Times New Roman" w:cs="Times New Roman"/>
-        </w:rPr>
-        <w:t>fabrication</w:t>
-      </w:r>
-      <w:r>
-        <w:rPr>
-          <w:rFonts w:ascii="Times New Roman" w:hAnsi="Times New Roman" w:cs="Times New Roman"/>
-        </w:rPr>
-        <w:t xml:space="preserve"> and testing </w:t>
-      </w:r>
-      <w:r>
-        <w:rPr>
-          <w:rFonts w:ascii="Times New Roman" w:hAnsi="Times New Roman" w:cs="Times New Roman"/>
-        </w:rPr>
-        <w:t>conditions.</w:t>
-      </w:r>
-      <w:r>
-        <w:rPr>
-          <w:rFonts w:ascii="Times New Roman" w:hAnsi="Times New Roman" w:cs="Times New Roman"/>
-        </w:rPr>
-        <w:t xml:space="preserve"> Finally, m</w:t>
-      </w:r>
-      <w:r>
-        <w:rPr>
-          <w:rFonts w:ascii="Times New Roman" w:hAnsi="Times New Roman" w:cs="Times New Roman"/>
-        </w:rPr>
-        <w:t>odel decisions were thoroughly validated using Kernel SHAP analysis, confirming that the algorithmic rankings align precisely with confinement physics and halide chemistry trends</w:t>
+        <w:t>Finally, m</w:t>
+      </w:r>
+      <w:r>
+        <w:rPr>
+          <w:rFonts w:ascii="Times New Roman" w:hAnsi="Times New Roman" w:cs="Times New Roman"/>
+        </w:rPr>
+        <w:t>odel decisions were thoroughly validated using Kernel SHAP analysis, confirming that the algorithmic rankings align with confinement physics and halide chemistry trends</w:t>
       </w:r>
       <w:r>
         <w:rPr>
@@ -502,7 +528,21 @@
         <w:rPr>
           <w:rFonts w:ascii="Times New Roman" w:hAnsi="Times New Roman" w:cs="Times New Roman"/>
         </w:rPr>
-        <w:t>attracted attention in the field of optoelectronics for their exceptional absorption coefficients, tunable band gaps, high colour purity, and solution-processability</w:t>
+        <w:t xml:space="preserve">attracted attention in the field of optoelectronics for their exceptional absorption coefficients, tunable band gaps, high </w:t>
+      </w:r>
+      <w:proofErr w:type="spellStart"/>
+      <w:r>
+        <w:rPr>
+          <w:rFonts w:ascii="Times New Roman" w:hAnsi="Times New Roman" w:cs="Times New Roman"/>
+        </w:rPr>
+        <w:t>colour</w:t>
+      </w:r>
+      <w:proofErr w:type="spellEnd"/>
+      <w:r>
+        <w:rPr>
+          <w:rFonts w:ascii="Times New Roman" w:hAnsi="Times New Roman" w:cs="Times New Roman"/>
+        </w:rPr>
+        <w:t xml:space="preserve"> purity, and solution-processability</w:t>
       </w:r>
       <w:r>
         <w:rPr>
@@ -869,6 +909,7 @@
         </w:rPr>
         <w:t xml:space="preserve"> (</w:t>
       </w:r>
+      <w:proofErr w:type="spellStart"/>
       <w:r>
         <w:rPr>
           <w:rFonts w:ascii="Times New Roman" w:hAnsi="Times New Roman" w:cs="Times New Roman"/>
@@ -879,7 +920,14 @@
         <w:rPr>
           <w:rFonts w:ascii="Times New Roman" w:hAnsi="Times New Roman" w:cs="Times New Roman"/>
         </w:rPr>
-        <w:t>LEDs)</w:t>
+        <w:t>LEDs</w:t>
+      </w:r>
+      <w:proofErr w:type="spellEnd"/>
+      <w:r>
+        <w:rPr>
+          <w:rFonts w:ascii="Times New Roman" w:hAnsi="Times New Roman" w:cs="Times New Roman"/>
+        </w:rPr>
+        <w:t>)</w:t>
       </w:r>
       <w:r>
         <w:rPr>
@@ -1394,6 +1442,7 @@
         </w:rPr>
         <w:t xml:space="preserve"> monovalent spacer cations (L) form van der </w:t>
       </w:r>
+      <w:proofErr w:type="spellStart"/>
       <w:r>
         <w:rPr>
           <w:rFonts w:ascii="Times New Roman" w:hAnsi="Times New Roman" w:cs="Times New Roman"/>
@@ -1404,7 +1453,14 @@
         <w:rPr>
           <w:rFonts w:ascii="Times New Roman" w:hAnsi="Times New Roman" w:cs="Times New Roman"/>
         </w:rPr>
-        <w:t>aals gaps between the inorganic layers</w:t>
+        <w:t>aals</w:t>
+      </w:r>
+      <w:proofErr w:type="spellEnd"/>
+      <w:r>
+        <w:rPr>
+          <w:rFonts w:ascii="Times New Roman" w:hAnsi="Times New Roman" w:cs="Times New Roman"/>
+        </w:rPr>
+        <w:t xml:space="preserve"> gaps between the inorganic layers</w:t>
       </w:r>
       <w:r>
         <w:rPr>
@@ -1416,7 +1472,6 @@
         <w:rPr>
           <w:rFonts w:ascii="Times New Roman" w:hAnsi="Times New Roman" w:cs="Times New Roman"/>
         </w:rPr>
-        <w:lastRenderedPageBreak/>
         <w:t>Dion–Jacobson (DJ) phases</w:t>
       </w:r>
       <w:r>
@@ -1535,7 +1590,25 @@
         <w:rPr>
           <w:rFonts w:ascii="Times New Roman" w:hAnsi="Times New Roman" w:cs="Times New Roman"/>
         </w:rPr>
-        <w:t>, halide composition, and organic spacer chemistry</w:t>
+        <w:t xml:space="preserve"> using </w:t>
+      </w:r>
+      <w:r>
+        <w:rPr>
+          <w:rFonts w:ascii="Times New Roman" w:hAnsi="Times New Roman" w:cs="Times New Roman"/>
+        </w:rPr>
+        <w:t>organic spacer chemistry</w:t>
+      </w:r>
+      <w:r>
+        <w:rPr>
+          <w:rFonts w:ascii="Times New Roman" w:hAnsi="Times New Roman" w:cs="Times New Roman"/>
+        </w:rPr>
+        <w:t xml:space="preserve"> and</w:t>
+      </w:r>
+      <w:r>
+        <w:rPr>
+          <w:rFonts w:ascii="Times New Roman" w:hAnsi="Times New Roman" w:cs="Times New Roman"/>
+        </w:rPr>
+        <w:t xml:space="preserve"> halide composition</w:t>
       </w:r>
       <w:r>
         <w:rPr>
@@ -1773,37 +1846,31 @@
         <w:rPr>
           <w:rFonts w:ascii="Times New Roman" w:hAnsi="Times New Roman" w:cs="Times New Roman"/>
         </w:rPr>
-        <w:t>Since the parameter space is large</w:t>
-      </w:r>
-      <w:r>
-        <w:rPr>
-          <w:rFonts w:ascii="Times New Roman" w:hAnsi="Times New Roman" w:cs="Times New Roman"/>
-        </w:rPr>
-        <w:t xml:space="preserve"> in Quasi-2D perovskites</w:t>
-      </w:r>
-      <w:r>
-        <w:rPr>
-          <w:rFonts w:ascii="Times New Roman" w:hAnsi="Times New Roman" w:cs="Times New Roman"/>
-        </w:rPr>
-        <w:t>,</w:t>
-      </w:r>
-      <w:r>
-        <w:rPr>
-          <w:rFonts w:ascii="Times New Roman" w:hAnsi="Times New Roman" w:cs="Times New Roman"/>
-        </w:rPr>
-        <w:t xml:space="preserve"> unlike their 3D counterparts</w:t>
-      </w:r>
-      <w:r>
-        <w:rPr>
-          <w:rFonts w:ascii="Times New Roman" w:hAnsi="Times New Roman" w:cs="Times New Roman"/>
-        </w:rPr>
-        <w:t>, and the outcome is not always predictable from main stoichiometry alone</w:t>
-      </w:r>
-      <w:r>
-        <w:rPr>
-          <w:rFonts w:ascii="Times New Roman" w:hAnsi="Times New Roman" w:cs="Times New Roman"/>
-        </w:rPr>
-        <w:t>,</w:t>
+        <w:t>Since the parameter space is large in quasi-2D perovskites, unlike in their 3D counterparts, their outcomes are</w:t>
+      </w:r>
+      <w:r>
+        <w:rPr>
+          <w:rFonts w:ascii="Times New Roman" w:hAnsi="Times New Roman" w:cs="Times New Roman"/>
+        </w:rPr>
+        <w:t xml:space="preserve"> not always predictable from </w:t>
+      </w:r>
+      <w:r>
+        <w:rPr>
+          <w:rFonts w:ascii="Times New Roman" w:hAnsi="Times New Roman" w:cs="Times New Roman"/>
+        </w:rPr>
+        <w:t xml:space="preserve">the </w:t>
+      </w:r>
+      <w:r>
+        <w:rPr>
+          <w:rFonts w:ascii="Times New Roman" w:hAnsi="Times New Roman" w:cs="Times New Roman"/>
+        </w:rPr>
+        <w:t>main stoichiometry alone</w:t>
+      </w:r>
+      <w:r>
+        <w:rPr>
+          <w:rFonts w:ascii="Times New Roman" w:hAnsi="Times New Roman" w:cs="Times New Roman"/>
+        </w:rPr>
+        <w:t>. Research</w:t>
       </w:r>
       <w:r>
         <w:rPr>
@@ -1815,12 +1882,6 @@
         <w:rPr>
           <w:rFonts w:ascii="Times New Roman" w:hAnsi="Times New Roman" w:cs="Times New Roman"/>
         </w:rPr>
-        <w:t xml:space="preserve">research </w:t>
-      </w:r>
-      <w:r>
-        <w:rPr>
-          <w:rFonts w:ascii="Times New Roman" w:hAnsi="Times New Roman" w:cs="Times New Roman"/>
-        </w:rPr>
         <w:t xml:space="preserve">groups </w:t>
       </w:r>
       <w:r>
@@ -1833,19 +1894,19 @@
         <w:rPr>
           <w:rFonts w:ascii="Times New Roman" w:hAnsi="Times New Roman" w:cs="Times New Roman"/>
         </w:rPr>
-        <w:t xml:space="preserve">explore this space experimentally, one </w:t>
-      </w:r>
-      <w:r>
-        <w:rPr>
-          <w:rFonts w:ascii="Times New Roman" w:hAnsi="Times New Roman" w:cs="Times New Roman"/>
-        </w:rPr>
-        <w:t>combination</w:t>
-      </w:r>
-      <w:r>
-        <w:rPr>
-          <w:rFonts w:ascii="Times New Roman" w:hAnsi="Times New Roman" w:cs="Times New Roman"/>
-        </w:rPr>
-        <w:t xml:space="preserve"> at a time.</w:t>
+        <w:t>explore this space experimentally</w:t>
+      </w:r>
+      <w:r>
+        <w:rPr>
+          <w:rFonts w:ascii="Times New Roman" w:hAnsi="Times New Roman" w:cs="Times New Roman"/>
+        </w:rPr>
+        <w:t xml:space="preserve"> because they can only vary one variable at a time</w:t>
+      </w:r>
+      <w:r>
+        <w:rPr>
+          <w:rFonts w:ascii="Times New Roman" w:hAnsi="Times New Roman" w:cs="Times New Roman"/>
+        </w:rPr>
+        <w:t>.</w:t>
       </w:r>
       <w:r>
         <w:rPr>
@@ -1857,6 +1918,7 @@
         <w:rPr>
           <w:rFonts w:ascii="Times New Roman" w:hAnsi="Times New Roman" w:cs="Times New Roman"/>
         </w:rPr>
+        <w:lastRenderedPageBreak/>
         <w:t xml:space="preserve">Traditional materials development for perovskite optoelectronics has </w:t>
       </w:r>
       <w:r>
@@ -2397,7 +2459,27 @@
         <w:rPr>
           <w:rFonts w:ascii="Times New Roman" w:hAnsi="Times New Roman" w:cs="Times New Roman"/>
         </w:rPr>
-        <w:t xml:space="preserve"> Additive exPlanations) to connect predictions with physicochemical drivers</w:t>
+        <w:t xml:space="preserve"> Additive </w:t>
+      </w:r>
+      <w:proofErr w:type="spellStart"/>
+      <w:r>
+        <w:rPr>
+          <w:rFonts w:ascii="Times New Roman" w:hAnsi="Times New Roman" w:cs="Times New Roman"/>
+        </w:rPr>
+        <w:t>exPlanations</w:t>
+      </w:r>
+      <w:proofErr w:type="spellEnd"/>
+      <w:r>
+        <w:rPr>
+          <w:rFonts w:ascii="Times New Roman" w:hAnsi="Times New Roman" w:cs="Times New Roman"/>
+        </w:rPr>
+        <w:t xml:space="preserve">) to connect predictions with physicochemical </w:t>
+      </w:r>
+      <w:r>
+        <w:rPr>
+          <w:rFonts w:ascii="Times New Roman" w:hAnsi="Times New Roman" w:cs="Times New Roman"/>
+        </w:rPr>
+        <w:t>mechanisms</w:t>
       </w:r>
       <w:r>
         <w:rPr>
@@ -2656,12 +2738,14 @@
         </w:rPr>
         <w:t xml:space="preserve">, data-driven ML studies on perovskite optoelectronics focus on active-layer </w:t>
       </w:r>
+      <w:proofErr w:type="spellStart"/>
       <w:r>
         <w:rPr>
           <w:rFonts w:ascii="Times New Roman" w:hAnsi="Times New Roman" w:cs="Times New Roman"/>
         </w:rPr>
         <w:t>optimisation</w:t>
       </w:r>
+      <w:proofErr w:type="spellEnd"/>
       <w:r>
         <w:rPr>
           <w:rFonts w:ascii="Times New Roman" w:hAnsi="Times New Roman" w:cs="Times New Roman"/>
@@ -2714,250 +2798,264 @@
         <w:rPr>
           <w:rFonts w:ascii="Times New Roman" w:hAnsi="Times New Roman" w:cs="Times New Roman"/>
         </w:rPr>
-        <w:t xml:space="preserve">that photon energy can be estimated from precursor </w:t>
+        <w:t xml:space="preserve">that photon energy can be estimated from precursor composition </w:t>
+      </w:r>
+      <w:r>
+        <w:rPr>
+          <w:rFonts w:ascii="Times New Roman" w:hAnsi="Times New Roman" w:cs="Times New Roman"/>
+        </w:rPr>
+        <w:t xml:space="preserve">and </w:t>
+      </w:r>
+      <w:r>
+        <w:rPr>
+          <w:rFonts w:ascii="Times New Roman" w:hAnsi="Times New Roman" w:cs="Times New Roman"/>
+        </w:rPr>
+        <w:t>lipophilicity</w:t>
+      </w:r>
+      <w:r>
+        <w:rPr>
+          <w:rFonts w:ascii="Times New Roman" w:hAnsi="Times New Roman" w:cs="Times New Roman"/>
+        </w:rPr>
+        <w:t xml:space="preserve"> (</w:t>
+      </w:r>
+      <w:r>
+        <w:rPr>
+          <w:rFonts w:ascii="Times New Roman" w:hAnsi="Times New Roman" w:cs="Times New Roman"/>
+        </w:rPr>
+        <w:t>XLogP3</w:t>
+      </w:r>
+      <w:r>
+        <w:rPr>
+          <w:rFonts w:ascii="Times New Roman" w:hAnsi="Times New Roman" w:cs="Times New Roman"/>
+        </w:rPr>
+        <w:t>)</w:t>
+      </w:r>
+      <w:r>
+        <w:rPr>
+          <w:rFonts w:ascii="Times New Roman" w:hAnsi="Times New Roman" w:cs="Times New Roman"/>
+        </w:rPr>
+        <w:t xml:space="preserve"> </w:t>
+      </w:r>
+      <w:r>
+        <w:rPr>
+          <w:rFonts w:ascii="Times New Roman" w:hAnsi="Times New Roman" w:cs="Times New Roman"/>
+        </w:rPr>
+        <w:t>of organic ligand</w:t>
+      </w:r>
+      <w:r>
+        <w:rPr>
+          <w:rFonts w:ascii="Times New Roman" w:hAnsi="Times New Roman" w:cs="Times New Roman"/>
+        </w:rPr>
+        <w:t xml:space="preserve">, leveraging a </w:t>
+      </w:r>
+      <w:r>
+        <w:rPr>
+          <w:rFonts w:ascii="Times New Roman" w:hAnsi="Times New Roman" w:cs="Times New Roman"/>
+        </w:rPr>
+        <w:t xml:space="preserve">random-forest </w:t>
+      </w:r>
+      <w:r>
+        <w:rPr>
+          <w:rFonts w:ascii="Times New Roman" w:hAnsi="Times New Roman" w:cs="Times New Roman"/>
+        </w:rPr>
+        <w:t xml:space="preserve">model with </w:t>
+      </w:r>
+      <w:r>
+        <w:rPr>
+          <w:rFonts w:ascii="Times New Roman" w:hAnsi="Times New Roman" w:cs="Times New Roman"/>
+        </w:rPr>
+        <w:t>root-mean-square errors on the order of ~0.05 eV</w:t>
+      </w:r>
+      <w:r>
+        <w:rPr>
+          <w:rFonts w:ascii="Times New Roman" w:hAnsi="Times New Roman" w:cs="Times New Roman"/>
+        </w:rPr>
+        <w:t>.</w:t>
+      </w:r>
+      <w:r>
+        <w:rPr>
+          <w:rFonts w:ascii="Times New Roman" w:hAnsi="Times New Roman" w:cs="Times New Roman"/>
+        </w:rPr>
+        <w:t xml:space="preserve"> </w:t>
+      </w:r>
+      <w:r>
+        <w:rPr>
+          <w:rFonts w:ascii="Times New Roman" w:hAnsi="Times New Roman" w:cs="Times New Roman"/>
+        </w:rPr>
+        <w:fldChar w:fldCharType="begin"/>
+      </w:r>
+      <w:r>
+        <w:rPr>
+          <w:rFonts w:ascii="Times New Roman" w:hAnsi="Times New Roman" w:cs="Times New Roman"/>
+        </w:rPr>
+        <w:instrText xml:space="preserve"> ADDIN EN.CITE &lt;EndNote&gt;&lt;Cite&gt;&lt;Author&gt;Wang&lt;/Author&gt;&lt;Year&gt;2022&lt;/Year&gt;&lt;RecNum&gt;12&lt;/RecNum&gt;&lt;DisplayText&gt;[21]&lt;/DisplayText&gt;&lt;record&gt;&lt;rec-number&gt;12&lt;/rec-number&gt;&lt;foreign-keys&gt;&lt;key app="EN" db-id="w9wpew9ra2s2sqepsvavdsf2zx55zszffwae" timestamp="1779626659"&gt;12&lt;/key&gt;&lt;/foreign-keys&gt;&lt;ref-type name="Journal Article"&gt;17&lt;/ref-type&gt;&lt;contributors&gt;&lt;authors&gt;&lt;author&gt;Wang, Wei&lt;/author&gt;&lt;author&gt;Li, Yueqiao&lt;/author&gt;&lt;author&gt;Zou, Ang&lt;/author&gt;&lt;author&gt;Shi, Haochen&lt;/author&gt;&lt;author&gt;Huang, Xiaofeng&lt;/author&gt;&lt;author&gt;Li, Yaoyao&lt;/author&gt;&lt;author&gt;Wei, Dong&lt;/author&gt;&lt;author&gt;Qiao, Bo&lt;/author&gt;&lt;author&gt;Zhao, Suling&lt;/author&gt;&lt;author&gt;Xu, Zheng&lt;/author&gt;&lt;author&gt;Song, Dandan&lt;/author&gt;&lt;/authors&gt;&lt;/contributors&gt;&lt;titles&gt;&lt;title&gt;Predicting the photon energy of quasi-2D lead halide perovskites from the precursor composition through machine learning&lt;/title&gt;&lt;secondary-title&gt;Nanoscale Advances&lt;/secondary-title&gt;&lt;/titles&gt;&lt;periodical&gt;&lt;full-title&gt;Nanoscale Advances&lt;/full-title&gt;&lt;/periodical&gt;&lt;pages&gt;1632-1638&lt;/pages&gt;&lt;volume&gt;4&lt;/volume&gt;&lt;number&gt;6&lt;/number&gt;&lt;dates&gt;&lt;year&gt;2022&lt;/year&gt;&lt;/dates&gt;&lt;publisher&gt;RSC&lt;/publisher&gt;&lt;work-type&gt;10.1039/D2NA00052K&lt;/work-type&gt;&lt;urls&gt;&lt;related-urls&gt;&lt;url&gt;http://dx.doi.org/10.1039/D2NA00052K&lt;/url&gt;&lt;/related-urls&gt;&lt;/urls&gt;&lt;electronic-resource-num&gt;10.1039/D2NA00052K&lt;/electronic-resource-num&gt;&lt;/record&gt;&lt;/Cite&gt;&lt;/EndNote&gt;</w:instrText>
+      </w:r>
+      <w:r>
+        <w:rPr>
+          <w:rFonts w:ascii="Times New Roman" w:hAnsi="Times New Roman" w:cs="Times New Roman"/>
+        </w:rPr>
+        <w:fldChar w:fldCharType="separate"/>
+      </w:r>
+      <w:r>
+        <w:rPr>
+          <w:rFonts w:ascii="Times New Roman" w:hAnsi="Times New Roman" w:cs="Times New Roman"/>
+          <w:noProof/>
+        </w:rPr>
+        <w:t>[21]</w:t>
+      </w:r>
+      <w:r>
+        <w:rPr>
+          <w:rFonts w:ascii="Times New Roman" w:hAnsi="Times New Roman" w:cs="Times New Roman"/>
+        </w:rPr>
+        <w:fldChar w:fldCharType="end"/>
+      </w:r>
+      <w:r>
+        <w:rPr>
+          <w:rFonts w:ascii="Times New Roman" w:hAnsi="Times New Roman" w:cs="Times New Roman"/>
+        </w:rPr>
+        <w:t xml:space="preserve"> </w:t>
+      </w:r>
+      <w:r>
+        <w:rPr>
+          <w:rFonts w:ascii="Times New Roman" w:hAnsi="Times New Roman" w:cs="Times New Roman"/>
+        </w:rPr>
+        <w:t xml:space="preserve">Work on </w:t>
+      </w:r>
+      <w:proofErr w:type="spellStart"/>
+      <w:r>
+        <w:rPr>
+          <w:rFonts w:ascii="Times New Roman" w:hAnsi="Times New Roman" w:cs="Times New Roman"/>
+        </w:rPr>
+        <w:t>PeLED</w:t>
+      </w:r>
+      <w:proofErr w:type="spellEnd"/>
+      <w:r>
+        <w:rPr>
+          <w:rFonts w:ascii="Times New Roman" w:hAnsi="Times New Roman" w:cs="Times New Roman"/>
+        </w:rPr>
+        <w:t xml:space="preserve"> additives reached </w:t>
+      </w:r>
+      <w:r>
+        <w:rPr>
+          <w:rFonts w:ascii="Times New Roman" w:hAnsi="Times New Roman" w:cs="Times New Roman"/>
+        </w:rPr>
+        <w:t xml:space="preserve">good </w:t>
+      </w:r>
+      <w:r>
+        <w:rPr>
+          <w:rFonts w:ascii="Times New Roman" w:hAnsi="Times New Roman" w:cs="Times New Roman"/>
+        </w:rPr>
+        <w:t>accuracy only when the dataset was built from a single device architecture.</w:t>
+      </w:r>
+      <w:r>
+        <w:rPr>
+          <w:rFonts w:ascii="Times New Roman" w:hAnsi="Times New Roman" w:cs="Times New Roman"/>
+        </w:rPr>
+        <w:fldChar w:fldCharType="begin"/>
+      </w:r>
+      <w:r>
+        <w:rPr>
+          <w:rFonts w:ascii="Times New Roman" w:hAnsi="Times New Roman" w:cs="Times New Roman"/>
+        </w:rPr>
+        <w:instrText xml:space="preserve"> ADDIN EN.CITE &lt;EndNote&gt;&lt;Cite&gt;&lt;Author&gt;Zhang&lt;/Author&gt;&lt;Year&gt;2022&lt;/Year&gt;&lt;RecNum&gt;13&lt;/RecNum&gt;&lt;DisplayText&gt;[22]&lt;/DisplayText&gt;&lt;record&gt;&lt;rec-number&gt;13&lt;/rec-number&gt;&lt;foreign-keys&gt;&lt;key app="EN" db-id="w9wpew9ra2s2sqepsvavdsf2zx55zszffwae" timestamp="1779626869"&gt;13&lt;/key&gt;&lt;/foreign-keys&gt;&lt;ref-type name="Journal Article"&gt;17&lt;/ref-type&gt;&lt;contributors&gt;&lt;authors&gt;&lt;author&gt;Zhang, Liang&lt;/author&gt;&lt;author&gt;Li, Na&lt;/author&gt;&lt;author&gt;Liu, Dawei&lt;/author&gt;&lt;author&gt;Tao, Guanhong&lt;/author&gt;&lt;author&gt;Xu, Weidong&lt;/author&gt;&lt;author&gt;Li, Mengmeng&lt;/author&gt;&lt;author&gt;Chu, Ying&lt;/author&gt;&lt;author&gt;Cao, Chensi&lt;/author&gt;&lt;author&gt;Lu, Feiyue&lt;/author&gt;&lt;author&gt;Hao, Chenjie&lt;/author&gt;&lt;author&gt;Zhang, Ju&lt;/author&gt;&lt;author&gt;Cao, Yu&lt;/author&gt;&lt;author&gt;Gao, Feng&lt;/author&gt;&lt;author&gt;Wang, Nana&lt;/author&gt;&lt;author&gt;Zhu, Lin&lt;/author&gt;&lt;author&gt;Huang, Wei&lt;/author&gt;&lt;author&gt;Wang, Jianpu&lt;/author&gt;&lt;/authors&gt;&lt;/contributors&gt;&lt;titles&gt;&lt;title&gt;Deep Learning for Additive Screening in Perovskite Light-Emitting Diodes&lt;/title&gt;&lt;/titles&gt;&lt;pages&gt;e202209337&lt;/pages&gt;&lt;volume&gt;61&lt;/volume&gt;&lt;number&gt;37&lt;/number&gt;&lt;dates&gt;&lt;year&gt;2022&lt;/year&gt;&lt;/dates&gt;&lt;isbn&gt;1433-7851&lt;/isbn&gt;&lt;urls&gt;&lt;related-urls&gt;&lt;url&gt;https://onlinelibrary.wiley.com/doi/abs/10.1002/anie.202209337&lt;/url&gt;&lt;/related-urls&gt;&lt;/urls&gt;&lt;electronic-resource-num&gt;https://doi.org/10.1002/anie.202209337&lt;/electronic-resource-num&gt;&lt;/record&gt;&lt;/Cite&gt;&lt;/EndNote&gt;</w:instrText>
+      </w:r>
+      <w:r>
+        <w:rPr>
+          <w:rFonts w:ascii="Times New Roman" w:hAnsi="Times New Roman" w:cs="Times New Roman"/>
+        </w:rPr>
+        <w:fldChar w:fldCharType="separate"/>
+      </w:r>
+      <w:r>
+        <w:rPr>
+          <w:rFonts w:ascii="Times New Roman" w:hAnsi="Times New Roman" w:cs="Times New Roman"/>
+          <w:noProof/>
+        </w:rPr>
+        <w:t>[22]</w:t>
+      </w:r>
+      <w:r>
+        <w:rPr>
+          <w:rFonts w:ascii="Times New Roman" w:hAnsi="Times New Roman" w:cs="Times New Roman"/>
+        </w:rPr>
+        <w:fldChar w:fldCharType="end"/>
+      </w:r>
+      <w:r>
+        <w:rPr>
+          <w:rFonts w:ascii="Times New Roman" w:hAnsi="Times New Roman" w:cs="Times New Roman"/>
+        </w:rPr>
+        <w:t xml:space="preserve"> </w:t>
+      </w:r>
+      <w:r>
+        <w:rPr>
+          <w:rFonts w:ascii="Times New Roman" w:hAnsi="Times New Roman" w:cs="Times New Roman"/>
+        </w:rPr>
+        <w:t xml:space="preserve">However, several gaps persist relative to the needs of quasi-2D LED researchers working across full visible-range color tuning. </w:t>
+      </w:r>
+      <w:r>
+        <w:rPr>
+          <w:rFonts w:ascii="Times New Roman" w:hAnsi="Times New Roman" w:cs="Times New Roman"/>
+        </w:rPr>
+        <w:t xml:space="preserve">Our objective is </w:t>
+      </w:r>
+      <w:r>
+        <w:rPr>
+          <w:rFonts w:ascii="Times New Roman" w:hAnsi="Times New Roman" w:cs="Times New Roman"/>
+        </w:rPr>
+        <w:t xml:space="preserve">to address </w:t>
+      </w:r>
+      <w:r>
+        <w:rPr>
+          <w:rFonts w:ascii="Times New Roman" w:hAnsi="Times New Roman" w:cs="Times New Roman"/>
+        </w:rPr>
+        <w:t>the</w:t>
+      </w:r>
+      <w:r>
+        <w:rPr>
+          <w:rFonts w:ascii="Times New Roman" w:hAnsi="Times New Roman" w:cs="Times New Roman"/>
+        </w:rPr>
+        <w:t xml:space="preserve"> pain point</w:t>
+      </w:r>
+      <w:r>
+        <w:rPr>
+          <w:rFonts w:ascii="Times New Roman" w:hAnsi="Times New Roman" w:cs="Times New Roman"/>
+        </w:rPr>
+        <w:t xml:space="preserve"> where </w:t>
+      </w:r>
+      <w:r>
+        <w:rPr>
+          <w:rFonts w:ascii="Times New Roman" w:hAnsi="Times New Roman" w:cs="Times New Roman"/>
+        </w:rPr>
+        <w:t xml:space="preserve">published ML studies </w:t>
+      </w:r>
+      <w:r>
+        <w:rPr>
+          <w:rFonts w:ascii="Times New Roman" w:hAnsi="Times New Roman" w:cs="Times New Roman"/>
+        </w:rPr>
+        <w:t>are confined to a narrow spectral window (for example,</w:t>
+      </w:r>
+      <w:r>
+        <w:rPr>
+          <w:rFonts w:ascii="Times New Roman" w:hAnsi="Times New Roman" w:cs="Times New Roman"/>
+        </w:rPr>
+        <w:t xml:space="preserve"> green or blue Br/Cl systems) or a reduced feature set based solely on precursor ion ratios</w:t>
+      </w:r>
+      <w:r>
+        <w:rPr>
+          <w:rFonts w:ascii="Times New Roman" w:hAnsi="Times New Roman" w:cs="Times New Roman"/>
+        </w:rPr>
+        <w:t xml:space="preserve"> limited to single organic ligand systems, </w:t>
+      </w:r>
+      <w:r>
+        <w:rPr>
+          <w:rFonts w:ascii="Times New Roman" w:hAnsi="Times New Roman" w:cs="Times New Roman"/>
+        </w:rPr>
+        <w:t xml:space="preserve">without explicitly encoding primary and secondary organic spacer structures through </w:t>
       </w:r>
       <w:r>
         <w:rPr>
           <w:rFonts w:ascii="Times New Roman" w:hAnsi="Times New Roman" w:cs="Times New Roman"/>
         </w:rPr>
         <w:lastRenderedPageBreak/>
-        <w:t xml:space="preserve">composition </w:t>
-      </w:r>
-      <w:r>
-        <w:rPr>
-          <w:rFonts w:ascii="Times New Roman" w:hAnsi="Times New Roman" w:cs="Times New Roman"/>
-        </w:rPr>
-        <w:t xml:space="preserve">and </w:t>
-      </w:r>
-      <w:r>
-        <w:rPr>
-          <w:rFonts w:ascii="Times New Roman" w:hAnsi="Times New Roman" w:cs="Times New Roman"/>
-        </w:rPr>
-        <w:t>lipophilicity</w:t>
-      </w:r>
-      <w:r>
-        <w:rPr>
-          <w:rFonts w:ascii="Times New Roman" w:hAnsi="Times New Roman" w:cs="Times New Roman"/>
-        </w:rPr>
-        <w:t xml:space="preserve"> (</w:t>
-      </w:r>
-      <w:r>
-        <w:rPr>
-          <w:rFonts w:ascii="Times New Roman" w:hAnsi="Times New Roman" w:cs="Times New Roman"/>
-        </w:rPr>
-        <w:t>XLogP3</w:t>
-      </w:r>
-      <w:r>
-        <w:rPr>
-          <w:rFonts w:ascii="Times New Roman" w:hAnsi="Times New Roman" w:cs="Times New Roman"/>
-        </w:rPr>
-        <w:t>)</w:t>
-      </w:r>
-      <w:r>
-        <w:rPr>
-          <w:rFonts w:ascii="Times New Roman" w:hAnsi="Times New Roman" w:cs="Times New Roman"/>
-        </w:rPr>
-        <w:t xml:space="preserve"> </w:t>
-      </w:r>
-      <w:r>
-        <w:rPr>
-          <w:rFonts w:ascii="Times New Roman" w:hAnsi="Times New Roman" w:cs="Times New Roman"/>
-        </w:rPr>
-        <w:t>of organic ligand</w:t>
-      </w:r>
-      <w:r>
-        <w:rPr>
-          <w:rFonts w:ascii="Times New Roman" w:hAnsi="Times New Roman" w:cs="Times New Roman"/>
-        </w:rPr>
-        <w:t xml:space="preserve">, leveraging a </w:t>
-      </w:r>
-      <w:r>
-        <w:rPr>
-          <w:rFonts w:ascii="Times New Roman" w:hAnsi="Times New Roman" w:cs="Times New Roman"/>
-        </w:rPr>
-        <w:t xml:space="preserve">random-forest </w:t>
-      </w:r>
-      <w:r>
-        <w:rPr>
-          <w:rFonts w:ascii="Times New Roman" w:hAnsi="Times New Roman" w:cs="Times New Roman"/>
-        </w:rPr>
-        <w:t xml:space="preserve">model with </w:t>
-      </w:r>
-      <w:r>
-        <w:rPr>
-          <w:rFonts w:ascii="Times New Roman" w:hAnsi="Times New Roman" w:cs="Times New Roman"/>
-        </w:rPr>
-        <w:t>root-mean-square errors on the order of ~0.05 eV</w:t>
-      </w:r>
-      <w:r>
-        <w:rPr>
-          <w:rFonts w:ascii="Times New Roman" w:hAnsi="Times New Roman" w:cs="Times New Roman"/>
-        </w:rPr>
-        <w:t>.</w:t>
-      </w:r>
-      <w:r>
-        <w:rPr>
-          <w:rFonts w:ascii="Times New Roman" w:hAnsi="Times New Roman" w:cs="Times New Roman"/>
-        </w:rPr>
-        <w:t xml:space="preserve"> </w:t>
-      </w:r>
-      <w:r>
-        <w:rPr>
-          <w:rFonts w:ascii="Times New Roman" w:hAnsi="Times New Roman" w:cs="Times New Roman"/>
-        </w:rPr>
-        <w:fldChar w:fldCharType="begin"/>
-      </w:r>
-      <w:r>
-        <w:rPr>
-          <w:rFonts w:ascii="Times New Roman" w:hAnsi="Times New Roman" w:cs="Times New Roman"/>
-        </w:rPr>
-        <w:instrText xml:space="preserve"> ADDIN EN.CITE &lt;EndNote&gt;&lt;Cite&gt;&lt;Author&gt;Wang&lt;/Author&gt;&lt;Year&gt;2022&lt;/Year&gt;&lt;RecNum&gt;12&lt;/RecNum&gt;&lt;DisplayText&gt;[21]&lt;/DisplayText&gt;&lt;record&gt;&lt;rec-number&gt;12&lt;/rec-number&gt;&lt;foreign-keys&gt;&lt;key app="EN" db-id="w9wpew9ra2s2sqepsvavdsf2zx55zszffwae" timestamp="1779626659"&gt;12&lt;/key&gt;&lt;/foreign-keys&gt;&lt;ref-type name="Journal Article"&gt;17&lt;/ref-type&gt;&lt;contributors&gt;&lt;authors&gt;&lt;author&gt;Wang, Wei&lt;/author&gt;&lt;author&gt;Li, Yueqiao&lt;/author&gt;&lt;author&gt;Zou, Ang&lt;/author&gt;&lt;author&gt;Shi, Haochen&lt;/author&gt;&lt;author&gt;Huang, Xiaofeng&lt;/author&gt;&lt;author&gt;Li, Yaoyao&lt;/author&gt;&lt;author&gt;Wei, Dong&lt;/author&gt;&lt;author&gt;Qiao, Bo&lt;/author&gt;&lt;author&gt;Zhao, Suling&lt;/author&gt;&lt;author&gt;Xu, Zheng&lt;/author&gt;&lt;author&gt;Song, Dandan&lt;/author&gt;&lt;/authors&gt;&lt;/contributors&gt;&lt;titles&gt;&lt;title&gt;Predicting the photon energy of quasi-2D lead halide perovskites from the precursor composition through machine learning&lt;/title&gt;&lt;secondary-title&gt;Nanoscale Advances&lt;/secondary-title&gt;&lt;/titles&gt;&lt;periodical&gt;&lt;full-title&gt;Nanoscale Advances&lt;/full-title&gt;&lt;/periodical&gt;&lt;pages&gt;1632-1638&lt;/pages&gt;&lt;volume&gt;4&lt;/volume&gt;&lt;number&gt;6&lt;/number&gt;&lt;dates&gt;&lt;year&gt;2022&lt;/year&gt;&lt;/dates&gt;&lt;publisher&gt;RSC&lt;/publisher&gt;&lt;work-type&gt;10.1039/D2NA00052K&lt;/work-type&gt;&lt;urls&gt;&lt;related-urls&gt;&lt;url&gt;http://dx.doi.org/10.1039/D2NA00052K&lt;/url&gt;&lt;/related-urls&gt;&lt;/urls&gt;&lt;electronic-resource-num&gt;10.1039/D2NA00052K&lt;/electronic-resource-num&gt;&lt;/record&gt;&lt;/Cite&gt;&lt;/EndNote&gt;</w:instrText>
-      </w:r>
-      <w:r>
-        <w:rPr>
-          <w:rFonts w:ascii="Times New Roman" w:hAnsi="Times New Roman" w:cs="Times New Roman"/>
-        </w:rPr>
-        <w:fldChar w:fldCharType="separate"/>
-      </w:r>
-      <w:r>
-        <w:rPr>
-          <w:rFonts w:ascii="Times New Roman" w:hAnsi="Times New Roman" w:cs="Times New Roman"/>
-          <w:noProof/>
-        </w:rPr>
-        <w:t>[21]</w:t>
-      </w:r>
-      <w:r>
-        <w:rPr>
-          <w:rFonts w:ascii="Times New Roman" w:hAnsi="Times New Roman" w:cs="Times New Roman"/>
-        </w:rPr>
-        <w:fldChar w:fldCharType="end"/>
-      </w:r>
-      <w:r>
-        <w:rPr>
-          <w:rFonts w:ascii="Times New Roman" w:hAnsi="Times New Roman" w:cs="Times New Roman"/>
-        </w:rPr>
-        <w:t xml:space="preserve"> </w:t>
-      </w:r>
-      <w:r>
-        <w:rPr>
-          <w:rFonts w:ascii="Times New Roman" w:hAnsi="Times New Roman" w:cs="Times New Roman"/>
-        </w:rPr>
-        <w:t xml:space="preserve">Work on PeLED additives reached </w:t>
-      </w:r>
-      <w:r>
-        <w:rPr>
-          <w:rFonts w:ascii="Times New Roman" w:hAnsi="Times New Roman" w:cs="Times New Roman"/>
-        </w:rPr>
-        <w:t xml:space="preserve">good </w:t>
-      </w:r>
-      <w:r>
-        <w:rPr>
-          <w:rFonts w:ascii="Times New Roman" w:hAnsi="Times New Roman" w:cs="Times New Roman"/>
-        </w:rPr>
-        <w:t>accuracy only when the dataset was built from a single device architecture.</w:t>
-      </w:r>
-      <w:r>
-        <w:rPr>
-          <w:rFonts w:ascii="Times New Roman" w:hAnsi="Times New Roman" w:cs="Times New Roman"/>
-        </w:rPr>
-        <w:fldChar w:fldCharType="begin"/>
-      </w:r>
-      <w:r>
-        <w:rPr>
-          <w:rFonts w:ascii="Times New Roman" w:hAnsi="Times New Roman" w:cs="Times New Roman"/>
-        </w:rPr>
-        <w:instrText xml:space="preserve"> ADDIN EN.CITE &lt;EndNote&gt;&lt;Cite&gt;&lt;Author&gt;Zhang&lt;/Author&gt;&lt;Year&gt;2022&lt;/Year&gt;&lt;RecNum&gt;13&lt;/RecNum&gt;&lt;DisplayText&gt;[22]&lt;/DisplayText&gt;&lt;record&gt;&lt;rec-number&gt;13&lt;/rec-number&gt;&lt;foreign-keys&gt;&lt;key app="EN" db-id="w9wpew9ra2s2sqepsvavdsf2zx55zszffwae" timestamp="1779626869"&gt;13&lt;/key&gt;&lt;/foreign-keys&gt;&lt;ref-type name="Journal Article"&gt;17&lt;/ref-type&gt;&lt;contributors&gt;&lt;authors&gt;&lt;author&gt;Zhang, Liang&lt;/author&gt;&lt;author&gt;Li, Na&lt;/author&gt;&lt;author&gt;Liu, Dawei&lt;/author&gt;&lt;author&gt;Tao, Guanhong&lt;/author&gt;&lt;author&gt;Xu, Weidong&lt;/author&gt;&lt;author&gt;Li, Mengmeng&lt;/author&gt;&lt;author&gt;Chu, Ying&lt;/author&gt;&lt;author&gt;Cao, Chensi&lt;/author&gt;&lt;author&gt;Lu, Feiyue&lt;/author&gt;&lt;author&gt;Hao, Chenjie&lt;/author&gt;&lt;author&gt;Zhang, Ju&lt;/author&gt;&lt;author&gt;Cao, Yu&lt;/author&gt;&lt;author&gt;Gao, Feng&lt;/author&gt;&lt;author&gt;Wang, Nana&lt;/author&gt;&lt;author&gt;Zhu, Lin&lt;/author&gt;&lt;author&gt;Huang, Wei&lt;/author&gt;&lt;author&gt;Wang, Jianpu&lt;/author&gt;&lt;/authors&gt;&lt;/contributors&gt;&lt;titles&gt;&lt;title&gt;Deep Learning for Additive Screening in Perovskite Light-Emitting Diodes&lt;/title&gt;&lt;/titles&gt;&lt;pages&gt;e202209337&lt;/pages&gt;&lt;volume&gt;61&lt;/volume&gt;&lt;number&gt;37&lt;/number&gt;&lt;dates&gt;&lt;year&gt;2022&lt;/year&gt;&lt;/dates&gt;&lt;isbn&gt;1433-7851&lt;/isbn&gt;&lt;urls&gt;&lt;related-urls&gt;&lt;url&gt;https://onlinelibrary.wiley.com/doi/abs/10.1002/anie.202209337&lt;/url&gt;&lt;/related-urls&gt;&lt;/urls&gt;&lt;electronic-resource-num&gt;https://doi.org/10.1002/anie.202209337&lt;/electronic-resource-num&gt;&lt;/record&gt;&lt;/Cite&gt;&lt;/EndNote&gt;</w:instrText>
-      </w:r>
-      <w:r>
-        <w:rPr>
-          <w:rFonts w:ascii="Times New Roman" w:hAnsi="Times New Roman" w:cs="Times New Roman"/>
-        </w:rPr>
-        <w:fldChar w:fldCharType="separate"/>
-      </w:r>
-      <w:r>
-        <w:rPr>
-          <w:rFonts w:ascii="Times New Roman" w:hAnsi="Times New Roman" w:cs="Times New Roman"/>
-          <w:noProof/>
-        </w:rPr>
-        <w:t>[22]</w:t>
-      </w:r>
-      <w:r>
-        <w:rPr>
-          <w:rFonts w:ascii="Times New Roman" w:hAnsi="Times New Roman" w:cs="Times New Roman"/>
-        </w:rPr>
-        <w:fldChar w:fldCharType="end"/>
-      </w:r>
-      <w:r>
-        <w:rPr>
-          <w:rFonts w:ascii="Times New Roman" w:hAnsi="Times New Roman" w:cs="Times New Roman"/>
-        </w:rPr>
-        <w:t xml:space="preserve"> </w:t>
-      </w:r>
-      <w:r>
-        <w:rPr>
-          <w:rFonts w:ascii="Times New Roman" w:hAnsi="Times New Roman" w:cs="Times New Roman"/>
-        </w:rPr>
-        <w:t xml:space="preserve">However, several gaps persist relative to the needs of quasi-2D LED researchers working across full visible-range color tuning. </w:t>
-      </w:r>
-      <w:r>
-        <w:rPr>
-          <w:rFonts w:ascii="Times New Roman" w:hAnsi="Times New Roman" w:cs="Times New Roman"/>
-        </w:rPr>
-        <w:t xml:space="preserve">Our objective is </w:t>
-      </w:r>
-      <w:r>
-        <w:rPr>
-          <w:rFonts w:ascii="Times New Roman" w:hAnsi="Times New Roman" w:cs="Times New Roman"/>
-        </w:rPr>
-        <w:t xml:space="preserve">to address </w:t>
-      </w:r>
-      <w:r>
-        <w:rPr>
-          <w:rFonts w:ascii="Times New Roman" w:hAnsi="Times New Roman" w:cs="Times New Roman"/>
-        </w:rPr>
-        <w:t>the</w:t>
-      </w:r>
-      <w:r>
-        <w:rPr>
-          <w:rFonts w:ascii="Times New Roman" w:hAnsi="Times New Roman" w:cs="Times New Roman"/>
-        </w:rPr>
-        <w:t xml:space="preserve"> pain point</w:t>
-      </w:r>
-      <w:r>
-        <w:rPr>
-          <w:rFonts w:ascii="Times New Roman" w:hAnsi="Times New Roman" w:cs="Times New Roman"/>
-        </w:rPr>
-        <w:t xml:space="preserve"> where </w:t>
-      </w:r>
-      <w:r>
-        <w:rPr>
-          <w:rFonts w:ascii="Times New Roman" w:hAnsi="Times New Roman" w:cs="Times New Roman"/>
-        </w:rPr>
-        <w:t xml:space="preserve">published ML studies </w:t>
-      </w:r>
-      <w:r>
-        <w:rPr>
-          <w:rFonts w:ascii="Times New Roman" w:hAnsi="Times New Roman" w:cs="Times New Roman"/>
-        </w:rPr>
-        <w:t>are confined to a narrow spectral window (for example,</w:t>
-      </w:r>
-      <w:r>
-        <w:rPr>
-          <w:rFonts w:ascii="Times New Roman" w:hAnsi="Times New Roman" w:cs="Times New Roman"/>
-        </w:rPr>
-        <w:t xml:space="preserve"> green or blue Br/Cl systems) or a reduced feature set based solely on precursor ion ratios</w:t>
-      </w:r>
-      <w:r>
-        <w:rPr>
-          <w:rFonts w:ascii="Times New Roman" w:hAnsi="Times New Roman" w:cs="Times New Roman"/>
-        </w:rPr>
-        <w:t xml:space="preserve"> limited to single organic ligand systems, </w:t>
-      </w:r>
-      <w:r>
-        <w:rPr>
-          <w:rFonts w:ascii="Times New Roman" w:hAnsi="Times New Roman" w:cs="Times New Roman"/>
-        </w:rPr>
-        <w:t>without explicitly encoding primary and secondary organic spacer structures through cheminformatics descriptors.</w:t>
+        <w:t>cheminformatics descriptors.</w:t>
       </w:r>
       <w:r>
         <w:rPr>
@@ -3127,7 +3225,33 @@
         <w:rPr>
           <w:rFonts w:ascii="Times New Roman" w:hAnsi="Times New Roman" w:cs="Times New Roman"/>
         </w:rPr>
-        <w:t xml:space="preserve">descriptor calculation, correlation pruning, parallel RFECV (31 features) and SelectFromModel (13 features), </w:t>
+        <w:t xml:space="preserve">descriptor calculation, correlation pruning, parallel RFECV (31 features) and </w:t>
+      </w:r>
+      <w:proofErr w:type="spellStart"/>
+      <w:r>
+        <w:rPr>
+          <w:rFonts w:ascii="Times New Roman" w:hAnsi="Times New Roman" w:cs="Times New Roman"/>
+        </w:rPr>
+        <w:t>SelectFromModel</w:t>
+      </w:r>
+      <w:proofErr w:type="spellEnd"/>
+      <w:r>
+        <w:rPr>
+          <w:rFonts w:ascii="Times New Roman" w:hAnsi="Times New Roman" w:cs="Times New Roman"/>
+        </w:rPr>
+        <w:t xml:space="preserve"> (13 features)</w:t>
+      </w:r>
+      <w:r>
+        <w:rPr>
+          <w:rFonts w:ascii="Times New Roman" w:hAnsi="Times New Roman" w:cs="Times New Roman"/>
+        </w:rPr>
+        <w:t xml:space="preserve"> for feature selection</w:t>
+      </w:r>
+      <w:r>
+        <w:rPr>
+          <w:rFonts w:ascii="Times New Roman" w:hAnsi="Times New Roman" w:cs="Times New Roman"/>
+        </w:rPr>
+        <w:t xml:space="preserve">, </w:t>
       </w:r>
       <w:r>
         <w:rPr>
@@ -3174,51 +3298,260 @@
         <w:rPr>
           <w:rFonts w:ascii="Times New Roman" w:hAnsi="Times New Roman" w:cs="Times New Roman"/>
         </w:rPr>
+        <w:t>In this work</w:t>
+      </w:r>
+      <w:r>
+        <w:rPr>
+          <w:rFonts w:ascii="Times New Roman" w:hAnsi="Times New Roman" w:cs="Times New Roman"/>
+        </w:rPr>
+        <w:t xml:space="preserve">, we built ML models that address the </w:t>
+      </w:r>
+      <w:r>
+        <w:rPr>
+          <w:rFonts w:ascii="Times New Roman" w:hAnsi="Times New Roman" w:cs="Times New Roman"/>
+        </w:rPr>
+        <w:t xml:space="preserve">aforementioned gaps, leveraging a dataset of quasi-2D perovskites extracted from the literature </w:t>
+      </w:r>
+      <w:r>
+        <w:rPr>
+          <w:rFonts w:ascii="Times New Roman" w:hAnsi="Times New Roman" w:cs="Times New Roman"/>
+        </w:rPr>
+        <w:t>for training and testing.</w:t>
+      </w:r>
+      <w:r>
+        <w:rPr>
+          <w:rFonts w:ascii="Times New Roman" w:hAnsi="Times New Roman" w:cs="Times New Roman"/>
+        </w:rPr>
+        <w:t xml:space="preserve"> Herein, we built </w:t>
+      </w:r>
+      <w:r>
+        <w:rPr>
+          <w:rFonts w:ascii="Times New Roman" w:hAnsi="Times New Roman" w:cs="Times New Roman"/>
+        </w:rPr>
+        <w:t>two primary</w:t>
+      </w:r>
+      <w:r>
+        <w:rPr>
+          <w:rFonts w:ascii="Times New Roman" w:hAnsi="Times New Roman" w:cs="Times New Roman"/>
+        </w:rPr>
+        <w:t xml:space="preserve"> sets of ML models</w:t>
+      </w:r>
+      <w:r>
+        <w:rPr>
+          <w:rFonts w:ascii="Times New Roman" w:hAnsi="Times New Roman" w:cs="Times New Roman"/>
+        </w:rPr>
+        <w:t xml:space="preserve">: one targeting emission energy </w:t>
+      </w:r>
+      <w:r>
+        <w:rPr>
+          <w:rFonts w:ascii="Times New Roman" w:hAnsi="Times New Roman" w:cs="Times New Roman"/>
+        </w:rPr>
+        <w:t>(</w:t>
+      </w:r>
+      <w:r>
+        <w:rPr>
+          <w:rFonts w:ascii="Times New Roman" w:hAnsi="Times New Roman" w:cs="Times New Roman"/>
+        </w:rPr>
+        <w:t>E</w:t>
+      </w:r>
+      <w:r>
+        <w:rPr>
+          <w:rFonts w:ascii="Times New Roman" w:hAnsi="Times New Roman" w:cs="Times New Roman"/>
+          <w:i/>
+          <w:iCs/>
+          <w:vertAlign w:val="subscript"/>
+        </w:rPr>
+        <w:t>ph</w:t>
+      </w:r>
+      <w:r>
+        <w:rPr>
+          <w:rFonts w:ascii="Times New Roman" w:hAnsi="Times New Roman" w:cs="Times New Roman"/>
+        </w:rPr>
+        <w:t>) prediction</w:t>
+      </w:r>
+      <w:r>
+        <w:rPr>
+          <w:rFonts w:ascii="Times New Roman" w:hAnsi="Times New Roman" w:cs="Times New Roman"/>
+        </w:rPr>
+        <w:t xml:space="preserve">, which </w:t>
+      </w:r>
+      <w:r>
+        <w:rPr>
+          <w:rFonts w:ascii="Times New Roman" w:hAnsi="Times New Roman" w:cs="Times New Roman"/>
+        </w:rPr>
+        <w:t>is</w:t>
+      </w:r>
+      <w:r>
+        <w:rPr>
+          <w:rFonts w:ascii="Times New Roman" w:hAnsi="Times New Roman" w:cs="Times New Roman"/>
+        </w:rPr>
+        <w:t xml:space="preserve"> </w:t>
+      </w:r>
+      <w:r>
+        <w:rPr>
+          <w:rFonts w:ascii="Times New Roman" w:hAnsi="Times New Roman" w:cs="Times New Roman"/>
+        </w:rPr>
+        <w:t xml:space="preserve">a </w:t>
+      </w:r>
+      <w:r>
+        <w:rPr>
+          <w:rFonts w:ascii="Times New Roman" w:hAnsi="Times New Roman" w:cs="Times New Roman"/>
+        </w:rPr>
+        <w:t>material’s intrinsic properties, and the other targeting EQE, which is a device-based metric</w:t>
+      </w:r>
+      <w:r>
+        <w:rPr>
+          <w:rFonts w:ascii="Times New Roman" w:hAnsi="Times New Roman" w:cs="Times New Roman"/>
+        </w:rPr>
+        <w:t>.</w:t>
+      </w:r>
+      <w:r>
+        <w:rPr>
+          <w:rFonts w:ascii="Times New Roman" w:hAnsi="Times New Roman" w:cs="Times New Roman"/>
+        </w:rPr>
+        <w:t xml:space="preserve"> </w:t>
+      </w:r>
+      <w:r>
+        <w:rPr>
+          <w:rFonts w:ascii="Times New Roman" w:hAnsi="Times New Roman" w:cs="Times New Roman"/>
+        </w:rPr>
+        <w:t xml:space="preserve">After </w:t>
+      </w:r>
+      <w:r>
+        <w:rPr>
+          <w:rFonts w:ascii="Times New Roman" w:hAnsi="Times New Roman" w:cs="Times New Roman"/>
+        </w:rPr>
+        <w:t xml:space="preserve">preparing the </w:t>
+      </w:r>
+      <w:r>
+        <w:rPr>
+          <w:rFonts w:ascii="Times New Roman" w:hAnsi="Times New Roman" w:cs="Times New Roman"/>
+        </w:rPr>
+        <w:t xml:space="preserve">first version of the </w:t>
+      </w:r>
+      <w:r>
+        <w:rPr>
+          <w:rFonts w:ascii="Times New Roman" w:hAnsi="Times New Roman" w:cs="Times New Roman"/>
+        </w:rPr>
+        <w:t>dataset, we performed</w:t>
+      </w:r>
+      <w:r>
+        <w:rPr>
+          <w:rFonts w:ascii="Times New Roman" w:hAnsi="Times New Roman" w:cs="Times New Roman"/>
+        </w:rPr>
+        <w:t xml:space="preserve"> initial cleanup</w:t>
+      </w:r>
+      <w:r>
+        <w:rPr>
+          <w:rFonts w:ascii="Times New Roman" w:hAnsi="Times New Roman" w:cs="Times New Roman"/>
+        </w:rPr>
+        <w:t xml:space="preserve"> and</w:t>
+      </w:r>
+      <w:r>
+        <w:rPr>
+          <w:rFonts w:ascii="Times New Roman" w:hAnsi="Times New Roman" w:cs="Times New Roman"/>
+        </w:rPr>
+        <w:t xml:space="preserve"> </w:t>
+      </w:r>
+      <w:proofErr w:type="spellStart"/>
+      <w:r>
+        <w:rPr>
+          <w:rFonts w:ascii="Times New Roman" w:hAnsi="Times New Roman" w:cs="Times New Roman"/>
+        </w:rPr>
+        <w:t>harmonisation</w:t>
+      </w:r>
+      <w:proofErr w:type="spellEnd"/>
+      <w:r>
+        <w:rPr>
+          <w:rFonts w:ascii="Times New Roman" w:hAnsi="Times New Roman" w:cs="Times New Roman"/>
+        </w:rPr>
+        <w:t xml:space="preserve">, which included halide flags, precursor-ratio </w:t>
+      </w:r>
+      <w:proofErr w:type="spellStart"/>
+      <w:r>
+        <w:rPr>
+          <w:rFonts w:ascii="Times New Roman" w:hAnsi="Times New Roman" w:cs="Times New Roman"/>
+        </w:rPr>
+        <w:t>normalisation</w:t>
+      </w:r>
+      <w:proofErr w:type="spellEnd"/>
+      <w:r>
+        <w:rPr>
+          <w:rFonts w:ascii="Times New Roman" w:hAnsi="Times New Roman" w:cs="Times New Roman"/>
+        </w:rPr>
+        <w:t xml:space="preserve">, and </w:t>
+      </w:r>
+      <w:r>
+        <w:rPr>
+          <w:rFonts w:ascii="Times New Roman" w:hAnsi="Times New Roman" w:cs="Times New Roman"/>
+        </w:rPr>
+        <w:t>mixed-spacer indicators</w:t>
+      </w:r>
+      <w:r>
+        <w:rPr>
+          <w:rFonts w:ascii="Times New Roman" w:hAnsi="Times New Roman" w:cs="Times New Roman"/>
+        </w:rPr>
+        <w:t xml:space="preserve">, </w:t>
+      </w:r>
+      <w:r>
+        <w:rPr>
+          <w:rFonts w:ascii="Times New Roman" w:hAnsi="Times New Roman" w:cs="Times New Roman"/>
+        </w:rPr>
+        <w:t xml:space="preserve">in the </w:t>
+      </w:r>
+      <w:r>
+        <w:rPr>
+          <w:rFonts w:ascii="Times New Roman" w:hAnsi="Times New Roman" w:cs="Times New Roman"/>
+        </w:rPr>
+        <w:t>Snowflake data warehouse using Structured Query Language (SQL). Datasets are available on the GitHub account for reference</w:t>
+      </w:r>
+      <w:r>
+        <w:rPr>
+          <w:rFonts w:ascii="Times New Roman" w:hAnsi="Times New Roman" w:cs="Times New Roman"/>
+        </w:rPr>
+        <w:t>.</w:t>
+      </w:r>
+      <w:r>
+        <w:rPr>
+          <w:rFonts w:ascii="Times New Roman" w:hAnsi="Times New Roman" w:cs="Times New Roman"/>
+        </w:rPr>
+        <w:t xml:space="preserve"> O</w:t>
+      </w:r>
+      <w:r>
+        <w:rPr>
+          <w:rFonts w:ascii="Times New Roman" w:hAnsi="Times New Roman" w:cs="Times New Roman"/>
+        </w:rPr>
+        <w:t xml:space="preserve">n top of the resulting dataset in Snowflake, the remaining data engineering </w:t>
+      </w:r>
+      <w:r>
+        <w:rPr>
+          <w:rFonts w:ascii="Times New Roman" w:hAnsi="Times New Roman" w:cs="Times New Roman"/>
+        </w:rPr>
         <w:lastRenderedPageBreak/>
-        <w:t>In this work</w:t>
-      </w:r>
-      <w:r>
-        <w:rPr>
-          <w:rFonts w:ascii="Times New Roman" w:hAnsi="Times New Roman" w:cs="Times New Roman"/>
-        </w:rPr>
-        <w:t xml:space="preserve">, we built ML models that address the </w:t>
-      </w:r>
-      <w:r>
-        <w:rPr>
-          <w:rFonts w:ascii="Times New Roman" w:hAnsi="Times New Roman" w:cs="Times New Roman"/>
-        </w:rPr>
-        <w:t xml:space="preserve">aforementioned gaps, leveraging a dataset of quasi-2D perovskites extracted from the literature </w:t>
-      </w:r>
-      <w:r>
-        <w:rPr>
-          <w:rFonts w:ascii="Times New Roman" w:hAnsi="Times New Roman" w:cs="Times New Roman"/>
-        </w:rPr>
-        <w:t>for training and testing.</w:t>
-      </w:r>
-      <w:r>
-        <w:rPr>
-          <w:rFonts w:ascii="Times New Roman" w:hAnsi="Times New Roman" w:cs="Times New Roman"/>
-        </w:rPr>
-        <w:t xml:space="preserve"> Herein, we built </w:t>
-      </w:r>
-      <w:r>
-        <w:rPr>
-          <w:rFonts w:ascii="Times New Roman" w:hAnsi="Times New Roman" w:cs="Times New Roman"/>
-        </w:rPr>
-        <w:t>two primary</w:t>
-      </w:r>
-      <w:r>
-        <w:rPr>
-          <w:rFonts w:ascii="Times New Roman" w:hAnsi="Times New Roman" w:cs="Times New Roman"/>
-        </w:rPr>
-        <w:t xml:space="preserve"> sets of ML models</w:t>
-      </w:r>
-      <w:r>
-        <w:rPr>
-          <w:rFonts w:ascii="Times New Roman" w:hAnsi="Times New Roman" w:cs="Times New Roman"/>
-        </w:rPr>
-        <w:t>: one targeting emission energy (eV) or wavelength (nm) forecasts, which are material’s intrinsic properties, and the other targeting EQE, which is a device-based metric</w:t>
-      </w:r>
+        <w:t>operations were performed in Python (</w:t>
+      </w:r>
+      <w:proofErr w:type="spellStart"/>
+      <w:r>
+        <w:rPr>
+          <w:rFonts w:ascii="Times New Roman" w:hAnsi="Times New Roman" w:cs="Times New Roman"/>
+        </w:rPr>
+        <w:t>Jupyter</w:t>
+      </w:r>
+      <w:proofErr w:type="spellEnd"/>
+      <w:r>
+        <w:rPr>
+          <w:rFonts w:ascii="Times New Roman" w:hAnsi="Times New Roman" w:cs="Times New Roman"/>
+        </w:rPr>
+        <w:t xml:space="preserve"> Notebook) using the pandas </w:t>
+      </w:r>
+      <w:proofErr w:type="spellStart"/>
+      <w:r>
+        <w:rPr>
+          <w:rFonts w:ascii="Times New Roman" w:hAnsi="Times New Roman" w:cs="Times New Roman"/>
+        </w:rPr>
+        <w:t>dataframes</w:t>
+      </w:r>
+      <w:proofErr w:type="spellEnd"/>
       <w:r>
         <w:rPr>
           <w:rFonts w:ascii="Times New Roman" w:hAnsi="Times New Roman" w:cs="Times New Roman"/>
@@ -3235,37 +3568,219 @@
         <w:rPr>
           <w:rFonts w:ascii="Times New Roman" w:hAnsi="Times New Roman" w:cs="Times New Roman"/>
         </w:rPr>
+        <w:t xml:space="preserve">Thereafter, </w:t>
+      </w:r>
+      <w:r>
+        <w:rPr>
+          <w:rFonts w:ascii="Times New Roman" w:hAnsi="Times New Roman" w:cs="Times New Roman"/>
+        </w:rPr>
+        <w:t xml:space="preserve">Simplified Molecular Input Line Entry System </w:t>
+      </w:r>
+      <w:r>
+        <w:rPr>
+          <w:rFonts w:ascii="Times New Roman" w:hAnsi="Times New Roman" w:cs="Times New Roman"/>
+        </w:rPr>
+        <w:t>(</w:t>
+      </w:r>
+      <w:r>
+        <w:rPr>
+          <w:rFonts w:ascii="Times New Roman" w:hAnsi="Times New Roman" w:cs="Times New Roman"/>
+        </w:rPr>
+        <w:t>SMILES</w:t>
+      </w:r>
+      <w:r>
+        <w:rPr>
+          <w:rFonts w:ascii="Times New Roman" w:hAnsi="Times New Roman" w:cs="Times New Roman"/>
+        </w:rPr>
+        <w:t>)</w:t>
+      </w:r>
+      <w:r>
+        <w:rPr>
+          <w:rFonts w:ascii="Times New Roman" w:hAnsi="Times New Roman" w:cs="Times New Roman"/>
+        </w:rPr>
+        <w:t xml:space="preserve"> </w:t>
+      </w:r>
+      <w:r>
+        <w:rPr>
+          <w:rFonts w:ascii="Times New Roman" w:hAnsi="Times New Roman" w:cs="Times New Roman"/>
+        </w:rPr>
+        <w:t>strings</w:t>
+      </w:r>
+      <w:r>
+        <w:rPr>
+          <w:rFonts w:ascii="Times New Roman" w:hAnsi="Times New Roman" w:cs="Times New Roman"/>
+        </w:rPr>
+        <w:t xml:space="preserve"> were generated </w:t>
+      </w:r>
+      <w:r>
+        <w:rPr>
+          <w:rFonts w:ascii="Times New Roman" w:hAnsi="Times New Roman" w:cs="Times New Roman"/>
+        </w:rPr>
+        <w:t>programmatically</w:t>
+      </w:r>
+      <w:r>
+        <w:rPr>
+          <w:rFonts w:ascii="Times New Roman" w:hAnsi="Times New Roman" w:cs="Times New Roman"/>
+        </w:rPr>
+        <w:t xml:space="preserve"> for each organic ligand </w:t>
+      </w:r>
+      <w:r>
+        <w:rPr>
+          <w:rFonts w:ascii="Times New Roman" w:hAnsi="Times New Roman" w:cs="Times New Roman"/>
+        </w:rPr>
+        <w:t>from its IUPAC name using the</w:t>
+      </w:r>
+      <w:r>
+        <w:rPr>
+          <w:rFonts w:ascii="Times New Roman" w:hAnsi="Times New Roman" w:cs="Times New Roman"/>
+        </w:rPr>
+        <w:t xml:space="preserve"> </w:t>
+      </w:r>
+      <w:r>
+        <w:rPr>
+          <w:rFonts w:ascii="Times New Roman" w:hAnsi="Times New Roman" w:cs="Times New Roman"/>
+        </w:rPr>
+        <w:t>Chemical Identifier Resolver API hosted by the National Cancer Institute Computer-Aided Drug Design Group (nih.gov)</w:t>
+      </w:r>
+      <w:r>
+        <w:rPr>
+          <w:rFonts w:ascii="Times New Roman" w:hAnsi="Times New Roman" w:cs="Times New Roman"/>
+        </w:rPr>
+        <w:t>.</w:t>
+      </w:r>
+      <w:r>
+        <w:rPr>
+          <w:rFonts w:ascii="Times New Roman" w:hAnsi="Times New Roman" w:cs="Times New Roman"/>
+        </w:rPr>
+        <w:t xml:space="preserve"> </w:t>
+      </w:r>
+      <w:r>
+        <w:rPr>
+          <w:rFonts w:ascii="Times New Roman" w:hAnsi="Times New Roman" w:cs="Times New Roman"/>
+        </w:rPr>
+        <w:t>Then</w:t>
+      </w:r>
+      <w:r>
+        <w:rPr>
+          <w:rFonts w:ascii="Times New Roman" w:hAnsi="Times New Roman" w:cs="Times New Roman"/>
+        </w:rPr>
+        <w:t xml:space="preserve">, </w:t>
+      </w:r>
+      <w:r>
+        <w:rPr>
+          <w:rFonts w:ascii="Times New Roman" w:hAnsi="Times New Roman" w:cs="Times New Roman"/>
+        </w:rPr>
+        <w:t xml:space="preserve">two-dimensional </w:t>
+      </w:r>
+      <w:r>
+        <w:rPr>
+          <w:rFonts w:ascii="Times New Roman" w:hAnsi="Times New Roman" w:cs="Times New Roman"/>
+        </w:rPr>
+        <w:t xml:space="preserve">molecular </w:t>
+      </w:r>
+      <w:r>
+        <w:rPr>
+          <w:rFonts w:ascii="Times New Roman" w:hAnsi="Times New Roman" w:cs="Times New Roman"/>
+        </w:rPr>
+        <w:t>descriptors per spacer</w:t>
+      </w:r>
+      <w:r>
+        <w:rPr>
+          <w:rFonts w:ascii="Times New Roman" w:hAnsi="Times New Roman" w:cs="Times New Roman"/>
+        </w:rPr>
+        <w:t xml:space="preserve"> (Primary and secondary)</w:t>
+      </w:r>
+      <w:r>
+        <w:rPr>
+          <w:rFonts w:ascii="Times New Roman" w:hAnsi="Times New Roman" w:cs="Times New Roman"/>
+        </w:rPr>
+        <w:t xml:space="preserve"> </w:t>
+      </w:r>
+      <w:r>
+        <w:rPr>
+          <w:rFonts w:ascii="Times New Roman" w:hAnsi="Times New Roman" w:cs="Times New Roman"/>
+        </w:rPr>
+        <w:t xml:space="preserve">were generated using </w:t>
+      </w:r>
+      <w:proofErr w:type="spellStart"/>
+      <w:r>
+        <w:rPr>
+          <w:rFonts w:ascii="Times New Roman" w:hAnsi="Times New Roman" w:cs="Times New Roman"/>
+        </w:rPr>
+        <w:t>RDKit</w:t>
+      </w:r>
+      <w:proofErr w:type="spellEnd"/>
+      <w:r>
+        <w:rPr>
+          <w:rFonts w:ascii="Times New Roman" w:hAnsi="Times New Roman" w:cs="Times New Roman"/>
+        </w:rPr>
+        <w:t xml:space="preserve"> </w:t>
+      </w:r>
+      <w:r>
+        <w:rPr>
+          <w:rFonts w:ascii="Times New Roman" w:hAnsi="Times New Roman" w:cs="Times New Roman"/>
+        </w:rPr>
+        <w:t>library</w:t>
+      </w:r>
+      <w:r>
+        <w:rPr>
+          <w:rFonts w:ascii="Times New Roman" w:hAnsi="Times New Roman" w:cs="Times New Roman"/>
+        </w:rPr>
+        <w:t xml:space="preserve"> </w:t>
+      </w:r>
+      <w:r>
+        <w:rPr>
+          <w:rFonts w:ascii="Times New Roman" w:hAnsi="Times New Roman" w:cs="Times New Roman"/>
+        </w:rPr>
+        <w:t xml:space="preserve">structures </w:t>
+      </w:r>
+      <w:r>
+        <w:rPr>
+          <w:rFonts w:ascii="Times New Roman" w:hAnsi="Times New Roman" w:cs="Times New Roman"/>
+        </w:rPr>
+        <w:t>using the SMILES</w:t>
+      </w:r>
+      <w:r>
+        <w:rPr>
+          <w:rFonts w:ascii="Times New Roman" w:hAnsi="Times New Roman" w:cs="Times New Roman"/>
+        </w:rPr>
+        <w:t xml:space="preserve">. </w:t>
+      </w:r>
+      <w:r>
+        <w:rPr>
+          <w:rFonts w:ascii="Times New Roman" w:hAnsi="Times New Roman" w:cs="Times New Roman"/>
+        </w:rPr>
         <w:t xml:space="preserve">After </w:t>
       </w:r>
       <w:r>
         <w:rPr>
           <w:rFonts w:ascii="Times New Roman" w:hAnsi="Times New Roman" w:cs="Times New Roman"/>
         </w:rPr>
-        <w:t xml:space="preserve">preparing the </w:t>
-      </w:r>
-      <w:r>
-        <w:rPr>
-          <w:rFonts w:ascii="Times New Roman" w:hAnsi="Times New Roman" w:cs="Times New Roman"/>
-        </w:rPr>
-        <w:t xml:space="preserve">first version of the </w:t>
-      </w:r>
-      <w:r>
-        <w:rPr>
-          <w:rFonts w:ascii="Times New Roman" w:hAnsi="Times New Roman" w:cs="Times New Roman"/>
-        </w:rPr>
-        <w:t>dataset, we performed</w:t>
-      </w:r>
-      <w:r>
-        <w:rPr>
-          <w:rFonts w:ascii="Times New Roman" w:hAnsi="Times New Roman" w:cs="Times New Roman"/>
-        </w:rPr>
-        <w:t xml:space="preserve"> initial cleanup</w:t>
-      </w:r>
-      <w:r>
-        <w:rPr>
-          <w:rFonts w:ascii="Times New Roman" w:hAnsi="Times New Roman" w:cs="Times New Roman"/>
-        </w:rPr>
-        <w:t xml:space="preserve"> and</w:t>
+        <w:t>generating molecular descriptors, high-dimensional feature extraction produced a dataset in which the number of features exceeded the number of observations, leading</w:t>
+      </w:r>
+      <w:r>
+        <w:rPr>
+          <w:rFonts w:ascii="Times New Roman" w:hAnsi="Times New Roman" w:cs="Times New Roman"/>
+        </w:rPr>
+        <w:t xml:space="preserve"> to </w:t>
+      </w:r>
+      <w:r>
+        <w:rPr>
+          <w:rFonts w:ascii="Times New Roman" w:hAnsi="Times New Roman" w:cs="Times New Roman"/>
+        </w:rPr>
+        <w:t xml:space="preserve">the </w:t>
+      </w:r>
+      <w:r>
+        <w:rPr>
+          <w:rFonts w:ascii="Times New Roman" w:hAnsi="Times New Roman" w:cs="Times New Roman"/>
+        </w:rPr>
+        <w:t xml:space="preserve">curse of dimensionality. </w:t>
+      </w:r>
+      <w:r>
+        <w:rPr>
+          <w:rFonts w:ascii="Times New Roman" w:hAnsi="Times New Roman" w:cs="Times New Roman"/>
+        </w:rPr>
+        <w:t>So,</w:t>
       </w:r>
       <w:r>
         <w:rPr>
@@ -3277,37 +3792,19 @@
         <w:rPr>
           <w:rFonts w:ascii="Times New Roman" w:hAnsi="Times New Roman" w:cs="Times New Roman"/>
         </w:rPr>
-        <w:t xml:space="preserve">harmonisation, which included halide flags, precursor-ratio normalisation, and </w:t>
-      </w:r>
-      <w:r>
-        <w:rPr>
-          <w:rFonts w:ascii="Times New Roman" w:hAnsi="Times New Roman" w:cs="Times New Roman"/>
-        </w:rPr>
-        <w:t>mixed-spacer indicators</w:t>
-      </w:r>
-      <w:r>
-        <w:rPr>
-          <w:rFonts w:ascii="Times New Roman" w:hAnsi="Times New Roman" w:cs="Times New Roman"/>
-        </w:rPr>
-        <w:t xml:space="preserve">, </w:t>
-      </w:r>
-      <w:r>
-        <w:rPr>
-          <w:rFonts w:ascii="Times New Roman" w:hAnsi="Times New Roman" w:cs="Times New Roman"/>
-        </w:rPr>
-        <w:t xml:space="preserve">in the </w:t>
-      </w:r>
-      <w:r>
-        <w:rPr>
-          <w:rFonts w:ascii="Times New Roman" w:hAnsi="Times New Roman" w:cs="Times New Roman"/>
-        </w:rPr>
-        <w:t>Snowflake data warehouse (Enterprise data warehouse) using Structured Query Language (SQL). Datasets are available on the GitHub account for reference</w:t>
-      </w:r>
-      <w:r>
-        <w:rPr>
-          <w:rFonts w:ascii="Times New Roman" w:hAnsi="Times New Roman" w:cs="Times New Roman"/>
-        </w:rPr>
-        <w:t>.</w:t>
+        <w:t>to</w:t>
+      </w:r>
+      <w:r>
+        <w:rPr>
+          <w:rFonts w:ascii="Times New Roman" w:hAnsi="Times New Roman" w:cs="Times New Roman"/>
+        </w:rPr>
+        <w:t xml:space="preserve"> handle the curse of dimensionality</w:t>
+      </w:r>
+      <w:r>
+        <w:rPr>
+          <w:rFonts w:ascii="Times New Roman" w:hAnsi="Times New Roman" w:cs="Times New Roman"/>
+        </w:rPr>
+        <w:t>, we applied a couple of feature elimination techniques in a sequential order:</w:t>
       </w:r>
       <w:r>
         <w:rPr>
@@ -3319,340 +3816,46 @@
         <w:rPr>
           <w:rFonts w:ascii="Times New Roman" w:hAnsi="Times New Roman" w:cs="Times New Roman"/>
         </w:rPr>
+        <w:t xml:space="preserve">1) </w:t>
+      </w:r>
+      <w:r>
+        <w:rPr>
+          <w:rFonts w:ascii="Times New Roman" w:hAnsi="Times New Roman" w:cs="Times New Roman"/>
+        </w:rPr>
+        <w:t>Pairwise Pearson correlation</w:t>
+      </w:r>
+      <w:r>
+        <w:rPr>
+          <w:rFonts w:ascii="Times New Roman" w:hAnsi="Times New Roman" w:cs="Times New Roman"/>
+        </w:rPr>
+        <w:t xml:space="preserve"> and 2</w:t>
+      </w:r>
+      <w:r>
+        <w:rPr>
+          <w:rFonts w:ascii="Times New Roman" w:hAnsi="Times New Roman" w:cs="Times New Roman"/>
+        </w:rPr>
+        <w:t>a</w:t>
+      </w:r>
+      <w:r>
+        <w:rPr>
+          <w:rFonts w:ascii="Times New Roman" w:hAnsi="Times New Roman" w:cs="Times New Roman"/>
+        </w:rPr>
+        <w:t>)</w:t>
+      </w:r>
+      <w:r>
+        <w:rPr>
+          <w:rFonts w:ascii="Times New Roman" w:hAnsi="Times New Roman" w:cs="Times New Roman"/>
+        </w:rPr>
         <w:t xml:space="preserve"> </w:t>
       </w:r>
-      <w:r>
-        <w:rPr>
-          <w:rFonts w:ascii="Times New Roman" w:hAnsi="Times New Roman" w:cs="Times New Roman"/>
-        </w:rPr>
-        <w:t>Thereafter</w:t>
-      </w:r>
-      <w:r>
-        <w:rPr>
-          <w:rFonts w:ascii="Times New Roman" w:hAnsi="Times New Roman" w:cs="Times New Roman"/>
-        </w:rPr>
-        <w:t>, on top of the resulting dataset in Snowflake, the remaining data engineering operations were performed in Python (Jupyter Notebook) using the pandas library and</w:t>
-      </w:r>
-      <w:r>
-        <w:rPr>
-          <w:rFonts w:ascii="Times New Roman" w:hAnsi="Times New Roman" w:cs="Times New Roman"/>
-        </w:rPr>
-        <w:t xml:space="preserve"> </w:t>
-      </w:r>
-      <w:r>
-        <w:rPr>
-          <w:rFonts w:ascii="Times New Roman" w:hAnsi="Times New Roman" w:cs="Times New Roman"/>
-        </w:rPr>
-        <w:t>dataframes</w:t>
-      </w:r>
-      <w:r>
-        <w:rPr>
-          <w:rFonts w:ascii="Times New Roman" w:hAnsi="Times New Roman" w:cs="Times New Roman"/>
-        </w:rPr>
-        <w:t>.</w:t>
-      </w:r>
-      <w:r>
-        <w:rPr>
-          <w:rFonts w:ascii="Times New Roman" w:hAnsi="Times New Roman" w:cs="Times New Roman"/>
-        </w:rPr>
-        <w:t xml:space="preserve"> </w:t>
-      </w:r>
-      <w:r>
-        <w:rPr>
-          <w:rFonts w:ascii="Times New Roman" w:hAnsi="Times New Roman" w:cs="Times New Roman"/>
-        </w:rPr>
-        <w:t xml:space="preserve">Thereafter, </w:t>
-      </w:r>
-      <w:r>
-        <w:rPr>
-          <w:rFonts w:ascii="Times New Roman" w:hAnsi="Times New Roman" w:cs="Times New Roman"/>
-        </w:rPr>
-        <w:t xml:space="preserve">Simplified Molecular Input Line Entry System </w:t>
-      </w:r>
-      <w:r>
-        <w:rPr>
-          <w:rFonts w:ascii="Times New Roman" w:hAnsi="Times New Roman" w:cs="Times New Roman"/>
-        </w:rPr>
-        <w:t>(</w:t>
-      </w:r>
-      <w:r>
-        <w:rPr>
-          <w:rFonts w:ascii="Times New Roman" w:hAnsi="Times New Roman" w:cs="Times New Roman"/>
-        </w:rPr>
-        <w:t>SMILES</w:t>
-      </w:r>
-      <w:r>
-        <w:rPr>
-          <w:rFonts w:ascii="Times New Roman" w:hAnsi="Times New Roman" w:cs="Times New Roman"/>
-        </w:rPr>
-        <w:t>)</w:t>
-      </w:r>
-      <w:r>
-        <w:rPr>
-          <w:rFonts w:ascii="Times New Roman" w:hAnsi="Times New Roman" w:cs="Times New Roman"/>
-        </w:rPr>
-        <w:t xml:space="preserve"> </w:t>
-      </w:r>
-      <w:r>
-        <w:rPr>
-          <w:rFonts w:ascii="Times New Roman" w:hAnsi="Times New Roman" w:cs="Times New Roman"/>
-        </w:rPr>
-        <w:t>strings</w:t>
-      </w:r>
-      <w:r>
-        <w:rPr>
-          <w:rFonts w:ascii="Times New Roman" w:hAnsi="Times New Roman" w:cs="Times New Roman"/>
-        </w:rPr>
-        <w:t xml:space="preserve"> were generated </w:t>
-      </w:r>
-      <w:r>
-        <w:rPr>
-          <w:rFonts w:ascii="Times New Roman" w:hAnsi="Times New Roman" w:cs="Times New Roman"/>
-        </w:rPr>
-        <w:t>programmatically</w:t>
-      </w:r>
-      <w:r>
-        <w:rPr>
-          <w:rFonts w:ascii="Times New Roman" w:hAnsi="Times New Roman" w:cs="Times New Roman"/>
-        </w:rPr>
-        <w:t xml:space="preserve"> for each organic ligand </w:t>
-      </w:r>
-      <w:r>
-        <w:rPr>
-          <w:rFonts w:ascii="Times New Roman" w:hAnsi="Times New Roman" w:cs="Times New Roman"/>
-        </w:rPr>
-        <w:t>from its IUPAC name using the</w:t>
-      </w:r>
-      <w:r>
-        <w:rPr>
-          <w:rFonts w:ascii="Times New Roman" w:hAnsi="Times New Roman" w:cs="Times New Roman"/>
-        </w:rPr>
-        <w:t xml:space="preserve"> </w:t>
-      </w:r>
-      <w:r>
-        <w:rPr>
-          <w:rFonts w:ascii="Times New Roman" w:hAnsi="Times New Roman" w:cs="Times New Roman"/>
-        </w:rPr>
-        <w:t>Chemical Identifier Resolver API hosted by the National Cancer Institute Computer-Aided Drug Design Group (nih.gov)</w:t>
-      </w:r>
-      <w:r>
-        <w:rPr>
-          <w:rFonts w:ascii="Times New Roman" w:hAnsi="Times New Roman" w:cs="Times New Roman"/>
-        </w:rPr>
-        <w:t>.</w:t>
-      </w:r>
-      <w:r>
-        <w:rPr>
-          <w:rFonts w:ascii="Times New Roman" w:hAnsi="Times New Roman" w:cs="Times New Roman"/>
-        </w:rPr>
-        <w:t xml:space="preserve"> </w:t>
-      </w:r>
-      <w:r>
-        <w:rPr>
-          <w:rFonts w:ascii="Times New Roman" w:hAnsi="Times New Roman" w:cs="Times New Roman"/>
-        </w:rPr>
-        <w:t>Then</w:t>
-      </w:r>
-      <w:r>
-        <w:rPr>
-          <w:rFonts w:ascii="Times New Roman" w:hAnsi="Times New Roman" w:cs="Times New Roman"/>
-        </w:rPr>
-        <w:t xml:space="preserve">, </w:t>
-      </w:r>
-      <w:r>
-        <w:rPr>
-          <w:rFonts w:ascii="Times New Roman" w:hAnsi="Times New Roman" w:cs="Times New Roman"/>
-        </w:rPr>
-        <w:t xml:space="preserve">two-dimensional </w:t>
-      </w:r>
-      <w:r>
-        <w:rPr>
-          <w:rFonts w:ascii="Times New Roman" w:hAnsi="Times New Roman" w:cs="Times New Roman"/>
-        </w:rPr>
-        <w:t xml:space="preserve">molecular </w:t>
-      </w:r>
-      <w:r>
-        <w:rPr>
-          <w:rFonts w:ascii="Times New Roman" w:hAnsi="Times New Roman" w:cs="Times New Roman"/>
-        </w:rPr>
-        <w:t>descriptors per spacer</w:t>
-      </w:r>
-      <w:r>
-        <w:rPr>
-          <w:rFonts w:ascii="Times New Roman" w:hAnsi="Times New Roman" w:cs="Times New Roman"/>
-        </w:rPr>
-        <w:t xml:space="preserve"> (Primary and secondary)</w:t>
-      </w:r>
-      <w:r>
-        <w:rPr>
-          <w:rFonts w:ascii="Times New Roman" w:hAnsi="Times New Roman" w:cs="Times New Roman"/>
-        </w:rPr>
-        <w:t xml:space="preserve"> </w:t>
-      </w:r>
-      <w:r>
-        <w:rPr>
-          <w:rFonts w:ascii="Times New Roman" w:hAnsi="Times New Roman" w:cs="Times New Roman"/>
-        </w:rPr>
-        <w:t xml:space="preserve">were generated using </w:t>
-      </w:r>
-      <w:r>
-        <w:rPr>
-          <w:rFonts w:ascii="Times New Roman" w:hAnsi="Times New Roman" w:cs="Times New Roman"/>
-        </w:rPr>
-        <w:t xml:space="preserve">RDKit </w:t>
-      </w:r>
-      <w:r>
-        <w:rPr>
-          <w:rFonts w:ascii="Times New Roman" w:hAnsi="Times New Roman" w:cs="Times New Roman"/>
-        </w:rPr>
-        <w:t>library</w:t>
-      </w:r>
-      <w:r>
-        <w:rPr>
-          <w:rFonts w:ascii="Times New Roman" w:hAnsi="Times New Roman" w:cs="Times New Roman"/>
-        </w:rPr>
-        <w:t xml:space="preserve"> </w:t>
-      </w:r>
-      <w:r>
-        <w:rPr>
-          <w:rFonts w:ascii="Times New Roman" w:hAnsi="Times New Roman" w:cs="Times New Roman"/>
-        </w:rPr>
-        <w:t>structures (</w:t>
-      </w:r>
-      <w:r>
-        <w:rPr>
-          <w:rStyle w:val="VerbatimChar"/>
-          <w:rFonts w:ascii="Times New Roman" w:hAnsi="Times New Roman" w:cs="Times New Roman"/>
-          <w:sz w:val="24"/>
-        </w:rPr>
-        <w:t>Chem.AddHs</w:t>
-      </w:r>
-      <w:r>
-        <w:rPr>
-          <w:rFonts w:ascii="Times New Roman" w:hAnsi="Times New Roman" w:cs="Times New Roman"/>
-        </w:rPr>
-        <w:t>)</w:t>
-      </w:r>
-      <w:r>
-        <w:rPr>
-          <w:rFonts w:ascii="Times New Roman" w:hAnsi="Times New Roman" w:cs="Times New Roman"/>
-        </w:rPr>
-        <w:t xml:space="preserve"> using the SMILES</w:t>
-      </w:r>
-      <w:r>
-        <w:rPr>
-          <w:rFonts w:ascii="Times New Roman" w:hAnsi="Times New Roman" w:cs="Times New Roman"/>
-        </w:rPr>
-        <w:t xml:space="preserve">. </w:t>
-      </w:r>
-      <w:r>
-        <w:rPr>
-          <w:rFonts w:ascii="Times New Roman" w:hAnsi="Times New Roman" w:cs="Times New Roman"/>
-        </w:rPr>
-        <w:t xml:space="preserve">After </w:t>
-      </w:r>
-      <w:r>
-        <w:rPr>
-          <w:rFonts w:ascii="Times New Roman" w:hAnsi="Times New Roman" w:cs="Times New Roman"/>
-        </w:rPr>
-        <w:t>generating molecular descriptors, high-dimensional feature extraction produced a dataset in which the number of features exceeded the number of observations, leading</w:t>
-      </w:r>
-      <w:r>
-        <w:rPr>
-          <w:rFonts w:ascii="Times New Roman" w:hAnsi="Times New Roman" w:cs="Times New Roman"/>
-        </w:rPr>
-        <w:t xml:space="preserve"> to </w:t>
-      </w:r>
-      <w:r>
-        <w:rPr>
-          <w:rFonts w:ascii="Times New Roman" w:hAnsi="Times New Roman" w:cs="Times New Roman"/>
-        </w:rPr>
-        <w:t xml:space="preserve">the </w:t>
-      </w:r>
-      <w:r>
-        <w:rPr>
-          <w:rFonts w:ascii="Times New Roman" w:hAnsi="Times New Roman" w:cs="Times New Roman"/>
-        </w:rPr>
-        <w:t xml:space="preserve">curse of dimensionality. </w:t>
-      </w:r>
-      <w:r>
-        <w:rPr>
-          <w:rFonts w:ascii="Times New Roman" w:hAnsi="Times New Roman" w:cs="Times New Roman"/>
-        </w:rPr>
-        <w:t>So,</w:t>
-      </w:r>
-      <w:r>
-        <w:rPr>
-          <w:rFonts w:ascii="Times New Roman" w:hAnsi="Times New Roman" w:cs="Times New Roman"/>
-        </w:rPr>
-        <w:t xml:space="preserve"> </w:t>
-      </w:r>
-      <w:r>
-        <w:rPr>
-          <w:rFonts w:ascii="Times New Roman" w:hAnsi="Times New Roman" w:cs="Times New Roman"/>
-        </w:rPr>
-        <w:t>to</w:t>
-      </w:r>
-      <w:r>
-        <w:rPr>
-          <w:rFonts w:ascii="Times New Roman" w:hAnsi="Times New Roman" w:cs="Times New Roman"/>
-        </w:rPr>
-        <w:t xml:space="preserve"> handle the curse of dimensionality</w:t>
-      </w:r>
-      <w:r>
-        <w:rPr>
-          <w:rFonts w:ascii="Times New Roman" w:hAnsi="Times New Roman" w:cs="Times New Roman"/>
-        </w:rPr>
-        <w:t>, we applied a couple of feature elimination techniques in a sequential order:</w:t>
-      </w:r>
-      <w:r>
-        <w:rPr>
-          <w:rFonts w:ascii="Times New Roman" w:hAnsi="Times New Roman" w:cs="Times New Roman"/>
-        </w:rPr>
-        <w:t xml:space="preserve"> </w:t>
-      </w:r>
-      <w:r>
-        <w:rPr>
-          <w:rFonts w:ascii="Times New Roman" w:hAnsi="Times New Roman" w:cs="Times New Roman"/>
-        </w:rPr>
-        <w:t xml:space="preserve">1) </w:t>
-      </w:r>
-      <w:r>
-        <w:rPr>
-          <w:rFonts w:ascii="Times New Roman" w:hAnsi="Times New Roman" w:cs="Times New Roman"/>
-        </w:rPr>
-        <w:t>Pairwise Pearson correlation</w:t>
-      </w:r>
-      <w:r>
-        <w:rPr>
-          <w:rFonts w:ascii="Times New Roman" w:hAnsi="Times New Roman" w:cs="Times New Roman"/>
-        </w:rPr>
-        <w:t xml:space="preserve"> and 2</w:t>
-      </w:r>
-      <w:r>
-        <w:rPr>
-          <w:rFonts w:ascii="Times New Roman" w:hAnsi="Times New Roman" w:cs="Times New Roman"/>
-        </w:rPr>
-        <w:t>a</w:t>
-      </w:r>
-      <w:r>
-        <w:rPr>
-          <w:rFonts w:ascii="Times New Roman" w:hAnsi="Times New Roman" w:cs="Times New Roman"/>
-        </w:rPr>
-        <w:t>)</w:t>
-      </w:r>
-      <w:r>
-        <w:rPr>
-          <w:rFonts w:ascii="Times New Roman" w:hAnsi="Times New Roman" w:cs="Times New Roman"/>
-        </w:rPr>
-        <w:t xml:space="preserve"> </w:t>
-      </w:r>
+      <w:proofErr w:type="spellStart"/>
       <w:r>
         <w:rPr>
           <w:rFonts w:ascii="Times New Roman" w:hAnsi="Times New Roman" w:cs="Times New Roman"/>
         </w:rPr>
         <w:t>SelectFromModel</w:t>
       </w:r>
+      <w:proofErr w:type="spellEnd"/>
       <w:r>
         <w:rPr>
           <w:rFonts w:ascii="Times New Roman" w:hAnsi="Times New Roman" w:cs="Times New Roman"/>
@@ -3793,7 +3996,6 @@
           <w:b/>
           <w:bCs/>
         </w:rPr>
-        <w:lastRenderedPageBreak/>
         <w:t xml:space="preserve"> 2. Results and Discussion</w:t>
       </w:r>
     </w:p>
@@ -3844,7 +4046,19 @@
         <w:rPr>
           <w:rFonts w:ascii="Times New Roman" w:hAnsi="Times New Roman" w:cs="Times New Roman"/>
         </w:rPr>
-        <w:t>To target emission energy forecasting, we prepared a curated dataset of 283 records for ML model training and testing, extracted from the available literature (dataset available on GitHub: SF_DATA_EMISSION_PEAK.xlsx, sheet SF_DATA_EMISSION_PEAK_NEW;</w:t>
+        <w:t xml:space="preserve">To target emission energy </w:t>
+      </w:r>
+      <w:r>
+        <w:rPr>
+          <w:rFonts w:ascii="Times New Roman" w:hAnsi="Times New Roman" w:cs="Times New Roman"/>
+        </w:rPr>
+        <w:t>prediction</w:t>
+      </w:r>
+      <w:r>
+        <w:rPr>
+          <w:rFonts w:ascii="Times New Roman" w:hAnsi="Times New Roman" w:cs="Times New Roman"/>
+        </w:rPr>
+        <w:t>, we prepared a curated dataset of 283 records for ML model training and testing, extracted from the available literature (dataset available on GitHub: SF_DATA_EMISSION_PEAK.xlsx, sheet SF_DATA_EMISSION_PEAK_NEW;</w:t>
       </w:r>
       <w:r>
         <w:rPr>
@@ -3874,7 +4088,13 @@
         <w:rPr>
           <w:rFonts w:ascii="Times New Roman" w:hAnsi="Times New Roman" w:cs="Times New Roman"/>
         </w:rPr>
-        <w:t xml:space="preserve"> SI Section S1</w:t>
+        <w:t xml:space="preserve"> </w:t>
+      </w:r>
+      <w:r>
+        <w:rPr>
+          <w:rFonts w:ascii="Times New Roman" w:hAnsi="Times New Roman" w:cs="Times New Roman"/>
+        </w:rPr>
+        <w:t>Table S1-S3</w:t>
       </w:r>
       <w:r>
         <w:rPr>
@@ -3922,31 +4142,7 @@
         <w:rPr>
           <w:rFonts w:ascii="Times New Roman" w:hAnsi="Times New Roman" w:cs="Times New Roman"/>
         </w:rPr>
-        <w:t xml:space="preserve">a wide range of emission </w:t>
-      </w:r>
-      <w:r>
-        <w:rPr>
-          <w:rFonts w:ascii="Times New Roman" w:hAnsi="Times New Roman" w:cs="Times New Roman"/>
-        </w:rPr>
-        <w:t>photon energ</w:t>
-      </w:r>
-      <w:r>
-        <w:rPr>
-          <w:rFonts w:ascii="Times New Roman" w:hAnsi="Times New Roman" w:cs="Times New Roman"/>
-        </w:rPr>
-        <w:t>ies</w:t>
-      </w:r>
-      <w:r>
-        <w:rPr>
-          <w:rFonts w:ascii="Times New Roman" w:hAnsi="Times New Roman" w:cs="Times New Roman"/>
-        </w:rPr>
-        <w:t xml:space="preserve"> </w:t>
-      </w:r>
-      <w:r>
-        <w:rPr>
-          <w:rFonts w:ascii="Times New Roman" w:hAnsi="Times New Roman" w:cs="Times New Roman"/>
-        </w:rPr>
-        <w:t>(</w:t>
+        <w:t xml:space="preserve">a wide range of </w:t>
       </w:r>
       <w:r>
         <w:rPr>
@@ -3967,13 +4163,25 @@
         <w:rPr>
           <w:rFonts w:ascii="Times New Roman" w:hAnsi="Times New Roman" w:cs="Times New Roman"/>
         </w:rPr>
-        <w:t xml:space="preserve">) </w:t>
-      </w:r>
-      <w:r>
-        <w:rPr>
-          <w:rFonts w:ascii="Times New Roman" w:hAnsi="Times New Roman" w:cs="Times New Roman"/>
-        </w:rPr>
-        <w:t xml:space="preserve">forecasting in the visible region, </w:t>
+        <w:t xml:space="preserve"> </w:t>
+      </w:r>
+      <w:r>
+        <w:rPr>
+          <w:rFonts w:ascii="Times New Roman" w:hAnsi="Times New Roman" w:cs="Times New Roman"/>
+        </w:rPr>
+        <w:t xml:space="preserve">prediction </w:t>
+      </w:r>
+      <w:r>
+        <w:rPr>
+          <w:rFonts w:ascii="Times New Roman" w:hAnsi="Times New Roman" w:cs="Times New Roman"/>
+        </w:rPr>
+        <w:t>windows</w:t>
+      </w:r>
+      <w:r>
+        <w:rPr>
+          <w:rFonts w:ascii="Times New Roman" w:hAnsi="Times New Roman" w:cs="Times New Roman"/>
+        </w:rPr>
+        <w:t xml:space="preserve"> in the visible region, </w:t>
       </w:r>
       <w:r>
         <w:rPr>
@@ -4015,7 +4223,14 @@
         <w:rPr>
           <w:rFonts w:ascii="Times New Roman" w:hAnsi="Times New Roman" w:cs="Times New Roman"/>
         </w:rPr>
-        <w:t>, mirroring</w:t>
+        <w:t xml:space="preserve">, </w:t>
+      </w:r>
+      <w:r>
+        <w:rPr>
+          <w:rFonts w:ascii="Times New Roman" w:hAnsi="Times New Roman" w:cs="Times New Roman"/>
+        </w:rPr>
+        <w:lastRenderedPageBreak/>
+        <w:t>mirroring</w:t>
       </w:r>
       <w:r>
         <w:rPr>
@@ -4111,7 +4326,19 @@
         <w:rPr>
           <w:rFonts w:ascii="Times New Roman" w:hAnsi="Times New Roman" w:cs="Times New Roman"/>
         </w:rPr>
-        <w:t>17% in deep red and near-infrared (650–900 nm), with fewer orange/red points in between (SI Table S1.1).</w:t>
+        <w:t>17% in deep red and near-infrared (650–900 nm), with fewer orange/red points in between (Table S</w:t>
+      </w:r>
+      <w:r>
+        <w:rPr>
+          <w:rFonts w:ascii="Times New Roman" w:hAnsi="Times New Roman" w:cs="Times New Roman"/>
+        </w:rPr>
+        <w:t>2</w:t>
+      </w:r>
+      <w:r>
+        <w:rPr>
+          <w:rFonts w:ascii="Times New Roman" w:hAnsi="Times New Roman" w:cs="Times New Roman"/>
+        </w:rPr>
+        <w:t>).</w:t>
       </w:r>
       <w:r>
         <w:rPr>
@@ -4230,7 +4457,6 @@
           <w:b/>
           <w:bCs/>
         </w:rPr>
-        <w:lastRenderedPageBreak/>
         <w:t>Figure 2</w:t>
       </w:r>
       <w:r>
@@ -4335,7 +4561,21 @@
         <w:rPr>
           <w:rFonts w:ascii="Times New Roman" w:hAnsi="Times New Roman" w:cs="Times New Roman"/>
         </w:rPr>
-        <w:t>For the features, after generating two-dimensional molecular descriptors, as mentioned in the above section, the dataset had 462 columns, including compositional and halide flags, one-hot-encoded solvent columns, and Pri/Sec-prefixed RDKit descriptors</w:t>
+        <w:t xml:space="preserve">For the features, after generating two-dimensional molecular descriptors, as mentioned in the above section, the dataset had 462 columns, including compositional and halide flags, one-hot-encoded solvent columns, and Pri/Sec-prefixed </w:t>
+      </w:r>
+      <w:proofErr w:type="spellStart"/>
+      <w:r>
+        <w:rPr>
+          <w:rFonts w:ascii="Times New Roman" w:hAnsi="Times New Roman" w:cs="Times New Roman"/>
+        </w:rPr>
+        <w:t>RDKit</w:t>
+      </w:r>
+      <w:proofErr w:type="spellEnd"/>
+      <w:r>
+        <w:rPr>
+          <w:rFonts w:ascii="Times New Roman" w:hAnsi="Times New Roman" w:cs="Times New Roman"/>
+        </w:rPr>
+        <w:t xml:space="preserve"> descriptors</w:t>
       </w:r>
       <w:r>
         <w:rPr>
@@ -4493,7 +4733,14 @@
         <w:rPr>
           <w:rFonts w:ascii="Times New Roman" w:hAnsi="Times New Roman" w:cs="Times New Roman"/>
         </w:rPr>
-        <w:t>impacts interlayer spacing and can determine which n domains contribute more to</w:t>
+        <w:t xml:space="preserve">impacts interlayer spacing and can determine </w:t>
+      </w:r>
+      <w:r>
+        <w:rPr>
+          <w:rFonts w:ascii="Times New Roman" w:hAnsi="Times New Roman" w:cs="Times New Roman"/>
+        </w:rPr>
+        <w:lastRenderedPageBreak/>
+        <w:t>which n domains contribute more to</w:t>
       </w:r>
       <w:r>
         <w:rPr>
@@ -4633,7 +4880,39 @@
           <w:rFonts w:ascii="Times New Roman" w:hAnsi="Times New Roman" w:cs="Times New Roman"/>
           <w:lang w:val="en-IN"/>
         </w:rPr>
-        <w:t xml:space="preserve">scikit-learn’s SelectFromModel </w:t>
+        <w:t>scikit-</w:t>
+      </w:r>
+      <w:proofErr w:type="spellStart"/>
+      <w:r>
+        <w:rPr>
+          <w:rFonts w:ascii="Times New Roman" w:hAnsi="Times New Roman" w:cs="Times New Roman"/>
+          <w:lang w:val="en-IN"/>
+        </w:rPr>
+        <w:t>learn’s</w:t>
+      </w:r>
+      <w:proofErr w:type="spellEnd"/>
+      <w:r>
+        <w:rPr>
+          <w:rFonts w:ascii="Times New Roman" w:hAnsi="Times New Roman" w:cs="Times New Roman"/>
+          <w:lang w:val="en-IN"/>
+        </w:rPr>
+        <w:t xml:space="preserve"> </w:t>
+      </w:r>
+      <w:proofErr w:type="spellStart"/>
+      <w:r>
+        <w:rPr>
+          <w:rFonts w:ascii="Times New Roman" w:hAnsi="Times New Roman" w:cs="Times New Roman"/>
+          <w:lang w:val="en-IN"/>
+        </w:rPr>
+        <w:t>SelectFromModel</w:t>
+      </w:r>
+      <w:proofErr w:type="spellEnd"/>
+      <w:r>
+        <w:rPr>
+          <w:rFonts w:ascii="Times New Roman" w:hAnsi="Times New Roman" w:cs="Times New Roman"/>
+          <w:lang w:val="en-IN"/>
+        </w:rPr>
+        <w:t xml:space="preserve"> </w:t>
       </w:r>
       <w:r>
         <w:rPr>
@@ -4692,7 +4971,39 @@
           <w:rFonts w:ascii="Times New Roman" w:hAnsi="Times New Roman" w:cs="Times New Roman"/>
           <w:lang w:val="en-IN"/>
         </w:rPr>
-        <w:t>random forest regressor (max_depth = 5, min_samples_leaf = 6) with 5-fold</w:t>
+        <w:t>random forest regressor (</w:t>
+      </w:r>
+      <w:proofErr w:type="spellStart"/>
+      <w:r>
+        <w:rPr>
+          <w:rFonts w:ascii="Times New Roman" w:hAnsi="Times New Roman" w:cs="Times New Roman"/>
+          <w:lang w:val="en-IN"/>
+        </w:rPr>
+        <w:t>max_depth</w:t>
+      </w:r>
+      <w:proofErr w:type="spellEnd"/>
+      <w:r>
+        <w:rPr>
+          <w:rFonts w:ascii="Times New Roman" w:hAnsi="Times New Roman" w:cs="Times New Roman"/>
+          <w:lang w:val="en-IN"/>
+        </w:rPr>
+        <w:t xml:space="preserve"> = 5, </w:t>
+      </w:r>
+      <w:proofErr w:type="spellStart"/>
+      <w:r>
+        <w:rPr>
+          <w:rFonts w:ascii="Times New Roman" w:hAnsi="Times New Roman" w:cs="Times New Roman"/>
+          <w:lang w:val="en-IN"/>
+        </w:rPr>
+        <w:t>min_samples_leaf</w:t>
+      </w:r>
+      <w:proofErr w:type="spellEnd"/>
+      <w:r>
+        <w:rPr>
+          <w:rFonts w:ascii="Times New Roman" w:hAnsi="Times New Roman" w:cs="Times New Roman"/>
+          <w:lang w:val="en-IN"/>
+        </w:rPr>
+        <w:t xml:space="preserve"> = 6) with 5-fold</w:t>
       </w:r>
       <w:r>
         <w:rPr>
@@ -4784,8 +5095,6 @@
       <w:r>
         <w:rPr>
           <w:rFonts w:ascii="Times New Roman" w:hAnsi="Times New Roman" w:cs="Times New Roman"/>
-          <w:b/>
-          <w:bCs/>
           <w:lang w:val="en-IN"/>
         </w:rPr>
         <w:t xml:space="preserve">Figure </w:t>
@@ -4793,8 +5102,6 @@
       <w:r>
         <w:rPr>
           <w:rFonts w:ascii="Times New Roman" w:hAnsi="Times New Roman" w:cs="Times New Roman"/>
-          <w:b/>
-          <w:bCs/>
           <w:lang w:val="en-IN"/>
         </w:rPr>
         <w:t>S1</w:t>
@@ -4894,19 +5201,47 @@
           <w:rFonts w:ascii="Times New Roman" w:hAnsi="Times New Roman" w:cs="Times New Roman"/>
           <w:lang w:val="en-IN"/>
         </w:rPr>
-        <w:t xml:space="preserve"> for the 31 features are shown in Figure 2.  </w:t>
-      </w:r>
-      <w:r>
-        <w:rPr>
-          <w:rFonts w:ascii="Times New Roman" w:hAnsi="Times New Roman" w:cs="Times New Roman"/>
-        </w:rPr>
-        <w:t>On the other hand, the SelectFromModel approach works</w:t>
+        <w:t xml:space="preserve"> for the 31 features are shown in Figure</w:t>
       </w:r>
       <w:r>
         <w:rPr>
           <w:rFonts w:ascii="Times New Roman" w:hAnsi="Times New Roman" w:cs="Times New Roman"/>
           <w:lang w:val="en-IN"/>
         </w:rPr>
+        <w:t xml:space="preserve"> </w:t>
+      </w:r>
+      <w:r>
+        <w:rPr>
+          <w:rFonts w:ascii="Times New Roman" w:hAnsi="Times New Roman" w:cs="Times New Roman"/>
+          <w:lang w:val="en-IN"/>
+        </w:rPr>
+        <w:t xml:space="preserve">2.  </w:t>
+      </w:r>
+      <w:r>
+        <w:rPr>
+          <w:rFonts w:ascii="Times New Roman" w:hAnsi="Times New Roman" w:cs="Times New Roman"/>
+        </w:rPr>
+        <w:t xml:space="preserve">On the other hand, the </w:t>
+      </w:r>
+      <w:proofErr w:type="spellStart"/>
+      <w:r>
+        <w:rPr>
+          <w:rFonts w:ascii="Times New Roman" w:hAnsi="Times New Roman" w:cs="Times New Roman"/>
+        </w:rPr>
+        <w:t>SelectFromModel</w:t>
+      </w:r>
+      <w:proofErr w:type="spellEnd"/>
+      <w:r>
+        <w:rPr>
+          <w:rFonts w:ascii="Times New Roman" w:hAnsi="Times New Roman" w:cs="Times New Roman"/>
+        </w:rPr>
+        <w:t xml:space="preserve"> approach works</w:t>
+      </w:r>
+      <w:r>
+        <w:rPr>
+          <w:rFonts w:ascii="Times New Roman" w:hAnsi="Times New Roman" w:cs="Times New Roman"/>
+          <w:lang w:val="en-IN"/>
+        </w:rPr>
         <w:t xml:space="preserve"> differently</w:t>
       </w:r>
       <w:r>
@@ -4921,15 +5256,7 @@
           <w:rFonts w:ascii="Times New Roman" w:hAnsi="Times New Roman" w:cs="Times New Roman"/>
           <w:lang w:val="en-IN"/>
         </w:rPr>
-        <w:t xml:space="preserve">In this, a single random forest with </w:t>
-      </w:r>
-      <w:r>
-        <w:rPr>
-          <w:rFonts w:ascii="Times New Roman" w:hAnsi="Times New Roman" w:cs="Times New Roman"/>
-          <w:lang w:val="en-IN"/>
-        </w:rPr>
-        <w:lastRenderedPageBreak/>
-        <w:t>threshold='mean' was fit on all 289 features, which means it keeps only descriptors whose impurity-based</w:t>
+        <w:t>In this, a single random forest with threshold='mean' was fit on all 289 features, which means it keeps only descriptors whose impurity-based</w:t>
       </w:r>
       <w:r>
         <w:rPr>
@@ -5034,6 +5361,7 @@
         <w:rPr>
           <w:noProof/>
         </w:rPr>
+        <w:lastRenderedPageBreak/>
         <w:drawing>
           <wp:inline distT="0" distB="0" distL="0" distR="0" wp14:anchorId="54A6E313" wp14:editId="3DED18B5">
             <wp:extent cx="6400291" cy="2589520"/>
@@ -5187,7 +5515,21 @@
         <w:rPr>
           <w:rFonts w:ascii="Times New Roman" w:hAnsi="Times New Roman" w:cs="Times New Roman"/>
         </w:rPr>
-        <w:t xml:space="preserve"> by the SelectFromModel technique.</w:t>
+        <w:t xml:space="preserve"> by the </w:t>
+      </w:r>
+      <w:proofErr w:type="spellStart"/>
+      <w:r>
+        <w:rPr>
+          <w:rFonts w:ascii="Times New Roman" w:hAnsi="Times New Roman" w:cs="Times New Roman"/>
+        </w:rPr>
+        <w:t>SelectFromModel</w:t>
+      </w:r>
+      <w:proofErr w:type="spellEnd"/>
+      <w:r>
+        <w:rPr>
+          <w:rFonts w:ascii="Times New Roman" w:hAnsi="Times New Roman" w:cs="Times New Roman"/>
+        </w:rPr>
+        <w:t xml:space="preserve"> technique.</w:t>
       </w:r>
     </w:p>
     <w:p>
@@ -5228,7 +5570,35 @@
         <w:rPr>
           <w:rFonts w:ascii="Times New Roman" w:hAnsi="Times New Roman" w:cs="Times New Roman"/>
         </w:rPr>
-        <w:t xml:space="preserve">random forest, CatBoost, XGBoost, </w:t>
+        <w:t xml:space="preserve">random forest, </w:t>
+      </w:r>
+      <w:proofErr w:type="spellStart"/>
+      <w:r>
+        <w:rPr>
+          <w:rFonts w:ascii="Times New Roman" w:hAnsi="Times New Roman" w:cs="Times New Roman"/>
+        </w:rPr>
+        <w:t>CatBoost</w:t>
+      </w:r>
+      <w:proofErr w:type="spellEnd"/>
+      <w:r>
+        <w:rPr>
+          <w:rFonts w:ascii="Times New Roman" w:hAnsi="Times New Roman" w:cs="Times New Roman"/>
+        </w:rPr>
+        <w:t xml:space="preserve">, </w:t>
+      </w:r>
+      <w:proofErr w:type="spellStart"/>
+      <w:r>
+        <w:rPr>
+          <w:rFonts w:ascii="Times New Roman" w:hAnsi="Times New Roman" w:cs="Times New Roman"/>
+        </w:rPr>
+        <w:t>XGBoost</w:t>
+      </w:r>
+      <w:proofErr w:type="spellEnd"/>
+      <w:r>
+        <w:rPr>
+          <w:rFonts w:ascii="Times New Roman" w:hAnsi="Times New Roman" w:cs="Times New Roman"/>
+        </w:rPr>
+        <w:t xml:space="preserve">, </w:t>
       </w:r>
       <w:r>
         <w:rPr>
@@ -5282,7 +5652,25 @@
         <w:rPr>
           <w:rFonts w:ascii="Times New Roman" w:hAnsi="Times New Roman" w:cs="Times New Roman"/>
         </w:rPr>
-        <w:t>the models, the SVR model outperformed the others in forecasting emission energies using</w:t>
+        <w:t xml:space="preserve">all </w:t>
+      </w:r>
+      <w:r>
+        <w:rPr>
+          <w:rFonts w:ascii="Times New Roman" w:hAnsi="Times New Roman" w:cs="Times New Roman"/>
+        </w:rPr>
+        <w:t xml:space="preserve">the models, the SVR model outperformed the others in </w:t>
+      </w:r>
+      <w:r>
+        <w:rPr>
+          <w:rFonts w:ascii="Times New Roman" w:hAnsi="Times New Roman" w:cs="Times New Roman"/>
+        </w:rPr>
+        <w:t xml:space="preserve">predicting </w:t>
+      </w:r>
+      <w:r>
+        <w:rPr>
+          <w:rFonts w:ascii="Times New Roman" w:hAnsi="Times New Roman" w:cs="Times New Roman"/>
+        </w:rPr>
+        <w:t>emission energies using</w:t>
       </w:r>
       <w:r>
         <w:rPr>
@@ -5296,12 +5684,14 @@
         </w:rPr>
         <w:t xml:space="preserve">the </w:t>
       </w:r>
+      <w:proofErr w:type="spellStart"/>
       <w:r>
         <w:rPr>
           <w:rFonts w:ascii="Times New Roman" w:hAnsi="Times New Roman" w:cs="Times New Roman"/>
         </w:rPr>
         <w:t>SelectFromModel</w:t>
       </w:r>
+      <w:proofErr w:type="spellEnd"/>
       <w:r>
         <w:rPr>
           <w:rFonts w:ascii="Times New Roman" w:hAnsi="Times New Roman" w:cs="Times New Roman"/>
@@ -5321,12 +5711,14 @@
         </w:rPr>
         <w:t xml:space="preserve"> technique also performed well. We have </w:t>
       </w:r>
+      <w:proofErr w:type="spellStart"/>
       <w:r>
         <w:rPr>
           <w:rFonts w:ascii="Times New Roman" w:hAnsi="Times New Roman" w:cs="Times New Roman"/>
         </w:rPr>
         <w:t>summarised</w:t>
       </w:r>
+      <w:proofErr w:type="spellEnd"/>
       <w:r>
         <w:rPr>
           <w:rFonts w:ascii="Times New Roman" w:hAnsi="Times New Roman" w:cs="Times New Roman"/>
@@ -5357,11 +5749,19 @@
         </w:rPr>
         <w:t xml:space="preserve"> in Table 1 was tuned by </w:t>
       </w:r>
-      <w:r>
-        <w:rPr>
-          <w:rFonts w:ascii="Times New Roman" w:hAnsi="Times New Roman" w:cs="Times New Roman"/>
-        </w:rPr>
-        <w:t>randomised search (15 trials, five-fold cross-validation</w:t>
+      <w:proofErr w:type="spellStart"/>
+      <w:r>
+        <w:rPr>
+          <w:rFonts w:ascii="Times New Roman" w:hAnsi="Times New Roman" w:cs="Times New Roman"/>
+        </w:rPr>
+        <w:t>randomised</w:t>
+      </w:r>
+      <w:proofErr w:type="spellEnd"/>
+      <w:r>
+        <w:rPr>
+          <w:rFonts w:ascii="Times New Roman" w:hAnsi="Times New Roman" w:cs="Times New Roman"/>
+        </w:rPr>
+        <w:t xml:space="preserve"> search (15 trials, five-fold cross-validation</w:t>
       </w:r>
       <w:r>
         <w:rPr>
@@ -5381,12 +5781,14 @@
         </w:rPr>
         <w:t xml:space="preserve">ree ensembles can </w:t>
       </w:r>
+      <w:proofErr w:type="spellStart"/>
       <w:r>
         <w:rPr>
           <w:rFonts w:ascii="Times New Roman" w:hAnsi="Times New Roman" w:cs="Times New Roman"/>
         </w:rPr>
         <w:t>memorise</w:t>
       </w:r>
+      <w:proofErr w:type="spellEnd"/>
       <w:r>
         <w:rPr>
           <w:rFonts w:ascii="Times New Roman" w:hAnsi="Times New Roman" w:cs="Times New Roman"/>
@@ -5439,32 +5841,289 @@
         <w:rPr>
           <w:rFonts w:ascii="Times New Roman" w:hAnsi="Times New Roman" w:cs="Times New Roman"/>
         </w:rPr>
-        <w:t xml:space="preserve"> is large. </w:t>
+        <w:t xml:space="preserve"> is large. For the thirty-one-feature RFECV matrix, tuning </w:t>
+      </w:r>
+      <w:r>
+        <w:rPr>
+          <w:rFonts w:ascii="Times New Roman" w:hAnsi="Times New Roman" w:cs="Times New Roman"/>
+        </w:rPr>
+        <w:t>improved</w:t>
+      </w:r>
+      <w:r>
+        <w:rPr>
+          <w:rFonts w:ascii="Times New Roman" w:hAnsi="Times New Roman" w:cs="Times New Roman"/>
+        </w:rPr>
+        <w:t xml:space="preserve"> GPR</w:t>
+      </w:r>
+      <w:r>
+        <w:rPr>
+          <w:rFonts w:ascii="Times New Roman" w:hAnsi="Times New Roman" w:cs="Times New Roman"/>
+        </w:rPr>
+        <w:t>’s</w:t>
+      </w:r>
+      <w:r>
+        <w:rPr>
+          <w:rFonts w:ascii="Times New Roman" w:hAnsi="Times New Roman" w:cs="Times New Roman"/>
+        </w:rPr>
+        <w:t xml:space="preserve"> </w:t>
+      </w:r>
+      <w:r>
+        <w:rPr>
+          <w:rFonts w:ascii="Times New Roman" w:hAnsi="Times New Roman" w:cs="Times New Roman"/>
+        </w:rPr>
+        <w:t>coefficient of determination (</w:t>
+      </w:r>
+      <w:r>
+        <w:rPr>
+          <w:rFonts w:ascii="Times New Roman" w:hAnsi="Times New Roman" w:cs="Times New Roman"/>
+        </w:rPr>
+        <w:t>R</w:t>
+      </w:r>
+      <w:r>
+        <w:rPr>
+          <w:rFonts w:ascii="Times New Roman" w:hAnsi="Times New Roman" w:cs="Times New Roman"/>
+          <w:vertAlign w:val="superscript"/>
+        </w:rPr>
+        <w:t>2</w:t>
+      </w:r>
+      <w:r>
+        <w:rPr>
+          <w:rFonts w:ascii="Times New Roman" w:hAnsi="Times New Roman" w:cs="Times New Roman"/>
+        </w:rPr>
+        <w:t xml:space="preserve">) </w:t>
+      </w:r>
+      <w:r>
+        <w:rPr>
+          <w:rFonts w:ascii="Times New Roman" w:hAnsi="Times New Roman" w:cs="Times New Roman"/>
+        </w:rPr>
+        <w:t>from 0.877 to 0.920</w:t>
+      </w:r>
+      <w:r>
+        <w:rPr>
+          <w:rFonts w:ascii="Times New Roman" w:hAnsi="Times New Roman" w:cs="Times New Roman"/>
+        </w:rPr>
+        <w:t>, and</w:t>
+      </w:r>
+      <w:r>
+        <w:rPr>
+          <w:rFonts w:ascii="Times New Roman" w:hAnsi="Times New Roman" w:cs="Times New Roman"/>
+        </w:rPr>
+        <w:t xml:space="preserve"> </w:t>
+      </w:r>
+      <w:r>
+        <w:rPr>
+          <w:rFonts w:ascii="Times New Roman" w:hAnsi="Times New Roman" w:cs="Times New Roman"/>
+        </w:rPr>
+        <w:t>in the case of</w:t>
+      </w:r>
+      <w:r>
+        <w:rPr>
+          <w:rFonts w:ascii="Times New Roman" w:hAnsi="Times New Roman" w:cs="Times New Roman"/>
+        </w:rPr>
+        <w:t xml:space="preserve"> thirteen-feature </w:t>
+      </w:r>
+      <w:proofErr w:type="spellStart"/>
+      <w:r>
+        <w:rPr>
+          <w:rFonts w:ascii="Times New Roman" w:hAnsi="Times New Roman" w:cs="Times New Roman"/>
+        </w:rPr>
+        <w:t>SelectFromModel</w:t>
+      </w:r>
+      <w:proofErr w:type="spellEnd"/>
+      <w:r>
+        <w:rPr>
+          <w:rFonts w:ascii="Times New Roman" w:hAnsi="Times New Roman" w:cs="Times New Roman"/>
+        </w:rPr>
+        <w:t xml:space="preserve"> matrix, SVR and GPR </w:t>
+      </w:r>
+      <w:r>
+        <w:rPr>
+          <w:rFonts w:ascii="Times New Roman" w:hAnsi="Times New Roman" w:cs="Times New Roman"/>
+        </w:rPr>
+        <w:t>were improved</w:t>
+      </w:r>
+      <w:r>
+        <w:rPr>
+          <w:rFonts w:ascii="Times New Roman" w:hAnsi="Times New Roman" w:cs="Times New Roman"/>
+        </w:rPr>
+        <w:t xml:space="preserve">, </w:t>
+      </w:r>
+      <w:r>
+        <w:rPr>
+          <w:rFonts w:ascii="Times New Roman" w:hAnsi="Times New Roman" w:cs="Times New Roman"/>
+        </w:rPr>
+        <w:t>out of which</w:t>
+      </w:r>
+      <w:r>
+        <w:rPr>
+          <w:rFonts w:ascii="Times New Roman" w:hAnsi="Times New Roman" w:cs="Times New Roman"/>
+        </w:rPr>
+        <w:t xml:space="preserve"> </w:t>
+      </w:r>
+      <w:r>
+        <w:rPr>
+          <w:rFonts w:ascii="Times New Roman" w:hAnsi="Times New Roman" w:cs="Times New Roman"/>
+        </w:rPr>
+        <w:t xml:space="preserve">SVR </w:t>
+      </w:r>
+      <w:r>
+        <w:rPr>
+          <w:rFonts w:ascii="Times New Roman" w:hAnsi="Times New Roman" w:cs="Times New Roman"/>
+        </w:rPr>
+        <w:t>with a radial-basis-function kernel (SVR–RBF) emerge</w:t>
+      </w:r>
+      <w:r>
+        <w:rPr>
+          <w:rFonts w:ascii="Times New Roman" w:hAnsi="Times New Roman" w:cs="Times New Roman"/>
+        </w:rPr>
+        <w:t>d</w:t>
+      </w:r>
+      <w:r>
+        <w:rPr>
+          <w:rFonts w:ascii="Times New Roman" w:hAnsi="Times New Roman" w:cs="Times New Roman"/>
+        </w:rPr>
+        <w:t xml:space="preserve"> as the best</w:t>
+      </w:r>
+      <w:r>
+        <w:rPr>
+          <w:rFonts w:ascii="Times New Roman" w:hAnsi="Times New Roman" w:cs="Times New Roman"/>
+        </w:rPr>
+        <w:t>, with the R</w:t>
+      </w:r>
+      <w:r>
+        <w:rPr>
+          <w:rFonts w:ascii="Times New Roman" w:hAnsi="Times New Roman" w:cs="Times New Roman"/>
+          <w:vertAlign w:val="superscript"/>
+        </w:rPr>
+        <w:t>2</w:t>
+      </w:r>
+      <w:r>
+        <w:rPr>
+          <w:rFonts w:ascii="Times New Roman" w:hAnsi="Times New Roman" w:cs="Times New Roman"/>
+          <w:vertAlign w:val="superscript"/>
+        </w:rPr>
+        <w:t xml:space="preserve"> </w:t>
+      </w:r>
+      <w:r>
+        <w:rPr>
+          <w:rFonts w:ascii="Times New Roman" w:hAnsi="Times New Roman" w:cs="Times New Roman"/>
+        </w:rPr>
+        <w:t xml:space="preserve">= </w:t>
+      </w:r>
+      <w:r>
+        <w:rPr>
+          <w:rFonts w:ascii="Times New Roman" w:hAnsi="Times New Roman" w:cs="Times New Roman"/>
+        </w:rPr>
+        <w:t>0.953</w:t>
+      </w:r>
+      <w:r>
+        <w:rPr>
+          <w:rFonts w:ascii="Times New Roman" w:hAnsi="Times New Roman" w:cs="Times New Roman"/>
+        </w:rPr>
+        <w:t>,</w:t>
+      </w:r>
+      <w:r>
+        <w:rPr>
+          <w:rFonts w:ascii="Times New Roman" w:hAnsi="Times New Roman" w:cs="Times New Roman"/>
+        </w:rPr>
+        <w:t xml:space="preserve"> RMSE</w:t>
+      </w:r>
+      <w:r>
+        <w:rPr>
+          <w:rFonts w:ascii="Times New Roman" w:hAnsi="Times New Roman" w:cs="Times New Roman"/>
+        </w:rPr>
+        <w:t xml:space="preserve"> =</w:t>
+      </w:r>
+      <w:r>
+        <w:rPr>
+          <w:rFonts w:ascii="Times New Roman" w:hAnsi="Times New Roman" w:cs="Times New Roman"/>
+        </w:rPr>
+        <w:t xml:space="preserve"> </w:t>
+      </w:r>
+      <w:r>
+        <w:rPr>
+          <w:rFonts w:ascii="Times New Roman" w:hAnsi="Times New Roman" w:cs="Times New Roman"/>
+        </w:rPr>
+        <w:t>0.074</w:t>
+      </w:r>
+      <w:r>
+        <w:rPr>
+          <w:rFonts w:ascii="Times New Roman" w:hAnsi="Times New Roman" w:cs="Times New Roman"/>
+        </w:rPr>
+        <w:t xml:space="preserve"> </w:t>
+      </w:r>
+      <w:r>
+        <w:rPr>
+          <w:rFonts w:ascii="Times New Roman" w:hAnsi="Times New Roman" w:cs="Times New Roman"/>
+        </w:rPr>
+        <w:t>and mean absolute error (MAE)</w:t>
+      </w:r>
+      <w:r>
+        <w:rPr>
+          <w:rFonts w:ascii="Times New Roman" w:hAnsi="Times New Roman" w:cs="Times New Roman"/>
+        </w:rPr>
+        <w:t xml:space="preserve"> </w:t>
+      </w:r>
+      <w:r>
+        <w:rPr>
+          <w:rFonts w:ascii="Times New Roman" w:hAnsi="Times New Roman" w:cs="Times New Roman"/>
+        </w:rPr>
+        <w:t xml:space="preserve">= </w:t>
+      </w:r>
+      <w:r>
+        <w:rPr>
+          <w:rFonts w:ascii="Times New Roman" w:hAnsi="Times New Roman" w:cs="Times New Roman"/>
+        </w:rPr>
+        <w:t>0.048</w:t>
+      </w:r>
+      <w:r>
+        <w:rPr>
+          <w:rFonts w:ascii="Times New Roman" w:hAnsi="Times New Roman" w:cs="Times New Roman"/>
+        </w:rPr>
+        <w:t>.</w:t>
+      </w:r>
+      <w:r>
+        <w:rPr>
+          <w:rFonts w:ascii="Times New Roman" w:hAnsi="Times New Roman" w:cs="Times New Roman"/>
+        </w:rPr>
+        <w:t xml:space="preserve"> F</w:t>
+      </w:r>
+      <w:r>
+        <w:rPr>
+          <w:rFonts w:ascii="Times New Roman" w:hAnsi="Times New Roman" w:cs="Times New Roman"/>
+        </w:rPr>
+        <w:t xml:space="preserve">ormulas </w:t>
       </w:r>
       <w:r>
         <w:rPr>
           <w:rFonts w:ascii="Times New Roman" w:hAnsi="Times New Roman" w:cs="Times New Roman"/>
         </w:rPr>
         <w:lastRenderedPageBreak/>
-        <w:t xml:space="preserve">For the thirty-one-feature RFECV matrix, tuning </w:t>
-      </w:r>
-      <w:r>
-        <w:rPr>
-          <w:rFonts w:ascii="Times New Roman" w:hAnsi="Times New Roman" w:cs="Times New Roman"/>
-        </w:rPr>
-        <w:t>improved</w:t>
-      </w:r>
-      <w:r>
-        <w:rPr>
-          <w:rFonts w:ascii="Times New Roman" w:hAnsi="Times New Roman" w:cs="Times New Roman"/>
-        </w:rPr>
-        <w:t xml:space="preserve"> GPR</w:t>
-      </w:r>
-      <w:r>
-        <w:rPr>
-          <w:rFonts w:ascii="Times New Roman" w:hAnsi="Times New Roman" w:cs="Times New Roman"/>
-        </w:rPr>
-        <w:t>’s</w:t>
+        <w:t>for each evaluation metric are defined below</w:t>
+      </w:r>
+      <w:r>
+        <w:rPr>
+          <w:rFonts w:ascii="Times New Roman" w:hAnsi="Times New Roman" w:cs="Times New Roman"/>
+        </w:rPr>
+        <w:t xml:space="preserve"> (Equation 1-3)</w:t>
+      </w:r>
+      <w:r>
+        <w:rPr>
+          <w:rFonts w:ascii="Times New Roman" w:hAnsi="Times New Roman" w:cs="Times New Roman"/>
+        </w:rPr>
+        <w:t>, where</w:t>
+      </w:r>
+      <w:r>
+        <w:rPr>
+          <w:rFonts w:ascii="Times New Roman" w:hAnsi="Times New Roman" w:cs="Times New Roman"/>
+        </w:rPr>
+        <w:t xml:space="preserve"> E</w:t>
+      </w:r>
+      <w:r>
+        <w:rPr>
+          <w:rFonts w:ascii="Times New Roman" w:hAnsi="Times New Roman" w:cs="Times New Roman"/>
+        </w:rPr>
+        <w:t xml:space="preserve"> is</w:t>
       </w:r>
       <w:r>
         <w:rPr>
@@ -5476,280 +6135,7 @@
         <w:rPr>
           <w:rFonts w:ascii="Times New Roman" w:hAnsi="Times New Roman" w:cs="Times New Roman"/>
         </w:rPr>
-        <w:t>coefficient of determination (</w:t>
-      </w:r>
-      <w:r>
-        <w:rPr>
-          <w:rFonts w:ascii="Times New Roman" w:hAnsi="Times New Roman" w:cs="Times New Roman"/>
-        </w:rPr>
-        <w:t>R</w:t>
-      </w:r>
-      <w:r>
-        <w:rPr>
-          <w:rFonts w:ascii="Times New Roman" w:hAnsi="Times New Roman" w:cs="Times New Roman"/>
-          <w:vertAlign w:val="superscript"/>
-        </w:rPr>
-        <w:t>2</w:t>
-      </w:r>
-      <w:r>
-        <w:rPr>
-          <w:rFonts w:ascii="Times New Roman" w:hAnsi="Times New Roman" w:cs="Times New Roman"/>
-        </w:rPr>
-        <w:t xml:space="preserve">) </w:t>
-      </w:r>
-      <w:r>
-        <w:rPr>
-          <w:rFonts w:ascii="Times New Roman" w:hAnsi="Times New Roman" w:cs="Times New Roman"/>
-        </w:rPr>
-        <w:t>from 0.877 to 0.920</w:t>
-      </w:r>
-      <w:r>
-        <w:rPr>
-          <w:rFonts w:ascii="Times New Roman" w:hAnsi="Times New Roman" w:cs="Times New Roman"/>
-        </w:rPr>
-        <w:t>, and</w:t>
-      </w:r>
-      <w:r>
-        <w:rPr>
-          <w:rFonts w:ascii="Times New Roman" w:hAnsi="Times New Roman" w:cs="Times New Roman"/>
-        </w:rPr>
-        <w:t xml:space="preserve"> </w:t>
-      </w:r>
-      <w:r>
-        <w:rPr>
-          <w:rFonts w:ascii="Times New Roman" w:hAnsi="Times New Roman" w:cs="Times New Roman"/>
-        </w:rPr>
-        <w:t>in the case of</w:t>
-      </w:r>
-      <w:r>
-        <w:rPr>
-          <w:rFonts w:ascii="Times New Roman" w:hAnsi="Times New Roman" w:cs="Times New Roman"/>
-        </w:rPr>
-        <w:t xml:space="preserve"> thirteen-feature SelectFromModel matrix, SVR and GPR </w:t>
-      </w:r>
-      <w:r>
-        <w:rPr>
-          <w:rFonts w:ascii="Times New Roman" w:hAnsi="Times New Roman" w:cs="Times New Roman"/>
-        </w:rPr>
-        <w:t>were improved</w:t>
-      </w:r>
-      <w:r>
-        <w:rPr>
-          <w:rFonts w:ascii="Times New Roman" w:hAnsi="Times New Roman" w:cs="Times New Roman"/>
-        </w:rPr>
-        <w:t xml:space="preserve">, </w:t>
-      </w:r>
-      <w:r>
-        <w:rPr>
-          <w:rFonts w:ascii="Times New Roman" w:hAnsi="Times New Roman" w:cs="Times New Roman"/>
-        </w:rPr>
-        <w:t>out of which</w:t>
-      </w:r>
-      <w:r>
-        <w:rPr>
-          <w:rFonts w:ascii="Times New Roman" w:hAnsi="Times New Roman" w:cs="Times New Roman"/>
-        </w:rPr>
-        <w:t xml:space="preserve"> </w:t>
-      </w:r>
-      <w:r>
-        <w:rPr>
-          <w:rFonts w:ascii="Times New Roman" w:hAnsi="Times New Roman" w:cs="Times New Roman"/>
-        </w:rPr>
-        <w:t xml:space="preserve">SVR </w:t>
-      </w:r>
-      <w:r>
-        <w:rPr>
-          <w:rFonts w:ascii="Times New Roman" w:hAnsi="Times New Roman" w:cs="Times New Roman"/>
-        </w:rPr>
-        <w:t>with a radial-basis-function kernel (SVR–RBF) emerge</w:t>
-      </w:r>
-      <w:r>
-        <w:rPr>
-          <w:rFonts w:ascii="Times New Roman" w:hAnsi="Times New Roman" w:cs="Times New Roman"/>
-        </w:rPr>
-        <w:t>d</w:t>
-      </w:r>
-      <w:r>
-        <w:rPr>
-          <w:rFonts w:ascii="Times New Roman" w:hAnsi="Times New Roman" w:cs="Times New Roman"/>
-        </w:rPr>
-        <w:t xml:space="preserve"> as the best</w:t>
-      </w:r>
-      <w:r>
-        <w:rPr>
-          <w:rFonts w:ascii="Times New Roman" w:hAnsi="Times New Roman" w:cs="Times New Roman"/>
-        </w:rPr>
-        <w:t>, with the highest R</w:t>
-      </w:r>
-      <w:r>
-        <w:rPr>
-          <w:rFonts w:ascii="Times New Roman" w:hAnsi="Times New Roman" w:cs="Times New Roman"/>
-          <w:vertAlign w:val="superscript"/>
-        </w:rPr>
-        <w:t>2</w:t>
-      </w:r>
-      <w:r>
-        <w:rPr>
-          <w:rFonts w:ascii="Times New Roman" w:hAnsi="Times New Roman" w:cs="Times New Roman"/>
-          <w:vertAlign w:val="superscript"/>
-        </w:rPr>
-        <w:t xml:space="preserve"> </w:t>
-      </w:r>
-      <w:r>
-        <w:rPr>
-          <w:rFonts w:ascii="Times New Roman" w:hAnsi="Times New Roman" w:cs="Times New Roman"/>
-        </w:rPr>
-        <w:t xml:space="preserve"> (eq. 1),</w:t>
-      </w:r>
-      <w:r>
-        <w:rPr>
-          <w:rFonts w:ascii="Times New Roman" w:hAnsi="Times New Roman" w:cs="Times New Roman"/>
-        </w:rPr>
-        <w:t xml:space="preserve"> least </w:t>
-      </w:r>
-      <w:r>
-        <w:rPr>
-          <w:rFonts w:ascii="Times New Roman" w:hAnsi="Times New Roman" w:cs="Times New Roman"/>
-        </w:rPr>
-        <w:t>root mean square error (</w:t>
-      </w:r>
-      <w:r>
-        <w:rPr>
-          <w:rFonts w:ascii="Times New Roman" w:hAnsi="Times New Roman" w:cs="Times New Roman"/>
-        </w:rPr>
-        <w:t>RMSE</w:t>
-      </w:r>
-      <w:r>
-        <w:rPr>
-          <w:rFonts w:ascii="Times New Roman" w:hAnsi="Times New Roman" w:cs="Times New Roman"/>
-        </w:rPr>
-        <w:t>)</w:t>
-      </w:r>
-      <w:r>
-        <w:rPr>
-          <w:rFonts w:ascii="Times New Roman" w:hAnsi="Times New Roman" w:cs="Times New Roman"/>
-        </w:rPr>
-        <w:t xml:space="preserve"> </w:t>
-      </w:r>
-      <w:r>
-        <w:rPr>
-          <w:rFonts w:ascii="Times New Roman" w:hAnsi="Times New Roman" w:cs="Times New Roman"/>
-        </w:rPr>
-        <w:t>(eq. 2)</w:t>
-      </w:r>
-      <w:r>
-        <w:rPr>
-          <w:rFonts w:ascii="Times New Roman" w:hAnsi="Times New Roman" w:cs="Times New Roman"/>
-        </w:rPr>
-        <w:t xml:space="preserve"> </w:t>
-      </w:r>
-      <w:r>
-        <w:rPr>
-          <w:rFonts w:ascii="Times New Roman" w:hAnsi="Times New Roman" w:cs="Times New Roman"/>
-        </w:rPr>
-        <w:t>and mean absolute error (MAE)</w:t>
-      </w:r>
-      <w:r>
-        <w:rPr>
-          <w:rFonts w:ascii="Times New Roman" w:hAnsi="Times New Roman" w:cs="Times New Roman"/>
-        </w:rPr>
-        <w:t xml:space="preserve"> (eq. 3)</w:t>
-      </w:r>
-      <w:r>
-        <w:rPr>
-          <w:rFonts w:ascii="Times New Roman" w:hAnsi="Times New Roman" w:cs="Times New Roman"/>
-        </w:rPr>
-        <w:t>.</w:t>
-      </w:r>
-      <w:r>
-        <w:rPr>
-          <w:rFonts w:ascii="Times New Roman" w:hAnsi="Times New Roman" w:cs="Times New Roman"/>
-        </w:rPr>
-        <w:t xml:space="preserve"> F</w:t>
-      </w:r>
-      <w:r>
-        <w:rPr>
-          <w:rFonts w:ascii="Times New Roman" w:hAnsi="Times New Roman" w:cs="Times New Roman"/>
-        </w:rPr>
-        <w:t>ormulas for each evaluation metric are defined below</w:t>
-      </w:r>
-      <w:r>
-        <w:rPr>
-          <w:rFonts w:ascii="Times New Roman" w:hAnsi="Times New Roman" w:cs="Times New Roman"/>
-        </w:rPr>
-        <w:t>, where</w:t>
-      </w:r>
-      <w:r>
-        <w:rPr>
-          <w:rFonts w:ascii="Times New Roman" w:hAnsi="Times New Roman" w:cs="Times New Roman"/>
-        </w:rPr>
-        <w:t xml:space="preserve"> E</w:t>
-      </w:r>
-      <w:r>
-        <w:rPr>
-          <w:rFonts w:ascii="Times New Roman" w:hAnsi="Times New Roman" w:cs="Times New Roman"/>
-        </w:rPr>
-        <w:t xml:space="preserve"> is</w:t>
-      </w:r>
-      <w:r>
-        <w:rPr>
-          <w:rFonts w:ascii="Times New Roman" w:hAnsi="Times New Roman" w:cs="Times New Roman"/>
-        </w:rPr>
-        <w:t xml:space="preserve"> </w:t>
-      </w:r>
-      <w:r>
-        <w:rPr>
-          <w:rFonts w:ascii="Times New Roman" w:hAnsi="Times New Roman" w:cs="Times New Roman"/>
-        </w:rPr>
-        <w:t>reported</w:t>
-      </w:r>
-      <w:r>
-        <w:rPr>
-          <w:rFonts w:ascii="Times New Roman" w:hAnsi="Times New Roman" w:cs="Times New Roman"/>
-        </w:rPr>
-        <w:t xml:space="preserve"> photon energy</w:t>
-      </w:r>
-      <w:r>
-        <w:rPr>
-          <w:rFonts w:ascii="Times New Roman" w:hAnsi="Times New Roman" w:cs="Times New Roman"/>
-        </w:rPr>
-        <w:t xml:space="preserve">, </w:t>
-      </w:r>
-      <w:r>
-        <w:rPr>
-          <w:rFonts w:ascii="Times New Roman" w:hAnsi="Times New Roman" w:cs="Times New Roman"/>
-        </w:rPr>
-        <w:t xml:space="preserve">Ê </w:t>
-      </w:r>
-      <w:r>
-        <w:rPr>
-          <w:rFonts w:ascii="Times New Roman" w:hAnsi="Times New Roman" w:cs="Times New Roman"/>
-        </w:rPr>
-        <w:t xml:space="preserve">is the </w:t>
-      </w:r>
-      <w:r>
-        <w:rPr>
-          <w:rFonts w:ascii="Times New Roman" w:hAnsi="Times New Roman" w:cs="Times New Roman"/>
-        </w:rPr>
-        <w:t>predicted photon energy</w:t>
-      </w:r>
-      <w:r>
-        <w:rPr>
-          <w:rFonts w:ascii="Times New Roman" w:hAnsi="Times New Roman" w:cs="Times New Roman"/>
-        </w:rPr>
-        <w:t xml:space="preserve"> by the model,</w:t>
-      </w:r>
-      <w:r>
-        <w:rPr>
-          <w:rFonts w:ascii="Times New Roman" w:hAnsi="Times New Roman" w:cs="Times New Roman"/>
-        </w:rPr>
-        <w:t xml:space="preserve"> Ē</w:t>
-      </w:r>
-      <w:r>
-        <w:rPr>
-          <w:rFonts w:ascii="Times New Roman" w:hAnsi="Times New Roman" w:cs="Times New Roman"/>
-        </w:rPr>
-        <w:t xml:space="preserve"> is </w:t>
+        <w:t xml:space="preserve">the reported photon energy, Ê is the predicted photon energy by the model, and Ē is the </w:t>
       </w:r>
       <w:r>
         <w:rPr>
@@ -5978,13 +6364,29 @@
           <w:rFonts w:ascii="Times New Roman" w:hAnsi="Times New Roman" w:cs="Times New Roman"/>
           <w:lang w:val="en-IN"/>
         </w:rPr>
-        <w:t>It is crucial to understand that RFECV selects 31 features and achieves a lower training-fold cross-validation error than the 13-feature SelectFromModel channel, yet on test data, the 13-variable</w:t>
-      </w:r>
+        <w:t xml:space="preserve">It is crucial to understand that RFECV selects 31 features and achieves a lower training-fold cross-validation error than the 13-feature </w:t>
+      </w:r>
+      <w:proofErr w:type="spellStart"/>
       <w:r>
         <w:rPr>
           <w:rFonts w:ascii="Times New Roman" w:hAnsi="Times New Roman" w:cs="Times New Roman"/>
           <w:lang w:val="en-IN"/>
         </w:rPr>
+        <w:t>SelectFromModel</w:t>
+      </w:r>
+      <w:proofErr w:type="spellEnd"/>
+      <w:r>
+        <w:rPr>
+          <w:rFonts w:ascii="Times New Roman" w:hAnsi="Times New Roman" w:cs="Times New Roman"/>
+          <w:lang w:val="en-IN"/>
+        </w:rPr>
+        <w:t xml:space="preserve"> channel, yet on test data, the 13-variable</w:t>
+      </w:r>
+      <w:r>
+        <w:rPr>
+          <w:rFonts w:ascii="Times New Roman" w:hAnsi="Times New Roman" w:cs="Times New Roman"/>
+          <w:lang w:val="en-IN"/>
+        </w:rPr>
         <w:t xml:space="preserve"> SVR is unambiguously better</w:t>
       </w:r>
       <w:r>
@@ -5992,14 +6394,14 @@
           <w:rFonts w:ascii="Times New Roman" w:hAnsi="Times New Roman" w:cs="Times New Roman"/>
           <w:lang w:val="en-IN"/>
         </w:rPr>
-        <w:t>. It is worth mentioning that</w:t>
+        <w:t xml:space="preserve"> as </w:t>
       </w:r>
       <w:r>
         <w:rPr>
           <w:rFonts w:ascii="Times New Roman" w:hAnsi="Times New Roman" w:cs="Times New Roman"/>
           <w:lang w:val="en-IN"/>
         </w:rPr>
-        <w:t xml:space="preserve"> R</w:t>
+        <w:t>R</w:t>
       </w:r>
       <w:r>
         <w:rPr>
@@ -6054,14 +6456,48 @@
         <w:rPr>
           <w:rFonts w:ascii="Times New Roman" w:hAnsi="Times New Roman" w:cs="Times New Roman"/>
         </w:rPr>
-        <w:t>performance difference between RFECV and SelectFromModel aligns well with the sample-to-feature ratio, which influences overfitting. For</w:t>
-      </w:r>
-      <w:r>
-        <w:rPr>
-          <w:rFonts w:ascii="Times New Roman" w:hAnsi="Times New Roman" w:cs="Times New Roman"/>
-        </w:rPr>
-        <w:t xml:space="preserve"> 226 training points, the sample-to-feature ratio is 17.4 for the SelectFromModel</w:t>
-      </w:r>
+        <w:t xml:space="preserve">performance difference between RFECV and </w:t>
+      </w:r>
+      <w:proofErr w:type="spellStart"/>
+      <w:r>
+        <w:rPr>
+          <w:rFonts w:ascii="Times New Roman" w:hAnsi="Times New Roman" w:cs="Times New Roman"/>
+        </w:rPr>
+        <w:t>SelectFromModel</w:t>
+      </w:r>
+      <w:proofErr w:type="spellEnd"/>
+      <w:r>
+        <w:rPr>
+          <w:rFonts w:ascii="Times New Roman" w:hAnsi="Times New Roman" w:cs="Times New Roman"/>
+        </w:rPr>
+        <w:t xml:space="preserve"> aligns well with the sample-to-feature ratio, which influences overfitting. </w:t>
+      </w:r>
+      <w:r>
+        <w:rPr>
+          <w:rFonts w:ascii="Times New Roman" w:hAnsi="Times New Roman" w:cs="Times New Roman"/>
+        </w:rPr>
+        <w:t>As shown in Table S4, f</w:t>
+      </w:r>
+      <w:r>
+        <w:rPr>
+          <w:rFonts w:ascii="Times New Roman" w:hAnsi="Times New Roman" w:cs="Times New Roman"/>
+        </w:rPr>
+        <w:t>or</w:t>
+      </w:r>
+      <w:r>
+        <w:rPr>
+          <w:rFonts w:ascii="Times New Roman" w:hAnsi="Times New Roman" w:cs="Times New Roman"/>
+        </w:rPr>
+        <w:t xml:space="preserve"> 226 training points, the sample-to-feature ratio is 17.4 for the </w:t>
+      </w:r>
+      <w:proofErr w:type="spellStart"/>
+      <w:r>
+        <w:rPr>
+          <w:rFonts w:ascii="Times New Roman" w:hAnsi="Times New Roman" w:cs="Times New Roman"/>
+        </w:rPr>
+        <w:t>SelectFromModel</w:t>
+      </w:r>
+      <w:proofErr w:type="spellEnd"/>
       <w:r>
         <w:rPr>
           <w:rFonts w:ascii="Times New Roman" w:hAnsi="Times New Roman" w:cs="Times New Roman"/>
@@ -6231,7 +6667,6 @@
                 <w:b/>
                 <w:bCs/>
               </w:rPr>
-              <w:lastRenderedPageBreak/>
               <w:t>Feature selection</w:t>
             </w:r>
           </w:p>
@@ -6401,6 +6836,7 @@
                 <w:color w:val="153D63" w:themeColor="text2" w:themeTint="E6"/>
               </w:rPr>
             </w:pPr>
+            <w:proofErr w:type="spellStart"/>
             <w:r>
               <w:rPr>
                 <w:rFonts w:ascii="Times New Roman" w:hAnsi="Times New Roman" w:cs="Times New Roman"/>
@@ -6408,6 +6844,7 @@
               </w:rPr>
               <w:t>SelectFromModel</w:t>
             </w:r>
+            <w:proofErr w:type="spellEnd"/>
           </w:p>
         </w:tc>
         <w:tc>
@@ -6548,12 +6985,14 @@
                 <w:rFonts w:ascii="Times New Roman" w:hAnsi="Times New Roman" w:cs="Times New Roman"/>
               </w:rPr>
             </w:pPr>
+            <w:proofErr w:type="spellStart"/>
             <w:r>
               <w:rPr>
                 <w:rFonts w:ascii="Times New Roman" w:hAnsi="Times New Roman" w:cs="Times New Roman"/>
               </w:rPr>
               <w:t>SelectFromModel</w:t>
             </w:r>
+            <w:proofErr w:type="spellEnd"/>
           </w:p>
         </w:tc>
         <w:tc>
@@ -6676,12 +7115,14 @@
                 <w:rFonts w:ascii="Times New Roman" w:hAnsi="Times New Roman" w:cs="Times New Roman"/>
               </w:rPr>
             </w:pPr>
+            <w:proofErr w:type="spellStart"/>
             <w:r>
               <w:rPr>
                 <w:rFonts w:ascii="Times New Roman" w:hAnsi="Times New Roman" w:cs="Times New Roman"/>
               </w:rPr>
               <w:t>SelectFromModel</w:t>
             </w:r>
+            <w:proofErr w:type="spellEnd"/>
           </w:p>
         </w:tc>
         <w:tc>
@@ -6718,12 +7159,14 @@
                 <w:rFonts w:ascii="Times New Roman" w:hAnsi="Times New Roman" w:cs="Times New Roman"/>
               </w:rPr>
             </w:pPr>
+            <w:proofErr w:type="spellStart"/>
             <w:r>
               <w:rPr>
                 <w:rFonts w:ascii="Times New Roman" w:hAnsi="Times New Roman" w:cs="Times New Roman"/>
               </w:rPr>
               <w:t>CatBoost</w:t>
             </w:r>
+            <w:proofErr w:type="spellEnd"/>
           </w:p>
         </w:tc>
         <w:tc>
@@ -7064,6 +7507,7 @@
               <w:rPr>
                 <w:rFonts w:ascii="Times New Roman" w:hAnsi="Times New Roman" w:cs="Times New Roman"/>
               </w:rPr>
+              <w:lastRenderedPageBreak/>
               <w:t>RFECV</w:t>
             </w:r>
           </w:p>
@@ -7102,12 +7546,14 @@
                 <w:rFonts w:ascii="Times New Roman" w:hAnsi="Times New Roman" w:cs="Times New Roman"/>
               </w:rPr>
             </w:pPr>
+            <w:proofErr w:type="spellStart"/>
             <w:r>
               <w:rPr>
                 <w:rFonts w:ascii="Times New Roman" w:hAnsi="Times New Roman" w:cs="Times New Roman"/>
               </w:rPr>
               <w:t>CatBoost</w:t>
             </w:r>
+            <w:proofErr w:type="spellEnd"/>
           </w:p>
         </w:tc>
         <w:tc>
@@ -7201,20 +7647,36 @@
           <w:rFonts w:ascii="Times New Roman" w:hAnsi="Times New Roman" w:cs="Times New Roman"/>
           <w:lang w:val="en-IN"/>
         </w:rPr>
-        <w:t xml:space="preserve">he SelectFromModel </w:t>
-      </w:r>
+        <w:t xml:space="preserve">he </w:t>
+      </w:r>
+      <w:proofErr w:type="spellStart"/>
       <w:r>
         <w:rPr>
           <w:rFonts w:ascii="Times New Roman" w:hAnsi="Times New Roman" w:cs="Times New Roman"/>
           <w:lang w:val="en-IN"/>
         </w:rPr>
-        <w:t xml:space="preserve">based features </w:t>
-      </w:r>
+        <w:t>SelectFromModel</w:t>
+      </w:r>
+      <w:proofErr w:type="spellEnd"/>
       <w:r>
         <w:rPr>
           <w:rFonts w:ascii="Times New Roman" w:hAnsi="Times New Roman" w:cs="Times New Roman"/>
           <w:lang w:val="en-IN"/>
         </w:rPr>
+        <w:t>-based</w:t>
+      </w:r>
+      <w:r>
+        <w:rPr>
+          <w:rFonts w:ascii="Times New Roman" w:hAnsi="Times New Roman" w:cs="Times New Roman"/>
+          <w:lang w:val="en-IN"/>
+        </w:rPr>
+        <w:t xml:space="preserve"> features </w:t>
+      </w:r>
+      <w:r>
+        <w:rPr>
+          <w:rFonts w:ascii="Times New Roman" w:hAnsi="Times New Roman" w:cs="Times New Roman"/>
+          <w:lang w:val="en-IN"/>
+        </w:rPr>
         <w:t xml:space="preserve">list </w:t>
       </w:r>
       <w:r>
@@ -7236,14 +7698,14 @@
           <w:rFonts w:ascii="Times New Roman" w:hAnsi="Times New Roman" w:cs="Times New Roman"/>
           <w:lang w:val="en-IN"/>
         </w:rPr>
-        <w:t xml:space="preserve"> rather than a black-box vector (full names in SI Table S</w:t>
+        <w:t xml:space="preserve"> rather than a black-box vector (full names in Table </w:t>
       </w:r>
       <w:r>
         <w:rPr>
           <w:rFonts w:ascii="Times New Roman" w:hAnsi="Times New Roman" w:cs="Times New Roman"/>
           <w:lang w:val="en-IN"/>
         </w:rPr>
-        <w:t>4</w:t>
+        <w:t>S5</w:t>
       </w:r>
       <w:r>
         <w:rPr>
@@ -7269,8 +7731,6 @@
       <w:r>
         <w:rPr>
           <w:rFonts w:ascii="Times New Roman" w:hAnsi="Times New Roman" w:cs="Times New Roman"/>
-          <w:b/>
-          <w:bCs/>
           <w:lang w:val="en-IN"/>
         </w:rPr>
         <w:t xml:space="preserve">Figure </w:t>
@@ -7278,8 +7738,6 @@
       <w:r>
         <w:rPr>
           <w:rFonts w:ascii="Times New Roman" w:hAnsi="Times New Roman" w:cs="Times New Roman"/>
-          <w:b/>
-          <w:bCs/>
           <w:lang w:val="en-IN"/>
         </w:rPr>
         <w:t>3</w:t>
@@ -7296,63 +7754,29 @@
           <w:rFonts w:ascii="Times New Roman" w:hAnsi="Times New Roman" w:cs="Times New Roman"/>
           <w:lang w:val="en-IN"/>
         </w:rPr>
-        <w:t xml:space="preserve">. The list consists of </w:t>
-      </w:r>
-      <w:r>
-        <w:rPr>
-          <w:rStyle w:val="VerbatimChar"/>
-          <w:rFonts w:ascii="Times New Roman" w:hAnsi="Times New Roman" w:cs="Times New Roman"/>
-          <w:sz w:val="24"/>
-        </w:rPr>
-        <w:t>CL_PRIMARY_ORGANIC_HALIDE</w:t>
-      </w:r>
-      <w:r>
-        <w:rPr>
-          <w:rFonts w:ascii="Times New Roman" w:hAnsi="Times New Roman" w:cs="Times New Roman"/>
-        </w:rPr>
-        <w:t xml:space="preserve">, </w:t>
-      </w:r>
-      <w:r>
-        <w:rPr>
-          <w:rStyle w:val="VerbatimChar"/>
-          <w:rFonts w:ascii="Times New Roman" w:hAnsi="Times New Roman" w:cs="Times New Roman"/>
-          <w:sz w:val="24"/>
-        </w:rPr>
-        <w:t>BR_PRIMARY_ORGANIC_HALIDE</w:t>
-      </w:r>
-      <w:r>
-        <w:rPr>
-          <w:rFonts w:ascii="Times New Roman" w:hAnsi="Times New Roman" w:cs="Times New Roman"/>
-        </w:rPr>
-        <w:t xml:space="preserve">, </w:t>
-      </w:r>
-      <w:r>
-        <w:rPr>
-          <w:rStyle w:val="VerbatimChar"/>
-          <w:rFonts w:ascii="Times New Roman" w:hAnsi="Times New Roman" w:cs="Times New Roman"/>
-          <w:sz w:val="24"/>
-        </w:rPr>
-        <w:t>SPACER_TO_PB_RATIO</w:t>
-      </w:r>
-      <w:r>
-        <w:rPr>
-          <w:rFonts w:ascii="Times New Roman" w:hAnsi="Times New Roman" w:cs="Times New Roman"/>
-        </w:rPr>
-        <w:t xml:space="preserve">, </w:t>
-      </w:r>
-      <w:r>
-        <w:rPr>
-          <w:rStyle w:val="VerbatimChar"/>
-          <w:rFonts w:ascii="Times New Roman" w:hAnsi="Times New Roman" w:cs="Times New Roman"/>
-          <w:sz w:val="24"/>
-        </w:rPr>
-        <w:t>PbCl</w:t>
-      </w:r>
-      <w:r>
-        <w:rPr>
-          <w:rStyle w:val="VerbatimChar"/>
-          <w:rFonts w:ascii="Times New Roman" w:hAnsi="Times New Roman" w:cs="Times New Roman"/>
-          <w:sz w:val="24"/>
+        <w:t xml:space="preserve">. </w:t>
+      </w:r>
+      <w:r>
+        <w:rPr>
+          <w:rFonts w:ascii="Times New Roman" w:hAnsi="Times New Roman" w:cs="Times New Roman"/>
+        </w:rPr>
+        <w:t xml:space="preserve">The halide flags </w:t>
+      </w:r>
+      <w:r>
+        <w:rPr>
+          <w:rFonts w:ascii="Times New Roman" w:hAnsi="Times New Roman" w:cs="Times New Roman"/>
+        </w:rPr>
+        <w:t>that are based on the anion part of salts, sourcing the organic cation</w:t>
+      </w:r>
+      <w:r>
+        <w:rPr>
+          <w:rFonts w:ascii="Times New Roman" w:hAnsi="Times New Roman" w:cs="Times New Roman"/>
+        </w:rPr>
+        <w:t xml:space="preserve"> (CL_PRIMARY_ORGANIC_HALIDE, BR_PRIMARY_ORGANIC_HALIDE) and the inorganic lead-halide fractions (PbCl</w:t>
+      </w:r>
+      <w:r>
+        <w:rPr>
+          <w:rFonts w:ascii="Times New Roman" w:hAnsi="Times New Roman" w:cs="Times New Roman"/>
           <w:vertAlign w:val="subscript"/>
         </w:rPr>
         <w:t>2</w:t>
@@ -7361,21 +7785,11 @@
         <w:rPr>
           <w:rFonts w:ascii="Times New Roman" w:hAnsi="Times New Roman" w:cs="Times New Roman"/>
         </w:rPr>
-        <w:t xml:space="preserve">, </w:t>
-      </w:r>
-      <w:r>
-        <w:rPr>
-          <w:rStyle w:val="VerbatimChar"/>
-          <w:rFonts w:ascii="Times New Roman" w:hAnsi="Times New Roman" w:cs="Times New Roman"/>
-          <w:sz w:val="24"/>
-        </w:rPr>
-        <w:t>PbBr</w:t>
-      </w:r>
-      <w:r>
-        <w:rPr>
-          <w:rStyle w:val="VerbatimChar"/>
-          <w:rFonts w:ascii="Times New Roman" w:hAnsi="Times New Roman" w:cs="Times New Roman"/>
-          <w:sz w:val="24"/>
+        <w:t>, PbBr</w:t>
+      </w:r>
+      <w:r>
+        <w:rPr>
+          <w:rFonts w:ascii="Times New Roman" w:hAnsi="Times New Roman" w:cs="Times New Roman"/>
           <w:vertAlign w:val="subscript"/>
         </w:rPr>
         <w:t>2</w:t>
@@ -7384,227 +7798,80 @@
         <w:rPr>
           <w:rFonts w:ascii="Times New Roman" w:hAnsi="Times New Roman" w:cs="Times New Roman"/>
         </w:rPr>
-        <w:t xml:space="preserve">, </w:t>
-      </w:r>
-      <w:r>
-        <w:rPr>
-          <w:rStyle w:val="VerbatimChar"/>
-          <w:rFonts w:ascii="Times New Roman" w:hAnsi="Times New Roman" w:cs="Times New Roman"/>
-          <w:sz w:val="24"/>
-        </w:rPr>
-        <w:t>CsBr_TO_Pb</w:t>
-      </w:r>
-      <w:r>
-        <w:rPr>
-          <w:rFonts w:ascii="Times New Roman" w:hAnsi="Times New Roman" w:cs="Times New Roman"/>
-        </w:rPr>
-        <w:t xml:space="preserve">, </w:t>
-      </w:r>
-      <w:r>
-        <w:rPr>
-          <w:rStyle w:val="VerbatimChar"/>
-          <w:rFonts w:ascii="Times New Roman" w:hAnsi="Times New Roman" w:cs="Times New Roman"/>
-          <w:sz w:val="24"/>
-        </w:rPr>
-        <w:t>CsI_TO_Pb</w:t>
-      </w:r>
-      <w:r>
-        <w:rPr>
-          <w:rFonts w:ascii="Times New Roman" w:hAnsi="Times New Roman" w:cs="Times New Roman"/>
-        </w:rPr>
-        <w:t xml:space="preserve">, </w:t>
-      </w:r>
-      <w:r>
-        <w:rPr>
-          <w:rStyle w:val="VerbatimChar"/>
-          <w:rFonts w:ascii="Times New Roman" w:hAnsi="Times New Roman" w:cs="Times New Roman"/>
-          <w:sz w:val="24"/>
-        </w:rPr>
-        <w:t>FABr_TO_Pb</w:t>
-      </w:r>
-      <w:r>
-        <w:rPr>
-          <w:rFonts w:ascii="Times New Roman" w:hAnsi="Times New Roman" w:cs="Times New Roman"/>
-        </w:rPr>
-        <w:t xml:space="preserve">, </w:t>
-      </w:r>
-      <w:r>
-        <w:rPr>
-          <w:rStyle w:val="VerbatimChar"/>
-          <w:rFonts w:ascii="Times New Roman" w:hAnsi="Times New Roman" w:cs="Times New Roman"/>
-          <w:sz w:val="24"/>
-        </w:rPr>
-        <w:t>FAI_TO_Pb</w:t>
-      </w:r>
-      <w:r>
-        <w:rPr>
-          <w:rFonts w:ascii="Times New Roman" w:hAnsi="Times New Roman" w:cs="Times New Roman"/>
-        </w:rPr>
-        <w:t xml:space="preserve">, </w:t>
-      </w:r>
-      <w:r>
-        <w:rPr>
-          <w:rStyle w:val="VerbatimChar"/>
-          <w:rFonts w:ascii="Times New Roman" w:hAnsi="Times New Roman" w:cs="Times New Roman"/>
-          <w:sz w:val="24"/>
-        </w:rPr>
-        <w:t>SOLVENT_DMF</w:t>
-      </w:r>
-      <w:r>
-        <w:rPr>
-          <w:rFonts w:ascii="Times New Roman" w:hAnsi="Times New Roman" w:cs="Times New Roman"/>
-        </w:rPr>
-        <w:t xml:space="preserve">, </w:t>
-      </w:r>
-      <w:r>
-        <w:rPr>
-          <w:rStyle w:val="VerbatimChar"/>
-          <w:rFonts w:ascii="Times New Roman" w:hAnsi="Times New Roman" w:cs="Times New Roman"/>
-          <w:sz w:val="24"/>
-        </w:rPr>
-        <w:t>Pri_VSA_EState4</w:t>
-      </w:r>
-      <w:r>
-        <w:rPr>
-          <w:rFonts w:ascii="Times New Roman" w:hAnsi="Times New Roman" w:cs="Times New Roman"/>
-        </w:rPr>
-        <w:t xml:space="preserve">, </w:t>
-      </w:r>
-      <w:r>
-        <w:rPr>
-          <w:rStyle w:val="VerbatimChar"/>
-          <w:rFonts w:ascii="Times New Roman" w:hAnsi="Times New Roman" w:cs="Times New Roman"/>
-          <w:sz w:val="24"/>
-        </w:rPr>
-        <w:t>Sec_HallKierAlpha</w:t>
-      </w:r>
-      <w:r>
-        <w:rPr>
-          <w:rFonts w:ascii="Times New Roman" w:hAnsi="Times New Roman" w:cs="Times New Roman"/>
-        </w:rPr>
-        <w:t xml:space="preserve">, </w:t>
-      </w:r>
-      <w:r>
-        <w:rPr>
-          <w:rStyle w:val="VerbatimChar"/>
-          <w:rFonts w:ascii="Times New Roman" w:hAnsi="Times New Roman" w:cs="Times New Roman"/>
-          <w:sz w:val="24"/>
-        </w:rPr>
-        <w:t>Sec_PEOE_VSA6</w:t>
-      </w:r>
-      <w:r>
-        <w:rPr>
-          <w:rStyle w:val="VerbatimChar"/>
-          <w:rFonts w:ascii="Times New Roman" w:hAnsi="Times New Roman" w:cs="Times New Roman"/>
-          <w:sz w:val="24"/>
+        <w:t>) jointly determine the perovskite inorganic framework’s band edge and the halide chemical potential in the perovskite precursor.</w:t>
+      </w:r>
+      <w:r>
+        <w:t xml:space="preserve"> </w:t>
+      </w:r>
+      <w:r>
+        <w:rPr>
+          <w:rFonts w:ascii="Times New Roman" w:hAnsi="Times New Roman" w:cs="Times New Roman"/>
+        </w:rPr>
+        <w:t xml:space="preserve">They do not, by themselves, specify a single </w:t>
+      </w:r>
+      <w:r>
+        <w:rPr>
+          <w:rFonts w:ascii="Times New Roman" w:hAnsi="Times New Roman" w:cs="Times New Roman"/>
+        </w:rPr>
+        <w:t>n-phase</w:t>
+      </w:r>
+      <w:r>
+        <w:rPr>
+          <w:rFonts w:ascii="Times New Roman" w:hAnsi="Times New Roman" w:cs="Times New Roman"/>
+        </w:rPr>
+        <w:t>, but they bias the average inorganic bandgap</w:t>
+      </w:r>
+      <w:r>
+        <w:rPr>
+          <w:rFonts w:ascii="Times New Roman" w:hAnsi="Times New Roman" w:cs="Times New Roman"/>
         </w:rPr>
         <w:t>.</w:t>
       </w:r>
-    </w:p>
-    <w:p>
-      <w:pPr>
-        <w:pStyle w:val="BodyText"/>
-        <w:spacing w:line="480" w:lineRule="auto"/>
-        <w:ind w:firstLine="720"/>
-        <w:jc w:val="both"/>
-        <w:rPr>
-          <w:rFonts w:ascii="Times New Roman" w:hAnsi="Times New Roman" w:cs="Times New Roman"/>
-        </w:rPr>
-      </w:pPr>
-      <w:r>
-        <w:rPr>
-          <w:rFonts w:ascii="Times New Roman" w:hAnsi="Times New Roman" w:cs="Times New Roman"/>
-        </w:rPr>
-        <w:t xml:space="preserve">The halide flags </w:t>
-      </w:r>
-      <w:r>
-        <w:rPr>
-          <w:rFonts w:ascii="Times New Roman" w:hAnsi="Times New Roman" w:cs="Times New Roman"/>
-        </w:rPr>
-        <w:t>that are based on the anion part of salts, sourcing the organic cation</w:t>
-      </w:r>
-      <w:r>
-        <w:rPr>
-          <w:rFonts w:ascii="Times New Roman" w:hAnsi="Times New Roman" w:cs="Times New Roman"/>
-        </w:rPr>
-        <w:t xml:space="preserve"> (CL_PRIMARY_ORGANIC_HALIDE, BR_PRIMARY_ORGANIC_HALIDE) and the inorganic lead-halide fractions (PbCl</w:t>
-      </w:r>
-      <w:r>
-        <w:rPr>
-          <w:rFonts w:ascii="Times New Roman" w:hAnsi="Times New Roman" w:cs="Times New Roman"/>
-          <w:vertAlign w:val="subscript"/>
-        </w:rPr>
-        <w:t>2</w:t>
-      </w:r>
-      <w:r>
-        <w:rPr>
-          <w:rFonts w:ascii="Times New Roman" w:hAnsi="Times New Roman" w:cs="Times New Roman"/>
-        </w:rPr>
-        <w:t>, PbBr</w:t>
-      </w:r>
-      <w:r>
-        <w:rPr>
-          <w:rFonts w:ascii="Times New Roman" w:hAnsi="Times New Roman" w:cs="Times New Roman"/>
-          <w:vertAlign w:val="subscript"/>
-        </w:rPr>
-        <w:t>2</w:t>
-      </w:r>
-      <w:r>
-        <w:rPr>
-          <w:rFonts w:ascii="Times New Roman" w:hAnsi="Times New Roman" w:cs="Times New Roman"/>
-        </w:rPr>
-        <w:t>) jointly determine the perovskite inorganic framework’s band edge and the halide chemical potential in the perovskite precursor.</w:t>
-      </w:r>
-      <w:r>
+      <w:r>
+        <w:rPr>
+          <w:rFonts w:ascii="Times New Roman" w:hAnsi="Times New Roman" w:cs="Times New Roman"/>
+        </w:rPr>
         <w:t xml:space="preserve"> </w:t>
       </w:r>
       <w:r>
         <w:rPr>
           <w:rFonts w:ascii="Times New Roman" w:hAnsi="Times New Roman" w:cs="Times New Roman"/>
         </w:rPr>
-        <w:t xml:space="preserve">They do not, by themselves, specify a single </w:t>
-      </w:r>
-      <w:r>
-        <w:rPr>
-          <w:rFonts w:ascii="Times New Roman" w:hAnsi="Times New Roman" w:cs="Times New Roman"/>
-        </w:rPr>
-        <w:t>n-phase</w:t>
-      </w:r>
-      <w:r>
-        <w:rPr>
-          <w:rFonts w:ascii="Times New Roman" w:hAnsi="Times New Roman" w:cs="Times New Roman"/>
-        </w:rPr>
-        <w:t>, but they bias the average inorganic bandgap</w:t>
-      </w:r>
-      <w:r>
-        <w:rPr>
-          <w:rFonts w:ascii="Times New Roman" w:hAnsi="Times New Roman" w:cs="Times New Roman"/>
-        </w:rPr>
-        <w:t>.</w:t>
-      </w:r>
+        <w:t>B</w:t>
+      </w:r>
+      <w:r>
+        <w:rPr>
+          <w:rFonts w:ascii="Times New Roman" w:hAnsi="Times New Roman" w:cs="Times New Roman"/>
+        </w:rPr>
+        <w:t xml:space="preserve">romide-rich precursors generally </w:t>
+      </w:r>
+      <w:proofErr w:type="spellStart"/>
+      <w:r>
+        <w:rPr>
+          <w:rFonts w:ascii="Times New Roman" w:hAnsi="Times New Roman" w:cs="Times New Roman"/>
+        </w:rPr>
+        <w:t>favour</w:t>
+      </w:r>
+      <w:proofErr w:type="spellEnd"/>
       <w:r>
         <w:rPr>
           <w:rFonts w:ascii="Times New Roman" w:hAnsi="Times New Roman" w:cs="Times New Roman"/>
         </w:rPr>
         <w:t xml:space="preserve"> </w:t>
       </w:r>
-      <w:r>
-        <w:rPr>
-          <w:rFonts w:ascii="Times New Roman" w:hAnsi="Times New Roman" w:cs="Times New Roman"/>
-        </w:rPr>
-        <w:t>B</w:t>
-      </w:r>
-      <w:r>
-        <w:rPr>
-          <w:rFonts w:ascii="Times New Roman" w:hAnsi="Times New Roman" w:cs="Times New Roman"/>
-        </w:rPr>
-        <w:t xml:space="preserve">romide-rich precursors generally </w:t>
-      </w:r>
-      <w:r>
-        <w:rPr>
-          <w:rFonts w:ascii="Times New Roman" w:hAnsi="Times New Roman" w:cs="Times New Roman"/>
-        </w:rPr>
-        <w:t>favour hypsochromic shift, whereas chloride can raise energy further, but often complicates phase purity if not balanced with stoichiometry.</w:t>
+      <w:proofErr w:type="spellStart"/>
+      <w:r>
+        <w:rPr>
+          <w:rFonts w:ascii="Times New Roman" w:hAnsi="Times New Roman" w:cs="Times New Roman"/>
+        </w:rPr>
+        <w:t>hypsochromic</w:t>
+      </w:r>
+      <w:proofErr w:type="spellEnd"/>
+      <w:r>
+        <w:rPr>
+          <w:rFonts w:ascii="Times New Roman" w:hAnsi="Times New Roman" w:cs="Times New Roman"/>
+        </w:rPr>
+        <w:t xml:space="preserve"> shift, whereas chloride can raise energy further, but often complicates phase purity if not balanced with stoichiometry.</w:t>
       </w:r>
       <w:r>
         <w:rPr>
@@ -7622,14 +7889,33 @@
         <w:rPr>
           <w:rFonts w:ascii="Times New Roman" w:hAnsi="Times New Roman" w:cs="Times New Roman"/>
         </w:rPr>
-        <w:t xml:space="preserve">selected these features over dozens of unused RDKit columns, indicating a well-established relationship between halide chemistry and emission </w:t>
-      </w:r>
-      <w:r>
-        <w:rPr>
-          <w:rFonts w:ascii="Times New Roman" w:hAnsi="Times New Roman" w:cs="Times New Roman"/>
-        </w:rPr>
-        <w:lastRenderedPageBreak/>
-        <w:t>energy in perovskites.</w:t>
+        <w:t xml:space="preserve">selected these features over </w:t>
+      </w:r>
+      <w:r>
+        <w:rPr>
+          <w:rFonts w:ascii="Times New Roman" w:hAnsi="Times New Roman" w:cs="Times New Roman"/>
+        </w:rPr>
+        <w:t>many</w:t>
+      </w:r>
+      <w:r>
+        <w:rPr>
+          <w:rFonts w:ascii="Times New Roman" w:hAnsi="Times New Roman" w:cs="Times New Roman"/>
+        </w:rPr>
+        <w:t xml:space="preserve"> unused </w:t>
+      </w:r>
+      <w:proofErr w:type="spellStart"/>
+      <w:r>
+        <w:rPr>
+          <w:rFonts w:ascii="Times New Roman" w:hAnsi="Times New Roman" w:cs="Times New Roman"/>
+        </w:rPr>
+        <w:t>RDKit</w:t>
+      </w:r>
+      <w:proofErr w:type="spellEnd"/>
+      <w:r>
+        <w:rPr>
+          <w:rFonts w:ascii="Times New Roman" w:hAnsi="Times New Roman" w:cs="Times New Roman"/>
+        </w:rPr>
+        <w:t xml:space="preserve"> columns, indicating a well-established relationship between halide chemistry and emission energy in perovskites.</w:t>
       </w:r>
       <w:r>
         <w:rPr>
@@ -7965,7 +8251,63 @@
         <w:rPr>
           <w:rFonts w:ascii="Times New Roman" w:hAnsi="Times New Roman" w:cs="Times New Roman"/>
         </w:rPr>
-        <w:t>(CsBr_TO_Pb, CsI_TO_Pb, FABr_TO_Pb, FAI_TO_Pb)</w:t>
+        <w:t>(</w:t>
+      </w:r>
+      <w:proofErr w:type="spellStart"/>
+      <w:r>
+        <w:rPr>
+          <w:rFonts w:ascii="Times New Roman" w:hAnsi="Times New Roman" w:cs="Times New Roman"/>
+        </w:rPr>
+        <w:t>CsBr_TO_Pb</w:t>
+      </w:r>
+      <w:proofErr w:type="spellEnd"/>
+      <w:r>
+        <w:rPr>
+          <w:rFonts w:ascii="Times New Roman" w:hAnsi="Times New Roman" w:cs="Times New Roman"/>
+        </w:rPr>
+        <w:t xml:space="preserve">, </w:t>
+      </w:r>
+      <w:proofErr w:type="spellStart"/>
+      <w:r>
+        <w:rPr>
+          <w:rFonts w:ascii="Times New Roman" w:hAnsi="Times New Roman" w:cs="Times New Roman"/>
+        </w:rPr>
+        <w:t>CsI_TO_Pb</w:t>
+      </w:r>
+      <w:proofErr w:type="spellEnd"/>
+      <w:r>
+        <w:rPr>
+          <w:rFonts w:ascii="Times New Roman" w:hAnsi="Times New Roman" w:cs="Times New Roman"/>
+        </w:rPr>
+        <w:t xml:space="preserve">, </w:t>
+      </w:r>
+      <w:proofErr w:type="spellStart"/>
+      <w:r>
+        <w:rPr>
+          <w:rFonts w:ascii="Times New Roman" w:hAnsi="Times New Roman" w:cs="Times New Roman"/>
+        </w:rPr>
+        <w:t>FABr_TO_Pb</w:t>
+      </w:r>
+      <w:proofErr w:type="spellEnd"/>
+      <w:r>
+        <w:rPr>
+          <w:rFonts w:ascii="Times New Roman" w:hAnsi="Times New Roman" w:cs="Times New Roman"/>
+        </w:rPr>
+        <w:t xml:space="preserve">, </w:t>
+      </w:r>
+      <w:proofErr w:type="spellStart"/>
+      <w:r>
+        <w:rPr>
+          <w:rFonts w:ascii="Times New Roman" w:hAnsi="Times New Roman" w:cs="Times New Roman"/>
+        </w:rPr>
+        <w:t>FAI_TO_Pb</w:t>
+      </w:r>
+      <w:proofErr w:type="spellEnd"/>
+      <w:r>
+        <w:rPr>
+          <w:rFonts w:ascii="Times New Roman" w:hAnsi="Times New Roman" w:cs="Times New Roman"/>
+        </w:rPr>
+        <w:t>)</w:t>
       </w:r>
       <w:r>
         <w:rPr>
@@ -8045,14 +8387,23 @@
         <w:rPr>
           <w:rFonts w:ascii="Times New Roman" w:hAnsi="Times New Roman" w:cs="Times New Roman"/>
         </w:rPr>
-        <w:t xml:space="preserve"> kinetics, which in turn changes </w:t>
-      </w:r>
+        <w:t xml:space="preserve"> kinetics, </w:t>
+      </w:r>
+      <w:r>
+        <w:rPr>
+          <w:rFonts w:ascii="Times New Roman" w:hAnsi="Times New Roman" w:cs="Times New Roman"/>
+        </w:rPr>
+        <w:lastRenderedPageBreak/>
+        <w:t xml:space="preserve">which in turn changes </w:t>
+      </w:r>
+      <w:proofErr w:type="spellStart"/>
       <w:r>
         <w:rPr>
           <w:rFonts w:ascii="Times New Roman" w:hAnsi="Times New Roman" w:cs="Times New Roman"/>
         </w:rPr>
         <w:t>n</w:t>
       </w:r>
+      <w:proofErr w:type="spellEnd"/>
       <w:r>
         <w:rPr>
           <w:rFonts w:ascii="Times New Roman" w:hAnsi="Times New Roman" w:cs="Times New Roman"/>
@@ -8117,14 +8468,32 @@
           <w:rFonts w:ascii="Times New Roman" w:hAnsi="Times New Roman" w:cs="Times New Roman"/>
           <w:sz w:val="24"/>
         </w:rPr>
-        <w:t>urface-area + electrotopological-state</w:t>
-      </w:r>
+        <w:t xml:space="preserve">urface-area + </w:t>
+      </w:r>
+      <w:proofErr w:type="spellStart"/>
       <w:r>
         <w:rPr>
           <w:rStyle w:val="VerbatimChar"/>
           <w:rFonts w:ascii="Times New Roman" w:hAnsi="Times New Roman" w:cs="Times New Roman"/>
           <w:sz w:val="24"/>
         </w:rPr>
+        <w:t>electrotopological</w:t>
+      </w:r>
+      <w:proofErr w:type="spellEnd"/>
+      <w:r>
+        <w:rPr>
+          <w:rStyle w:val="VerbatimChar"/>
+          <w:rFonts w:ascii="Times New Roman" w:hAnsi="Times New Roman" w:cs="Times New Roman"/>
+          <w:sz w:val="24"/>
+        </w:rPr>
+        <w:t>-state</w:t>
+      </w:r>
+      <w:r>
+        <w:rPr>
+          <w:rStyle w:val="VerbatimChar"/>
+          <w:rFonts w:ascii="Times New Roman" w:hAnsi="Times New Roman" w:cs="Times New Roman"/>
+          <w:sz w:val="24"/>
+        </w:rPr>
         <w:t>)</w:t>
       </w:r>
       <w:r>
@@ -8161,7 +8530,21 @@
         <w:rPr>
           <w:rFonts w:ascii="Times New Roman" w:hAnsi="Times New Roman" w:cs="Times New Roman"/>
         </w:rPr>
-        <w:t xml:space="preserve"> the features that survived elimination are Sec_HallKierAlpha, which refers to the flexibility/topology of the secondary amine and Sec_PEOE_VSA6, which refers to partial-charge surface area on the secondary ligand</w:t>
+        <w:t xml:space="preserve"> the features that survived elimination are </w:t>
+      </w:r>
+      <w:proofErr w:type="spellStart"/>
+      <w:r>
+        <w:rPr>
+          <w:rFonts w:ascii="Times New Roman" w:hAnsi="Times New Roman" w:cs="Times New Roman"/>
+        </w:rPr>
+        <w:t>Sec_HallKierAlpha</w:t>
+      </w:r>
+      <w:proofErr w:type="spellEnd"/>
+      <w:r>
+        <w:rPr>
+          <w:rFonts w:ascii="Times New Roman" w:hAnsi="Times New Roman" w:cs="Times New Roman"/>
+        </w:rPr>
+        <w:t>, which refers to the flexibility/topology of the secondary amine and Sec_PEOE_VSA6, which refers to partial-charge surface area on the secondary ligand</w:t>
       </w:r>
       <w:r>
         <w:rPr>
@@ -8179,31 +8562,7 @@
         <w:rPr>
           <w:rFonts w:ascii="Times New Roman" w:hAnsi="Times New Roman" w:cs="Times New Roman"/>
         </w:rPr>
-        <w:t xml:space="preserve">capture how a second ligand perturbs interlayer spacing and local dielectric environment without requiring an explicit n-distribution label. If hydrogens are omitted before RDKit featurization, the secondary term </w:t>
-      </w:r>
-      <w:r>
-        <w:rPr>
-          <w:rFonts w:ascii="Times New Roman" w:hAnsi="Times New Roman" w:cs="Times New Roman"/>
-        </w:rPr>
-        <w:t>switches to Sec_EState_VSA8, while compositional inputs remain</w:t>
-      </w:r>
-      <w:r>
-        <w:rPr>
-          <w:rFonts w:ascii="Times New Roman" w:hAnsi="Times New Roman" w:cs="Times New Roman"/>
-        </w:rPr>
-        <w:t xml:space="preserve"> unchanged (SI Section S3)</w:t>
-      </w:r>
-      <w:r>
-        <w:rPr>
-          <w:rFonts w:ascii="Times New Roman" w:hAnsi="Times New Roman" w:cs="Times New Roman"/>
-        </w:rPr>
-        <w:t xml:space="preserve">, </w:t>
-      </w:r>
-      <w:r>
-        <w:rPr>
-          <w:rFonts w:ascii="Times New Roman" w:hAnsi="Times New Roman" w:cs="Times New Roman"/>
-        </w:rPr>
-        <w:t>a small but reproducible sign that protonation state matters for secondary-spacer indices.</w:t>
+        <w:t xml:space="preserve">capture how a second ligand perturbs interlayer spacing and local dielectric environment without requiring an explicit n-distribution label. </w:t>
       </w:r>
     </w:p>
     <w:p>
@@ -8220,8 +8579,19 @@
         <w:rPr>
           <w:rFonts w:ascii="Times New Roman" w:hAnsi="Times New Roman" w:cs="Times New Roman"/>
         </w:rPr>
-        <w:lastRenderedPageBreak/>
-        <w:t xml:space="preserve">The 31-variable RFECV set adds, among others, </w:t>
+        <w:t>The 31-variable RFECV set adds</w:t>
+      </w:r>
+      <w:r>
+        <w:rPr>
+          <w:rFonts w:ascii="Times New Roman" w:hAnsi="Times New Roman" w:cs="Times New Roman"/>
+        </w:rPr>
+        <w:t xml:space="preserve"> few more features to the list</w:t>
+      </w:r>
+      <w:r>
+        <w:rPr>
+          <w:rFonts w:ascii="Times New Roman" w:hAnsi="Times New Roman" w:cs="Times New Roman"/>
+        </w:rPr>
+        <w:t xml:space="preserve">, among others, </w:t>
       </w:r>
       <w:r>
         <w:rPr>
@@ -8265,6 +8635,7 @@
         </w:rPr>
         <w:t xml:space="preserve"> partitions, </w:t>
       </w:r>
+      <w:proofErr w:type="spellStart"/>
       <w:r>
         <w:rPr>
           <w:rStyle w:val="VerbatimChar"/>
@@ -8273,11 +8644,24 @@
         </w:rPr>
         <w:t>Pri_qed</w:t>
       </w:r>
-      <w:r>
-        <w:rPr>
-          <w:rFonts w:ascii="Times New Roman" w:hAnsi="Times New Roman" w:cs="Times New Roman"/>
-        </w:rPr>
-        <w:t>, rotatable-bond counts, and additional PEOE/VSA terms (full list, SI Table S4). They refine</w:t>
+      <w:proofErr w:type="spellEnd"/>
+      <w:r>
+        <w:rPr>
+          <w:rFonts w:ascii="Times New Roman" w:hAnsi="Times New Roman" w:cs="Times New Roman"/>
+        </w:rPr>
+        <w:t>, rotatable-bond counts, and additional PEOE/VSA terms (full list, Table S</w:t>
+      </w:r>
+      <w:r>
+        <w:rPr>
+          <w:rFonts w:ascii="Times New Roman" w:hAnsi="Times New Roman" w:cs="Times New Roman"/>
+        </w:rPr>
+        <w:t>6</w:t>
+      </w:r>
+      <w:r>
+        <w:rPr>
+          <w:rFonts w:ascii="Times New Roman" w:hAnsi="Times New Roman" w:cs="Times New Roman"/>
+        </w:rPr>
+        <w:t>). They refine</w:t>
       </w:r>
       <w:r>
         <w:rPr>
@@ -8361,7 +8745,13 @@
         <w:rPr>
           <w:rFonts w:ascii="Times New Roman" w:hAnsi="Times New Roman" w:cs="Times New Roman"/>
         </w:rPr>
-        <w:t xml:space="preserve">In this work, we leveraged </w:t>
+        <w:t>W</w:t>
+      </w:r>
+      <w:r>
+        <w:rPr>
+          <w:rFonts w:ascii="Times New Roman" w:hAnsi="Times New Roman" w:cs="Times New Roman"/>
+        </w:rPr>
+        <w:t xml:space="preserve">e leveraged </w:t>
       </w:r>
       <w:r>
         <w:rPr>
@@ -8427,8 +8817,16 @@
         <w:rPr>
           <w:rFonts w:ascii="Times New Roman" w:hAnsi="Times New Roman" w:cs="Times New Roman"/>
         </w:rPr>
-        <w:t>the impact of each feature on the model's behaviour</w:t>
-      </w:r>
+        <w:t xml:space="preserve">the impact of each feature on the model's </w:t>
+      </w:r>
+      <w:proofErr w:type="spellStart"/>
+      <w:r>
+        <w:rPr>
+          <w:rFonts w:ascii="Times New Roman" w:hAnsi="Times New Roman" w:cs="Times New Roman"/>
+        </w:rPr>
+        <w:t>behaviour</w:t>
+      </w:r>
+      <w:proofErr w:type="spellEnd"/>
       <w:r>
         <w:rPr>
           <w:rFonts w:ascii="Times New Roman" w:hAnsi="Times New Roman" w:cs="Times New Roman"/>
@@ -8532,7 +8930,14 @@
         <w:rPr>
           <w:rFonts w:ascii="Times New Roman" w:hAnsi="Times New Roman" w:cs="Times New Roman"/>
         </w:rPr>
-        <w:t xml:space="preserve"> samples, and the Shapley contributions (φ</w:t>
+        <w:t xml:space="preserve"> samples, and the Shapley contributions (</w:t>
+      </w:r>
+      <w:proofErr w:type="spellStart"/>
+      <w:r>
+        <w:rPr>
+          <w:rFonts w:ascii="Times New Roman" w:hAnsi="Times New Roman" w:cs="Times New Roman"/>
+        </w:rPr>
+        <w:t>φ</w:t>
       </w:r>
       <w:r>
         <w:rPr>
@@ -8543,6 +8948,7 @@
         </w:rPr>
         <w:t>j</w:t>
       </w:r>
+      <w:proofErr w:type="spellEnd"/>
       <w:r>
         <w:rPr>
           <w:rFonts w:ascii="Times New Roman" w:hAnsi="Times New Roman" w:cs="Times New Roman"/>
@@ -8591,6 +8997,7 @@
         </w:rPr>
         <w:t xml:space="preserve">ositive </w:t>
       </w:r>
+      <w:proofErr w:type="spellStart"/>
       <w:r>
         <w:rPr>
           <w:rFonts w:ascii="Times New Roman" w:hAnsi="Times New Roman" w:cs="Times New Roman"/>
@@ -8606,6 +9013,7 @@
         </w:rPr>
         <w:t>j</w:t>
       </w:r>
+      <w:proofErr w:type="spellEnd"/>
       <w:r>
         <w:rPr>
           <w:rFonts w:ascii="Times New Roman" w:hAnsi="Times New Roman" w:cs="Times New Roman"/>
@@ -8645,11 +9053,19 @@
         </w:rPr>
         <w:t xml:space="preserve"> (</w:t>
       </w:r>
-      <w:r>
-        <w:rPr>
-          <w:rFonts w:ascii="Times New Roman" w:hAnsi="Times New Roman" w:cs="Times New Roman"/>
-        </w:rPr>
-        <w:t>hypsochromic shift</w:t>
+      <w:proofErr w:type="spellStart"/>
+      <w:r>
+        <w:rPr>
+          <w:rFonts w:ascii="Times New Roman" w:hAnsi="Times New Roman" w:cs="Times New Roman"/>
+        </w:rPr>
+        <w:t>hypsochromic</w:t>
+      </w:r>
+      <w:proofErr w:type="spellEnd"/>
+      <w:r>
+        <w:rPr>
+          <w:rFonts w:ascii="Times New Roman" w:hAnsi="Times New Roman" w:cs="Times New Roman"/>
+        </w:rPr>
+        <w:t xml:space="preserve"> shift</w:t>
       </w:r>
       <w:r>
         <w:rPr>
@@ -8681,6 +9097,7 @@
         </w:rPr>
         <w:t xml:space="preserve">negative </w:t>
       </w:r>
+      <w:proofErr w:type="spellStart"/>
       <w:r>
         <w:rPr>
           <w:rFonts w:ascii="Times New Roman" w:hAnsi="Times New Roman" w:cs="Times New Roman"/>
@@ -8696,6 +9113,7 @@
         </w:rPr>
         <w:t>j</w:t>
       </w:r>
+      <w:proofErr w:type="spellEnd"/>
       <w:r>
         <w:rPr>
           <w:rFonts w:ascii="Times New Roman" w:hAnsi="Times New Roman" w:cs="Times New Roman"/>
@@ -8797,17 +9215,39 @@
         </w:rPr>
         <w:t xml:space="preserve">), </w:t>
       </w:r>
-      <w:r>
-        <w:rPr>
-          <w:rFonts w:ascii="Times New Roman" w:hAnsi="Times New Roman" w:cs="Times New Roman"/>
-        </w:rPr>
-        <w:t xml:space="preserve">standardised features, </w:t>
-      </w:r>
-      <w:r>
-        <w:rPr>
-          <w:rFonts w:ascii="Times New Roman" w:hAnsi="Times New Roman" w:cs="Times New Roman"/>
-        </w:rPr>
-        <w:t>and 50 background samples. Then summarised the rankings across</w:t>
+      <w:proofErr w:type="spellStart"/>
+      <w:r>
+        <w:rPr>
+          <w:rFonts w:ascii="Times New Roman" w:hAnsi="Times New Roman" w:cs="Times New Roman"/>
+        </w:rPr>
+        <w:t>standardised</w:t>
+      </w:r>
+      <w:proofErr w:type="spellEnd"/>
+      <w:r>
+        <w:rPr>
+          <w:rFonts w:ascii="Times New Roman" w:hAnsi="Times New Roman" w:cs="Times New Roman"/>
+        </w:rPr>
+        <w:t xml:space="preserve"> features, </w:t>
+      </w:r>
+      <w:r>
+        <w:rPr>
+          <w:rFonts w:ascii="Times New Roman" w:hAnsi="Times New Roman" w:cs="Times New Roman"/>
+        </w:rPr>
+        <w:t xml:space="preserve">and 50 background samples. Then </w:t>
+      </w:r>
+      <w:proofErr w:type="spellStart"/>
+      <w:r>
+        <w:rPr>
+          <w:rFonts w:ascii="Times New Roman" w:hAnsi="Times New Roman" w:cs="Times New Roman"/>
+        </w:rPr>
+        <w:t>summarised</w:t>
+      </w:r>
+      <w:proofErr w:type="spellEnd"/>
+      <w:r>
+        <w:rPr>
+          <w:rFonts w:ascii="Times New Roman" w:hAnsi="Times New Roman" w:cs="Times New Roman"/>
+        </w:rPr>
+        <w:t xml:space="preserve"> the rankings across</w:t>
       </w:r>
       <w:r>
         <w:rPr>
@@ -8831,6 +9271,7 @@
         <w:rPr>
           <w:rFonts w:ascii="Times New Roman" w:hAnsi="Times New Roman" w:cs="Times New Roman"/>
         </w:rPr>
+        <w:lastRenderedPageBreak/>
         <w:t>samples</w:t>
       </w:r>
       <w:r>
@@ -8851,6 +9292,7 @@
         </w:rPr>
         <w:t>|</w:t>
       </w:r>
+      <w:proofErr w:type="spellStart"/>
       <w:r>
         <w:rPr>
           <w:rFonts w:ascii="Times New Roman" w:hAnsi="Times New Roman" w:cs="Times New Roman"/>
@@ -8866,6 +9308,7 @@
         </w:rPr>
         <w:t>j</w:t>
       </w:r>
+      <w:proofErr w:type="spellEnd"/>
       <w:r>
         <w:rPr>
           <w:rFonts w:ascii="Times New Roman" w:hAnsi="Times New Roman" w:cs="Times New Roman"/>
@@ -8900,7 +9343,27 @@
         <w:rPr>
           <w:rFonts w:ascii="Times New Roman" w:hAnsi="Times New Roman" w:cs="Times New Roman"/>
         </w:rPr>
-        <w:t xml:space="preserve"> numerical rankings to quasi-2D photophysics. </w:t>
+        <w:t xml:space="preserve"> numerical rankings to quasi-2D </w:t>
+      </w:r>
+      <w:r>
+        <w:rPr>
+          <w:rFonts w:ascii="Times New Roman" w:hAnsi="Times New Roman" w:cs="Times New Roman"/>
+        </w:rPr>
+        <w:t xml:space="preserve">perovskites </w:t>
+      </w:r>
+      <w:proofErr w:type="spellStart"/>
+      <w:r>
+        <w:rPr>
+          <w:rFonts w:ascii="Times New Roman" w:hAnsi="Times New Roman" w:cs="Times New Roman"/>
+        </w:rPr>
+        <w:t>photophysics</w:t>
+      </w:r>
+      <w:proofErr w:type="spellEnd"/>
+      <w:r>
+        <w:rPr>
+          <w:rFonts w:ascii="Times New Roman" w:hAnsi="Times New Roman" w:cs="Times New Roman"/>
+        </w:rPr>
+        <w:t xml:space="preserve">. </w:t>
       </w:r>
     </w:p>
     <w:p>
@@ -8977,7 +9440,6 @@
         <w:rPr>
           <w:noProof/>
         </w:rPr>
-        <w:lastRenderedPageBreak/>
         <w:drawing>
           <wp:inline distT="0" distB="0" distL="0" distR="0" wp14:anchorId="479481C8" wp14:editId="2743B5B7">
             <wp:extent cx="5943600" cy="4712970"/>
@@ -9048,7 +9510,31 @@
         <w:rPr>
           <w:rFonts w:ascii="Times New Roman" w:hAnsi="Times New Roman" w:cs="Times New Roman"/>
         </w:rPr>
-        <w:t xml:space="preserve"> SHAP for the SVR champion model.</w:t>
+        <w:t xml:space="preserve"> SHAP for the SVR model</w:t>
+      </w:r>
+      <w:r>
+        <w:rPr>
+          <w:rFonts w:ascii="Times New Roman" w:hAnsi="Times New Roman" w:cs="Times New Roman"/>
+        </w:rPr>
+        <w:t xml:space="preserve"> (</w:t>
+      </w:r>
+      <w:r>
+        <w:rPr>
+          <w:rFonts w:ascii="Times New Roman" w:hAnsi="Times New Roman" w:cs="Times New Roman"/>
+        </w:rPr>
+        <w:t>champion</w:t>
+      </w:r>
+      <w:r>
+        <w:rPr>
+          <w:rFonts w:ascii="Times New Roman" w:hAnsi="Times New Roman" w:cs="Times New Roman"/>
+        </w:rPr>
+        <w:t xml:space="preserve"> model)</w:t>
+      </w:r>
+      <w:r>
+        <w:rPr>
+          <w:rFonts w:ascii="Times New Roman" w:hAnsi="Times New Roman" w:cs="Times New Roman"/>
+        </w:rPr>
+        <w:t>.</w:t>
       </w:r>
       <w:bookmarkEnd w:id="8"/>
     </w:p>
@@ -9085,7 +9571,21 @@
         <w:rPr>
           <w:rFonts w:ascii="Times New Roman" w:hAnsi="Times New Roman" w:cs="Times New Roman"/>
         </w:rPr>
-        <w:t xml:space="preserve"> SVR–RBF (thirteen SelectFromModel features). </w:t>
+        <w:t xml:space="preserve"> SVR–RBF (thirteen </w:t>
+      </w:r>
+      <w:proofErr w:type="spellStart"/>
+      <w:r>
+        <w:rPr>
+          <w:rFonts w:ascii="Times New Roman" w:hAnsi="Times New Roman" w:cs="Times New Roman"/>
+        </w:rPr>
+        <w:t>SelectFromModel</w:t>
+      </w:r>
+      <w:proofErr w:type="spellEnd"/>
+      <w:r>
+        <w:rPr>
+          <w:rFonts w:ascii="Times New Roman" w:hAnsi="Times New Roman" w:cs="Times New Roman"/>
+        </w:rPr>
+        <w:t xml:space="preserve"> features). </w:t>
       </w:r>
       <w:r>
         <w:rPr>
@@ -9135,6 +9635,7 @@
         </w:rPr>
         <w:t>|</w:t>
       </w:r>
+      <w:proofErr w:type="spellStart"/>
       <w:r>
         <w:rPr>
           <w:rFonts w:ascii="Times New Roman" w:hAnsi="Times New Roman" w:cs="Times New Roman"/>
@@ -9150,6 +9651,7 @@
         </w:rPr>
         <w:t>j</w:t>
       </w:r>
+      <w:proofErr w:type="spellEnd"/>
       <w:r>
         <w:rPr>
           <w:rFonts w:ascii="Times New Roman" w:hAnsi="Times New Roman" w:cs="Times New Roman"/>
@@ -9217,6 +9719,7 @@
               <w:rPr>
                 <w:rFonts w:ascii="Times New Roman" w:hAnsi="Times New Roman" w:cs="Times New Roman"/>
               </w:rPr>
+              <w:lastRenderedPageBreak/>
               <w:t>Rank</w:t>
             </w:r>
           </w:p>
@@ -9461,11 +9964,19 @@
                 <w:rFonts w:ascii="Times New Roman" w:hAnsi="Times New Roman" w:cs="Times New Roman"/>
               </w:rPr>
             </w:pPr>
-            <w:r>
-              <w:rPr>
-                <w:rFonts w:ascii="Times New Roman" w:hAnsi="Times New Roman" w:cs="Times New Roman"/>
-              </w:rPr>
-              <w:t>hypsochromic shift</w:t>
+            <w:proofErr w:type="spellStart"/>
+            <w:r>
+              <w:rPr>
+                <w:rFonts w:ascii="Times New Roman" w:hAnsi="Times New Roman" w:cs="Times New Roman"/>
+              </w:rPr>
+              <w:t>hypsochromic</w:t>
+            </w:r>
+            <w:proofErr w:type="spellEnd"/>
+            <w:r>
+              <w:rPr>
+                <w:rFonts w:ascii="Times New Roman" w:hAnsi="Times New Roman" w:cs="Times New Roman"/>
+              </w:rPr>
+              <w:t xml:space="preserve"> shift</w:t>
             </w:r>
             <w:r>
               <w:rPr>
@@ -9510,7 +10021,21 @@
               <w:rPr>
                 <w:rFonts w:ascii="Times New Roman" w:hAnsi="Times New Roman" w:cs="Times New Roman"/>
               </w:rPr>
-              <w:t>Inorganic Br raises the lead-halide bandgap and favours wider-gap, more confined wells</w:t>
+              <w:t xml:space="preserve">Inorganic Br raises the lead-halide bandgap and </w:t>
+            </w:r>
+            <w:proofErr w:type="spellStart"/>
+            <w:r>
+              <w:rPr>
+                <w:rFonts w:ascii="Times New Roman" w:hAnsi="Times New Roman" w:cs="Times New Roman"/>
+              </w:rPr>
+              <w:t>favours</w:t>
+            </w:r>
+            <w:proofErr w:type="spellEnd"/>
+            <w:r>
+              <w:rPr>
+                <w:rFonts w:ascii="Times New Roman" w:hAnsi="Times New Roman" w:cs="Times New Roman"/>
+              </w:rPr>
+              <w:t xml:space="preserve"> wider-gap, more confined wells</w:t>
             </w:r>
             <w:r>
               <w:rPr>
@@ -9522,7 +10047,21 @@
               <w:rPr>
                 <w:rFonts w:ascii="Times New Roman" w:hAnsi="Times New Roman" w:cs="Times New Roman"/>
               </w:rPr>
-              <w:t xml:space="preserve"> average emission colour.</w:t>
+              <w:t xml:space="preserve"> average emission </w:t>
+            </w:r>
+            <w:proofErr w:type="spellStart"/>
+            <w:r>
+              <w:rPr>
+                <w:rFonts w:ascii="Times New Roman" w:hAnsi="Times New Roman" w:cs="Times New Roman"/>
+              </w:rPr>
+              <w:t>colour</w:t>
+            </w:r>
+            <w:proofErr w:type="spellEnd"/>
+            <w:r>
+              <w:rPr>
+                <w:rFonts w:ascii="Times New Roman" w:hAnsi="Times New Roman" w:cs="Times New Roman"/>
+              </w:rPr>
+              <w:t>.</w:t>
             </w:r>
           </w:p>
         </w:tc>
@@ -9543,7 +10082,6 @@
               <w:rPr>
                 <w:rFonts w:ascii="Times New Roman" w:hAnsi="Times New Roman" w:cs="Times New Roman"/>
               </w:rPr>
-              <w:lastRenderedPageBreak/>
               <w:t>2</w:t>
             </w:r>
           </w:p>
@@ -9618,11 +10156,19 @@
                 <w:rFonts w:ascii="Times New Roman" w:hAnsi="Times New Roman" w:cs="Times New Roman"/>
               </w:rPr>
             </w:pPr>
-            <w:r>
-              <w:rPr>
-                <w:rFonts w:ascii="Times New Roman" w:hAnsi="Times New Roman" w:cs="Times New Roman"/>
-              </w:rPr>
-              <w:t>hypsochromic shift</w:t>
+            <w:proofErr w:type="spellStart"/>
+            <w:r>
+              <w:rPr>
+                <w:rFonts w:ascii="Times New Roman" w:hAnsi="Times New Roman" w:cs="Times New Roman"/>
+              </w:rPr>
+              <w:t>hypsochromic</w:t>
+            </w:r>
+            <w:proofErr w:type="spellEnd"/>
+            <w:r>
+              <w:rPr>
+                <w:rFonts w:ascii="Times New Roman" w:hAnsi="Times New Roman" w:cs="Times New Roman"/>
+              </w:rPr>
+              <w:t xml:space="preserve"> shift</w:t>
             </w:r>
             <w:r>
               <w:rPr>
@@ -9669,12 +10215,14 @@
               </w:rPr>
               <w:t xml:space="preserve">Bromide on the primary ammonium spacer increases halide incorporation on the organic site and blue-shifts the emitting manifold relative to iodide-only </w:t>
             </w:r>
+            <w:proofErr w:type="spellStart"/>
             <w:r>
               <w:rPr>
                 <w:rFonts w:ascii="Times New Roman" w:hAnsi="Times New Roman" w:cs="Times New Roman"/>
               </w:rPr>
               <w:t>compostions</w:t>
             </w:r>
+            <w:proofErr w:type="spellEnd"/>
             <w:r>
               <w:rPr>
                 <w:rFonts w:ascii="Times New Roman" w:hAnsi="Times New Roman" w:cs="Times New Roman"/>
@@ -9715,6 +10263,7 @@
                 <w:rFonts w:ascii="Times New Roman" w:hAnsi="Times New Roman" w:cs="Times New Roman"/>
               </w:rPr>
             </w:pPr>
+            <w:proofErr w:type="spellStart"/>
             <w:r>
               <w:rPr>
                 <w:rStyle w:val="VerbatimChar"/>
@@ -9723,6 +10272,7 @@
               </w:rPr>
               <w:t>FAI_TO_Pb</w:t>
             </w:r>
+            <w:proofErr w:type="spellEnd"/>
           </w:p>
         </w:tc>
         <w:tc>
@@ -9819,11 +10369,19 @@
                 <w:rFonts w:ascii="Times New Roman" w:hAnsi="Times New Roman" w:cs="Times New Roman"/>
               </w:rPr>
             </w:pPr>
-            <w:r>
-              <w:rPr>
-                <w:rFonts w:ascii="Times New Roman" w:hAnsi="Times New Roman" w:cs="Times New Roman"/>
-              </w:rPr>
-              <w:t>Formamidinium iodide fraction enriches iodide character and lowers the effective gap—consistent with red-shifted quasi-2D PL/EL when iodide dominates.</w:t>
+            <w:proofErr w:type="spellStart"/>
+            <w:r>
+              <w:rPr>
+                <w:rFonts w:ascii="Times New Roman" w:hAnsi="Times New Roman" w:cs="Times New Roman"/>
+              </w:rPr>
+              <w:t>Formamidinium</w:t>
+            </w:r>
+            <w:proofErr w:type="spellEnd"/>
+            <w:r>
+              <w:rPr>
+                <w:rFonts w:ascii="Times New Roman" w:hAnsi="Times New Roman" w:cs="Times New Roman"/>
+              </w:rPr>
+              <w:t xml:space="preserve"> iodide fraction enriches iodide character and lowers the effective gap—consistent with red-shifted quasi-2D PL/EL when iodide dominates.</w:t>
             </w:r>
           </w:p>
         </w:tc>
@@ -9859,6 +10417,7 @@
                 <w:rFonts w:ascii="Times New Roman" w:hAnsi="Times New Roman" w:cs="Times New Roman"/>
               </w:rPr>
             </w:pPr>
+            <w:proofErr w:type="spellStart"/>
             <w:r>
               <w:rPr>
                 <w:rStyle w:val="VerbatimChar"/>
@@ -9867,6 +10426,7 @@
               </w:rPr>
               <w:t>FABr_TO_Pb</w:t>
             </w:r>
+            <w:proofErr w:type="spellEnd"/>
           </w:p>
         </w:tc>
         <w:tc>
@@ -9967,7 +10527,23 @@
               <w:rPr>
                 <w:rFonts w:ascii="Times New Roman" w:hAnsi="Times New Roman" w:cs="Times New Roman"/>
               </w:rPr>
-              <w:t xml:space="preserve">FA bromide pathway competes with high-gap chloride/bromide routes; higher FA:Pb (Br) correlates with lower predicted </w:t>
+              <w:t xml:space="preserve">FA bromide pathway competes with high-gap chloride/bromide routes; higher </w:t>
+            </w:r>
+            <w:proofErr w:type="spellStart"/>
+            <w:proofErr w:type="gramStart"/>
+            <w:r>
+              <w:rPr>
+                <w:rFonts w:ascii="Times New Roman" w:hAnsi="Times New Roman" w:cs="Times New Roman"/>
+              </w:rPr>
+              <w:t>FA:Pb</w:t>
+            </w:r>
+            <w:proofErr w:type="spellEnd"/>
+            <w:proofErr w:type="gramEnd"/>
+            <w:r>
+              <w:rPr>
+                <w:rFonts w:ascii="Times New Roman" w:hAnsi="Times New Roman" w:cs="Times New Roman"/>
+              </w:rPr>
+              <w:t xml:space="preserve"> (Br) correlates with lower predicted </w:t>
             </w:r>
             <w:r>
               <w:rPr>
@@ -10048,6 +10624,7 @@
                 <w:rFonts w:ascii="Times New Roman" w:hAnsi="Times New Roman" w:cs="Times New Roman"/>
               </w:rPr>
             </w:pPr>
+            <w:proofErr w:type="spellStart"/>
             <w:r>
               <w:rPr>
                 <w:rStyle w:val="VerbatimChar"/>
@@ -10056,6 +10633,7 @@
               </w:rPr>
               <w:t>CsI_TO_Pb</w:t>
             </w:r>
+            <w:proofErr w:type="spellEnd"/>
           </w:p>
         </w:tc>
         <w:tc>
@@ -10260,11 +10838,19 @@
                 <w:rFonts w:ascii="Times New Roman" w:hAnsi="Times New Roman" w:cs="Times New Roman"/>
               </w:rPr>
             </w:pPr>
-            <w:r>
-              <w:rPr>
-                <w:rFonts w:ascii="Times New Roman" w:hAnsi="Times New Roman" w:cs="Times New Roman"/>
-              </w:rPr>
-              <w:t xml:space="preserve">hypsochromic shift </w:t>
+            <w:proofErr w:type="spellStart"/>
+            <w:r>
+              <w:rPr>
+                <w:rFonts w:ascii="Times New Roman" w:hAnsi="Times New Roman" w:cs="Times New Roman"/>
+              </w:rPr>
+              <w:t>hypsochromic</w:t>
+            </w:r>
+            <w:proofErr w:type="spellEnd"/>
+            <w:r>
+              <w:rPr>
+                <w:rFonts w:ascii="Times New Roman" w:hAnsi="Times New Roman" w:cs="Times New Roman"/>
+              </w:rPr>
+              <w:t xml:space="preserve"> shift </w:t>
             </w:r>
             <w:r>
               <w:rPr>
@@ -10345,6 +10931,7 @@
               <w:rPr>
                 <w:rFonts w:ascii="Times New Roman" w:hAnsi="Times New Roman" w:cs="Times New Roman"/>
               </w:rPr>
+              <w:lastRenderedPageBreak/>
               <w:t>7</w:t>
             </w:r>
           </w:p>
@@ -10468,14 +11055,21 @@
               <w:rPr>
                 <w:rFonts w:ascii="Times New Roman" w:hAnsi="Times New Roman" w:cs="Times New Roman"/>
               </w:rPr>
-              <w:t xml:space="preserve">Primary-spacer VSA by electrotopological state—proxy for heteroatom-rich headgroups that alter hydrogen bonding and </w:t>
-            </w:r>
-            <w:r>
-              <w:rPr>
-                <w:rFonts w:ascii="Times New Roman" w:hAnsi="Times New Roman" w:cs="Times New Roman"/>
-              </w:rPr>
-              <w:lastRenderedPageBreak/>
-              <w:t>interlayer spacing at the interface.</w:t>
+              <w:t xml:space="preserve">Primary-spacer VSA by </w:t>
+            </w:r>
+            <w:proofErr w:type="spellStart"/>
+            <w:r>
+              <w:rPr>
+                <w:rFonts w:ascii="Times New Roman" w:hAnsi="Times New Roman" w:cs="Times New Roman"/>
+              </w:rPr>
+              <w:t>electrotopological</w:t>
+            </w:r>
+            <w:proofErr w:type="spellEnd"/>
+            <w:r>
+              <w:rPr>
+                <w:rFonts w:ascii="Times New Roman" w:hAnsi="Times New Roman" w:cs="Times New Roman"/>
+              </w:rPr>
+              <w:t xml:space="preserve"> state—proxy for heteroatom-rich headgroups that alter hydrogen bonding and interlayer spacing at the interface.</w:t>
             </w:r>
           </w:p>
         </w:tc>
@@ -10496,7 +11090,6 @@
               <w:rPr>
                 <w:rFonts w:ascii="Times New Roman" w:hAnsi="Times New Roman" w:cs="Times New Roman"/>
               </w:rPr>
-              <w:lastRenderedPageBreak/>
               <w:t>8</w:t>
             </w:r>
           </w:p>
@@ -10512,6 +11105,7 @@
                 <w:rFonts w:ascii="Times New Roman" w:hAnsi="Times New Roman" w:cs="Times New Roman"/>
               </w:rPr>
             </w:pPr>
+            <w:proofErr w:type="spellStart"/>
             <w:r>
               <w:rPr>
                 <w:rStyle w:val="VerbatimChar"/>
@@ -10520,6 +11114,7 @@
               </w:rPr>
               <w:t>CsBr_TO_Pb</w:t>
             </w:r>
+            <w:proofErr w:type="spellEnd"/>
           </w:p>
         </w:tc>
         <w:tc>
@@ -10590,11 +11185,19 @@
                 <w:rFonts w:ascii="Times New Roman" w:hAnsi="Times New Roman" w:cs="Times New Roman"/>
               </w:rPr>
             </w:pPr>
-            <w:r>
-              <w:rPr>
-                <w:rFonts w:ascii="Times New Roman" w:hAnsi="Times New Roman" w:cs="Times New Roman"/>
-              </w:rPr>
-              <w:t>CsBr fraction modulates A-site/halide balance; weaker monotonic trend because Cs appears with mixed halides across papers.</w:t>
+            <w:proofErr w:type="spellStart"/>
+            <w:r>
+              <w:rPr>
+                <w:rFonts w:ascii="Times New Roman" w:hAnsi="Times New Roman" w:cs="Times New Roman"/>
+              </w:rPr>
+              <w:t>CsBr</w:t>
+            </w:r>
+            <w:proofErr w:type="spellEnd"/>
+            <w:r>
+              <w:rPr>
+                <w:rFonts w:ascii="Times New Roman" w:hAnsi="Times New Roman" w:cs="Times New Roman"/>
+              </w:rPr>
+              <w:t xml:space="preserve"> fraction modulates A-site/halide balance; weaker monotonic trend because Cs appears with mixed halides across papers.</w:t>
             </w:r>
           </w:p>
         </w:tc>
@@ -10714,11 +11317,19 @@
               </w:rPr>
               <w:t xml:space="preserve">DMF vs DMSO shifts </w:t>
             </w:r>
-            <w:r>
-              <w:rPr>
-                <w:rFonts w:ascii="Times New Roman" w:hAnsi="Times New Roman" w:cs="Times New Roman"/>
-              </w:rPr>
-              <w:t xml:space="preserve">crystallisation and phase distribution; it survives selection because the </w:t>
+            <w:proofErr w:type="spellStart"/>
+            <w:r>
+              <w:rPr>
+                <w:rFonts w:ascii="Times New Roman" w:hAnsi="Times New Roman" w:cs="Times New Roman"/>
+              </w:rPr>
+              <w:t>crystallisation</w:t>
+            </w:r>
+            <w:proofErr w:type="spellEnd"/>
+            <w:r>
+              <w:rPr>
+                <w:rFonts w:ascii="Times New Roman" w:hAnsi="Times New Roman" w:cs="Times New Roman"/>
+              </w:rPr>
+              <w:t xml:space="preserve"> and phase distribution; it survives selection because the </w:t>
             </w:r>
             <w:r>
               <w:rPr>
@@ -10842,7 +11453,23 @@
               <w:rPr>
                 <w:rFonts w:ascii="Times New Roman" w:hAnsi="Times New Roman" w:cs="Times New Roman"/>
               </w:rPr>
-              <w:t xml:space="preserve">Nominal spacer:lead stoichiometry targets average </w:t>
+              <w:t xml:space="preserve">Nominal </w:t>
+            </w:r>
+            <w:proofErr w:type="spellStart"/>
+            <w:proofErr w:type="gramStart"/>
+            <w:r>
+              <w:rPr>
+                <w:rFonts w:ascii="Times New Roman" w:hAnsi="Times New Roman" w:cs="Times New Roman"/>
+              </w:rPr>
+              <w:t>spacer:lead</w:t>
+            </w:r>
+            <w:proofErr w:type="spellEnd"/>
+            <w:proofErr w:type="gramEnd"/>
+            <w:r>
+              <w:rPr>
+                <w:rFonts w:ascii="Times New Roman" w:hAnsi="Times New Roman" w:cs="Times New Roman"/>
+              </w:rPr>
+              <w:t xml:space="preserve"> stoichiometry targets average </w:t>
             </w:r>
             <w:r>
               <w:rPr>
@@ -10892,6 +11519,7 @@
                 <w:rFonts w:ascii="Times New Roman" w:hAnsi="Times New Roman" w:cs="Times New Roman"/>
               </w:rPr>
             </w:pPr>
+            <w:proofErr w:type="spellStart"/>
             <w:r>
               <w:rPr>
                 <w:rStyle w:val="VerbatimChar"/>
@@ -10900,6 +11528,7 @@
               </w:rPr>
               <w:t>Sec_HallKierAlpha</w:t>
             </w:r>
+            <w:proofErr w:type="spellEnd"/>
           </w:p>
         </w:tc>
         <w:tc>
@@ -11069,11 +11698,19 @@
                 <w:rFonts w:ascii="Times New Roman" w:hAnsi="Times New Roman" w:cs="Times New Roman"/>
               </w:rPr>
             </w:pPr>
-            <w:r>
-              <w:rPr>
-                <w:rFonts w:ascii="Times New Roman" w:hAnsi="Times New Roman" w:cs="Times New Roman"/>
-              </w:rPr>
-              <w:t>hypsochromic shift</w:t>
+            <w:proofErr w:type="spellStart"/>
+            <w:r>
+              <w:rPr>
+                <w:rFonts w:ascii="Times New Roman" w:hAnsi="Times New Roman" w:cs="Times New Roman"/>
+              </w:rPr>
+              <w:t>hypsochromic</w:t>
+            </w:r>
+            <w:proofErr w:type="spellEnd"/>
+            <w:r>
+              <w:rPr>
+                <w:rFonts w:ascii="Times New Roman" w:hAnsi="Times New Roman" w:cs="Times New Roman"/>
+              </w:rPr>
+              <w:t xml:space="preserve"> shift</w:t>
             </w:r>
             <w:r>
               <w:rPr>
@@ -11295,6 +11932,7 @@
           <w:b/>
           <w:bCs/>
         </w:rPr>
+        <w:lastRenderedPageBreak/>
         <w:br w:type="textWrapping" w:clear="all"/>
       </w:r>
     </w:p>
@@ -11363,7 +12001,6 @@
         <w:rPr>
           <w:rFonts w:ascii="Times New Roman" w:hAnsi="Times New Roman" w:cs="Times New Roman"/>
         </w:rPr>
-        <w:lastRenderedPageBreak/>
         <w:t xml:space="preserve">Similar to </w:t>
       </w:r>
       <w:r>
@@ -11376,7 +12013,28 @@
         <w:rPr>
           <w:rFonts w:ascii="Times New Roman" w:hAnsi="Times New Roman" w:cs="Times New Roman"/>
         </w:rPr>
-        <w:t>emission energy forecasting model development discussed above</w:t>
+        <w:t>E</w:t>
+      </w:r>
+      <w:r>
+        <w:rPr>
+          <w:rFonts w:ascii="Times New Roman" w:hAnsi="Times New Roman" w:cs="Times New Roman"/>
+          <w:i/>
+          <w:iCs/>
+          <w:vertAlign w:val="subscript"/>
+        </w:rPr>
+        <w:t>ph</w:t>
+      </w:r>
+      <w:r>
+        <w:rPr>
+          <w:rFonts w:ascii="Times New Roman" w:hAnsi="Times New Roman" w:cs="Times New Roman"/>
+        </w:rPr>
+        <w:t xml:space="preserve"> prediction </w:t>
+      </w:r>
+      <w:r>
+        <w:rPr>
+          <w:rFonts w:ascii="Times New Roman" w:hAnsi="Times New Roman" w:cs="Times New Roman"/>
+        </w:rPr>
+        <w:t>model development discussed above</w:t>
       </w:r>
       <w:r>
         <w:rPr>
@@ -11412,7 +12070,21 @@
         <w:rPr>
           <w:rFonts w:ascii="Times New Roman" w:hAnsi="Times New Roman" w:cs="Times New Roman"/>
         </w:rPr>
-        <w:t xml:space="preserve"> of the Quasi 2D PeLEDs, we prepared a curated dataset of </w:t>
+        <w:t xml:space="preserve"> of the Quasi 2D </w:t>
+      </w:r>
+      <w:proofErr w:type="spellStart"/>
+      <w:r>
+        <w:rPr>
+          <w:rFonts w:ascii="Times New Roman" w:hAnsi="Times New Roman" w:cs="Times New Roman"/>
+        </w:rPr>
+        <w:t>PeLEDs</w:t>
+      </w:r>
+      <w:proofErr w:type="spellEnd"/>
+      <w:r>
+        <w:rPr>
+          <w:rFonts w:ascii="Times New Roman" w:hAnsi="Times New Roman" w:cs="Times New Roman"/>
+        </w:rPr>
+        <w:t xml:space="preserve">, we prepared a curated dataset of </w:t>
       </w:r>
       <w:r>
         <w:rPr>
@@ -11424,7 +12096,19 @@
         <w:rPr>
           <w:rFonts w:ascii="Times New Roman" w:hAnsi="Times New Roman" w:cs="Times New Roman"/>
         </w:rPr>
-        <w:t xml:space="preserve">extracted from the available literature (dataset available on GitHub: SF_DATA_EMISSION_PEAK.xlsx, sheet EQE_CLEANED) </w:t>
+        <w:t>extracted from the available literature (dataset available on GitHub: SF_DATA_EMISSION_PEAK.xlsx, sheet EQE_CLEANED</w:t>
+      </w:r>
+      <w:r>
+        <w:rPr>
+          <w:rFonts w:ascii="Times New Roman" w:hAnsi="Times New Roman" w:cs="Times New Roman"/>
+        </w:rPr>
+        <w:t xml:space="preserve"> and dataset statistics in Table S10</w:t>
+      </w:r>
+      <w:r>
+        <w:rPr>
+          <w:rFonts w:ascii="Times New Roman" w:hAnsi="Times New Roman" w:cs="Times New Roman"/>
+        </w:rPr>
+        <w:t xml:space="preserve">) </w:t>
       </w:r>
       <w:r>
         <w:rPr>
@@ -11508,7 +12192,46 @@
         <w:rPr>
           <w:rFonts w:ascii="Times New Roman" w:hAnsi="Times New Roman" w:cs="Times New Roman"/>
         </w:rPr>
-        <w:t>workflow steps for featuring engineering used above for emission energy forecasting models, post-recursive feature elimination to 20 descriptors, and aggressive hyperparameter tuning, the best tree models achieved</w:t>
+        <w:t xml:space="preserve">workflow steps for featuring engineering used above for </w:t>
+      </w:r>
+      <w:r>
+        <w:rPr>
+          <w:rFonts w:ascii="Times New Roman" w:hAnsi="Times New Roman" w:cs="Times New Roman"/>
+        </w:rPr>
+        <w:t>E</w:t>
+      </w:r>
+      <w:r>
+        <w:rPr>
+          <w:rFonts w:ascii="Times New Roman" w:hAnsi="Times New Roman" w:cs="Times New Roman"/>
+          <w:i/>
+          <w:iCs/>
+          <w:vertAlign w:val="subscript"/>
+        </w:rPr>
+        <w:t>ph</w:t>
+      </w:r>
+      <w:r>
+        <w:rPr>
+          <w:rFonts w:ascii="Times New Roman" w:hAnsi="Times New Roman" w:cs="Times New Roman"/>
+        </w:rPr>
+        <w:t xml:space="preserve"> prediction </w:t>
+      </w:r>
+      <w:r>
+        <w:rPr>
+          <w:rFonts w:ascii="Times New Roman" w:hAnsi="Times New Roman" w:cs="Times New Roman"/>
+        </w:rPr>
+        <w:t xml:space="preserve">models, post-recursive feature elimination to 20 descriptors, and </w:t>
+      </w:r>
+      <w:r>
+        <w:rPr>
+          <w:rFonts w:ascii="Times New Roman" w:hAnsi="Times New Roman" w:cs="Times New Roman"/>
+        </w:rPr>
+        <w:t>extensive</w:t>
+      </w:r>
+      <w:r>
+        <w:rPr>
+          <w:rFonts w:ascii="Times New Roman" w:hAnsi="Times New Roman" w:cs="Times New Roman"/>
+        </w:rPr>
+        <w:t xml:space="preserve"> hyperparameter tuning, the best tree models achieved</w:t>
       </w:r>
       <w:r>
         <w:rPr>
@@ -11557,14 +12280,28 @@
         <w:rPr>
           <w:rFonts w:ascii="Times New Roman" w:hAnsi="Times New Roman" w:cs="Times New Roman"/>
         </w:rPr>
-        <w:t xml:space="preserve"> CatBoost model that treats HTL, ETL, and additive as native categorical variables</w:t>
-      </w:r>
-      <w:r>
-        <w:rPr>
-          <w:rFonts w:ascii="Times New Roman" w:hAnsi="Times New Roman" w:cs="Times New Roman"/>
-        </w:rPr>
         <w:t xml:space="preserve"> </w:t>
       </w:r>
+      <w:proofErr w:type="spellStart"/>
+      <w:r>
+        <w:rPr>
+          <w:rFonts w:ascii="Times New Roman" w:hAnsi="Times New Roman" w:cs="Times New Roman"/>
+        </w:rPr>
+        <w:t>CatBoost</w:t>
+      </w:r>
+      <w:proofErr w:type="spellEnd"/>
+      <w:r>
+        <w:rPr>
+          <w:rFonts w:ascii="Times New Roman" w:hAnsi="Times New Roman" w:cs="Times New Roman"/>
+        </w:rPr>
+        <w:t xml:space="preserve"> model that treats HTL, ETL, and additive as native categorical variables</w:t>
+      </w:r>
+      <w:r>
+        <w:rPr>
+          <w:rFonts w:ascii="Times New Roman" w:hAnsi="Times New Roman" w:cs="Times New Roman"/>
+        </w:rPr>
+        <w:t xml:space="preserve"> </w:t>
+      </w:r>
       <w:r>
         <w:rPr>
           <w:rFonts w:ascii="Times New Roman" w:hAnsi="Times New Roman" w:cs="Times New Roman"/>
@@ -11612,7 +12349,34 @@
         <w:rPr>
           <w:rFonts w:ascii="Times New Roman" w:hAnsi="Times New Roman" w:cs="Times New Roman"/>
         </w:rPr>
-        <w:t xml:space="preserve">; it explains a little more than half the variance in EQE, whereas the emission model explains about 95% of the variance in photon energy, using the same </w:t>
+        <w:t>; it explains a little more than half the variance in EQE, whereas the emission model explains about 95% of the variance in</w:t>
+      </w:r>
+      <w:r>
+        <w:rPr>
+          <w:rFonts w:ascii="Times New Roman" w:hAnsi="Times New Roman" w:cs="Times New Roman"/>
+        </w:rPr>
+        <w:t xml:space="preserve"> </w:t>
+      </w:r>
+      <w:r>
+        <w:rPr>
+          <w:rFonts w:ascii="Times New Roman" w:hAnsi="Times New Roman" w:cs="Times New Roman"/>
+        </w:rPr>
+        <w:t>E</w:t>
+      </w:r>
+      <w:r>
+        <w:rPr>
+          <w:rFonts w:ascii="Times New Roman" w:hAnsi="Times New Roman" w:cs="Times New Roman"/>
+          <w:i/>
+          <w:iCs/>
+          <w:vertAlign w:val="subscript"/>
+        </w:rPr>
+        <w:t>ph</w:t>
+      </w:r>
+      <w:r>
+        <w:rPr>
+          <w:rFonts w:ascii="Times New Roman" w:hAnsi="Times New Roman" w:cs="Times New Roman"/>
+        </w:rPr>
+        <w:t xml:space="preserve">, using the same </w:t>
       </w:r>
       <w:r>
         <w:rPr>
@@ -11642,13 +12406,53 @@
         <w:rPr>
           <w:rFonts w:ascii="Times New Roman" w:hAnsi="Times New Roman" w:cs="Times New Roman"/>
         </w:rPr>
-        <w:t xml:space="preserve">After achiving the best ML for predicting </w:t>
-      </w:r>
-      <w:r>
-        <w:rPr>
-          <w:rFonts w:ascii="Times New Roman" w:hAnsi="Times New Roman" w:cs="Times New Roman"/>
-        </w:rPr>
-        <w:t xml:space="preserve">emission colour at the materials level, one might hope EQE would follow from the same tables. </w:t>
+        <w:t xml:space="preserve">After </w:t>
+      </w:r>
+      <w:proofErr w:type="spellStart"/>
+      <w:r>
+        <w:rPr>
+          <w:rFonts w:ascii="Times New Roman" w:hAnsi="Times New Roman" w:cs="Times New Roman"/>
+        </w:rPr>
+        <w:t>achiving</w:t>
+      </w:r>
+      <w:proofErr w:type="spellEnd"/>
+      <w:r>
+        <w:rPr>
+          <w:rFonts w:ascii="Times New Roman" w:hAnsi="Times New Roman" w:cs="Times New Roman"/>
+        </w:rPr>
+        <w:t xml:space="preserve"> the best ML </w:t>
+      </w:r>
+      <w:r>
+        <w:rPr>
+          <w:rFonts w:ascii="Times New Roman" w:hAnsi="Times New Roman" w:cs="Times New Roman"/>
+        </w:rPr>
+        <w:t xml:space="preserve">model </w:t>
+      </w:r>
+      <w:r>
+        <w:rPr>
+          <w:rFonts w:ascii="Times New Roman" w:hAnsi="Times New Roman" w:cs="Times New Roman"/>
+        </w:rPr>
+        <w:t xml:space="preserve">for predicting </w:t>
+      </w:r>
+      <w:r>
+        <w:rPr>
+          <w:rFonts w:ascii="Times New Roman" w:hAnsi="Times New Roman" w:cs="Times New Roman"/>
+        </w:rPr>
+        <w:t xml:space="preserve">emission </w:t>
+      </w:r>
+      <w:proofErr w:type="spellStart"/>
+      <w:r>
+        <w:rPr>
+          <w:rFonts w:ascii="Times New Roman" w:hAnsi="Times New Roman" w:cs="Times New Roman"/>
+        </w:rPr>
+        <w:t>colour</w:t>
+      </w:r>
+      <w:proofErr w:type="spellEnd"/>
+      <w:r>
+        <w:rPr>
+          <w:rFonts w:ascii="Times New Roman" w:hAnsi="Times New Roman" w:cs="Times New Roman"/>
+        </w:rPr>
+        <w:t xml:space="preserve"> at the materials level, one might hope EQE would follow from the same tables. </w:t>
       </w:r>
       <w:r>
         <w:rPr>
@@ -11672,7 +12476,21 @@
         <w:rPr>
           <w:rFonts w:ascii="Times New Roman" w:hAnsi="Times New Roman" w:cs="Times New Roman"/>
         </w:rPr>
-        <w:t xml:space="preserve">, at least not with the fields available in published PeLED </w:t>
+        <w:t xml:space="preserve">, at least not with the fields available in published </w:t>
+      </w:r>
+      <w:proofErr w:type="spellStart"/>
+      <w:r>
+        <w:rPr>
+          <w:rFonts w:ascii="Times New Roman" w:hAnsi="Times New Roman" w:cs="Times New Roman"/>
+        </w:rPr>
+        <w:t>PeLED</w:t>
+      </w:r>
+      <w:proofErr w:type="spellEnd"/>
+      <w:r>
+        <w:rPr>
+          <w:rFonts w:ascii="Times New Roman" w:hAnsi="Times New Roman" w:cs="Times New Roman"/>
+        </w:rPr>
+        <w:t xml:space="preserve"> </w:t>
       </w:r>
       <w:r>
         <w:rPr>
@@ -11796,6 +12614,7 @@
               <w:rPr>
                 <w:rFonts w:ascii="Times New Roman" w:hAnsi="Times New Roman" w:cs="Times New Roman"/>
               </w:rPr>
+              <w:lastRenderedPageBreak/>
               <w:t>Model</w:t>
             </w:r>
           </w:p>
@@ -11900,7 +12719,21 @@
               <w:rPr>
                 <w:rFonts w:ascii="Times New Roman" w:hAnsi="Times New Roman" w:cs="Times New Roman"/>
               </w:rPr>
-              <w:t>Tuned XGBoost (RFE, 20 features)</w:t>
+              <w:t xml:space="preserve">Tuned </w:t>
+            </w:r>
+            <w:proofErr w:type="spellStart"/>
+            <w:r>
+              <w:rPr>
+                <w:rFonts w:ascii="Times New Roman" w:hAnsi="Times New Roman" w:cs="Times New Roman"/>
+              </w:rPr>
+              <w:t>XGBoost</w:t>
+            </w:r>
+            <w:proofErr w:type="spellEnd"/>
+            <w:r>
+              <w:rPr>
+                <w:rFonts w:ascii="Times New Roman" w:hAnsi="Times New Roman" w:cs="Times New Roman"/>
+              </w:rPr>
+              <w:t xml:space="preserve"> (RFE, 20 features)</w:t>
             </w:r>
           </w:p>
         </w:tc>
@@ -12158,7 +12991,6 @@
               <w:rPr>
                 <w:rFonts w:ascii="Times New Roman" w:hAnsi="Times New Roman" w:cs="Times New Roman"/>
               </w:rPr>
-              <w:lastRenderedPageBreak/>
               <w:t>CatBoost (architecture features)</w:t>
             </w:r>
           </w:p>
@@ -12242,13 +13074,13 @@
         <w:rPr>
           <w:rFonts w:ascii="Times New Roman" w:hAnsi="Times New Roman" w:cs="Times New Roman"/>
         </w:rPr>
-        <w:t>It is worth mentioning that t</w:t>
-      </w:r>
-      <w:r>
-        <w:rPr>
-          <w:rFonts w:ascii="Times New Roman" w:hAnsi="Times New Roman" w:cs="Times New Roman"/>
-        </w:rPr>
-        <w:t xml:space="preserve">he gap between </w:t>
+        <w:t>The</w:t>
+      </w:r>
+      <w:r>
+        <w:rPr>
+          <w:rFonts w:ascii="Times New Roman" w:hAnsi="Times New Roman" w:cs="Times New Roman"/>
+        </w:rPr>
+        <w:t xml:space="preserve"> gap between </w:t>
       </w:r>
       <w:r>
         <w:rPr>
@@ -12328,7 +13160,21 @@
         <w:rPr>
           <w:rFonts w:ascii="Times New Roman" w:hAnsi="Times New Roman" w:cs="Times New Roman"/>
         </w:rPr>
-        <w:t xml:space="preserve">EQE couples radiative efficiency </w:t>
+        <w:t xml:space="preserve">EQE </w:t>
+      </w:r>
+      <w:proofErr w:type="gramStart"/>
+      <w:r>
+        <w:rPr>
+          <w:rFonts w:ascii="Times New Roman" w:hAnsi="Times New Roman" w:cs="Times New Roman"/>
+        </w:rPr>
+        <w:t>couples</w:t>
+      </w:r>
+      <w:proofErr w:type="gramEnd"/>
+      <w:r>
+        <w:rPr>
+          <w:rFonts w:ascii="Times New Roman" w:hAnsi="Times New Roman" w:cs="Times New Roman"/>
+        </w:rPr>
+        <w:t xml:space="preserve"> radiative efficiency </w:t>
       </w:r>
       <w:r>
         <w:rPr>
@@ -12352,7 +13198,7 @@
         <w:rPr>
           <w:rFonts w:ascii="Times New Roman" w:hAnsi="Times New Roman" w:cs="Times New Roman"/>
         </w:rPr>
-        <w:t xml:space="preserve">and the exact measurement protocol (integrated sphere calibration, pixel area, sweep direction) move EQE by several percentage points without changing the precursor stoichiometry. Different laboratories also anneal and antisolvent-quench under conditions that are described in prose but rarely </w:t>
+        <w:t xml:space="preserve">and the exact measurement protocol move EQE by several percentage points without changing the precursor stoichiometry. Different laboratories also anneal and antisolvent-quench under conditions that are described in prose but rarely </w:t>
       </w:r>
       <w:r>
         <w:rPr>
@@ -12382,7 +13228,52 @@
         <w:rPr>
           <w:rFonts w:ascii="Times New Roman" w:hAnsi="Times New Roman" w:cs="Times New Roman"/>
         </w:rPr>
-        <w:t xml:space="preserve"> PeLED performance labels </w:t>
+        <w:fldChar w:fldCharType="begin"/>
+      </w:r>
+      <w:r>
+        <w:rPr>
+          <w:rFonts w:ascii="Times New Roman" w:hAnsi="Times New Roman" w:cs="Times New Roman"/>
+        </w:rPr>
+        <w:instrText xml:space="preserve"> ADDIN EN.CITE &lt;EndNote&gt;&lt;Cite&gt;&lt;Author&gt;Zhang&lt;/Author&gt;&lt;Year&gt;2022&lt;/Year&gt;&lt;RecNum&gt;13&lt;/RecNum&gt;&lt;DisplayText&gt;[22]&lt;/DisplayText&gt;&lt;record&gt;&lt;rec-number&gt;13&lt;/rec-number&gt;&lt;foreign-keys&gt;&lt;key app="EN" db-id="w9wpew9ra2s2sqepsvavdsf2zx55zszffwae" timestamp="1779626869"&gt;13&lt;/key&gt;&lt;/foreign-keys&gt;&lt;ref-type name="Journal Article"&gt;17&lt;/ref-type&gt;&lt;contributors&gt;&lt;authors&gt;&lt;author&gt;Zhang, Liang&lt;/author&gt;&lt;author&gt;Li, Na&lt;/author&gt;&lt;author&gt;Liu, Dawei&lt;/author&gt;&lt;author&gt;Tao, Guanhong&lt;/author&gt;&lt;author&gt;Xu, Weidong&lt;/author&gt;&lt;author&gt;Li, Mengmeng&lt;/author&gt;&lt;author&gt;Chu, Ying&lt;/author&gt;&lt;author&gt;Cao, Chensi&lt;/author&gt;&lt;author&gt;Lu, Feiyue&lt;/author&gt;&lt;author&gt;Hao, Chenjie&lt;/author&gt;&lt;author&gt;Zhang, Ju&lt;/author&gt;&lt;author&gt;Cao, Yu&lt;/author&gt;&lt;author&gt;Gao, Feng&lt;/author&gt;&lt;author&gt;Wang, Nana&lt;/author&gt;&lt;author&gt;Zhu, Lin&lt;/author&gt;&lt;author&gt;Huang, Wei&lt;/author&gt;&lt;author&gt;Wang, Jianpu&lt;/author&gt;&lt;/authors&gt;&lt;/contributors&gt;&lt;titles&gt;&lt;title&gt;Deep Learning for Additive Screening in Perovskite Light-Emitting Diodes&lt;/title&gt;&lt;/titles&gt;&lt;pages&gt;e202209337&lt;/pages&gt;&lt;volume&gt;61&lt;/volume&gt;&lt;number&gt;37&lt;/number&gt;&lt;dates&gt;&lt;year&gt;2022&lt;/year&gt;&lt;/dates&gt;&lt;isbn&gt;1433-7851&lt;/isbn&gt;&lt;urls&gt;&lt;related-urls&gt;&lt;url&gt;https://onlinelibrary.wiley.com/doi/abs/10.1002/anie.202209337&lt;/url&gt;&lt;/related-urls&gt;&lt;/urls&gt;&lt;electronic-resource-num&gt;https://doi.org/10.1002/anie.202209337&lt;/electronic-resource-num&gt;&lt;/record&gt;&lt;/Cite&gt;&lt;/EndNote&gt;</w:instrText>
+      </w:r>
+      <w:r>
+        <w:rPr>
+          <w:rFonts w:ascii="Times New Roman" w:hAnsi="Times New Roman" w:cs="Times New Roman"/>
+        </w:rPr>
+        <w:fldChar w:fldCharType="separate"/>
+      </w:r>
+      <w:r>
+        <w:rPr>
+          <w:rFonts w:ascii="Times New Roman" w:hAnsi="Times New Roman" w:cs="Times New Roman"/>
+          <w:noProof/>
+        </w:rPr>
+        <w:t>[22]</w:t>
+      </w:r>
+      <w:r>
+        <w:rPr>
+          <w:rFonts w:ascii="Times New Roman" w:hAnsi="Times New Roman" w:cs="Times New Roman"/>
+        </w:rPr>
+        <w:fldChar w:fldCharType="end"/>
+      </w:r>
+      <w:r>
+        <w:rPr>
+          <w:rFonts w:ascii="Times New Roman" w:hAnsi="Times New Roman" w:cs="Times New Roman"/>
+        </w:rPr>
+        <w:t xml:space="preserve"> </w:t>
+      </w:r>
+      <w:proofErr w:type="spellStart"/>
+      <w:r>
+        <w:rPr>
+          <w:rFonts w:ascii="Times New Roman" w:hAnsi="Times New Roman" w:cs="Times New Roman"/>
+        </w:rPr>
+        <w:t>PeLED</w:t>
+      </w:r>
+      <w:proofErr w:type="spellEnd"/>
+      <w:r>
+        <w:rPr>
+          <w:rFonts w:ascii="Times New Roman" w:hAnsi="Times New Roman" w:cs="Times New Roman"/>
+        </w:rPr>
+        <w:t xml:space="preserve"> performance labels </w:t>
       </w:r>
       <w:r>
         <w:rPr>
@@ -12424,7 +13315,13 @@
         <w:rPr>
           <w:rFonts w:ascii="Times New Roman" w:hAnsi="Times New Roman" w:cs="Times New Roman"/>
         </w:rPr>
-        <w:t>is built from a single device architecture and supplemented with in-house experiments, as fabrication conditions are consistent across devices</w:t>
+        <w:t>is built from a single device architecture and supplemented with in-house experiments, as fabrication conditions are consistent across device</w:t>
+      </w:r>
+      <w:r>
+        <w:rPr>
+          <w:rFonts w:ascii="Times New Roman" w:hAnsi="Times New Roman" w:cs="Times New Roman"/>
+        </w:rPr>
+        <w:t>s</w:t>
       </w:r>
       <w:r>
         <w:rPr>
@@ -12436,38 +13333,13 @@
         <w:rPr>
           <w:rFonts w:ascii="Times New Roman" w:hAnsi="Times New Roman" w:cs="Times New Roman"/>
         </w:rPr>
-        <w:fldChar w:fldCharType="begin"/>
-      </w:r>
-      <w:r>
-        <w:rPr>
-          <w:rFonts w:ascii="Times New Roman" w:hAnsi="Times New Roman" w:cs="Times New Roman"/>
-        </w:rPr>
-        <w:instrText xml:space="preserve"> ADDIN EN.CITE &lt;EndNote&gt;&lt;Cite&gt;&lt;Author&gt;Zhang&lt;/Author&gt;&lt;Year&gt;2022&lt;/Year&gt;&lt;RecNum&gt;13&lt;/RecNum&gt;&lt;DisplayText&gt;[22]&lt;/DisplayText&gt;&lt;record&gt;&lt;rec-number&gt;13&lt;/rec-number&gt;&lt;foreign-keys&gt;&lt;key app="EN" db-id="w9wpew9ra2s2sqepsvavdsf2zx55zszffwae" timestamp="1779626869"&gt;13&lt;/key&gt;&lt;/foreign-keys&gt;&lt;ref-type name="Journal Article"&gt;17&lt;/ref-type&gt;&lt;contributors&gt;&lt;authors&gt;&lt;author&gt;Zhang, Liang&lt;/author&gt;&lt;author&gt;Li, Na&lt;/author&gt;&lt;author&gt;Liu, Dawei&lt;/author&gt;&lt;author&gt;Tao, Guanhong&lt;/author&gt;&lt;author&gt;Xu, Weidong&lt;/author&gt;&lt;author&gt;Li, Mengmeng&lt;/author&gt;&lt;author&gt;Chu, Ying&lt;/author&gt;&lt;author&gt;Cao, Chensi&lt;/author&gt;&lt;author&gt;Lu, Feiyue&lt;/author&gt;&lt;author&gt;Hao, Chenjie&lt;/author&gt;&lt;author&gt;Zhang, Ju&lt;/author&gt;&lt;author&gt;Cao, Yu&lt;/author&gt;&lt;author&gt;Gao, Feng&lt;/author&gt;&lt;author&gt;Wang, Nana&lt;/author&gt;&lt;author&gt;Zhu, Lin&lt;/author&gt;&lt;author&gt;Huang, Wei&lt;/author&gt;&lt;author&gt;Wang, Jianpu&lt;/author&gt;&lt;/authors&gt;&lt;/contributors&gt;&lt;titles&gt;&lt;title&gt;Deep Learning for Additive Screening in Perovskite Light-Emitting Diodes&lt;/title&gt;&lt;/titles&gt;&lt;pages&gt;e202209337&lt;/pages&gt;&lt;volume&gt;61&lt;/volume&gt;&lt;number&gt;37&lt;/number&gt;&lt;dates&gt;&lt;year&gt;2022&lt;/year&gt;&lt;/dates&gt;&lt;isbn&gt;1433-7851&lt;/isbn&gt;&lt;urls&gt;&lt;related-urls&gt;&lt;url&gt;https://onlinelibrary.wiley.com/doi/abs/10.1002/anie.202209337&lt;/url&gt;&lt;/related-urls&gt;&lt;/urls&gt;&lt;electronic-resource-num&gt;https://doi.org/10.1002/anie.202209337&lt;/electronic-resource-num&gt;&lt;/record&gt;&lt;/Cite&gt;&lt;/EndNote&gt;</w:instrText>
-      </w:r>
-      <w:r>
-        <w:rPr>
-          <w:rFonts w:ascii="Times New Roman" w:hAnsi="Times New Roman" w:cs="Times New Roman"/>
-        </w:rPr>
-        <w:fldChar w:fldCharType="separate"/>
-      </w:r>
-      <w:r>
-        <w:rPr>
-          <w:rFonts w:ascii="Times New Roman" w:hAnsi="Times New Roman" w:cs="Times New Roman"/>
-          <w:noProof/>
-        </w:rPr>
-        <w:t>[22]</w:t>
-      </w:r>
-      <w:r>
-        <w:rPr>
-          <w:rFonts w:ascii="Times New Roman" w:hAnsi="Times New Roman" w:cs="Times New Roman"/>
-        </w:rPr>
-        <w:fldChar w:fldCharType="end"/>
-      </w:r>
-      <w:r>
-        <w:rPr>
-          <w:rFonts w:ascii="Times New Roman" w:hAnsi="Times New Roman" w:cs="Times New Roman"/>
-        </w:rPr>
-        <w:t xml:space="preserve"> This infers that</w:t>
+        <w:t xml:space="preserve"> </w:t>
+      </w:r>
+      <w:r>
+        <w:rPr>
+          <w:rFonts w:ascii="Times New Roman" w:hAnsi="Times New Roman" w:cs="Times New Roman"/>
+        </w:rPr>
+        <w:t>This infers that</w:t>
       </w:r>
       <w:r>
         <w:rPr>
@@ -12663,7 +13535,21 @@
         <w:rPr>
           <w:rFonts w:ascii="Times New Roman" w:hAnsi="Times New Roman" w:cs="Times New Roman"/>
         </w:rPr>
-        <w:t xml:space="preserve"> performed an initial cleanup using snowflake and pandas dataframe function</w:t>
+        <w:t xml:space="preserve"> performed an initial cleanup using snowflake and pandas </w:t>
+      </w:r>
+      <w:proofErr w:type="spellStart"/>
+      <w:r>
+        <w:rPr>
+          <w:rFonts w:ascii="Times New Roman" w:hAnsi="Times New Roman" w:cs="Times New Roman"/>
+        </w:rPr>
+        <w:t>dataframe</w:t>
+      </w:r>
+      <w:proofErr w:type="spellEnd"/>
+      <w:r>
+        <w:rPr>
+          <w:rFonts w:ascii="Times New Roman" w:hAnsi="Times New Roman" w:cs="Times New Roman"/>
+        </w:rPr>
+        <w:t xml:space="preserve"> function</w:t>
       </w:r>
       <w:r>
         <w:rPr>
@@ -12742,12 +13628,14 @@
         </w:rPr>
         <w:t xml:space="preserve"> </w:t>
       </w:r>
+      <w:proofErr w:type="spellStart"/>
       <w:r>
         <w:rPr>
           <w:rFonts w:ascii="Times New Roman" w:hAnsi="Times New Roman" w:cs="Times New Roman"/>
         </w:rPr>
         <w:t>utilising</w:t>
       </w:r>
+      <w:proofErr w:type="spellEnd"/>
       <w:r>
         <w:rPr>
           <w:rFonts w:ascii="Times New Roman" w:hAnsi="Times New Roman" w:cs="Times New Roman"/>
@@ -12790,12 +13678,14 @@
         </w:rPr>
         <w:t xml:space="preserve"> a higher-dimensional thirty-one-variable RFECV feature selection routine on held-out test records. For the </w:t>
       </w:r>
+      <w:proofErr w:type="spellStart"/>
       <w:r>
         <w:rPr>
           <w:rFonts w:ascii="Times New Roman" w:hAnsi="Times New Roman" w:cs="Times New Roman"/>
         </w:rPr>
         <w:t>optimised</w:t>
       </w:r>
+      <w:proofErr w:type="spellEnd"/>
       <w:r>
         <w:rPr>
           <w:rFonts w:ascii="Times New Roman" w:hAnsi="Times New Roman" w:cs="Times New Roman"/>
@@ -13149,16 +14039,24 @@
           <w:bCs w:val="0"/>
         </w:rPr>
       </w:pPr>
+      <w:proofErr w:type="spellStart"/>
       <w:r>
         <w:rPr>
           <w:lang w:val="en-IN"/>
         </w:rPr>
-        <w:t>Ranadeep Raj Sumukam</w:t>
-      </w:r>
+        <w:t>Ranadeep</w:t>
+      </w:r>
+      <w:proofErr w:type="spellEnd"/>
       <w:r>
         <w:rPr>
           <w:lang w:val="en-IN"/>
         </w:rPr>
+        <w:t xml:space="preserve"> Raj Sumukam</w:t>
+      </w:r>
+      <w:r>
+        <w:rPr>
+          <w:lang w:val="en-IN"/>
+        </w:rPr>
         <w:t xml:space="preserve">: </w:t>
       </w:r>
       <w:r>
@@ -13210,7 +14108,15 @@
         <w:t xml:space="preserve">. </w:t>
       </w:r>
       <w:r>
-        <w:t> Murali Banavoth: funding, supervision, project administration</w:t>
+        <w:t xml:space="preserve"> Murali </w:t>
+      </w:r>
+      <w:proofErr w:type="spellStart"/>
+      <w:r>
+        <w:t>Banavoth</w:t>
+      </w:r>
+      <w:proofErr w:type="spellEnd"/>
+      <w:r>
+        <w:t>: funding, supervision, project administration</w:t>
       </w:r>
       <w:r>
         <w:t xml:space="preserve">, </w:t>
@@ -14167,6 +15073,74 @@
       </w:r>
       <w:bookmarkEnd w:id="0"/>
       <w:bookmarkEnd w:id="12"/>
+      <w:r>
+        <w:rPr>
+          <w:rFonts w:ascii="Times New Roman" w:hAnsi="Times New Roman" w:cs="Times New Roman"/>
+        </w:rPr>
+        <w:t xml:space="preserve"> </w:t>
+      </w:r>
+      <w:r>
+        <w:rPr>
+          <w:rFonts w:ascii="Times New Roman" w:hAnsi="Times New Roman" w:cs="Times New Roman"/>
+        </w:rPr>
+        <w:t xml:space="preserve">These insights establish that chemically lean ML models are trustworthy for </w:t>
+      </w:r>
+      <w:r>
+        <w:rPr>
+          <w:rFonts w:ascii="Times New Roman" w:hAnsi="Times New Roman" w:cs="Times New Roman"/>
+        </w:rPr>
+        <w:t>predicting intrinsic material properties (emission energy)</w:t>
+      </w:r>
+      <w:r>
+        <w:rPr>
+          <w:rFonts w:ascii="Times New Roman" w:hAnsi="Times New Roman" w:cs="Times New Roman"/>
+        </w:rPr>
+        <w:t>,</w:t>
+      </w:r>
+      <w:r>
+        <w:rPr>
+          <w:rFonts w:ascii="Times New Roman" w:hAnsi="Times New Roman" w:cs="Times New Roman"/>
+        </w:rPr>
+        <w:t xml:space="preserve"> but device-based </w:t>
+      </w:r>
+      <w:r>
+        <w:rPr>
+          <w:rFonts w:ascii="Times New Roman" w:hAnsi="Times New Roman" w:cs="Times New Roman"/>
+        </w:rPr>
+        <w:t xml:space="preserve">metrics such as EQE remain fundamentally unlearnable across heterogeneous literature sources without strictly </w:t>
+      </w:r>
+      <w:proofErr w:type="spellStart"/>
+      <w:r>
+        <w:rPr>
+          <w:rFonts w:ascii="Times New Roman" w:hAnsi="Times New Roman" w:cs="Times New Roman"/>
+        </w:rPr>
+        <w:t>standardised</w:t>
+      </w:r>
+      <w:proofErr w:type="spellEnd"/>
+      <w:r>
+        <w:rPr>
+          <w:rFonts w:ascii="Times New Roman" w:hAnsi="Times New Roman" w:cs="Times New Roman"/>
+        </w:rPr>
+        <w:t xml:space="preserve"> </w:t>
+      </w:r>
+      <w:r>
+        <w:rPr>
+          <w:rFonts w:ascii="Times New Roman" w:hAnsi="Times New Roman" w:cs="Times New Roman"/>
+        </w:rPr>
+        <w:t>fabrication</w:t>
+      </w:r>
+      <w:r>
+        <w:rPr>
+          <w:rFonts w:ascii="Times New Roman" w:hAnsi="Times New Roman" w:cs="Times New Roman"/>
+        </w:rPr>
+        <w:t xml:space="preserve"> and testing </w:t>
+      </w:r>
+      <w:r>
+        <w:rPr>
+          <w:rFonts w:ascii="Times New Roman" w:hAnsi="Times New Roman" w:cs="Times New Roman"/>
+        </w:rPr>
+        <w:t>conditions.</w:t>
+      </w:r>
     </w:p>
     <w:sectPr>
       <w:footerReference w:type="default" r:id="rId14"/>

--- a/manuscript/MAIN_Manuscript_1 (AutoRecovered).docx
+++ b/manuscript/MAIN_Manuscript_1 (AutoRecovered).docx
@@ -6161,6 +6161,26 @@
         </w:rPr>
         <w:t>.</w:t>
       </w:r>
+      <w:r>
+        <w:rPr>
+          <w:rFonts w:ascii="Times New Roman" w:hAnsi="Times New Roman" w:cs="Times New Roman"/>
+        </w:rPr>
+        <w:t xml:space="preserve"> All the </w:t>
+      </w:r>
+      <w:proofErr w:type="gramStart"/>
+      <w:r>
+        <w:rPr>
+          <w:rFonts w:ascii="Times New Roman" w:hAnsi="Times New Roman" w:cs="Times New Roman"/>
+        </w:rPr>
+        <w:t>models</w:t>
+      </w:r>
+      <w:proofErr w:type="gramEnd"/>
+      <w:r>
+        <w:rPr>
+          <w:rFonts w:ascii="Times New Roman" w:hAnsi="Times New Roman" w:cs="Times New Roman"/>
+        </w:rPr>
+        <w:t xml:space="preserve"> summaries and the SHAP analysis of the models are available in the supporting information.</w:t>
+      </w:r>
     </w:p>
     <w:p>
       <w:pPr>
@@ -7251,6 +7271,7 @@
               <w:rPr>
                 <w:rFonts w:ascii="Times New Roman" w:hAnsi="Times New Roman" w:cs="Times New Roman"/>
               </w:rPr>
+              <w:lastRenderedPageBreak/>
               <w:t>RFECV</w:t>
             </w:r>
           </w:p>
@@ -7507,7 +7528,6 @@
               <w:rPr>
                 <w:rFonts w:ascii="Times New Roman" w:hAnsi="Times New Roman" w:cs="Times New Roman"/>
               </w:rPr>
-              <w:lastRenderedPageBreak/>
               <w:t>RFECV</w:t>
             </w:r>
           </w:p>
@@ -8337,6 +8357,7 @@
         <w:rPr>
           <w:rFonts w:ascii="Times New Roman" w:hAnsi="Times New Roman" w:cs="Times New Roman"/>
         </w:rPr>
+        <w:lastRenderedPageBreak/>
         <w:t>it learn</w:t>
       </w:r>
       <w:r>
@@ -8387,14 +8408,7 @@
         <w:rPr>
           <w:rFonts w:ascii="Times New Roman" w:hAnsi="Times New Roman" w:cs="Times New Roman"/>
         </w:rPr>
-        <w:t xml:space="preserve"> kinetics, </w:t>
-      </w:r>
-      <w:r>
-        <w:rPr>
-          <w:rFonts w:ascii="Times New Roman" w:hAnsi="Times New Roman" w:cs="Times New Roman"/>
-        </w:rPr>
-        <w:lastRenderedPageBreak/>
-        <w:t xml:space="preserve">which in turn changes </w:t>
+        <w:t xml:space="preserve"> kinetics, which in turn changes </w:t>
       </w:r>
       <w:proofErr w:type="spellStart"/>
       <w:r>
@@ -9151,7 +9165,14 @@
         <w:rPr>
           <w:rFonts w:ascii="Times New Roman" w:hAnsi="Times New Roman" w:cs="Times New Roman"/>
         </w:rPr>
-        <w:t xml:space="preserve"> (</w:t>
+        <w:t xml:space="preserve"> </w:t>
+      </w:r>
+      <w:r>
+        <w:rPr>
+          <w:rFonts w:ascii="Times New Roman" w:hAnsi="Times New Roman" w:cs="Times New Roman"/>
+        </w:rPr>
+        <w:lastRenderedPageBreak/>
+        <w:t>(</w:t>
       </w:r>
       <w:r>
         <w:rPr>
@@ -9271,7 +9292,6 @@
         <w:rPr>
           <w:rFonts w:ascii="Times New Roman" w:hAnsi="Times New Roman" w:cs="Times New Roman"/>
         </w:rPr>
-        <w:lastRenderedPageBreak/>
         <w:t>samples</w:t>
       </w:r>
       <w:r>
@@ -9510,13 +9530,51 @@
         <w:rPr>
           <w:rFonts w:ascii="Times New Roman" w:hAnsi="Times New Roman" w:cs="Times New Roman"/>
         </w:rPr>
-        <w:t xml:space="preserve"> SHAP for the SVR model</w:t>
-      </w:r>
-      <w:r>
-        <w:rPr>
-          <w:rFonts w:ascii="Times New Roman" w:hAnsi="Times New Roman" w:cs="Times New Roman"/>
-        </w:rPr>
-        <w:t xml:space="preserve"> (</w:t>
+        <w:t xml:space="preserve"> SHAP for the </w:t>
+      </w:r>
+      <w:proofErr w:type="spellStart"/>
+      <w:r>
+        <w:rPr>
+          <w:rFonts w:ascii="Times New Roman" w:hAnsi="Times New Roman" w:cs="Times New Roman"/>
+        </w:rPr>
+        <w:t>select_from_model</w:t>
+      </w:r>
+      <w:proofErr w:type="spellEnd"/>
+      <w:r>
+        <w:rPr>
+          <w:rFonts w:ascii="Times New Roman" w:hAnsi="Times New Roman" w:cs="Times New Roman"/>
+        </w:rPr>
+        <w:t xml:space="preserve"> </w:t>
+      </w:r>
+      <w:r>
+        <w:rPr>
+          <w:rFonts w:ascii="Times New Roman" w:hAnsi="Times New Roman" w:cs="Times New Roman"/>
+        </w:rPr>
+        <w:t xml:space="preserve">+ </w:t>
+      </w:r>
+      <w:r>
+        <w:rPr>
+          <w:rFonts w:ascii="Times New Roman" w:hAnsi="Times New Roman" w:cs="Times New Roman"/>
+        </w:rPr>
+        <w:t>SVR model</w:t>
+      </w:r>
+      <w:r>
+        <w:rPr>
+          <w:rFonts w:ascii="Times New Roman" w:hAnsi="Times New Roman" w:cs="Times New Roman"/>
+        </w:rPr>
+        <w:t xml:space="preserve"> </w:t>
+      </w:r>
+      <w:r>
+        <w:rPr>
+          <w:rFonts w:ascii="Times New Roman" w:hAnsi="Times New Roman" w:cs="Times New Roman"/>
+        </w:rPr>
+        <w:t xml:space="preserve">- </w:t>
+      </w:r>
+      <w:r>
+        <w:rPr>
+          <w:rFonts w:ascii="Times New Roman" w:hAnsi="Times New Roman" w:cs="Times New Roman"/>
+        </w:rPr>
+        <w:t>(</w:t>
       </w:r>
       <w:r>
         <w:rPr>
@@ -11603,7 +11661,31 @@
               <w:rPr>
                 <w:rFonts w:ascii="Times New Roman" w:hAnsi="Times New Roman" w:cs="Times New Roman"/>
               </w:rPr>
-              <w:t>Secondary-spacer flexibility/topology (mixed-spacer rows); perturbs interlayer spacing and local dielectric environment.</w:t>
+              <w:t>Secondary</w:t>
+            </w:r>
+            <w:r>
+              <w:rPr>
+                <w:rFonts w:ascii="Times New Roman" w:hAnsi="Times New Roman" w:cs="Times New Roman"/>
+              </w:rPr>
+              <w:t xml:space="preserve"> </w:t>
+            </w:r>
+            <w:r>
+              <w:rPr>
+                <w:rFonts w:ascii="Times New Roman" w:hAnsi="Times New Roman" w:cs="Times New Roman"/>
+              </w:rPr>
+              <w:t>spacer flexibility/topology (mixed</w:t>
+            </w:r>
+            <w:r>
+              <w:rPr>
+                <w:rFonts w:ascii="Times New Roman" w:hAnsi="Times New Roman" w:cs="Times New Roman"/>
+              </w:rPr>
+              <w:t xml:space="preserve"> s</w:t>
+            </w:r>
+            <w:r>
+              <w:rPr>
+                <w:rFonts w:ascii="Times New Roman" w:hAnsi="Times New Roman" w:cs="Times New Roman"/>
+              </w:rPr>
+              <w:t>pacer rows); perturbs interlayer spacing and local dielectric environment.</w:t>
             </w:r>
           </w:p>
         </w:tc>
@@ -11791,7 +11873,19 @@
               <w:rPr>
                 <w:rFonts w:ascii="Times New Roman" w:hAnsi="Times New Roman" w:cs="Times New Roman"/>
               </w:rPr>
-              <w:t xml:space="preserve"> because fewer entries use chloride-primary recipes.</w:t>
+              <w:t xml:space="preserve"> because fewer entries use chloride</w:t>
+            </w:r>
+            <w:r>
+              <w:rPr>
+                <w:rFonts w:ascii="Times New Roman" w:hAnsi="Times New Roman" w:cs="Times New Roman"/>
+              </w:rPr>
+              <w:t xml:space="preserve"> in </w:t>
+            </w:r>
+            <w:r>
+              <w:rPr>
+                <w:rFonts w:ascii="Times New Roman" w:hAnsi="Times New Roman" w:cs="Times New Roman"/>
+              </w:rPr>
+              <w:t>primary recipes.</w:t>
             </w:r>
           </w:p>
         </w:tc>
@@ -11909,7 +12003,31 @@
               <w:rPr>
                 <w:rFonts w:ascii="Times New Roman" w:hAnsi="Times New Roman" w:cs="Times New Roman"/>
               </w:rPr>
-              <w:t>Partial-charge-weighted VSA on the secondary ligand; fine-tunes mixed-spacer systems.</w:t>
+              <w:t>Partial-charge-weighted VSA on the secondary ligand; fine</w:t>
+            </w:r>
+            <w:r>
+              <w:rPr>
+                <w:rFonts w:ascii="Times New Roman" w:hAnsi="Times New Roman" w:cs="Times New Roman"/>
+              </w:rPr>
+              <w:t xml:space="preserve"> </w:t>
+            </w:r>
+            <w:r>
+              <w:rPr>
+                <w:rFonts w:ascii="Times New Roman" w:hAnsi="Times New Roman" w:cs="Times New Roman"/>
+              </w:rPr>
+              <w:t>tunes mixed</w:t>
+            </w:r>
+            <w:r>
+              <w:rPr>
+                <w:rFonts w:ascii="Times New Roman" w:hAnsi="Times New Roman" w:cs="Times New Roman"/>
+              </w:rPr>
+              <w:t xml:space="preserve"> </w:t>
+            </w:r>
+            <w:r>
+              <w:rPr>
+                <w:rFonts w:ascii="Times New Roman" w:hAnsi="Times New Roman" w:cs="Times New Roman"/>
+              </w:rPr>
+              <w:t>spacer systems.</w:t>
             </w:r>
           </w:p>
         </w:tc>
@@ -13834,8 +13952,10 @@
       <w:pPr>
         <w:pStyle w:val="FirstParagraph"/>
         <w:spacing w:line="480" w:lineRule="auto"/>
-        <w:ind w:firstLine="720"/>
         <w:jc w:val="both"/>
+        <w:rPr>
+          <w:rFonts w:ascii="Times New Roman" w:hAnsi="Times New Roman" w:cs="Times New Roman"/>
+        </w:rPr>
       </w:pPr>
       <w:r>
         <w:rPr>
@@ -13928,11 +14048,96 @@
         </w:rPr>
         <w:t>, which may vary from one laboratory report to another with the same set of recipes and device architectures.</w:t>
       </w:r>
-    </w:p>
-    <w:p>
-      <w:pPr>
-        <w:pStyle w:val="BodyText"/>
-      </w:pPr>
+      <w:r>
+        <w:rPr>
+          <w:rFonts w:ascii="Times New Roman" w:hAnsi="Times New Roman" w:cs="Times New Roman"/>
+        </w:rPr>
+        <w:t xml:space="preserve"> </w:t>
+      </w:r>
+      <w:r>
+        <w:rPr>
+          <w:rFonts w:ascii="Times New Roman" w:hAnsi="Times New Roman" w:cs="Times New Roman"/>
+        </w:rPr>
+        <w:t xml:space="preserve">These insights establish that chemically lean ML models are trustworthy for </w:t>
+      </w:r>
+      <w:r>
+        <w:rPr>
+          <w:rFonts w:ascii="Times New Roman" w:hAnsi="Times New Roman" w:cs="Times New Roman"/>
+        </w:rPr>
+        <w:lastRenderedPageBreak/>
+        <w:t>predicting intrinsic material properties (</w:t>
+      </w:r>
+      <w:r>
+        <w:rPr>
+          <w:rFonts w:ascii="Times New Roman" w:hAnsi="Times New Roman" w:cs="Times New Roman"/>
+        </w:rPr>
+        <w:t>E</w:t>
+      </w:r>
+      <w:r>
+        <w:rPr>
+          <w:rFonts w:ascii="Times New Roman" w:hAnsi="Times New Roman" w:cs="Times New Roman"/>
+          <w:i/>
+          <w:iCs/>
+          <w:vertAlign w:val="subscript"/>
+        </w:rPr>
+        <w:t>ph</w:t>
+      </w:r>
+      <w:r>
+        <w:rPr>
+          <w:rFonts w:ascii="Times New Roman" w:hAnsi="Times New Roman" w:cs="Times New Roman"/>
+        </w:rPr>
+        <w:t>)</w:t>
+      </w:r>
+      <w:r>
+        <w:rPr>
+          <w:rFonts w:ascii="Times New Roman" w:hAnsi="Times New Roman" w:cs="Times New Roman"/>
+        </w:rPr>
+        <w:t>,</w:t>
+      </w:r>
+      <w:r>
+        <w:rPr>
+          <w:rFonts w:ascii="Times New Roman" w:hAnsi="Times New Roman" w:cs="Times New Roman"/>
+        </w:rPr>
+        <w:t xml:space="preserve"> but device-based </w:t>
+      </w:r>
+      <w:r>
+        <w:rPr>
+          <w:rFonts w:ascii="Times New Roman" w:hAnsi="Times New Roman" w:cs="Times New Roman"/>
+        </w:rPr>
+        <w:t xml:space="preserve">metrics such as EQE remain fundamentally unlearnable across heterogeneous literature sources without strictly </w:t>
+      </w:r>
+      <w:proofErr w:type="spellStart"/>
+      <w:r>
+        <w:rPr>
+          <w:rFonts w:ascii="Times New Roman" w:hAnsi="Times New Roman" w:cs="Times New Roman"/>
+        </w:rPr>
+        <w:t>standardised</w:t>
+      </w:r>
+      <w:proofErr w:type="spellEnd"/>
+      <w:r>
+        <w:rPr>
+          <w:rFonts w:ascii="Times New Roman" w:hAnsi="Times New Roman" w:cs="Times New Roman"/>
+        </w:rPr>
+        <w:t xml:space="preserve"> </w:t>
+      </w:r>
+      <w:r>
+        <w:rPr>
+          <w:rFonts w:ascii="Times New Roman" w:hAnsi="Times New Roman" w:cs="Times New Roman"/>
+        </w:rPr>
+        <w:t>fabrication</w:t>
+      </w:r>
+      <w:r>
+        <w:rPr>
+          <w:rFonts w:ascii="Times New Roman" w:hAnsi="Times New Roman" w:cs="Times New Roman"/>
+        </w:rPr>
+        <w:t xml:space="preserve"> and testing </w:t>
+      </w:r>
+      <w:r>
+        <w:rPr>
+          <w:rFonts w:ascii="Times New Roman" w:hAnsi="Times New Roman" w:cs="Times New Roman"/>
+        </w:rPr>
+        <w:t>conditions.</w:t>
+      </w:r>
     </w:p>
     <w:p>
       <w:pPr>
@@ -14218,7 +14423,11 @@
         <w:t xml:space="preserve">This work was supported by the School of Chemistry, University of Hyderabad. </w:t>
       </w:r>
       <w:r>
-        <w:t>RRS acknowledges Council of Scientific and Industrial Research (CSIR) for the Senior Research Fellowship (SRF)</w:t>
+        <w:t xml:space="preserve">RRS acknowledges Council of Scientific and Industrial Research (CSIR) for the Senior Research </w:t>
+      </w:r>
+      <w:r>
+        <w:lastRenderedPageBreak/>
+        <w:t>Fellowship (SRF)</w:t>
       </w:r>
       <w:r>
         <w:t xml:space="preserve">. </w:t>
@@ -14343,7 +14552,6 @@
         <w:rPr>
           <w:rFonts w:ascii="Times New Roman" w:hAnsi="Times New Roman" w:cs="Times New Roman"/>
         </w:rPr>
-        <w:lastRenderedPageBreak/>
         <w:fldChar w:fldCharType="begin"/>
       </w:r>
       <w:r>
@@ -14839,6 +15047,7 @@
         <w:ind w:left="720" w:hanging="720"/>
       </w:pPr>
       <w:r>
+        <w:lastRenderedPageBreak/>
         <w:t>16.</w:t>
       </w:r>
       <w:r>
@@ -14903,7 +15112,6 @@
         <w:ind w:left="720" w:hanging="720"/>
       </w:pPr>
       <w:r>
-        <w:lastRenderedPageBreak/>
         <w:t>18.</w:t>
       </w:r>
       <w:r>
@@ -15073,74 +15281,6 @@
       </w:r>
       <w:bookmarkEnd w:id="0"/>
       <w:bookmarkEnd w:id="12"/>
-      <w:r>
-        <w:rPr>
-          <w:rFonts w:ascii="Times New Roman" w:hAnsi="Times New Roman" w:cs="Times New Roman"/>
-        </w:rPr>
-        <w:t xml:space="preserve"> </w:t>
-      </w:r>
-      <w:r>
-        <w:rPr>
-          <w:rFonts w:ascii="Times New Roman" w:hAnsi="Times New Roman" w:cs="Times New Roman"/>
-        </w:rPr>
-        <w:t xml:space="preserve">These insights establish that chemically lean ML models are trustworthy for </w:t>
-      </w:r>
-      <w:r>
-        <w:rPr>
-          <w:rFonts w:ascii="Times New Roman" w:hAnsi="Times New Roman" w:cs="Times New Roman"/>
-        </w:rPr>
-        <w:t>predicting intrinsic material properties (emission energy)</w:t>
-      </w:r>
-      <w:r>
-        <w:rPr>
-          <w:rFonts w:ascii="Times New Roman" w:hAnsi="Times New Roman" w:cs="Times New Roman"/>
-        </w:rPr>
-        <w:t>,</w:t>
-      </w:r>
-      <w:r>
-        <w:rPr>
-          <w:rFonts w:ascii="Times New Roman" w:hAnsi="Times New Roman" w:cs="Times New Roman"/>
-        </w:rPr>
-        <w:t xml:space="preserve"> but device-based </w:t>
-      </w:r>
-      <w:r>
-        <w:rPr>
-          <w:rFonts w:ascii="Times New Roman" w:hAnsi="Times New Roman" w:cs="Times New Roman"/>
-        </w:rPr>
-        <w:t xml:space="preserve">metrics such as EQE remain fundamentally unlearnable across heterogeneous literature sources without strictly </w:t>
-      </w:r>
-      <w:proofErr w:type="spellStart"/>
-      <w:r>
-        <w:rPr>
-          <w:rFonts w:ascii="Times New Roman" w:hAnsi="Times New Roman" w:cs="Times New Roman"/>
-        </w:rPr>
-        <w:t>standardised</w:t>
-      </w:r>
-      <w:proofErr w:type="spellEnd"/>
-      <w:r>
-        <w:rPr>
-          <w:rFonts w:ascii="Times New Roman" w:hAnsi="Times New Roman" w:cs="Times New Roman"/>
-        </w:rPr>
-        <w:t xml:space="preserve"> </w:t>
-      </w:r>
-      <w:r>
-        <w:rPr>
-          <w:rFonts w:ascii="Times New Roman" w:hAnsi="Times New Roman" w:cs="Times New Roman"/>
-        </w:rPr>
-        <w:t>fabrication</w:t>
-      </w:r>
-      <w:r>
-        <w:rPr>
-          <w:rFonts w:ascii="Times New Roman" w:hAnsi="Times New Roman" w:cs="Times New Roman"/>
-        </w:rPr>
-        <w:t xml:space="preserve"> and testing </w:t>
-      </w:r>
-      <w:r>
-        <w:rPr>
-          <w:rFonts w:ascii="Times New Roman" w:hAnsi="Times New Roman" w:cs="Times New Roman"/>
-        </w:rPr>
-        <w:t>conditions.</w:t>
-      </w:r>
     </w:p>
     <w:sectPr>
       <w:footerReference w:type="default" r:id="rId14"/>
